--- a/public/judge/Finly_Technical_Paper.docx
+++ b/public/judge/Finly_Technical_Paper.docx
@@ -14,7 +14,7 @@
           <w:color w:val="0D2B43"/>
           <w:sz w:val="46"/>
         </w:rPr>
-        <w:t>Finly: Controlled Delegation and the Separation of Market Judgment from Trading Authority</w:t>
+        <w:t>Finly: Controlled Delegation Before Capital Is at Risk</w:t>
       </w:r>
     </w:p>
     <w:p>
@@ -42,7 +42,7 @@
           <w:color w:val="68706F"/>
           <w:sz w:val="16"/>
         </w:rPr>
-        <w:t xml:space="preserve">  /  Bruce Wen · Brandeis University · bwen412@brandeis.edu  /  29 August 2026 · Evidence through 27 August 2026</w:t>
+        <w:t xml:space="preserve">  /  Bruce Wen · Brandeis University · bwen412@brandeis.edu  /  30 August 2026 · Evidence through 30 August 2026</w:t>
       </w:r>
     </w:p>
     <w:p>
@@ -66,8 +66,10 @@
     </w:p>
     <w:p>
       <w:pPr>
+        <w:keepNext w:val="0"/>
+        <w:keepLines w:val="0"/>
         <w:widowControl/>
-        <w:spacing w:after="80" w:line="247" w:lineRule="auto"/>
+        <w:spacing w:before="0" w:after="84" w:line="252" w:lineRule="auto"/>
         <w:ind w:left="259" w:right="259"/>
         <w:jc w:val="both"/>
       </w:pPr>
@@ -77,55 +79,17 @@
           <w:b w:val="0"/>
           <w:i w:val="0"/>
           <w:color w:val="263238"/>
-          <w:sz w:val="17"/>
+          <w:sz w:val="18"/>
         </w:rPr>
-        <w:t xml:space="preserve">Trading agents often collapse two questions that should be evaluated separately: whether a system can form a plausible market judgment and whether that judgment has earned authority to risk capital. Finly is organized around their separation. AI may score bounded evidence, provide a rationale, and reduce or veto a deterministic proposal. A code-owned challenge suite may remove evidence families and rerun the checks. Deterministic code retains control over direction, horizon, option structure, maximum loss, order fields, equality checks, and the final </w:t>
-      </w:r>
-      <w:r>
-        <w:rPr>
-          <w:rFonts w:ascii="Menlo" w:hAnsi="Menlo" w:eastAsia="Menlo"/>
-          <w:b w:val="0"/>
-          <w:i w:val="0"/>
-          <w:color w:val="263238"/>
-          <w:sz w:val="16"/>
-        </w:rPr>
-        <w:t>PERMIT</w:t>
-      </w:r>
-      <w:r>
-        <w:rPr>
-          <w:rFonts w:ascii="Times New Roman" w:hAnsi="Times New Roman" w:eastAsia="Times New Roman"/>
-          <w:b w:val="0"/>
-          <w:i w:val="0"/>
-          <w:color w:val="263238"/>
-          <w:sz w:val="17"/>
-        </w:rPr>
-        <w:t xml:space="preserve"> or </w:t>
-      </w:r>
-      <w:r>
-        <w:rPr>
-          <w:rFonts w:ascii="Menlo" w:hAnsi="Menlo" w:eastAsia="Menlo"/>
-          <w:b w:val="0"/>
-          <w:i w:val="0"/>
-          <w:color w:val="263238"/>
-          <w:sz w:val="16"/>
-        </w:rPr>
-        <w:t>NO_TRADE</w:t>
-      </w:r>
-      <w:r>
-        <w:rPr>
-          <w:rFonts w:ascii="Times New Roman" w:hAnsi="Times New Roman" w:eastAsia="Times New Roman"/>
-          <w:b w:val="0"/>
-          <w:i w:val="0"/>
-          <w:color w:val="263238"/>
-          <w:sz w:val="17"/>
-        </w:rPr>
-        <w:t xml:space="preserve"> decision. The project therefore advances a narrower claim than autonomous forecasting or execution: interpretive judgment can contribute to a trading workflow without controlling capital-bearing decisions.</w:t>
+        <w:t>A trading agent can fail because its market judgment is wrong. It can also fail because a plausible judgment is given more authority than the evidence warrants. Finly is built around the second problem. AI may assess a bounded evidence bundle, state reasons, and reduce or veto a deterministic proposal. It may not choose direction, horizon, option structure, maximum loss, order fields, or whether an order is permitted. Those capital-bearing decisions remain with testable code.</w:t>
       </w:r>
     </w:p>
     <w:p>
       <w:pPr>
+        <w:keepNext w:val="0"/>
+        <w:keepLines w:val="0"/>
         <w:widowControl/>
-        <w:spacing w:after="80" w:line="247" w:lineRule="auto"/>
+        <w:spacing w:before="0" w:after="84" w:line="252" w:lineRule="auto"/>
         <w:ind w:left="259" w:right="259"/>
         <w:jc w:val="both"/>
       </w:pPr>
@@ -135,9 +99,9 @@
           <w:b w:val="0"/>
           <w:i w:val="0"/>
           <w:color w:val="263238"/>
-          <w:sz w:val="17"/>
+          <w:sz w:val="18"/>
         </w:rPr>
-        <w:t>The historical record is presented as a test of that distinction rather than as proof of profitability. A descriptive candidate, G4, allocated 50% to QQQ and 50% equally among the top three sector ETFs ranked by 252-to-126-session log return, rebalanced every 21 sessions. In an adjusted-close replay from 2 January 2013 through 27 August 2026, G4 returned 967.11% in total, or 18.97% annualized, compared with SPY at 580.82% and 15.11%. Yet G4 failed promotion: its Deflated Sharpe probability was 3.75% against a 95% requirement, its worst adjusted familywise p-value was 0.3718 against 0.05, the static growth-control independence gate was unsupported, and the authenticated source-overlap gate did not pass. Seven later hash-frozen but fully retrospective challengers produced no selection. G4 is not the production policy. The frozen production book is a lower-risk SPY/BIL trend-and-volatility rule that underperformed SPY's raw return in its fixed holdout while materially reducing volatility and drawdown. Both records are now consumed, and Forward Trial 1 begins with zero observations. Finly's technical contribution is therefore a smaller, inspectable trust boundary—not a claim that either historical object predicts next month's winner.</w:t>
+        <w:t>The project tests that division against its own strongest temptation. A retrospective challenger named G4 gained 967.11% from 2013 through August 2026, versus 580.82% for SPY, but failed four promotion gates and was never adopted. The actual frozen production policy is a lower-risk SPY/BIL trend-and-volatility rule. In a 415-observation next-open replay with five basis points charged on each traded-notional leg, it gained 15.39% with a -5.45% maximum drawdown, while SPY gained 33.52%. The policy preserved a positive 10.56% return at 25 basis points per leg; a separate one-basis-point $300 shadow ended at $351.88. Finly therefore does not claim historical raw-return dominance for the deployable policy. It claims a coherent authority boundary, a friction-aware risk result, and a publicly frozen prospective protocol capable of testing the stronger economic claim without rewriting the rules afterward.</w:t>
       </w:r>
     </w:p>
     <w:p>
@@ -156,13 +120,15 @@
           <w:color w:val="0D2B43"/>
           <w:sz w:val="27"/>
         </w:rPr>
-        <w:t>1. The problem: judgment is not authority</w:t>
+        <w:t>1. Finly draws one line before trading begins</w:t>
       </w:r>
     </w:p>
     <w:p>
       <w:pPr>
+        <w:keepNext w:val="0"/>
+        <w:keepLines w:val="0"/>
         <w:widowControl/>
-        <w:spacing w:after="80" w:line="247" w:lineRule="auto"/>
+        <w:spacing w:before="0" w:after="84" w:line="252" w:lineRule="auto"/>
         <w:jc w:val="both"/>
       </w:pPr>
       <w:r>
@@ -171,15 +137,17 @@
           <w:b w:val="0"/>
           <w:i w:val="0"/>
           <w:color w:val="263238"/>
-          <w:sz w:val="17"/>
+          <w:sz w:val="18"/>
         </w:rPr>
-        <w:t>A trading system can fail in at least two different ways. It can form a poor judgment about the market, or it can grant too much authority to a judgment whose reliability has not been established. Finly focuses on the second failure mode: even if a model produces a plausible judgment, what should that judgment be allowed to control?</w:t>
+        <w:t>Most trading systems are organized around a forecast: estimate a return, convert confidence into a position, and transmit the result. Finly inserts a prior question. Which component has earned the right to decide the mechanically consequential parts of the trade?</w:t>
       </w:r>
     </w:p>
     <w:p>
       <w:pPr>
+        <w:keepNext w:val="0"/>
+        <w:keepLines w:val="0"/>
         <w:widowControl/>
-        <w:spacing w:after="80" w:line="247" w:lineRule="auto"/>
+        <w:spacing w:before="0" w:after="84" w:line="252" w:lineRule="auto"/>
         <w:jc w:val="both"/>
       </w:pPr>
       <w:r>
@@ -188,511 +156,9 @@
           <w:b w:val="0"/>
           <w:i w:val="0"/>
           <w:color w:val="263238"/>
-          <w:sz w:val="17"/>
+          <w:sz w:val="18"/>
         </w:rPr>
-        <w:t>The distinction is epistemic before it is architectural. Evidence can support a belief without warranting an action whose consequences are financially material. In trading, apparently small fields determine concrete exposure: direction, horizon, structure, maximum loss, and ultimately what may be transmitted toward a broker. The ability to interpret evidence does not itself establish authority over those fields.</w:t>
-      </w:r>
-    </w:p>
-    <w:p>
-      <w:pPr>
-        <w:widowControl/>
-        <w:spacing w:after="80" w:line="247" w:lineRule="auto"/>
-        <w:jc w:val="both"/>
-      </w:pPr>
-      <w:r>
-        <w:rPr>
-          <w:rFonts w:ascii="Times New Roman" w:hAnsi="Times New Roman" w:eastAsia="Times New Roman"/>
-          <w:b w:val="0"/>
-          <w:i w:val="0"/>
-          <w:color w:val="263238"/>
-          <w:sz w:val="17"/>
-        </w:rPr>
-        <w:t>Finly therefore separates judgment from authority. AI may score a bounded evidence bundle, explain its assessment, and reduce or veto a deterministic proposal. A code-owned challenge suite removes evidence families and reruns the checks. These functions allow the model to affect whether a proposed action survives review. They do not allow it to decide what capital-bearing action should exist. Deterministic code owns direction, horizon, option structure, maximum loss, order fields, equality checks, and the final decision.</w:t>
-      </w:r>
-    </w:p>
-    <w:p>
-      <w:pPr>
-        <w:widowControl/>
-        <w:spacing w:after="80" w:line="247" w:lineRule="auto"/>
-        <w:jc w:val="both"/>
-      </w:pPr>
-      <w:r>
-        <w:rPr>
-          <w:rFonts w:ascii="Times New Roman" w:hAnsi="Times New Roman" w:eastAsia="Times New Roman"/>
-          <w:b w:val="0"/>
-          <w:i w:val="0"/>
-          <w:color w:val="263238"/>
-          <w:sz w:val="17"/>
-        </w:rPr>
-        <w:t xml:space="preserve">This separation changes the meaning of refusal. </w:t>
-      </w:r>
-      <w:r>
-        <w:rPr>
-          <w:rFonts w:ascii="Menlo" w:hAnsi="Menlo" w:eastAsia="Menlo"/>
-          <w:b w:val="0"/>
-          <w:i w:val="0"/>
-          <w:color w:val="263238"/>
-          <w:sz w:val="16"/>
-        </w:rPr>
-        <w:t>NO_TRADE</w:t>
-      </w:r>
-      <w:r>
-        <w:rPr>
-          <w:rFonts w:ascii="Times New Roman" w:hAnsi="Times New Roman" w:eastAsia="Times New Roman"/>
-          <w:b w:val="0"/>
-          <w:i w:val="0"/>
-          <w:color w:val="263238"/>
-          <w:sz w:val="17"/>
-        </w:rPr>
-        <w:t xml:space="preserve"> is not simply what happens when the system lacks a market opinion. The system may encounter evidence that looks commercially attractive and still refuse promotion because the evidence has not earned deployment authority. The historical research creates precisely that conflict. G4 looks strong enough retrospectively that promotion is tempting. The methodological question is whether temptation is sufficient.</w:t>
-      </w:r>
-    </w:p>
-    <w:p>
-      <w:pPr>
-        <w:keepNext/>
-        <w:spacing w:before="240" w:after="120"/>
-        <w:pBdr>
-          <w:bottom w:val="single" w:sz="8" w:space="3" w:color="2E6F5C"/>
-        </w:pBdr>
-      </w:pPr>
-      <w:r>
-        <w:rPr>
-          <w:rFonts w:ascii="Arial" w:hAnsi="Arial" w:eastAsia="Arial"/>
-          <w:b/>
-          <w:i w:val="0"/>
-          <w:color w:val="0D2B43"/>
-          <w:sz w:val="27"/>
-        </w:rPr>
-        <w:t>2. Related work and the narrower claim</w:t>
-      </w:r>
-    </w:p>
-    <w:p>
-      <w:pPr>
-        <w:widowControl/>
-        <w:spacing w:after="80" w:line="247" w:lineRule="auto"/>
-        <w:jc w:val="both"/>
-      </w:pPr>
-      <w:r>
-        <w:rPr>
-          <w:rFonts w:ascii="Times New Roman" w:hAnsi="Times New Roman" w:eastAsia="Times New Roman"/>
-          <w:b w:val="0"/>
-          <w:i w:val="0"/>
-          <w:color w:val="263238"/>
-          <w:sz w:val="17"/>
-        </w:rPr>
-        <w:t>There are legitimate reasons to take systematic trend evidence seriously. Time-series momentum provides an established intellectual context for conditioning positions on historical price trends [1]. Volatility management similarly supports the proposition that exposure can be conditioned systematically on measured risk rather than narrative confidence [2]. These literatures make it unreasonable to dismiss a trend-based candidate merely because its rule is simple. Finly does not, however, claim novelty for momentum, portfolio rotation, or risk management as such.</w:t>
-      </w:r>
-    </w:p>
-    <w:p>
-      <w:pPr>
-        <w:widowControl/>
-        <w:spacing w:after="80" w:line="247" w:lineRule="auto"/>
-        <w:jc w:val="both"/>
-      </w:pPr>
-      <w:r>
-        <w:rPr>
-          <w:rFonts w:ascii="Times New Roman" w:hAnsi="Times New Roman" w:eastAsia="Times New Roman"/>
-          <w:b w:val="0"/>
-          <w:i w:val="0"/>
-          <w:color w:val="263238"/>
-          <w:sz w:val="17"/>
-        </w:rPr>
-        <w:t>The harder problem appears once a researcher searches repeatedly through historical data. A strategy discovered after extensive experimentation may look persuasive partly because the research process supplied many opportunities to find something persuasive. White's Reality Check addresses the difficulty of evaluating apparent performance after specification search [3]. The Deflated Sharpe Ratio likewise corrects confidence for selection bias, multiple testing, non-normality, and the observed variability of candidate results [4]. Finly invokes these methods as reasons to be skeptical of its own most attractive output, not as evidence that a new statistical theory has been invented.</w:t>
-      </w:r>
-    </w:p>
-    <w:p>
-      <w:pPr>
-        <w:widowControl/>
-        <w:spacing w:after="80" w:line="247" w:lineRule="auto"/>
-        <w:jc w:val="both"/>
-      </w:pPr>
-      <w:r>
-        <w:rPr>
-          <w:rFonts w:ascii="Times New Roman" w:hAnsi="Times New Roman" w:eastAsia="Times New Roman"/>
-          <w:b w:val="0"/>
-          <w:i w:val="0"/>
-          <w:color w:val="263238"/>
-          <w:sz w:val="17"/>
-        </w:rPr>
-        <w:t>Recent agent research supplies a separate context. QFinZero presents a unified financial toolchain for language-model-based trading agents [5]. TrustTrade studies human-inspired selective consensus in an LLM trading setting [6]. Both illustrate growing interest in richer reasoning and coordination around financial decisions. Neither is treated here as a verified economic baseline for Finly, and no priority claim is made. Their relevance is conceptual: once automated reasoning participates in trading, the location of the authority boundary becomes a first-order design question.</w:t>
-      </w:r>
-    </w:p>
-    <w:p>
-      <w:pPr>
-        <w:widowControl/>
-        <w:spacing w:after="80" w:line="247" w:lineRule="auto"/>
-        <w:jc w:val="both"/>
-      </w:pPr>
-      <w:r>
-        <w:rPr>
-          <w:rFonts w:ascii="Times New Roman" w:hAnsi="Times New Roman" w:eastAsia="Times New Roman"/>
-          <w:b w:val="0"/>
-          <w:i w:val="0"/>
-          <w:color w:val="263238"/>
-          <w:sz w:val="17"/>
-        </w:rPr>
-        <w:t>Finly's claim is consequently narrower than “AI can trade profitably” and narrower than “this strategy beats the market.” It asks whether interpretive judgment can be incorporated while withholding control over the fields that determine capital exposure. Its empirical work asks whether that restraint survives contact with an unusually attractive retrospective result.</w:t>
-      </w:r>
-    </w:p>
-    <w:p>
-      <w:pPr>
-        <w:keepNext/>
-        <w:spacing w:before="240" w:after="120"/>
-        <w:pBdr>
-          <w:bottom w:val="single" w:sz="8" w:space="3" w:color="2E6F5C"/>
-        </w:pBdr>
-      </w:pPr>
-      <w:r>
-        <w:rPr>
-          <w:rFonts w:ascii="Arial" w:hAnsi="Arial" w:eastAsia="Arial"/>
-          <w:b/>
-          <w:i w:val="0"/>
-          <w:color w:val="0D2B43"/>
-          <w:sz w:val="27"/>
-        </w:rPr>
-        <w:t>3. Controlled-delegation architecture</w:t>
-      </w:r>
-    </w:p>
-    <w:p>
-      <w:pPr>
-        <w:widowControl/>
-        <w:spacing w:after="80" w:line="247" w:lineRule="auto"/>
-        <w:jc w:val="both"/>
-      </w:pPr>
-      <w:r>
-        <w:rPr>
-          <w:rFonts w:ascii="Times New Roman" w:hAnsi="Times New Roman" w:eastAsia="Times New Roman"/>
-          <w:b w:val="0"/>
-          <w:i w:val="0"/>
-          <w:color w:val="263238"/>
-          <w:sz w:val="17"/>
-        </w:rPr>
-        <w:t>Finly is best understood as a division of responsibilities. Only adjusted price data enter the historical strategy. News, filings, prediction markets, congressional disclosures, and social signals remain proposed evidence sources; Finly does not count them as independent simply because they arrive through different channels. Repeated reports may share an origin, publication time may lag the event, and sensational channels may add variance rather than signal.</w:t>
-      </w:r>
-    </w:p>
-    <w:p>
-      <w:pPr>
-        <w:widowControl/>
-        <w:spacing w:after="80" w:line="247" w:lineRule="auto"/>
-        <w:jc w:val="both"/>
-      </w:pPr>
-      <w:r>
-        <w:rPr>
-          <w:rFonts w:ascii="Times New Roman" w:hAnsi="Times New Roman" w:eastAsia="Times New Roman"/>
-          <w:b w:val="0"/>
-          <w:i w:val="0"/>
-          <w:color w:val="263238"/>
-          <w:sz w:val="17"/>
-        </w:rPr>
-        <w:t>Second, AI operates inside a bounded evidentiary role. It may score supplied evidence, provide a rationale, and reduce or veto the deterministic proposal. A code-owned challenge step may remove one or more evidence families and rerun the assessment on a reduced basis. These permissions matter because a model that could only affirm a deterministic recommendation would add little meaningful judgment. Yet the output remains a typed assessment rather than an order.</w:t>
-      </w:r>
-    </w:p>
-    <w:p>
-      <w:pPr>
-        <w:widowControl/>
-        <w:spacing w:after="80" w:line="247" w:lineRule="auto"/>
-        <w:jc w:val="both"/>
-      </w:pPr>
-      <w:r>
-        <w:rPr>
-          <w:rFonts w:ascii="Times New Roman" w:hAnsi="Times New Roman" w:eastAsia="Times New Roman"/>
-          <w:b w:val="0"/>
-          <w:i w:val="0"/>
-          <w:color w:val="263238"/>
-          <w:sz w:val="17"/>
-        </w:rPr>
-        <w:t xml:space="preserve">Third, deterministic code compiles the capital-bearing intent. Direction and horizon are code-owned. So are the option structure, maximum loss, order fields, and equality checks. The model cannot substitute a different structure, enlarge the allowed loss, populate broker fields, or turn its confidence into permission. A gateway compares the code-derived intent with the echoed typed object. Any shape error, range error, stale input, mismatch, or failed gate resolves to </w:t>
-      </w:r>
-      <w:r>
-        <w:rPr>
-          <w:rFonts w:ascii="Menlo" w:hAnsi="Menlo" w:eastAsia="Menlo"/>
-          <w:b w:val="0"/>
-          <w:i w:val="0"/>
-          <w:color w:val="263238"/>
-          <w:sz w:val="16"/>
-        </w:rPr>
-        <w:t>NO_TRADE</w:t>
-      </w:r>
-      <w:r>
-        <w:rPr>
-          <w:rFonts w:ascii="Times New Roman" w:hAnsi="Times New Roman" w:eastAsia="Times New Roman"/>
-          <w:b w:val="0"/>
-          <w:i w:val="0"/>
-          <w:color w:val="263238"/>
-          <w:sz w:val="17"/>
-        </w:rPr>
-        <w:t>.</w:t>
-      </w:r>
-    </w:p>
-    <w:p>
-      <w:pPr>
-        <w:widowControl/>
-        <w:spacing w:after="80" w:line="247" w:lineRule="auto"/>
-        <w:jc w:val="both"/>
-      </w:pPr>
-      <w:r>
-        <w:rPr>
-          <w:rFonts w:ascii="Times New Roman" w:hAnsi="Times New Roman" w:eastAsia="Times New Roman"/>
-          <w:b w:val="0"/>
-          <w:i w:val="0"/>
-          <w:color w:val="263238"/>
-          <w:sz w:val="17"/>
-        </w:rPr>
-        <w:t>The strongest objection is that this architecture may remove the very discretion that makes an agent useful. Markets contain contextual information that fixed rules may represent imperfectly. If a model can distinguish relevant from irrelevant evidence, reconcile conflicting considerations, explain uncertainty, and revise its position under challenge, then allowing it to control more of the trade may appear more coherent than forcing its judgment through a deterministic boundary.</w:t>
-      </w:r>
-    </w:p>
-    <w:p>
-      <w:pPr>
-        <w:widowControl/>
-        <w:spacing w:after="80" w:line="247" w:lineRule="auto"/>
-        <w:jc w:val="both"/>
-      </w:pPr>
-      <w:r>
-        <w:rPr>
-          <w:rFonts w:ascii="Times New Roman" w:hAnsi="Times New Roman" w:eastAsia="Times New Roman"/>
-          <w:b w:val="0"/>
-          <w:i w:val="0"/>
-          <w:color w:val="263238"/>
-          <w:sz w:val="17"/>
-        </w:rPr>
-        <w:t>That objection establishes a plausible case for interpretive flexibility. It does not establish a case for execution authority. The two responsibilities have different verification properties. A rationale is an interpretive object; an order field has an exact value with an immediate operational consequence. Finly does not claim that deterministic code knows more about markets. It assigns the mechanically consequential parts of the workflow to a component whose outputs can be constrained and compared exactly. The architecture should therefore be judged as a control system: does the allocation of authority remain intact precisely when the model or the historical evidence becomes persuasive enough that relaxing it would be tempting?</w:t>
-      </w:r>
-    </w:p>
-    <w:p>
-      <w:pPr>
-        <w:keepNext/>
-        <w:spacing w:before="240" w:after="120"/>
-        <w:pBdr>
-          <w:bottom w:val="single" w:sz="8" w:space="3" w:color="2E6F5C"/>
-        </w:pBdr>
-      </w:pPr>
-      <w:r>
-        <w:rPr>
-          <w:rFonts w:ascii="Arial" w:hAnsi="Arial" w:eastAsia="Arial"/>
-          <w:b/>
-          <w:i w:val="0"/>
-          <w:color w:val="0D2B43"/>
-          <w:sz w:val="27"/>
-        </w:rPr>
-        <w:t>4. Historical protocol and candidate construction</w:t>
-      </w:r>
-    </w:p>
-    <w:p>
-      <w:pPr>
-        <w:widowControl/>
-        <w:spacing w:after="80" w:line="247" w:lineRule="auto"/>
-        <w:jc w:val="both"/>
-      </w:pPr>
-      <w:r>
-        <w:rPr>
-          <w:rFonts w:ascii="Times New Roman" w:hAnsi="Times New Roman" w:eastAsia="Times New Roman"/>
-          <w:b w:val="0"/>
-          <w:i w:val="0"/>
-          <w:color w:val="263238"/>
-          <w:sz w:val="17"/>
-        </w:rPr>
-        <w:t xml:space="preserve">G4 supplies that test. Let </w:t>
-      </w:r>
-      <w:r>
-        <w:rPr>
-          <w:rFonts w:ascii="Menlo" w:hAnsi="Menlo" w:eastAsia="Menlo"/>
-          <w:b w:val="0"/>
-          <w:i w:val="0"/>
-          <w:color w:val="263238"/>
-          <w:sz w:val="16"/>
-        </w:rPr>
-        <w:t>P(i,t)</w:t>
-      </w:r>
-      <w:r>
-        <w:rPr>
-          <w:rFonts w:ascii="Times New Roman" w:hAnsi="Times New Roman" w:eastAsia="Times New Roman"/>
-          <w:b w:val="0"/>
-          <w:i w:val="0"/>
-          <w:color w:val="263238"/>
-          <w:sz w:val="17"/>
-        </w:rPr>
-        <w:t xml:space="preserve"> be the adjusted close of sector ETF </w:t>
-      </w:r>
-      <w:r>
-        <w:rPr>
-          <w:rFonts w:ascii="Menlo" w:hAnsi="Menlo" w:eastAsia="Menlo"/>
-          <w:b w:val="0"/>
-          <w:i w:val="0"/>
-          <w:color w:val="263238"/>
-          <w:sz w:val="16"/>
-        </w:rPr>
-        <w:t>i</w:t>
-      </w:r>
-      <w:r>
-        <w:rPr>
-          <w:rFonts w:ascii="Times New Roman" w:hAnsi="Times New Roman" w:eastAsia="Times New Roman"/>
-          <w:b w:val="0"/>
-          <w:i w:val="0"/>
-          <w:color w:val="263238"/>
-          <w:sz w:val="17"/>
-        </w:rPr>
-        <w:t xml:space="preserve"> on signal session </w:t>
-      </w:r>
-      <w:r>
-        <w:rPr>
-          <w:rFonts w:ascii="Menlo" w:hAnsi="Menlo" w:eastAsia="Menlo"/>
-          <w:b w:val="0"/>
-          <w:i w:val="0"/>
-          <w:color w:val="263238"/>
-          <w:sz w:val="16"/>
-        </w:rPr>
-        <w:t>t</w:t>
-      </w:r>
-      <w:r>
-        <w:rPr>
-          <w:rFonts w:ascii="Times New Roman" w:hAnsi="Times New Roman" w:eastAsia="Times New Roman"/>
-          <w:b w:val="0"/>
-          <w:i w:val="0"/>
-          <w:color w:val="263238"/>
-          <w:sz w:val="17"/>
-        </w:rPr>
-        <w:t>. Its ranking score is the older six-month log return inside a twelve-month lookback:</w:t>
-      </w:r>
-    </w:p>
-    <w:p>
-      <w:pPr>
-        <w:widowControl/>
-        <w:spacing w:after="80" w:line="247" w:lineRule="auto"/>
-        <w:jc w:val="both"/>
-      </w:pPr>
-      <w:r>
-        <w:rPr>
-          <w:rFonts w:ascii="Menlo" w:hAnsi="Menlo" w:eastAsia="Menlo"/>
-          <w:b w:val="0"/>
-          <w:i w:val="0"/>
-          <w:color w:val="263238"/>
-          <w:sz w:val="16"/>
-        </w:rPr>
-        <w:t>m(i,t) = log(P(i,t-126) / P(i,t-252)).</w:t>
-      </w:r>
-    </w:p>
-    <w:p>
-      <w:pPr>
-        <w:widowControl/>
-        <w:spacing w:after="80" w:line="247" w:lineRule="auto"/>
-        <w:jc w:val="both"/>
-      </w:pPr>
-      <w:r>
-        <w:rPr>
-          <w:rFonts w:ascii="Times New Roman" w:hAnsi="Times New Roman" w:eastAsia="Times New Roman"/>
-          <w:b w:val="0"/>
-          <w:i w:val="0"/>
-          <w:color w:val="263238"/>
-          <w:sz w:val="17"/>
-        </w:rPr>
-        <w:t xml:space="preserve">At each 21-session rebalance, the nine original sector ETFs are sorted by </w:t>
-      </w:r>
-      <w:r>
-        <w:rPr>
-          <w:rFonts w:ascii="Menlo" w:hAnsi="Menlo" w:eastAsia="Menlo"/>
-          <w:b w:val="0"/>
-          <w:i w:val="0"/>
-          <w:color w:val="263238"/>
-          <w:sz w:val="16"/>
-        </w:rPr>
-        <w:t>m(i,t)</w:t>
-      </w:r>
-      <w:r>
-        <w:rPr>
-          <w:rFonts w:ascii="Times New Roman" w:hAnsi="Times New Roman" w:eastAsia="Times New Roman"/>
-          <w:b w:val="0"/>
-          <w:i w:val="0"/>
-          <w:color w:val="263238"/>
-          <w:sz w:val="17"/>
-        </w:rPr>
-        <w:t>, with alphabetical ticker order breaking an exact tie. The portfolio assigns 50% to QQQ and divides the remaining 50% equally among the top three sectors. It is long-only with gross exposure equal to one. This is the whole allocation rule. No news, sentiment, option-chain data, or model output enters the replay.</w:t>
-      </w:r>
-    </w:p>
-    <w:p>
-      <w:pPr>
-        <w:widowControl/>
-        <w:spacing w:after="80" w:line="247" w:lineRule="auto"/>
-        <w:jc w:val="both"/>
-      </w:pPr>
-      <w:r>
-        <w:rPr>
-          <w:rFonts w:ascii="Times New Roman" w:hAnsi="Times New Roman" w:eastAsia="Times New Roman"/>
-          <w:b w:val="0"/>
-          <w:i w:val="0"/>
-          <w:color w:val="263238"/>
-          <w:sz w:val="17"/>
-        </w:rPr>
-        <w:t>The candidate was replayed over 3,434 sessions from 2 January 2013 through 27 August 2026 using a consumed adjusted-close ETF panel. A fresh-start allocation is established at the first eligible signal, and a five-basis-point one-way cost is applied to traded notional. SPY buy-and-hold is the disclosed benchmark. The public figure and machine-readable series use the same content-addressed evidence surface [11].</w:t>
-      </w:r>
-    </w:p>
-    <w:p>
-      <w:pPr>
-        <w:widowControl/>
-        <w:spacing w:after="80" w:line="247" w:lineRule="auto"/>
-        <w:jc w:val="both"/>
-      </w:pPr>
-      <w:r>
-        <w:rPr>
-          <w:rFonts w:ascii="Times New Roman" w:hAnsi="Times New Roman" w:eastAsia="Times New Roman"/>
-          <w:b w:val="0"/>
-          <w:i w:val="0"/>
-          <w:color w:val="263238"/>
-          <w:sz w:val="17"/>
-        </w:rPr>
-        <w:t>This replay is descriptive historical evidence, not a prospective investment record. G4 was selected after history was viewed. The repository records a local hash freeze of the core formula, historical partitions, and modeled costs before the first G4 output, but the local timestamp is not an independent time authority. The excess-Sharpe selection rule changed after the initial output, and later inference corrections were also introduced afterward. The current analysis is therefore not fully preregistered. It would be inaccurate to describe the promotion framework as one frozen rule set established before every observed result.</w:t>
-      </w:r>
-    </w:p>
-    <w:p>
-      <w:pPr>
-        <w:widowControl/>
-        <w:spacing w:after="80" w:line="247" w:lineRule="auto"/>
-        <w:jc w:val="both"/>
-      </w:pPr>
-      <w:r>
-        <w:rPr>
-          <w:rFonts w:ascii="Times New Roman" w:hAnsi="Times New Roman" w:eastAsia="Times New Roman"/>
-          <w:b w:val="0"/>
-          <w:i w:val="0"/>
-          <w:color w:val="263238"/>
-          <w:sz w:val="17"/>
-        </w:rPr>
-        <w:t>Every market interval used in this reported analysis is now consumed. There is no untouched retrospective partition within the reported dataset that could serve as an independent confirmation sample. Further slicing may reveal weaknesses, but it cannot recreate prospectivity. Research multiplicity adds a related complication. The program conservatively counts 113 effective attempts, including controls, rejected or unexecuted suggestions, invalidated runs, an aborted attempt, and reruns. That number is not equivalent to 113 independent viable strategies competing under identical conditions. The converse would also be mistaken: a heterogeneous adaptive process still creates opportunities for favorable findings. The count is a conservative record of substantial research activity, not a clean estimate of independent hypotheses.</w:t>
-      </w:r>
-    </w:p>
-    <w:p>
-      <w:pPr>
-        <w:keepNext/>
-        <w:spacing w:before="240" w:after="120"/>
-        <w:pBdr>
-          <w:bottom w:val="single" w:sz="8" w:space="3" w:color="2E6F5C"/>
-        </w:pBdr>
-      </w:pPr>
-      <w:r>
-        <w:rPr>
-          <w:rFonts w:ascii="Arial" w:hAnsi="Arial" w:eastAsia="Arial"/>
-          <w:b/>
-          <w:i w:val="0"/>
-          <w:color w:val="0D2B43"/>
-          <w:sz w:val="27"/>
-        </w:rPr>
-        <w:t>5. Results, falsification, and the refusal to promote</w:t>
-      </w:r>
-    </w:p>
-    <w:p>
-      <w:pPr>
-        <w:widowControl/>
-        <w:spacing w:after="80" w:line="247" w:lineRule="auto"/>
-        <w:jc w:val="both"/>
-      </w:pPr>
-      <w:r>
-        <w:rPr>
-          <w:rFonts w:ascii="Times New Roman" w:hAnsi="Times New Roman" w:eastAsia="Times New Roman"/>
-          <w:b w:val="0"/>
-          <w:i w:val="0"/>
-          <w:color w:val="263238"/>
-          <w:sz w:val="17"/>
-        </w:rPr>
-        <w:t>The strongest case for promoting G4 begins with the magnitude of its historical result. It returned 967.11% in total, compared with 580.82% for SPY. Annualized return was 18.97% against 15.11%. Modeled volatility was somewhat higher at 18.01% versus 16.79%, so the return advantage did not arrive through uniformly lower measured risk. Maximum drawdown was nevertheless less severe at -28.99% versus -33.72%. Annualized notional turnover was substantially higher, 3.78x versus 0.22x.</w:t>
+        <w:t>That question matters because “the agent” is not one object in this repository. Three objects perform different jobs and support different conclusions:</w:t>
       </w:r>
     </w:p>
     <w:tbl>
@@ -744,7 +210,1424 @@
                 <w:color w:val="FFFFFF"/>
                 <w:sz w:val="15"/>
               </w:rPr>
-              <w:t>Consumed replay, 2013-01-02 to 2026-08-27</w:t>
+              <w:t>Object</w:t>
+            </w:r>
+          </w:p>
+        </w:tc>
+        <w:tc>
+          <w:tcPr>
+            <w:tcW w:type="dxa" w:w="3389"/>
+            <w:vAlign w:val="center"/>
+            <w:tcMar>
+              <w:top w:w="70" w:type="dxa"/>
+              <w:start w:w="90" w:type="dxa"/>
+              <w:bottom w:w="70" w:type="dxa"/>
+              <w:end w:w="90" w:type="dxa"/>
+            </w:tcMar>
+            <w:shd w:fill="0D2B43"/>
+          </w:tcPr>
+          <w:p>
+            <w:pPr>
+              <w:spacing w:after="0" w:line="240" w:lineRule="auto"/>
+              <w:jc w:val="left"/>
+            </w:pPr>
+            <w:r>
+              <w:rPr>
+                <w:rFonts w:ascii="Arial" w:hAnsi="Arial" w:eastAsia="Arial"/>
+                <w:b/>
+                <w:i w:val="0"/>
+                <w:color w:val="FFFFFF"/>
+                <w:sz w:val="15"/>
+              </w:rPr>
+              <w:t>What it does</w:t>
+            </w:r>
+          </w:p>
+        </w:tc>
+        <w:tc>
+          <w:tcPr>
+            <w:tcW w:type="dxa" w:w="3389"/>
+            <w:vAlign w:val="center"/>
+            <w:tcMar>
+              <w:top w:w="70" w:type="dxa"/>
+              <w:start w:w="90" w:type="dxa"/>
+              <w:bottom w:w="70" w:type="dxa"/>
+              <w:end w:w="90" w:type="dxa"/>
+            </w:tcMar>
+            <w:shd w:fill="0D2B43"/>
+          </w:tcPr>
+          <w:p>
+            <w:pPr>
+              <w:spacing w:after="0" w:line="240" w:lineRule="auto"/>
+              <w:jc w:val="left"/>
+            </w:pPr>
+            <w:r>
+              <w:rPr>
+                <w:rFonts w:ascii="Arial" w:hAnsi="Arial" w:eastAsia="Arial"/>
+                <w:b/>
+                <w:i w:val="0"/>
+                <w:color w:val="FFFFFF"/>
+                <w:sz w:val="15"/>
+              </w:rPr>
+              <w:t>What its evidence can establish</w:t>
+            </w:r>
+          </w:p>
+        </w:tc>
+      </w:tr>
+      <w:tr>
+        <w:tc>
+          <w:tcPr>
+            <w:tcW w:type="dxa" w:w="3389"/>
+            <w:vAlign w:val="center"/>
+            <w:tcMar>
+              <w:top w:w="70" w:type="dxa"/>
+              <w:start w:w="90" w:type="dxa"/>
+              <w:bottom w:w="70" w:type="dxa"/>
+              <w:end w:w="90" w:type="dxa"/>
+            </w:tcMar>
+          </w:tcPr>
+          <w:p>
+            <w:pPr>
+              <w:spacing w:after="0" w:line="240" w:lineRule="auto"/>
+              <w:jc w:val="left"/>
+            </w:pPr>
+            <w:r>
+              <w:rPr>
+                <w:rFonts w:ascii="Arial" w:hAnsi="Arial" w:eastAsia="Arial"/>
+                <w:b/>
+                <w:i w:val="0"/>
+                <w:color w:val="263238"/>
+                <w:sz w:val="15"/>
+              </w:rPr>
+              <w:t>G4 research challenger</w:t>
+            </w:r>
+          </w:p>
+        </w:tc>
+        <w:tc>
+          <w:tcPr>
+            <w:tcW w:type="dxa" w:w="3389"/>
+            <w:vAlign w:val="center"/>
+            <w:tcMar>
+              <w:top w:w="70" w:type="dxa"/>
+              <w:start w:w="90" w:type="dxa"/>
+              <w:bottom w:w="70" w:type="dxa"/>
+              <w:end w:w="90" w:type="dxa"/>
+            </w:tcMar>
+          </w:tcPr>
+          <w:p>
+            <w:pPr>
+              <w:spacing w:after="0" w:line="240" w:lineRule="auto"/>
+              <w:jc w:val="left"/>
+            </w:pPr>
+            <w:r>
+              <w:rPr>
+                <w:rFonts w:ascii="Arial" w:hAnsi="Arial" w:eastAsia="Arial"/>
+                <w:b w:val="0"/>
+                <w:i w:val="0"/>
+                <w:color w:val="263238"/>
+                <w:sz w:val="15"/>
+              </w:rPr>
+              <w:t>Replays a fixed QQQ-and-sector rotation rule over consumed history</w:t>
+            </w:r>
+          </w:p>
+        </w:tc>
+        <w:tc>
+          <w:tcPr>
+            <w:tcW w:type="dxa" w:w="3389"/>
+            <w:vAlign w:val="center"/>
+            <w:tcMar>
+              <w:top w:w="70" w:type="dxa"/>
+              <w:start w:w="90" w:type="dxa"/>
+              <w:bottom w:w="70" w:type="dxa"/>
+              <w:end w:w="90" w:type="dxa"/>
+            </w:tcMar>
+          </w:tcPr>
+          <w:p>
+            <w:pPr>
+              <w:spacing w:after="0" w:line="240" w:lineRule="auto"/>
+              <w:jc w:val="left"/>
+            </w:pPr>
+            <w:r>
+              <w:rPr>
+                <w:rFonts w:ascii="Arial" w:hAnsi="Arial" w:eastAsia="Arial"/>
+                <w:b w:val="0"/>
+                <w:i w:val="0"/>
+                <w:color w:val="263238"/>
+                <w:sz w:val="15"/>
+              </w:rPr>
+              <w:t>Whether an attractive retrospective hypothesis survives promotion tests</w:t>
+            </w:r>
+          </w:p>
+        </w:tc>
+      </w:tr>
+      <w:tr>
+        <w:tc>
+          <w:tcPr>
+            <w:tcW w:type="dxa" w:w="3389"/>
+            <w:vAlign w:val="center"/>
+            <w:tcMar>
+              <w:top w:w="70" w:type="dxa"/>
+              <w:start w:w="90" w:type="dxa"/>
+              <w:bottom w:w="70" w:type="dxa"/>
+              <w:end w:w="90" w:type="dxa"/>
+            </w:tcMar>
+            <w:shd w:fill="F1F3EF"/>
+          </w:tcPr>
+          <w:p>
+            <w:pPr>
+              <w:spacing w:after="0" w:line="240" w:lineRule="auto"/>
+              <w:jc w:val="left"/>
+            </w:pPr>
+            <w:r>
+              <w:rPr>
+                <w:rFonts w:ascii="Menlo" w:hAnsi="Menlo" w:eastAsia="Menlo"/>
+                <w:b/>
+                <w:i w:val="0"/>
+                <w:color w:val="263238"/>
+                <w:sz w:val="14"/>
+              </w:rPr>
+              <w:t>tsmom_ensemble_vol</w:t>
+            </w:r>
+            <w:r>
+              <w:rPr>
+                <w:rFonts w:ascii="Arial" w:hAnsi="Arial" w:eastAsia="Arial"/>
+                <w:b/>
+                <w:i w:val="0"/>
+                <w:color w:val="263238"/>
+                <w:sz w:val="15"/>
+              </w:rPr>
+              <w:t xml:space="preserve"> production policy</w:t>
+            </w:r>
+          </w:p>
+        </w:tc>
+        <w:tc>
+          <w:tcPr>
+            <w:tcW w:type="dxa" w:w="3389"/>
+            <w:vAlign w:val="center"/>
+            <w:tcMar>
+              <w:top w:w="70" w:type="dxa"/>
+              <w:start w:w="90" w:type="dxa"/>
+              <w:bottom w:w="70" w:type="dxa"/>
+              <w:end w:w="90" w:type="dxa"/>
+            </w:tcMar>
+            <w:shd w:fill="F1F3EF"/>
+          </w:tcPr>
+          <w:p>
+            <w:pPr>
+              <w:spacing w:after="0" w:line="240" w:lineRule="auto"/>
+              <w:jc w:val="left"/>
+            </w:pPr>
+            <w:r>
+              <w:rPr>
+                <w:rFonts w:ascii="Arial" w:hAnsi="Arial" w:eastAsia="Arial"/>
+                <w:b w:val="0"/>
+                <w:i w:val="0"/>
+                <w:color w:val="263238"/>
+                <w:sz w:val="15"/>
+              </w:rPr>
+              <w:t>Allocates between SPY and BIL using three trend horizons and a volatility scale</w:t>
+            </w:r>
+          </w:p>
+        </w:tc>
+        <w:tc>
+          <w:tcPr>
+            <w:tcW w:type="dxa" w:w="3389"/>
+            <w:vAlign w:val="center"/>
+            <w:tcMar>
+              <w:top w:w="70" w:type="dxa"/>
+              <w:start w:w="90" w:type="dxa"/>
+              <w:bottom w:w="70" w:type="dxa"/>
+              <w:end w:w="90" w:type="dxa"/>
+            </w:tcMar>
+            <w:shd w:fill="F1F3EF"/>
+          </w:tcPr>
+          <w:p>
+            <w:pPr>
+              <w:spacing w:after="0" w:line="240" w:lineRule="auto"/>
+              <w:jc w:val="left"/>
+            </w:pPr>
+            <w:r>
+              <w:rPr>
+                <w:rFonts w:ascii="Arial" w:hAnsi="Arial" w:eastAsia="Arial"/>
+                <w:b w:val="0"/>
+                <w:i w:val="0"/>
+                <w:color w:val="263238"/>
+                <w:sz w:val="15"/>
+              </w:rPr>
+              <w:t>Whether the frozen policy exhibits the intended risk and friction behavior</w:t>
+            </w:r>
+          </w:p>
+        </w:tc>
+      </w:tr>
+      <w:tr>
+        <w:tc>
+          <w:tcPr>
+            <w:tcW w:type="dxa" w:w="3389"/>
+            <w:vAlign w:val="center"/>
+            <w:tcMar>
+              <w:top w:w="70" w:type="dxa"/>
+              <w:start w:w="90" w:type="dxa"/>
+              <w:bottom w:w="70" w:type="dxa"/>
+              <w:end w:w="90" w:type="dxa"/>
+            </w:tcMar>
+          </w:tcPr>
+          <w:p>
+            <w:pPr>
+              <w:spacing w:after="0" w:line="240" w:lineRule="auto"/>
+              <w:jc w:val="left"/>
+            </w:pPr>
+            <w:r>
+              <w:rPr>
+                <w:rFonts w:ascii="Arial" w:hAnsi="Arial" w:eastAsia="Arial"/>
+                <w:b/>
+                <w:i w:val="0"/>
+                <w:color w:val="263238"/>
+                <w:sz w:val="15"/>
+              </w:rPr>
+              <w:t>Options compiler and gateway</w:t>
+            </w:r>
+          </w:p>
+        </w:tc>
+        <w:tc>
+          <w:tcPr>
+            <w:tcW w:type="dxa" w:w="3389"/>
+            <w:vAlign w:val="center"/>
+            <w:tcMar>
+              <w:top w:w="70" w:type="dxa"/>
+              <w:start w:w="90" w:type="dxa"/>
+              <w:bottom w:w="70" w:type="dxa"/>
+              <w:end w:w="90" w:type="dxa"/>
+            </w:tcMar>
+          </w:tcPr>
+          <w:p>
+            <w:pPr>
+              <w:spacing w:after="0" w:line="240" w:lineRule="auto"/>
+              <w:jc w:val="left"/>
+            </w:pPr>
+            <w:r>
+              <w:rPr>
+                <w:rFonts w:ascii="Arial" w:hAnsi="Arial" w:eastAsia="Arial"/>
+                <w:b w:val="0"/>
+                <w:i w:val="0"/>
+                <w:color w:val="263238"/>
+                <w:sz w:val="15"/>
+              </w:rPr>
+              <w:t>Converts an already-permitted view into a typed, defined-risk intent and checks exact equality</w:t>
+            </w:r>
+          </w:p>
+        </w:tc>
+        <w:tc>
+          <w:tcPr>
+            <w:tcW w:type="dxa" w:w="3389"/>
+            <w:vAlign w:val="center"/>
+            <w:tcMar>
+              <w:top w:w="70" w:type="dxa"/>
+              <w:start w:w="90" w:type="dxa"/>
+              <w:bottom w:w="70" w:type="dxa"/>
+              <w:end w:w="90" w:type="dxa"/>
+            </w:tcMar>
+          </w:tcPr>
+          <w:p>
+            <w:pPr>
+              <w:spacing w:after="0" w:line="240" w:lineRule="auto"/>
+              <w:jc w:val="left"/>
+            </w:pPr>
+            <w:r>
+              <w:rPr>
+                <w:rFonts w:ascii="Arial" w:hAnsi="Arial" w:eastAsia="Arial"/>
+                <w:b w:val="0"/>
+                <w:i w:val="0"/>
+                <w:color w:val="263238"/>
+                <w:sz w:val="15"/>
+              </w:rPr>
+              <w:t>Whether AI judgment can be prevented from controlling order structure or authorization</w:t>
+            </w:r>
+          </w:p>
+        </w:tc>
+      </w:tr>
+    </w:tbl>
+    <w:p>
+      <w:pPr>
+        <w:spacing w:after="20"/>
+      </w:pPr>
+    </w:p>
+    <w:p>
+      <w:pPr>
+        <w:keepNext w:val="0"/>
+        <w:keepLines w:val="0"/>
+        <w:widowControl/>
+        <w:spacing w:before="0" w:after="84" w:line="252" w:lineRule="auto"/>
+        <w:jc w:val="both"/>
+      </w:pPr>
+      <w:r>
+        <w:rPr>
+          <w:rFonts w:ascii="Times New Roman" w:hAnsi="Times New Roman" w:eastAsia="Times New Roman"/>
+          <w:b w:val="0"/>
+          <w:i w:val="0"/>
+          <w:color w:val="263238"/>
+          <w:sz w:val="18"/>
+        </w:rPr>
+        <w:t>The separation is substantive, not cosmetic. G4 is not the policy the system would trade. The production policy does not generate the options result. The options compiler does not inherit G4's historical return. Treating them as one model would make Finly appear simpler while rendering every performance statement ambiguous.</w:t>
+      </w:r>
+    </w:p>
+    <w:p>
+      <w:pPr>
+        <w:keepNext w:val="0"/>
+        <w:keepLines w:val="0"/>
+        <w:widowControl/>
+        <w:spacing w:before="0" w:after="84" w:line="252" w:lineRule="auto"/>
+        <w:jc w:val="both"/>
+      </w:pPr>
+      <w:r>
+        <w:rPr>
+          <w:rFonts w:ascii="Times New Roman" w:hAnsi="Times New Roman" w:eastAsia="Times New Roman"/>
+          <w:b w:val="0"/>
+          <w:i w:val="0"/>
+          <w:color w:val="263238"/>
+          <w:sz w:val="18"/>
+        </w:rPr>
+        <w:t>The project's central proposition is correspondingly narrow: interpretive judgment can improve a trading workflow without controlling capital-bearing fields. This is not a claim that deterministic rules know more about markets than language models. It is a claim about verification. A rationale is an interpretive object; an order side, contract, quantity, limit price, and maximum loss have exact values and immediate operational consequences. Finly assigns those exact decisions to the component that can be constrained and compared exactly.</w:t>
+      </w:r>
+    </w:p>
+    <w:p>
+      <w:pPr>
+        <w:keepNext/>
+        <w:spacing w:before="240" w:after="120"/>
+        <w:pBdr>
+          <w:bottom w:val="single" w:sz="8" w:space="3" w:color="2E6F5C"/>
+        </w:pBdr>
+      </w:pPr>
+      <w:r>
+        <w:rPr>
+          <w:rFonts w:ascii="Arial" w:hAnsi="Arial" w:eastAsia="Arial"/>
+          <w:b/>
+          <w:i w:val="0"/>
+          <w:color w:val="0D2B43"/>
+          <w:sz w:val="27"/>
+        </w:rPr>
+        <w:t>2. Prior research supports systematic signals, not unrestricted authority</w:t>
+      </w:r>
+    </w:p>
+    <w:p>
+      <w:pPr>
+        <w:keepNext w:val="0"/>
+        <w:keepLines w:val="0"/>
+        <w:widowControl/>
+        <w:spacing w:before="0" w:after="84" w:line="252" w:lineRule="auto"/>
+        <w:jc w:val="both"/>
+      </w:pPr>
+      <w:r>
+        <w:rPr>
+          <w:rFonts w:ascii="Times New Roman" w:hAnsi="Times New Roman" w:eastAsia="Times New Roman"/>
+          <w:b w:val="0"/>
+          <w:i w:val="0"/>
+          <w:color w:val="263238"/>
+          <w:sz w:val="18"/>
+        </w:rPr>
+        <w:t>Finly's production rule is deliberately conventional. Time-series momentum provides evidence that an asset's own past return can contain information about subsequent direction [1]. Volatility management provides a separate reason to reduce exposure when measured risk rises [2]. These findings justify testing a transparent trend-and-volatility policy. They do not imply that any particular backtest has discovered persistent alpha, and Finly makes no novelty claim for momentum or volatility scaling.</w:t>
+      </w:r>
+    </w:p>
+    <w:p>
+      <w:pPr>
+        <w:keepNext w:val="0"/>
+        <w:keepLines w:val="0"/>
+        <w:widowControl/>
+        <w:spacing w:before="0" w:after="84" w:line="252" w:lineRule="auto"/>
+        <w:jc w:val="both"/>
+      </w:pPr>
+      <w:r>
+        <w:rPr>
+          <w:rFonts w:ascii="Times New Roman" w:hAnsi="Times New Roman" w:eastAsia="Times New Roman"/>
+          <w:b w:val="0"/>
+          <w:i w:val="0"/>
+          <w:color w:val="263238"/>
+          <w:sz w:val="18"/>
+        </w:rPr>
+        <w:t>The research problem changes once many specifications have been considered. An adaptive search supplies repeated opportunities to find a persuasive result. White's Reality Check formalizes the resulting data-snooping concern [3]; the Deflated Sharpe Ratio addresses selection bias, multiple testing, non-normal returns, and variation across tested strategies [4]. Finly uses these ideas against its own best-looking candidate. The point is not to decorate a backtest with statistical terminology. It is to make refusal possible after a result becomes emotionally difficult to refuse.</w:t>
+      </w:r>
+    </w:p>
+    <w:p>
+      <w:pPr>
+        <w:keepNext w:val="0"/>
+        <w:keepLines w:val="0"/>
+        <w:widowControl/>
+        <w:spacing w:before="0" w:after="84" w:line="252" w:lineRule="auto"/>
+        <w:jc w:val="both"/>
+      </w:pPr>
+      <w:r>
+        <w:rPr>
+          <w:rFonts w:ascii="Times New Roman" w:hAnsi="Times New Roman" w:eastAsia="Times New Roman"/>
+          <w:b w:val="0"/>
+          <w:i w:val="0"/>
+          <w:color w:val="263238"/>
+          <w:sz w:val="18"/>
+        </w:rPr>
+        <w:t>Agentic-finance research creates a complementary problem. QFinZero presents a unified toolchain for language-model-based financial agents [5], while TrustTrade studies selective consensus among reasoning agents [6]. Such work broadens what an automated system can interpret and coordinate. It also raises the stakes of deciding where reasoning ends and authorization begins. Finly's contribution lies at that boundary: the model can challenge evidence and stop a proposal, but it cannot transform persuasiveness into exposure.</w:t>
+      </w:r>
+    </w:p>
+    <w:p>
+      <w:pPr>
+        <w:keepNext/>
+        <w:spacing w:before="240" w:after="120"/>
+        <w:pBdr>
+          <w:bottom w:val="single" w:sz="8" w:space="3" w:color="2E6F5C"/>
+        </w:pBdr>
+      </w:pPr>
+      <w:r>
+        <w:rPr>
+          <w:rFonts w:ascii="Arial" w:hAnsi="Arial" w:eastAsia="Arial"/>
+          <w:b/>
+          <w:i w:val="0"/>
+          <w:color w:val="0D2B43"/>
+          <w:sz w:val="27"/>
+        </w:rPr>
+        <w:t>3. The model can challenge a trade; code alone can compose it</w:t>
+      </w:r>
+    </w:p>
+    <w:p>
+      <w:pPr>
+        <w:keepNext w:val="0"/>
+        <w:keepLines w:val="0"/>
+        <w:widowControl/>
+        <w:spacing w:before="0" w:after="84" w:line="252" w:lineRule="auto"/>
+        <w:jc w:val="both"/>
+      </w:pPr>
+      <w:r>
+        <w:rPr>
+          <w:rFonts w:ascii="Times New Roman" w:hAnsi="Times New Roman" w:eastAsia="Times New Roman"/>
+          <w:b w:val="0"/>
+          <w:i w:val="0"/>
+          <w:color w:val="263238"/>
+          <w:sz w:val="18"/>
+        </w:rPr>
+        <w:t xml:space="preserve">Finly's operating sequence contains six responsibilities. First, source adapters label evidence families rather than presenting a blended wall of text. Second, a local Llama-compatible model returns a bounded typed assessment and a rationale. Third, deterministic aggregation derives the market intent. Fourth, code compiles the exact defined-risk structure and maximum loss. Fifth, the challenge suite removes evidence families or perturbs inputs and repeats the assessment. Sixth, the gateway issues either </w:t>
+      </w:r>
+      <w:r>
+        <w:rPr>
+          <w:rFonts w:ascii="Menlo" w:hAnsi="Menlo" w:eastAsia="Menlo"/>
+          <w:b w:val="0"/>
+          <w:i w:val="0"/>
+          <w:color w:val="263238"/>
+          <w:sz w:val="16"/>
+        </w:rPr>
+        <w:t>PERMIT</w:t>
+      </w:r>
+      <w:r>
+        <w:rPr>
+          <w:rFonts w:ascii="Times New Roman" w:hAnsi="Times New Roman" w:eastAsia="Times New Roman"/>
+          <w:b w:val="0"/>
+          <w:i w:val="0"/>
+          <w:color w:val="263238"/>
+          <w:sz w:val="18"/>
+        </w:rPr>
+        <w:t xml:space="preserve"> or </w:t>
+      </w:r>
+      <w:r>
+        <w:rPr>
+          <w:rFonts w:ascii="Menlo" w:hAnsi="Menlo" w:eastAsia="Menlo"/>
+          <w:b w:val="0"/>
+          <w:i w:val="0"/>
+          <w:color w:val="263238"/>
+          <w:sz w:val="16"/>
+        </w:rPr>
+        <w:t>NO_TRADE</w:t>
+      </w:r>
+      <w:r>
+        <w:rPr>
+          <w:rFonts w:ascii="Times New Roman" w:hAnsi="Times New Roman" w:eastAsia="Times New Roman"/>
+          <w:b w:val="0"/>
+          <w:i w:val="0"/>
+          <w:color w:val="263238"/>
+          <w:sz w:val="18"/>
+        </w:rPr>
+        <w:t>.</w:t>
+      </w:r>
+    </w:p>
+    <w:p>
+      <w:pPr>
+        <w:keepNext w:val="0"/>
+        <w:keepLines w:val="0"/>
+        <w:widowControl/>
+        <w:spacing w:before="0" w:after="84" w:line="252" w:lineRule="auto"/>
+        <w:jc w:val="both"/>
+      </w:pPr>
+      <w:r>
+        <w:rPr>
+          <w:rFonts w:ascii="Times New Roman" w:hAnsi="Times New Roman" w:eastAsia="Times New Roman"/>
+          <w:b w:val="0"/>
+          <w:i w:val="0"/>
+          <w:color w:val="263238"/>
+          <w:sz w:val="18"/>
+        </w:rPr>
+        <w:t xml:space="preserve">The model has meaningful but asymmetric power. It may lower a score, identify a conflict, or veto a deterministic proposal. It cannot reverse the trade, extend the horizon, substitute a contract, increase maximum loss, or populate the broker payload. The code-derived intent and the model's echoed typed object must match exactly. A stale input, unknown field, schema error, out-of-range value, or equality failure resolves to </w:t>
+      </w:r>
+      <w:r>
+        <w:rPr>
+          <w:rFonts w:ascii="Menlo" w:hAnsi="Menlo" w:eastAsia="Menlo"/>
+          <w:b w:val="0"/>
+          <w:i w:val="0"/>
+          <w:color w:val="263238"/>
+          <w:sz w:val="16"/>
+        </w:rPr>
+        <w:t>NO_TRADE</w:t>
+      </w:r>
+      <w:r>
+        <w:rPr>
+          <w:rFonts w:ascii="Times New Roman" w:hAnsi="Times New Roman" w:eastAsia="Times New Roman"/>
+          <w:b w:val="0"/>
+          <w:i w:val="0"/>
+          <w:color w:val="263238"/>
+          <w:sz w:val="18"/>
+        </w:rPr>
+        <w:t>.</w:t>
+      </w:r>
+    </w:p>
+    <w:p>
+      <w:pPr>
+        <w:keepNext w:val="0"/>
+        <w:keepLines w:val="0"/>
+        <w:widowControl/>
+        <w:spacing w:before="0" w:after="84" w:line="252" w:lineRule="auto"/>
+        <w:jc w:val="both"/>
+      </w:pPr>
+      <w:r>
+        <w:rPr>
+          <w:rFonts w:ascii="Times New Roman" w:hAnsi="Times New Roman" w:eastAsia="Times New Roman"/>
+          <w:b w:val="0"/>
+          <w:i w:val="0"/>
+          <w:color w:val="263238"/>
+          <w:sz w:val="18"/>
+        </w:rPr>
+        <w:t>The strongest objection is that this architecture may remove the discretion that makes an agent useful. Markets are contextual; a model may detect that a mechanically identical signal has different meaning under different macroeconomic or informational conditions. If its judgment is valuable enough to consult, preventing it from adjusting the structure can seem internally inconsistent.</w:t>
+      </w:r>
+    </w:p>
+    <w:p>
+      <w:pPr>
+        <w:keepNext w:val="0"/>
+        <w:keepLines w:val="0"/>
+        <w:widowControl/>
+        <w:spacing w:before="0" w:after="84" w:line="252" w:lineRule="auto"/>
+        <w:jc w:val="both"/>
+      </w:pPr>
+      <w:r>
+        <w:rPr>
+          <w:rFonts w:ascii="Times New Roman" w:hAnsi="Times New Roman" w:eastAsia="Times New Roman"/>
+          <w:b w:val="0"/>
+          <w:i w:val="0"/>
+          <w:color w:val="263238"/>
+          <w:sz w:val="18"/>
+        </w:rPr>
+        <w:t>The objection correctly identifies a cost. Finly may reject a trade that a more permissive agent would take, and it cannot use eloquence as a substitute for an unencoded action. But interpretive value and execution authority have different error surfaces. A nuanced rationale can be reviewed after the fact; an unconstrained quantity or contract can create loss before anyone resolves why it was chosen. Finly therefore treats discretion as something to earn in stages. The model receives enough authority to challenge the proposal. It does not receive authority to define the exposure it is evaluating.</w:t>
+      </w:r>
+    </w:p>
+    <w:p>
+      <w:pPr>
+        <w:keepNext/>
+        <w:spacing w:before="240" w:after="120"/>
+        <w:pBdr>
+          <w:bottom w:val="single" w:sz="8" w:space="3" w:color="2E6F5C"/>
+        </w:pBdr>
+      </w:pPr>
+      <w:r>
+        <w:rPr>
+          <w:rFonts w:ascii="Arial" w:hAnsi="Arial" w:eastAsia="Arial"/>
+          <w:b/>
+          <w:i w:val="0"/>
+          <w:color w:val="0D2B43"/>
+          <w:sz w:val="27"/>
+        </w:rPr>
+        <w:t>4. One evidence convention governs every quantitative claim</w:t>
+      </w:r>
+    </w:p>
+    <w:p>
+      <w:pPr>
+        <w:keepNext w:val="0"/>
+        <w:keepLines w:val="0"/>
+        <w:widowControl/>
+        <w:spacing w:before="0" w:after="84" w:line="252" w:lineRule="auto"/>
+        <w:jc w:val="both"/>
+      </w:pPr>
+      <w:r>
+        <w:rPr>
+          <w:rFonts w:ascii="Times New Roman" w:hAnsi="Times New Roman" w:eastAsia="Times New Roman"/>
+          <w:b w:val="0"/>
+          <w:i w:val="0"/>
+          <w:color w:val="263238"/>
+          <w:sz w:val="18"/>
+        </w:rPr>
+        <w:t xml:space="preserve">The comparison basis and evidentiary boundary are stated once here. </w:t>
+      </w:r>
+      <w:r>
+        <w:rPr>
+          <w:rFonts w:ascii="Times New Roman" w:hAnsi="Times New Roman" w:eastAsia="Times New Roman"/>
+          <w:b/>
+          <w:i w:val="0"/>
+          <w:color w:val="263238"/>
+          <w:sz w:val="18"/>
+        </w:rPr>
+        <w:t>SPY buy-and-hold is the disclosed equity comparator.</w:t>
+      </w:r>
+      <w:r>
+        <w:rPr>
+          <w:rFonts w:ascii="Times New Roman" w:hAnsi="Times New Roman" w:eastAsia="Times New Roman"/>
+          <w:b w:val="0"/>
+          <w:i w:val="0"/>
+          <w:color w:val="263238"/>
+          <w:sz w:val="18"/>
+        </w:rPr>
+        <w:t xml:space="preserve"> G4 is a post-selected, adjusted-close descriptive replay over consumed history. Production-policy results are consumed, theoretical adjusted-OHLC next-open ledgers: signals are formed at close </w:t>
+      </w:r>
+      <w:r>
+        <w:rPr>
+          <w:rFonts w:ascii="Times New Roman" w:hAnsi="Times New Roman" w:eastAsia="Times New Roman"/>
+          <w:b w:val="0"/>
+          <w:i/>
+          <w:color w:val="263238"/>
+          <w:sz w:val="18"/>
+        </w:rPr>
+        <w:t>t</w:t>
+      </w:r>
+      <w:r>
+        <w:rPr>
+          <w:rFonts w:ascii="Times New Roman" w:hAnsi="Times New Roman" w:eastAsia="Times New Roman"/>
+          <w:b w:val="0"/>
+          <w:i w:val="0"/>
+          <w:color w:val="263238"/>
+          <w:sz w:val="18"/>
+        </w:rPr>
+        <w:t xml:space="preserve">, fractional market orders are modeled at open </w:t>
+      </w:r>
+      <w:r>
+        <w:rPr>
+          <w:rFonts w:ascii="Times New Roman" w:hAnsi="Times New Roman" w:eastAsia="Times New Roman"/>
+          <w:b w:val="0"/>
+          <w:i/>
+          <w:color w:val="263238"/>
+          <w:sz w:val="18"/>
+        </w:rPr>
+        <w:t>t+1</w:t>
+      </w:r>
+      <w:r>
+        <w:rPr>
+          <w:rFonts w:ascii="Times New Roman" w:hAnsi="Times New Roman" w:eastAsia="Times New Roman"/>
+          <w:b w:val="0"/>
+          <w:i w:val="0"/>
+          <w:color w:val="263238"/>
+          <w:sz w:val="18"/>
+        </w:rPr>
+        <w:t>, and exposure earns the next-open-to-next-open return. They are not Alpaca fill receipts, options P&amp;L, or evidence that Finly will beat SPY in the future. Options results are synthetic control tests plus an authenticated read-only paper-account check. Attempt 114 is a prospective design with no settled performance at the evidence date.</w:t>
+      </w:r>
+    </w:p>
+    <w:tbl>
+      <w:tblPr>
+        <w:tblW w:type="auto" w:w="0"/>
+        <w:jc w:val="center"/>
+        <w:tblLayout w:type="autofit"/>
+        <w:tblLook w:firstColumn="1" w:firstRow="1" w:lastColumn="0" w:lastRow="0" w:noHBand="0" w:noVBand="1" w:val="04A0"/>
+        <w:tblBorders>
+          <w:top w:val="single" w:sz="4" w:space="0" w:color="C8CCC7"/>
+          <w:left w:val="single" w:sz="4" w:space="0" w:color="C8CCC7"/>
+          <w:bottom w:val="single" w:sz="4" w:space="0" w:color="C8CCC7"/>
+          <w:right w:val="single" w:sz="4" w:space="0" w:color="C8CCC7"/>
+          <w:insideH w:val="single" w:sz="4" w:space="0" w:color="C8CCC7"/>
+          <w:insideV w:val="single" w:sz="4" w:space="0" w:color="C8CCC7"/>
+        </w:tblBorders>
+      </w:tblPr>
+      <w:tblGrid>
+        <w:gridCol w:w="3389"/>
+        <w:gridCol w:w="3389"/>
+        <w:gridCol w:w="3389"/>
+      </w:tblGrid>
+      <w:tr>
+        <w:trPr>
+          <w:tblHeader w:val="true"/>
+        </w:trPr>
+        <w:tc>
+          <w:tcPr>
+            <w:tcW w:type="dxa" w:w="3389"/>
+            <w:vAlign w:val="center"/>
+            <w:tcMar>
+              <w:top w:w="70" w:type="dxa"/>
+              <w:start w:w="90" w:type="dxa"/>
+              <w:bottom w:w="70" w:type="dxa"/>
+              <w:end w:w="90" w:type="dxa"/>
+            </w:tcMar>
+            <w:shd w:fill="0D2B43"/>
+          </w:tcPr>
+          <w:p>
+            <w:pPr>
+              <w:spacing w:after="0" w:line="240" w:lineRule="auto"/>
+              <w:jc w:val="left"/>
+            </w:pPr>
+            <w:r>
+              <w:rPr>
+                <w:rFonts w:ascii="Arial" w:hAnsi="Arial" w:eastAsia="Arial"/>
+                <w:b/>
+                <w:i w:val="0"/>
+                <w:color w:val="FFFFFF"/>
+                <w:sz w:val="15"/>
+              </w:rPr>
+              <w:t>Evidence object</w:t>
+            </w:r>
+          </w:p>
+        </w:tc>
+        <w:tc>
+          <w:tcPr>
+            <w:tcW w:type="dxa" w:w="3389"/>
+            <w:vAlign w:val="center"/>
+            <w:tcMar>
+              <w:top w:w="70" w:type="dxa"/>
+              <w:start w:w="90" w:type="dxa"/>
+              <w:bottom w:w="70" w:type="dxa"/>
+              <w:end w:w="90" w:type="dxa"/>
+            </w:tcMar>
+            <w:shd w:fill="0D2B43"/>
+          </w:tcPr>
+          <w:p>
+            <w:pPr>
+              <w:spacing w:after="0" w:line="240" w:lineRule="auto"/>
+              <w:jc w:val="left"/>
+            </w:pPr>
+            <w:r>
+              <w:rPr>
+                <w:rFonts w:ascii="Arial" w:hAnsi="Arial" w:eastAsia="Arial"/>
+                <w:b/>
+                <w:i w:val="0"/>
+                <w:color w:val="FFFFFF"/>
+                <w:sz w:val="15"/>
+              </w:rPr>
+              <w:t>Period or sample</w:t>
+            </w:r>
+          </w:p>
+        </w:tc>
+        <w:tc>
+          <w:tcPr>
+            <w:tcW w:type="dxa" w:w="3389"/>
+            <w:vAlign w:val="center"/>
+            <w:tcMar>
+              <w:top w:w="70" w:type="dxa"/>
+              <w:start w:w="90" w:type="dxa"/>
+              <w:bottom w:w="70" w:type="dxa"/>
+              <w:end w:w="90" w:type="dxa"/>
+            </w:tcMar>
+            <w:shd w:fill="0D2B43"/>
+          </w:tcPr>
+          <w:p>
+            <w:pPr>
+              <w:spacing w:after="0" w:line="240" w:lineRule="auto"/>
+              <w:jc w:val="left"/>
+            </w:pPr>
+            <w:r>
+              <w:rPr>
+                <w:rFonts w:ascii="Arial" w:hAnsi="Arial" w:eastAsia="Arial"/>
+                <w:b/>
+                <w:i w:val="0"/>
+                <w:color w:val="FFFFFF"/>
+                <w:sz w:val="15"/>
+              </w:rPr>
+              <w:t>Decision it supports</w:t>
+            </w:r>
+          </w:p>
+        </w:tc>
+      </w:tr>
+      <w:tr>
+        <w:tc>
+          <w:tcPr>
+            <w:tcW w:type="dxa" w:w="3389"/>
+            <w:vAlign w:val="center"/>
+            <w:tcMar>
+              <w:top w:w="70" w:type="dxa"/>
+              <w:start w:w="90" w:type="dxa"/>
+              <w:bottom w:w="70" w:type="dxa"/>
+              <w:end w:w="90" w:type="dxa"/>
+            </w:tcMar>
+          </w:tcPr>
+          <w:p>
+            <w:pPr>
+              <w:spacing w:after="0" w:line="240" w:lineRule="auto"/>
+              <w:jc w:val="left"/>
+            </w:pPr>
+            <w:r>
+              <w:rPr>
+                <w:rFonts w:ascii="Arial" w:hAnsi="Arial" w:eastAsia="Arial"/>
+                <w:b/>
+                <w:i w:val="0"/>
+                <w:color w:val="263238"/>
+                <w:sz w:val="15"/>
+              </w:rPr>
+              <w:t>G4 adjusted-close replay</w:t>
+            </w:r>
+          </w:p>
+        </w:tc>
+        <w:tc>
+          <w:tcPr>
+            <w:tcW w:type="dxa" w:w="3389"/>
+            <w:vAlign w:val="center"/>
+            <w:tcMar>
+              <w:top w:w="70" w:type="dxa"/>
+              <w:start w:w="90" w:type="dxa"/>
+              <w:bottom w:w="70" w:type="dxa"/>
+              <w:end w:w="90" w:type="dxa"/>
+            </w:tcMar>
+          </w:tcPr>
+          <w:p>
+            <w:pPr>
+              <w:spacing w:after="0" w:line="240" w:lineRule="auto"/>
+              <w:jc w:val="left"/>
+            </w:pPr>
+            <w:r>
+              <w:rPr>
+                <w:rFonts w:ascii="Arial" w:hAnsi="Arial" w:eastAsia="Arial"/>
+                <w:b w:val="0"/>
+                <w:i w:val="0"/>
+                <w:color w:val="263238"/>
+                <w:sz w:val="15"/>
+              </w:rPr>
+              <w:t>3,434 sessions, 2 Jan. 2013–27 Aug. 2026</w:t>
+            </w:r>
+          </w:p>
+        </w:tc>
+        <w:tc>
+          <w:tcPr>
+            <w:tcW w:type="dxa" w:w="3389"/>
+            <w:vAlign w:val="center"/>
+            <w:tcMar>
+              <w:top w:w="70" w:type="dxa"/>
+              <w:start w:w="90" w:type="dxa"/>
+              <w:bottom w:w="70" w:type="dxa"/>
+              <w:end w:w="90" w:type="dxa"/>
+            </w:tcMar>
+          </w:tcPr>
+          <w:p>
+            <w:pPr>
+              <w:spacing w:after="0" w:line="240" w:lineRule="auto"/>
+              <w:jc w:val="left"/>
+            </w:pPr>
+            <w:r>
+              <w:rPr>
+                <w:rFonts w:ascii="Arial" w:hAnsi="Arial" w:eastAsia="Arial"/>
+                <w:b w:val="0"/>
+                <w:i w:val="0"/>
+                <w:color w:val="263238"/>
+                <w:sz w:val="15"/>
+              </w:rPr>
+              <w:t>Reject or promote a historical challenger</w:t>
+            </w:r>
+          </w:p>
+        </w:tc>
+      </w:tr>
+      <w:tr>
+        <w:tc>
+          <w:tcPr>
+            <w:tcW w:type="dxa" w:w="3389"/>
+            <w:vAlign w:val="center"/>
+            <w:tcMar>
+              <w:top w:w="70" w:type="dxa"/>
+              <w:start w:w="90" w:type="dxa"/>
+              <w:bottom w:w="70" w:type="dxa"/>
+              <w:end w:w="90" w:type="dxa"/>
+            </w:tcMar>
+            <w:shd w:fill="F1F3EF"/>
+          </w:tcPr>
+          <w:p>
+            <w:pPr>
+              <w:spacing w:after="0" w:line="240" w:lineRule="auto"/>
+              <w:jc w:val="left"/>
+            </w:pPr>
+            <w:r>
+              <w:rPr>
+                <w:rFonts w:ascii="Arial" w:hAnsi="Arial" w:eastAsia="Arial"/>
+                <w:b/>
+                <w:i w:val="0"/>
+                <w:color w:val="263238"/>
+                <w:sz w:val="15"/>
+              </w:rPr>
+              <w:t>Production next-open replay</w:t>
+            </w:r>
+          </w:p>
+        </w:tc>
+        <w:tc>
+          <w:tcPr>
+            <w:tcW w:type="dxa" w:w="3389"/>
+            <w:vAlign w:val="center"/>
+            <w:tcMar>
+              <w:top w:w="70" w:type="dxa"/>
+              <w:start w:w="90" w:type="dxa"/>
+              <w:bottom w:w="70" w:type="dxa"/>
+              <w:end w:w="90" w:type="dxa"/>
+            </w:tcMar>
+            <w:shd w:fill="F1F3EF"/>
+          </w:tcPr>
+          <w:p>
+            <w:pPr>
+              <w:spacing w:after="0" w:line="240" w:lineRule="auto"/>
+              <w:jc w:val="left"/>
+            </w:pPr>
+            <w:r>
+              <w:rPr>
+                <w:rFonts w:ascii="Arial" w:hAnsi="Arial" w:eastAsia="Arial"/>
+                <w:b w:val="0"/>
+                <w:i w:val="0"/>
+                <w:color w:val="263238"/>
+                <w:sz w:val="15"/>
+              </w:rPr>
+              <w:t>415 observations, 2 Jan. 2025–28 Aug. 2026</w:t>
+            </w:r>
+          </w:p>
+        </w:tc>
+        <w:tc>
+          <w:tcPr>
+            <w:tcW w:type="dxa" w:w="3389"/>
+            <w:vAlign w:val="center"/>
+            <w:tcMar>
+              <w:top w:w="70" w:type="dxa"/>
+              <w:start w:w="90" w:type="dxa"/>
+              <w:bottom w:w="70" w:type="dxa"/>
+              <w:end w:w="90" w:type="dxa"/>
+            </w:tcMar>
+            <w:shd w:fill="F1F3EF"/>
+          </w:tcPr>
+          <w:p>
+            <w:pPr>
+              <w:spacing w:after="0" w:line="240" w:lineRule="auto"/>
+              <w:jc w:val="left"/>
+            </w:pPr>
+            <w:r>
+              <w:rPr>
+                <w:rFonts w:ascii="Arial" w:hAnsi="Arial" w:eastAsia="Arial"/>
+                <w:b w:val="0"/>
+                <w:i w:val="0"/>
+                <w:color w:val="263238"/>
+                <w:sz w:val="15"/>
+              </w:rPr>
+              <w:t>Check implementation, costs, drawdown, and small-account feasibility</w:t>
+            </w:r>
+          </w:p>
+        </w:tc>
+      </w:tr>
+      <w:tr>
+        <w:tc>
+          <w:tcPr>
+            <w:tcW w:type="dxa" w:w="3389"/>
+            <w:vAlign w:val="center"/>
+            <w:tcMar>
+              <w:top w:w="70" w:type="dxa"/>
+              <w:start w:w="90" w:type="dxa"/>
+              <w:bottom w:w="70" w:type="dxa"/>
+              <w:end w:w="90" w:type="dxa"/>
+            </w:tcMar>
+          </w:tcPr>
+          <w:p>
+            <w:pPr>
+              <w:spacing w:after="0" w:line="240" w:lineRule="auto"/>
+              <w:jc w:val="left"/>
+            </w:pPr>
+            <w:r>
+              <w:rPr>
+                <w:rFonts w:ascii="Arial" w:hAnsi="Arial" w:eastAsia="Arial"/>
+                <w:b/>
+                <w:i w:val="0"/>
+                <w:color w:val="263238"/>
+                <w:sz w:val="15"/>
+              </w:rPr>
+              <w:t>Options control fixtures</w:t>
+            </w:r>
+          </w:p>
+        </w:tc>
+        <w:tc>
+          <w:tcPr>
+            <w:tcW w:type="dxa" w:w="3389"/>
+            <w:vAlign w:val="center"/>
+            <w:tcMar>
+              <w:top w:w="70" w:type="dxa"/>
+              <w:start w:w="90" w:type="dxa"/>
+              <w:bottom w:w="70" w:type="dxa"/>
+              <w:end w:w="90" w:type="dxa"/>
+            </w:tcMar>
+          </w:tcPr>
+          <w:p>
+            <w:pPr>
+              <w:spacing w:after="0" w:line="240" w:lineRule="auto"/>
+              <w:jc w:val="left"/>
+            </w:pPr>
+            <w:r>
+              <w:rPr>
+                <w:rFonts w:ascii="Arial" w:hAnsi="Arial" w:eastAsia="Arial"/>
+                <w:b w:val="0"/>
+                <w:i w:val="0"/>
+                <w:color w:val="263238"/>
+                <w:sz w:val="15"/>
+              </w:rPr>
+              <w:t>Synthetic spread, 4 removals, 32 perturbations</w:t>
+            </w:r>
+          </w:p>
+        </w:tc>
+        <w:tc>
+          <w:tcPr>
+            <w:tcW w:type="dxa" w:w="3389"/>
+            <w:vAlign w:val="center"/>
+            <w:tcMar>
+              <w:top w:w="70" w:type="dxa"/>
+              <w:start w:w="90" w:type="dxa"/>
+              <w:bottom w:w="70" w:type="dxa"/>
+              <w:end w:w="90" w:type="dxa"/>
+            </w:tcMar>
+          </w:tcPr>
+          <w:p>
+            <w:pPr>
+              <w:spacing w:after="0" w:line="240" w:lineRule="auto"/>
+              <w:jc w:val="left"/>
+            </w:pPr>
+            <w:r>
+              <w:rPr>
+                <w:rFonts w:ascii="Arial" w:hAnsi="Arial" w:eastAsia="Arial"/>
+                <w:b w:val="0"/>
+                <w:i w:val="0"/>
+                <w:color w:val="263238"/>
+                <w:sz w:val="15"/>
+              </w:rPr>
+              <w:t>Verify that model disagreement cannot change code-owned intent</w:t>
+            </w:r>
+          </w:p>
+        </w:tc>
+      </w:tr>
+      <w:tr>
+        <w:tc>
+          <w:tcPr>
+            <w:tcW w:type="dxa" w:w="3389"/>
+            <w:vAlign w:val="center"/>
+            <w:tcMar>
+              <w:top w:w="70" w:type="dxa"/>
+              <w:start w:w="90" w:type="dxa"/>
+              <w:bottom w:w="70" w:type="dxa"/>
+              <w:end w:w="90" w:type="dxa"/>
+            </w:tcMar>
+            <w:shd w:fill="F1F3EF"/>
+          </w:tcPr>
+          <w:p>
+            <w:pPr>
+              <w:spacing w:after="0" w:line="240" w:lineRule="auto"/>
+              <w:jc w:val="left"/>
+            </w:pPr>
+            <w:r>
+              <w:rPr>
+                <w:rFonts w:ascii="Arial" w:hAnsi="Arial" w:eastAsia="Arial"/>
+                <w:b/>
+                <w:i w:val="0"/>
+                <w:color w:val="263238"/>
+                <w:sz w:val="15"/>
+              </w:rPr>
+              <w:t>Attempt 114</w:t>
+            </w:r>
+          </w:p>
+        </w:tc>
+        <w:tc>
+          <w:tcPr>
+            <w:tcW w:type="dxa" w:w="3389"/>
+            <w:vAlign w:val="center"/>
+            <w:tcMar>
+              <w:top w:w="70" w:type="dxa"/>
+              <w:start w:w="90" w:type="dxa"/>
+              <w:bottom w:w="70" w:type="dxa"/>
+              <w:end w:w="90" w:type="dxa"/>
+            </w:tcMar>
+            <w:shd w:fill="F1F3EF"/>
+          </w:tcPr>
+          <w:p>
+            <w:pPr>
+              <w:spacing w:after="0" w:line="240" w:lineRule="auto"/>
+              <w:jc w:val="left"/>
+            </w:pPr>
+            <w:r>
+              <w:rPr>
+                <w:rFonts w:ascii="Arial" w:hAnsi="Arial" w:eastAsia="Arial"/>
+                <w:b w:val="0"/>
+                <w:i w:val="0"/>
+                <w:color w:val="263238"/>
+                <w:sz w:val="15"/>
+              </w:rPr>
+              <w:t>254 future commitments yielding 252 settlements</w:t>
+            </w:r>
+          </w:p>
+        </w:tc>
+        <w:tc>
+          <w:tcPr>
+            <w:tcW w:type="dxa" w:w="3389"/>
+            <w:vAlign w:val="center"/>
+            <w:tcMar>
+              <w:top w:w="70" w:type="dxa"/>
+              <w:start w:w="90" w:type="dxa"/>
+              <w:bottom w:w="70" w:type="dxa"/>
+              <w:end w:w="90" w:type="dxa"/>
+            </w:tcMar>
+            <w:shd w:fill="F1F3EF"/>
+          </w:tcPr>
+          <w:p>
+            <w:pPr>
+              <w:spacing w:after="0" w:line="240" w:lineRule="auto"/>
+              <w:jc w:val="left"/>
+            </w:pPr>
+            <w:r>
+              <w:rPr>
+                <w:rFonts w:ascii="Arial" w:hAnsi="Arial" w:eastAsia="Arial"/>
+                <w:b w:val="0"/>
+                <w:i w:val="0"/>
+                <w:color w:val="263238"/>
+                <w:sz w:val="15"/>
+              </w:rPr>
+              <w:t>Test one predeclared production-policy endpoint prospectively</w:t>
+            </w:r>
+          </w:p>
+        </w:tc>
+      </w:tr>
+    </w:tbl>
+    <w:p>
+      <w:pPr>
+        <w:spacing w:after="20"/>
+      </w:pPr>
+    </w:p>
+    <w:p>
+      <w:pPr>
+        <w:keepNext w:val="0"/>
+        <w:keepLines w:val="0"/>
+        <w:widowControl/>
+        <w:spacing w:before="0" w:after="84" w:line="252" w:lineRule="auto"/>
+        <w:jc w:val="both"/>
+      </w:pPr>
+      <w:r>
+        <w:rPr>
+          <w:rFonts w:ascii="Times New Roman" w:hAnsi="Times New Roman" w:eastAsia="Times New Roman"/>
+          <w:b w:val="0"/>
+          <w:i w:val="0"/>
+          <w:color w:val="263238"/>
+          <w:sz w:val="18"/>
+        </w:rPr>
+        <w:t>Research multiplicity is recorded conservatively. The ledger counts 113 effective attempts, but that total includes controls, invalidated runs, rejected or unexecuted suggestions, an aborted attempt, and reruns. It is not a claim that 113 independent viable strategies competed under identical conditions. It does establish that an adaptive research process occurred and that an attractive survivor should not receive naive inference.</w:t>
+      </w:r>
+    </w:p>
+    <w:p>
+      <w:pPr>
+        <w:keepNext w:val="0"/>
+        <w:keepLines w:val="0"/>
+        <w:widowControl/>
+        <w:spacing w:before="0" w:after="84" w:line="252" w:lineRule="auto"/>
+        <w:jc w:val="both"/>
+      </w:pPr>
+      <w:r>
+        <w:rPr>
+          <w:rFonts w:ascii="Times New Roman" w:hAnsi="Times New Roman" w:eastAsia="Times New Roman"/>
+          <w:b w:val="0"/>
+          <w:i w:val="0"/>
+          <w:color w:val="263238"/>
+          <w:sz w:val="18"/>
+        </w:rPr>
+        <w:t>This convention also fixes the meaning of “outperformance.” G4 exceeded SPY's historical total return in its consumed replay. The production policy did not; it exchanged upside for lower volatility and drawdown. The options compiler has no return series at all. The prospective protocol will not have a result until its fixed chronology and reconciliation requirements are complete. Keeping those sentences separate is part of the control design.</w:t>
+      </w:r>
+    </w:p>
+    <w:p>
+      <w:pPr>
+        <w:keepNext/>
+        <w:spacing w:before="240" w:after="120"/>
+        <w:pBdr>
+          <w:bottom w:val="single" w:sz="8" w:space="3" w:color="2E6F5C"/>
+        </w:pBdr>
+      </w:pPr>
+      <w:r>
+        <w:rPr>
+          <w:rFonts w:ascii="Arial" w:hAnsi="Arial" w:eastAsia="Arial"/>
+          <w:b/>
+          <w:i w:val="0"/>
+          <w:color w:val="0D2B43"/>
+          <w:sz w:val="27"/>
+        </w:rPr>
+        <w:t>5. G4 shows why attractive history is not deployment authority</w:t>
+      </w:r>
+    </w:p>
+    <w:p>
+      <w:pPr>
+        <w:keepNext/>
+        <w:keepLines w:val="0"/>
+        <w:widowControl/>
+        <w:spacing w:before="0" w:after="84" w:line="252" w:lineRule="auto"/>
+        <w:jc w:val="both"/>
+      </w:pPr>
+      <w:r>
+        <w:rPr>
+          <w:rFonts w:ascii="Times New Roman" w:hAnsi="Times New Roman" w:eastAsia="Times New Roman"/>
+          <w:b w:val="0"/>
+          <w:i w:val="0"/>
+          <w:color w:val="263238"/>
+          <w:sz w:val="18"/>
+        </w:rPr>
+        <w:t xml:space="preserve">G4 ranks the nine original sector ETFs using an older six-month return inside a twelve-month lookback. If </w:t>
+      </w:r>
+      <w:r>
+        <w:rPr>
+          <w:rFonts w:ascii="Menlo" w:hAnsi="Menlo" w:eastAsia="Menlo"/>
+          <w:b w:val="0"/>
+          <w:i w:val="0"/>
+          <w:color w:val="263238"/>
+          <w:sz w:val="16"/>
+        </w:rPr>
+        <w:t>P(i,t)</w:t>
+      </w:r>
+      <w:r>
+        <w:rPr>
+          <w:rFonts w:ascii="Times New Roman" w:hAnsi="Times New Roman" w:eastAsia="Times New Roman"/>
+          <w:b w:val="0"/>
+          <w:i w:val="0"/>
+          <w:color w:val="263238"/>
+          <w:sz w:val="18"/>
+        </w:rPr>
+        <w:t xml:space="preserve"> is the adjusted close of sector ETF </w:t>
+      </w:r>
+      <w:r>
+        <w:rPr>
+          <w:rFonts w:ascii="Menlo" w:hAnsi="Menlo" w:eastAsia="Menlo"/>
+          <w:b w:val="0"/>
+          <w:i w:val="0"/>
+          <w:color w:val="263238"/>
+          <w:sz w:val="16"/>
+        </w:rPr>
+        <w:t>i</w:t>
+      </w:r>
+      <w:r>
+        <w:rPr>
+          <w:rFonts w:ascii="Times New Roman" w:hAnsi="Times New Roman" w:eastAsia="Times New Roman"/>
+          <w:b w:val="0"/>
+          <w:i w:val="0"/>
+          <w:color w:val="263238"/>
+          <w:sz w:val="18"/>
+        </w:rPr>
+        <w:t xml:space="preserve"> at signal session </w:t>
+      </w:r>
+      <w:r>
+        <w:rPr>
+          <w:rFonts w:ascii="Menlo" w:hAnsi="Menlo" w:eastAsia="Menlo"/>
+          <w:b w:val="0"/>
+          <w:i w:val="0"/>
+          <w:color w:val="263238"/>
+          <w:sz w:val="16"/>
+        </w:rPr>
+        <w:t>t</w:t>
+      </w:r>
+      <w:r>
+        <w:rPr>
+          <w:rFonts w:ascii="Times New Roman" w:hAnsi="Times New Roman" w:eastAsia="Times New Roman"/>
+          <w:b w:val="0"/>
+          <w:i w:val="0"/>
+          <w:color w:val="263238"/>
+          <w:sz w:val="18"/>
+        </w:rPr>
+        <w:t>, the score is</w:t>
+      </w:r>
+    </w:p>
+    <w:p>
+      <w:pPr>
+        <w:keepNext/>
+        <w:keepLines/>
+        <w:widowControl/>
+        <w:spacing w:before="50" w:after="50" w:line="240" w:lineRule="auto"/>
+        <w:jc w:val="center"/>
+      </w:pPr>
+      <w:r>
+        <w:rPr>
+          <w:rFonts w:ascii="Menlo" w:hAnsi="Menlo" w:eastAsia="Menlo"/>
+          <w:b w:val="0"/>
+          <w:i w:val="0"/>
+          <w:color w:val="263238"/>
+          <w:sz w:val="16"/>
+        </w:rPr>
+        <w:t>m(i,t) = log(P(i,t-126) / P(i,t-252)).</w:t>
+      </w:r>
+    </w:p>
+    <w:p>
+      <w:pPr>
+        <w:keepNext w:val="0"/>
+        <w:keepLines w:val="0"/>
+        <w:widowControl/>
+        <w:spacing w:before="0" w:after="84" w:line="252" w:lineRule="auto"/>
+        <w:jc w:val="both"/>
+      </w:pPr>
+      <w:r>
+        <w:rPr>
+          <w:rFonts w:ascii="Times New Roman" w:hAnsi="Times New Roman" w:eastAsia="Times New Roman"/>
+          <w:b w:val="0"/>
+          <w:i w:val="0"/>
+          <w:color w:val="263238"/>
+          <w:sz w:val="18"/>
+        </w:rPr>
+        <w:t>Every 21 sessions, the rule places 50% in QQQ and divides the remaining 50% equally among the three sectors with the highest score. Alphabetical ticker order breaks an exact tie. The portfolio is long-only and unlevered. No language-model output, news, prediction-market data, congressional trading record, or social signal enters the replay [7].</w:t>
+      </w:r>
+    </w:p>
+    <w:p>
+      <w:pPr>
+        <w:keepNext w:val="0"/>
+        <w:keepLines w:val="0"/>
+        <w:widowControl/>
+        <w:spacing w:before="0" w:after="84" w:line="252" w:lineRule="auto"/>
+        <w:jc w:val="both"/>
+      </w:pPr>
+      <w:r>
+        <w:rPr>
+          <w:rFonts w:ascii="Times New Roman" w:hAnsi="Times New Roman" w:eastAsia="Times New Roman"/>
+          <w:b w:val="0"/>
+          <w:i w:val="0"/>
+          <w:color w:val="263238"/>
+          <w:sz w:val="18"/>
+        </w:rPr>
+        <w:t>The result is deliberately hard to dismiss. Under a five-basis-point one-way cost on traded notional, G4 gained 967.11%, versus 580.82% for SPY. Its annualized return was 18.97%, 3.86 percentage points above SPY. It also experienced a less severe maximum drawdown, although it carried somewhat higher volatility and substantially higher turnover.</w:t>
+      </w:r>
+    </w:p>
+    <w:tbl>
+      <w:tblPr>
+        <w:tblW w:type="auto" w:w="0"/>
+        <w:jc w:val="center"/>
+        <w:tblLayout w:type="autofit"/>
+        <w:tblLook w:firstColumn="1" w:firstRow="1" w:lastColumn="0" w:lastRow="0" w:noHBand="0" w:noVBand="1" w:val="04A0"/>
+        <w:tblBorders>
+          <w:top w:val="single" w:sz="4" w:space="0" w:color="C8CCC7"/>
+          <w:left w:val="single" w:sz="4" w:space="0" w:color="C8CCC7"/>
+          <w:bottom w:val="single" w:sz="4" w:space="0" w:color="C8CCC7"/>
+          <w:right w:val="single" w:sz="4" w:space="0" w:color="C8CCC7"/>
+          <w:insideH w:val="single" w:sz="4" w:space="0" w:color="C8CCC7"/>
+          <w:insideV w:val="single" w:sz="4" w:space="0" w:color="C8CCC7"/>
+        </w:tblBorders>
+      </w:tblPr>
+      <w:tblGrid>
+        <w:gridCol w:w="3389"/>
+        <w:gridCol w:w="3389"/>
+        <w:gridCol w:w="3389"/>
+      </w:tblGrid>
+      <w:tr>
+        <w:trPr>
+          <w:tblHeader w:val="true"/>
+        </w:trPr>
+        <w:tc>
+          <w:tcPr>
+            <w:tcW w:type="dxa" w:w="3389"/>
+            <w:vAlign w:val="center"/>
+            <w:tcMar>
+              <w:top w:w="70" w:type="dxa"/>
+              <w:start w:w="90" w:type="dxa"/>
+              <w:bottom w:w="70" w:type="dxa"/>
+              <w:end w:w="90" w:type="dxa"/>
+            </w:tcMar>
+            <w:shd w:fill="0D2B43"/>
+          </w:tcPr>
+          <w:p>
+            <w:pPr>
+              <w:spacing w:after="0" w:line="240" w:lineRule="auto"/>
+              <w:jc w:val="left"/>
+            </w:pPr>
+            <w:r>
+              <w:rPr>
+                <w:rFonts w:ascii="Arial" w:hAnsi="Arial" w:eastAsia="Arial"/>
+                <w:b/>
+                <w:i w:val="0"/>
+                <w:color w:val="FFFFFF"/>
+                <w:sz w:val="15"/>
+              </w:rPr>
+              <w:t>Consumed replay, 2 Jan. 2013–27 Aug. 2026</w:t>
             </w:r>
           </w:p>
         </w:tc>
@@ -773,7 +1656,7 @@
                 <w:color w:val="FFFFFF"/>
                 <w:sz w:val="15"/>
               </w:rPr>
-              <w:t>G4 shadow</w:t>
+              <w:t>G4</w:t>
             </w:r>
           </w:p>
         </w:tc>
@@ -855,7 +1738,7 @@
             <w:r>
               <w:rPr>
                 <w:rFonts w:ascii="Arial" w:hAnsi="Arial" w:eastAsia="Arial"/>
-                <w:b w:val="0"/>
+                <w:b/>
                 <w:i w:val="0"/>
                 <w:color w:val="263238"/>
                 <w:sz w:val="15"/>
@@ -943,7 +1826,7 @@
             <w:r>
               <w:rPr>
                 <w:rFonts w:ascii="Arial" w:hAnsi="Arial" w:eastAsia="Arial"/>
-                <w:b w:val="0"/>
+                <w:b/>
                 <w:i w:val="0"/>
                 <w:color w:val="263238"/>
                 <w:sz w:val="15"/>
@@ -1118,7 +2001,7 @@
             <w:r>
               <w:rPr>
                 <w:rFonts w:ascii="Arial" w:hAnsi="Arial" w:eastAsia="Arial"/>
-                <w:b w:val="0"/>
+                <w:b/>
                 <w:i w:val="0"/>
                 <w:color w:val="263238"/>
                 <w:sz w:val="15"/>
@@ -1210,7 +2093,7 @@
                 <w:color w:val="263238"/>
                 <w:sz w:val="15"/>
               </w:rPr>
-              <w:t>3.78x</w:t>
+              <w:t>3.78×</w:t>
             </w:r>
           </w:p>
         </w:tc>
@@ -1238,7 +2121,7 @@
                 <w:color w:val="263238"/>
                 <w:sz w:val="15"/>
               </w:rPr>
-              <w:t>0.22x</w:t>
+              <w:t>0.22×</w:t>
             </w:r>
           </w:p>
         </w:tc>
@@ -1307,8 +2190,10 @@
     </w:p>
     <w:p>
       <w:pPr>
+        <w:keepNext w:val="0"/>
+        <w:keepLines w:val="0"/>
         <w:widowControl/>
-        <w:spacing w:after="80" w:line="247" w:lineRule="auto"/>
+        <w:spacing w:before="0" w:after="84" w:line="252" w:lineRule="auto"/>
         <w:jc w:val="both"/>
       </w:pPr>
       <w:r>
@@ -1317,15 +2202,17 @@
           <w:b w:val="0"/>
           <w:i w:val="0"/>
           <w:color w:val="263238"/>
-          <w:sz w:val="17"/>
+          <w:sz w:val="18"/>
         </w:rPr>
-        <w:t>At a five-basis-point one-way cost, the sign of G4's historical edge over SPY remained positive across all 21 rebalance-anchor offsets. The sign also remained positive under the tested 5, 10, and 25 basis-point cost levels. These are local sensitivity checks, not independent trials or evidence of statistical significance.</w:t>
+        <w:t>The sign of G4's historical edge remained positive across all 21 rebalance-anchor offsets and at the tested 5, 10, and 25 basis-point costs. That persistence answers two useful questions: the result was not created by one weekday-like rebalance phase, and modestly different modeled frictions did not reverse it. It does not answer the selection question.</w:t>
       </w:r>
     </w:p>
     <w:p>
       <w:pPr>
+        <w:keepNext w:val="0"/>
+        <w:keepLines w:val="0"/>
         <w:widowControl/>
-        <w:spacing w:after="80" w:line="247" w:lineRule="auto"/>
+        <w:spacing w:before="0" w:after="84" w:line="252" w:lineRule="auto"/>
         <w:jc w:val="both"/>
       </w:pPr>
       <w:r>
@@ -1334,15 +2221,17 @@
           <w:b w:val="0"/>
           <w:i w:val="0"/>
           <w:color w:val="263238"/>
-          <w:sz w:val="17"/>
+          <w:sz w:val="18"/>
         </w:rPr>
-        <w:t>The result also carries visible growth and universe hindsight. The fixed ETF menu contains only funds still available in 2026, and QQQ is an obvious ex-post winner. Over the same consumed interval, G4's 967.11% total return trailed QQQ's 1,136.28%, while its daily gross-return correlation with QQQ was 0.961. Those diagnostics do not prove that sector rotation contributed nothing, but they make it inappropriate to relabel a strong growth exposure as independent alpha. This is one reason the static growth-control gate is outcome-determinative [11].</w:t>
+        <w:t>The growth-control diagnostics sharpen the problem. Over the same interval, G4 trailed QQQ's 1,136.28% total return, and its daily gross-return correlation with QQQ was 0.961. A fixed universe composed only of funds still trading in 2026 also carries survivor hindsight. Those facts do not show that rotation contributed nothing. They do show that “independent alpha” would be a stronger claim than the evidence supports.</w:t>
       </w:r>
     </w:p>
     <w:p>
       <w:pPr>
+        <w:keepNext w:val="0"/>
+        <w:keepLines w:val="0"/>
         <w:widowControl/>
-        <w:spacing w:after="80" w:line="247" w:lineRule="auto"/>
+        <w:spacing w:before="0" w:after="84" w:line="252" w:lineRule="auto"/>
         <w:jc w:val="both"/>
       </w:pPr>
       <w:r>
@@ -1351,26 +2240,9 @@
           <w:b w:val="0"/>
           <w:i w:val="0"/>
           <w:color w:val="263238"/>
-          <w:sz w:val="17"/>
+          <w:sz w:val="18"/>
         </w:rPr>
-        <w:t>A deployment advocate could point to a 3.86-percentage-point annualized return difference in the consumed replay, a less severe maximum drawdown, and positive edge signs under the tested cost and schedule variants. Those are descriptive sensitivity results, not independent confirmation. Even so, continued refusal can appear less like rigor and more like an unwillingness to act on evidence. This is the strongest version of the objection because it does not require pretending that historical results guarantee the future. It asks whether the evidence is strong enough to justify provisional promotion.</w:t>
-      </w:r>
-    </w:p>
-    <w:p>
-      <w:pPr>
-        <w:widowControl/>
-        <w:spacing w:after="80" w:line="247" w:lineRule="auto"/>
-        <w:jc w:val="both"/>
-      </w:pPr>
-      <w:r>
-        <w:rPr>
-          <w:rFonts w:ascii="Times New Roman" w:hAnsi="Times New Roman" w:eastAsia="Times New Roman"/>
-          <w:b w:val="0"/>
-          <w:i w:val="0"/>
-          <w:color w:val="263238"/>
-          <w:sz w:val="17"/>
-        </w:rPr>
-        <w:t>Finly's answer remains no. The robustness checks answer narrower questions than the promotion tests. Rebalance offsets test dependence on calendar timing; cost scenarios test sensitivity to modeled frictions. Neither recreates a clean confirmation sample or removes the consequences of selection after repeated research.</w:t>
+        <w:t>Finly therefore required G4 to pass four promotion gates. It passed none [8].</w:t>
       </w:r>
     </w:p>
     <w:tbl>
@@ -1481,7 +2353,7 @@
                 <w:color w:val="FFFFFF"/>
                 <w:sz w:val="15"/>
               </w:rPr>
-              <w:t>Required</w:t>
+              <w:t>Requirement</w:t>
             </w:r>
           </w:p>
         </w:tc>
@@ -1500,7 +2372,7 @@
           <w:p>
             <w:pPr>
               <w:spacing w:after="0" w:line="240" w:lineRule="auto"/>
-              <w:jc w:val="right"/>
+              <w:jc w:val="left"/>
             </w:pPr>
             <w:r>
               <w:rPr>
@@ -1510,7 +2382,7 @@
                 <w:color w:val="FFFFFF"/>
                 <w:sz w:val="15"/>
               </w:rPr>
-              <w:t>Outcome</w:t>
+              <w:t>Decision</w:t>
             </w:r>
           </w:p>
         </w:tc>
@@ -1614,7 +2486,7 @@
           <w:p>
             <w:pPr>
               <w:spacing w:after="0" w:line="240" w:lineRule="auto"/>
-              <w:jc w:val="right"/>
+              <w:jc w:val="left"/>
             </w:pPr>
             <w:r>
               <w:rPr>
@@ -1655,7 +2527,7 @@
                 <w:color w:val="263238"/>
                 <w:sz w:val="15"/>
               </w:rPr>
-              <w:t>Worst adjusted familywise p-value</w:t>
+              <w:t>Worst familywise-adjusted p-value</w:t>
             </w:r>
           </w:p>
         </w:tc>
@@ -1732,7 +2604,7 @@
           <w:p>
             <w:pPr>
               <w:spacing w:after="0" w:line="240" w:lineRule="auto"/>
-              <w:jc w:val="right"/>
+              <w:jc w:val="left"/>
             </w:pPr>
             <w:r>
               <w:rPr>
@@ -1846,7 +2718,7 @@
           <w:p>
             <w:pPr>
               <w:spacing w:after="0" w:line="240" w:lineRule="auto"/>
-              <w:jc w:val="right"/>
+              <w:jc w:val="left"/>
             </w:pPr>
             <w:r>
               <w:rPr>
@@ -1964,7 +2836,7 @@
           <w:p>
             <w:pPr>
               <w:spacing w:after="0" w:line="240" w:lineRule="auto"/>
-              <w:jc w:val="right"/>
+              <w:jc w:val="left"/>
             </w:pPr>
             <w:r>
               <w:rPr>
@@ -1987,8 +2859,10 @@
     </w:p>
     <w:p>
       <w:pPr>
+        <w:keepNext w:val="0"/>
+        <w:keepLines w:val="0"/>
         <w:widowControl/>
-        <w:spacing w:after="80" w:line="247" w:lineRule="auto"/>
+        <w:spacing w:before="0" w:after="84" w:line="252" w:lineRule="auto"/>
         <w:jc w:val="both"/>
       </w:pPr>
       <w:r>
@@ -1997,43 +2871,9 @@
           <w:b w:val="0"/>
           <w:i w:val="0"/>
           <w:color w:val="263238"/>
-          <w:sz w:val="17"/>
+          <w:sz w:val="18"/>
         </w:rPr>
-        <w:t>The locked surface records a 3.75% probability that the observed Sharpe exceeds the deflated benchmark, below Finly's 95% promotion threshold. The worst adjusted familywise p-value was 0.3718, above the 0.05 threshold. These are post-selection promotion-gate diagnostics; neither is a forecast of profitability or a clean confirmatory test. The underlying Deflated Sharpe artifact used a declared 100-trial correction and estimated trial-distribution moments from the seven eligible G4 candidates, so it should not be interpreted as a complete statistical summary of the later, heterogeneous 113-item ledger [4]. The static growth-control independence gate was unsupported, and the authenticated source-overlap gate did not pass. These corrections should not be rewritten as if the complete promotion framework existed unchanged before the output. Their role is diagnostic: once more demanding questions were asked, the return record did not support promotion.</w:t>
-      </w:r>
-    </w:p>
-    <w:p>
-      <w:pPr>
-        <w:widowControl/>
-        <w:spacing w:after="80" w:line="247" w:lineRule="auto"/>
-        <w:jc w:val="both"/>
-      </w:pPr>
-      <w:r>
-        <w:rPr>
-          <w:rFonts w:ascii="Times New Roman" w:hAnsi="Times New Roman" w:eastAsia="Times New Roman"/>
-          <w:b w:val="0"/>
-          <w:i w:val="0"/>
-          <w:color w:val="263238"/>
-          <w:sz w:val="17"/>
-        </w:rPr>
-        <w:t>Seven hash-frozen but fully retrospective Generation 6 challengers were evaluated; none was selected on either the primary SPY or growth-control track. Because the historical inputs and literature themes had already been seen, this is a constrained-search result, not independent out-of-sample evidence. The result does not prove that G4's historical effect is unreal. It shows that the subsequent search did not produce a candidate that satisfied the relevant comparisons.</w:t>
-      </w:r>
-    </w:p>
-    <w:p>
-      <w:pPr>
-        <w:widowControl/>
-        <w:spacing w:after="80" w:line="247" w:lineRule="auto"/>
-        <w:jc w:val="both"/>
-      </w:pPr>
-      <w:r>
-        <w:rPr>
-          <w:rFonts w:ascii="Times New Roman" w:hAnsi="Times New Roman" w:eastAsia="Times New Roman"/>
-          <w:b w:val="0"/>
-          <w:i w:val="0"/>
-          <w:color w:val="263238"/>
-          <w:sz w:val="17"/>
-        </w:rPr>
-        <w:t>The refusal therefore rests on a distinction between descriptive persistence and evidentiary authority. G4 remains an interesting historical hypothesis. Its performance survives selected perturbations. Those facts do not erase its post-history selection, the adaptive research process, or the absence of untouched data [3]. The engineering result is what happens next: Finly does not allow an attractive chart to rewrite the authority boundary.</w:t>
+        <w:t>Seven later hash-frozen but fully retrospective Generation 6 challengers were then assessed; none was selected on either the SPY or growth-control track. That later search is informative about the difficulty of replacing the incumbent research object, but it cannot recreate untouched data. G4 remains a worthwhile hypothesis and a strong visual result. It is not the production policy.</w:t>
       </w:r>
     </w:p>
     <w:p>
@@ -2052,13 +2892,15 @@
           <w:color w:val="0D2B43"/>
           <w:sz w:val="27"/>
         </w:rPr>
-        <w:t>6. Forward Trial 1</w:t>
+        <w:t>6. The production book buys protection rather than maximum upside</w:t>
       </w:r>
     </w:p>
     <w:p>
       <w:pPr>
+        <w:keepNext/>
+        <w:keepLines w:val="0"/>
         <w:widowControl/>
-        <w:spacing w:after="80" w:line="247" w:lineRule="auto"/>
+        <w:spacing w:before="0" w:after="84" w:line="252" w:lineRule="auto"/>
         <w:jc w:val="both"/>
       </w:pPr>
       <w:r>
@@ -2067,26 +2909,9 @@
           <w:b w:val="0"/>
           <w:i w:val="0"/>
           <w:color w:val="263238"/>
-          <w:sz w:val="17"/>
+          <w:sz w:val="18"/>
         </w:rPr>
-        <w:t>Forward Trial 1 defines the next evidence stage. A clean clone can verify its local state, but the record begins with no signal commitments and no settled outcomes. The protocol separates what must be fixed before a decision from what can be measured only after the outcome. Because a local timestamp and hash cannot prove when external data were observed, production writes, broker authority, and performance inference remain disabled until an independent pre-execution anchor exists [12].</w:t>
-      </w:r>
-    </w:p>
-    <w:p>
-      <w:pPr>
-        <w:widowControl/>
-        <w:spacing w:after="80" w:line="247" w:lineRule="auto"/>
-        <w:jc w:val="both"/>
-      </w:pPr>
-      <w:r>
-        <w:rPr>
-          <w:rFonts w:ascii="Times New Roman" w:hAnsi="Times New Roman" w:eastAsia="Times New Roman"/>
-          <w:b w:val="0"/>
-          <w:i w:val="0"/>
-          <w:color w:val="263238"/>
-          <w:sz w:val="17"/>
-        </w:rPr>
-        <w:t xml:space="preserve">The primary forward book is not G4. It is </w:t>
+        <w:t xml:space="preserve">The frozen production policy, </w:t>
       </w:r>
       <w:r>
         <w:rPr>
@@ -2104,15 +2929,36 @@
           <w:b w:val="0"/>
           <w:i w:val="0"/>
           <w:color w:val="263238"/>
-          <w:sz w:val="17"/>
+          <w:sz w:val="18"/>
         </w:rPr>
-        <w:t>, a five-session SPY/BIL policy that combines positive 21-, 63-, and 252-session SPY-minus-BIL trends with a ten-percent volatility target. In the fixed 2 January 2025 to 28 August 2026 holdout, it returned 18.99% in total and 11.13% annualized, compared with SPY at 33.52% and 19.19%. Its annualized volatility was 8.31% rather than 17.33%, and its maximum drawdown was -5.79% rather than -18.76%. That is a genuine risk tradeoff, not raw-return outperformance. The latest research receipt proposed 95.71% SPY and 4.29% BIL, but the paper account remained in its prior defensive state and no mutation was requested.</w:t>
+        <w:t>, uses only SPY and BIL. On each five-session rebalance date, code evaluates SPY-minus-BIL log returns over 21, 63, and 252 sessions. The fraction of horizons with positive excess trend supplies the directional score. That score is multiplied by an unlevered volatility scale,</w:t>
       </w:r>
     </w:p>
     <w:p>
       <w:pPr>
+        <w:keepNext/>
+        <w:keepLines/>
         <w:widowControl/>
-        <w:spacing w:after="80" w:line="247" w:lineRule="auto"/>
+        <w:spacing w:before="50" w:after="50" w:line="240" w:lineRule="auto"/>
+        <w:jc w:val="center"/>
+      </w:pPr>
+      <w:r>
+        <w:rPr>
+          <w:rFonts w:ascii="Menlo" w:hAnsi="Menlo" w:eastAsia="Menlo"/>
+          <w:b w:val="0"/>
+          <w:i w:val="0"/>
+          <w:color w:val="263238"/>
+          <w:sz w:val="16"/>
+        </w:rPr>
+        <w:t>min(1, 0.10 / annualized 20-session realized volatility),</w:t>
+      </w:r>
+    </w:p>
+    <w:p>
+      <w:pPr>
+        <w:keepNext w:val="0"/>
+        <w:keepLines w:val="0"/>
+        <w:widowControl/>
+        <w:spacing w:before="0" w:after="84" w:line="252" w:lineRule="auto"/>
         <w:jc w:val="both"/>
       </w:pPr>
       <w:r>
@@ -2121,15 +2967,17 @@
           <w:b w:val="0"/>
           <w:i w:val="0"/>
           <w:color w:val="263238"/>
-          <w:sz w:val="17"/>
+          <w:sz w:val="18"/>
         </w:rPr>
-        <w:t>Seven frozen books identify the production policy, the G4 shadow, SPY, QQQ, a 50/50 SPY-QQQ benchmark, BIL, and a 10% SPY volatility target. The minimum primary calculation requires 252 settlements. At genesis, none exists. This is a structural commitment, not yet chronological proof: local timestamps and hashes cannot independently establish that a signal was captured before execution. The closed external-anchor gate exists for that reason.</w:t>
+        <w:t>to obtain the SPY target weight; the remainder goes to BIL. The weight is bounded between zero and one. This construction lets the rule participate when several horizons agree, reduce equity exposure when realized volatility rises, and hold the unallocated capital in a Treasury-bill proxy [1,2,9].</w:t>
       </w:r>
     </w:p>
     <w:p>
       <w:pPr>
+        <w:keepNext w:val="0"/>
+        <w:keepLines w:val="0"/>
         <w:widowControl/>
-        <w:spacing w:after="80" w:line="247" w:lineRule="auto"/>
+        <w:spacing w:before="0" w:after="84" w:line="252" w:lineRule="auto"/>
         <w:jc w:val="both"/>
       </w:pPr>
       <w:r>
@@ -2138,19 +2986,762 @@
           <w:b w:val="0"/>
           <w:i w:val="0"/>
           <w:color w:val="263238"/>
-          <w:sz w:val="17"/>
+          <w:sz w:val="18"/>
         </w:rPr>
-        <w:t xml:space="preserve">The zero matters because it prevents mechanics from masquerading as evidence. </w:t>
+        <w:t>Execution realism changes the headline result. The next-open engine charges each absolute SPY and BIL traded-notional leg, rather than applying one cost to an abstract net weight change. It is sell-first, cash-caps buys, supports fractional units, and rebalances every five sessions. Under five basis points per leg, the production book gained 15.39% with a -5.45% maximum drawdown. SPY gained 33.52%. Increasing the charge fivefold to 25 basis points reduced Finly's return to 10.56% but did not make it negative [9].</w:t>
+      </w:r>
+    </w:p>
+    <w:tbl>
+      <w:tblPr>
+        <w:tblW w:type="auto" w:w="0"/>
+        <w:jc w:val="center"/>
+        <w:tblLayout w:type="autofit"/>
+        <w:tblLook w:firstColumn="1" w:firstRow="1" w:lastColumn="0" w:lastRow="0" w:noHBand="0" w:noVBand="1" w:val="04A0"/>
+        <w:tblBorders>
+          <w:top w:val="single" w:sz="4" w:space="0" w:color="C8CCC7"/>
+          <w:left w:val="single" w:sz="4" w:space="0" w:color="C8CCC7"/>
+          <w:bottom w:val="single" w:sz="4" w:space="0" w:color="C8CCC7"/>
+          <w:right w:val="single" w:sz="4" w:space="0" w:color="C8CCC7"/>
+          <w:insideH w:val="single" w:sz="4" w:space="0" w:color="C8CCC7"/>
+          <w:insideV w:val="single" w:sz="4" w:space="0" w:color="C8CCC7"/>
+        </w:tblBorders>
+      </w:tblPr>
+      <w:tblGrid>
+        <w:gridCol w:w="1694"/>
+        <w:gridCol w:w="1694"/>
+        <w:gridCol w:w="1694"/>
+        <w:gridCol w:w="1694"/>
+        <w:gridCol w:w="1694"/>
+        <w:gridCol w:w="1694"/>
+      </w:tblGrid>
+      <w:tr>
+        <w:trPr>
+          <w:tblHeader w:val="true"/>
+        </w:trPr>
+        <w:tc>
+          <w:tcPr>
+            <w:tcW w:type="dxa" w:w="1694"/>
+            <w:vAlign w:val="center"/>
+            <w:tcMar>
+              <w:top w:w="70" w:type="dxa"/>
+              <w:start w:w="90" w:type="dxa"/>
+              <w:bottom w:w="70" w:type="dxa"/>
+              <w:end w:w="90" w:type="dxa"/>
+            </w:tcMar>
+            <w:shd w:fill="0D2B43"/>
+          </w:tcPr>
+          <w:p>
+            <w:pPr>
+              <w:spacing w:after="0" w:line="240" w:lineRule="auto"/>
+              <w:jc w:val="left"/>
+            </w:pPr>
+            <w:r>
+              <w:rPr>
+                <w:rFonts w:ascii="Arial" w:hAnsi="Arial" w:eastAsia="Arial"/>
+                <w:b/>
+                <w:i w:val="0"/>
+                <w:color w:val="FFFFFF"/>
+                <w:sz w:val="15"/>
+              </w:rPr>
+              <w:t>Next-open adjusted ledger, 415 observations</w:t>
+            </w:r>
+          </w:p>
+        </w:tc>
+        <w:tc>
+          <w:tcPr>
+            <w:tcW w:type="dxa" w:w="1694"/>
+            <w:vAlign w:val="center"/>
+            <w:tcMar>
+              <w:top w:w="70" w:type="dxa"/>
+              <w:start w:w="90" w:type="dxa"/>
+              <w:bottom w:w="70" w:type="dxa"/>
+              <w:end w:w="90" w:type="dxa"/>
+            </w:tcMar>
+            <w:shd w:fill="0D2B43"/>
+          </w:tcPr>
+          <w:p>
+            <w:pPr>
+              <w:spacing w:after="0" w:line="240" w:lineRule="auto"/>
+              <w:jc w:val="right"/>
+            </w:pPr>
+            <w:r>
+              <w:rPr>
+                <w:rFonts w:ascii="Arial" w:hAnsi="Arial" w:eastAsia="Arial"/>
+                <w:b/>
+                <w:i w:val="0"/>
+                <w:color w:val="FFFFFF"/>
+                <w:sz w:val="15"/>
+              </w:rPr>
+              <w:t>Total return</w:t>
+            </w:r>
+          </w:p>
+        </w:tc>
+        <w:tc>
+          <w:tcPr>
+            <w:tcW w:type="dxa" w:w="1694"/>
+            <w:vAlign w:val="center"/>
+            <w:tcMar>
+              <w:top w:w="70" w:type="dxa"/>
+              <w:start w:w="90" w:type="dxa"/>
+              <w:bottom w:w="70" w:type="dxa"/>
+              <w:end w:w="90" w:type="dxa"/>
+            </w:tcMar>
+            <w:shd w:fill="0D2B43"/>
+          </w:tcPr>
+          <w:p>
+            <w:pPr>
+              <w:spacing w:after="0" w:line="240" w:lineRule="auto"/>
+              <w:jc w:val="right"/>
+            </w:pPr>
+            <w:r>
+              <w:rPr>
+                <w:rFonts w:ascii="Arial" w:hAnsi="Arial" w:eastAsia="Arial"/>
+                <w:b/>
+                <w:i w:val="0"/>
+                <w:color w:val="FFFFFF"/>
+                <w:sz w:val="15"/>
+              </w:rPr>
+              <w:t>Annualized return</w:t>
+            </w:r>
+          </w:p>
+        </w:tc>
+        <w:tc>
+          <w:tcPr>
+            <w:tcW w:type="dxa" w:w="1694"/>
+            <w:vAlign w:val="center"/>
+            <w:tcMar>
+              <w:top w:w="70" w:type="dxa"/>
+              <w:start w:w="90" w:type="dxa"/>
+              <w:bottom w:w="70" w:type="dxa"/>
+              <w:end w:w="90" w:type="dxa"/>
+            </w:tcMar>
+            <w:shd w:fill="0D2B43"/>
+          </w:tcPr>
+          <w:p>
+            <w:pPr>
+              <w:spacing w:after="0" w:line="240" w:lineRule="auto"/>
+              <w:jc w:val="right"/>
+            </w:pPr>
+            <w:r>
+              <w:rPr>
+                <w:rFonts w:ascii="Arial" w:hAnsi="Arial" w:eastAsia="Arial"/>
+                <w:b/>
+                <w:i w:val="0"/>
+                <w:color w:val="FFFFFF"/>
+                <w:sz w:val="15"/>
+              </w:rPr>
+              <w:t>Annualized volatility</w:t>
+            </w:r>
+          </w:p>
+        </w:tc>
+        <w:tc>
+          <w:tcPr>
+            <w:tcW w:type="dxa" w:w="1694"/>
+            <w:vAlign w:val="center"/>
+            <w:tcMar>
+              <w:top w:w="70" w:type="dxa"/>
+              <w:start w:w="90" w:type="dxa"/>
+              <w:bottom w:w="70" w:type="dxa"/>
+              <w:end w:w="90" w:type="dxa"/>
+            </w:tcMar>
+            <w:shd w:fill="0D2B43"/>
+          </w:tcPr>
+          <w:p>
+            <w:pPr>
+              <w:spacing w:after="0" w:line="240" w:lineRule="auto"/>
+              <w:jc w:val="right"/>
+            </w:pPr>
+            <w:r>
+              <w:rPr>
+                <w:rFonts w:ascii="Arial" w:hAnsi="Arial" w:eastAsia="Arial"/>
+                <w:b/>
+                <w:i w:val="0"/>
+                <w:color w:val="FFFFFF"/>
+                <w:sz w:val="15"/>
+              </w:rPr>
+              <w:t>Maximum drawdown</w:t>
+            </w:r>
+          </w:p>
+        </w:tc>
+        <w:tc>
+          <w:tcPr>
+            <w:tcW w:type="dxa" w:w="1694"/>
+            <w:vAlign w:val="center"/>
+            <w:tcMar>
+              <w:top w:w="70" w:type="dxa"/>
+              <w:start w:w="90" w:type="dxa"/>
+              <w:bottom w:w="70" w:type="dxa"/>
+              <w:end w:w="90" w:type="dxa"/>
+            </w:tcMar>
+            <w:shd w:fill="0D2B43"/>
+          </w:tcPr>
+          <w:p>
+            <w:pPr>
+              <w:spacing w:after="0" w:line="240" w:lineRule="auto"/>
+              <w:jc w:val="right"/>
+            </w:pPr>
+            <w:r>
+              <w:rPr>
+                <w:rFonts w:ascii="Arial" w:hAnsi="Arial" w:eastAsia="Arial"/>
+                <w:b/>
+                <w:i w:val="0"/>
+                <w:color w:val="FFFFFF"/>
+                <w:sz w:val="15"/>
+              </w:rPr>
+              <w:t>SPY total return</w:t>
+            </w:r>
+          </w:p>
+        </w:tc>
+      </w:tr>
+      <w:tr>
+        <w:tc>
+          <w:tcPr>
+            <w:tcW w:type="dxa" w:w="1694"/>
+            <w:vAlign w:val="center"/>
+            <w:tcMar>
+              <w:top w:w="70" w:type="dxa"/>
+              <w:start w:w="90" w:type="dxa"/>
+              <w:bottom w:w="70" w:type="dxa"/>
+              <w:end w:w="90" w:type="dxa"/>
+            </w:tcMar>
+          </w:tcPr>
+          <w:p>
+            <w:pPr>
+              <w:spacing w:after="0" w:line="240" w:lineRule="auto"/>
+              <w:jc w:val="left"/>
+            </w:pPr>
+            <w:r>
+              <w:rPr>
+                <w:rFonts w:ascii="Arial" w:hAnsi="Arial" w:eastAsia="Arial"/>
+                <w:b/>
+                <w:i w:val="0"/>
+                <w:color w:val="263238"/>
+                <w:sz w:val="15"/>
+              </w:rPr>
+              <w:t>Finly, 1 bp per traded leg</w:t>
+            </w:r>
+          </w:p>
+        </w:tc>
+        <w:tc>
+          <w:tcPr>
+            <w:tcW w:type="dxa" w:w="1694"/>
+            <w:vAlign w:val="center"/>
+            <w:tcMar>
+              <w:top w:w="70" w:type="dxa"/>
+              <w:start w:w="90" w:type="dxa"/>
+              <w:bottom w:w="70" w:type="dxa"/>
+              <w:end w:w="90" w:type="dxa"/>
+            </w:tcMar>
+          </w:tcPr>
+          <w:p>
+            <w:pPr>
+              <w:spacing w:after="0" w:line="240" w:lineRule="auto"/>
+              <w:jc w:val="right"/>
+            </w:pPr>
+            <w:r>
+              <w:rPr>
+                <w:rFonts w:ascii="Arial" w:hAnsi="Arial" w:eastAsia="Arial"/>
+                <w:b w:val="0"/>
+                <w:i w:val="0"/>
+                <w:color w:val="263238"/>
+                <w:sz w:val="15"/>
+              </w:rPr>
+              <w:t>16.38%</w:t>
+            </w:r>
+          </w:p>
+        </w:tc>
+        <w:tc>
+          <w:tcPr>
+            <w:tcW w:type="dxa" w:w="1694"/>
+            <w:vAlign w:val="center"/>
+            <w:tcMar>
+              <w:top w:w="70" w:type="dxa"/>
+              <w:start w:w="90" w:type="dxa"/>
+              <w:bottom w:w="70" w:type="dxa"/>
+              <w:end w:w="90" w:type="dxa"/>
+            </w:tcMar>
+          </w:tcPr>
+          <w:p>
+            <w:pPr>
+              <w:spacing w:after="0" w:line="240" w:lineRule="auto"/>
+              <w:jc w:val="right"/>
+            </w:pPr>
+            <w:r>
+              <w:rPr>
+                <w:rFonts w:ascii="Arial" w:hAnsi="Arial" w:eastAsia="Arial"/>
+                <w:b w:val="0"/>
+                <w:i w:val="0"/>
+                <w:color w:val="263238"/>
+                <w:sz w:val="15"/>
+              </w:rPr>
+              <w:t>9.65%</w:t>
+            </w:r>
+          </w:p>
+        </w:tc>
+        <w:tc>
+          <w:tcPr>
+            <w:tcW w:type="dxa" w:w="1694"/>
+            <w:vAlign w:val="center"/>
+            <w:tcMar>
+              <w:top w:w="70" w:type="dxa"/>
+              <w:start w:w="90" w:type="dxa"/>
+              <w:bottom w:w="70" w:type="dxa"/>
+              <w:end w:w="90" w:type="dxa"/>
+            </w:tcMar>
+          </w:tcPr>
+          <w:p>
+            <w:pPr>
+              <w:spacing w:after="0" w:line="240" w:lineRule="auto"/>
+              <w:jc w:val="right"/>
+            </w:pPr>
+            <w:r>
+              <w:rPr>
+                <w:rFonts w:ascii="Arial" w:hAnsi="Arial" w:eastAsia="Arial"/>
+                <w:b w:val="0"/>
+                <w:i w:val="0"/>
+                <w:color w:val="263238"/>
+                <w:sz w:val="15"/>
+              </w:rPr>
+              <w:t>8.12%</w:t>
+            </w:r>
+          </w:p>
+        </w:tc>
+        <w:tc>
+          <w:tcPr>
+            <w:tcW w:type="dxa" w:w="1694"/>
+            <w:vAlign w:val="center"/>
+            <w:tcMar>
+              <w:top w:w="70" w:type="dxa"/>
+              <w:start w:w="90" w:type="dxa"/>
+              <w:bottom w:w="70" w:type="dxa"/>
+              <w:end w:w="90" w:type="dxa"/>
+            </w:tcMar>
+          </w:tcPr>
+          <w:p>
+            <w:pPr>
+              <w:spacing w:after="0" w:line="240" w:lineRule="auto"/>
+              <w:jc w:val="right"/>
+            </w:pPr>
+            <w:r>
+              <w:rPr>
+                <w:rFonts w:ascii="Arial" w:hAnsi="Arial" w:eastAsia="Arial"/>
+                <w:b w:val="0"/>
+                <w:i w:val="0"/>
+                <w:color w:val="263238"/>
+                <w:sz w:val="15"/>
+              </w:rPr>
+              <w:t>-5.38%</w:t>
+            </w:r>
+          </w:p>
+        </w:tc>
+        <w:tc>
+          <w:tcPr>
+            <w:tcW w:type="dxa" w:w="1694"/>
+            <w:vAlign w:val="center"/>
+            <w:tcMar>
+              <w:top w:w="70" w:type="dxa"/>
+              <w:start w:w="90" w:type="dxa"/>
+              <w:bottom w:w="70" w:type="dxa"/>
+              <w:end w:w="90" w:type="dxa"/>
+            </w:tcMar>
+          </w:tcPr>
+          <w:p>
+            <w:pPr>
+              <w:spacing w:after="0" w:line="240" w:lineRule="auto"/>
+              <w:jc w:val="right"/>
+            </w:pPr>
+            <w:r>
+              <w:rPr>
+                <w:rFonts w:ascii="Arial" w:hAnsi="Arial" w:eastAsia="Arial"/>
+                <w:b w:val="0"/>
+                <w:i w:val="0"/>
+                <w:color w:val="263238"/>
+                <w:sz w:val="15"/>
+              </w:rPr>
+              <w:t>33.52%</w:t>
+            </w:r>
+          </w:p>
+        </w:tc>
+      </w:tr>
+      <w:tr>
+        <w:tc>
+          <w:tcPr>
+            <w:tcW w:type="dxa" w:w="1694"/>
+            <w:vAlign w:val="center"/>
+            <w:tcMar>
+              <w:top w:w="70" w:type="dxa"/>
+              <w:start w:w="90" w:type="dxa"/>
+              <w:bottom w:w="70" w:type="dxa"/>
+              <w:end w:w="90" w:type="dxa"/>
+            </w:tcMar>
+            <w:shd w:fill="F1F3EF"/>
+          </w:tcPr>
+          <w:p>
+            <w:pPr>
+              <w:spacing w:after="0" w:line="240" w:lineRule="auto"/>
+              <w:jc w:val="left"/>
+            </w:pPr>
+            <w:r>
+              <w:rPr>
+                <w:rFonts w:ascii="Arial" w:hAnsi="Arial" w:eastAsia="Arial"/>
+                <w:b/>
+                <w:i w:val="0"/>
+                <w:color w:val="263238"/>
+                <w:sz w:val="15"/>
+              </w:rPr>
+              <w:t>Finly, 5 bp per traded leg</w:t>
+            </w:r>
+          </w:p>
+        </w:tc>
+        <w:tc>
+          <w:tcPr>
+            <w:tcW w:type="dxa" w:w="1694"/>
+            <w:vAlign w:val="center"/>
+            <w:tcMar>
+              <w:top w:w="70" w:type="dxa"/>
+              <w:start w:w="90" w:type="dxa"/>
+              <w:bottom w:w="70" w:type="dxa"/>
+              <w:end w:w="90" w:type="dxa"/>
+            </w:tcMar>
+            <w:shd w:fill="F1F3EF"/>
+          </w:tcPr>
+          <w:p>
+            <w:pPr>
+              <w:spacing w:after="0" w:line="240" w:lineRule="auto"/>
+              <w:jc w:val="right"/>
+            </w:pPr>
+            <w:r>
+              <w:rPr>
+                <w:rFonts w:ascii="Arial" w:hAnsi="Arial" w:eastAsia="Arial"/>
+                <w:b/>
+                <w:i w:val="0"/>
+                <w:color w:val="263238"/>
+                <w:sz w:val="15"/>
+              </w:rPr>
+              <w:t>15.39%</w:t>
+            </w:r>
+          </w:p>
+        </w:tc>
+        <w:tc>
+          <w:tcPr>
+            <w:tcW w:type="dxa" w:w="1694"/>
+            <w:vAlign w:val="center"/>
+            <w:tcMar>
+              <w:top w:w="70" w:type="dxa"/>
+              <w:start w:w="90" w:type="dxa"/>
+              <w:bottom w:w="70" w:type="dxa"/>
+              <w:end w:w="90" w:type="dxa"/>
+            </w:tcMar>
+            <w:shd w:fill="F1F3EF"/>
+          </w:tcPr>
+          <w:p>
+            <w:pPr>
+              <w:spacing w:after="0" w:line="240" w:lineRule="auto"/>
+              <w:jc w:val="right"/>
+            </w:pPr>
+            <w:r>
+              <w:rPr>
+                <w:rFonts w:ascii="Arial" w:hAnsi="Arial" w:eastAsia="Arial"/>
+                <w:b/>
+                <w:i w:val="0"/>
+                <w:color w:val="263238"/>
+                <w:sz w:val="15"/>
+              </w:rPr>
+              <w:t>9.08%</w:t>
+            </w:r>
+          </w:p>
+        </w:tc>
+        <w:tc>
+          <w:tcPr>
+            <w:tcW w:type="dxa" w:w="1694"/>
+            <w:vAlign w:val="center"/>
+            <w:tcMar>
+              <w:top w:w="70" w:type="dxa"/>
+              <w:start w:w="90" w:type="dxa"/>
+              <w:bottom w:w="70" w:type="dxa"/>
+              <w:end w:w="90" w:type="dxa"/>
+            </w:tcMar>
+            <w:shd w:fill="F1F3EF"/>
+          </w:tcPr>
+          <w:p>
+            <w:pPr>
+              <w:spacing w:after="0" w:line="240" w:lineRule="auto"/>
+              <w:jc w:val="right"/>
+            </w:pPr>
+            <w:r>
+              <w:rPr>
+                <w:rFonts w:ascii="Arial" w:hAnsi="Arial" w:eastAsia="Arial"/>
+                <w:b/>
+                <w:i w:val="0"/>
+                <w:color w:val="263238"/>
+                <w:sz w:val="15"/>
+              </w:rPr>
+              <w:t>8.12%</w:t>
+            </w:r>
+          </w:p>
+        </w:tc>
+        <w:tc>
+          <w:tcPr>
+            <w:tcW w:type="dxa" w:w="1694"/>
+            <w:vAlign w:val="center"/>
+            <w:tcMar>
+              <w:top w:w="70" w:type="dxa"/>
+              <w:start w:w="90" w:type="dxa"/>
+              <w:bottom w:w="70" w:type="dxa"/>
+              <w:end w:w="90" w:type="dxa"/>
+            </w:tcMar>
+            <w:shd w:fill="F1F3EF"/>
+          </w:tcPr>
+          <w:p>
+            <w:pPr>
+              <w:spacing w:after="0" w:line="240" w:lineRule="auto"/>
+              <w:jc w:val="right"/>
+            </w:pPr>
+            <w:r>
+              <w:rPr>
+                <w:rFonts w:ascii="Arial" w:hAnsi="Arial" w:eastAsia="Arial"/>
+                <w:b/>
+                <w:i w:val="0"/>
+                <w:color w:val="263238"/>
+                <w:sz w:val="15"/>
+              </w:rPr>
+              <w:t>-5.45%</w:t>
+            </w:r>
+          </w:p>
+        </w:tc>
+        <w:tc>
+          <w:tcPr>
+            <w:tcW w:type="dxa" w:w="1694"/>
+            <w:vAlign w:val="center"/>
+            <w:tcMar>
+              <w:top w:w="70" w:type="dxa"/>
+              <w:start w:w="90" w:type="dxa"/>
+              <w:bottom w:w="70" w:type="dxa"/>
+              <w:end w:w="90" w:type="dxa"/>
+            </w:tcMar>
+            <w:shd w:fill="F1F3EF"/>
+          </w:tcPr>
+          <w:p>
+            <w:pPr>
+              <w:spacing w:after="0" w:line="240" w:lineRule="auto"/>
+              <w:jc w:val="right"/>
+            </w:pPr>
+            <w:r>
+              <w:rPr>
+                <w:rFonts w:ascii="Arial" w:hAnsi="Arial" w:eastAsia="Arial"/>
+                <w:b/>
+                <w:i w:val="0"/>
+                <w:color w:val="263238"/>
+                <w:sz w:val="15"/>
+              </w:rPr>
+              <w:t>33.52%</w:t>
+            </w:r>
+          </w:p>
+        </w:tc>
+      </w:tr>
+      <w:tr>
+        <w:tc>
+          <w:tcPr>
+            <w:tcW w:type="dxa" w:w="1694"/>
+            <w:vAlign w:val="center"/>
+            <w:tcMar>
+              <w:top w:w="70" w:type="dxa"/>
+              <w:start w:w="90" w:type="dxa"/>
+              <w:bottom w:w="70" w:type="dxa"/>
+              <w:end w:w="90" w:type="dxa"/>
+            </w:tcMar>
+          </w:tcPr>
+          <w:p>
+            <w:pPr>
+              <w:spacing w:after="0" w:line="240" w:lineRule="auto"/>
+              <w:jc w:val="left"/>
+            </w:pPr>
+            <w:r>
+              <w:rPr>
+                <w:rFonts w:ascii="Arial" w:hAnsi="Arial" w:eastAsia="Arial"/>
+                <w:b/>
+                <w:i w:val="0"/>
+                <w:color w:val="263238"/>
+                <w:sz w:val="15"/>
+              </w:rPr>
+              <w:t>Finly, 25 bp per traded leg</w:t>
+            </w:r>
+          </w:p>
+        </w:tc>
+        <w:tc>
+          <w:tcPr>
+            <w:tcW w:type="dxa" w:w="1694"/>
+            <w:vAlign w:val="center"/>
+            <w:tcMar>
+              <w:top w:w="70" w:type="dxa"/>
+              <w:start w:w="90" w:type="dxa"/>
+              <w:bottom w:w="70" w:type="dxa"/>
+              <w:end w:w="90" w:type="dxa"/>
+            </w:tcMar>
+          </w:tcPr>
+          <w:p>
+            <w:pPr>
+              <w:spacing w:after="0" w:line="240" w:lineRule="auto"/>
+              <w:jc w:val="right"/>
+            </w:pPr>
+            <w:r>
+              <w:rPr>
+                <w:rFonts w:ascii="Arial" w:hAnsi="Arial" w:eastAsia="Arial"/>
+                <w:b w:val="0"/>
+                <w:i w:val="0"/>
+                <w:color w:val="263238"/>
+                <w:sz w:val="15"/>
+              </w:rPr>
+              <w:t>10.56%</w:t>
+            </w:r>
+          </w:p>
+        </w:tc>
+        <w:tc>
+          <w:tcPr>
+            <w:tcW w:type="dxa" w:w="1694"/>
+            <w:vAlign w:val="center"/>
+            <w:tcMar>
+              <w:top w:w="70" w:type="dxa"/>
+              <w:start w:w="90" w:type="dxa"/>
+              <w:bottom w:w="70" w:type="dxa"/>
+              <w:end w:w="90" w:type="dxa"/>
+            </w:tcMar>
+          </w:tcPr>
+          <w:p>
+            <w:pPr>
+              <w:spacing w:after="0" w:line="240" w:lineRule="auto"/>
+              <w:jc w:val="right"/>
+            </w:pPr>
+            <w:r>
+              <w:rPr>
+                <w:rFonts w:ascii="Arial" w:hAnsi="Arial" w:eastAsia="Arial"/>
+                <w:b w:val="0"/>
+                <w:i w:val="0"/>
+                <w:color w:val="263238"/>
+                <w:sz w:val="15"/>
+              </w:rPr>
+              <w:t>6.28%</w:t>
+            </w:r>
+          </w:p>
+        </w:tc>
+        <w:tc>
+          <w:tcPr>
+            <w:tcW w:type="dxa" w:w="1694"/>
+            <w:vAlign w:val="center"/>
+            <w:tcMar>
+              <w:top w:w="70" w:type="dxa"/>
+              <w:start w:w="90" w:type="dxa"/>
+              <w:bottom w:w="70" w:type="dxa"/>
+              <w:end w:w="90" w:type="dxa"/>
+            </w:tcMar>
+          </w:tcPr>
+          <w:p>
+            <w:pPr>
+              <w:spacing w:after="0" w:line="240" w:lineRule="auto"/>
+              <w:jc w:val="right"/>
+            </w:pPr>
+            <w:r>
+              <w:rPr>
+                <w:rFonts w:ascii="Arial" w:hAnsi="Arial" w:eastAsia="Arial"/>
+                <w:b w:val="0"/>
+                <w:i w:val="0"/>
+                <w:color w:val="263238"/>
+                <w:sz w:val="15"/>
+              </w:rPr>
+              <w:t>8.13%</w:t>
+            </w:r>
+          </w:p>
+        </w:tc>
+        <w:tc>
+          <w:tcPr>
+            <w:tcW w:type="dxa" w:w="1694"/>
+            <w:vAlign w:val="center"/>
+            <w:tcMar>
+              <w:top w:w="70" w:type="dxa"/>
+              <w:start w:w="90" w:type="dxa"/>
+              <w:bottom w:w="70" w:type="dxa"/>
+              <w:end w:w="90" w:type="dxa"/>
+            </w:tcMar>
+          </w:tcPr>
+          <w:p>
+            <w:pPr>
+              <w:spacing w:after="0" w:line="240" w:lineRule="auto"/>
+              <w:jc w:val="right"/>
+            </w:pPr>
+            <w:r>
+              <w:rPr>
+                <w:rFonts w:ascii="Arial" w:hAnsi="Arial" w:eastAsia="Arial"/>
+                <w:b w:val="0"/>
+                <w:i w:val="0"/>
+                <w:color w:val="263238"/>
+                <w:sz w:val="15"/>
+              </w:rPr>
+              <w:t>-5.80%</w:t>
+            </w:r>
+          </w:p>
+        </w:tc>
+        <w:tc>
+          <w:tcPr>
+            <w:tcW w:type="dxa" w:w="1694"/>
+            <w:vAlign w:val="center"/>
+            <w:tcMar>
+              <w:top w:w="70" w:type="dxa"/>
+              <w:start w:w="90" w:type="dxa"/>
+              <w:bottom w:w="70" w:type="dxa"/>
+              <w:end w:w="90" w:type="dxa"/>
+            </w:tcMar>
+          </w:tcPr>
+          <w:p>
+            <w:pPr>
+              <w:spacing w:after="0" w:line="240" w:lineRule="auto"/>
+              <w:jc w:val="right"/>
+            </w:pPr>
+            <w:r>
+              <w:rPr>
+                <w:rFonts w:ascii="Arial" w:hAnsi="Arial" w:eastAsia="Arial"/>
+                <w:b w:val="0"/>
+                <w:i w:val="0"/>
+                <w:color w:val="263238"/>
+                <w:sz w:val="15"/>
+              </w:rPr>
+              <w:t>33.52%</w:t>
+            </w:r>
+          </w:p>
+        </w:tc>
+      </w:tr>
+    </w:tbl>
+    <w:p>
+      <w:pPr>
+        <w:spacing w:after="20"/>
+      </w:pPr>
+    </w:p>
+    <w:p>
+      <w:pPr>
+        <w:keepNext w:val="0"/>
+        <w:keepLines w:val="0"/>
+        <w:widowControl/>
+        <w:spacing w:before="0" w:after="84" w:line="252" w:lineRule="auto"/>
+        <w:jc w:val="both"/>
+      </w:pPr>
+      <w:r>
+        <w:rPr>
+          <w:rFonts w:ascii="Times New Roman" w:hAnsi="Times New Roman" w:eastAsia="Times New Roman"/>
+          <w:b w:val="0"/>
+          <w:i w:val="0"/>
+          <w:color w:val="263238"/>
+          <w:sz w:val="18"/>
+        </w:rPr>
+        <w:t xml:space="preserve">The small-account result is a separate one-basis-point shadow, not another row from the five-basis-point ledger. It began with $300, enforced $1 minimum orders, used nine-decimal fractional quantities, sold before buying, and included a $0.70 aggregate fee proxy. Twelve sub-minimum orders were skipped. It ended at </w:t>
       </w:r>
       <w:r>
         <w:rPr>
-          <w:rFonts w:ascii="Menlo" w:hAnsi="Menlo" w:eastAsia="Menlo"/>
-          <w:b w:val="0"/>
+          <w:rFonts w:ascii="Times New Roman" w:hAnsi="Times New Roman" w:eastAsia="Times New Roman"/>
+          <w:b/>
           <w:i w:val="0"/>
           <w:color w:val="263238"/>
-          <w:sz w:val="16"/>
+          <w:sz w:val="18"/>
         </w:rPr>
-        <w:t>TEST_ONLY</w:t>
+        <w:t>$351.88</w:t>
       </w:r>
       <w:r>
         <w:rPr>
@@ -2158,9 +3749,28 @@
           <w:b w:val="0"/>
           <w:i w:val="0"/>
           <w:color w:val="263238"/>
-          <w:sz w:val="17"/>
+          <w:sz w:val="18"/>
         </w:rPr>
-        <w:t xml:space="preserve"> runs demonstrate schema and accounting behavior; they do not prove prospectivity, provider origin, execution, performance, or future profit. Corporate-action reconciliation, provider outcome-price reconciliation, and the independent anchor remain closed. The protocol is a place where future evidence can be recorded, not evidence that the burden has already been met.</w:t>
+        <w:t>, a gain of 17.29%. The simulation shows that the policy's mechanics do not require institutional capital; it does not verify fractional eligibility or fills at a broker.</w:t>
+      </w:r>
+    </w:p>
+    <w:p>
+      <w:pPr>
+        <w:keepNext w:val="0"/>
+        <w:keepLines w:val="0"/>
+        <w:widowControl/>
+        <w:spacing w:before="0" w:after="84" w:line="252" w:lineRule="auto"/>
+        <w:jc w:val="both"/>
+      </w:pPr>
+      <w:r>
+        <w:rPr>
+          <w:rFonts w:ascii="Times New Roman" w:hAnsi="Times New Roman" w:eastAsia="Times New Roman"/>
+          <w:b w:val="0"/>
+          <w:i w:val="0"/>
+          <w:color w:val="263238"/>
+          <w:sz w:val="18"/>
+        </w:rPr>
+        <w:t>The decision implication is clear. An investor seeking the highest return in this consumed interval would have preferred SPY. A user seeking materially lower modeled path risk received that behavior from Finly: roughly half SPY's annualized volatility and a much smaller drawdown. The production policy should therefore be described as a defensive allocation with positive friction-stressed historical returns, not as a SPY-beating engine.</w:t>
       </w:r>
     </w:p>
     <w:p>
@@ -2179,13 +3789,15 @@
           <w:color w:val="0D2B43"/>
           <w:sz w:val="27"/>
         </w:rPr>
-        <w:t>7. Options and the Alpaca boundary</w:t>
+        <w:t>7. The options compiler enforces authority at the final mile</w:t>
       </w:r>
     </w:p>
     <w:p>
       <w:pPr>
+        <w:keepNext w:val="0"/>
+        <w:keepLines w:val="0"/>
         <w:widowControl/>
-        <w:spacing w:after="80" w:line="247" w:lineRule="auto"/>
+        <w:spacing w:before="0" w:after="84" w:line="252" w:lineRule="auto"/>
         <w:jc w:val="both"/>
       </w:pPr>
       <w:r>
@@ -2194,15 +3806,17 @@
           <w:b w:val="0"/>
           <w:i w:val="0"/>
           <w:color w:val="263238"/>
-          <w:sz w:val="17"/>
+          <w:sz w:val="18"/>
         </w:rPr>
-        <w:t>The historical allocation and the options architecture must remain separate. G4 is an ETF replay. Its reported return, drawdown, and turnover are not options P&amp;L. They demonstrate neither option selection nor two-leg execution.</w:t>
+        <w:t>The options component begins only after a view has survived the earlier controls. Deterministic code chooses the direction and horizon, selects the defined-risk spread structure, calculates the debit and payoff bounds, and constructs the typed intent. The local model may assess the evidence for that view, but it cannot compose the order. The gateway accepts the echoed intent only on exact equality [10,11].</w:t>
       </w:r>
     </w:p>
     <w:p>
       <w:pPr>
+        <w:keepNext w:val="0"/>
+        <w:keepLines w:val="0"/>
         <w:widowControl/>
-        <w:spacing w:after="80" w:line="247" w:lineRule="auto"/>
+        <w:spacing w:before="0" w:after="84" w:line="252" w:lineRule="auto"/>
         <w:jc w:val="both"/>
       </w:pPr>
       <w:r>
@@ -2211,15 +3825,97 @@
           <w:b w:val="0"/>
           <w:i w:val="0"/>
           <w:color w:val="263238"/>
-          <w:sz w:val="17"/>
+          <w:sz w:val="18"/>
         </w:rPr>
-        <w:t>The options contribution is architectural. A controlled compiler converts a permitted view into a defined-risk intent while deterministic code retains direction, horizon, spread structure, exact maximum loss, and order fields. A gateway requires exact equality between the code-derived intent and the echoed typed object before any order path could proceed. The model does not author an Alpaca payload. This division is consistent with Alpaca's official options and order interfaces [7,8].</w:t>
+        <w:t xml:space="preserve">In the checked synthetic fixture, code constructed a one-contract SPY 560/550 bear-put debit spread at a $3.66 debit, fixing maximum loss at </w:t>
+      </w:r>
+      <w:r>
+        <w:rPr>
+          <w:rFonts w:ascii="Times New Roman" w:hAnsi="Times New Roman" w:eastAsia="Times New Roman"/>
+          <w:b/>
+          <w:i w:val="0"/>
+          <w:color w:val="263238"/>
+          <w:sz w:val="18"/>
+        </w:rPr>
+        <w:t>$366</w:t>
+      </w:r>
+      <w:r>
+        <w:rPr>
+          <w:rFonts w:ascii="Times New Roman" w:hAnsi="Times New Roman" w:eastAsia="Times New Roman"/>
+          <w:b w:val="0"/>
+          <w:i w:val="0"/>
+          <w:color w:val="263238"/>
+          <w:sz w:val="18"/>
+        </w:rPr>
+        <w:t xml:space="preserve"> and maximum gain at </w:t>
+      </w:r>
+      <w:r>
+        <w:rPr>
+          <w:rFonts w:ascii="Times New Roman" w:hAnsi="Times New Roman" w:eastAsia="Times New Roman"/>
+          <w:b/>
+          <w:i w:val="0"/>
+          <w:color w:val="263238"/>
+          <w:sz w:val="18"/>
+        </w:rPr>
+        <w:t>$634</w:t>
+      </w:r>
+      <w:r>
+        <w:rPr>
+          <w:rFonts w:ascii="Times New Roman" w:hAnsi="Times New Roman" w:eastAsia="Times New Roman"/>
+          <w:b w:val="0"/>
+          <w:i w:val="0"/>
+          <w:color w:val="263238"/>
+          <w:sz w:val="18"/>
+        </w:rPr>
+        <w:t xml:space="preserve">. Four evidence-family removals and 32 perturbations produced no direction flip. Conflicting evidence produced </w:t>
+      </w:r>
+      <w:r>
+        <w:rPr>
+          <w:rFonts w:ascii="Menlo" w:hAnsi="Menlo" w:eastAsia="Menlo"/>
+          <w:b w:val="0"/>
+          <w:i w:val="0"/>
+          <w:color w:val="263238"/>
+          <w:sz w:val="16"/>
+        </w:rPr>
+        <w:t>NO_TRADE</w:t>
+      </w:r>
+      <w:r>
+        <w:rPr>
+          <w:rFonts w:ascii="Times New Roman" w:hAnsi="Times New Roman" w:eastAsia="Times New Roman"/>
+          <w:b w:val="0"/>
+          <w:i w:val="0"/>
+          <w:color w:val="263238"/>
+          <w:sz w:val="18"/>
+        </w:rPr>
+        <w:t xml:space="preserve">, </w:t>
+      </w:r>
+      <w:r>
+        <w:rPr>
+          <w:rFonts w:ascii="Menlo" w:hAnsi="Menlo" w:eastAsia="Menlo"/>
+          <w:b w:val="0"/>
+          <w:i w:val="0"/>
+          <w:color w:val="263238"/>
+          <w:sz w:val="16"/>
+        </w:rPr>
+        <w:t>certified:false</w:t>
+      </w:r>
+      <w:r>
+        <w:rPr>
+          <w:rFonts w:ascii="Times New Roman" w:hAnsi="Times New Roman" w:eastAsia="Times New Roman"/>
+          <w:b w:val="0"/>
+          <w:i w:val="0"/>
+          <w:color w:val="263238"/>
+          <w:sz w:val="18"/>
+        </w:rPr>
+        <w:t>, no permit, and a null payload [12].</w:t>
       </w:r>
     </w:p>
     <w:p>
       <w:pPr>
+        <w:keepNext w:val="0"/>
+        <w:keepLines w:val="0"/>
         <w:widowControl/>
-        <w:spacing w:after="80" w:line="247" w:lineRule="auto"/>
+        <w:spacing w:before="0" w:after="84" w:line="252" w:lineRule="auto"/>
         <w:jc w:val="both"/>
       </w:pPr>
       <w:r>
@@ -2228,15 +3924,17 @@
           <w:b w:val="0"/>
           <w:i w:val="0"/>
           <w:color w:val="263238"/>
-          <w:sz w:val="17"/>
+          <w:sz w:val="18"/>
         </w:rPr>
-        <w:t>The broker evidence is also limited. The locked evidence surface records a successful authenticated read-only Alpaca paper-account check [9,11]. No broker order or fill is presented as performance evidence, and live capital is not authorized. The successful check establishes only that authenticated read-only access succeeded at that point. It is not an execution test.</w:t>
+        <w:t>An authenticated Alpaca paper-account call also verified read-only access through the official MCP surface. Mutation remained disabled; no order was submitted, accepted, executed, or filled. That is the correct stopping point for the present claim. The broker check demonstrates that the integration can reach an authenticated account without silently broadening authority. It does not convert the synthetic spread into performance evidence.</w:t>
       </w:r>
     </w:p>
     <w:p>
       <w:pPr>
+        <w:keepNext w:val="0"/>
+        <w:keepLines w:val="0"/>
         <w:widowControl/>
-        <w:spacing w:after="80" w:line="247" w:lineRule="auto"/>
+        <w:spacing w:before="0" w:after="84" w:line="252" w:lineRule="auto"/>
         <w:jc w:val="both"/>
       </w:pPr>
       <w:r>
@@ -2245,9 +3943,9 @@
           <w:b w:val="0"/>
           <w:i w:val="0"/>
           <w:color w:val="263238"/>
-          <w:sz w:val="17"/>
+          <w:sz w:val="18"/>
         </w:rPr>
-        <w:t>Nor could the long G4 replay be converted honestly into a long options P&amp;L by assumption. According to Alpaca's historical option-data documentation, its coverage begins in February 2024 [10], while the ETF replay begins in 2013. Historical bars also do not by themselves establish simultaneous multi-leg fills, quote width, queue position, assignment, or account-specific fees. A functioning authorization boundary and a profitable execution record are different achievements. Conflating them would reproduce the mistake Finly is designed to prevent.</w:t>
+        <w:t>This division is the product-level result. A model can be persuasive and still fail equality. A backtest can be attractive and still fail promotion. A broker connection can succeed and still lack permission to mutate the account. The same principle survives at three levels of the system.</w:t>
       </w:r>
     </w:p>
     <w:p>
@@ -2266,13 +3964,15 @@
           <w:color w:val="0D2B43"/>
           <w:sz w:val="27"/>
         </w:rPr>
-        <w:t>8. Limitations and next proof</w:t>
+        <w:t>8. Attempt 114 makes the next test public before the signal</w:t>
       </w:r>
     </w:p>
     <w:p>
       <w:pPr>
+        <w:keepNext w:val="0"/>
+        <w:keepLines w:val="0"/>
         <w:widowControl/>
-        <w:spacing w:after="80" w:line="247" w:lineRule="auto"/>
+        <w:spacing w:before="0" w:after="84" w:line="252" w:lineRule="auto"/>
         <w:jc w:val="both"/>
       </w:pPr>
       <w:r>
@@ -2281,15 +3981,78 @@
           <w:b w:val="0"/>
           <w:i w:val="0"/>
           <w:color w:val="263238"/>
-          <w:sz w:val="17"/>
+          <w:sz w:val="18"/>
         </w:rPr>
-        <w:t>The principal limitation is adaptivity. G4 was selected after history was viewed. The repository records a local hash freeze of the formula, partitions, and costs before the first output, but the local timestamp is not an independent time authority; a selection rule and later inference corrections changed after the initial result. The analysis is not fully preregistered. No market interval used in the reported analysis remains untouched, so additional slicing of the same data may identify fragility but cannot generate a clean confirmation sample.</w:t>
+        <w:t xml:space="preserve">Retrospective refinement cannot answer the remaining economic question. Attempt 114 therefore freezes the incumbent production policy and its evaluation before the first signal. On 30 August 2026, commit </w:t>
+      </w:r>
+      <w:hyperlink r:id="rId12">
+        <w:r>
+          <w:rPr>
+            <w:rFonts w:ascii="Times New Roman" w:hAnsi="Times New Roman"/>
+            <w:color w:val="2E6F5C"/>
+            <w:sz w:val="18"/>
+            <w:u w:val="single"/>
+          </w:rPr>
+          <w:t>38a999c</w:t>
+        </w:r>
+      </w:hyperlink>
+      <w:r>
+        <w:rPr>
+          <w:rFonts w:ascii="Times New Roman" w:hAnsi="Times New Roman" w:eastAsia="Times New Roman"/>
+          <w:b w:val="0"/>
+          <w:i w:val="0"/>
+          <w:color w:val="263238"/>
+          <w:sz w:val="18"/>
+        </w:rPr>
+        <w:t xml:space="preserve"> publicly recorded the protocol and a manifest binding </w:t>
+      </w:r>
+      <w:r>
+        <w:rPr>
+          <w:rFonts w:ascii="Times New Roman" w:hAnsi="Times New Roman" w:eastAsia="Times New Roman"/>
+          <w:b/>
+          <w:i w:val="0"/>
+          <w:color w:val="263238"/>
+          <w:sz w:val="18"/>
+        </w:rPr>
+        <w:t>17 named source files</w:t>
+      </w:r>
+      <w:r>
+        <w:rPr>
+          <w:rFonts w:ascii="Times New Roman" w:hAnsi="Times New Roman" w:eastAsia="Times New Roman"/>
+          <w:b w:val="0"/>
+          <w:i w:val="0"/>
+          <w:color w:val="263238"/>
+          <w:sz w:val="18"/>
+        </w:rPr>
+        <w:t xml:space="preserve">. The associated GitHub workflow completed successfully at 04:43:05 UTC, before the exclusive first-signal deadline of 20:00 UTC on 31 August. A fixed collection then made </w:t>
+      </w:r>
+      <w:r>
+        <w:rPr>
+          <w:rFonts w:ascii="Times New Roman" w:hAnsi="Times New Roman" w:eastAsia="Times New Roman"/>
+          <w:b/>
+          <w:i w:val="0"/>
+          <w:color w:val="263238"/>
+          <w:sz w:val="18"/>
+        </w:rPr>
+        <w:t>23 unauthenticated public GET requests</w:t>
+      </w:r>
+      <w:r>
+        <w:rPr>
+          <w:rFonts w:ascii="Times New Roman" w:hAnsi="Times New Roman" w:eastAsia="Times New Roman"/>
+          <w:b w:val="0"/>
+          <w:i w:val="0"/>
+          <w:color w:val="263238"/>
+          <w:sz w:val="18"/>
+        </w:rPr>
+        <w:t xml:space="preserve"> to re-fetch the repository, commit, workflow, jobs, workflow file, runtime manifest, and each bound source file [13–15].</w:t>
       </w:r>
     </w:p>
     <w:p>
       <w:pPr>
+        <w:keepNext w:val="0"/>
+        <w:keepLines w:val="0"/>
         <w:widowControl/>
-        <w:spacing w:after="80" w:line="247" w:lineRule="auto"/>
+        <w:spacing w:before="0" w:after="84" w:line="252" w:lineRule="auto"/>
         <w:jc w:val="both"/>
       </w:pPr>
       <w:r>
@@ -2298,15 +4061,117 @@
           <w:b w:val="0"/>
           <w:i w:val="0"/>
           <w:color w:val="263238"/>
-          <w:sz w:val="17"/>
+          <w:sz w:val="18"/>
         </w:rPr>
-        <w:t>Second, the 113-attempt count is conservative and heterogeneous. It must not be converted into the simpler statement that 113 independent viable strategies were tested. It also cannot be used as a reason to ignore multiplicity. The defensible interpretation lies between those extremes: substantial adaptive research occurred, its effective multiplicity is difficult to summarize with one number, and inference should remain cautious.</w:t>
+        <w:t xml:space="preserve">The protocol requires 254 consecutive signal commitments to create the first 252 settlements. Commitment </w:t>
+      </w:r>
+      <w:r>
+        <w:rPr>
+          <w:rFonts w:ascii="Menlo" w:hAnsi="Menlo" w:eastAsia="Menlo"/>
+          <w:b w:val="0"/>
+          <w:i w:val="0"/>
+          <w:color w:val="263238"/>
+          <w:sz w:val="16"/>
+        </w:rPr>
+        <w:t>N</w:t>
+      </w:r>
+      <w:r>
+        <w:rPr>
+          <w:rFonts w:ascii="Times New Roman" w:hAnsi="Times New Roman" w:eastAsia="Times New Roman"/>
+          <w:b w:val="0"/>
+          <w:i w:val="0"/>
+          <w:color w:val="263238"/>
+          <w:sz w:val="18"/>
+        </w:rPr>
+        <w:t xml:space="preserve"> is formed after close </w:t>
+      </w:r>
+      <w:r>
+        <w:rPr>
+          <w:rFonts w:ascii="Menlo" w:hAnsi="Menlo" w:eastAsia="Menlo"/>
+          <w:b w:val="0"/>
+          <w:i w:val="0"/>
+          <w:color w:val="263238"/>
+          <w:sz w:val="16"/>
+        </w:rPr>
+        <w:t>S_N</w:t>
+      </w:r>
+      <w:r>
+        <w:rPr>
+          <w:rFonts w:ascii="Times New Roman" w:hAnsi="Times New Roman" w:eastAsia="Times New Roman"/>
+          <w:b w:val="0"/>
+          <w:i w:val="0"/>
+          <w:color w:val="263238"/>
+          <w:sz w:val="18"/>
+        </w:rPr>
+        <w:t xml:space="preserve">, modeled at close </w:t>
+      </w:r>
+      <w:r>
+        <w:rPr>
+          <w:rFonts w:ascii="Menlo" w:hAnsi="Menlo" w:eastAsia="Menlo"/>
+          <w:b w:val="0"/>
+          <w:i w:val="0"/>
+          <w:color w:val="263238"/>
+          <w:sz w:val="16"/>
+        </w:rPr>
+        <w:t>S_N+1</w:t>
+      </w:r>
+      <w:r>
+        <w:rPr>
+          <w:rFonts w:ascii="Times New Roman" w:hAnsi="Times New Roman" w:eastAsia="Times New Roman"/>
+          <w:b w:val="0"/>
+          <w:i w:val="0"/>
+          <w:color w:val="263238"/>
+          <w:sz w:val="18"/>
+        </w:rPr>
+        <w:t xml:space="preserve">, and earns the adjusted close-to-close return from </w:t>
+      </w:r>
+      <w:r>
+        <w:rPr>
+          <w:rFonts w:ascii="Menlo" w:hAnsi="Menlo" w:eastAsia="Menlo"/>
+          <w:b w:val="0"/>
+          <w:i w:val="0"/>
+          <w:color w:val="263238"/>
+          <w:sz w:val="16"/>
+        </w:rPr>
+        <w:t>S_N+1</w:t>
+      </w:r>
+      <w:r>
+        <w:rPr>
+          <w:rFonts w:ascii="Times New Roman" w:hAnsi="Times New Roman" w:eastAsia="Times New Roman"/>
+          <w:b w:val="0"/>
+          <w:i w:val="0"/>
+          <w:color w:val="263238"/>
+          <w:sz w:val="18"/>
+        </w:rPr>
+        <w:t xml:space="preserve"> to </w:t>
+      </w:r>
+      <w:r>
+        <w:rPr>
+          <w:rFonts w:ascii="Menlo" w:hAnsi="Menlo" w:eastAsia="Menlo"/>
+          <w:b w:val="0"/>
+          <w:i w:val="0"/>
+          <w:color w:val="263238"/>
+          <w:sz w:val="16"/>
+        </w:rPr>
+        <w:t>S_N+2</w:t>
+      </w:r>
+      <w:r>
+        <w:rPr>
+          <w:rFonts w:ascii="Times New Roman" w:hAnsi="Times New Roman" w:eastAsia="Times New Roman"/>
+          <w:b w:val="0"/>
+          <w:i w:val="0"/>
+          <w:color w:val="263238"/>
+          <w:sz w:val="18"/>
+        </w:rPr>
+        <w:t>. Every commitment must receive a verified publication anchor before its execution close, and every outcome requires independently reconciled price lineage. There is no skipping, backfill, replacement window, policy change, repeated confirmatory test, or optional stopping.</w:t>
       </w:r>
     </w:p>
     <w:p>
       <w:pPr>
+        <w:keepNext w:val="0"/>
+        <w:keepLines w:val="0"/>
         <w:widowControl/>
-        <w:spacing w:after="80" w:line="247" w:lineRule="auto"/>
+        <w:spacing w:before="0" w:after="84" w:line="252" w:lineRule="auto"/>
         <w:jc w:val="both"/>
       </w:pPr>
       <w:r>
@@ -2315,15 +4180,37 @@
           <w:b w:val="0"/>
           <w:i w:val="0"/>
           <w:color w:val="263238"/>
-          <w:sz w:val="17"/>
+          <w:sz w:val="18"/>
         </w:rPr>
-        <w:t>Third, the robustness evidence has limited scope. Positive historical edge signs across 21 offsets and three cost assumptions reduce concern about calendar timing and modestly different modeled costs. They do not establish out-of-sample persistence. The Deflated Sharpe and adjusted familywise diagnostics provide reasons not to promote G4; they do not transform the earlier adaptive process into a clean confirmatory design.</w:t>
+        <w:t xml:space="preserve">All books begin with $100,000 in BIL and use the same five-basis-point one-way charge on each absolute SPY and BIL traded-notional leg. The primary endpoint is the mean daily net log-return difference between </w:t>
+      </w:r>
+      <w:r>
+        <w:rPr>
+          <w:rFonts w:ascii="Menlo" w:hAnsi="Menlo" w:eastAsia="Menlo"/>
+          <w:b w:val="0"/>
+          <w:i w:val="0"/>
+          <w:color w:val="263238"/>
+          <w:sz w:val="16"/>
+        </w:rPr>
+        <w:t>tsmom_ensemble_vol</w:t>
+      </w:r>
+      <w:r>
+        <w:rPr>
+          <w:rFonts w:ascii="Times New Roman" w:hAnsi="Times New Roman" w:eastAsia="Times New Roman"/>
+          <w:b w:val="0"/>
+          <w:i w:val="0"/>
+          <w:color w:val="263238"/>
+          <w:sz w:val="18"/>
+        </w:rPr>
+        <w:t xml:space="preserve"> and SPY over 252 intervals. The fixed test is a one-sided, null-centered stationary block bootstrap with 4,999 resamples, a 20-session expected block, seed 20260829, and an alpha of 0.05. The session-60 checkpoint may report engineering integrity—counts, hashes, chain continuity, replay equality, ledger separation, and anchor verification—but may not reveal returns, equity, p-values, or a profitability decision.</w:t>
       </w:r>
     </w:p>
     <w:p>
       <w:pPr>
+        <w:keepNext w:val="0"/>
+        <w:keepLines/>
         <w:widowControl/>
-        <w:spacing w:after="80" w:line="247" w:lineRule="auto"/>
+        <w:spacing w:before="0" w:after="84" w:line="252" w:lineRule="auto"/>
         <w:jc w:val="both"/>
       </w:pPr>
       <w:r>
@@ -2332,26 +4219,9 @@
           <w:b w:val="0"/>
           <w:i w:val="0"/>
           <w:color w:val="263238"/>
-          <w:sz w:val="17"/>
+          <w:sz w:val="18"/>
         </w:rPr>
-        <w:t>Fourth, no options profitability claim follows from G4. No broker order or fill is presented as performance evidence, and the authenticated Alpaca interaction was read-only. The options work demonstrates a controlled compiler and authorization boundary. Its economics remain a separate proof stage.</w:t>
-      </w:r>
-    </w:p>
-    <w:p>
-      <w:pPr>
-        <w:widowControl/>
-        <w:spacing w:after="80" w:line="247" w:lineRule="auto"/>
-        <w:jc w:val="both"/>
-      </w:pPr>
-      <w:r>
-        <w:rPr>
-          <w:rFonts w:ascii="Times New Roman" w:hAnsi="Times New Roman" w:eastAsia="Times New Roman"/>
-          <w:b w:val="0"/>
-          <w:i w:val="0"/>
-          <w:color w:val="263238"/>
-          <w:sz w:val="17"/>
-        </w:rPr>
-        <w:t>Finally, Forward Trial 1 has not produced forward performance. It remains zero-row, without an independent external anchor and with production and inference disabled. The next proof is empirical and chronological: new observations must be generated after the relevant choices are committed, then reconciled to provider and broker records. Until that occurs, Finly's smaller trust boundary is the supported contribution.</w:t>
+        <w:t>The publication receipt has a precise assurance boundary. It records a reproducible public GitHub pointer, a successful workflow, and observed publication before the deadline. It is not an independent cryptographic timestamp, does not establish the market-data provider's origin, does not prove broker execution, and does not permit performance inference before the full 254/252 evidence requirement is met. Those limits are not boilerplate. They explain exactly what the next result must earn.</w:t>
       </w:r>
     </w:p>
     <w:p>
@@ -2370,13 +4240,15 @@
           <w:color w:val="0D2B43"/>
           <w:sz w:val="27"/>
         </w:rPr>
-        <w:t>9. Conclusion</w:t>
+        <w:t>9. What the evidence supports now</w:t>
       </w:r>
     </w:p>
     <w:p>
       <w:pPr>
+        <w:keepNext w:val="0"/>
+        <w:keepLines w:val="0"/>
         <w:widowControl/>
-        <w:spacing w:after="80" w:line="247" w:lineRule="auto"/>
+        <w:spacing w:before="0" w:after="84" w:line="252" w:lineRule="auto"/>
         <w:jc w:val="both"/>
       </w:pPr>
       <w:r>
@@ -2385,15 +4257,17 @@
           <w:b w:val="0"/>
           <w:i w:val="0"/>
           <w:color w:val="263238"/>
-          <w:sz w:val="17"/>
+          <w:sz w:val="18"/>
         </w:rPr>
-        <w:t>Finly begins from a distinction that becomes difficult to preserve once historical evidence is attractive. Forming a plausible market judgment and earning authority to risk capital are not the same problem. G4 supplies the strongest internal challenge to that premise. Its disclosed replay produced 967.11% total return and 18.97% annualized return, exceeded SPY's historical return, had a less severe maximum drawdown, and retained a positive historical edge sign across 21 rebalance-anchor offsets and the tested 5, 10, and 25 basis-point cost checks.</w:t>
+        <w:t>Finly has already answered the architectural question. The model can interpret evidence and veto a proposal while deterministic code retains control of capital-bearing fields. The checked compiler fixes payoff bounds, refuses malformed or conflicting intent, and reaches an authenticated paper account without obtaining mutation authority. That is a demonstrable controlled-delegation system rather than an autonomy slogan.</w:t>
       </w:r>
     </w:p>
     <w:p>
       <w:pPr>
+        <w:keepNext w:val="0"/>
+        <w:keepLines w:val="0"/>
         <w:widowControl/>
-        <w:spacing w:after="80" w:line="247" w:lineRule="auto"/>
+        <w:spacing w:before="0" w:after="84" w:line="252" w:lineRule="auto"/>
         <w:jc w:val="both"/>
       </w:pPr>
       <w:r>
@@ -2402,15 +4276,17 @@
           <w:b w:val="0"/>
           <w:i w:val="0"/>
           <w:color w:val="263238"/>
-          <w:sz w:val="17"/>
+          <w:sz w:val="18"/>
         </w:rPr>
-        <w:t>Those results deserve to be reported. They do not deserve more authority than their methodology supports. G4 was selected after history was viewed. The analysis is not fully preregistered. The conservative count of 113 effective attempts describes a mixed research process rather than 113 independent strategies. G4 failed the Deflated Sharpe, adjusted familywise, static growth-control independence, and authenticated source-overlap gates. Seven later hash-frozen but fully retrospective challengers produced no selection. Every market interval used in the reported analysis is consumed.</w:t>
+        <w:t>The economic record is more nuanced and therefore more credible. G4 produced the project's strongest historical return, but its growth exposure, adaptive provenance, and four failed promotion gates prevented adoption. The frozen production policy then delivered what its design predicts: positive friction-stressed historical returns and much smaller drawdown, at the cost of substantial upside relative to SPY. Neither object supports a claim about next month's winner.</w:t>
       </w:r>
     </w:p>
     <w:p>
       <w:pPr>
+        <w:keepNext w:val="0"/>
+        <w:keepLines w:val="0"/>
         <w:widowControl/>
-        <w:spacing w:after="80" w:line="247" w:lineRule="auto"/>
+        <w:spacing w:before="0" w:after="84" w:line="252" w:lineRule="auto"/>
         <w:jc w:val="both"/>
       </w:pPr>
       <w:r>
@@ -2419,15 +4295,17 @@
           <w:b w:val="0"/>
           <w:i w:val="0"/>
           <w:color w:val="263238"/>
-          <w:sz w:val="17"/>
+          <w:sz w:val="18"/>
         </w:rPr>
-        <w:t>The architecture applies the same reasoning to the agent. AI may contribute bounded judgment, rationale, reduction, and veto, while a code-owned suite controls the evidence-removal challenge. The model does not control direction, horizon, option structure, maximum loss, order fields, or the final permit decision. The ETF replay is not options P&amp;L, and a read-only broker check is not evidence of execution. Forward Trial 1 remains a zero-row protocol whose production and inference gates are disabled.</w:t>
+        <w:t>Attempt 114 is the bridge between those conclusions. Its public pre-signal freeze makes the policy, runtime, chronology, costs, comparator, endpoint, and stopping rule inspectable before performance exists. The next decision is no longer “find a better chart.” It is “complete the 254 commitments and 252 reconciled settlements without changing the experiment.” A positive prospective result would strengthen the economic case; a negative result would remain informative because the policy cannot be rewritten to escape it.</w:t>
       </w:r>
     </w:p>
     <w:p>
       <w:pPr>
+        <w:keepNext w:val="0"/>
+        <w:keepLines w:val="0"/>
         <w:widowControl/>
-        <w:spacing w:after="80" w:line="247" w:lineRule="auto"/>
+        <w:spacing w:before="0" w:after="84" w:line="252" w:lineRule="auto"/>
         <w:jc w:val="both"/>
       </w:pPr>
       <w:r>
@@ -2436,9 +4314,9 @@
           <w:b w:val="0"/>
           <w:i w:val="0"/>
           <w:color w:val="263238"/>
-          <w:sz w:val="17"/>
+          <w:sz w:val="18"/>
         </w:rPr>
-        <w:t>Finly has not demonstrated a profitable strategy, and it does not ask the judges to pretend otherwise. What it does demonstrate is a coherent division of responsibility: AI can interpret evidence and stop a trade, while testable code controls the choices that put capital at risk. G4 is the decisive example because even the project's most persuasive historical result was not allowed to erase that boundary.</w:t>
+        <w:t>The unresolved questions are empirical: will the defensive risk profile persist, will the primary SPY comparison support a positive net log-return edge, and will broker-shadow accounting reconcile once actual paper receipts exist? Finly does not answer those questions early. Its contribution is to make early answers unnecessary—and later answers believable.</w:t>
       </w:r>
     </w:p>
     <w:p>
@@ -2462,8 +4340,10 @@
     </w:p>
     <w:p>
       <w:pPr>
+        <w:keepNext w:val="0"/>
+        <w:keepLines w:val="0"/>
         <w:widowControl/>
-        <w:spacing w:after="16" w:line="216" w:lineRule="auto"/>
+        <w:spacing w:before="0" w:after="12" w:line="211" w:lineRule="auto"/>
         <w:ind w:left="317" w:hanging="317"/>
         <w:jc w:val="both"/>
       </w:pPr>
@@ -2497,7 +4377,7 @@
         </w:rPr>
         <w:t xml:space="preserve"> 104(2), 2012, 228–250. </w:t>
       </w:r>
-      <w:hyperlink r:id="rId12">
+      <w:hyperlink r:id="rId13">
         <w:r>
           <w:rPr>
             <w:rFonts w:ascii="Times New Roman" w:hAnsi="Times New Roman"/>
@@ -2521,8 +4401,10 @@
     </w:p>
     <w:p>
       <w:pPr>
+        <w:keepNext w:val="0"/>
+        <w:keepLines w:val="0"/>
         <w:widowControl/>
-        <w:spacing w:after="16" w:line="216" w:lineRule="auto"/>
+        <w:spacing w:before="0" w:after="12" w:line="211" w:lineRule="auto"/>
         <w:ind w:left="317" w:hanging="317"/>
         <w:jc w:val="both"/>
       </w:pPr>
@@ -2556,7 +4438,7 @@
         </w:rPr>
         <w:t xml:space="preserve"> 72(4), 2017, 1611–1644. </w:t>
       </w:r>
-      <w:hyperlink r:id="rId13">
+      <w:hyperlink r:id="rId14">
         <w:r>
           <w:rPr>
             <w:rFonts w:ascii="Times New Roman" w:hAnsi="Times New Roman"/>
@@ -2580,8 +4462,10 @@
     </w:p>
     <w:p>
       <w:pPr>
+        <w:keepNext w:val="0"/>
+        <w:keepLines w:val="0"/>
         <w:widowControl/>
-        <w:spacing w:after="16" w:line="216" w:lineRule="auto"/>
+        <w:spacing w:before="0" w:after="12" w:line="211" w:lineRule="auto"/>
         <w:ind w:left="317" w:hanging="317"/>
         <w:jc w:val="both"/>
       </w:pPr>
@@ -2615,7 +4499,7 @@
         </w:rPr>
         <w:t xml:space="preserve"> 68(5), 2000, 1097–1126. </w:t>
       </w:r>
-      <w:hyperlink r:id="rId14">
+      <w:hyperlink r:id="rId15">
         <w:r>
           <w:rPr>
             <w:rFonts w:ascii="Times New Roman" w:hAnsi="Times New Roman"/>
@@ -2639,8 +4523,10 @@
     </w:p>
     <w:p>
       <w:pPr>
+        <w:keepNext w:val="0"/>
+        <w:keepLines w:val="0"/>
         <w:widowControl/>
-        <w:spacing w:after="16" w:line="216" w:lineRule="auto"/>
+        <w:spacing w:before="0" w:after="12" w:line="211" w:lineRule="auto"/>
         <w:ind w:left="317" w:hanging="317"/>
         <w:jc w:val="both"/>
       </w:pPr>
@@ -2674,7 +4560,7 @@
         </w:rPr>
         <w:t xml:space="preserve"> 40(5), 2014, 94–107. </w:t>
       </w:r>
-      <w:hyperlink r:id="rId15">
+      <w:hyperlink r:id="rId16">
         <w:r>
           <w:rPr>
             <w:rFonts w:ascii="Times New Roman" w:hAnsi="Times New Roman"/>
@@ -2698,8 +4584,10 @@
     </w:p>
     <w:p>
       <w:pPr>
+        <w:keepNext w:val="0"/>
+        <w:keepLines w:val="0"/>
         <w:widowControl/>
-        <w:spacing w:after="16" w:line="216" w:lineRule="auto"/>
+        <w:spacing w:before="0" w:after="12" w:line="211" w:lineRule="auto"/>
         <w:ind w:left="317" w:hanging="317"/>
         <w:jc w:val="both"/>
       </w:pPr>
@@ -2733,7 +4621,7 @@
         </w:rPr>
         <w:t xml:space="preserve">, 2026. </w:t>
       </w:r>
-      <w:hyperlink r:id="rId16">
+      <w:hyperlink r:id="rId17">
         <w:r>
           <w:rPr>
             <w:rFonts w:ascii="Times New Roman" w:hAnsi="Times New Roman"/>
@@ -2757,8 +4645,10 @@
     </w:p>
     <w:p>
       <w:pPr>
+        <w:keepNext w:val="0"/>
+        <w:keepLines w:val="0"/>
         <w:widowControl/>
-        <w:spacing w:after="16" w:line="216" w:lineRule="auto"/>
+        <w:spacing w:before="0" w:after="12" w:line="211" w:lineRule="auto"/>
         <w:ind w:left="317" w:hanging="317"/>
         <w:jc w:val="both"/>
       </w:pPr>
@@ -2772,7 +4662,7 @@
         </w:rPr>
         <w:t xml:space="preserve">[6] M. Li et al. “TrustTrade: Human-Inspired Selective Consensus Reduces Decision Uncertainty in LLM Trading Agents.” arXiv:2603.22567, 2026. </w:t>
       </w:r>
-      <w:hyperlink r:id="rId17">
+      <w:hyperlink r:id="rId18">
         <w:r>
           <w:rPr>
             <w:rFonts w:ascii="Times New Roman" w:hAnsi="Times New Roman"/>
@@ -2796,8 +4686,10 @@
     </w:p>
     <w:p>
       <w:pPr>
+        <w:keepNext w:val="0"/>
+        <w:keepLines w:val="0"/>
         <w:widowControl/>
-        <w:spacing w:after="16" w:line="216" w:lineRule="auto"/>
+        <w:spacing w:before="0" w:after="12" w:line="211" w:lineRule="auto"/>
         <w:ind w:left="317" w:hanging="317"/>
         <w:jc w:val="both"/>
       </w:pPr>
@@ -2809,9 +4701,132 @@
           <w:color w:val="68706F"/>
           <w:sz w:val="14"/>
         </w:rPr>
-        <w:t xml:space="preserve">[7] Alpaca. “Options Trading.” Official documentation. </w:t>
+        <w:t xml:space="preserve">[7] Finly. “Generation 4 Quantitative Champion Report.” 2026. </w:t>
       </w:r>
-      <w:hyperlink r:id="rId18">
+      <w:hyperlink r:id="rId19">
+        <w:r>
+          <w:rPr>
+            <w:rFonts w:ascii="Times New Roman" w:hAnsi="Times New Roman"/>
+            <w:color w:val="2E6F5C"/>
+            <w:sz w:val="14"/>
+            <w:u w:val="single"/>
+          </w:rPr>
+          <w:t>research/output/quant_champion_generation4_report.md</w:t>
+        </w:r>
+      </w:hyperlink>
+      <w:r>
+        <w:rPr>
+          <w:rFonts w:ascii="Times New Roman" w:hAnsi="Times New Roman" w:eastAsia="Times New Roman"/>
+          <w:b w:val="0"/>
+          <w:i w:val="0"/>
+          <w:color w:val="68706F"/>
+          <w:sz w:val="14"/>
+        </w:rPr>
+        <w:t>.</w:t>
+      </w:r>
+    </w:p>
+    <w:p>
+      <w:pPr>
+        <w:keepNext w:val="0"/>
+        <w:keepLines w:val="0"/>
+        <w:widowControl/>
+        <w:spacing w:before="0" w:after="12" w:line="211" w:lineRule="auto"/>
+        <w:ind w:left="317" w:hanging="317"/>
+        <w:jc w:val="both"/>
+      </w:pPr>
+      <w:r>
+        <w:rPr>
+          <w:rFonts w:ascii="Times New Roman" w:hAnsi="Times New Roman" w:eastAsia="Times New Roman"/>
+          <w:b w:val="0"/>
+          <w:i w:val="0"/>
+          <w:color w:val="68706F"/>
+          <w:sz w:val="14"/>
+        </w:rPr>
+        <w:t xml:space="preserve">[8] Finly. “Generation 4 Robustness Report.” 2026. </w:t>
+      </w:r>
+      <w:hyperlink r:id="rId20">
+        <w:r>
+          <w:rPr>
+            <w:rFonts w:ascii="Times New Roman" w:hAnsi="Times New Roman"/>
+            <w:color w:val="2E6F5C"/>
+            <w:sz w:val="14"/>
+            <w:u w:val="single"/>
+          </w:rPr>
+          <w:t>research/output/quant_champion_generation4_robustness_report.md</w:t>
+        </w:r>
+      </w:hyperlink>
+      <w:r>
+        <w:rPr>
+          <w:rFonts w:ascii="Times New Roman" w:hAnsi="Times New Roman" w:eastAsia="Times New Roman"/>
+          <w:b w:val="0"/>
+          <w:i w:val="0"/>
+          <w:color w:val="68706F"/>
+          <w:sz w:val="14"/>
+        </w:rPr>
+        <w:t>.</w:t>
+      </w:r>
+    </w:p>
+    <w:p>
+      <w:pPr>
+        <w:keepNext w:val="0"/>
+        <w:keepLines w:val="0"/>
+        <w:widowControl/>
+        <w:spacing w:before="0" w:after="12" w:line="211" w:lineRule="auto"/>
+        <w:ind w:left="317" w:hanging="317"/>
+        <w:jc w:val="both"/>
+      </w:pPr>
+      <w:r>
+        <w:rPr>
+          <w:rFonts w:ascii="Times New Roman" w:hAnsi="Times New Roman" w:eastAsia="Times New Roman"/>
+          <w:b w:val="0"/>
+          <w:i w:val="0"/>
+          <w:color w:val="68706F"/>
+          <w:sz w:val="14"/>
+        </w:rPr>
+        <w:t xml:space="preserve">[9] Finly. “Equity Execution-Realism Audit.” 2026. </w:t>
+      </w:r>
+      <w:hyperlink r:id="rId21">
+        <w:r>
+          <w:rPr>
+            <w:rFonts w:ascii="Times New Roman" w:hAnsi="Times New Roman"/>
+            <w:color w:val="2E6F5C"/>
+            <w:sz w:val="14"/>
+            <w:u w:val="single"/>
+          </w:rPr>
+          <w:t>research/output/equity_execution_realism_report.md</w:t>
+        </w:r>
+      </w:hyperlink>
+      <w:r>
+        <w:rPr>
+          <w:rFonts w:ascii="Times New Roman" w:hAnsi="Times New Roman" w:eastAsia="Times New Roman"/>
+          <w:b w:val="0"/>
+          <w:i w:val="0"/>
+          <w:color w:val="68706F"/>
+          <w:sz w:val="14"/>
+        </w:rPr>
+        <w:t>.</w:t>
+      </w:r>
+    </w:p>
+    <w:p>
+      <w:pPr>
+        <w:keepNext w:val="0"/>
+        <w:keepLines w:val="0"/>
+        <w:widowControl/>
+        <w:spacing w:before="0" w:after="12" w:line="211" w:lineRule="auto"/>
+        <w:ind w:left="317" w:hanging="317"/>
+        <w:jc w:val="both"/>
+      </w:pPr>
+      <w:r>
+        <w:rPr>
+          <w:rFonts w:ascii="Times New Roman" w:hAnsi="Times New Roman" w:eastAsia="Times New Roman"/>
+          <w:b w:val="0"/>
+          <w:i w:val="0"/>
+          <w:color w:val="68706F"/>
+          <w:sz w:val="14"/>
+        </w:rPr>
+        <w:t xml:space="preserve">[10] Alpaca. “Options Trading.” Official documentation. </w:t>
+      </w:r>
+      <w:hyperlink r:id="rId22">
         <w:r>
           <w:rPr>
             <w:rFonts w:ascii="Times New Roman" w:hAnsi="Times New Roman"/>
@@ -2835,8 +4850,10 @@
     </w:p>
     <w:p>
       <w:pPr>
+        <w:keepNext w:val="0"/>
+        <w:keepLines w:val="0"/>
         <w:widowControl/>
-        <w:spacing w:after="16" w:line="216" w:lineRule="auto"/>
+        <w:spacing w:before="0" w:after="12" w:line="211" w:lineRule="auto"/>
         <w:ind w:left="317" w:hanging="317"/>
         <w:jc w:val="both"/>
       </w:pPr>
@@ -2848,9 +4865,9 @@
           <w:color w:val="68706F"/>
           <w:sz w:val="14"/>
         </w:rPr>
-        <w:t xml:space="preserve">[8] Alpaca. “Create an Order.” Trading API reference. </w:t>
+        <w:t xml:space="preserve">[11] Alpaca. “Create an Order.” Trading API reference. </w:t>
       </w:r>
-      <w:hyperlink r:id="rId19">
+      <w:hyperlink r:id="rId23">
         <w:r>
           <w:rPr>
             <w:rFonts w:ascii="Times New Roman" w:hAnsi="Times New Roman"/>
@@ -2874,8 +4891,10 @@
     </w:p>
     <w:p>
       <w:pPr>
+        <w:keepNext w:val="0"/>
+        <w:keepLines w:val="0"/>
         <w:widowControl/>
-        <w:spacing w:after="16" w:line="216" w:lineRule="auto"/>
+        <w:spacing w:before="0" w:after="12" w:line="211" w:lineRule="auto"/>
         <w:ind w:left="317" w:hanging="317"/>
         <w:jc w:val="both"/>
       </w:pPr>
@@ -2887,9 +4906,9 @@
           <w:color w:val="68706F"/>
           <w:sz w:val="14"/>
         </w:rPr>
-        <w:t xml:space="preserve">[9] Alpaca. “Paper Trading.” Official documentation. </w:t>
+        <w:t xml:space="preserve">[12] Finly. “Alpaca MCP Runtime Audit.” 2026. </w:t>
       </w:r>
-      <w:hyperlink r:id="rId20">
+      <w:hyperlink r:id="rId24">
         <w:r>
           <w:rPr>
             <w:rFonts w:ascii="Times New Roman" w:hAnsi="Times New Roman"/>
@@ -2897,7 +4916,7 @@
             <w:sz w:val="14"/>
             <w:u w:val="single"/>
           </w:rPr>
-          <w:t>docs.alpaca.markets/us/docs/paper-trading</w:t>
+          <w:t>docs/MCP_RUNTIME_AUDIT.md</w:t>
         </w:r>
       </w:hyperlink>
       <w:r>
@@ -2913,8 +4932,10 @@
     </w:p>
     <w:p>
       <w:pPr>
+        <w:keepNext w:val="0"/>
+        <w:keepLines w:val="0"/>
         <w:widowControl/>
-        <w:spacing w:after="16" w:line="216" w:lineRule="auto"/>
+        <w:spacing w:before="0" w:after="12" w:line="211" w:lineRule="auto"/>
         <w:ind w:left="317" w:hanging="317"/>
         <w:jc w:val="both"/>
       </w:pPr>
@@ -2926,9 +4947,9 @@
           <w:color w:val="68706F"/>
           <w:sz w:val="14"/>
         </w:rPr>
-        <w:t xml:space="preserve">[10] Alpaca. “Historical Option Data.” Official documentation. </w:t>
+        <w:t xml:space="preserve">[13] Finly. “Attempt 114 Prospective Profitability Protocol.” 2026. </w:t>
       </w:r>
-      <w:hyperlink r:id="rId21">
+      <w:hyperlink r:id="rId25">
         <w:r>
           <w:rPr>
             <w:rFonts w:ascii="Times New Roman" w:hAnsi="Times New Roman"/>
@@ -2936,7 +4957,7 @@
             <w:sz w:val="14"/>
             <w:u w:val="single"/>
           </w:rPr>
-          <w:t>docs.alpaca.markets/us/docs/historical-option-data</w:t>
+          <w:t>research/prospective_attempt114/protocol.json</w:t>
         </w:r>
       </w:hyperlink>
       <w:r>
@@ -2952,8 +4973,10 @@
     </w:p>
     <w:p>
       <w:pPr>
+        <w:keepNext w:val="0"/>
+        <w:keepLines w:val="0"/>
         <w:widowControl/>
-        <w:spacing w:after="16" w:line="216" w:lineRule="auto"/>
+        <w:spacing w:before="0" w:after="12" w:line="211" w:lineRule="auto"/>
         <w:ind w:left="317" w:hanging="317"/>
         <w:jc w:val="both"/>
       </w:pPr>
@@ -2965,18 +4988,19 @@
           <w:color w:val="68706F"/>
           <w:sz w:val="14"/>
         </w:rPr>
-        <w:t xml:space="preserve">[11] Finly. “Submission Quantitative Evidence Surface,” 2026. Claim registry: </w:t>
+        <w:t xml:space="preserve">[14] Finly. “Attempt 114 Runtime Manifest.” 2026. </w:t>
       </w:r>
-      <w:r>
-        <w:rPr>
-          <w:rFonts w:ascii="Menlo" w:hAnsi="Menlo" w:eastAsia="Menlo"/>
-          <w:b w:val="0"/>
-          <w:i w:val="0"/>
-          <w:color w:val="68706F"/>
-          <w:sz w:val="13"/>
-        </w:rPr>
-        <w:t>public/data/submission_claims_lock.json</w:t>
-      </w:r>
+      <w:hyperlink r:id="rId26">
+        <w:r>
+          <w:rPr>
+            <w:rFonts w:ascii="Times New Roman" w:hAnsi="Times New Roman"/>
+            <w:color w:val="2E6F5C"/>
+            <w:sz w:val="14"/>
+            <w:u w:val="single"/>
+          </w:rPr>
+          <w:t>research/prospective_attempt114/runtime_manifest.json</w:t>
+        </w:r>
+      </w:hyperlink>
       <w:r>
         <w:rPr>
           <w:rFonts w:ascii="Times New Roman" w:hAnsi="Times New Roman" w:eastAsia="Times New Roman"/>
@@ -2990,8 +5014,10 @@
     </w:p>
     <w:p>
       <w:pPr>
+        <w:keepNext w:val="0"/>
+        <w:keepLines w:val="0"/>
         <w:widowControl/>
-        <w:spacing w:after="16" w:line="216" w:lineRule="auto"/>
+        <w:spacing w:before="0" w:after="12" w:line="211" w:lineRule="auto"/>
         <w:ind w:left="317" w:hanging="317"/>
         <w:jc w:val="both"/>
       </w:pPr>
@@ -3003,18 +5029,19 @@
           <w:color w:val="68706F"/>
           <w:sz w:val="14"/>
         </w:rPr>
-        <w:t xml:space="preserve">[12] Finly. “Forward Trial 1 Protocol,” version 2, 2026. Verification guide: </w:t>
+        <w:t xml:space="preserve">[15] Finly. “Attempt 114 GitHub Publication Collection Receipt.” 2026. </w:t>
       </w:r>
-      <w:r>
-        <w:rPr>
-          <w:rFonts w:ascii="Menlo" w:hAnsi="Menlo" w:eastAsia="Menlo"/>
-          <w:b w:val="0"/>
-          <w:i w:val="0"/>
-          <w:color w:val="68706F"/>
-          <w:sz w:val="13"/>
-        </w:rPr>
-        <w:t>research/FORWARD_TRIAL1.md</w:t>
-      </w:r>
+      <w:hyperlink r:id="rId27">
+        <w:r>
+          <w:rPr>
+            <w:rFonts w:ascii="Times New Roman" w:hAnsi="Times New Roman"/>
+            <w:color w:val="2E6F5C"/>
+            <w:sz w:val="14"/>
+            <w:u w:val="single"/>
+          </w:rPr>
+          <w:t>research/prospective_attempt114/publication_receipts/a10099fa…json</w:t>
+        </w:r>
+      </w:hyperlink>
       <w:r>
         <w:rPr>
           <w:rFonts w:ascii="Times New Roman" w:hAnsi="Times New Roman" w:eastAsia="Times New Roman"/>
@@ -3030,7 +5057,7 @@
       <w:headerReference w:type="default" r:id="rId9"/>
       <w:footerReference w:type="default" r:id="rId10"/>
       <w:pgSz w:w="12240" w:h="15840"/>
-      <w:pgMar w:top="979" w:right="1037" w:bottom="893" w:left="1037" w:header="317" w:footer="346" w:gutter="0"/>
+      <w:pgMar w:top="979" w:right="1037" w:bottom="720" w:left="1037" w:header="317" w:footer="346" w:gutter="0"/>
       <w:cols w:space="720"/>
       <w:docGrid w:linePitch="360"/>
     </w:sectPr>
@@ -3084,7 +5111,7 @@
               <w:color w:val="68706F"/>
               <w:sz w:val="14"/>
             </w:rPr>
-            <w:t>Historical evidence is descriptive; promotion and broker authority remain withheld.</w:t>
+            <w:t>Controlled delegation · execution realism · publicly frozen prospective evaluation.</w:t>
           </w:r>
         </w:p>
       </w:tc>
@@ -3234,7 +5261,7 @@
               <w:color w:val="68706F"/>
               <w:sz w:val="15"/>
             </w:rPr>
-            <w:t>29 AUGUST 2026</w:t>
+            <w:t>30 AUGUST 2026</w:t>
           </w:r>
         </w:p>
       </w:tc>
@@ -3621,7 +5648,7 @@
     <w:rPr>
       <w:rFonts w:ascii="Times New Roman" w:hAnsi="Times New Roman" w:eastAsia="Times New Roman"/>
       <w:color w:val="263238"/>
-      <w:sz w:val="17"/>
+      <w:sz w:val="18"/>
     </w:rPr>
   </w:style>
   <w:style w:type="paragraph" w:styleId="Header">

--- a/public/judge/Finly_Technical_Paper.docx
+++ b/public/judge/Finly_Technical_Paper.docx
@@ -4,61 +4,82 @@
   <w:body>
     <w:p>
       <w:pPr>
-        <w:spacing w:before="80" w:after="100"/>
+        <w:spacing w:before="160" w:after="80"/>
+        <w:jc w:val="center"/>
       </w:pPr>
       <w:r>
         <w:rPr>
           <w:rFonts w:ascii="Times New Roman" w:hAnsi="Times New Roman" w:eastAsia="Times New Roman"/>
           <w:b/>
           <w:i w:val="0"/>
-          <w:color w:val="0D2B43"/>
-          <w:sz w:val="46"/>
+          <w:color w:val="171717"/>
+          <w:sz w:val="47"/>
         </w:rPr>
-        <w:t>Finly: Controlled Delegation Before Capital Is at Risk</w:t>
+        <w:t>Finly: Taking Trading Evidence Seriously</w:t>
       </w:r>
     </w:p>
     <w:p>
       <w:pPr>
-        <w:spacing w:after="140"/>
+        <w:spacing w:after="180"/>
+        <w:jc w:val="center"/>
+      </w:pPr>
+      <w:r>
+        <w:rPr>
+          <w:rFonts w:ascii="Times New Roman" w:hAnsi="Times New Roman" w:eastAsia="Times New Roman"/>
+          <w:b w:val="0"/>
+          <w:i/>
+          <w:color w:val="5F6368"/>
+          <w:sz w:val="23"/>
+        </w:rPr>
+        <w:t>Controlled delegation, failed promotion, and the discipline of an empty forward test</w:t>
+      </w:r>
+    </w:p>
+    <w:p>
+      <w:pPr>
+        <w:spacing w:after="40"/>
+        <w:jc w:val="center"/>
+      </w:pPr>
+      <w:r>
+        <w:rPr>
+          <w:rFonts w:ascii="Times New Roman" w:hAnsi="Times New Roman" w:eastAsia="Times New Roman"/>
+          <w:b w:val="0"/>
+          <w:i w:val="0"/>
+          <w:color w:val="171717"/>
+          <w:sz w:val="18"/>
+        </w:rPr>
+        <w:t>Bruce Wen · Brandeis University · bwen412@brandeis.edu</w:t>
+      </w:r>
+    </w:p>
+    <w:p>
+      <w:pPr>
+        <w:spacing w:after="240"/>
+        <w:jc w:val="center"/>
         <w:pBdr>
-          <w:bottom w:val="single" w:sz="6" w:space="5" w:color="0D2B43"/>
+          <w:bottom w:val="single" w:sz="3" w:space="5" w:color="B8BBB8"/>
         </w:pBdr>
       </w:pPr>
       <w:r>
         <w:rPr>
-          <w:rFonts w:ascii="Arial" w:hAnsi="Arial" w:eastAsia="Arial"/>
-          <w:b/>
-          <w:i w:val="0"/>
-          <w:color w:val="2E6F5C"/>
-          <w:sz w:val="17"/>
-        </w:rPr>
-        <w:t>TECHNICAL PAPER AND EVIDENCE RECORD</w:t>
-      </w:r>
-      <w:r>
-        <w:rPr>
-          <w:rFonts w:ascii="Arial" w:hAnsi="Arial" w:eastAsia="Arial"/>
+          <w:rFonts w:ascii="Times New Roman" w:hAnsi="Times New Roman" w:eastAsia="Times New Roman"/>
           <w:b w:val="0"/>
           <w:i w:val="0"/>
-          <w:color w:val="68706F"/>
+          <w:color w:val="5F6368"/>
           <w:sz w:val="16"/>
         </w:rPr>
-        <w:t xml:space="preserve">  /  Bruce Wen · Brandeis University · bwen412@brandeis.edu  /  30 August 2026 · Evidence through 30 August 2026</w:t>
+        <w:t>30 August 2026 · Evidence through 30 August 2026</w:t>
       </w:r>
     </w:p>
     <w:p>
       <w:pPr>
         <w:keepNext/>
-        <w:spacing w:before="240" w:after="120"/>
-        <w:pBdr>
-          <w:bottom w:val="single" w:sz="8" w:space="3" w:color="2E6F5C"/>
-        </w:pBdr>
+        <w:spacing w:before="260" w:after="100"/>
       </w:pPr>
       <w:r>
         <w:rPr>
-          <w:rFonts w:ascii="Arial" w:hAnsi="Arial" w:eastAsia="Arial"/>
+          <w:rFonts w:ascii="Times New Roman" w:hAnsi="Times New Roman" w:eastAsia="Times New Roman"/>
           <w:b/>
           <w:i w:val="0"/>
-          <w:color w:val="0D2B43"/>
+          <w:color w:val="171717"/>
           <w:sz w:val="27"/>
         </w:rPr>
         <w:t>Abstract</w:t>
@@ -66,11 +87,10 @@
     </w:p>
     <w:p>
       <w:pPr>
-        <w:keepNext w:val="0"/>
-        <w:keepLines w:val="0"/>
+        <w:keepLines/>
         <w:widowControl/>
-        <w:spacing w:before="0" w:after="84" w:line="252" w:lineRule="auto"/>
-        <w:ind w:left="259" w:right="259"/>
+        <w:spacing w:line="259" w:lineRule="auto" w:after="100"/>
+        <w:ind w:left="259" w:right="259" w:firstLine="0"/>
         <w:jc w:val="both"/>
       </w:pPr>
       <w:r>
@@ -78,19 +98,18 @@
           <w:rFonts w:ascii="Times New Roman" w:hAnsi="Times New Roman" w:eastAsia="Times New Roman"/>
           <w:b w:val="0"/>
           <w:i w:val="0"/>
-          <w:color w:val="263238"/>
-          <w:sz w:val="18"/>
+          <w:color w:val="171717"/>
+          <w:sz w:val="20"/>
         </w:rPr>
-        <w:t>A trading agent can fail because its market judgment is wrong. It can also fail because a plausible judgment is given more authority than the evidence warrants. Finly is built around the second problem. AI may assess a bounded evidence bundle, state reasons, and reduce or veto a deterministic proposal. It may not choose direction, horizon, option structure, maximum loss, order fields, or whether an order is permitted. Those capital-bearing decisions remain with testable code.</w:t>
+        <w:t>Trading agents are usually evaluated as if their central problem were prediction: gather information, form a view, and convert the view into a position. Finly is organized around a prior problem. What authority should an artificial intelligence receive before its judgment has been distinguished from a persuasive error? The system answers by separating interpretation from authorization. A model may assess bounded evidence, explain uncertainty, and veto a proposal. Deterministic code retains control of the economic intent, the exposure-bearing fields, and the decision to permit or refuse an action.</w:t>
       </w:r>
     </w:p>
     <w:p>
       <w:pPr>
-        <w:keepNext w:val="0"/>
-        <w:keepLines w:val="0"/>
+        <w:keepLines/>
         <w:widowControl/>
-        <w:spacing w:before="0" w:after="84" w:line="252" w:lineRule="auto"/>
-        <w:ind w:left="259" w:right="259"/>
+        <w:spacing w:line="259" w:lineRule="auto" w:after="100"/>
+        <w:ind w:left="259" w:right="259" w:firstLine="0"/>
         <w:jc w:val="both"/>
       </w:pPr>
       <w:r>
@@ -98,37 +117,34 @@
           <w:rFonts w:ascii="Times New Roman" w:hAnsi="Times New Roman" w:eastAsia="Times New Roman"/>
           <w:b w:val="0"/>
           <w:i w:val="0"/>
-          <w:color w:val="263238"/>
-          <w:sz w:val="18"/>
+          <w:color w:val="171717"/>
+          <w:sz w:val="20"/>
         </w:rPr>
-        <w:t>The project tests that division against its own strongest temptation. A retrospective challenger named G4 gained 967.11% from 2013 through August 2026, versus 580.82% for SPY, but failed four promotion gates and was never adopted. The actual frozen production policy is a lower-risk SPY/BIL trend-and-volatility rule. In a 415-observation next-open replay with five basis points charged on each traded-notional leg, it gained 15.39% with a -5.45% maximum drawdown, while SPY gained 33.52%. The policy preserved a positive 10.56% return at 25 basis points per leg; a separate one-basis-point $300 shadow ended at $351.88. Finly therefore does not claim historical raw-return dominance for the deployable policy. It claims a coherent authority boundary, a friction-aware risk result, and a publicly frozen prospective protocol capable of testing the stronger economic claim without rewriting the rules afterward.</w:t>
+        <w:t>The evidence is intentionally adversarial to the sales pitch. In the consumed, post-selected 2013-01-02–2026-08-27 retrospective replay with modeled 5 bp one-way costs, G4 returned +967.11% versus SPY +580.82%; promotion was rejected because the Deflated Sharpe probability was 3.75% and the worst familywise-adjusted p-value was 37.18%. Production v1 is the frozen unlevered SPY/BIL policy targeting 10% annualized volatility: in the consumed 2025-01-02–2026-08-28 modeled next-open study it returned +15.39% at 5 bp per traded leg and +10.56% at 25 bp, versus SPY +33.52%; at 5 bp its modeled annualized volatility was 8.12% and maximum drawdown was -5.45%, so it was risk-controlled but not market-beating on total return. Attempts 115 and 116 are publicly registered future-only tests. As of 2026-08-30T08:10:52.000Z, each had zero observed outcomes, and neither supports a performance claim. The result is a trading system whose most important output is sometimes refusal: not because profit is unimportant, but because a profit claim without a defensible chain of custody is not yet knowledge.</w:t>
       </w:r>
     </w:p>
     <w:p>
       <w:pPr>
         <w:keepNext/>
-        <w:spacing w:before="240" w:after="120"/>
-        <w:pBdr>
-          <w:bottom w:val="single" w:sz="8" w:space="3" w:color="2E6F5C"/>
-        </w:pBdr>
+        <w:spacing w:before="260" w:after="100"/>
       </w:pPr>
       <w:r>
         <w:rPr>
-          <w:rFonts w:ascii="Arial" w:hAnsi="Arial" w:eastAsia="Arial"/>
+          <w:rFonts w:ascii="Times New Roman" w:hAnsi="Times New Roman" w:eastAsia="Times New Roman"/>
           <w:b/>
           <w:i w:val="0"/>
-          <w:color w:val="0D2B43"/>
+          <w:color w:val="171717"/>
           <w:sz w:val="27"/>
         </w:rPr>
-        <w:t>1. Finly draws one line before trading begins</w:t>
+        <w:t>1. The question before the forecast</w:t>
       </w:r>
     </w:p>
     <w:p>
       <w:pPr>
-        <w:keepNext w:val="0"/>
-        <w:keepLines w:val="0"/>
+        <w:keepLines/>
         <w:widowControl/>
-        <w:spacing w:before="0" w:after="84" w:line="252" w:lineRule="auto"/>
+        <w:spacing w:line="276" w:lineRule="auto" w:after="120"/>
+        <w:ind w:firstLine="0"/>
         <w:jc w:val="both"/>
       </w:pPr>
       <w:r>
@@ -136,18 +152,18 @@
           <w:rFonts w:ascii="Times New Roman" w:hAnsi="Times New Roman" w:eastAsia="Times New Roman"/>
           <w:b w:val="0"/>
           <w:i w:val="0"/>
-          <w:color w:val="263238"/>
-          <w:sz w:val="18"/>
+          <w:color w:val="171717"/>
+          <w:sz w:val="22"/>
         </w:rPr>
-        <w:t>Most trading systems are organized around a forecast: estimate a return, convert confidence into a position, and transmit the result. Finly inserts a prior question. Which component has earned the right to decide the mechanically consequential parts of the trade?</w:t>
+        <w:t>There is an easy way to describe an agentic trading system. The system observes prices and text, reasons over both, and sends a trade to a broker. Each verb seems to follow naturally from the one before it. Yet the sequence contains an unnoticed transfer of authority. The capacity to interpret a document becomes the capacity to choose an exposure; the capacity to explain uncertainty becomes the capacity to set a maximum loss; and a linguistic output, whose merit may remain contestable, becomes a financial instruction whose effects are immediate.</w:t>
       </w:r>
     </w:p>
     <w:p>
       <w:pPr>
-        <w:keepNext w:val="0"/>
-        <w:keepLines w:val="0"/>
+        <w:keepLines/>
         <w:widowControl/>
-        <w:spacing w:before="0" w:after="84" w:line="252" w:lineRule="auto"/>
+        <w:spacing w:line="276" w:lineRule="auto" w:after="120"/>
+        <w:ind w:firstLine="346"/>
         <w:jc w:val="both"/>
       </w:pPr>
       <w:r>
@@ -155,407 +171,18 @@
           <w:rFonts w:ascii="Times New Roman" w:hAnsi="Times New Roman" w:eastAsia="Times New Roman"/>
           <w:b w:val="0"/>
           <w:i w:val="0"/>
-          <w:color w:val="263238"/>
-          <w:sz w:val="18"/>
+          <w:color w:val="171717"/>
+          <w:sz w:val="22"/>
         </w:rPr>
-        <w:t>That question matters because “the agent” is not one object in this repository. Three objects perform different jobs and support different conclusions:</w:t>
+        <w:t>Finly was designed to make that transfer visible. Its thesis is that interpretive competence and capital authority should be treated as separate engineering objects. This does not imply that models are useless in finance. It implies only that an output should not acquire additional rights merely because it is fluent. Evidence assessment is one task. Economic aggregation is another. Order construction and authorization are different again. When these tasks are collapsed into a single agent, a post hoc explanation can conceal which component actually selected the risk. When they are separated, disagreement becomes inspectable and failure can resolve to no trade.</w:t>
       </w:r>
-    </w:p>
-    <w:tbl>
-      <w:tblPr>
-        <w:tblW w:type="auto" w:w="0"/>
-        <w:jc w:val="center"/>
-        <w:tblLayout w:type="autofit"/>
-        <w:tblLook w:firstColumn="1" w:firstRow="1" w:lastColumn="0" w:lastRow="0" w:noHBand="0" w:noVBand="1" w:val="04A0"/>
-        <w:tblBorders>
-          <w:top w:val="single" w:sz="4" w:space="0" w:color="C8CCC7"/>
-          <w:left w:val="single" w:sz="4" w:space="0" w:color="C8CCC7"/>
-          <w:bottom w:val="single" w:sz="4" w:space="0" w:color="C8CCC7"/>
-          <w:right w:val="single" w:sz="4" w:space="0" w:color="C8CCC7"/>
-          <w:insideH w:val="single" w:sz="4" w:space="0" w:color="C8CCC7"/>
-          <w:insideV w:val="single" w:sz="4" w:space="0" w:color="C8CCC7"/>
-        </w:tblBorders>
-      </w:tblPr>
-      <w:tblGrid>
-        <w:gridCol w:w="3389"/>
-        <w:gridCol w:w="3389"/>
-        <w:gridCol w:w="3389"/>
-      </w:tblGrid>
-      <w:tr>
-        <w:trPr>
-          <w:tblHeader w:val="true"/>
-        </w:trPr>
-        <w:tc>
-          <w:tcPr>
-            <w:tcW w:type="dxa" w:w="3389"/>
-            <w:vAlign w:val="center"/>
-            <w:tcMar>
-              <w:top w:w="70" w:type="dxa"/>
-              <w:start w:w="90" w:type="dxa"/>
-              <w:bottom w:w="70" w:type="dxa"/>
-              <w:end w:w="90" w:type="dxa"/>
-            </w:tcMar>
-            <w:shd w:fill="0D2B43"/>
-          </w:tcPr>
-          <w:p>
-            <w:pPr>
-              <w:spacing w:after="0" w:line="240" w:lineRule="auto"/>
-              <w:jc w:val="left"/>
-            </w:pPr>
-            <w:r>
-              <w:rPr>
-                <w:rFonts w:ascii="Arial" w:hAnsi="Arial" w:eastAsia="Arial"/>
-                <w:b/>
-                <w:i w:val="0"/>
-                <w:color w:val="FFFFFF"/>
-                <w:sz w:val="15"/>
-              </w:rPr>
-              <w:t>Object</w:t>
-            </w:r>
-          </w:p>
-        </w:tc>
-        <w:tc>
-          <w:tcPr>
-            <w:tcW w:type="dxa" w:w="3389"/>
-            <w:vAlign w:val="center"/>
-            <w:tcMar>
-              <w:top w:w="70" w:type="dxa"/>
-              <w:start w:w="90" w:type="dxa"/>
-              <w:bottom w:w="70" w:type="dxa"/>
-              <w:end w:w="90" w:type="dxa"/>
-            </w:tcMar>
-            <w:shd w:fill="0D2B43"/>
-          </w:tcPr>
-          <w:p>
-            <w:pPr>
-              <w:spacing w:after="0" w:line="240" w:lineRule="auto"/>
-              <w:jc w:val="left"/>
-            </w:pPr>
-            <w:r>
-              <w:rPr>
-                <w:rFonts w:ascii="Arial" w:hAnsi="Arial" w:eastAsia="Arial"/>
-                <w:b/>
-                <w:i w:val="0"/>
-                <w:color w:val="FFFFFF"/>
-                <w:sz w:val="15"/>
-              </w:rPr>
-              <w:t>What it does</w:t>
-            </w:r>
-          </w:p>
-        </w:tc>
-        <w:tc>
-          <w:tcPr>
-            <w:tcW w:type="dxa" w:w="3389"/>
-            <w:vAlign w:val="center"/>
-            <w:tcMar>
-              <w:top w:w="70" w:type="dxa"/>
-              <w:start w:w="90" w:type="dxa"/>
-              <w:bottom w:w="70" w:type="dxa"/>
-              <w:end w:w="90" w:type="dxa"/>
-            </w:tcMar>
-            <w:shd w:fill="0D2B43"/>
-          </w:tcPr>
-          <w:p>
-            <w:pPr>
-              <w:spacing w:after="0" w:line="240" w:lineRule="auto"/>
-              <w:jc w:val="left"/>
-            </w:pPr>
-            <w:r>
-              <w:rPr>
-                <w:rFonts w:ascii="Arial" w:hAnsi="Arial" w:eastAsia="Arial"/>
-                <w:b/>
-                <w:i w:val="0"/>
-                <w:color w:val="FFFFFF"/>
-                <w:sz w:val="15"/>
-              </w:rPr>
-              <w:t>What its evidence can establish</w:t>
-            </w:r>
-          </w:p>
-        </w:tc>
-      </w:tr>
-      <w:tr>
-        <w:tc>
-          <w:tcPr>
-            <w:tcW w:type="dxa" w:w="3389"/>
-            <w:vAlign w:val="center"/>
-            <w:tcMar>
-              <w:top w:w="70" w:type="dxa"/>
-              <w:start w:w="90" w:type="dxa"/>
-              <w:bottom w:w="70" w:type="dxa"/>
-              <w:end w:w="90" w:type="dxa"/>
-            </w:tcMar>
-          </w:tcPr>
-          <w:p>
-            <w:pPr>
-              <w:spacing w:after="0" w:line="240" w:lineRule="auto"/>
-              <w:jc w:val="left"/>
-            </w:pPr>
-            <w:r>
-              <w:rPr>
-                <w:rFonts w:ascii="Arial" w:hAnsi="Arial" w:eastAsia="Arial"/>
-                <w:b/>
-                <w:i w:val="0"/>
-                <w:color w:val="263238"/>
-                <w:sz w:val="15"/>
-              </w:rPr>
-              <w:t>G4 research challenger</w:t>
-            </w:r>
-          </w:p>
-        </w:tc>
-        <w:tc>
-          <w:tcPr>
-            <w:tcW w:type="dxa" w:w="3389"/>
-            <w:vAlign w:val="center"/>
-            <w:tcMar>
-              <w:top w:w="70" w:type="dxa"/>
-              <w:start w:w="90" w:type="dxa"/>
-              <w:bottom w:w="70" w:type="dxa"/>
-              <w:end w:w="90" w:type="dxa"/>
-            </w:tcMar>
-          </w:tcPr>
-          <w:p>
-            <w:pPr>
-              <w:spacing w:after="0" w:line="240" w:lineRule="auto"/>
-              <w:jc w:val="left"/>
-            </w:pPr>
-            <w:r>
-              <w:rPr>
-                <w:rFonts w:ascii="Arial" w:hAnsi="Arial" w:eastAsia="Arial"/>
-                <w:b w:val="0"/>
-                <w:i w:val="0"/>
-                <w:color w:val="263238"/>
-                <w:sz w:val="15"/>
-              </w:rPr>
-              <w:t>Replays a fixed QQQ-and-sector rotation rule over consumed history</w:t>
-            </w:r>
-          </w:p>
-        </w:tc>
-        <w:tc>
-          <w:tcPr>
-            <w:tcW w:type="dxa" w:w="3389"/>
-            <w:vAlign w:val="center"/>
-            <w:tcMar>
-              <w:top w:w="70" w:type="dxa"/>
-              <w:start w:w="90" w:type="dxa"/>
-              <w:bottom w:w="70" w:type="dxa"/>
-              <w:end w:w="90" w:type="dxa"/>
-            </w:tcMar>
-          </w:tcPr>
-          <w:p>
-            <w:pPr>
-              <w:spacing w:after="0" w:line="240" w:lineRule="auto"/>
-              <w:jc w:val="left"/>
-            </w:pPr>
-            <w:r>
-              <w:rPr>
-                <w:rFonts w:ascii="Arial" w:hAnsi="Arial" w:eastAsia="Arial"/>
-                <w:b w:val="0"/>
-                <w:i w:val="0"/>
-                <w:color w:val="263238"/>
-                <w:sz w:val="15"/>
-              </w:rPr>
-              <w:t>Whether an attractive retrospective hypothesis survives promotion tests</w:t>
-            </w:r>
-          </w:p>
-        </w:tc>
-      </w:tr>
-      <w:tr>
-        <w:tc>
-          <w:tcPr>
-            <w:tcW w:type="dxa" w:w="3389"/>
-            <w:vAlign w:val="center"/>
-            <w:tcMar>
-              <w:top w:w="70" w:type="dxa"/>
-              <w:start w:w="90" w:type="dxa"/>
-              <w:bottom w:w="70" w:type="dxa"/>
-              <w:end w:w="90" w:type="dxa"/>
-            </w:tcMar>
-            <w:shd w:fill="F1F3EF"/>
-          </w:tcPr>
-          <w:p>
-            <w:pPr>
-              <w:spacing w:after="0" w:line="240" w:lineRule="auto"/>
-              <w:jc w:val="left"/>
-            </w:pPr>
-            <w:r>
-              <w:rPr>
-                <w:rFonts w:ascii="Menlo" w:hAnsi="Menlo" w:eastAsia="Menlo"/>
-                <w:b/>
-                <w:i w:val="0"/>
-                <w:color w:val="263238"/>
-                <w:sz w:val="14"/>
-              </w:rPr>
-              <w:t>tsmom_ensemble_vol</w:t>
-            </w:r>
-            <w:r>
-              <w:rPr>
-                <w:rFonts w:ascii="Arial" w:hAnsi="Arial" w:eastAsia="Arial"/>
-                <w:b/>
-                <w:i w:val="0"/>
-                <w:color w:val="263238"/>
-                <w:sz w:val="15"/>
-              </w:rPr>
-              <w:t xml:space="preserve"> production policy</w:t>
-            </w:r>
-          </w:p>
-        </w:tc>
-        <w:tc>
-          <w:tcPr>
-            <w:tcW w:type="dxa" w:w="3389"/>
-            <w:vAlign w:val="center"/>
-            <w:tcMar>
-              <w:top w:w="70" w:type="dxa"/>
-              <w:start w:w="90" w:type="dxa"/>
-              <w:bottom w:w="70" w:type="dxa"/>
-              <w:end w:w="90" w:type="dxa"/>
-            </w:tcMar>
-            <w:shd w:fill="F1F3EF"/>
-          </w:tcPr>
-          <w:p>
-            <w:pPr>
-              <w:spacing w:after="0" w:line="240" w:lineRule="auto"/>
-              <w:jc w:val="left"/>
-            </w:pPr>
-            <w:r>
-              <w:rPr>
-                <w:rFonts w:ascii="Arial" w:hAnsi="Arial" w:eastAsia="Arial"/>
-                <w:b w:val="0"/>
-                <w:i w:val="0"/>
-                <w:color w:val="263238"/>
-                <w:sz w:val="15"/>
-              </w:rPr>
-              <w:t>Allocates between SPY and BIL using three trend horizons and a volatility scale</w:t>
-            </w:r>
-          </w:p>
-        </w:tc>
-        <w:tc>
-          <w:tcPr>
-            <w:tcW w:type="dxa" w:w="3389"/>
-            <w:vAlign w:val="center"/>
-            <w:tcMar>
-              <w:top w:w="70" w:type="dxa"/>
-              <w:start w:w="90" w:type="dxa"/>
-              <w:bottom w:w="70" w:type="dxa"/>
-              <w:end w:w="90" w:type="dxa"/>
-            </w:tcMar>
-            <w:shd w:fill="F1F3EF"/>
-          </w:tcPr>
-          <w:p>
-            <w:pPr>
-              <w:spacing w:after="0" w:line="240" w:lineRule="auto"/>
-              <w:jc w:val="left"/>
-            </w:pPr>
-            <w:r>
-              <w:rPr>
-                <w:rFonts w:ascii="Arial" w:hAnsi="Arial" w:eastAsia="Arial"/>
-                <w:b w:val="0"/>
-                <w:i w:val="0"/>
-                <w:color w:val="263238"/>
-                <w:sz w:val="15"/>
-              </w:rPr>
-              <w:t>Whether the frozen policy exhibits the intended risk and friction behavior</w:t>
-            </w:r>
-          </w:p>
-        </w:tc>
-      </w:tr>
-      <w:tr>
-        <w:tc>
-          <w:tcPr>
-            <w:tcW w:type="dxa" w:w="3389"/>
-            <w:vAlign w:val="center"/>
-            <w:tcMar>
-              <w:top w:w="70" w:type="dxa"/>
-              <w:start w:w="90" w:type="dxa"/>
-              <w:bottom w:w="70" w:type="dxa"/>
-              <w:end w:w="90" w:type="dxa"/>
-            </w:tcMar>
-          </w:tcPr>
-          <w:p>
-            <w:pPr>
-              <w:spacing w:after="0" w:line="240" w:lineRule="auto"/>
-              <w:jc w:val="left"/>
-            </w:pPr>
-            <w:r>
-              <w:rPr>
-                <w:rFonts w:ascii="Arial" w:hAnsi="Arial" w:eastAsia="Arial"/>
-                <w:b/>
-                <w:i w:val="0"/>
-                <w:color w:val="263238"/>
-                <w:sz w:val="15"/>
-              </w:rPr>
-              <w:t>Options compiler and gateway</w:t>
-            </w:r>
-          </w:p>
-        </w:tc>
-        <w:tc>
-          <w:tcPr>
-            <w:tcW w:type="dxa" w:w="3389"/>
-            <w:vAlign w:val="center"/>
-            <w:tcMar>
-              <w:top w:w="70" w:type="dxa"/>
-              <w:start w:w="90" w:type="dxa"/>
-              <w:bottom w:w="70" w:type="dxa"/>
-              <w:end w:w="90" w:type="dxa"/>
-            </w:tcMar>
-          </w:tcPr>
-          <w:p>
-            <w:pPr>
-              <w:spacing w:after="0" w:line="240" w:lineRule="auto"/>
-              <w:jc w:val="left"/>
-            </w:pPr>
-            <w:r>
-              <w:rPr>
-                <w:rFonts w:ascii="Arial" w:hAnsi="Arial" w:eastAsia="Arial"/>
-                <w:b w:val="0"/>
-                <w:i w:val="0"/>
-                <w:color w:val="263238"/>
-                <w:sz w:val="15"/>
-              </w:rPr>
-              <w:t>Converts an already-permitted view into a typed, defined-risk intent and checks exact equality</w:t>
-            </w:r>
-          </w:p>
-        </w:tc>
-        <w:tc>
-          <w:tcPr>
-            <w:tcW w:type="dxa" w:w="3389"/>
-            <w:vAlign w:val="center"/>
-            <w:tcMar>
-              <w:top w:w="70" w:type="dxa"/>
-              <w:start w:w="90" w:type="dxa"/>
-              <w:bottom w:w="70" w:type="dxa"/>
-              <w:end w:w="90" w:type="dxa"/>
-            </w:tcMar>
-          </w:tcPr>
-          <w:p>
-            <w:pPr>
-              <w:spacing w:after="0" w:line="240" w:lineRule="auto"/>
-              <w:jc w:val="left"/>
-            </w:pPr>
-            <w:r>
-              <w:rPr>
-                <w:rFonts w:ascii="Arial" w:hAnsi="Arial" w:eastAsia="Arial"/>
-                <w:b w:val="0"/>
-                <w:i w:val="0"/>
-                <w:color w:val="263238"/>
-                <w:sz w:val="15"/>
-              </w:rPr>
-              <w:t>Whether AI judgment can be prevented from controlling order structure or authorization</w:t>
-            </w:r>
-          </w:p>
-        </w:tc>
-      </w:tr>
-    </w:tbl>
-    <w:p>
-      <w:pPr>
-        <w:spacing w:after="20"/>
-      </w:pPr>
     </w:p>
     <w:p>
       <w:pPr>
-        <w:keepNext w:val="0"/>
-        <w:keepLines w:val="0"/>
+        <w:keepLines/>
         <w:widowControl/>
-        <w:spacing w:before="0" w:after="84" w:line="252" w:lineRule="auto"/>
+        <w:spacing w:line="276" w:lineRule="auto" w:after="120"/>
+        <w:ind w:firstLine="346"/>
         <w:jc w:val="both"/>
       </w:pPr>
       <w:r>
@@ -563,18 +190,18 @@
           <w:rFonts w:ascii="Times New Roman" w:hAnsi="Times New Roman" w:eastAsia="Times New Roman"/>
           <w:b w:val="0"/>
           <w:i w:val="0"/>
-          <w:color w:val="263238"/>
-          <w:sz w:val="18"/>
+          <w:color w:val="171717"/>
+          <w:sz w:val="22"/>
         </w:rPr>
-        <w:t>The separation is substantive, not cosmetic. G4 is not the policy the system would trade. The production policy does not generate the options result. The options compiler does not inherit G4's historical return. Treating them as one model would make Finly appear simpler while rendering every performance statement ambiguous.</w:t>
+        <w:t>The paper develops this claim in four stages. First, it explains why the relevant unit of evaluation is a chain of custody from evidence to authority, rather than a screenshot of terminal wealth. Second, it examines Finly's strongest retrospective challenger and the decision to reject it. Third, it turns to the frozen production policy, whose risk-controlled result is more modest and, for that reason, more informative. Finally, it considers the strongest objection to this architecture—that caution without market-beating returns is merely sophisticated inaction—and explains why the objection is partly correct but does not justify granting a model unearned authority.</w:t>
       </w:r>
     </w:p>
     <w:p>
       <w:pPr>
-        <w:keepNext w:val="0"/>
-        <w:keepLines w:val="0"/>
+        <w:keepLines/>
         <w:widowControl/>
-        <w:spacing w:before="0" w:after="84" w:line="252" w:lineRule="auto"/>
+        <w:spacing w:line="276" w:lineRule="auto" w:after="120"/>
+        <w:ind w:firstLine="346"/>
         <w:jc w:val="both"/>
       </w:pPr>
       <w:r>
@@ -582,37 +209,34 @@
           <w:rFonts w:ascii="Times New Roman" w:hAnsi="Times New Roman" w:eastAsia="Times New Roman"/>
           <w:b w:val="0"/>
           <w:i w:val="0"/>
-          <w:color w:val="263238"/>
-          <w:sz w:val="18"/>
+          <w:color w:val="171717"/>
+          <w:sz w:val="22"/>
         </w:rPr>
-        <w:t>The project's central proposition is correspondingly narrow: interpretive judgment can improve a trading workflow without controlling capital-bearing fields. This is not a claim that deterministic rules know more about markets than language models. It is a claim about verification. A rationale is an interpretive object; an order side, contract, quantity, limit price, and maximum loss have exact values and immediate operational consequences. Finly assigns those exact decisions to the component that can be constrained and compared exactly.</w:t>
+        <w:t>The scope is narrow. Finly does not establish future profitability, next-month outperformance, verified options profit and loss, or financial superiority over another project. Those exclusions are not buried in a final limitations paragraph. They determine how the system is built, what evidence is admitted, and which sentences are allowed to reach the submission [11].</w:t>
       </w:r>
     </w:p>
     <w:p>
       <w:pPr>
         <w:keepNext/>
-        <w:spacing w:before="240" w:after="120"/>
-        <w:pBdr>
-          <w:bottom w:val="single" w:sz="8" w:space="3" w:color="2E6F5C"/>
-        </w:pBdr>
+        <w:spacing w:before="260" w:after="100"/>
       </w:pPr>
       <w:r>
         <w:rPr>
-          <w:rFonts w:ascii="Arial" w:hAnsi="Arial" w:eastAsia="Arial"/>
+          <w:rFonts w:ascii="Times New Roman" w:hAnsi="Times New Roman" w:eastAsia="Times New Roman"/>
           <w:b/>
           <w:i w:val="0"/>
-          <w:color w:val="0D2B43"/>
+          <w:color w:val="171717"/>
           <w:sz w:val="27"/>
         </w:rPr>
-        <w:t>2. Prior research supports systematic signals, not unrestricted authority</w:t>
+        <w:t>2. A chain of custody for trading decisions</w:t>
       </w:r>
     </w:p>
     <w:p>
       <w:pPr>
-        <w:keepNext w:val="0"/>
-        <w:keepLines w:val="0"/>
+        <w:keepLines/>
         <w:widowControl/>
-        <w:spacing w:before="0" w:after="84" w:line="252" w:lineRule="auto"/>
+        <w:spacing w:line="276" w:lineRule="auto" w:after="120"/>
+        <w:ind w:firstLine="0"/>
         <w:jc w:val="both"/>
       </w:pPr>
       <w:r>
@@ -620,18 +244,18 @@
           <w:rFonts w:ascii="Times New Roman" w:hAnsi="Times New Roman" w:eastAsia="Times New Roman"/>
           <w:b w:val="0"/>
           <w:i w:val="0"/>
-          <w:color w:val="263238"/>
-          <w:sz w:val="18"/>
+          <w:color w:val="171717"/>
+          <w:sz w:val="22"/>
         </w:rPr>
-        <w:t>Finly's production rule is deliberately conventional. Time-series momentum provides evidence that an asset's own past return can contain information about subsequent direction [1]. Volatility management provides a separate reason to reduce exposure when measured risk rises [2]. These findings justify testing a transparent trend-and-volatility policy. They do not imply that any particular backtest has discovered persistent alpha, and Finly makes no novelty claim for momentum or volatility scaling.</w:t>
+        <w:t>A trade can be traced through several kinds of judgment. An evidence layer decides what was observed and when. An interpretive layer decides what the observations may mean. An economic layer translates admissible evidence into a direction and risk posture. A compiler constructs an exact, typed intent. An authorization layer checks whether the intent, constraints, and available account context agree. The distinction matters because an error at each layer requires a different remedy. Bad evidence should be excluded; uncertain interpretation should reduce confidence or veto; an invalid intent should be rejected by schema; a risk violation should fail closed.</w:t>
       </w:r>
     </w:p>
     <w:p>
       <w:pPr>
-        <w:keepNext w:val="0"/>
-        <w:keepLines w:val="0"/>
+        <w:keepLines/>
         <w:widowControl/>
-        <w:spacing w:before="0" w:after="84" w:line="252" w:lineRule="auto"/>
+        <w:spacing w:line="276" w:lineRule="auto" w:after="120"/>
+        <w:ind w:firstLine="346"/>
         <w:jc w:val="both"/>
       </w:pPr>
       <w:r>
@@ -639,18 +263,18 @@
           <w:rFonts w:ascii="Times New Roman" w:hAnsi="Times New Roman" w:eastAsia="Times New Roman"/>
           <w:b w:val="0"/>
           <w:i w:val="0"/>
-          <w:color w:val="263238"/>
-          <w:sz w:val="18"/>
+          <w:color w:val="171717"/>
+          <w:sz w:val="22"/>
         </w:rPr>
-        <w:t>The research problem changes once many specifications have been considered. An adaptive search supplies repeated opportunities to find a persuasive result. White's Reality Check formalizes the resulting data-snooping concern [3]; the Deflated Sharpe Ratio addresses selection bias, multiple testing, non-normal returns, and variation across tested strategies [4]. Finly uses these ideas against its own best-looking candidate. The point is not to decorate a backtest with statistical terminology. It is to make refusal possible after a result becomes emotionally difficult to refuse.</w:t>
+        <w:t>Finly assigns model judgment to the second layer. The model may read a bounded evidence bundle, produce a structured assessment, explain why a source matters, and disagree with the deterministic proposal. It may also stop the sequence. It may not author the economic direction, substitute an instrument, enlarge loss, populate the order fields, or infer permission from its own confidence. The code-owned intent and the model's typed echo can be compared exactly; a discrepancy is treated as a failed handoff, not as creative discretion.</w:t>
       </w:r>
     </w:p>
     <w:p>
       <w:pPr>
-        <w:keepNext w:val="0"/>
-        <w:keepLines w:val="0"/>
+        <w:keepLines/>
         <w:widowControl/>
-        <w:spacing w:before="0" w:after="84" w:line="252" w:lineRule="auto"/>
+        <w:spacing w:line="276" w:lineRule="auto" w:after="120"/>
+        <w:ind w:firstLine="346"/>
         <w:jc w:val="both"/>
       </w:pPr>
       <w:r>
@@ -658,37 +282,18 @@
           <w:rFonts w:ascii="Times New Roman" w:hAnsi="Times New Roman" w:eastAsia="Times New Roman"/>
           <w:b w:val="0"/>
           <w:i w:val="0"/>
-          <w:color w:val="263238"/>
-          <w:sz w:val="18"/>
+          <w:color w:val="171717"/>
+          <w:sz w:val="22"/>
         </w:rPr>
-        <w:t>Agentic-finance research creates a complementary problem. QFinZero presents a unified toolchain for language-model-based financial agents [5], while TrustTrade studies selective consensus among reasoning agents [6]. Such work broadens what an automated system can interpret and coordinate. It also raises the stakes of deciding where reasoning ends and authorization begins. Finly's contribution lies at that boundary: the model can challenge evidence and stop a proposal, but it cannot transform persuasiveness into exposure.</w:t>
+        <w:t>This asymmetry is deliberate. A model can reduce action but cannot amplify it. One might initially regard that rule as unfair: if a model is trusted to recognize danger, why is it not trusted to recognize opportunity? The answer concerns error asymmetry rather than metaphysical status. A false veto forgoes a possible trade. A false authorization creates an exposure. Both errors matter, but only one can enlarge the system's financial commitment before review. Finly therefore permits the model to contribute negative information while requiring positive authority to remain with deterministic, testable rules.</w:t>
       </w:r>
     </w:p>
     <w:p>
       <w:pPr>
-        <w:keepNext/>
-        <w:spacing w:before="240" w:after="120"/>
-        <w:pBdr>
-          <w:bottom w:val="single" w:sz="8" w:space="3" w:color="2E6F5C"/>
-        </w:pBdr>
-      </w:pPr>
-      <w:r>
-        <w:rPr>
-          <w:rFonts w:ascii="Arial" w:hAnsi="Arial" w:eastAsia="Arial"/>
-          <w:b/>
-          <w:i w:val="0"/>
-          <w:color w:val="0D2B43"/>
-          <w:sz w:val="27"/>
-        </w:rPr>
-        <w:t>3. The model can challenge a trade; code alone can compose it</w:t>
-      </w:r>
-    </w:p>
-    <w:p>
-      <w:pPr>
-        <w:keepNext w:val="0"/>
-        <w:keepLines w:val="0"/>
+        <w:keepLines/>
         <w:widowControl/>
-        <w:spacing w:before="0" w:after="84" w:line="252" w:lineRule="auto"/>
+        <w:spacing w:line="276" w:lineRule="auto" w:after="120"/>
+        <w:ind w:firstLine="346"/>
         <w:jc w:val="both"/>
       </w:pPr>
       <w:r>
@@ -696,58 +301,18 @@
           <w:rFonts w:ascii="Times New Roman" w:hAnsi="Times New Roman" w:eastAsia="Times New Roman"/>
           <w:b w:val="0"/>
           <w:i w:val="0"/>
-          <w:color w:val="263238"/>
-          <w:sz w:val="18"/>
+          <w:color w:val="171717"/>
+          <w:sz w:val="22"/>
         </w:rPr>
-        <w:t xml:space="preserve">Finly's operating sequence contains six responsibilities. First, source adapters label evidence families rather than presenting a blended wall of text. Second, a local Llama-compatible model returns a bounded typed assessment and a rationale. Third, deterministic aggregation derives the market intent. Fourth, code compiles the exact defined-risk structure and maximum loss. Fifth, the challenge suite removes evidence families or perturbs inputs and repeats the assessment. Sixth, the gateway issues either </w:t>
-      </w:r>
-      <w:r>
-        <w:rPr>
-          <w:rFonts w:ascii="Menlo" w:hAnsi="Menlo" w:eastAsia="Menlo"/>
-          <w:b w:val="0"/>
-          <w:i w:val="0"/>
-          <w:color w:val="263238"/>
-          <w:sz w:val="16"/>
-        </w:rPr>
-        <w:t>PERMIT</w:t>
-      </w:r>
-      <w:r>
-        <w:rPr>
-          <w:rFonts w:ascii="Times New Roman" w:hAnsi="Times New Roman" w:eastAsia="Times New Roman"/>
-          <w:b w:val="0"/>
-          <w:i w:val="0"/>
-          <w:color w:val="263238"/>
-          <w:sz w:val="18"/>
-        </w:rPr>
-        <w:t xml:space="preserve"> or </w:t>
-      </w:r>
-      <w:r>
-        <w:rPr>
-          <w:rFonts w:ascii="Menlo" w:hAnsi="Menlo" w:eastAsia="Menlo"/>
-          <w:b w:val="0"/>
-          <w:i w:val="0"/>
-          <w:color w:val="263238"/>
-          <w:sz w:val="16"/>
-        </w:rPr>
-        <w:t>NO_TRADE</w:t>
-      </w:r>
-      <w:r>
-        <w:rPr>
-          <w:rFonts w:ascii="Times New Roman" w:hAnsi="Times New Roman" w:eastAsia="Times New Roman"/>
-          <w:b w:val="0"/>
-          <w:i w:val="0"/>
-          <w:color w:val="263238"/>
-          <w:sz w:val="18"/>
-        </w:rPr>
-        <w:t>.</w:t>
+        <w:t>The options layer follows the same logic. It is a compiler and control boundary, not a historical profit series. Code can map an already-permitted view into a defined-risk intent, calculate its payoff bounds, and project the broker-shaped fields required for review. The model may explain or challenge the underlying evidence; it does not select a contract or turn a rationale into a submitted order. Nothing in the historical ETF studies is rewritten as options performance. This separation is easy to state and surprisingly easy to violate, especially when a single interface displays research, recommendation, and execution as though they were one event.</w:t>
       </w:r>
     </w:p>
     <w:p>
       <w:pPr>
-        <w:keepNext w:val="0"/>
-        <w:keepLines w:val="0"/>
+        <w:keepLines/>
         <w:widowControl/>
-        <w:spacing w:before="0" w:after="84" w:line="252" w:lineRule="auto"/>
+        <w:spacing w:line="276" w:lineRule="auto" w:after="120"/>
+        <w:ind w:firstLine="346"/>
         <w:jc w:val="both"/>
       </w:pPr>
       <w:r>
@@ -755,38 +320,34 @@
           <w:rFonts w:ascii="Times New Roman" w:hAnsi="Times New Roman" w:eastAsia="Times New Roman"/>
           <w:b w:val="0"/>
           <w:i w:val="0"/>
-          <w:color w:val="263238"/>
-          <w:sz w:val="18"/>
+          <w:color w:val="171717"/>
+          <w:sz w:val="22"/>
         </w:rPr>
-        <w:t xml:space="preserve">The model has meaningful but asymmetric power. It may lower a score, identify a conflict, or veto a deterministic proposal. It cannot reverse the trade, extend the horizon, substitute a contract, increase maximum loss, or populate the broker payload. The code-derived intent and the model's echoed typed object must match exactly. A stale input, unknown field, schema error, out-of-range value, or equality failure resolves to </w:t>
-      </w:r>
-      <w:r>
-        <w:rPr>
-          <w:rFonts w:ascii="Menlo" w:hAnsi="Menlo" w:eastAsia="Menlo"/>
-          <w:b w:val="0"/>
-          <w:i w:val="0"/>
-          <w:color w:val="263238"/>
-          <w:sz w:val="16"/>
-        </w:rPr>
-        <w:t>NO_TRADE</w:t>
-      </w:r>
-      <w:r>
-        <w:rPr>
-          <w:rFonts w:ascii="Times New Roman" w:hAnsi="Times New Roman" w:eastAsia="Times New Roman"/>
-          <w:b w:val="0"/>
-          <w:i w:val="0"/>
-          <w:color w:val="263238"/>
-          <w:sz w:val="18"/>
-        </w:rPr>
-        <w:t>.</w:t>
+        <w:t>Recent work on financial agents helps explain why this boundary is useful. QFinZero emphasizes standardized schemas, time-aligned interfaces, logging, and deterministic replay for language-model trading tools [7]. BacktestBench similarly treats reproducible computation and grounded verification as first-order evaluation problems [8]. TrustTrade addresses a complementary weakness: models may treat heterogeneous inputs with unjustified uniform trust, so selective agreement and deterministic anchors can reduce the influence of noisy evidence [9]. Finly accepts the general premise that models can help organize and interrogate financial information. Its additional claim is institutional: better interpretation does not by itself settle who owns the exposure.</w:t>
       </w:r>
     </w:p>
     <w:p>
       <w:pPr>
-        <w:keepNext w:val="0"/>
-        <w:keepLines w:val="0"/>
+        <w:keepNext/>
+        <w:spacing w:before="260" w:after="100"/>
+      </w:pPr>
+      <w:r>
+        <w:rPr>
+          <w:rFonts w:ascii="Times New Roman" w:hAnsi="Times New Roman" w:eastAsia="Times New Roman"/>
+          <w:b/>
+          <w:i w:val="0"/>
+          <w:color w:val="171717"/>
+          <w:sz w:val="27"/>
+        </w:rPr>
+        <w:t>3. What counts as evidence</w:t>
+      </w:r>
+    </w:p>
+    <w:p>
+      <w:pPr>
+        <w:keepLines/>
         <w:widowControl/>
-        <w:spacing w:before="0" w:after="84" w:line="252" w:lineRule="auto"/>
+        <w:spacing w:line="276" w:lineRule="auto" w:after="120"/>
+        <w:ind w:firstLine="0"/>
         <w:jc w:val="both"/>
       </w:pPr>
       <w:r>
@@ -794,18 +355,18 @@
           <w:rFonts w:ascii="Times New Roman" w:hAnsi="Times New Roman" w:eastAsia="Times New Roman"/>
           <w:b w:val="0"/>
           <w:i w:val="0"/>
-          <w:color w:val="263238"/>
-          <w:sz w:val="18"/>
+          <w:color w:val="171717"/>
+          <w:sz w:val="22"/>
         </w:rPr>
-        <w:t>The strongest objection is that this architecture may remove the discretion that makes an agent useful. Markets are contextual; a model may detect that a mechanically identical signal has different meaning under different macroeconomic or informational conditions. If its judgment is valuable enough to consult, preventing it from adjusting the structure can seem internally inconsistent.</w:t>
+        <w:t>The central methodological decision is not a choice of indicator. It is the classification of evidence. A retrospective replay can answer whether a stated rule would have behaved in a particular model of the past. It cannot, merely by being rerun, become a prospective test. A modeled next-open ledger can reveal sensitivity to timing and transaction-cost assumptions. It cannot become a broker fill record. A public protocol can show that rules were fixed before eligible observations. It cannot become a performance result while its outcome set remains empty.</w:t>
       </w:r>
     </w:p>
     <w:p>
       <w:pPr>
-        <w:keepNext w:val="0"/>
-        <w:keepLines w:val="0"/>
+        <w:keepLines/>
         <w:widowControl/>
-        <w:spacing w:before="0" w:after="84" w:line="252" w:lineRule="auto"/>
+        <w:spacing w:line="276" w:lineRule="auto" w:after="120"/>
+        <w:ind w:firstLine="346"/>
         <w:jc w:val="both"/>
       </w:pPr>
       <w:r>
@@ -813,37 +374,18 @@
           <w:rFonts w:ascii="Times New Roman" w:hAnsi="Times New Roman" w:eastAsia="Times New Roman"/>
           <w:b w:val="0"/>
           <w:i w:val="0"/>
-          <w:color w:val="263238"/>
-          <w:sz w:val="18"/>
+          <w:color w:val="171717"/>
+          <w:sz w:val="22"/>
         </w:rPr>
-        <w:t>The objection correctly identifies a cost. Finly may reject a trade that a more permissive agent would take, and it cannot use eloquence as a substitute for an unencoded action. But interpretive value and execution authority have different error surfaces. A nuanced rationale can be reviewed after the fact; an unconstrained quantity or contract can create loss before anyone resolves why it was chosen. Finly therefore treats discretion as something to earn in stages. The model receives enough authority to challenge the proposal. It does not receive authority to define the exposure it is evaluating.</w:t>
+        <w:t>Finly therefore distinguishes three evidential roles. The first is exploratory: consumed history may suggest a hypothesis, expose implementation defects, or reveal a risk profile. The second is promotion: a challenger must survive the tests defined for selection and must not borrow authority from the attractiveness of its own chart. The third is prospective: a future-only protocol begins with no favorable observation and earns a result only through the chronology it declared in advance. These roles are not ranks on a single scale. They answer different questions.</w:t>
       </w:r>
     </w:p>
     <w:p>
       <w:pPr>
-        <w:keepNext/>
-        <w:spacing w:before="240" w:after="120"/>
-        <w:pBdr>
-          <w:bottom w:val="single" w:sz="8" w:space="3" w:color="2E6F5C"/>
-        </w:pBdr>
-      </w:pPr>
-      <w:r>
-        <w:rPr>
-          <w:rFonts w:ascii="Arial" w:hAnsi="Arial" w:eastAsia="Arial"/>
-          <w:b/>
-          <w:i w:val="0"/>
-          <w:color w:val="0D2B43"/>
-          <w:sz w:val="27"/>
-        </w:rPr>
-        <w:t>4. One evidence convention governs every quantitative claim</w:t>
-      </w:r>
-    </w:p>
-    <w:p>
-      <w:pPr>
-        <w:keepNext w:val="0"/>
-        <w:keepLines w:val="0"/>
+        <w:keepLines/>
         <w:widowControl/>
-        <w:spacing w:before="0" w:after="84" w:line="252" w:lineRule="auto"/>
+        <w:spacing w:line="276" w:lineRule="auto" w:after="120"/>
+        <w:ind w:firstLine="346"/>
         <w:jc w:val="both"/>
       </w:pPr>
       <w:r>
@@ -851,546 +393,18 @@
           <w:rFonts w:ascii="Times New Roman" w:hAnsi="Times New Roman" w:eastAsia="Times New Roman"/>
           <w:b w:val="0"/>
           <w:i w:val="0"/>
-          <w:color w:val="263238"/>
-          <w:sz w:val="18"/>
+          <w:color w:val="171717"/>
+          <w:sz w:val="22"/>
         </w:rPr>
-        <w:t xml:space="preserve">The comparison basis and evidentiary boundary are stated once here. </w:t>
+        <w:t>This distinction becomes especially important under adaptive research. Once many ideas have been proposed, altered, discarded, or revisited, the best survivor inherits a selection problem. White's Reality Check formalizes the intuition that searching across specifications changes the meaning of the winning result [3]. The Deflated Sharpe Ratio approaches the same problem from the standpoint of observed performance, accounting for non-normal returns and the fact that a selected Sharpe ratio emerged from a larger search [4]. Harvey, Liu, and Zhu place the issue in a broader empirical-finance context: a discovery threshold that ignores the number of tried factors will admit too many false positives [5]. These methods differ, but their common lesson is straightforward. A large historical return does not carry its own warrant.</w:t>
       </w:r>
-      <w:r>
-        <w:rPr>
-          <w:rFonts w:ascii="Times New Roman" w:hAnsi="Times New Roman" w:eastAsia="Times New Roman"/>
-          <w:b/>
-          <w:i w:val="0"/>
-          <w:color w:val="263238"/>
-          <w:sz w:val="18"/>
-        </w:rPr>
-        <w:t>SPY buy-and-hold is the disclosed equity comparator.</w:t>
-      </w:r>
-      <w:r>
-        <w:rPr>
-          <w:rFonts w:ascii="Times New Roman" w:hAnsi="Times New Roman" w:eastAsia="Times New Roman"/>
-          <w:b w:val="0"/>
-          <w:i w:val="0"/>
-          <w:color w:val="263238"/>
-          <w:sz w:val="18"/>
-        </w:rPr>
-        <w:t xml:space="preserve"> G4 is a post-selected, adjusted-close descriptive replay over consumed history. Production-policy results are consumed, theoretical adjusted-OHLC next-open ledgers: signals are formed at close </w:t>
-      </w:r>
-      <w:r>
-        <w:rPr>
-          <w:rFonts w:ascii="Times New Roman" w:hAnsi="Times New Roman" w:eastAsia="Times New Roman"/>
-          <w:b w:val="0"/>
-          <w:i/>
-          <w:color w:val="263238"/>
-          <w:sz w:val="18"/>
-        </w:rPr>
-        <w:t>t</w:t>
-      </w:r>
-      <w:r>
-        <w:rPr>
-          <w:rFonts w:ascii="Times New Roman" w:hAnsi="Times New Roman" w:eastAsia="Times New Roman"/>
-          <w:b w:val="0"/>
-          <w:i w:val="0"/>
-          <w:color w:val="263238"/>
-          <w:sz w:val="18"/>
-        </w:rPr>
-        <w:t xml:space="preserve">, fractional market orders are modeled at open </w:t>
-      </w:r>
-      <w:r>
-        <w:rPr>
-          <w:rFonts w:ascii="Times New Roman" w:hAnsi="Times New Roman" w:eastAsia="Times New Roman"/>
-          <w:b w:val="0"/>
-          <w:i/>
-          <w:color w:val="263238"/>
-          <w:sz w:val="18"/>
-        </w:rPr>
-        <w:t>t+1</w:t>
-      </w:r>
-      <w:r>
-        <w:rPr>
-          <w:rFonts w:ascii="Times New Roman" w:hAnsi="Times New Roman" w:eastAsia="Times New Roman"/>
-          <w:b w:val="0"/>
-          <w:i w:val="0"/>
-          <w:color w:val="263238"/>
-          <w:sz w:val="18"/>
-        </w:rPr>
-        <w:t>, and exposure earns the next-open-to-next-open return. They are not Alpaca fill receipts, options P&amp;L, or evidence that Finly will beat SPY in the future. Options results are synthetic control tests plus an authenticated read-only paper-account check. Attempt 114 is a prospective design with no settled performance at the evidence date.</w:t>
-      </w:r>
-    </w:p>
-    <w:tbl>
-      <w:tblPr>
-        <w:tblW w:type="auto" w:w="0"/>
-        <w:jc w:val="center"/>
-        <w:tblLayout w:type="autofit"/>
-        <w:tblLook w:firstColumn="1" w:firstRow="1" w:lastColumn="0" w:lastRow="0" w:noHBand="0" w:noVBand="1" w:val="04A0"/>
-        <w:tblBorders>
-          <w:top w:val="single" w:sz="4" w:space="0" w:color="C8CCC7"/>
-          <w:left w:val="single" w:sz="4" w:space="0" w:color="C8CCC7"/>
-          <w:bottom w:val="single" w:sz="4" w:space="0" w:color="C8CCC7"/>
-          <w:right w:val="single" w:sz="4" w:space="0" w:color="C8CCC7"/>
-          <w:insideH w:val="single" w:sz="4" w:space="0" w:color="C8CCC7"/>
-          <w:insideV w:val="single" w:sz="4" w:space="0" w:color="C8CCC7"/>
-        </w:tblBorders>
-      </w:tblPr>
-      <w:tblGrid>
-        <w:gridCol w:w="3389"/>
-        <w:gridCol w:w="3389"/>
-        <w:gridCol w:w="3389"/>
-      </w:tblGrid>
-      <w:tr>
-        <w:trPr>
-          <w:tblHeader w:val="true"/>
-        </w:trPr>
-        <w:tc>
-          <w:tcPr>
-            <w:tcW w:type="dxa" w:w="3389"/>
-            <w:vAlign w:val="center"/>
-            <w:tcMar>
-              <w:top w:w="70" w:type="dxa"/>
-              <w:start w:w="90" w:type="dxa"/>
-              <w:bottom w:w="70" w:type="dxa"/>
-              <w:end w:w="90" w:type="dxa"/>
-            </w:tcMar>
-            <w:shd w:fill="0D2B43"/>
-          </w:tcPr>
-          <w:p>
-            <w:pPr>
-              <w:spacing w:after="0" w:line="240" w:lineRule="auto"/>
-              <w:jc w:val="left"/>
-            </w:pPr>
-            <w:r>
-              <w:rPr>
-                <w:rFonts w:ascii="Arial" w:hAnsi="Arial" w:eastAsia="Arial"/>
-                <w:b/>
-                <w:i w:val="0"/>
-                <w:color w:val="FFFFFF"/>
-                <w:sz w:val="15"/>
-              </w:rPr>
-              <w:t>Evidence object</w:t>
-            </w:r>
-          </w:p>
-        </w:tc>
-        <w:tc>
-          <w:tcPr>
-            <w:tcW w:type="dxa" w:w="3389"/>
-            <w:vAlign w:val="center"/>
-            <w:tcMar>
-              <w:top w:w="70" w:type="dxa"/>
-              <w:start w:w="90" w:type="dxa"/>
-              <w:bottom w:w="70" w:type="dxa"/>
-              <w:end w:w="90" w:type="dxa"/>
-            </w:tcMar>
-            <w:shd w:fill="0D2B43"/>
-          </w:tcPr>
-          <w:p>
-            <w:pPr>
-              <w:spacing w:after="0" w:line="240" w:lineRule="auto"/>
-              <w:jc w:val="left"/>
-            </w:pPr>
-            <w:r>
-              <w:rPr>
-                <w:rFonts w:ascii="Arial" w:hAnsi="Arial" w:eastAsia="Arial"/>
-                <w:b/>
-                <w:i w:val="0"/>
-                <w:color w:val="FFFFFF"/>
-                <w:sz w:val="15"/>
-              </w:rPr>
-              <w:t>Period or sample</w:t>
-            </w:r>
-          </w:p>
-        </w:tc>
-        <w:tc>
-          <w:tcPr>
-            <w:tcW w:type="dxa" w:w="3389"/>
-            <w:vAlign w:val="center"/>
-            <w:tcMar>
-              <w:top w:w="70" w:type="dxa"/>
-              <w:start w:w="90" w:type="dxa"/>
-              <w:bottom w:w="70" w:type="dxa"/>
-              <w:end w:w="90" w:type="dxa"/>
-            </w:tcMar>
-            <w:shd w:fill="0D2B43"/>
-          </w:tcPr>
-          <w:p>
-            <w:pPr>
-              <w:spacing w:after="0" w:line="240" w:lineRule="auto"/>
-              <w:jc w:val="left"/>
-            </w:pPr>
-            <w:r>
-              <w:rPr>
-                <w:rFonts w:ascii="Arial" w:hAnsi="Arial" w:eastAsia="Arial"/>
-                <w:b/>
-                <w:i w:val="0"/>
-                <w:color w:val="FFFFFF"/>
-                <w:sz w:val="15"/>
-              </w:rPr>
-              <w:t>Decision it supports</w:t>
-            </w:r>
-          </w:p>
-        </w:tc>
-      </w:tr>
-      <w:tr>
-        <w:tc>
-          <w:tcPr>
-            <w:tcW w:type="dxa" w:w="3389"/>
-            <w:vAlign w:val="center"/>
-            <w:tcMar>
-              <w:top w:w="70" w:type="dxa"/>
-              <w:start w:w="90" w:type="dxa"/>
-              <w:bottom w:w="70" w:type="dxa"/>
-              <w:end w:w="90" w:type="dxa"/>
-            </w:tcMar>
-          </w:tcPr>
-          <w:p>
-            <w:pPr>
-              <w:spacing w:after="0" w:line="240" w:lineRule="auto"/>
-              <w:jc w:val="left"/>
-            </w:pPr>
-            <w:r>
-              <w:rPr>
-                <w:rFonts w:ascii="Arial" w:hAnsi="Arial" w:eastAsia="Arial"/>
-                <w:b/>
-                <w:i w:val="0"/>
-                <w:color w:val="263238"/>
-                <w:sz w:val="15"/>
-              </w:rPr>
-              <w:t>G4 adjusted-close replay</w:t>
-            </w:r>
-          </w:p>
-        </w:tc>
-        <w:tc>
-          <w:tcPr>
-            <w:tcW w:type="dxa" w:w="3389"/>
-            <w:vAlign w:val="center"/>
-            <w:tcMar>
-              <w:top w:w="70" w:type="dxa"/>
-              <w:start w:w="90" w:type="dxa"/>
-              <w:bottom w:w="70" w:type="dxa"/>
-              <w:end w:w="90" w:type="dxa"/>
-            </w:tcMar>
-          </w:tcPr>
-          <w:p>
-            <w:pPr>
-              <w:spacing w:after="0" w:line="240" w:lineRule="auto"/>
-              <w:jc w:val="left"/>
-            </w:pPr>
-            <w:r>
-              <w:rPr>
-                <w:rFonts w:ascii="Arial" w:hAnsi="Arial" w:eastAsia="Arial"/>
-                <w:b w:val="0"/>
-                <w:i w:val="0"/>
-                <w:color w:val="263238"/>
-                <w:sz w:val="15"/>
-              </w:rPr>
-              <w:t>3,434 sessions, 2 Jan. 2013–27 Aug. 2026</w:t>
-            </w:r>
-          </w:p>
-        </w:tc>
-        <w:tc>
-          <w:tcPr>
-            <w:tcW w:type="dxa" w:w="3389"/>
-            <w:vAlign w:val="center"/>
-            <w:tcMar>
-              <w:top w:w="70" w:type="dxa"/>
-              <w:start w:w="90" w:type="dxa"/>
-              <w:bottom w:w="70" w:type="dxa"/>
-              <w:end w:w="90" w:type="dxa"/>
-            </w:tcMar>
-          </w:tcPr>
-          <w:p>
-            <w:pPr>
-              <w:spacing w:after="0" w:line="240" w:lineRule="auto"/>
-              <w:jc w:val="left"/>
-            </w:pPr>
-            <w:r>
-              <w:rPr>
-                <w:rFonts w:ascii="Arial" w:hAnsi="Arial" w:eastAsia="Arial"/>
-                <w:b w:val="0"/>
-                <w:i w:val="0"/>
-                <w:color w:val="263238"/>
-                <w:sz w:val="15"/>
-              </w:rPr>
-              <w:t>Reject or promote a historical challenger</w:t>
-            </w:r>
-          </w:p>
-        </w:tc>
-      </w:tr>
-      <w:tr>
-        <w:tc>
-          <w:tcPr>
-            <w:tcW w:type="dxa" w:w="3389"/>
-            <w:vAlign w:val="center"/>
-            <w:tcMar>
-              <w:top w:w="70" w:type="dxa"/>
-              <w:start w:w="90" w:type="dxa"/>
-              <w:bottom w:w="70" w:type="dxa"/>
-              <w:end w:w="90" w:type="dxa"/>
-            </w:tcMar>
-            <w:shd w:fill="F1F3EF"/>
-          </w:tcPr>
-          <w:p>
-            <w:pPr>
-              <w:spacing w:after="0" w:line="240" w:lineRule="auto"/>
-              <w:jc w:val="left"/>
-            </w:pPr>
-            <w:r>
-              <w:rPr>
-                <w:rFonts w:ascii="Arial" w:hAnsi="Arial" w:eastAsia="Arial"/>
-                <w:b/>
-                <w:i w:val="0"/>
-                <w:color w:val="263238"/>
-                <w:sz w:val="15"/>
-              </w:rPr>
-              <w:t>Production next-open replay</w:t>
-            </w:r>
-          </w:p>
-        </w:tc>
-        <w:tc>
-          <w:tcPr>
-            <w:tcW w:type="dxa" w:w="3389"/>
-            <w:vAlign w:val="center"/>
-            <w:tcMar>
-              <w:top w:w="70" w:type="dxa"/>
-              <w:start w:w="90" w:type="dxa"/>
-              <w:bottom w:w="70" w:type="dxa"/>
-              <w:end w:w="90" w:type="dxa"/>
-            </w:tcMar>
-            <w:shd w:fill="F1F3EF"/>
-          </w:tcPr>
-          <w:p>
-            <w:pPr>
-              <w:spacing w:after="0" w:line="240" w:lineRule="auto"/>
-              <w:jc w:val="left"/>
-            </w:pPr>
-            <w:r>
-              <w:rPr>
-                <w:rFonts w:ascii="Arial" w:hAnsi="Arial" w:eastAsia="Arial"/>
-                <w:b w:val="0"/>
-                <w:i w:val="0"/>
-                <w:color w:val="263238"/>
-                <w:sz w:val="15"/>
-              </w:rPr>
-              <w:t>415 observations, 2 Jan. 2025–28 Aug. 2026</w:t>
-            </w:r>
-          </w:p>
-        </w:tc>
-        <w:tc>
-          <w:tcPr>
-            <w:tcW w:type="dxa" w:w="3389"/>
-            <w:vAlign w:val="center"/>
-            <w:tcMar>
-              <w:top w:w="70" w:type="dxa"/>
-              <w:start w:w="90" w:type="dxa"/>
-              <w:bottom w:w="70" w:type="dxa"/>
-              <w:end w:w="90" w:type="dxa"/>
-            </w:tcMar>
-            <w:shd w:fill="F1F3EF"/>
-          </w:tcPr>
-          <w:p>
-            <w:pPr>
-              <w:spacing w:after="0" w:line="240" w:lineRule="auto"/>
-              <w:jc w:val="left"/>
-            </w:pPr>
-            <w:r>
-              <w:rPr>
-                <w:rFonts w:ascii="Arial" w:hAnsi="Arial" w:eastAsia="Arial"/>
-                <w:b w:val="0"/>
-                <w:i w:val="0"/>
-                <w:color w:val="263238"/>
-                <w:sz w:val="15"/>
-              </w:rPr>
-              <w:t>Check implementation, costs, drawdown, and small-account feasibility</w:t>
-            </w:r>
-          </w:p>
-        </w:tc>
-      </w:tr>
-      <w:tr>
-        <w:tc>
-          <w:tcPr>
-            <w:tcW w:type="dxa" w:w="3389"/>
-            <w:vAlign w:val="center"/>
-            <w:tcMar>
-              <w:top w:w="70" w:type="dxa"/>
-              <w:start w:w="90" w:type="dxa"/>
-              <w:bottom w:w="70" w:type="dxa"/>
-              <w:end w:w="90" w:type="dxa"/>
-            </w:tcMar>
-          </w:tcPr>
-          <w:p>
-            <w:pPr>
-              <w:spacing w:after="0" w:line="240" w:lineRule="auto"/>
-              <w:jc w:val="left"/>
-            </w:pPr>
-            <w:r>
-              <w:rPr>
-                <w:rFonts w:ascii="Arial" w:hAnsi="Arial" w:eastAsia="Arial"/>
-                <w:b/>
-                <w:i w:val="0"/>
-                <w:color w:val="263238"/>
-                <w:sz w:val="15"/>
-              </w:rPr>
-              <w:t>Options control fixtures</w:t>
-            </w:r>
-          </w:p>
-        </w:tc>
-        <w:tc>
-          <w:tcPr>
-            <w:tcW w:type="dxa" w:w="3389"/>
-            <w:vAlign w:val="center"/>
-            <w:tcMar>
-              <w:top w:w="70" w:type="dxa"/>
-              <w:start w:w="90" w:type="dxa"/>
-              <w:bottom w:w="70" w:type="dxa"/>
-              <w:end w:w="90" w:type="dxa"/>
-            </w:tcMar>
-          </w:tcPr>
-          <w:p>
-            <w:pPr>
-              <w:spacing w:after="0" w:line="240" w:lineRule="auto"/>
-              <w:jc w:val="left"/>
-            </w:pPr>
-            <w:r>
-              <w:rPr>
-                <w:rFonts w:ascii="Arial" w:hAnsi="Arial" w:eastAsia="Arial"/>
-                <w:b w:val="0"/>
-                <w:i w:val="0"/>
-                <w:color w:val="263238"/>
-                <w:sz w:val="15"/>
-              </w:rPr>
-              <w:t>Synthetic spread, 4 removals, 32 perturbations</w:t>
-            </w:r>
-          </w:p>
-        </w:tc>
-        <w:tc>
-          <w:tcPr>
-            <w:tcW w:type="dxa" w:w="3389"/>
-            <w:vAlign w:val="center"/>
-            <w:tcMar>
-              <w:top w:w="70" w:type="dxa"/>
-              <w:start w:w="90" w:type="dxa"/>
-              <w:bottom w:w="70" w:type="dxa"/>
-              <w:end w:w="90" w:type="dxa"/>
-            </w:tcMar>
-          </w:tcPr>
-          <w:p>
-            <w:pPr>
-              <w:spacing w:after="0" w:line="240" w:lineRule="auto"/>
-              <w:jc w:val="left"/>
-            </w:pPr>
-            <w:r>
-              <w:rPr>
-                <w:rFonts w:ascii="Arial" w:hAnsi="Arial" w:eastAsia="Arial"/>
-                <w:b w:val="0"/>
-                <w:i w:val="0"/>
-                <w:color w:val="263238"/>
-                <w:sz w:val="15"/>
-              </w:rPr>
-              <w:t>Verify that model disagreement cannot change code-owned intent</w:t>
-            </w:r>
-          </w:p>
-        </w:tc>
-      </w:tr>
-      <w:tr>
-        <w:tc>
-          <w:tcPr>
-            <w:tcW w:type="dxa" w:w="3389"/>
-            <w:vAlign w:val="center"/>
-            <w:tcMar>
-              <w:top w:w="70" w:type="dxa"/>
-              <w:start w:w="90" w:type="dxa"/>
-              <w:bottom w:w="70" w:type="dxa"/>
-              <w:end w:w="90" w:type="dxa"/>
-            </w:tcMar>
-            <w:shd w:fill="F1F3EF"/>
-          </w:tcPr>
-          <w:p>
-            <w:pPr>
-              <w:spacing w:after="0" w:line="240" w:lineRule="auto"/>
-              <w:jc w:val="left"/>
-            </w:pPr>
-            <w:r>
-              <w:rPr>
-                <w:rFonts w:ascii="Arial" w:hAnsi="Arial" w:eastAsia="Arial"/>
-                <w:b/>
-                <w:i w:val="0"/>
-                <w:color w:val="263238"/>
-                <w:sz w:val="15"/>
-              </w:rPr>
-              <w:t>Attempt 114</w:t>
-            </w:r>
-          </w:p>
-        </w:tc>
-        <w:tc>
-          <w:tcPr>
-            <w:tcW w:type="dxa" w:w="3389"/>
-            <w:vAlign w:val="center"/>
-            <w:tcMar>
-              <w:top w:w="70" w:type="dxa"/>
-              <w:start w:w="90" w:type="dxa"/>
-              <w:bottom w:w="70" w:type="dxa"/>
-              <w:end w:w="90" w:type="dxa"/>
-            </w:tcMar>
-            <w:shd w:fill="F1F3EF"/>
-          </w:tcPr>
-          <w:p>
-            <w:pPr>
-              <w:spacing w:after="0" w:line="240" w:lineRule="auto"/>
-              <w:jc w:val="left"/>
-            </w:pPr>
-            <w:r>
-              <w:rPr>
-                <w:rFonts w:ascii="Arial" w:hAnsi="Arial" w:eastAsia="Arial"/>
-                <w:b w:val="0"/>
-                <w:i w:val="0"/>
-                <w:color w:val="263238"/>
-                <w:sz w:val="15"/>
-              </w:rPr>
-              <w:t>254 future commitments yielding 252 settlements</w:t>
-            </w:r>
-          </w:p>
-        </w:tc>
-        <w:tc>
-          <w:tcPr>
-            <w:tcW w:type="dxa" w:w="3389"/>
-            <w:vAlign w:val="center"/>
-            <w:tcMar>
-              <w:top w:w="70" w:type="dxa"/>
-              <w:start w:w="90" w:type="dxa"/>
-              <w:bottom w:w="70" w:type="dxa"/>
-              <w:end w:w="90" w:type="dxa"/>
-            </w:tcMar>
-            <w:shd w:fill="F1F3EF"/>
-          </w:tcPr>
-          <w:p>
-            <w:pPr>
-              <w:spacing w:after="0" w:line="240" w:lineRule="auto"/>
-              <w:jc w:val="left"/>
-            </w:pPr>
-            <w:r>
-              <w:rPr>
-                <w:rFonts w:ascii="Arial" w:hAnsi="Arial" w:eastAsia="Arial"/>
-                <w:b w:val="0"/>
-                <w:i w:val="0"/>
-                <w:color w:val="263238"/>
-                <w:sz w:val="15"/>
-              </w:rPr>
-              <w:t>Test one predeclared production-policy endpoint prospectively</w:t>
-            </w:r>
-          </w:p>
-        </w:tc>
-      </w:tr>
-    </w:tbl>
-    <w:p>
-      <w:pPr>
-        <w:spacing w:after="20"/>
-      </w:pPr>
     </w:p>
     <w:p>
       <w:pPr>
-        <w:keepNext w:val="0"/>
-        <w:keepLines w:val="0"/>
+        <w:keepLines/>
         <w:widowControl/>
-        <w:spacing w:before="0" w:after="84" w:line="252" w:lineRule="auto"/>
+        <w:spacing w:line="276" w:lineRule="auto" w:after="120"/>
+        <w:ind w:firstLine="346"/>
         <w:jc w:val="both"/>
       </w:pPr>
       <w:r>
@@ -1398,18 +412,18 @@
           <w:rFonts w:ascii="Times New Roman" w:hAnsi="Times New Roman" w:eastAsia="Times New Roman"/>
           <w:b w:val="0"/>
           <w:i w:val="0"/>
-          <w:color w:val="263238"/>
-          <w:sz w:val="18"/>
+          <w:color w:val="171717"/>
+          <w:sz w:val="22"/>
         </w:rPr>
-        <w:t>Research multiplicity is recorded conservatively. The ledger counts 113 effective attempts, but that total includes controls, invalidated runs, rejected or unexecuted suggestions, an aborted attempt, and reruns. It is not a claim that 113 independent viable strategies competed under identical conditions. It does establish that an adaptive research process occurred and that an attractive survivor should not receive naive inference.</w:t>
+        <w:t>Finly's quantitative release gate turns that lesson into an enforceable writing rule. It binds the submission to a small set of source-hashed statements and refuses any financial comparison for which the required same-panel evidence is absent [11]. This is more than editorial caution. Public language is part of the system's authority surface. If a website or paper silently upgrades a consumed replay into a forecast, the presentation has bypassed the very control that the code is meant to enforce.</w:t>
       </w:r>
     </w:p>
     <w:p>
       <w:pPr>
-        <w:keepNext w:val="0"/>
-        <w:keepLines w:val="0"/>
+        <w:keepLines/>
         <w:widowControl/>
-        <w:spacing w:before="0" w:after="84" w:line="252" w:lineRule="auto"/>
+        <w:spacing w:line="276" w:lineRule="auto" w:after="120"/>
+        <w:ind w:firstLine="346"/>
         <w:jc w:val="both"/>
       </w:pPr>
       <w:r>
@@ -1417,37 +431,34 @@
           <w:rFonts w:ascii="Times New Roman" w:hAnsi="Times New Roman" w:eastAsia="Times New Roman"/>
           <w:b w:val="0"/>
           <w:i w:val="0"/>
-          <w:color w:val="263238"/>
-          <w:sz w:val="18"/>
+          <w:color w:val="171717"/>
+          <w:sz w:val="22"/>
         </w:rPr>
-        <w:t>This convention also fixes the meaning of “outperformance.” G4 exceeded SPY's historical total return in its consumed replay. The production policy did not; it exchanged upside for lower volatility and drawdown. The options compiler has no return series at all. The prospective protocol will not have a result until its fixed chronology and reconciliation requirements are complete. Keeping those sentences separate is part of the control design.</w:t>
+        <w:t>There is a cost to this approach. Evidence categories make the pitch less smooth. A reader must hold several objects apart: the best retrospective challenger, the frozen production policy, the options control layer, and the future-only tests. Yet collapsing them would create only a verbal simplicity. The apparent unity would depend on allowing one object's return, another object's architecture, and a third object's ambition to certify one another. Finly instead keeps the chain of custody intact.</w:t>
       </w:r>
     </w:p>
     <w:p>
       <w:pPr>
         <w:keepNext/>
-        <w:spacing w:before="240" w:after="120"/>
-        <w:pBdr>
-          <w:bottom w:val="single" w:sz="8" w:space="3" w:color="2E6F5C"/>
-        </w:pBdr>
+        <w:spacing w:before="260" w:after="100"/>
       </w:pPr>
       <w:r>
         <w:rPr>
-          <w:rFonts w:ascii="Arial" w:hAnsi="Arial" w:eastAsia="Arial"/>
+          <w:rFonts w:ascii="Times New Roman" w:hAnsi="Times New Roman" w:eastAsia="Times New Roman"/>
           <w:b/>
           <w:i w:val="0"/>
-          <w:color w:val="0D2B43"/>
+          <w:color w:val="171717"/>
           <w:sz w:val="27"/>
         </w:rPr>
-        <w:t>5. G4 shows why attractive history is not deployment authority</w:t>
+        <w:t>4. The strongest historical result was rejected</w:t>
       </w:r>
     </w:p>
     <w:p>
       <w:pPr>
-        <w:keepNext/>
-        <w:keepLines w:val="0"/>
+        <w:keepLines/>
         <w:widowControl/>
-        <w:spacing w:before="0" w:after="84" w:line="252" w:lineRule="auto"/>
+        <w:spacing w:line="276" w:lineRule="auto" w:after="120"/>
+        <w:ind w:firstLine="0"/>
         <w:jc w:val="both"/>
       </w:pPr>
       <w:r>
@@ -1455,97 +466,18 @@
           <w:rFonts w:ascii="Times New Roman" w:hAnsi="Times New Roman" w:eastAsia="Times New Roman"/>
           <w:b w:val="0"/>
           <w:i w:val="0"/>
-          <w:color w:val="263238"/>
-          <w:sz w:val="18"/>
+          <w:color w:val="171717"/>
+          <w:sz w:val="22"/>
         </w:rPr>
-        <w:t xml:space="preserve">G4 ranks the nine original sector ETFs using an older six-month return inside a twelve-month lookback. If </w:t>
-      </w:r>
-      <w:r>
-        <w:rPr>
-          <w:rFonts w:ascii="Menlo" w:hAnsi="Menlo" w:eastAsia="Menlo"/>
-          <w:b w:val="0"/>
-          <w:i w:val="0"/>
-          <w:color w:val="263238"/>
-          <w:sz w:val="16"/>
-        </w:rPr>
-        <w:t>P(i,t)</w:t>
-      </w:r>
-      <w:r>
-        <w:rPr>
-          <w:rFonts w:ascii="Times New Roman" w:hAnsi="Times New Roman" w:eastAsia="Times New Roman"/>
-          <w:b w:val="0"/>
-          <w:i w:val="0"/>
-          <w:color w:val="263238"/>
-          <w:sz w:val="18"/>
-        </w:rPr>
-        <w:t xml:space="preserve"> is the adjusted close of sector ETF </w:t>
-      </w:r>
-      <w:r>
-        <w:rPr>
-          <w:rFonts w:ascii="Menlo" w:hAnsi="Menlo" w:eastAsia="Menlo"/>
-          <w:b w:val="0"/>
-          <w:i w:val="0"/>
-          <w:color w:val="263238"/>
-          <w:sz w:val="16"/>
-        </w:rPr>
-        <w:t>i</w:t>
-      </w:r>
-      <w:r>
-        <w:rPr>
-          <w:rFonts w:ascii="Times New Roman" w:hAnsi="Times New Roman" w:eastAsia="Times New Roman"/>
-          <w:b w:val="0"/>
-          <w:i w:val="0"/>
-          <w:color w:val="263238"/>
-          <w:sz w:val="18"/>
-        </w:rPr>
-        <w:t xml:space="preserve"> at signal session </w:t>
-      </w:r>
-      <w:r>
-        <w:rPr>
-          <w:rFonts w:ascii="Menlo" w:hAnsi="Menlo" w:eastAsia="Menlo"/>
-          <w:b w:val="0"/>
-          <w:i w:val="0"/>
-          <w:color w:val="263238"/>
-          <w:sz w:val="16"/>
-        </w:rPr>
-        <w:t>t</w:t>
-      </w:r>
-      <w:r>
-        <w:rPr>
-          <w:rFonts w:ascii="Times New Roman" w:hAnsi="Times New Roman" w:eastAsia="Times New Roman"/>
-          <w:b w:val="0"/>
-          <w:i w:val="0"/>
-          <w:color w:val="263238"/>
-          <w:sz w:val="18"/>
-        </w:rPr>
-        <w:t>, the score is</w:t>
+        <w:t>G4 is the most tempting object in the repository because its consumed replay looks like the result the project was originally seeking. It is a transparent ETF challenger developed during an adaptive research process. The historical study is descriptive and post-selected; every interval in the stated window has already been observed. Its purpose in the final system is therefore not to establish superiority, but to test whether Finly can refuse an attractive survivor once the inferential cost of the search is taken seriously.</w:t>
       </w:r>
     </w:p>
     <w:p>
       <w:pPr>
-        <w:keepNext/>
         <w:keepLines/>
         <w:widowControl/>
-        <w:spacing w:before="50" w:after="50" w:line="240" w:lineRule="auto"/>
-        <w:jc w:val="center"/>
-      </w:pPr>
-      <w:r>
-        <w:rPr>
-          <w:rFonts w:ascii="Menlo" w:hAnsi="Menlo" w:eastAsia="Menlo"/>
-          <w:b w:val="0"/>
-          <w:i w:val="0"/>
-          <w:color w:val="263238"/>
-          <w:sz w:val="16"/>
-        </w:rPr>
-        <w:t>m(i,t) = log(P(i,t-126) / P(i,t-252)).</w:t>
-      </w:r>
-    </w:p>
-    <w:p>
-      <w:pPr>
-        <w:keepNext w:val="0"/>
-        <w:keepLines w:val="0"/>
-        <w:widowControl/>
-        <w:spacing w:before="0" w:after="84" w:line="252" w:lineRule="auto"/>
+        <w:spacing w:line="276" w:lineRule="auto" w:after="120"/>
+        <w:ind w:firstLine="346"/>
         <w:jc w:val="both"/>
       </w:pPr>
       <w:r>
@@ -1553,18 +485,18 @@
           <w:rFonts w:ascii="Times New Roman" w:hAnsi="Times New Roman" w:eastAsia="Times New Roman"/>
           <w:b w:val="0"/>
           <w:i w:val="0"/>
-          <w:color w:val="263238"/>
-          <w:sz w:val="18"/>
+          <w:color w:val="171717"/>
+          <w:sz w:val="22"/>
         </w:rPr>
-        <w:t>Every 21 sessions, the rule places 50% in QQQ and divides the remaining 50% equally among the three sectors with the highest score. Alphabetical ticker order breaks an exact tie. The portfolio is long-only and unlevered. No language-model output, news, prediction-market data, congressional trading record, or social signal enters the replay [7].</w:t>
+        <w:t>The authorized quantitative statement is exact: in the consumed, post-selected 2013-01-02–2026-08-27 retrospective replay with modeled 5 bp one-way costs, G4 returned +967.11% versus SPY +580.82%; promotion was rejected because the Deflated Sharpe probability was 3.75% and the worst familywise-adjusted p-value was 37.18% [11]. Two facts must be read together. The historical difference is large enough to deserve investigation. The selection-aware evidence is weak enough to deny promotion. Neither fact cancels the other.</w:t>
       </w:r>
     </w:p>
     <w:p>
       <w:pPr>
-        <w:keepNext w:val="0"/>
-        <w:keepLines w:val="0"/>
+        <w:keepLines/>
         <w:widowControl/>
-        <w:spacing w:before="0" w:after="84" w:line="252" w:lineRule="auto"/>
+        <w:spacing w:line="276" w:lineRule="auto" w:after="120"/>
+        <w:ind w:firstLine="346"/>
         <w:jc w:val="both"/>
       </w:pPr>
       <w:r>
@@ -1572,628 +504,18 @@
           <w:rFonts w:ascii="Times New Roman" w:hAnsi="Times New Roman" w:eastAsia="Times New Roman"/>
           <w:b w:val="0"/>
           <w:i w:val="0"/>
-          <w:color w:val="263238"/>
-          <w:sz w:val="18"/>
+          <w:color w:val="171717"/>
+          <w:sz w:val="22"/>
         </w:rPr>
-        <w:t>The result is deliberately hard to dismiss. Under a five-basis-point one-way cost on traded notional, G4 gained 967.11%, versus 580.82% for SPY. Its annualized return was 18.97%, 3.86 percentage points above SPY. It also experienced a less severe maximum drawdown, although it carried somewhat higher volatility and substantially higher turnover.</w:t>
-      </w:r>
-    </w:p>
-    <w:tbl>
-      <w:tblPr>
-        <w:tblW w:type="auto" w:w="0"/>
-        <w:jc w:val="center"/>
-        <w:tblLayout w:type="autofit"/>
-        <w:tblLook w:firstColumn="1" w:firstRow="1" w:lastColumn="0" w:lastRow="0" w:noHBand="0" w:noVBand="1" w:val="04A0"/>
-        <w:tblBorders>
-          <w:top w:val="single" w:sz="4" w:space="0" w:color="C8CCC7"/>
-          <w:left w:val="single" w:sz="4" w:space="0" w:color="C8CCC7"/>
-          <w:bottom w:val="single" w:sz="4" w:space="0" w:color="C8CCC7"/>
-          <w:right w:val="single" w:sz="4" w:space="0" w:color="C8CCC7"/>
-          <w:insideH w:val="single" w:sz="4" w:space="0" w:color="C8CCC7"/>
-          <w:insideV w:val="single" w:sz="4" w:space="0" w:color="C8CCC7"/>
-        </w:tblBorders>
-      </w:tblPr>
-      <w:tblGrid>
-        <w:gridCol w:w="3389"/>
-        <w:gridCol w:w="3389"/>
-        <w:gridCol w:w="3389"/>
-      </w:tblGrid>
-      <w:tr>
-        <w:trPr>
-          <w:tblHeader w:val="true"/>
-        </w:trPr>
-        <w:tc>
-          <w:tcPr>
-            <w:tcW w:type="dxa" w:w="3389"/>
-            <w:vAlign w:val="center"/>
-            <w:tcMar>
-              <w:top w:w="70" w:type="dxa"/>
-              <w:start w:w="90" w:type="dxa"/>
-              <w:bottom w:w="70" w:type="dxa"/>
-              <w:end w:w="90" w:type="dxa"/>
-            </w:tcMar>
-            <w:shd w:fill="0D2B43"/>
-          </w:tcPr>
-          <w:p>
-            <w:pPr>
-              <w:spacing w:after="0" w:line="240" w:lineRule="auto"/>
-              <w:jc w:val="left"/>
-            </w:pPr>
-            <w:r>
-              <w:rPr>
-                <w:rFonts w:ascii="Arial" w:hAnsi="Arial" w:eastAsia="Arial"/>
-                <w:b/>
-                <w:i w:val="0"/>
-                <w:color w:val="FFFFFF"/>
-                <w:sz w:val="15"/>
-              </w:rPr>
-              <w:t>Consumed replay, 2 Jan. 2013–27 Aug. 2026</w:t>
-            </w:r>
-          </w:p>
-        </w:tc>
-        <w:tc>
-          <w:tcPr>
-            <w:tcW w:type="dxa" w:w="3389"/>
-            <w:vAlign w:val="center"/>
-            <w:tcMar>
-              <w:top w:w="70" w:type="dxa"/>
-              <w:start w:w="90" w:type="dxa"/>
-              <w:bottom w:w="70" w:type="dxa"/>
-              <w:end w:w="90" w:type="dxa"/>
-            </w:tcMar>
-            <w:shd w:fill="0D2B43"/>
-          </w:tcPr>
-          <w:p>
-            <w:pPr>
-              <w:spacing w:after="0" w:line="240" w:lineRule="auto"/>
-              <w:jc w:val="right"/>
-            </w:pPr>
-            <w:r>
-              <w:rPr>
-                <w:rFonts w:ascii="Arial" w:hAnsi="Arial" w:eastAsia="Arial"/>
-                <w:b/>
-                <w:i w:val="0"/>
-                <w:color w:val="FFFFFF"/>
-                <w:sz w:val="15"/>
-              </w:rPr>
-              <w:t>G4</w:t>
-            </w:r>
-          </w:p>
-        </w:tc>
-        <w:tc>
-          <w:tcPr>
-            <w:tcW w:type="dxa" w:w="3389"/>
-            <w:vAlign w:val="center"/>
-            <w:tcMar>
-              <w:top w:w="70" w:type="dxa"/>
-              <w:start w:w="90" w:type="dxa"/>
-              <w:bottom w:w="70" w:type="dxa"/>
-              <w:end w:w="90" w:type="dxa"/>
-            </w:tcMar>
-            <w:shd w:fill="0D2B43"/>
-          </w:tcPr>
-          <w:p>
-            <w:pPr>
-              <w:spacing w:after="0" w:line="240" w:lineRule="auto"/>
-              <w:jc w:val="right"/>
-            </w:pPr>
-            <w:r>
-              <w:rPr>
-                <w:rFonts w:ascii="Arial" w:hAnsi="Arial" w:eastAsia="Arial"/>
-                <w:b/>
-                <w:i w:val="0"/>
-                <w:color w:val="FFFFFF"/>
-                <w:sz w:val="15"/>
-              </w:rPr>
-              <w:t>SPY</w:t>
-            </w:r>
-          </w:p>
-        </w:tc>
-      </w:tr>
-      <w:tr>
-        <w:tc>
-          <w:tcPr>
-            <w:tcW w:type="dxa" w:w="3389"/>
-            <w:vAlign w:val="center"/>
-            <w:tcMar>
-              <w:top w:w="70" w:type="dxa"/>
-              <w:start w:w="90" w:type="dxa"/>
-              <w:bottom w:w="70" w:type="dxa"/>
-              <w:end w:w="90" w:type="dxa"/>
-            </w:tcMar>
-          </w:tcPr>
-          <w:p>
-            <w:pPr>
-              <w:spacing w:after="0" w:line="240" w:lineRule="auto"/>
-              <w:jc w:val="left"/>
-            </w:pPr>
-            <w:r>
-              <w:rPr>
-                <w:rFonts w:ascii="Arial" w:hAnsi="Arial" w:eastAsia="Arial"/>
-                <w:b/>
-                <w:i w:val="0"/>
-                <w:color w:val="263238"/>
-                <w:sz w:val="15"/>
-              </w:rPr>
-              <w:t>Total return</w:t>
-            </w:r>
-          </w:p>
-        </w:tc>
-        <w:tc>
-          <w:tcPr>
-            <w:tcW w:type="dxa" w:w="3389"/>
-            <w:vAlign w:val="center"/>
-            <w:tcMar>
-              <w:top w:w="70" w:type="dxa"/>
-              <w:start w:w="90" w:type="dxa"/>
-              <w:bottom w:w="70" w:type="dxa"/>
-              <w:end w:w="90" w:type="dxa"/>
-            </w:tcMar>
-          </w:tcPr>
-          <w:p>
-            <w:pPr>
-              <w:spacing w:after="0" w:line="240" w:lineRule="auto"/>
-              <w:jc w:val="right"/>
-            </w:pPr>
-            <w:r>
-              <w:rPr>
-                <w:rFonts w:ascii="Arial" w:hAnsi="Arial" w:eastAsia="Arial"/>
-                <w:b/>
-                <w:i w:val="0"/>
-                <w:color w:val="263238"/>
-                <w:sz w:val="15"/>
-              </w:rPr>
-              <w:t>967.11%</w:t>
-            </w:r>
-          </w:p>
-        </w:tc>
-        <w:tc>
-          <w:tcPr>
-            <w:tcW w:type="dxa" w:w="3389"/>
-            <w:vAlign w:val="center"/>
-            <w:tcMar>
-              <w:top w:w="70" w:type="dxa"/>
-              <w:start w:w="90" w:type="dxa"/>
-              <w:bottom w:w="70" w:type="dxa"/>
-              <w:end w:w="90" w:type="dxa"/>
-            </w:tcMar>
-          </w:tcPr>
-          <w:p>
-            <w:pPr>
-              <w:spacing w:after="0" w:line="240" w:lineRule="auto"/>
-              <w:jc w:val="right"/>
-            </w:pPr>
-            <w:r>
-              <w:rPr>
-                <w:rFonts w:ascii="Arial" w:hAnsi="Arial" w:eastAsia="Arial"/>
-                <w:b w:val="0"/>
-                <w:i w:val="0"/>
-                <w:color w:val="263238"/>
-                <w:sz w:val="15"/>
-              </w:rPr>
-              <w:t>580.82%</w:t>
-            </w:r>
-          </w:p>
-        </w:tc>
-      </w:tr>
-      <w:tr>
-        <w:tc>
-          <w:tcPr>
-            <w:tcW w:type="dxa" w:w="3389"/>
-            <w:vAlign w:val="center"/>
-            <w:tcMar>
-              <w:top w:w="70" w:type="dxa"/>
-              <w:start w:w="90" w:type="dxa"/>
-              <w:bottom w:w="70" w:type="dxa"/>
-              <w:end w:w="90" w:type="dxa"/>
-            </w:tcMar>
-            <w:shd w:fill="F1F3EF"/>
-          </w:tcPr>
-          <w:p>
-            <w:pPr>
-              <w:spacing w:after="0" w:line="240" w:lineRule="auto"/>
-              <w:jc w:val="left"/>
-            </w:pPr>
-            <w:r>
-              <w:rPr>
-                <w:rFonts w:ascii="Arial" w:hAnsi="Arial" w:eastAsia="Arial"/>
-                <w:b/>
-                <w:i w:val="0"/>
-                <w:color w:val="263238"/>
-                <w:sz w:val="15"/>
-              </w:rPr>
-              <w:t>Annualized return</w:t>
-            </w:r>
-          </w:p>
-        </w:tc>
-        <w:tc>
-          <w:tcPr>
-            <w:tcW w:type="dxa" w:w="3389"/>
-            <w:vAlign w:val="center"/>
-            <w:tcMar>
-              <w:top w:w="70" w:type="dxa"/>
-              <w:start w:w="90" w:type="dxa"/>
-              <w:bottom w:w="70" w:type="dxa"/>
-              <w:end w:w="90" w:type="dxa"/>
-            </w:tcMar>
-            <w:shd w:fill="F1F3EF"/>
-          </w:tcPr>
-          <w:p>
-            <w:pPr>
-              <w:spacing w:after="0" w:line="240" w:lineRule="auto"/>
-              <w:jc w:val="right"/>
-            </w:pPr>
-            <w:r>
-              <w:rPr>
-                <w:rFonts w:ascii="Arial" w:hAnsi="Arial" w:eastAsia="Arial"/>
-                <w:b/>
-                <w:i w:val="0"/>
-                <w:color w:val="263238"/>
-                <w:sz w:val="15"/>
-              </w:rPr>
-              <w:t>18.97%</w:t>
-            </w:r>
-          </w:p>
-        </w:tc>
-        <w:tc>
-          <w:tcPr>
-            <w:tcW w:type="dxa" w:w="3389"/>
-            <w:vAlign w:val="center"/>
-            <w:tcMar>
-              <w:top w:w="70" w:type="dxa"/>
-              <w:start w:w="90" w:type="dxa"/>
-              <w:bottom w:w="70" w:type="dxa"/>
-              <w:end w:w="90" w:type="dxa"/>
-            </w:tcMar>
-            <w:shd w:fill="F1F3EF"/>
-          </w:tcPr>
-          <w:p>
-            <w:pPr>
-              <w:spacing w:after="0" w:line="240" w:lineRule="auto"/>
-              <w:jc w:val="right"/>
-            </w:pPr>
-            <w:r>
-              <w:rPr>
-                <w:rFonts w:ascii="Arial" w:hAnsi="Arial" w:eastAsia="Arial"/>
-                <w:b w:val="0"/>
-                <w:i w:val="0"/>
-                <w:color w:val="263238"/>
-                <w:sz w:val="15"/>
-              </w:rPr>
-              <w:t>15.11%</w:t>
-            </w:r>
-          </w:p>
-        </w:tc>
-      </w:tr>
-      <w:tr>
-        <w:tc>
-          <w:tcPr>
-            <w:tcW w:type="dxa" w:w="3389"/>
-            <w:vAlign w:val="center"/>
-            <w:tcMar>
-              <w:top w:w="70" w:type="dxa"/>
-              <w:start w:w="90" w:type="dxa"/>
-              <w:bottom w:w="70" w:type="dxa"/>
-              <w:end w:w="90" w:type="dxa"/>
-            </w:tcMar>
-          </w:tcPr>
-          <w:p>
-            <w:pPr>
-              <w:spacing w:after="0" w:line="240" w:lineRule="auto"/>
-              <w:jc w:val="left"/>
-            </w:pPr>
-            <w:r>
-              <w:rPr>
-                <w:rFonts w:ascii="Arial" w:hAnsi="Arial" w:eastAsia="Arial"/>
-                <w:b/>
-                <w:i w:val="0"/>
-                <w:color w:val="263238"/>
-                <w:sz w:val="15"/>
-              </w:rPr>
-              <w:t>Annualized volatility</w:t>
-            </w:r>
-          </w:p>
-        </w:tc>
-        <w:tc>
-          <w:tcPr>
-            <w:tcW w:type="dxa" w:w="3389"/>
-            <w:vAlign w:val="center"/>
-            <w:tcMar>
-              <w:top w:w="70" w:type="dxa"/>
-              <w:start w:w="90" w:type="dxa"/>
-              <w:bottom w:w="70" w:type="dxa"/>
-              <w:end w:w="90" w:type="dxa"/>
-            </w:tcMar>
-          </w:tcPr>
-          <w:p>
-            <w:pPr>
-              <w:spacing w:after="0" w:line="240" w:lineRule="auto"/>
-              <w:jc w:val="right"/>
-            </w:pPr>
-            <w:r>
-              <w:rPr>
-                <w:rFonts w:ascii="Arial" w:hAnsi="Arial" w:eastAsia="Arial"/>
-                <w:b w:val="0"/>
-                <w:i w:val="0"/>
-                <w:color w:val="263238"/>
-                <w:sz w:val="15"/>
-              </w:rPr>
-              <w:t>18.01%</w:t>
-            </w:r>
-          </w:p>
-        </w:tc>
-        <w:tc>
-          <w:tcPr>
-            <w:tcW w:type="dxa" w:w="3389"/>
-            <w:vAlign w:val="center"/>
-            <w:tcMar>
-              <w:top w:w="70" w:type="dxa"/>
-              <w:start w:w="90" w:type="dxa"/>
-              <w:bottom w:w="70" w:type="dxa"/>
-              <w:end w:w="90" w:type="dxa"/>
-            </w:tcMar>
-          </w:tcPr>
-          <w:p>
-            <w:pPr>
-              <w:spacing w:after="0" w:line="240" w:lineRule="auto"/>
-              <w:jc w:val="right"/>
-            </w:pPr>
-            <w:r>
-              <w:rPr>
-                <w:rFonts w:ascii="Arial" w:hAnsi="Arial" w:eastAsia="Arial"/>
-                <w:b w:val="0"/>
-                <w:i w:val="0"/>
-                <w:color w:val="263238"/>
-                <w:sz w:val="15"/>
-              </w:rPr>
-              <w:t>16.79%</w:t>
-            </w:r>
-          </w:p>
-        </w:tc>
-      </w:tr>
-      <w:tr>
-        <w:tc>
-          <w:tcPr>
-            <w:tcW w:type="dxa" w:w="3389"/>
-            <w:vAlign w:val="center"/>
-            <w:tcMar>
-              <w:top w:w="70" w:type="dxa"/>
-              <w:start w:w="90" w:type="dxa"/>
-              <w:bottom w:w="70" w:type="dxa"/>
-              <w:end w:w="90" w:type="dxa"/>
-            </w:tcMar>
-            <w:shd w:fill="F1F3EF"/>
-          </w:tcPr>
-          <w:p>
-            <w:pPr>
-              <w:spacing w:after="0" w:line="240" w:lineRule="auto"/>
-              <w:jc w:val="left"/>
-            </w:pPr>
-            <w:r>
-              <w:rPr>
-                <w:rFonts w:ascii="Arial" w:hAnsi="Arial" w:eastAsia="Arial"/>
-                <w:b/>
-                <w:i w:val="0"/>
-                <w:color w:val="263238"/>
-                <w:sz w:val="15"/>
-              </w:rPr>
-              <w:t>Maximum drawdown</w:t>
-            </w:r>
-          </w:p>
-        </w:tc>
-        <w:tc>
-          <w:tcPr>
-            <w:tcW w:type="dxa" w:w="3389"/>
-            <w:vAlign w:val="center"/>
-            <w:tcMar>
-              <w:top w:w="70" w:type="dxa"/>
-              <w:start w:w="90" w:type="dxa"/>
-              <w:bottom w:w="70" w:type="dxa"/>
-              <w:end w:w="90" w:type="dxa"/>
-            </w:tcMar>
-            <w:shd w:fill="F1F3EF"/>
-          </w:tcPr>
-          <w:p>
-            <w:pPr>
-              <w:spacing w:after="0" w:line="240" w:lineRule="auto"/>
-              <w:jc w:val="right"/>
-            </w:pPr>
-            <w:r>
-              <w:rPr>
-                <w:rFonts w:ascii="Arial" w:hAnsi="Arial" w:eastAsia="Arial"/>
-                <w:b/>
-                <w:i w:val="0"/>
-                <w:color w:val="263238"/>
-                <w:sz w:val="15"/>
-              </w:rPr>
-              <w:t>-28.99%</w:t>
-            </w:r>
-          </w:p>
-        </w:tc>
-        <w:tc>
-          <w:tcPr>
-            <w:tcW w:type="dxa" w:w="3389"/>
-            <w:vAlign w:val="center"/>
-            <w:tcMar>
-              <w:top w:w="70" w:type="dxa"/>
-              <w:start w:w="90" w:type="dxa"/>
-              <w:bottom w:w="70" w:type="dxa"/>
-              <w:end w:w="90" w:type="dxa"/>
-            </w:tcMar>
-            <w:shd w:fill="F1F3EF"/>
-          </w:tcPr>
-          <w:p>
-            <w:pPr>
-              <w:spacing w:after="0" w:line="240" w:lineRule="auto"/>
-              <w:jc w:val="right"/>
-            </w:pPr>
-            <w:r>
-              <w:rPr>
-                <w:rFonts w:ascii="Arial" w:hAnsi="Arial" w:eastAsia="Arial"/>
-                <w:b w:val="0"/>
-                <w:i w:val="0"/>
-                <w:color w:val="263238"/>
-                <w:sz w:val="15"/>
-              </w:rPr>
-              <w:t>-33.72%</w:t>
-            </w:r>
-          </w:p>
-        </w:tc>
-      </w:tr>
-      <w:tr>
-        <w:tc>
-          <w:tcPr>
-            <w:tcW w:type="dxa" w:w="3389"/>
-            <w:vAlign w:val="center"/>
-            <w:tcMar>
-              <w:top w:w="70" w:type="dxa"/>
-              <w:start w:w="90" w:type="dxa"/>
-              <w:bottom w:w="70" w:type="dxa"/>
-              <w:end w:w="90" w:type="dxa"/>
-            </w:tcMar>
-          </w:tcPr>
-          <w:p>
-            <w:pPr>
-              <w:spacing w:after="0" w:line="240" w:lineRule="auto"/>
-              <w:jc w:val="left"/>
-            </w:pPr>
-            <w:r>
-              <w:rPr>
-                <w:rFonts w:ascii="Arial" w:hAnsi="Arial" w:eastAsia="Arial"/>
-                <w:b/>
-                <w:i w:val="0"/>
-                <w:color w:val="263238"/>
-                <w:sz w:val="15"/>
-              </w:rPr>
-              <w:t>Annualized notional turnover</w:t>
-            </w:r>
-          </w:p>
-        </w:tc>
-        <w:tc>
-          <w:tcPr>
-            <w:tcW w:type="dxa" w:w="3389"/>
-            <w:vAlign w:val="center"/>
-            <w:tcMar>
-              <w:top w:w="70" w:type="dxa"/>
-              <w:start w:w="90" w:type="dxa"/>
-              <w:bottom w:w="70" w:type="dxa"/>
-              <w:end w:w="90" w:type="dxa"/>
-            </w:tcMar>
-          </w:tcPr>
-          <w:p>
-            <w:pPr>
-              <w:spacing w:after="0" w:line="240" w:lineRule="auto"/>
-              <w:jc w:val="right"/>
-            </w:pPr>
-            <w:r>
-              <w:rPr>
-                <w:rFonts w:ascii="Arial" w:hAnsi="Arial" w:eastAsia="Arial"/>
-                <w:b w:val="0"/>
-                <w:i w:val="0"/>
-                <w:color w:val="263238"/>
-                <w:sz w:val="15"/>
-              </w:rPr>
-              <w:t>3.78×</w:t>
-            </w:r>
-          </w:p>
-        </w:tc>
-        <w:tc>
-          <w:tcPr>
-            <w:tcW w:type="dxa" w:w="3389"/>
-            <w:vAlign w:val="center"/>
-            <w:tcMar>
-              <w:top w:w="70" w:type="dxa"/>
-              <w:start w:w="90" w:type="dxa"/>
-              <w:bottom w:w="70" w:type="dxa"/>
-              <w:end w:w="90" w:type="dxa"/>
-            </w:tcMar>
-          </w:tcPr>
-          <w:p>
-            <w:pPr>
-              <w:spacing w:after="0" w:line="240" w:lineRule="auto"/>
-              <w:jc w:val="right"/>
-            </w:pPr>
-            <w:r>
-              <w:rPr>
-                <w:rFonts w:ascii="Arial" w:hAnsi="Arial" w:eastAsia="Arial"/>
-                <w:b w:val="0"/>
-                <w:i w:val="0"/>
-                <w:color w:val="263238"/>
-                <w:sz w:val="15"/>
-              </w:rPr>
-              <w:t>0.22×</w:t>
-            </w:r>
-          </w:p>
-        </w:tc>
-      </w:tr>
-    </w:tbl>
-    <w:p>
-      <w:pPr>
-        <w:spacing w:after="20"/>
-      </w:pPr>
-    </w:p>
-    <w:p>
-      <w:pPr>
-        <w:spacing w:before="100" w:after="40"/>
-        <w:jc w:val="center"/>
-      </w:pPr>
-      <w:r>
-        <w:drawing>
-          <wp:inline xmlns:a="http://schemas.openxmlformats.org/drawingml/2006/main" xmlns:pic="http://schemas.openxmlformats.org/drawingml/2006/picture">
-            <wp:extent cx="6080760" cy="3800475"/>
-            <wp:docPr id="1" name="Picture 1"/>
-            <wp:cNvGraphicFramePr>
-              <a:graphicFrameLocks noChangeAspect="1"/>
-            </wp:cNvGraphicFramePr>
-            <a:graphic>
-              <a:graphicData uri="http://schemas.openxmlformats.org/drawingml/2006/picture">
-                <pic:pic>
-                  <pic:nvPicPr>
-                    <pic:cNvPr id="0" name="g4_wealth_drawdown.png"/>
-                    <pic:cNvPicPr/>
-                  </pic:nvPicPr>
-                  <pic:blipFill>
-                    <a:blip r:embed="rId11"/>
-                    <a:stretch>
-                      <a:fillRect/>
-                    </a:stretch>
-                  </pic:blipFill>
-                  <pic:spPr>
-                    <a:xfrm>
-                      <a:off x="0" y="0"/>
-                      <a:ext cx="6080760" cy="3800475"/>
-                    </a:xfrm>
-                    <a:prstGeom prst="rect"/>
-                  </pic:spPr>
-                </pic:pic>
-              </a:graphicData>
-            </a:graphic>
-          </wp:inline>
-        </w:drawing>
+        <w:t>The obvious objection is that Finly has designed a gate that discards economic information. Markets do not award points for epistemic modesty; if a strategy would have produced a much larger terminal value, declining to use it can look less like rigor than timidity. This objection has force. Statistical correction should not be used as a ritual that makes every imperfect result inadmissible. A rejected backtest may still contain a useful hypothesis, and post-selection does not prove that the underlying effect is false.</w:t>
       </w:r>
     </w:p>
     <w:p>
       <w:pPr>
-        <w:spacing w:after="100"/>
-        <w:jc w:val="center"/>
-      </w:pPr>
-      <w:r>
-        <w:rPr>
-          <w:rFonts w:ascii="Arial" w:hAnsi="Arial" w:eastAsia="Arial"/>
-          <w:b w:val="0"/>
-          <w:i/>
-          <w:color w:val="68706F"/>
-          <w:sz w:val="15"/>
-        </w:rPr>
-        <w:t>Figure 1. Consumed adjusted-close ETF replay. Selected after viewing history; descriptive only, not promoted, not options P&amp;L, and not a forecast.</w:t>
-      </w:r>
-    </w:p>
-    <w:p>
-      <w:pPr>
-        <w:keepNext w:val="0"/>
-        <w:keepLines w:val="0"/>
+        <w:keepLines/>
         <w:widowControl/>
-        <w:spacing w:before="0" w:after="84" w:line="252" w:lineRule="auto"/>
+        <w:spacing w:line="276" w:lineRule="auto" w:after="120"/>
+        <w:ind w:firstLine="346"/>
         <w:jc w:val="both"/>
       </w:pPr>
       <w:r>
@@ -2201,18 +523,18 @@
           <w:rFonts w:ascii="Times New Roman" w:hAnsi="Times New Roman" w:eastAsia="Times New Roman"/>
           <w:b w:val="0"/>
           <w:i w:val="0"/>
-          <w:color w:val="263238"/>
-          <w:sz w:val="18"/>
+          <w:color w:val="171717"/>
+          <w:sz w:val="22"/>
         </w:rPr>
-        <w:t>The sign of G4's historical edge remained positive across all 21 rebalance-anchor offsets and at the tested 5, 10, and 25 basis-point costs. That persistence answers two useful questions: the result was not created by one weekday-like rebalance phase, and modestly different modeled frictions did not reverse it. It does not answer the selection question.</w:t>
+        <w:t>However, the conclusion Finly draws is not that G4 is worthless. It is that G4 has not earned deployment authority. That is a different claim. The challenger may motivate a future experiment, inform a scenario analysis, or reveal the sort of growth exposure that the research process repeatedly favored. What it may not do is use its own selected return to waive the test designed to evaluate selection. Once this distinction is made, rejection is not the destruction of a hypothesis. It is the preservation of its proper evidential status.</w:t>
       </w:r>
     </w:p>
     <w:p>
       <w:pPr>
-        <w:keepNext w:val="0"/>
-        <w:keepLines w:val="0"/>
+        <w:keepLines/>
         <w:widowControl/>
-        <w:spacing w:before="0" w:after="84" w:line="252" w:lineRule="auto"/>
+        <w:spacing w:line="276" w:lineRule="auto" w:after="120"/>
+        <w:ind w:firstLine="346"/>
         <w:jc w:val="both"/>
       </w:pPr>
       <w:r>
@@ -2220,18 +542,34 @@
           <w:rFonts w:ascii="Times New Roman" w:hAnsi="Times New Roman" w:eastAsia="Times New Roman"/>
           <w:b w:val="0"/>
           <w:i w:val="0"/>
-          <w:color w:val="263238"/>
-          <w:sz w:val="18"/>
+          <w:color w:val="171717"/>
+          <w:sz w:val="22"/>
         </w:rPr>
-        <w:t>The growth-control diagnostics sharpen the problem. Over the same interval, G4 trailed QQQ's 1,136.28% total return, and its daily gross-return correlation with QQQ was 0.961. A fixed universe composed only of funds still trading in 2026 also carries survivor hindsight. Those facts do not show that rotation contributed nothing. They do show that “independent alpha” would be a stronger claim than the evidence supports.</w:t>
+        <w:t>This is the first sense in which Finly takes trading evidence seriously. A historical chart remains evidence about a modeled past. It is neither ignored nor permitted to speak beyond its jurisdiction. The system's most impressive retrospective number is therefore presented beside the reason it failed, not separated from that reason by a footnote or a later disclaimer.</w:t>
       </w:r>
     </w:p>
     <w:p>
       <w:pPr>
-        <w:keepNext w:val="0"/>
-        <w:keepLines w:val="0"/>
+        <w:keepNext/>
+        <w:spacing w:before="260" w:after="100"/>
+      </w:pPr>
+      <w:r>
+        <w:rPr>
+          <w:rFonts w:ascii="Times New Roman" w:hAnsi="Times New Roman" w:eastAsia="Times New Roman"/>
+          <w:b/>
+          <w:i w:val="0"/>
+          <w:color w:val="171717"/>
+          <w:sz w:val="27"/>
+        </w:rPr>
+        <w:t>5. Production v1 makes a smaller, testable promise</w:t>
+      </w:r>
+    </w:p>
+    <w:p>
+      <w:pPr>
+        <w:keepLines/>
         <w:widowControl/>
-        <w:spacing w:before="0" w:after="84" w:line="252" w:lineRule="auto"/>
+        <w:spacing w:line="276" w:lineRule="auto" w:after="120"/>
+        <w:ind w:firstLine="0"/>
         <w:jc w:val="both"/>
       </w:pPr>
       <w:r>
@@ -2239,630 +577,18 @@
           <w:rFonts w:ascii="Times New Roman" w:hAnsi="Times New Roman" w:eastAsia="Times New Roman"/>
           <w:b w:val="0"/>
           <w:i w:val="0"/>
-          <w:color w:val="263238"/>
-          <w:sz w:val="18"/>
+          <w:color w:val="171717"/>
+          <w:sz w:val="22"/>
         </w:rPr>
-        <w:t>Finly therefore required G4 to pass four promotion gates. It passed none [8].</w:t>
+        <w:t>If G4 represents the temptation to maximize the historical case, production v1 represents the discipline of choosing an object whose behavior can be stated without borrowing from that case. The production policy is frozen, unlevered, and limited to an allocation between SPY and BIL. It combines a trend posture with volatility targeting. The purpose is not to imitate the retrospective challenger. It is to reduce exposure when the rule's measured risk rises and to preserve a liquid residual allocation when the directional case is weaker [1,2].</w:t>
       </w:r>
-    </w:p>
-    <w:tbl>
-      <w:tblPr>
-        <w:tblW w:type="auto" w:w="0"/>
-        <w:jc w:val="center"/>
-        <w:tblLayout w:type="autofit"/>
-        <w:tblLook w:firstColumn="1" w:firstRow="1" w:lastColumn="0" w:lastRow="0" w:noHBand="0" w:noVBand="1" w:val="04A0"/>
-        <w:tblBorders>
-          <w:top w:val="single" w:sz="4" w:space="0" w:color="C8CCC7"/>
-          <w:left w:val="single" w:sz="4" w:space="0" w:color="C8CCC7"/>
-          <w:bottom w:val="single" w:sz="4" w:space="0" w:color="C8CCC7"/>
-          <w:right w:val="single" w:sz="4" w:space="0" w:color="C8CCC7"/>
-          <w:insideH w:val="single" w:sz="4" w:space="0" w:color="C8CCC7"/>
-          <w:insideV w:val="single" w:sz="4" w:space="0" w:color="C8CCC7"/>
-        </w:tblBorders>
-      </w:tblPr>
-      <w:tblGrid>
-        <w:gridCol w:w="2541"/>
-        <w:gridCol w:w="2541"/>
-        <w:gridCol w:w="2541"/>
-        <w:gridCol w:w="2541"/>
-      </w:tblGrid>
-      <w:tr>
-        <w:trPr>
-          <w:tblHeader w:val="true"/>
-        </w:trPr>
-        <w:tc>
-          <w:tcPr>
-            <w:tcW w:type="dxa" w:w="2541"/>
-            <w:vAlign w:val="center"/>
-            <w:tcMar>
-              <w:top w:w="70" w:type="dxa"/>
-              <w:start w:w="90" w:type="dxa"/>
-              <w:bottom w:w="70" w:type="dxa"/>
-              <w:end w:w="90" w:type="dxa"/>
-            </w:tcMar>
-            <w:shd w:fill="0D2B43"/>
-          </w:tcPr>
-          <w:p>
-            <w:pPr>
-              <w:spacing w:after="0" w:line="240" w:lineRule="auto"/>
-              <w:jc w:val="left"/>
-            </w:pPr>
-            <w:r>
-              <w:rPr>
-                <w:rFonts w:ascii="Arial" w:hAnsi="Arial" w:eastAsia="Arial"/>
-                <w:b/>
-                <w:i w:val="0"/>
-                <w:color w:val="FFFFFF"/>
-                <w:sz w:val="15"/>
-              </w:rPr>
-              <w:t>Promotion gate</w:t>
-            </w:r>
-          </w:p>
-        </w:tc>
-        <w:tc>
-          <w:tcPr>
-            <w:tcW w:type="dxa" w:w="2541"/>
-            <w:vAlign w:val="center"/>
-            <w:tcMar>
-              <w:top w:w="70" w:type="dxa"/>
-              <w:start w:w="90" w:type="dxa"/>
-              <w:bottom w:w="70" w:type="dxa"/>
-              <w:end w:w="90" w:type="dxa"/>
-            </w:tcMar>
-            <w:shd w:fill="0D2B43"/>
-          </w:tcPr>
-          <w:p>
-            <w:pPr>
-              <w:spacing w:after="0" w:line="240" w:lineRule="auto"/>
-              <w:jc w:val="right"/>
-            </w:pPr>
-            <w:r>
-              <w:rPr>
-                <w:rFonts w:ascii="Arial" w:hAnsi="Arial" w:eastAsia="Arial"/>
-                <w:b/>
-                <w:i w:val="0"/>
-                <w:color w:val="FFFFFF"/>
-                <w:sz w:val="15"/>
-              </w:rPr>
-              <w:t>Observed</w:t>
-            </w:r>
-          </w:p>
-        </w:tc>
-        <w:tc>
-          <w:tcPr>
-            <w:tcW w:type="dxa" w:w="2541"/>
-            <w:vAlign w:val="center"/>
-            <w:tcMar>
-              <w:top w:w="70" w:type="dxa"/>
-              <w:start w:w="90" w:type="dxa"/>
-              <w:bottom w:w="70" w:type="dxa"/>
-              <w:end w:w="90" w:type="dxa"/>
-            </w:tcMar>
-            <w:shd w:fill="0D2B43"/>
-          </w:tcPr>
-          <w:p>
-            <w:pPr>
-              <w:spacing w:after="0" w:line="240" w:lineRule="auto"/>
-              <w:jc w:val="right"/>
-            </w:pPr>
-            <w:r>
-              <w:rPr>
-                <w:rFonts w:ascii="Arial" w:hAnsi="Arial" w:eastAsia="Arial"/>
-                <w:b/>
-                <w:i w:val="0"/>
-                <w:color w:val="FFFFFF"/>
-                <w:sz w:val="15"/>
-              </w:rPr>
-              <w:t>Requirement</w:t>
-            </w:r>
-          </w:p>
-        </w:tc>
-        <w:tc>
-          <w:tcPr>
-            <w:tcW w:type="dxa" w:w="2541"/>
-            <w:vAlign w:val="center"/>
-            <w:tcMar>
-              <w:top w:w="70" w:type="dxa"/>
-              <w:start w:w="90" w:type="dxa"/>
-              <w:bottom w:w="70" w:type="dxa"/>
-              <w:end w:w="90" w:type="dxa"/>
-            </w:tcMar>
-            <w:shd w:fill="0D2B43"/>
-          </w:tcPr>
-          <w:p>
-            <w:pPr>
-              <w:spacing w:after="0" w:line="240" w:lineRule="auto"/>
-              <w:jc w:val="left"/>
-            </w:pPr>
-            <w:r>
-              <w:rPr>
-                <w:rFonts w:ascii="Arial" w:hAnsi="Arial" w:eastAsia="Arial"/>
-                <w:b/>
-                <w:i w:val="0"/>
-                <w:color w:val="FFFFFF"/>
-                <w:sz w:val="15"/>
-              </w:rPr>
-              <w:t>Decision</w:t>
-            </w:r>
-          </w:p>
-        </w:tc>
-      </w:tr>
-      <w:tr>
-        <w:tc>
-          <w:tcPr>
-            <w:tcW w:type="dxa" w:w="2541"/>
-            <w:vAlign w:val="center"/>
-            <w:tcMar>
-              <w:top w:w="70" w:type="dxa"/>
-              <w:start w:w="90" w:type="dxa"/>
-              <w:bottom w:w="70" w:type="dxa"/>
-              <w:end w:w="90" w:type="dxa"/>
-            </w:tcMar>
-          </w:tcPr>
-          <w:p>
-            <w:pPr>
-              <w:spacing w:after="0" w:line="240" w:lineRule="auto"/>
-              <w:jc w:val="left"/>
-            </w:pPr>
-            <w:r>
-              <w:rPr>
-                <w:rFonts w:ascii="Arial" w:hAnsi="Arial" w:eastAsia="Arial"/>
-                <w:b/>
-                <w:i w:val="0"/>
-                <w:color w:val="263238"/>
-                <w:sz w:val="15"/>
-              </w:rPr>
-              <w:t>Deflated Sharpe probability</w:t>
-            </w:r>
-          </w:p>
-        </w:tc>
-        <w:tc>
-          <w:tcPr>
-            <w:tcW w:type="dxa" w:w="2541"/>
-            <w:vAlign w:val="center"/>
-            <w:tcMar>
-              <w:top w:w="70" w:type="dxa"/>
-              <w:start w:w="90" w:type="dxa"/>
-              <w:bottom w:w="70" w:type="dxa"/>
-              <w:end w:w="90" w:type="dxa"/>
-            </w:tcMar>
-          </w:tcPr>
-          <w:p>
-            <w:pPr>
-              <w:spacing w:after="0" w:line="240" w:lineRule="auto"/>
-              <w:jc w:val="right"/>
-            </w:pPr>
-            <w:r>
-              <w:rPr>
-                <w:rFonts w:ascii="Arial" w:hAnsi="Arial" w:eastAsia="Arial"/>
-                <w:b w:val="0"/>
-                <w:i w:val="0"/>
-                <w:color w:val="263238"/>
-                <w:sz w:val="15"/>
-              </w:rPr>
-              <w:t>3.75%</w:t>
-            </w:r>
-          </w:p>
-        </w:tc>
-        <w:tc>
-          <w:tcPr>
-            <w:tcW w:type="dxa" w:w="2541"/>
-            <w:vAlign w:val="center"/>
-            <w:tcMar>
-              <w:top w:w="70" w:type="dxa"/>
-              <w:start w:w="90" w:type="dxa"/>
-              <w:bottom w:w="70" w:type="dxa"/>
-              <w:end w:w="90" w:type="dxa"/>
-            </w:tcMar>
-          </w:tcPr>
-          <w:p>
-            <w:pPr>
-              <w:spacing w:after="0" w:line="240" w:lineRule="auto"/>
-              <w:jc w:val="right"/>
-            </w:pPr>
-            <w:r>
-              <w:rPr>
-                <w:rFonts w:ascii="Arial" w:hAnsi="Arial" w:eastAsia="Arial"/>
-                <w:b w:val="0"/>
-                <w:i w:val="0"/>
-                <w:color w:val="263238"/>
-                <w:sz w:val="15"/>
-              </w:rPr>
-              <w:t>≥95%</w:t>
-            </w:r>
-          </w:p>
-        </w:tc>
-        <w:tc>
-          <w:tcPr>
-            <w:tcW w:type="dxa" w:w="2541"/>
-            <w:vAlign w:val="center"/>
-            <w:tcMar>
-              <w:top w:w="70" w:type="dxa"/>
-              <w:start w:w="90" w:type="dxa"/>
-              <w:bottom w:w="70" w:type="dxa"/>
-              <w:end w:w="90" w:type="dxa"/>
-            </w:tcMar>
-          </w:tcPr>
-          <w:p>
-            <w:pPr>
-              <w:spacing w:after="0" w:line="240" w:lineRule="auto"/>
-              <w:jc w:val="left"/>
-            </w:pPr>
-            <w:r>
-              <w:rPr>
-                <w:rFonts w:ascii="Arial" w:hAnsi="Arial" w:eastAsia="Arial"/>
-                <w:b w:val="0"/>
-                <w:i w:val="0"/>
-                <w:color w:val="263238"/>
-                <w:sz w:val="15"/>
-              </w:rPr>
-              <w:t>Fail</w:t>
-            </w:r>
-          </w:p>
-        </w:tc>
-      </w:tr>
-      <w:tr>
-        <w:tc>
-          <w:tcPr>
-            <w:tcW w:type="dxa" w:w="2541"/>
-            <w:vAlign w:val="center"/>
-            <w:tcMar>
-              <w:top w:w="70" w:type="dxa"/>
-              <w:start w:w="90" w:type="dxa"/>
-              <w:bottom w:w="70" w:type="dxa"/>
-              <w:end w:w="90" w:type="dxa"/>
-            </w:tcMar>
-            <w:shd w:fill="F1F3EF"/>
-          </w:tcPr>
-          <w:p>
-            <w:pPr>
-              <w:spacing w:after="0" w:line="240" w:lineRule="auto"/>
-              <w:jc w:val="left"/>
-            </w:pPr>
-            <w:r>
-              <w:rPr>
-                <w:rFonts w:ascii="Arial" w:hAnsi="Arial" w:eastAsia="Arial"/>
-                <w:b/>
-                <w:i w:val="0"/>
-                <w:color w:val="263238"/>
-                <w:sz w:val="15"/>
-              </w:rPr>
-              <w:t>Worst familywise-adjusted p-value</w:t>
-            </w:r>
-          </w:p>
-        </w:tc>
-        <w:tc>
-          <w:tcPr>
-            <w:tcW w:type="dxa" w:w="2541"/>
-            <w:vAlign w:val="center"/>
-            <w:tcMar>
-              <w:top w:w="70" w:type="dxa"/>
-              <w:start w:w="90" w:type="dxa"/>
-              <w:bottom w:w="70" w:type="dxa"/>
-              <w:end w:w="90" w:type="dxa"/>
-            </w:tcMar>
-            <w:shd w:fill="F1F3EF"/>
-          </w:tcPr>
-          <w:p>
-            <w:pPr>
-              <w:spacing w:after="0" w:line="240" w:lineRule="auto"/>
-              <w:jc w:val="right"/>
-            </w:pPr>
-            <w:r>
-              <w:rPr>
-                <w:rFonts w:ascii="Arial" w:hAnsi="Arial" w:eastAsia="Arial"/>
-                <w:b w:val="0"/>
-                <w:i w:val="0"/>
-                <w:color w:val="263238"/>
-                <w:sz w:val="15"/>
-              </w:rPr>
-              <w:t>0.3718</w:t>
-            </w:r>
-          </w:p>
-        </w:tc>
-        <w:tc>
-          <w:tcPr>
-            <w:tcW w:type="dxa" w:w="2541"/>
-            <w:vAlign w:val="center"/>
-            <w:tcMar>
-              <w:top w:w="70" w:type="dxa"/>
-              <w:start w:w="90" w:type="dxa"/>
-              <w:bottom w:w="70" w:type="dxa"/>
-              <w:end w:w="90" w:type="dxa"/>
-            </w:tcMar>
-            <w:shd w:fill="F1F3EF"/>
-          </w:tcPr>
-          <w:p>
-            <w:pPr>
-              <w:spacing w:after="0" w:line="240" w:lineRule="auto"/>
-              <w:jc w:val="right"/>
-            </w:pPr>
-            <w:r>
-              <w:rPr>
-                <w:rFonts w:ascii="Arial" w:hAnsi="Arial" w:eastAsia="Arial"/>
-                <w:b w:val="0"/>
-                <w:i w:val="0"/>
-                <w:color w:val="263238"/>
-                <w:sz w:val="15"/>
-              </w:rPr>
-              <w:t>≤0.05</w:t>
-            </w:r>
-          </w:p>
-        </w:tc>
-        <w:tc>
-          <w:tcPr>
-            <w:tcW w:type="dxa" w:w="2541"/>
-            <w:vAlign w:val="center"/>
-            <w:tcMar>
-              <w:top w:w="70" w:type="dxa"/>
-              <w:start w:w="90" w:type="dxa"/>
-              <w:bottom w:w="70" w:type="dxa"/>
-              <w:end w:w="90" w:type="dxa"/>
-            </w:tcMar>
-            <w:shd w:fill="F1F3EF"/>
-          </w:tcPr>
-          <w:p>
-            <w:pPr>
-              <w:spacing w:after="0" w:line="240" w:lineRule="auto"/>
-              <w:jc w:val="left"/>
-            </w:pPr>
-            <w:r>
-              <w:rPr>
-                <w:rFonts w:ascii="Arial" w:hAnsi="Arial" w:eastAsia="Arial"/>
-                <w:b w:val="0"/>
-                <w:i w:val="0"/>
-                <w:color w:val="263238"/>
-                <w:sz w:val="15"/>
-              </w:rPr>
-              <w:t>Fail</w:t>
-            </w:r>
-          </w:p>
-        </w:tc>
-      </w:tr>
-      <w:tr>
-        <w:tc>
-          <w:tcPr>
-            <w:tcW w:type="dxa" w:w="2541"/>
-            <w:vAlign w:val="center"/>
-            <w:tcMar>
-              <w:top w:w="70" w:type="dxa"/>
-              <w:start w:w="90" w:type="dxa"/>
-              <w:bottom w:w="70" w:type="dxa"/>
-              <w:end w:w="90" w:type="dxa"/>
-            </w:tcMar>
-          </w:tcPr>
-          <w:p>
-            <w:pPr>
-              <w:spacing w:after="0" w:line="240" w:lineRule="auto"/>
-              <w:jc w:val="left"/>
-            </w:pPr>
-            <w:r>
-              <w:rPr>
-                <w:rFonts w:ascii="Arial" w:hAnsi="Arial" w:eastAsia="Arial"/>
-                <w:b/>
-                <w:i w:val="0"/>
-                <w:color w:val="263238"/>
-                <w:sz w:val="15"/>
-              </w:rPr>
-              <w:t>Static growth-control independence</w:t>
-            </w:r>
-          </w:p>
-        </w:tc>
-        <w:tc>
-          <w:tcPr>
-            <w:tcW w:type="dxa" w:w="2541"/>
-            <w:vAlign w:val="center"/>
-            <w:tcMar>
-              <w:top w:w="70" w:type="dxa"/>
-              <w:start w:w="90" w:type="dxa"/>
-              <w:bottom w:w="70" w:type="dxa"/>
-              <w:end w:w="90" w:type="dxa"/>
-            </w:tcMar>
-          </w:tcPr>
-          <w:p>
-            <w:pPr>
-              <w:spacing w:after="0" w:line="240" w:lineRule="auto"/>
-              <w:jc w:val="right"/>
-            </w:pPr>
-            <w:r>
-              <w:rPr>
-                <w:rFonts w:ascii="Arial" w:hAnsi="Arial" w:eastAsia="Arial"/>
-                <w:b w:val="0"/>
-                <w:i w:val="0"/>
-                <w:color w:val="263238"/>
-                <w:sz w:val="15"/>
-              </w:rPr>
-              <w:t>Unsupported</w:t>
-            </w:r>
-          </w:p>
-        </w:tc>
-        <w:tc>
-          <w:tcPr>
-            <w:tcW w:type="dxa" w:w="2541"/>
-            <w:vAlign w:val="center"/>
-            <w:tcMar>
-              <w:top w:w="70" w:type="dxa"/>
-              <w:start w:w="90" w:type="dxa"/>
-              <w:bottom w:w="70" w:type="dxa"/>
-              <w:end w:w="90" w:type="dxa"/>
-            </w:tcMar>
-          </w:tcPr>
-          <w:p>
-            <w:pPr>
-              <w:spacing w:after="0" w:line="240" w:lineRule="auto"/>
-              <w:jc w:val="right"/>
-            </w:pPr>
-            <w:r>
-              <w:rPr>
-                <w:rFonts w:ascii="Arial" w:hAnsi="Arial" w:eastAsia="Arial"/>
-                <w:b w:val="0"/>
-                <w:i w:val="0"/>
-                <w:color w:val="263238"/>
-                <w:sz w:val="15"/>
-              </w:rPr>
-              <w:t>Supported</w:t>
-            </w:r>
-          </w:p>
-        </w:tc>
-        <w:tc>
-          <w:tcPr>
-            <w:tcW w:type="dxa" w:w="2541"/>
-            <w:vAlign w:val="center"/>
-            <w:tcMar>
-              <w:top w:w="70" w:type="dxa"/>
-              <w:start w:w="90" w:type="dxa"/>
-              <w:bottom w:w="70" w:type="dxa"/>
-              <w:end w:w="90" w:type="dxa"/>
-            </w:tcMar>
-          </w:tcPr>
-          <w:p>
-            <w:pPr>
-              <w:spacing w:after="0" w:line="240" w:lineRule="auto"/>
-              <w:jc w:val="left"/>
-            </w:pPr>
-            <w:r>
-              <w:rPr>
-                <w:rFonts w:ascii="Arial" w:hAnsi="Arial" w:eastAsia="Arial"/>
-                <w:b w:val="0"/>
-                <w:i w:val="0"/>
-                <w:color w:val="263238"/>
-                <w:sz w:val="15"/>
-              </w:rPr>
-              <w:t>Fail</w:t>
-            </w:r>
-          </w:p>
-        </w:tc>
-      </w:tr>
-      <w:tr>
-        <w:tc>
-          <w:tcPr>
-            <w:tcW w:type="dxa" w:w="2541"/>
-            <w:vAlign w:val="center"/>
-            <w:tcMar>
-              <w:top w:w="70" w:type="dxa"/>
-              <w:start w:w="90" w:type="dxa"/>
-              <w:bottom w:w="70" w:type="dxa"/>
-              <w:end w:w="90" w:type="dxa"/>
-            </w:tcMar>
-            <w:shd w:fill="F1F3EF"/>
-          </w:tcPr>
-          <w:p>
-            <w:pPr>
-              <w:spacing w:after="0" w:line="240" w:lineRule="auto"/>
-              <w:jc w:val="left"/>
-            </w:pPr>
-            <w:r>
-              <w:rPr>
-                <w:rFonts w:ascii="Arial" w:hAnsi="Arial" w:eastAsia="Arial"/>
-                <w:b/>
-                <w:i w:val="0"/>
-                <w:color w:val="263238"/>
-                <w:sz w:val="15"/>
-              </w:rPr>
-              <w:t>Authenticated source overlap</w:t>
-            </w:r>
-          </w:p>
-        </w:tc>
-        <w:tc>
-          <w:tcPr>
-            <w:tcW w:type="dxa" w:w="2541"/>
-            <w:vAlign w:val="center"/>
-            <w:tcMar>
-              <w:top w:w="70" w:type="dxa"/>
-              <w:start w:w="90" w:type="dxa"/>
-              <w:bottom w:w="70" w:type="dxa"/>
-              <w:end w:w="90" w:type="dxa"/>
-            </w:tcMar>
-            <w:shd w:fill="F1F3EF"/>
-          </w:tcPr>
-          <w:p>
-            <w:pPr>
-              <w:spacing w:after="0" w:line="240" w:lineRule="auto"/>
-              <w:jc w:val="right"/>
-            </w:pPr>
-            <w:r>
-              <w:rPr>
-                <w:rFonts w:ascii="Arial" w:hAnsi="Arial" w:eastAsia="Arial"/>
-                <w:b w:val="0"/>
-                <w:i w:val="0"/>
-                <w:color w:val="263238"/>
-                <w:sz w:val="15"/>
-              </w:rPr>
-              <w:t>Not passed</w:t>
-            </w:r>
-          </w:p>
-        </w:tc>
-        <w:tc>
-          <w:tcPr>
-            <w:tcW w:type="dxa" w:w="2541"/>
-            <w:vAlign w:val="center"/>
-            <w:tcMar>
-              <w:top w:w="70" w:type="dxa"/>
-              <w:start w:w="90" w:type="dxa"/>
-              <w:bottom w:w="70" w:type="dxa"/>
-              <w:end w:w="90" w:type="dxa"/>
-            </w:tcMar>
-            <w:shd w:fill="F1F3EF"/>
-          </w:tcPr>
-          <w:p>
-            <w:pPr>
-              <w:spacing w:after="0" w:line="240" w:lineRule="auto"/>
-              <w:jc w:val="right"/>
-            </w:pPr>
-            <w:r>
-              <w:rPr>
-                <w:rFonts w:ascii="Arial" w:hAnsi="Arial" w:eastAsia="Arial"/>
-                <w:b w:val="0"/>
-                <w:i w:val="0"/>
-                <w:color w:val="263238"/>
-                <w:sz w:val="15"/>
-              </w:rPr>
-              <w:t>Passed</w:t>
-            </w:r>
-          </w:p>
-        </w:tc>
-        <w:tc>
-          <w:tcPr>
-            <w:tcW w:type="dxa" w:w="2541"/>
-            <w:vAlign w:val="center"/>
-            <w:tcMar>
-              <w:top w:w="70" w:type="dxa"/>
-              <w:start w:w="90" w:type="dxa"/>
-              <w:bottom w:w="70" w:type="dxa"/>
-              <w:end w:w="90" w:type="dxa"/>
-            </w:tcMar>
-            <w:shd w:fill="F1F3EF"/>
-          </w:tcPr>
-          <w:p>
-            <w:pPr>
-              <w:spacing w:after="0" w:line="240" w:lineRule="auto"/>
-              <w:jc w:val="left"/>
-            </w:pPr>
-            <w:r>
-              <w:rPr>
-                <w:rFonts w:ascii="Arial" w:hAnsi="Arial" w:eastAsia="Arial"/>
-                <w:b w:val="0"/>
-                <w:i w:val="0"/>
-                <w:color w:val="263238"/>
-                <w:sz w:val="15"/>
-              </w:rPr>
-              <w:t>Fail</w:t>
-            </w:r>
-          </w:p>
-        </w:tc>
-      </w:tr>
-    </w:tbl>
-    <w:p>
-      <w:pPr>
-        <w:spacing w:after="20"/>
-      </w:pPr>
     </w:p>
     <w:p>
       <w:pPr>
-        <w:keepNext w:val="0"/>
-        <w:keepLines w:val="0"/>
+        <w:keepLines/>
         <w:widowControl/>
-        <w:spacing w:before="0" w:after="84" w:line="252" w:lineRule="auto"/>
+        <w:spacing w:line="276" w:lineRule="auto" w:after="120"/>
+        <w:ind w:firstLine="346"/>
         <w:jc w:val="both"/>
       </w:pPr>
       <w:r>
@@ -2870,37 +596,18 @@
           <w:rFonts w:ascii="Times New Roman" w:hAnsi="Times New Roman" w:eastAsia="Times New Roman"/>
           <w:b w:val="0"/>
           <w:i w:val="0"/>
-          <w:color w:val="263238"/>
-          <w:sz w:val="18"/>
+          <w:color w:val="171717"/>
+          <w:sz w:val="22"/>
         </w:rPr>
-        <w:t>Seven later hash-frozen but fully retrospective Generation 6 challengers were then assessed; none was selected on either the SPY or growth-control track. That later search is informative about the difficulty of replacing the incumbent research object, but it cannot recreate untouched data. G4 remains a worthwhile hypothesis and a strong visual result. It is not the production policy.</w:t>
+        <w:t>Again, the authorized claim is exact. Production v1 is the frozen unlevered SPY/BIL policy targeting 10% annualized volatility: in the consumed 2025-01-02–2026-08-28 modeled next-open study it returned +15.39% at 5 bp per traded leg and +10.56% at 25 bp, versus SPY +33.52%; at 5 bp its modeled annualized volatility was 8.12% and maximum drawdown was -5.45%, so it was risk-controlled but not market-beating on total return [11,12].</w:t>
       </w:r>
     </w:p>
     <w:p>
       <w:pPr>
-        <w:keepNext/>
-        <w:spacing w:before="240" w:after="120"/>
-        <w:pBdr>
-          <w:bottom w:val="single" w:sz="8" w:space="3" w:color="2E6F5C"/>
-        </w:pBdr>
-      </w:pPr>
-      <w:r>
-        <w:rPr>
-          <w:rFonts w:ascii="Arial" w:hAnsi="Arial" w:eastAsia="Arial"/>
-          <w:b/>
-          <w:i w:val="0"/>
-          <w:color w:val="0D2B43"/>
-          <w:sz w:val="27"/>
-        </w:rPr>
-        <w:t>6. The production book buys protection rather than maximum upside</w:t>
-      </w:r>
-    </w:p>
-    <w:p>
-      <w:pPr>
-        <w:keepNext/>
-        <w:keepLines w:val="0"/>
+        <w:keepLines/>
         <w:widowControl/>
-        <w:spacing w:before="0" w:after="84" w:line="252" w:lineRule="auto"/>
+        <w:spacing w:line="276" w:lineRule="auto" w:after="120"/>
+        <w:ind w:firstLine="346"/>
         <w:jc w:val="both"/>
       </w:pPr>
       <w:r>
@@ -2908,57 +615,18 @@
           <w:rFonts w:ascii="Times New Roman" w:hAnsi="Times New Roman" w:eastAsia="Times New Roman"/>
           <w:b w:val="0"/>
           <w:i w:val="0"/>
-          <w:color w:val="263238"/>
-          <w:sz w:val="18"/>
+          <w:color w:val="171717"/>
+          <w:sz w:val="22"/>
         </w:rPr>
-        <w:t xml:space="preserve">The frozen production policy, </w:t>
-      </w:r>
-      <w:r>
-        <w:rPr>
-          <w:rFonts w:ascii="Menlo" w:hAnsi="Menlo" w:eastAsia="Menlo"/>
-          <w:b w:val="0"/>
-          <w:i w:val="0"/>
-          <w:color w:val="263238"/>
-          <w:sz w:val="16"/>
-        </w:rPr>
-        <w:t>tsmom_ensemble_vol</w:t>
-      </w:r>
-      <w:r>
-        <w:rPr>
-          <w:rFonts w:ascii="Times New Roman" w:hAnsi="Times New Roman" w:eastAsia="Times New Roman"/>
-          <w:b w:val="0"/>
-          <w:i w:val="0"/>
-          <w:color w:val="263238"/>
-          <w:sz w:val="18"/>
-        </w:rPr>
-        <w:t>, uses only SPY and BIL. On each five-session rebalance date, code evaluates SPY-minus-BIL log returns over 21, 63, and 252 sessions. The fraction of horizons with positive excess trend supplies the directional score. That score is multiplied by an unlevered volatility scale,</w:t>
+        <w:t>This result has an honest interpretation. The policy remained positive under both stated cost assumptions and exhibited modeled annualized volatility of 8.12% and maximum drawdown of -5.45% in the stated model. It also gave up substantial upside relative to SPY. A reader who wants the highest historical total return should prefer SPY on this consumed interval. A reader who wants to inspect those modeled risk measurements can find them. The study does not decide whether that exchange will be attractive in the future.</w:t>
       </w:r>
     </w:p>
     <w:p>
       <w:pPr>
-        <w:keepNext/>
         <w:keepLines/>
         <w:widowControl/>
-        <w:spacing w:before="50" w:after="50" w:line="240" w:lineRule="auto"/>
-        <w:jc w:val="center"/>
-      </w:pPr>
-      <w:r>
-        <w:rPr>
-          <w:rFonts w:ascii="Menlo" w:hAnsi="Menlo" w:eastAsia="Menlo"/>
-          <w:b w:val="0"/>
-          <w:i w:val="0"/>
-          <w:color w:val="263238"/>
-          <w:sz w:val="16"/>
-        </w:rPr>
-        <w:t>min(1, 0.10 / annualized 20-session realized volatility),</w:t>
-      </w:r>
-    </w:p>
-    <w:p>
-      <w:pPr>
-        <w:keepNext w:val="0"/>
-        <w:keepLines w:val="0"/>
-        <w:widowControl/>
-        <w:spacing w:before="0" w:after="84" w:line="252" w:lineRule="auto"/>
+        <w:spacing w:line="276" w:lineRule="auto" w:after="120"/>
+        <w:ind w:firstLine="346"/>
         <w:jc w:val="both"/>
       </w:pPr>
       <w:r>
@@ -2966,18 +634,18 @@
           <w:rFonts w:ascii="Times New Roman" w:hAnsi="Times New Roman" w:eastAsia="Times New Roman"/>
           <w:b w:val="0"/>
           <w:i w:val="0"/>
-          <w:color w:val="263238"/>
-          <w:sz w:val="18"/>
+          <w:color w:val="171717"/>
+          <w:sz w:val="22"/>
         </w:rPr>
-        <w:t>to obtain the SPY target weight; the remainder goes to BIL. The weight is bounded between zero and one. This construction lets the rule participate when several horizons agree, reduce equity exposure when realized volatility rises, and hold the unallocated capital in a Treasury-bill proxy [1,2,9].</w:t>
+        <w:t>The execution language matters. “Modeled next-open” identifies the temporal assumption used to convert a close-based decision into the following session's execution price. “Per traded leg” identifies how the stated transaction-cost stress is applied. These details prevent a low-friction close-to-close abstraction from masquerading as a broker result. They do not verify liquidity, queue position, partial fills, rejected orders, or contemporaneous options spreads. Consequently, the result is an execution-realism study within an adjusted-OHLC ledger, not a claim about broker fills and not options profit and loss [12].</w:t>
       </w:r>
     </w:p>
     <w:p>
       <w:pPr>
-        <w:keepNext w:val="0"/>
-        <w:keepLines w:val="0"/>
+        <w:keepLines/>
         <w:widowControl/>
-        <w:spacing w:before="0" w:after="84" w:line="252" w:lineRule="auto"/>
+        <w:spacing w:line="276" w:lineRule="auto" w:after="120"/>
+        <w:ind w:firstLine="346"/>
         <w:jc w:val="both"/>
       </w:pPr>
       <w:r>
@@ -2985,742 +653,34 @@
           <w:rFonts w:ascii="Times New Roman" w:hAnsi="Times New Roman" w:eastAsia="Times New Roman"/>
           <w:b w:val="0"/>
           <w:i w:val="0"/>
-          <w:color w:val="263238"/>
-          <w:sz w:val="18"/>
+          <w:color w:val="171717"/>
+          <w:sz w:val="22"/>
         </w:rPr>
-        <w:t>Execution realism changes the headline result. The next-open engine charges each absolute SPY and BIL traded-notional leg, rather than applying one cost to an abstract net weight change. It is sell-first, cash-caps buys, supports fractional units, and rebalances every five sessions. Under five basis points per leg, the production book gained 15.39% with a -5.45% maximum drawdown. SPY gained 33.52%. Increasing the charge fivefold to 25 basis points reduced Finly's return to 10.56% but did not make it negative [9].</w:t>
+        <w:t>One might ask why this policy deserves the label “production” if it did not beat SPY. Here “production” names the frozen decision object, not a commercial performance certification. It is the policy against which future evidence can be collected without quietly changing the formula. The label would become misleading only if it implied that the economic case were complete. Finly states the contrary: the policy is implemented and bounded; profitability remains unproved.</w:t>
       </w:r>
-    </w:p>
-    <w:tbl>
-      <w:tblPr>
-        <w:tblW w:type="auto" w:w="0"/>
-        <w:jc w:val="center"/>
-        <w:tblLayout w:type="autofit"/>
-        <w:tblLook w:firstColumn="1" w:firstRow="1" w:lastColumn="0" w:lastRow="0" w:noHBand="0" w:noVBand="1" w:val="04A0"/>
-        <w:tblBorders>
-          <w:top w:val="single" w:sz="4" w:space="0" w:color="C8CCC7"/>
-          <w:left w:val="single" w:sz="4" w:space="0" w:color="C8CCC7"/>
-          <w:bottom w:val="single" w:sz="4" w:space="0" w:color="C8CCC7"/>
-          <w:right w:val="single" w:sz="4" w:space="0" w:color="C8CCC7"/>
-          <w:insideH w:val="single" w:sz="4" w:space="0" w:color="C8CCC7"/>
-          <w:insideV w:val="single" w:sz="4" w:space="0" w:color="C8CCC7"/>
-        </w:tblBorders>
-      </w:tblPr>
-      <w:tblGrid>
-        <w:gridCol w:w="1694"/>
-        <w:gridCol w:w="1694"/>
-        <w:gridCol w:w="1694"/>
-        <w:gridCol w:w="1694"/>
-        <w:gridCol w:w="1694"/>
-        <w:gridCol w:w="1694"/>
-      </w:tblGrid>
-      <w:tr>
-        <w:trPr>
-          <w:tblHeader w:val="true"/>
-        </w:trPr>
-        <w:tc>
-          <w:tcPr>
-            <w:tcW w:type="dxa" w:w="1694"/>
-            <w:vAlign w:val="center"/>
-            <w:tcMar>
-              <w:top w:w="70" w:type="dxa"/>
-              <w:start w:w="90" w:type="dxa"/>
-              <w:bottom w:w="70" w:type="dxa"/>
-              <w:end w:w="90" w:type="dxa"/>
-            </w:tcMar>
-            <w:shd w:fill="0D2B43"/>
-          </w:tcPr>
-          <w:p>
-            <w:pPr>
-              <w:spacing w:after="0" w:line="240" w:lineRule="auto"/>
-              <w:jc w:val="left"/>
-            </w:pPr>
-            <w:r>
-              <w:rPr>
-                <w:rFonts w:ascii="Arial" w:hAnsi="Arial" w:eastAsia="Arial"/>
-                <w:b/>
-                <w:i w:val="0"/>
-                <w:color w:val="FFFFFF"/>
-                <w:sz w:val="15"/>
-              </w:rPr>
-              <w:t>Next-open adjusted ledger, 415 observations</w:t>
-            </w:r>
-          </w:p>
-        </w:tc>
-        <w:tc>
-          <w:tcPr>
-            <w:tcW w:type="dxa" w:w="1694"/>
-            <w:vAlign w:val="center"/>
-            <w:tcMar>
-              <w:top w:w="70" w:type="dxa"/>
-              <w:start w:w="90" w:type="dxa"/>
-              <w:bottom w:w="70" w:type="dxa"/>
-              <w:end w:w="90" w:type="dxa"/>
-            </w:tcMar>
-            <w:shd w:fill="0D2B43"/>
-          </w:tcPr>
-          <w:p>
-            <w:pPr>
-              <w:spacing w:after="0" w:line="240" w:lineRule="auto"/>
-              <w:jc w:val="right"/>
-            </w:pPr>
-            <w:r>
-              <w:rPr>
-                <w:rFonts w:ascii="Arial" w:hAnsi="Arial" w:eastAsia="Arial"/>
-                <w:b/>
-                <w:i w:val="0"/>
-                <w:color w:val="FFFFFF"/>
-                <w:sz w:val="15"/>
-              </w:rPr>
-              <w:t>Total return</w:t>
-            </w:r>
-          </w:p>
-        </w:tc>
-        <w:tc>
-          <w:tcPr>
-            <w:tcW w:type="dxa" w:w="1694"/>
-            <w:vAlign w:val="center"/>
-            <w:tcMar>
-              <w:top w:w="70" w:type="dxa"/>
-              <w:start w:w="90" w:type="dxa"/>
-              <w:bottom w:w="70" w:type="dxa"/>
-              <w:end w:w="90" w:type="dxa"/>
-            </w:tcMar>
-            <w:shd w:fill="0D2B43"/>
-          </w:tcPr>
-          <w:p>
-            <w:pPr>
-              <w:spacing w:after="0" w:line="240" w:lineRule="auto"/>
-              <w:jc w:val="right"/>
-            </w:pPr>
-            <w:r>
-              <w:rPr>
-                <w:rFonts w:ascii="Arial" w:hAnsi="Arial" w:eastAsia="Arial"/>
-                <w:b/>
-                <w:i w:val="0"/>
-                <w:color w:val="FFFFFF"/>
-                <w:sz w:val="15"/>
-              </w:rPr>
-              <w:t>Annualized return</w:t>
-            </w:r>
-          </w:p>
-        </w:tc>
-        <w:tc>
-          <w:tcPr>
-            <w:tcW w:type="dxa" w:w="1694"/>
-            <w:vAlign w:val="center"/>
-            <w:tcMar>
-              <w:top w:w="70" w:type="dxa"/>
-              <w:start w:w="90" w:type="dxa"/>
-              <w:bottom w:w="70" w:type="dxa"/>
-              <w:end w:w="90" w:type="dxa"/>
-            </w:tcMar>
-            <w:shd w:fill="0D2B43"/>
-          </w:tcPr>
-          <w:p>
-            <w:pPr>
-              <w:spacing w:after="0" w:line="240" w:lineRule="auto"/>
-              <w:jc w:val="right"/>
-            </w:pPr>
-            <w:r>
-              <w:rPr>
-                <w:rFonts w:ascii="Arial" w:hAnsi="Arial" w:eastAsia="Arial"/>
-                <w:b/>
-                <w:i w:val="0"/>
-                <w:color w:val="FFFFFF"/>
-                <w:sz w:val="15"/>
-              </w:rPr>
-              <w:t>Annualized volatility</w:t>
-            </w:r>
-          </w:p>
-        </w:tc>
-        <w:tc>
-          <w:tcPr>
-            <w:tcW w:type="dxa" w:w="1694"/>
-            <w:vAlign w:val="center"/>
-            <w:tcMar>
-              <w:top w:w="70" w:type="dxa"/>
-              <w:start w:w="90" w:type="dxa"/>
-              <w:bottom w:w="70" w:type="dxa"/>
-              <w:end w:w="90" w:type="dxa"/>
-            </w:tcMar>
-            <w:shd w:fill="0D2B43"/>
-          </w:tcPr>
-          <w:p>
-            <w:pPr>
-              <w:spacing w:after="0" w:line="240" w:lineRule="auto"/>
-              <w:jc w:val="right"/>
-            </w:pPr>
-            <w:r>
-              <w:rPr>
-                <w:rFonts w:ascii="Arial" w:hAnsi="Arial" w:eastAsia="Arial"/>
-                <w:b/>
-                <w:i w:val="0"/>
-                <w:color w:val="FFFFFF"/>
-                <w:sz w:val="15"/>
-              </w:rPr>
-              <w:t>Maximum drawdown</w:t>
-            </w:r>
-          </w:p>
-        </w:tc>
-        <w:tc>
-          <w:tcPr>
-            <w:tcW w:type="dxa" w:w="1694"/>
-            <w:vAlign w:val="center"/>
-            <w:tcMar>
-              <w:top w:w="70" w:type="dxa"/>
-              <w:start w:w="90" w:type="dxa"/>
-              <w:bottom w:w="70" w:type="dxa"/>
-              <w:end w:w="90" w:type="dxa"/>
-            </w:tcMar>
-            <w:shd w:fill="0D2B43"/>
-          </w:tcPr>
-          <w:p>
-            <w:pPr>
-              <w:spacing w:after="0" w:line="240" w:lineRule="auto"/>
-              <w:jc w:val="right"/>
-            </w:pPr>
-            <w:r>
-              <w:rPr>
-                <w:rFonts w:ascii="Arial" w:hAnsi="Arial" w:eastAsia="Arial"/>
-                <w:b/>
-                <w:i w:val="0"/>
-                <w:color w:val="FFFFFF"/>
-                <w:sz w:val="15"/>
-              </w:rPr>
-              <w:t>SPY total return</w:t>
-            </w:r>
-          </w:p>
-        </w:tc>
-      </w:tr>
-      <w:tr>
-        <w:tc>
-          <w:tcPr>
-            <w:tcW w:type="dxa" w:w="1694"/>
-            <w:vAlign w:val="center"/>
-            <w:tcMar>
-              <w:top w:w="70" w:type="dxa"/>
-              <w:start w:w="90" w:type="dxa"/>
-              <w:bottom w:w="70" w:type="dxa"/>
-              <w:end w:w="90" w:type="dxa"/>
-            </w:tcMar>
-          </w:tcPr>
-          <w:p>
-            <w:pPr>
-              <w:spacing w:after="0" w:line="240" w:lineRule="auto"/>
-              <w:jc w:val="left"/>
-            </w:pPr>
-            <w:r>
-              <w:rPr>
-                <w:rFonts w:ascii="Arial" w:hAnsi="Arial" w:eastAsia="Arial"/>
-                <w:b/>
-                <w:i w:val="0"/>
-                <w:color w:val="263238"/>
-                <w:sz w:val="15"/>
-              </w:rPr>
-              <w:t>Finly, 1 bp per traded leg</w:t>
-            </w:r>
-          </w:p>
-        </w:tc>
-        <w:tc>
-          <w:tcPr>
-            <w:tcW w:type="dxa" w:w="1694"/>
-            <w:vAlign w:val="center"/>
-            <w:tcMar>
-              <w:top w:w="70" w:type="dxa"/>
-              <w:start w:w="90" w:type="dxa"/>
-              <w:bottom w:w="70" w:type="dxa"/>
-              <w:end w:w="90" w:type="dxa"/>
-            </w:tcMar>
-          </w:tcPr>
-          <w:p>
-            <w:pPr>
-              <w:spacing w:after="0" w:line="240" w:lineRule="auto"/>
-              <w:jc w:val="right"/>
-            </w:pPr>
-            <w:r>
-              <w:rPr>
-                <w:rFonts w:ascii="Arial" w:hAnsi="Arial" w:eastAsia="Arial"/>
-                <w:b w:val="0"/>
-                <w:i w:val="0"/>
-                <w:color w:val="263238"/>
-                <w:sz w:val="15"/>
-              </w:rPr>
-              <w:t>16.38%</w:t>
-            </w:r>
-          </w:p>
-        </w:tc>
-        <w:tc>
-          <w:tcPr>
-            <w:tcW w:type="dxa" w:w="1694"/>
-            <w:vAlign w:val="center"/>
-            <w:tcMar>
-              <w:top w:w="70" w:type="dxa"/>
-              <w:start w:w="90" w:type="dxa"/>
-              <w:bottom w:w="70" w:type="dxa"/>
-              <w:end w:w="90" w:type="dxa"/>
-            </w:tcMar>
-          </w:tcPr>
-          <w:p>
-            <w:pPr>
-              <w:spacing w:after="0" w:line="240" w:lineRule="auto"/>
-              <w:jc w:val="right"/>
-            </w:pPr>
-            <w:r>
-              <w:rPr>
-                <w:rFonts w:ascii="Arial" w:hAnsi="Arial" w:eastAsia="Arial"/>
-                <w:b w:val="0"/>
-                <w:i w:val="0"/>
-                <w:color w:val="263238"/>
-                <w:sz w:val="15"/>
-              </w:rPr>
-              <w:t>9.65%</w:t>
-            </w:r>
-          </w:p>
-        </w:tc>
-        <w:tc>
-          <w:tcPr>
-            <w:tcW w:type="dxa" w:w="1694"/>
-            <w:vAlign w:val="center"/>
-            <w:tcMar>
-              <w:top w:w="70" w:type="dxa"/>
-              <w:start w:w="90" w:type="dxa"/>
-              <w:bottom w:w="70" w:type="dxa"/>
-              <w:end w:w="90" w:type="dxa"/>
-            </w:tcMar>
-          </w:tcPr>
-          <w:p>
-            <w:pPr>
-              <w:spacing w:after="0" w:line="240" w:lineRule="auto"/>
-              <w:jc w:val="right"/>
-            </w:pPr>
-            <w:r>
-              <w:rPr>
-                <w:rFonts w:ascii="Arial" w:hAnsi="Arial" w:eastAsia="Arial"/>
-                <w:b w:val="0"/>
-                <w:i w:val="0"/>
-                <w:color w:val="263238"/>
-                <w:sz w:val="15"/>
-              </w:rPr>
-              <w:t>8.12%</w:t>
-            </w:r>
-          </w:p>
-        </w:tc>
-        <w:tc>
-          <w:tcPr>
-            <w:tcW w:type="dxa" w:w="1694"/>
-            <w:vAlign w:val="center"/>
-            <w:tcMar>
-              <w:top w:w="70" w:type="dxa"/>
-              <w:start w:w="90" w:type="dxa"/>
-              <w:bottom w:w="70" w:type="dxa"/>
-              <w:end w:w="90" w:type="dxa"/>
-            </w:tcMar>
-          </w:tcPr>
-          <w:p>
-            <w:pPr>
-              <w:spacing w:after="0" w:line="240" w:lineRule="auto"/>
-              <w:jc w:val="right"/>
-            </w:pPr>
-            <w:r>
-              <w:rPr>
-                <w:rFonts w:ascii="Arial" w:hAnsi="Arial" w:eastAsia="Arial"/>
-                <w:b w:val="0"/>
-                <w:i w:val="0"/>
-                <w:color w:val="263238"/>
-                <w:sz w:val="15"/>
-              </w:rPr>
-              <w:t>-5.38%</w:t>
-            </w:r>
-          </w:p>
-        </w:tc>
-        <w:tc>
-          <w:tcPr>
-            <w:tcW w:type="dxa" w:w="1694"/>
-            <w:vAlign w:val="center"/>
-            <w:tcMar>
-              <w:top w:w="70" w:type="dxa"/>
-              <w:start w:w="90" w:type="dxa"/>
-              <w:bottom w:w="70" w:type="dxa"/>
-              <w:end w:w="90" w:type="dxa"/>
-            </w:tcMar>
-          </w:tcPr>
-          <w:p>
-            <w:pPr>
-              <w:spacing w:after="0" w:line="240" w:lineRule="auto"/>
-              <w:jc w:val="right"/>
-            </w:pPr>
-            <w:r>
-              <w:rPr>
-                <w:rFonts w:ascii="Arial" w:hAnsi="Arial" w:eastAsia="Arial"/>
-                <w:b w:val="0"/>
-                <w:i w:val="0"/>
-                <w:color w:val="263238"/>
-                <w:sz w:val="15"/>
-              </w:rPr>
-              <w:t>33.52%</w:t>
-            </w:r>
-          </w:p>
-        </w:tc>
-      </w:tr>
-      <w:tr>
-        <w:tc>
-          <w:tcPr>
-            <w:tcW w:type="dxa" w:w="1694"/>
-            <w:vAlign w:val="center"/>
-            <w:tcMar>
-              <w:top w:w="70" w:type="dxa"/>
-              <w:start w:w="90" w:type="dxa"/>
-              <w:bottom w:w="70" w:type="dxa"/>
-              <w:end w:w="90" w:type="dxa"/>
-            </w:tcMar>
-            <w:shd w:fill="F1F3EF"/>
-          </w:tcPr>
-          <w:p>
-            <w:pPr>
-              <w:spacing w:after="0" w:line="240" w:lineRule="auto"/>
-              <w:jc w:val="left"/>
-            </w:pPr>
-            <w:r>
-              <w:rPr>
-                <w:rFonts w:ascii="Arial" w:hAnsi="Arial" w:eastAsia="Arial"/>
-                <w:b/>
-                <w:i w:val="0"/>
-                <w:color w:val="263238"/>
-                <w:sz w:val="15"/>
-              </w:rPr>
-              <w:t>Finly, 5 bp per traded leg</w:t>
-            </w:r>
-          </w:p>
-        </w:tc>
-        <w:tc>
-          <w:tcPr>
-            <w:tcW w:type="dxa" w:w="1694"/>
-            <w:vAlign w:val="center"/>
-            <w:tcMar>
-              <w:top w:w="70" w:type="dxa"/>
-              <w:start w:w="90" w:type="dxa"/>
-              <w:bottom w:w="70" w:type="dxa"/>
-              <w:end w:w="90" w:type="dxa"/>
-            </w:tcMar>
-            <w:shd w:fill="F1F3EF"/>
-          </w:tcPr>
-          <w:p>
-            <w:pPr>
-              <w:spacing w:after="0" w:line="240" w:lineRule="auto"/>
-              <w:jc w:val="right"/>
-            </w:pPr>
-            <w:r>
-              <w:rPr>
-                <w:rFonts w:ascii="Arial" w:hAnsi="Arial" w:eastAsia="Arial"/>
-                <w:b/>
-                <w:i w:val="0"/>
-                <w:color w:val="263238"/>
-                <w:sz w:val="15"/>
-              </w:rPr>
-              <w:t>15.39%</w:t>
-            </w:r>
-          </w:p>
-        </w:tc>
-        <w:tc>
-          <w:tcPr>
-            <w:tcW w:type="dxa" w:w="1694"/>
-            <w:vAlign w:val="center"/>
-            <w:tcMar>
-              <w:top w:w="70" w:type="dxa"/>
-              <w:start w:w="90" w:type="dxa"/>
-              <w:bottom w:w="70" w:type="dxa"/>
-              <w:end w:w="90" w:type="dxa"/>
-            </w:tcMar>
-            <w:shd w:fill="F1F3EF"/>
-          </w:tcPr>
-          <w:p>
-            <w:pPr>
-              <w:spacing w:after="0" w:line="240" w:lineRule="auto"/>
-              <w:jc w:val="right"/>
-            </w:pPr>
-            <w:r>
-              <w:rPr>
-                <w:rFonts w:ascii="Arial" w:hAnsi="Arial" w:eastAsia="Arial"/>
-                <w:b/>
-                <w:i w:val="0"/>
-                <w:color w:val="263238"/>
-                <w:sz w:val="15"/>
-              </w:rPr>
-              <w:t>9.08%</w:t>
-            </w:r>
-          </w:p>
-        </w:tc>
-        <w:tc>
-          <w:tcPr>
-            <w:tcW w:type="dxa" w:w="1694"/>
-            <w:vAlign w:val="center"/>
-            <w:tcMar>
-              <w:top w:w="70" w:type="dxa"/>
-              <w:start w:w="90" w:type="dxa"/>
-              <w:bottom w:w="70" w:type="dxa"/>
-              <w:end w:w="90" w:type="dxa"/>
-            </w:tcMar>
-            <w:shd w:fill="F1F3EF"/>
-          </w:tcPr>
-          <w:p>
-            <w:pPr>
-              <w:spacing w:after="0" w:line="240" w:lineRule="auto"/>
-              <w:jc w:val="right"/>
-            </w:pPr>
-            <w:r>
-              <w:rPr>
-                <w:rFonts w:ascii="Arial" w:hAnsi="Arial" w:eastAsia="Arial"/>
-                <w:b/>
-                <w:i w:val="0"/>
-                <w:color w:val="263238"/>
-                <w:sz w:val="15"/>
-              </w:rPr>
-              <w:t>8.12%</w:t>
-            </w:r>
-          </w:p>
-        </w:tc>
-        <w:tc>
-          <w:tcPr>
-            <w:tcW w:type="dxa" w:w="1694"/>
-            <w:vAlign w:val="center"/>
-            <w:tcMar>
-              <w:top w:w="70" w:type="dxa"/>
-              <w:start w:w="90" w:type="dxa"/>
-              <w:bottom w:w="70" w:type="dxa"/>
-              <w:end w:w="90" w:type="dxa"/>
-            </w:tcMar>
-            <w:shd w:fill="F1F3EF"/>
-          </w:tcPr>
-          <w:p>
-            <w:pPr>
-              <w:spacing w:after="0" w:line="240" w:lineRule="auto"/>
-              <w:jc w:val="right"/>
-            </w:pPr>
-            <w:r>
-              <w:rPr>
-                <w:rFonts w:ascii="Arial" w:hAnsi="Arial" w:eastAsia="Arial"/>
-                <w:b/>
-                <w:i w:val="0"/>
-                <w:color w:val="263238"/>
-                <w:sz w:val="15"/>
-              </w:rPr>
-              <w:t>-5.45%</w:t>
-            </w:r>
-          </w:p>
-        </w:tc>
-        <w:tc>
-          <w:tcPr>
-            <w:tcW w:type="dxa" w:w="1694"/>
-            <w:vAlign w:val="center"/>
-            <w:tcMar>
-              <w:top w:w="70" w:type="dxa"/>
-              <w:start w:w="90" w:type="dxa"/>
-              <w:bottom w:w="70" w:type="dxa"/>
-              <w:end w:w="90" w:type="dxa"/>
-            </w:tcMar>
-            <w:shd w:fill="F1F3EF"/>
-          </w:tcPr>
-          <w:p>
-            <w:pPr>
-              <w:spacing w:after="0" w:line="240" w:lineRule="auto"/>
-              <w:jc w:val="right"/>
-            </w:pPr>
-            <w:r>
-              <w:rPr>
-                <w:rFonts w:ascii="Arial" w:hAnsi="Arial" w:eastAsia="Arial"/>
-                <w:b/>
-                <w:i w:val="0"/>
-                <w:color w:val="263238"/>
-                <w:sz w:val="15"/>
-              </w:rPr>
-              <w:t>33.52%</w:t>
-            </w:r>
-          </w:p>
-        </w:tc>
-      </w:tr>
-      <w:tr>
-        <w:tc>
-          <w:tcPr>
-            <w:tcW w:type="dxa" w:w="1694"/>
-            <w:vAlign w:val="center"/>
-            <w:tcMar>
-              <w:top w:w="70" w:type="dxa"/>
-              <w:start w:w="90" w:type="dxa"/>
-              <w:bottom w:w="70" w:type="dxa"/>
-              <w:end w:w="90" w:type="dxa"/>
-            </w:tcMar>
-          </w:tcPr>
-          <w:p>
-            <w:pPr>
-              <w:spacing w:after="0" w:line="240" w:lineRule="auto"/>
-              <w:jc w:val="left"/>
-            </w:pPr>
-            <w:r>
-              <w:rPr>
-                <w:rFonts w:ascii="Arial" w:hAnsi="Arial" w:eastAsia="Arial"/>
-                <w:b/>
-                <w:i w:val="0"/>
-                <w:color w:val="263238"/>
-                <w:sz w:val="15"/>
-              </w:rPr>
-              <w:t>Finly, 25 bp per traded leg</w:t>
-            </w:r>
-          </w:p>
-        </w:tc>
-        <w:tc>
-          <w:tcPr>
-            <w:tcW w:type="dxa" w:w="1694"/>
-            <w:vAlign w:val="center"/>
-            <w:tcMar>
-              <w:top w:w="70" w:type="dxa"/>
-              <w:start w:w="90" w:type="dxa"/>
-              <w:bottom w:w="70" w:type="dxa"/>
-              <w:end w:w="90" w:type="dxa"/>
-            </w:tcMar>
-          </w:tcPr>
-          <w:p>
-            <w:pPr>
-              <w:spacing w:after="0" w:line="240" w:lineRule="auto"/>
-              <w:jc w:val="right"/>
-            </w:pPr>
-            <w:r>
-              <w:rPr>
-                <w:rFonts w:ascii="Arial" w:hAnsi="Arial" w:eastAsia="Arial"/>
-                <w:b w:val="0"/>
-                <w:i w:val="0"/>
-                <w:color w:val="263238"/>
-                <w:sz w:val="15"/>
-              </w:rPr>
-              <w:t>10.56%</w:t>
-            </w:r>
-          </w:p>
-        </w:tc>
-        <w:tc>
-          <w:tcPr>
-            <w:tcW w:type="dxa" w:w="1694"/>
-            <w:vAlign w:val="center"/>
-            <w:tcMar>
-              <w:top w:w="70" w:type="dxa"/>
-              <w:start w:w="90" w:type="dxa"/>
-              <w:bottom w:w="70" w:type="dxa"/>
-              <w:end w:w="90" w:type="dxa"/>
-            </w:tcMar>
-          </w:tcPr>
-          <w:p>
-            <w:pPr>
-              <w:spacing w:after="0" w:line="240" w:lineRule="auto"/>
-              <w:jc w:val="right"/>
-            </w:pPr>
-            <w:r>
-              <w:rPr>
-                <w:rFonts w:ascii="Arial" w:hAnsi="Arial" w:eastAsia="Arial"/>
-                <w:b w:val="0"/>
-                <w:i w:val="0"/>
-                <w:color w:val="263238"/>
-                <w:sz w:val="15"/>
-              </w:rPr>
-              <w:t>6.28%</w:t>
-            </w:r>
-          </w:p>
-        </w:tc>
-        <w:tc>
-          <w:tcPr>
-            <w:tcW w:type="dxa" w:w="1694"/>
-            <w:vAlign w:val="center"/>
-            <w:tcMar>
-              <w:top w:w="70" w:type="dxa"/>
-              <w:start w:w="90" w:type="dxa"/>
-              <w:bottom w:w="70" w:type="dxa"/>
-              <w:end w:w="90" w:type="dxa"/>
-            </w:tcMar>
-          </w:tcPr>
-          <w:p>
-            <w:pPr>
-              <w:spacing w:after="0" w:line="240" w:lineRule="auto"/>
-              <w:jc w:val="right"/>
-            </w:pPr>
-            <w:r>
-              <w:rPr>
-                <w:rFonts w:ascii="Arial" w:hAnsi="Arial" w:eastAsia="Arial"/>
-                <w:b w:val="0"/>
-                <w:i w:val="0"/>
-                <w:color w:val="263238"/>
-                <w:sz w:val="15"/>
-              </w:rPr>
-              <w:t>8.13%</w:t>
-            </w:r>
-          </w:p>
-        </w:tc>
-        <w:tc>
-          <w:tcPr>
-            <w:tcW w:type="dxa" w:w="1694"/>
-            <w:vAlign w:val="center"/>
-            <w:tcMar>
-              <w:top w:w="70" w:type="dxa"/>
-              <w:start w:w="90" w:type="dxa"/>
-              <w:bottom w:w="70" w:type="dxa"/>
-              <w:end w:w="90" w:type="dxa"/>
-            </w:tcMar>
-          </w:tcPr>
-          <w:p>
-            <w:pPr>
-              <w:spacing w:after="0" w:line="240" w:lineRule="auto"/>
-              <w:jc w:val="right"/>
-            </w:pPr>
-            <w:r>
-              <w:rPr>
-                <w:rFonts w:ascii="Arial" w:hAnsi="Arial" w:eastAsia="Arial"/>
-                <w:b w:val="0"/>
-                <w:i w:val="0"/>
-                <w:color w:val="263238"/>
-                <w:sz w:val="15"/>
-              </w:rPr>
-              <w:t>-5.80%</w:t>
-            </w:r>
-          </w:p>
-        </w:tc>
-        <w:tc>
-          <w:tcPr>
-            <w:tcW w:type="dxa" w:w="1694"/>
-            <w:vAlign w:val="center"/>
-            <w:tcMar>
-              <w:top w:w="70" w:type="dxa"/>
-              <w:start w:w="90" w:type="dxa"/>
-              <w:bottom w:w="70" w:type="dxa"/>
-              <w:end w:w="90" w:type="dxa"/>
-            </w:tcMar>
-          </w:tcPr>
-          <w:p>
-            <w:pPr>
-              <w:spacing w:after="0" w:line="240" w:lineRule="auto"/>
-              <w:jc w:val="right"/>
-            </w:pPr>
-            <w:r>
-              <w:rPr>
-                <w:rFonts w:ascii="Arial" w:hAnsi="Arial" w:eastAsia="Arial"/>
-                <w:b w:val="0"/>
-                <w:i w:val="0"/>
-                <w:color w:val="263238"/>
-                <w:sz w:val="15"/>
-              </w:rPr>
-              <w:t>33.52%</w:t>
-            </w:r>
-          </w:p>
-        </w:tc>
-      </w:tr>
-    </w:tbl>
-    <w:p>
-      <w:pPr>
-        <w:spacing w:after="20"/>
-      </w:pPr>
     </w:p>
     <w:p>
       <w:pPr>
-        <w:keepNext w:val="0"/>
-        <w:keepLines w:val="0"/>
+        <w:keepNext/>
+        <w:spacing w:before="260" w:after="100"/>
+      </w:pPr>
+      <w:r>
+        <w:rPr>
+          <w:rFonts w:ascii="Times New Roman" w:hAnsi="Times New Roman" w:eastAsia="Times New Roman"/>
+          <w:b/>
+          <w:i w:val="0"/>
+          <w:color w:val="171717"/>
+          <w:sz w:val="27"/>
+        </w:rPr>
+        <w:t>6. The model is useful precisely because it can disagree</w:t>
+      </w:r>
+    </w:p>
+    <w:p>
+      <w:pPr>
+        <w:keepLines/>
         <w:widowControl/>
-        <w:spacing w:before="0" w:after="84" w:line="252" w:lineRule="auto"/>
+        <w:spacing w:line="276" w:lineRule="auto" w:after="120"/>
+        <w:ind w:firstLine="0"/>
         <w:jc w:val="both"/>
       </w:pPr>
       <w:r>
@@ -3728,38 +688,18 @@
           <w:rFonts w:ascii="Times New Roman" w:hAnsi="Times New Roman" w:eastAsia="Times New Roman"/>
           <w:b w:val="0"/>
           <w:i w:val="0"/>
-          <w:color w:val="263238"/>
-          <w:sz w:val="18"/>
+          <w:color w:val="171717"/>
+          <w:sz w:val="22"/>
         </w:rPr>
-        <w:t xml:space="preserve">The small-account result is a separate one-basis-point shadow, not another row from the five-basis-point ledger. It began with $300, enforced $1 minimum orders, used nine-decimal fractional quantities, sold before buying, and included a $0.70 aggregate fee proxy. Twelve sub-minimum orders were skipped. It ended at </w:t>
-      </w:r>
-      <w:r>
-        <w:rPr>
-          <w:rFonts w:ascii="Times New Roman" w:hAnsi="Times New Roman" w:eastAsia="Times New Roman"/>
-          <w:b/>
-          <w:i w:val="0"/>
-          <w:color w:val="263238"/>
-          <w:sz w:val="18"/>
-        </w:rPr>
-        <w:t>$351.88</w:t>
-      </w:r>
-      <w:r>
-        <w:rPr>
-          <w:rFonts w:ascii="Times New Roman" w:hAnsi="Times New Roman" w:eastAsia="Times New Roman"/>
-          <w:b w:val="0"/>
-          <w:i w:val="0"/>
-          <w:color w:val="263238"/>
-          <w:sz w:val="18"/>
-        </w:rPr>
-        <w:t>, a gain of 17.29%. The simulation shows that the policy's mechanics do not require institutional capital; it does not verify fractional eligibility or fills at a broker.</w:t>
+        <w:t>A common critique of constrained-agent design is that deterministic rules do the substantive work while the model supplies an explanation afterward. If that were Finly's architecture, the AI component would indeed be ornamental. The relevant question is whether model judgment can alter the path without gaining control of the exposure.</w:t>
       </w:r>
     </w:p>
     <w:p>
       <w:pPr>
-        <w:keepNext w:val="0"/>
-        <w:keepLines w:val="0"/>
+        <w:keepLines/>
         <w:widowControl/>
-        <w:spacing w:before="0" w:after="84" w:line="252" w:lineRule="auto"/>
+        <w:spacing w:line="276" w:lineRule="auto" w:after="120"/>
+        <w:ind w:firstLine="346"/>
         <w:jc w:val="both"/>
       </w:pPr>
       <w:r>
@@ -3767,37 +707,18 @@
           <w:rFonts w:ascii="Times New Roman" w:hAnsi="Times New Roman" w:eastAsia="Times New Roman"/>
           <w:b w:val="0"/>
           <w:i w:val="0"/>
-          <w:color w:val="263238"/>
-          <w:sz w:val="18"/>
+          <w:color w:val="171717"/>
+          <w:sz w:val="22"/>
         </w:rPr>
-        <w:t>The decision implication is clear. An investor seeking the highest return in this consumed interval would have preferred SPY. A user seeking materially lower modeled path risk received that behavior from Finly: roughly half SPY's annualized volatility and a much smaller drawdown. The production policy should therefore be described as a defensive allocation with positive friction-stressed historical returns, not as a SPY-beating engine.</w:t>
+        <w:t>Finly's answer is the veto. Evidence may be ambiguous, temporally inconsistent, or poorly grounded even when the deterministic market inputs form a valid signal. A model can identify that tension and stop the handoff. It can also produce a structured assessment whose content is bound to the evidence it was shown. What it cannot do is resolve the tension by inventing a new position. This is a narrow form of agency, but it is genuine: the model changes whether the proposed action survives, while code retains what the action would be.</w:t>
       </w:r>
     </w:p>
     <w:p>
       <w:pPr>
-        <w:keepNext/>
-        <w:spacing w:before="240" w:after="120"/>
-        <w:pBdr>
-          <w:bottom w:val="single" w:sz="8" w:space="3" w:color="2E6F5C"/>
-        </w:pBdr>
-      </w:pPr>
-      <w:r>
-        <w:rPr>
-          <w:rFonts w:ascii="Arial" w:hAnsi="Arial" w:eastAsia="Arial"/>
-          <w:b/>
-          <w:i w:val="0"/>
-          <w:color w:val="0D2B43"/>
-          <w:sz w:val="27"/>
-        </w:rPr>
-        <w:t>7. The options compiler enforces authority at the final mile</w:t>
-      </w:r>
-    </w:p>
-    <w:p>
-      <w:pPr>
-        <w:keepNext w:val="0"/>
-        <w:keepLines w:val="0"/>
+        <w:keepLines/>
         <w:widowControl/>
-        <w:spacing w:before="0" w:after="84" w:line="252" w:lineRule="auto"/>
+        <w:spacing w:line="276" w:lineRule="auto" w:after="120"/>
+        <w:ind w:firstLine="346"/>
         <w:jc w:val="both"/>
       </w:pPr>
       <w:r>
@@ -3805,18 +726,18 @@
           <w:rFonts w:ascii="Times New Roman" w:hAnsi="Times New Roman" w:eastAsia="Times New Roman"/>
           <w:b w:val="0"/>
           <w:i w:val="0"/>
-          <w:color w:val="263238"/>
-          <w:sz w:val="18"/>
+          <w:color w:val="171717"/>
+          <w:sz w:val="22"/>
         </w:rPr>
-        <w:t>The options component begins only after a view has survived the earlier controls. Deterministic code chooses the direction and horizon, selects the defined-risk spread structure, calculates the debit and payoff bounds, and constructs the typed intent. The local model may assess the evidence for that view, but it cannot compose the order. The gateway accepts the echoed intent only on exact equality [10,11].</w:t>
+        <w:t>The architecture also answers the “more data is always better” intuition. Additional information has value only if its provenance, timing, and role can be stated. A social post, a news report, a prediction market, and a regulatory filing are not interchangeable votes. Aggregating them merely because they point in the same direction can transform common-source repetition into false confidence. Finly therefore treats interpretation as a challenge process rather than a popularity count. The model may ask whether sources cohere, but the quantity of text cannot create permission.</w:t>
       </w:r>
     </w:p>
     <w:p>
       <w:pPr>
-        <w:keepNext w:val="0"/>
-        <w:keepLines w:val="0"/>
+        <w:keepLines/>
         <w:widowControl/>
-        <w:spacing w:before="0" w:after="84" w:line="252" w:lineRule="auto"/>
+        <w:spacing w:line="276" w:lineRule="auto" w:after="120"/>
+        <w:ind w:firstLine="346"/>
         <w:jc w:val="both"/>
       </w:pPr>
       <w:r>
@@ -3824,98 +745,34 @@
           <w:rFonts w:ascii="Times New Roman" w:hAnsi="Times New Roman" w:eastAsia="Times New Roman"/>
           <w:b w:val="0"/>
           <w:i w:val="0"/>
-          <w:color w:val="263238"/>
-          <w:sz w:val="18"/>
+          <w:color w:val="171717"/>
+          <w:sz w:val="22"/>
         </w:rPr>
-        <w:t xml:space="preserve">In the checked synthetic fixture, code constructed a one-contract SPY 560/550 bear-put debit spread at a $3.66 debit, fixing maximum loss at </w:t>
+        <w:t>There is still a hard limitation. A veto-capable model may reject useful trades for reasons that are difficult to calibrate, and a bounded evidence bundle may omit information that an expert would consider decisive. Controlled delegation reduces one class of failure; it does not solve market inference. The design should therefore be evaluated on two axes that must remain separate: whether the boundary holds, and whether the underlying policy makes money. Strong control evidence cannot substitute for weak economic evidence. Strong economic evidence, when it eventually exists, should not be allowed to dissolve the control boundary.</w:t>
       </w:r>
+    </w:p>
+    <w:p>
+      <w:pPr>
+        <w:keepNext/>
+        <w:spacing w:before="260" w:after="100"/>
+      </w:pPr>
       <w:r>
         <w:rPr>
           <w:rFonts w:ascii="Times New Roman" w:hAnsi="Times New Roman" w:eastAsia="Times New Roman"/>
           <w:b/>
           <w:i w:val="0"/>
-          <w:color w:val="263238"/>
-          <w:sz w:val="18"/>
+          <w:color w:val="171717"/>
+          <w:sz w:val="27"/>
         </w:rPr>
-        <w:t>$366</w:t>
-      </w:r>
-      <w:r>
-        <w:rPr>
-          <w:rFonts w:ascii="Times New Roman" w:hAnsi="Times New Roman" w:eastAsia="Times New Roman"/>
-          <w:b w:val="0"/>
-          <w:i w:val="0"/>
-          <w:color w:val="263238"/>
-          <w:sz w:val="18"/>
-        </w:rPr>
-        <w:t xml:space="preserve"> and maximum gain at </w:t>
-      </w:r>
-      <w:r>
-        <w:rPr>
-          <w:rFonts w:ascii="Times New Roman" w:hAnsi="Times New Roman" w:eastAsia="Times New Roman"/>
-          <w:b/>
-          <w:i w:val="0"/>
-          <w:color w:val="263238"/>
-          <w:sz w:val="18"/>
-        </w:rPr>
-        <w:t>$634</w:t>
-      </w:r>
-      <w:r>
-        <w:rPr>
-          <w:rFonts w:ascii="Times New Roman" w:hAnsi="Times New Roman" w:eastAsia="Times New Roman"/>
-          <w:b w:val="0"/>
-          <w:i w:val="0"/>
-          <w:color w:val="263238"/>
-          <w:sz w:val="18"/>
-        </w:rPr>
-        <w:t xml:space="preserve">. Four evidence-family removals and 32 perturbations produced no direction flip. Conflicting evidence produced </w:t>
-      </w:r>
-      <w:r>
-        <w:rPr>
-          <w:rFonts w:ascii="Menlo" w:hAnsi="Menlo" w:eastAsia="Menlo"/>
-          <w:b w:val="0"/>
-          <w:i w:val="0"/>
-          <w:color w:val="263238"/>
-          <w:sz w:val="16"/>
-        </w:rPr>
-        <w:t>NO_TRADE</w:t>
-      </w:r>
-      <w:r>
-        <w:rPr>
-          <w:rFonts w:ascii="Times New Roman" w:hAnsi="Times New Roman" w:eastAsia="Times New Roman"/>
-          <w:b w:val="0"/>
-          <w:i w:val="0"/>
-          <w:color w:val="263238"/>
-          <w:sz w:val="18"/>
-        </w:rPr>
-        <w:t xml:space="preserve">, </w:t>
-      </w:r>
-      <w:r>
-        <w:rPr>
-          <w:rFonts w:ascii="Menlo" w:hAnsi="Menlo" w:eastAsia="Menlo"/>
-          <w:b w:val="0"/>
-          <w:i w:val="0"/>
-          <w:color w:val="263238"/>
-          <w:sz w:val="16"/>
-        </w:rPr>
-        <w:t>certified:false</w:t>
-      </w:r>
-      <w:r>
-        <w:rPr>
-          <w:rFonts w:ascii="Times New Roman" w:hAnsi="Times New Roman" w:eastAsia="Times New Roman"/>
-          <w:b w:val="0"/>
-          <w:i w:val="0"/>
-          <w:color w:val="263238"/>
-          <w:sz w:val="18"/>
-        </w:rPr>
-        <w:t>, no permit, and a null payload [12].</w:t>
+        <w:t>7. Two future-only tests, and no result yet</w:t>
       </w:r>
     </w:p>
     <w:p>
       <w:pPr>
-        <w:keepNext w:val="0"/>
-        <w:keepLines w:val="0"/>
+        <w:keepLines/>
         <w:widowControl/>
-        <w:spacing w:before="0" w:after="84" w:line="252" w:lineRule="auto"/>
+        <w:spacing w:line="276" w:lineRule="auto" w:after="120"/>
+        <w:ind w:firstLine="0"/>
         <w:jc w:val="both"/>
       </w:pPr>
       <w:r>
@@ -3923,18 +780,18 @@
           <w:rFonts w:ascii="Times New Roman" w:hAnsi="Times New Roman" w:eastAsia="Times New Roman"/>
           <w:b w:val="0"/>
           <w:i w:val="0"/>
-          <w:color w:val="263238"/>
-          <w:sz w:val="18"/>
+          <w:color w:val="171717"/>
+          <w:sz w:val="22"/>
         </w:rPr>
-        <w:t>An authenticated Alpaca paper-account call also verified read-only access through the official MCP surface. Mutation remained disabled; no order was submitted, accepted, executed, or filled. That is the correct stopping point for the present claim. The broker check demonstrates that the integration can reach an authenticated account without silently broadening authority. It does not convert the synthetic spread into performance evidence.</w:t>
+        <w:t>The proper response to consumed evidence is not another retrospective variation presented with greater confidence. It is a future test whose rules exist before the eligible inputs. Finly has registered two such attempts. They have different research roles, but the same evidential constraint: neither can inherit a performance conclusion from data observed before registration.</w:t>
       </w:r>
     </w:p>
     <w:p>
       <w:pPr>
-        <w:keepNext w:val="0"/>
-        <w:keepLines w:val="0"/>
+        <w:keepLines/>
         <w:widowControl/>
-        <w:spacing w:before="0" w:after="84" w:line="252" w:lineRule="auto"/>
+        <w:spacing w:line="276" w:lineRule="auto" w:after="120"/>
+        <w:ind w:firstLine="346"/>
         <w:jc w:val="both"/>
       </w:pPr>
       <w:r>
@@ -3942,37 +799,18 @@
           <w:rFonts w:ascii="Times New Roman" w:hAnsi="Times New Roman" w:eastAsia="Times New Roman"/>
           <w:b w:val="0"/>
           <w:i w:val="0"/>
-          <w:color w:val="263238"/>
-          <w:sz w:val="18"/>
+          <w:color w:val="171717"/>
+          <w:sz w:val="22"/>
         </w:rPr>
-        <w:t>This division is the product-level result. A model can be persuasive and still fail equality. A backtest can be attractive and still fail promotion. A broker connection can succeed and still lack permission to mutate the account. The same principle survives at three levels of the system.</w:t>
+        <w:t>Attempt 115 asks a bounded question about the frozen equity policy family. It preserves the incumbent while registering a challenger whose risk estimate responds differently to adverse returns [13]. Attempt 116 is an options-volatility shadow compiler adapted from a pinned, attributed source; it excludes order construction, sizing, broker mutation, historical scoring, and production integration [14]. These descriptions state what the protocols are designed to test. They do not state that either test works.</w:t>
       </w:r>
     </w:p>
     <w:p>
       <w:pPr>
-        <w:keepNext/>
-        <w:spacing w:before="240" w:after="120"/>
-        <w:pBdr>
-          <w:bottom w:val="single" w:sz="8" w:space="3" w:color="2E6F5C"/>
-        </w:pBdr>
-      </w:pPr>
-      <w:r>
-        <w:rPr>
-          <w:rFonts w:ascii="Arial" w:hAnsi="Arial" w:eastAsia="Arial"/>
-          <w:b/>
-          <w:i w:val="0"/>
-          <w:color w:val="0D2B43"/>
-          <w:sz w:val="27"/>
-        </w:rPr>
-        <w:t>8. Attempt 114 makes the next test public before the signal</w:t>
-      </w:r>
-    </w:p>
-    <w:p>
-      <w:pPr>
-        <w:keepNext w:val="0"/>
-        <w:keepLines w:val="0"/>
+        <w:keepLines/>
         <w:widowControl/>
-        <w:spacing w:before="0" w:after="84" w:line="252" w:lineRule="auto"/>
+        <w:spacing w:line="276" w:lineRule="auto" w:after="120"/>
+        <w:ind w:firstLine="346"/>
         <w:jc w:val="both"/>
       </w:pPr>
       <w:r>
@@ -3980,79 +818,18 @@
           <w:rFonts w:ascii="Times New Roman" w:hAnsi="Times New Roman" w:eastAsia="Times New Roman"/>
           <w:b w:val="0"/>
           <w:i w:val="0"/>
-          <w:color w:val="263238"/>
-          <w:sz w:val="18"/>
+          <w:color w:val="171717"/>
+          <w:sz w:val="22"/>
         </w:rPr>
-        <w:t xml:space="preserve">Retrospective refinement cannot answer the remaining economic question. Attempt 114 therefore freezes the incumbent production policy and its evaluation before the first signal. On 30 August 2026, commit </w:t>
-      </w:r>
-      <w:hyperlink r:id="rId12">
-        <w:r>
-          <w:rPr>
-            <w:rFonts w:ascii="Times New Roman" w:hAnsi="Times New Roman"/>
-            <w:color w:val="2E6F5C"/>
-            <w:sz w:val="18"/>
-            <w:u w:val="single"/>
-          </w:rPr>
-          <w:t>38a999c</w:t>
-        </w:r>
-      </w:hyperlink>
-      <w:r>
-        <w:rPr>
-          <w:rFonts w:ascii="Times New Roman" w:hAnsi="Times New Roman" w:eastAsia="Times New Roman"/>
-          <w:b w:val="0"/>
-          <w:i w:val="0"/>
-          <w:color w:val="263238"/>
-          <w:sz w:val="18"/>
-        </w:rPr>
-        <w:t xml:space="preserve"> publicly recorded the protocol and a manifest binding </w:t>
-      </w:r>
-      <w:r>
-        <w:rPr>
-          <w:rFonts w:ascii="Times New Roman" w:hAnsi="Times New Roman" w:eastAsia="Times New Roman"/>
-          <w:b/>
-          <w:i w:val="0"/>
-          <w:color w:val="263238"/>
-          <w:sz w:val="18"/>
-        </w:rPr>
-        <w:t>17 named source files</w:t>
-      </w:r>
-      <w:r>
-        <w:rPr>
-          <w:rFonts w:ascii="Times New Roman" w:hAnsi="Times New Roman" w:eastAsia="Times New Roman"/>
-          <w:b w:val="0"/>
-          <w:i w:val="0"/>
-          <w:color w:val="263238"/>
-          <w:sz w:val="18"/>
-        </w:rPr>
-        <w:t xml:space="preserve">. The associated GitHub workflow completed successfully at 04:43:05 UTC, before the exclusive first-signal deadline of 20:00 UTC on 31 August. A fixed collection then made </w:t>
-      </w:r>
-      <w:r>
-        <w:rPr>
-          <w:rFonts w:ascii="Times New Roman" w:hAnsi="Times New Roman" w:eastAsia="Times New Roman"/>
-          <w:b/>
-          <w:i w:val="0"/>
-          <w:color w:val="263238"/>
-          <w:sz w:val="18"/>
-        </w:rPr>
-        <w:t>23 unauthenticated public GET requests</w:t>
-      </w:r>
-      <w:r>
-        <w:rPr>
-          <w:rFonts w:ascii="Times New Roman" w:hAnsi="Times New Roman" w:eastAsia="Times New Roman"/>
-          <w:b w:val="0"/>
-          <w:i w:val="0"/>
-          <w:color w:val="263238"/>
-          <w:sz w:val="18"/>
-        </w:rPr>
-        <w:t xml:space="preserve"> to re-fetch the repository, commit, workflow, jobs, workflow file, runtime manifest, and each bound source file [13–15].</w:t>
+        <w:t>The authorized outcome statement is therefore deliberately empty. Attempts 115 and 116 are publicly registered future-only tests. As of 2026-08-30T08:10:52.000Z, each had zero observed outcomes, and neither supports a performance claim. [11,13,14] Their public receipts establish a GitHub platform record whose bound files can be checked. They are not independent cryptographic timestamps, proof of market-data provenance, broker execution records, or outcome evidence [11].</w:t>
       </w:r>
     </w:p>
     <w:p>
       <w:pPr>
-        <w:keepNext w:val="0"/>
-        <w:keepLines w:val="0"/>
+        <w:keepLines/>
         <w:widowControl/>
-        <w:spacing w:before="0" w:after="84" w:line="252" w:lineRule="auto"/>
+        <w:spacing w:line="276" w:lineRule="auto" w:after="120"/>
+        <w:ind w:firstLine="346"/>
         <w:jc w:val="both"/>
       </w:pPr>
       <w:r>
@@ -4060,118 +837,18 @@
           <w:rFonts w:ascii="Times New Roman" w:hAnsi="Times New Roman" w:eastAsia="Times New Roman"/>
           <w:b w:val="0"/>
           <w:i w:val="0"/>
-          <w:color w:val="263238"/>
-          <w:sz w:val="18"/>
+          <w:color w:val="171717"/>
+          <w:sz w:val="22"/>
         </w:rPr>
-        <w:t xml:space="preserve">The protocol requires 254 consecutive signal commitments to create the first 252 settlements. Commitment </w:t>
-      </w:r>
-      <w:r>
-        <w:rPr>
-          <w:rFonts w:ascii="Menlo" w:hAnsi="Menlo" w:eastAsia="Menlo"/>
-          <w:b w:val="0"/>
-          <w:i w:val="0"/>
-          <w:color w:val="263238"/>
-          <w:sz w:val="16"/>
-        </w:rPr>
-        <w:t>N</w:t>
-      </w:r>
-      <w:r>
-        <w:rPr>
-          <w:rFonts w:ascii="Times New Roman" w:hAnsi="Times New Roman" w:eastAsia="Times New Roman"/>
-          <w:b w:val="0"/>
-          <w:i w:val="0"/>
-          <w:color w:val="263238"/>
-          <w:sz w:val="18"/>
-        </w:rPr>
-        <w:t xml:space="preserve"> is formed after close </w:t>
-      </w:r>
-      <w:r>
-        <w:rPr>
-          <w:rFonts w:ascii="Menlo" w:hAnsi="Menlo" w:eastAsia="Menlo"/>
-          <w:b w:val="0"/>
-          <w:i w:val="0"/>
-          <w:color w:val="263238"/>
-          <w:sz w:val="16"/>
-        </w:rPr>
-        <w:t>S_N</w:t>
-      </w:r>
-      <w:r>
-        <w:rPr>
-          <w:rFonts w:ascii="Times New Roman" w:hAnsi="Times New Roman" w:eastAsia="Times New Roman"/>
-          <w:b w:val="0"/>
-          <w:i w:val="0"/>
-          <w:color w:val="263238"/>
-          <w:sz w:val="18"/>
-        </w:rPr>
-        <w:t xml:space="preserve">, modeled at close </w:t>
-      </w:r>
-      <w:r>
-        <w:rPr>
-          <w:rFonts w:ascii="Menlo" w:hAnsi="Menlo" w:eastAsia="Menlo"/>
-          <w:b w:val="0"/>
-          <w:i w:val="0"/>
-          <w:color w:val="263238"/>
-          <w:sz w:val="16"/>
-        </w:rPr>
-        <w:t>S_N+1</w:t>
-      </w:r>
-      <w:r>
-        <w:rPr>
-          <w:rFonts w:ascii="Times New Roman" w:hAnsi="Times New Roman" w:eastAsia="Times New Roman"/>
-          <w:b w:val="0"/>
-          <w:i w:val="0"/>
-          <w:color w:val="263238"/>
-          <w:sz w:val="18"/>
-        </w:rPr>
-        <w:t xml:space="preserve">, and earns the adjusted close-to-close return from </w:t>
-      </w:r>
-      <w:r>
-        <w:rPr>
-          <w:rFonts w:ascii="Menlo" w:hAnsi="Menlo" w:eastAsia="Menlo"/>
-          <w:b w:val="0"/>
-          <w:i w:val="0"/>
-          <w:color w:val="263238"/>
-          <w:sz w:val="16"/>
-        </w:rPr>
-        <w:t>S_N+1</w:t>
-      </w:r>
-      <w:r>
-        <w:rPr>
-          <w:rFonts w:ascii="Times New Roman" w:hAnsi="Times New Roman" w:eastAsia="Times New Roman"/>
-          <w:b w:val="0"/>
-          <w:i w:val="0"/>
-          <w:color w:val="263238"/>
-          <w:sz w:val="18"/>
-        </w:rPr>
-        <w:t xml:space="preserve"> to </w:t>
-      </w:r>
-      <w:r>
-        <w:rPr>
-          <w:rFonts w:ascii="Menlo" w:hAnsi="Menlo" w:eastAsia="Menlo"/>
-          <w:b w:val="0"/>
-          <w:i w:val="0"/>
-          <w:color w:val="263238"/>
-          <w:sz w:val="16"/>
-        </w:rPr>
-        <w:t>S_N+2</w:t>
-      </w:r>
-      <w:r>
-        <w:rPr>
-          <w:rFonts w:ascii="Times New Roman" w:hAnsi="Times New Roman" w:eastAsia="Times New Roman"/>
-          <w:b w:val="0"/>
-          <w:i w:val="0"/>
-          <w:color w:val="263238"/>
-          <w:sz w:val="18"/>
-        </w:rPr>
-        <w:t>. Every commitment must receive a verified publication anchor before its execution close, and every outcome requires independently reconciled price lineage. There is no skipping, backfill, replacement window, policy change, repeated confirmatory test, or optional stopping.</w:t>
+        <w:t>Why present an experiment before it has results? Because the absence of results is what gives the registration its meaning. A protocol published after a favorable observation would explain what the researcher chose to keep. A protocol published before any eligible observation defines what the researcher has agreed not to change. The former can document history; the latter can constrain the future.</w:t>
       </w:r>
     </w:p>
     <w:p>
       <w:pPr>
-        <w:keepNext w:val="0"/>
-        <w:keepLines w:val="0"/>
+        <w:keepLines/>
         <w:widowControl/>
-        <w:spacing w:before="0" w:after="84" w:line="252" w:lineRule="auto"/>
+        <w:spacing w:line="276" w:lineRule="auto" w:after="120"/>
+        <w:ind w:firstLine="346"/>
         <w:jc w:val="both"/>
       </w:pPr>
       <w:r>
@@ -4179,38 +856,34 @@
           <w:rFonts w:ascii="Times New Roman" w:hAnsi="Times New Roman" w:eastAsia="Times New Roman"/>
           <w:b w:val="0"/>
           <w:i w:val="0"/>
-          <w:color w:val="263238"/>
-          <w:sz w:val="18"/>
+          <w:color w:val="171717"/>
+          <w:sz w:val="22"/>
         </w:rPr>
-        <w:t xml:space="preserve">All books begin with $100,000 in BIL and use the same five-basis-point one-way charge on each absolute SPY and BIL traded-notional leg. The primary endpoint is the mean daily net log-return difference between </w:t>
-      </w:r>
-      <w:r>
-        <w:rPr>
-          <w:rFonts w:ascii="Menlo" w:hAnsi="Menlo" w:eastAsia="Menlo"/>
-          <w:b w:val="0"/>
-          <w:i w:val="0"/>
-          <w:color w:val="263238"/>
-          <w:sz w:val="16"/>
-        </w:rPr>
-        <w:t>tsmom_ensemble_vol</w:t>
-      </w:r>
-      <w:r>
-        <w:rPr>
-          <w:rFonts w:ascii="Times New Roman" w:hAnsi="Times New Roman" w:eastAsia="Times New Roman"/>
-          <w:b w:val="0"/>
-          <w:i w:val="0"/>
-          <w:color w:val="263238"/>
-          <w:sz w:val="18"/>
-        </w:rPr>
-        <w:t xml:space="preserve"> and SPY over 252 intervals. The fixed test is a one-sided, null-centered stationary block bootstrap with 4,999 resamples, a 20-session expected block, seed 20260829, and an alpha of 0.05. The session-60 checkpoint may report engineering integrity—counts, hashes, chain continuity, replay equality, ledger separation, and anchor verification—but may not reveal returns, equity, p-values, or a profitability decision.</w:t>
+        <w:t>This prospective boundary also protects the qualitative story. Finly cannot quietly replace a failed test with a more favorable interval, report an interim result as though the stopping rule had been satisfied, or transfer the options shadow's eventual behavior to the equity policy. Each object must earn only its own conclusion. The repository is thus not a collection of increasingly confident backtests. It is a record of claims whose permissions are intentionally difficult to expand.</w:t>
       </w:r>
     </w:p>
     <w:p>
       <w:pPr>
-        <w:keepNext w:val="0"/>
+        <w:keepNext/>
+        <w:spacing w:before="260" w:after="100"/>
+      </w:pPr>
+      <w:r>
+        <w:rPr>
+          <w:rFonts w:ascii="Times New Roman" w:hAnsi="Times New Roman" w:eastAsia="Times New Roman"/>
+          <w:b/>
+          <w:i w:val="0"/>
+          <w:color w:val="171717"/>
+          <w:sz w:val="27"/>
+        </w:rPr>
+        <w:t>8. Comparison without an invented leaderboard</w:t>
+      </w:r>
+    </w:p>
+    <w:p>
+      <w:pPr>
         <w:keepLines/>
         <w:widowControl/>
-        <w:spacing w:before="0" w:after="84" w:line="252" w:lineRule="auto"/>
+        <w:spacing w:line="276" w:lineRule="auto" w:after="120"/>
+        <w:ind w:firstLine="0"/>
         <w:jc w:val="both"/>
       </w:pPr>
       <w:r>
@@ -4218,37 +891,18 @@
           <w:rFonts w:ascii="Times New Roman" w:hAnsi="Times New Roman" w:eastAsia="Times New Roman"/>
           <w:b w:val="0"/>
           <w:i w:val="0"/>
-          <w:color w:val="263238"/>
-          <w:sz w:val="18"/>
+          <w:color w:val="171717"/>
+          <w:sz w:val="22"/>
         </w:rPr>
-        <w:t>The publication receipt has a precise assurance boundary. It records a reproducible public GitHub pointer, a successful workflow, and observed publication before the deadline. It is not an independent cryptographic timestamp, does not establish the market-data provider's origin, does not prove broker execution, and does not permit performance inference before the full 254/252 evidence requirement is met. Those limits are not boilerplate. They explain exactly what the next result must earn.</w:t>
+        <w:t>A hackathon naturally invites comparison. Yet a financial comparison is meaningful only if the strategies share a panel, chronology, execution assumptions, and a reproducible definition of return. A project that publishes no compatible profit and loss cannot be treated as having earned zero; nor can its absence be converted into evidence that another project won.</w:t>
       </w:r>
     </w:p>
     <w:p>
       <w:pPr>
-        <w:keepNext/>
-        <w:spacing w:before="240" w:after="120"/>
-        <w:pBdr>
-          <w:bottom w:val="single" w:sz="8" w:space="3" w:color="2E6F5C"/>
-        </w:pBdr>
-      </w:pPr>
-      <w:r>
-        <w:rPr>
-          <w:rFonts w:ascii="Arial" w:hAnsi="Arial" w:eastAsia="Arial"/>
-          <w:b/>
-          <w:i w:val="0"/>
-          <w:color w:val="0D2B43"/>
-          <w:sz w:val="27"/>
-        </w:rPr>
-        <w:t>9. What the evidence supports now</w:t>
-      </w:r>
-    </w:p>
-    <w:p>
-      <w:pPr>
-        <w:keepNext w:val="0"/>
-        <w:keepLines w:val="0"/>
+        <w:keepLines/>
         <w:widowControl/>
-        <w:spacing w:before="0" w:after="84" w:line="252" w:lineRule="auto"/>
+        <w:spacing w:line="276" w:lineRule="auto" w:after="120"/>
+        <w:ind w:firstLine="346"/>
         <w:jc w:val="both"/>
       </w:pPr>
       <w:r>
@@ -4256,18 +910,18 @@
           <w:rFonts w:ascii="Times New Roman" w:hAnsi="Times New Roman" w:eastAsia="Times New Roman"/>
           <w:b w:val="0"/>
           <w:i w:val="0"/>
-          <w:color w:val="263238"/>
-          <w:sz w:val="18"/>
+          <w:color w:val="171717"/>
+          <w:sz w:val="22"/>
         </w:rPr>
-        <w:t>Finly has already answered the architectural question. The model can interpret evidence and veto a proposal while deterministic code retains control of capital-bearing fields. The checked compiler fixes payoff bounds, refuses malformed or conflicting intent, and reaches an authenticated paper account without obtaining mutation authority. That is a demonstrable controlled-delegation system rather than an autonomy slogan.</w:t>
+        <w:t>The release gate states the field boundary precisely. At the Generation 7 capture, 20 projects were visible and zero supplied an exact same-panel submitted-options comparator; missing P&amp;L is unknown, never zero, and supports neither a return matchup nor a competitor rank. [11] This aggregate finding is useful because it defines what the available evidence cannot answer. It does not criticize another team, and it does not authorize Finly to declare itself financially superior.</w:t>
       </w:r>
     </w:p>
     <w:p>
       <w:pPr>
-        <w:keepNext w:val="0"/>
-        <w:keepLines w:val="0"/>
+        <w:keepLines/>
         <w:widowControl/>
-        <w:spacing w:before="0" w:after="84" w:line="252" w:lineRule="auto"/>
+        <w:spacing w:line="276" w:lineRule="auto" w:after="120"/>
+        <w:ind w:firstLine="346"/>
         <w:jc w:val="both"/>
       </w:pPr>
       <w:r>
@@ -4275,18 +929,50 @@
           <w:rFonts w:ascii="Times New Roman" w:hAnsi="Times New Roman" w:eastAsia="Times New Roman"/>
           <w:b w:val="0"/>
           <w:i w:val="0"/>
-          <w:color w:val="263238"/>
-          <w:sz w:val="18"/>
+          <w:color w:val="171717"/>
+          <w:sz w:val="22"/>
         </w:rPr>
-        <w:t>The economic record is more nuanced and therefore more credible. G4 produced the project's strongest historical return, but its growth exposure, adaptive provenance, and four failed promotion gates prevented adoption. The frozen production policy then delivered what its design predicts: positive friction-stressed historical returns and much smaller drawdown, at the cost of substantial upside relative to SPY. Neither object supports a claim about next month's winner.</w:t>
+        <w:t>The case for Finly must therefore be comparative in a different sense. Judges can ask whether the project distinguishes retrospective from prospective evidence, whether its performance language matches its execution model, whether the AI component's rights are explicit, whether a favorable survivor can actually fail promotion, and whether the next experiment was registered before its outcomes. These are observable properties of the submission. They do not require an invented cross-project return chart.</w:t>
       </w:r>
     </w:p>
     <w:p>
       <w:pPr>
-        <w:keepNext w:val="0"/>
-        <w:keepLines w:val="0"/>
+        <w:keepNext/>
+        <w:spacing w:before="260" w:after="100"/>
+      </w:pPr>
+      <w:r>
+        <w:rPr>
+          <w:rFonts w:ascii="Times New Roman" w:hAnsi="Times New Roman" w:eastAsia="Times New Roman"/>
+          <w:b/>
+          <w:i w:val="0"/>
+          <w:color w:val="171717"/>
+          <w:sz w:val="27"/>
+        </w:rPr>
+        <w:t>9. Counterarguments and failure analysis</w:t>
+      </w:r>
+    </w:p>
+    <w:p>
+      <w:pPr>
+        <w:keepNext/>
+        <w:spacing w:before="160" w:after="80"/>
+      </w:pPr>
+      <w:r>
+        <w:rPr>
+          <w:rFonts w:ascii="Times New Roman" w:hAnsi="Times New Roman" w:eastAsia="Times New Roman"/>
+          <w:b/>
+          <w:i/>
+          <w:color w:val="171717"/>
+          <w:sz w:val="22"/>
+        </w:rPr>
+        <w:t>9.1 A safe system that cannot prove profit may still be economically weak</w:t>
+      </w:r>
+    </w:p>
+    <w:p>
+      <w:pPr>
+        <w:keepLines/>
         <w:widowControl/>
-        <w:spacing w:before="0" w:after="84" w:line="252" w:lineRule="auto"/>
+        <w:spacing w:line="276" w:lineRule="auto" w:after="120"/>
+        <w:ind w:firstLine="0"/>
         <w:jc w:val="both"/>
       </w:pPr>
       <w:r>
@@ -4294,18 +980,18 @@
           <w:rFonts w:ascii="Times New Roman" w:hAnsi="Times New Roman" w:eastAsia="Times New Roman"/>
           <w:b w:val="0"/>
           <w:i w:val="0"/>
-          <w:color w:val="263238"/>
-          <w:sz w:val="18"/>
+          <w:color w:val="171717"/>
+          <w:sz w:val="22"/>
         </w:rPr>
-        <w:t>Attempt 114 is the bridge between those conclusions. Its public pre-signal freeze makes the policy, runtime, chronology, costs, comparator, endpoint, and stopping rule inspectable before performance exists. The next decision is no longer “find a better chart.” It is “complete the 254 commitments and 252 reconciled settlements without changing the experiment.” A positive prospective result would strengthen the economic case; a negative result would remain informative because the policy cannot be rewritten to escape it.</w:t>
+        <w:t>The most serious objection is not technical. It is that a trading project is ultimately supposed to make money. A system can possess immaculate controls and still allocate capital poorly. Finly's production study does not defeat this objection; it confirms part of it, because SPY produced the larger total return in the consumed interval. The project should not ask judges or future users to treat risk control as a synonym for value.</w:t>
       </w:r>
     </w:p>
     <w:p>
       <w:pPr>
-        <w:keepNext w:val="0"/>
-        <w:keepLines w:val="0"/>
+        <w:keepLines/>
         <w:widowControl/>
-        <w:spacing w:before="0" w:after="84" w:line="252" w:lineRule="auto"/>
+        <w:spacing w:line="276" w:lineRule="auto" w:after="120"/>
+        <w:ind w:firstLine="346"/>
         <w:jc w:val="both"/>
       </w:pPr>
       <w:r>
@@ -4313,26 +999,223 @@
           <w:rFonts w:ascii="Times New Roman" w:hAnsi="Times New Roman" w:eastAsia="Times New Roman"/>
           <w:b w:val="0"/>
           <w:i w:val="0"/>
-          <w:color w:val="263238"/>
-          <w:sz w:val="18"/>
+          <w:color w:val="171717"/>
+          <w:sz w:val="22"/>
         </w:rPr>
-        <w:t>The unresolved questions are empirical: will the defensive risk profile persist, will the primary SPY comparison support a positive net log-return edge, and will broker-shadow accounting reconcile once actual paper receipts exist? Finly does not answer those questions early. Its contribution is to make early answers unnecessary—and later answers believable.</w:t>
+        <w:t>The reply is conditional. If the sole objective is maximum historical total return in the stated period, Finly has not established a reason to prefer production v1. If the objective includes limiting modeled volatility and drawdown while retaining a rule that can be tested prospectively, the policy supplies relevant evidence. The economic question remains open because preferences over that tradeoff and future outcomes remain open. Controlled delegation does not settle the objective function. It makes the evidence for each objective harder to confuse.</w:t>
       </w:r>
     </w:p>
     <w:p>
       <w:pPr>
         <w:keepNext/>
-        <w:spacing w:before="240" w:after="120"/>
-        <w:pBdr>
-          <w:bottom w:val="single" w:sz="8" w:space="3" w:color="2E6F5C"/>
-        </w:pBdr>
+        <w:spacing w:before="160" w:after="80"/>
       </w:pPr>
       <w:r>
         <w:rPr>
-          <w:rFonts w:ascii="Arial" w:hAnsi="Arial" w:eastAsia="Arial"/>
+          <w:rFonts w:ascii="Times New Roman" w:hAnsi="Times New Roman" w:eastAsia="Times New Roman"/>
+          <w:b/>
+          <w:i/>
+          <w:color w:val="171717"/>
+          <w:sz w:val="22"/>
+        </w:rPr>
+        <w:t>9.2 Refusal can become an unfalsifiable success condition</w:t>
+      </w:r>
+    </w:p>
+    <w:p>
+      <w:pPr>
+        <w:keepLines/>
+        <w:widowControl/>
+        <w:spacing w:line="276" w:lineRule="auto" w:after="120"/>
+        <w:ind w:firstLine="0"/>
+        <w:jc w:val="both"/>
+      </w:pPr>
+      <w:r>
+        <w:rPr>
+          <w:rFonts w:ascii="Times New Roman" w:hAnsi="Times New Roman" w:eastAsia="Times New Roman"/>
+          <w:b w:val="0"/>
+          <w:i w:val="0"/>
+          <w:color w:val="171717"/>
+          <w:sz w:val="22"/>
+        </w:rPr>
+        <w:t>A second objection concerns the product story itself. If every failed performance test is reinterpreted as proof that the controls work, Finly could never lose. That would be an elegant form of immunization: a good return would support the strategy, while a bad return would support the epistemology.</w:t>
+      </w:r>
+    </w:p>
+    <w:p>
+      <w:pPr>
+        <w:keepLines/>
+        <w:widowControl/>
+        <w:spacing w:line="276" w:lineRule="auto" w:after="120"/>
+        <w:ind w:firstLine="346"/>
+        <w:jc w:val="both"/>
+      </w:pPr>
+      <w:r>
+        <w:rPr>
+          <w:rFonts w:ascii="Times New Roman" w:hAnsi="Times New Roman" w:eastAsia="Times New Roman"/>
+          <w:b w:val="0"/>
+          <w:i w:val="0"/>
+          <w:color w:val="171717"/>
+          <w:sz w:val="22"/>
+        </w:rPr>
+        <w:t>This objection is correct unless success is divided in advance. Boundary success means that authority did not expand when a gate failed. Economic success means that the frozen policy satisfied a declared performance endpoint. The former can occur while the latter fails. Finly's present evidence supports bounded historical and methodological claims; it does not support profitability. Attempts 115 and 116 preserve that distinction by beginning with zero outcomes and by withholding performance language until their own conditions are met.</w:t>
+      </w:r>
+    </w:p>
+    <w:p>
+      <w:pPr>
+        <w:keepNext/>
+        <w:spacing w:before="160" w:after="80"/>
+      </w:pPr>
+      <w:r>
+        <w:rPr>
+          <w:rFonts w:ascii="Times New Roman" w:hAnsi="Times New Roman" w:eastAsia="Times New Roman"/>
+          <w:b/>
+          <w:i/>
+          <w:color w:val="171717"/>
+          <w:sz w:val="22"/>
+        </w:rPr>
+        <w:t>9.3 Deterministic code can be confidently wrong</w:t>
+      </w:r>
+    </w:p>
+    <w:p>
+      <w:pPr>
+        <w:keepLines/>
+        <w:widowControl/>
+        <w:spacing w:line="276" w:lineRule="auto" w:after="120"/>
+        <w:ind w:firstLine="0"/>
+        <w:jc w:val="both"/>
+      </w:pPr>
+      <w:r>
+        <w:rPr>
+          <w:rFonts w:ascii="Times New Roman" w:hAnsi="Times New Roman" w:eastAsia="Times New Roman"/>
+          <w:b w:val="0"/>
+          <w:i w:val="0"/>
+          <w:color w:val="171717"/>
+          <w:sz w:val="22"/>
+        </w:rPr>
+        <w:t>The final objection turns the critique of AI back on the compiler. Code is auditable, but auditability does not make its assumptions true. A deterministic trend rule can fail in a new regime; a volatility estimate can understate tail risk; a schema can perfectly validate the wrong economic intent. Restricting a model cannot rescue a poor policy.</w:t>
+      </w:r>
+    </w:p>
+    <w:p>
+      <w:pPr>
+        <w:keepLines/>
+        <w:widowControl/>
+        <w:spacing w:line="276" w:lineRule="auto" w:after="120"/>
+        <w:ind w:firstLine="346"/>
+        <w:jc w:val="both"/>
+      </w:pPr>
+      <w:r>
+        <w:rPr>
+          <w:rFonts w:ascii="Times New Roman" w:hAnsi="Times New Roman" w:eastAsia="Times New Roman"/>
+          <w:b w:val="0"/>
+          <w:i w:val="0"/>
+          <w:color w:val="171717"/>
+          <w:sz w:val="22"/>
+        </w:rPr>
+        <w:t>Finly accepts this limitation. Determinism is used where exact comparison and bounded authority matter, not as a claim of superior market understanding. The model, the policy, and the compiler can each be wrong in different ways. The point of separation is to reveal which claim failed and to prevent one component from silently repairing another after the outcome is known.</w:t>
+      </w:r>
+    </w:p>
+    <w:p>
+      <w:pPr>
+        <w:keepNext/>
+        <w:spacing w:before="260" w:after="100"/>
+      </w:pPr>
+      <w:r>
+        <w:rPr>
+          <w:rFonts w:ascii="Times New Roman" w:hAnsi="Times New Roman" w:eastAsia="Times New Roman"/>
           <w:b/>
           <w:i w:val="0"/>
-          <w:color w:val="0D2B43"/>
+          <w:color w:val="171717"/>
+          <w:sz w:val="27"/>
+        </w:rPr>
+        <w:t>10. What the evidence permits us to conclude</w:t>
+      </w:r>
+    </w:p>
+    <w:p>
+      <w:pPr>
+        <w:keepLines/>
+        <w:widowControl/>
+        <w:spacing w:line="276" w:lineRule="auto" w:after="120"/>
+        <w:ind w:firstLine="0"/>
+        <w:jc w:val="both"/>
+      </w:pPr>
+      <w:r>
+        <w:rPr>
+          <w:rFonts w:ascii="Times New Roman" w:hAnsi="Times New Roman" w:eastAsia="Times New Roman"/>
+          <w:b w:val="0"/>
+          <w:i w:val="0"/>
+          <w:color w:val="171717"/>
+          <w:sz w:val="22"/>
+        </w:rPr>
+        <w:t>Finly presently establishes a smaller thesis than a conventional trading pitch would prefer. It shows that a trading agent can give AI a meaningful interpretive and veto role without granting it control of exposure-bearing fields. It shows that the project's strongest historical survivor can remain visible while being rejected for promotion. It shows that the frozen production policy was positive and risk-controlled in a consumed modeled study while still underperforming SPY on total return. It shows that future-only protocols can be made public before they possess a favorable outcome.</w:t>
+      </w:r>
+    </w:p>
+    <w:p>
+      <w:pPr>
+        <w:keepLines/>
+        <w:widowControl/>
+        <w:spacing w:line="276" w:lineRule="auto" w:after="120"/>
+        <w:ind w:firstLine="346"/>
+        <w:jc w:val="both"/>
+      </w:pPr>
+      <w:r>
+        <w:rPr>
+          <w:rFonts w:ascii="Times New Roman" w:hAnsi="Times New Roman" w:eastAsia="Times New Roman"/>
+          <w:b w:val="0"/>
+          <w:i w:val="0"/>
+          <w:color w:val="171717"/>
+          <w:sz w:val="22"/>
+        </w:rPr>
+        <w:t>The project does not show that Finly will be profitable, will beat SPY next month, has verified options profit and loss, or ranks above another submission. G4 is not validated or promoted. Missing competitor performance is not a Finly win. Attempts 115 and 116 have no outcome at the evidence date. These are not ceremonial caveats; they are the borders of the present claim [11].</w:t>
+      </w:r>
+    </w:p>
+    <w:p>
+      <w:pPr>
+        <w:keepLines/>
+        <w:widowControl/>
+        <w:spacing w:line="276" w:lineRule="auto" w:after="120"/>
+        <w:ind w:firstLine="346"/>
+        <w:jc w:val="both"/>
+      </w:pPr>
+      <w:r>
+        <w:rPr>
+          <w:rFonts w:ascii="Times New Roman" w:hAnsi="Times New Roman" w:eastAsia="Times New Roman"/>
+          <w:b w:val="0"/>
+          <w:i w:val="0"/>
+          <w:color w:val="171717"/>
+          <w:sz w:val="22"/>
+        </w:rPr>
+        <w:t>The next useful evidence is therefore already defined. Production v1 must be judged on future observations gathered without revising the frozen object. The registered challengers must complete their own prospective chronology before any performance inference is permitted. Options work must remain a shadow or control result until a separately authorized execution study exists. If those tests fail, the failure should remain visible. If they succeed, the stronger claim will have a chain of custody that the current backtests cannot supply.</w:t>
+      </w:r>
+    </w:p>
+    <w:p>
+      <w:pPr>
+        <w:keepLines/>
+        <w:widowControl/>
+        <w:spacing w:line="276" w:lineRule="auto" w:after="120"/>
+        <w:ind w:firstLine="346"/>
+        <w:jc w:val="both"/>
+      </w:pPr>
+      <w:r>
+        <w:rPr>
+          <w:rFonts w:ascii="Times New Roman" w:hAnsi="Times New Roman" w:eastAsia="Times New Roman"/>
+          <w:b w:val="0"/>
+          <w:i w:val="0"/>
+          <w:color w:val="171717"/>
+          <w:sz w:val="22"/>
+        </w:rPr>
+        <w:t>The governing idea can now be stated without metaphor. A model's capacity to interpret evidence is not the same property as a system's authority to place capital at risk. A responsible agent must connect the two, but it should not collapse them. Finly's contribution is to make that connection explicit, falsifiable, and capable of refusal. Profit remains the objective. Until the evidence earns the sentence, however, profit is not the claim.</w:t>
+      </w:r>
+    </w:p>
+    <w:p>
+      <w:pPr>
+        <w:keepNext/>
+        <w:spacing w:before="260" w:after="100"/>
+      </w:pPr>
+      <w:r>
+        <w:rPr>
+          <w:rFonts w:ascii="Times New Roman" w:hAnsi="Times New Roman" w:eastAsia="Times New Roman"/>
+          <w:b/>
+          <w:i w:val="0"/>
+          <w:color w:val="171717"/>
           <w:sz w:val="27"/>
         </w:rPr>
         <w:t>References</w:t>
@@ -4340,11 +1223,10 @@
     </w:p>
     <w:p>
       <w:pPr>
-        <w:keepNext w:val="0"/>
         <w:keepLines w:val="0"/>
         <w:widowControl/>
-        <w:spacing w:before="0" w:after="12" w:line="211" w:lineRule="auto"/>
-        <w:ind w:left="317" w:hanging="317"/>
+        <w:spacing w:line="240" w:lineRule="auto" w:after="42"/>
+        <w:ind w:left="346" w:hanging="346"/>
         <w:jc w:val="both"/>
       </w:pPr>
       <w:r>
@@ -4352,8 +1234,8 @@
           <w:rFonts w:ascii="Times New Roman" w:hAnsi="Times New Roman" w:eastAsia="Times New Roman"/>
           <w:b w:val="0"/>
           <w:i w:val="0"/>
-          <w:color w:val="68706F"/>
-          <w:sz w:val="14"/>
+          <w:color w:val="5F6368"/>
+          <w:sz w:val="17"/>
         </w:rPr>
         <w:t xml:space="preserve">[1] T. J. Moskowitz, Y. H. Ooi, and L. H. Pedersen. “Time Series Momentum.” </w:t>
       </w:r>
@@ -4362,8 +1244,8 @@
           <w:rFonts w:ascii="Times New Roman" w:hAnsi="Times New Roman" w:eastAsia="Times New Roman"/>
           <w:b w:val="0"/>
           <w:i/>
-          <w:color w:val="68706F"/>
-          <w:sz w:val="14"/>
+          <w:color w:val="5F6368"/>
+          <w:sz w:val="17"/>
         </w:rPr>
         <w:t>Journal of Financial Economics</w:t>
       </w:r>
@@ -4372,17 +1254,17 @@
           <w:rFonts w:ascii="Times New Roman" w:hAnsi="Times New Roman" w:eastAsia="Times New Roman"/>
           <w:b w:val="0"/>
           <w:i w:val="0"/>
-          <w:color w:val="68706F"/>
-          <w:sz w:val="14"/>
+          <w:color w:val="5F6368"/>
+          <w:sz w:val="17"/>
         </w:rPr>
-        <w:t xml:space="preserve"> 104(2), 2012, 228–250. </w:t>
+        <w:t xml:space="preserve"> 104, no. 2 (2012): 228–250. </w:t>
       </w:r>
-      <w:hyperlink r:id="rId13">
+      <w:hyperlink r:id="rId12">
         <w:r>
           <w:rPr>
             <w:rFonts w:ascii="Times New Roman" w:hAnsi="Times New Roman"/>
-            <w:color w:val="2E6F5C"/>
-            <w:sz w:val="14"/>
+            <w:color w:val="1F5A4C"/>
+            <w:sz w:val="17"/>
             <w:u w:val="single"/>
           </w:rPr>
           <w:t>doi:10.1016/j.jfineco.2011.11.003</w:t>
@@ -4393,19 +1275,18 @@
           <w:rFonts w:ascii="Times New Roman" w:hAnsi="Times New Roman" w:eastAsia="Times New Roman"/>
           <w:b w:val="0"/>
           <w:i w:val="0"/>
-          <w:color w:val="68706F"/>
-          <w:sz w:val="14"/>
+          <w:color w:val="5F6368"/>
+          <w:sz w:val="17"/>
         </w:rPr>
         <w:t>.</w:t>
       </w:r>
     </w:p>
     <w:p>
       <w:pPr>
-        <w:keepNext w:val="0"/>
         <w:keepLines w:val="0"/>
         <w:widowControl/>
-        <w:spacing w:before="0" w:after="12" w:line="211" w:lineRule="auto"/>
-        <w:ind w:left="317" w:hanging="317"/>
+        <w:spacing w:line="240" w:lineRule="auto" w:after="42"/>
+        <w:ind w:left="346" w:hanging="346"/>
         <w:jc w:val="both"/>
       </w:pPr>
       <w:r>
@@ -4413,8 +1294,8 @@
           <w:rFonts w:ascii="Times New Roman" w:hAnsi="Times New Roman" w:eastAsia="Times New Roman"/>
           <w:b w:val="0"/>
           <w:i w:val="0"/>
-          <w:color w:val="68706F"/>
-          <w:sz w:val="14"/>
+          <w:color w:val="5F6368"/>
+          <w:sz w:val="17"/>
         </w:rPr>
         <w:t xml:space="preserve">[2] A. Moreira and T. Muir. “Volatility-Managed Portfolios.” </w:t>
       </w:r>
@@ -4423,8 +1304,8 @@
           <w:rFonts w:ascii="Times New Roman" w:hAnsi="Times New Roman" w:eastAsia="Times New Roman"/>
           <w:b w:val="0"/>
           <w:i/>
-          <w:color w:val="68706F"/>
-          <w:sz w:val="14"/>
+          <w:color w:val="5F6368"/>
+          <w:sz w:val="17"/>
         </w:rPr>
         <w:t>Journal of Finance</w:t>
       </w:r>
@@ -4433,17 +1314,17 @@
           <w:rFonts w:ascii="Times New Roman" w:hAnsi="Times New Roman" w:eastAsia="Times New Roman"/>
           <w:b w:val="0"/>
           <w:i w:val="0"/>
-          <w:color w:val="68706F"/>
-          <w:sz w:val="14"/>
+          <w:color w:val="5F6368"/>
+          <w:sz w:val="17"/>
         </w:rPr>
-        <w:t xml:space="preserve"> 72(4), 2017, 1611–1644. </w:t>
+        <w:t xml:space="preserve"> 72, no. 4 (2017): 1611–1644. </w:t>
       </w:r>
-      <w:hyperlink r:id="rId14">
+      <w:hyperlink r:id="rId13">
         <w:r>
           <w:rPr>
             <w:rFonts w:ascii="Times New Roman" w:hAnsi="Times New Roman"/>
-            <w:color w:val="2E6F5C"/>
-            <w:sz w:val="14"/>
+            <w:color w:val="1F5A4C"/>
+            <w:sz w:val="17"/>
             <w:u w:val="single"/>
           </w:rPr>
           <w:t>doi:10.1111/jofi.12513</w:t>
@@ -4454,19 +1335,18 @@
           <w:rFonts w:ascii="Times New Roman" w:hAnsi="Times New Roman" w:eastAsia="Times New Roman"/>
           <w:b w:val="0"/>
           <w:i w:val="0"/>
-          <w:color w:val="68706F"/>
-          <w:sz w:val="14"/>
+          <w:color w:val="5F6368"/>
+          <w:sz w:val="17"/>
         </w:rPr>
         <w:t>.</w:t>
       </w:r>
     </w:p>
     <w:p>
       <w:pPr>
-        <w:keepNext w:val="0"/>
         <w:keepLines w:val="0"/>
         <w:widowControl/>
-        <w:spacing w:before="0" w:after="12" w:line="211" w:lineRule="auto"/>
-        <w:ind w:left="317" w:hanging="317"/>
+        <w:spacing w:line="240" w:lineRule="auto" w:after="42"/>
+        <w:ind w:left="346" w:hanging="346"/>
         <w:jc w:val="both"/>
       </w:pPr>
       <w:r>
@@ -4474,8 +1354,8 @@
           <w:rFonts w:ascii="Times New Roman" w:hAnsi="Times New Roman" w:eastAsia="Times New Roman"/>
           <w:b w:val="0"/>
           <w:i w:val="0"/>
-          <w:color w:val="68706F"/>
-          <w:sz w:val="14"/>
+          <w:color w:val="5F6368"/>
+          <w:sz w:val="17"/>
         </w:rPr>
         <w:t xml:space="preserve">[3] H. White. “A Reality Check for Data Snooping.” </w:t>
       </w:r>
@@ -4484,8 +1364,8 @@
           <w:rFonts w:ascii="Times New Roman" w:hAnsi="Times New Roman" w:eastAsia="Times New Roman"/>
           <w:b w:val="0"/>
           <w:i/>
-          <w:color w:val="68706F"/>
-          <w:sz w:val="14"/>
+          <w:color w:val="5F6368"/>
+          <w:sz w:val="17"/>
         </w:rPr>
         <w:t>Econometrica</w:t>
       </w:r>
@@ -4494,17 +1374,17 @@
           <w:rFonts w:ascii="Times New Roman" w:hAnsi="Times New Roman" w:eastAsia="Times New Roman"/>
           <w:b w:val="0"/>
           <w:i w:val="0"/>
-          <w:color w:val="68706F"/>
-          <w:sz w:val="14"/>
+          <w:color w:val="5F6368"/>
+          <w:sz w:val="17"/>
         </w:rPr>
-        <w:t xml:space="preserve"> 68(5), 2000, 1097–1126. </w:t>
+        <w:t xml:space="preserve"> 68, no. 5 (2000): 1097–1126. </w:t>
       </w:r>
-      <w:hyperlink r:id="rId15">
+      <w:hyperlink r:id="rId14">
         <w:r>
           <w:rPr>
             <w:rFonts w:ascii="Times New Roman" w:hAnsi="Times New Roman"/>
-            <w:color w:val="2E6F5C"/>
-            <w:sz w:val="14"/>
+            <w:color w:val="1F5A4C"/>
+            <w:sz w:val="17"/>
             <w:u w:val="single"/>
           </w:rPr>
           <w:t>doi:10.1111/1468-0262.00152</w:t>
@@ -4515,19 +1395,18 @@
           <w:rFonts w:ascii="Times New Roman" w:hAnsi="Times New Roman" w:eastAsia="Times New Roman"/>
           <w:b w:val="0"/>
           <w:i w:val="0"/>
-          <w:color w:val="68706F"/>
-          <w:sz w:val="14"/>
+          <w:color w:val="5F6368"/>
+          <w:sz w:val="17"/>
         </w:rPr>
         <w:t>.</w:t>
       </w:r>
     </w:p>
     <w:p>
       <w:pPr>
-        <w:keepNext w:val="0"/>
         <w:keepLines w:val="0"/>
         <w:widowControl/>
-        <w:spacing w:before="0" w:after="12" w:line="211" w:lineRule="auto"/>
-        <w:ind w:left="317" w:hanging="317"/>
+        <w:spacing w:line="240" w:lineRule="auto" w:after="42"/>
+        <w:ind w:left="346" w:hanging="346"/>
         <w:jc w:val="both"/>
       </w:pPr>
       <w:r>
@@ -4535,8 +1414,8 @@
           <w:rFonts w:ascii="Times New Roman" w:hAnsi="Times New Roman" w:eastAsia="Times New Roman"/>
           <w:b w:val="0"/>
           <w:i w:val="0"/>
-          <w:color w:val="68706F"/>
-          <w:sz w:val="14"/>
+          <w:color w:val="5F6368"/>
+          <w:sz w:val="17"/>
         </w:rPr>
         <w:t xml:space="preserve">[4] D. H. Bailey and M. López de Prado. “The Deflated Sharpe Ratio: Correcting for Selection Bias, Backtest Overfitting, and Non-Normality.” </w:t>
       </w:r>
@@ -4545,8 +1424,8 @@
           <w:rFonts w:ascii="Times New Roman" w:hAnsi="Times New Roman" w:eastAsia="Times New Roman"/>
           <w:b w:val="0"/>
           <w:i/>
-          <w:color w:val="68706F"/>
-          <w:sz w:val="14"/>
+          <w:color w:val="5F6368"/>
+          <w:sz w:val="17"/>
         </w:rPr>
         <w:t>Journal of Portfolio Management</w:t>
       </w:r>
@@ -4555,17 +1434,17 @@
           <w:rFonts w:ascii="Times New Roman" w:hAnsi="Times New Roman" w:eastAsia="Times New Roman"/>
           <w:b w:val="0"/>
           <w:i w:val="0"/>
-          <w:color w:val="68706F"/>
-          <w:sz w:val="14"/>
+          <w:color w:val="5F6368"/>
+          <w:sz w:val="17"/>
         </w:rPr>
-        <w:t xml:space="preserve"> 40(5), 2014, 94–107. </w:t>
+        <w:t xml:space="preserve"> 40, no. 5 (2014): 94–107. </w:t>
       </w:r>
-      <w:hyperlink r:id="rId16">
+      <w:hyperlink r:id="rId15">
         <w:r>
           <w:rPr>
             <w:rFonts w:ascii="Times New Roman" w:hAnsi="Times New Roman"/>
-            <w:color w:val="2E6F5C"/>
-            <w:sz w:val="14"/>
+            <w:color w:val="1F5A4C"/>
+            <w:sz w:val="17"/>
             <w:u w:val="single"/>
           </w:rPr>
           <w:t>doi:10.3905/jpm.2014.40.5.094</w:t>
@@ -4576,19 +1455,18 @@
           <w:rFonts w:ascii="Times New Roman" w:hAnsi="Times New Roman" w:eastAsia="Times New Roman"/>
           <w:b w:val="0"/>
           <w:i w:val="0"/>
-          <w:color w:val="68706F"/>
-          <w:sz w:val="14"/>
+          <w:color w:val="5F6368"/>
+          <w:sz w:val="17"/>
         </w:rPr>
         <w:t>.</w:t>
       </w:r>
     </w:p>
     <w:p>
       <w:pPr>
-        <w:keepNext w:val="0"/>
         <w:keepLines w:val="0"/>
         <w:widowControl/>
-        <w:spacing w:before="0" w:after="12" w:line="211" w:lineRule="auto"/>
-        <w:ind w:left="317" w:hanging="317"/>
+        <w:spacing w:line="240" w:lineRule="auto" w:after="42"/>
+        <w:ind w:left="346" w:hanging="346"/>
         <w:jc w:val="both"/>
       </w:pPr>
       <w:r>
@@ -4596,18 +1474,138 @@
           <w:rFonts w:ascii="Times New Roman" w:hAnsi="Times New Roman" w:eastAsia="Times New Roman"/>
           <w:b w:val="0"/>
           <w:i w:val="0"/>
-          <w:color w:val="68706F"/>
-          <w:sz w:val="14"/>
+          <w:color w:val="5F6368"/>
+          <w:sz w:val="17"/>
         </w:rPr>
-        <w:t xml:space="preserve">[5] H. Luo et al. “QFinZero: A Unified Financial Toolchain for LLM-Based Trading Agents.” </w:t>
+        <w:t xml:space="preserve">[5] C. R. Harvey, Y. Liu, and H. Zhu. “… and the Cross-Section of Expected Returns.” </w:t>
       </w:r>
       <w:r>
         <w:rPr>
           <w:rFonts w:ascii="Times New Roman" w:hAnsi="Times New Roman" w:eastAsia="Times New Roman"/>
           <w:b w:val="0"/>
           <w:i/>
-          <w:color w:val="68706F"/>
-          <w:sz w:val="14"/>
+          <w:color w:val="5F6368"/>
+          <w:sz w:val="17"/>
+        </w:rPr>
+        <w:t>Review of Financial Studies</w:t>
+      </w:r>
+      <w:r>
+        <w:rPr>
+          <w:rFonts w:ascii="Times New Roman" w:hAnsi="Times New Roman" w:eastAsia="Times New Roman"/>
+          <w:b w:val="0"/>
+          <w:i w:val="0"/>
+          <w:color w:val="5F6368"/>
+          <w:sz w:val="17"/>
+        </w:rPr>
+        <w:t xml:space="preserve"> 29, no. 1 (2016): 5–68. </w:t>
+      </w:r>
+      <w:hyperlink r:id="rId16">
+        <w:r>
+          <w:rPr>
+            <w:rFonts w:ascii="Times New Roman" w:hAnsi="Times New Roman"/>
+            <w:color w:val="1F5A4C"/>
+            <w:sz w:val="17"/>
+            <w:u w:val="single"/>
+          </w:rPr>
+          <w:t>doi:10.1093/rfs/hhv059</w:t>
+        </w:r>
+      </w:hyperlink>
+      <w:r>
+        <w:rPr>
+          <w:rFonts w:ascii="Times New Roman" w:hAnsi="Times New Roman" w:eastAsia="Times New Roman"/>
+          <w:b w:val="0"/>
+          <w:i w:val="0"/>
+          <w:color w:val="5F6368"/>
+          <w:sz w:val="17"/>
+        </w:rPr>
+        <w:t>.</w:t>
+      </w:r>
+    </w:p>
+    <w:p>
+      <w:pPr>
+        <w:keepLines w:val="0"/>
+        <w:widowControl/>
+        <w:spacing w:line="240" w:lineRule="auto" w:after="42"/>
+        <w:ind w:left="346" w:hanging="346"/>
+        <w:jc w:val="both"/>
+      </w:pPr>
+      <w:r>
+        <w:rPr>
+          <w:rFonts w:ascii="Times New Roman" w:hAnsi="Times New Roman" w:eastAsia="Times New Roman"/>
+          <w:b w:val="0"/>
+          <w:i w:val="0"/>
+          <w:color w:val="5F6368"/>
+          <w:sz w:val="17"/>
+        </w:rPr>
+        <w:t xml:space="preserve">[6] D. H. Bailey, J. M. Borwein, M. López de Prado, and Q. J. Zhu. “The Probability of Backtest Overfitting.” </w:t>
+      </w:r>
+      <w:r>
+        <w:rPr>
+          <w:rFonts w:ascii="Times New Roman" w:hAnsi="Times New Roman" w:eastAsia="Times New Roman"/>
+          <w:b w:val="0"/>
+          <w:i/>
+          <w:color w:val="5F6368"/>
+          <w:sz w:val="17"/>
+        </w:rPr>
+        <w:t>Journal of Computational Finance</w:t>
+      </w:r>
+      <w:r>
+        <w:rPr>
+          <w:rFonts w:ascii="Times New Roman" w:hAnsi="Times New Roman" w:eastAsia="Times New Roman"/>
+          <w:b w:val="0"/>
+          <w:i w:val="0"/>
+          <w:color w:val="5F6368"/>
+          <w:sz w:val="17"/>
+        </w:rPr>
+        <w:t xml:space="preserve"> 20, no. 4 (2017): 39–69. </w:t>
+      </w:r>
+      <w:hyperlink r:id="rId17">
+        <w:r>
+          <w:rPr>
+            <w:rFonts w:ascii="Times New Roman" w:hAnsi="Times New Roman"/>
+            <w:color w:val="1F5A4C"/>
+            <w:sz w:val="17"/>
+            <w:u w:val="single"/>
+          </w:rPr>
+          <w:t>doi:10.21314/JCF.2016.322</w:t>
+        </w:r>
+      </w:hyperlink>
+      <w:r>
+        <w:rPr>
+          <w:rFonts w:ascii="Times New Roman" w:hAnsi="Times New Roman" w:eastAsia="Times New Roman"/>
+          <w:b w:val="0"/>
+          <w:i w:val="0"/>
+          <w:color w:val="5F6368"/>
+          <w:sz w:val="17"/>
+        </w:rPr>
+        <w:t>.</w:t>
+      </w:r>
+    </w:p>
+    <w:p>
+      <w:pPr>
+        <w:keepLines w:val="0"/>
+        <w:widowControl/>
+        <w:spacing w:line="240" w:lineRule="auto" w:after="42"/>
+        <w:ind w:left="346" w:hanging="346"/>
+        <w:jc w:val="both"/>
+      </w:pPr>
+      <w:r>
+        <w:rPr>
+          <w:rFonts w:ascii="Times New Roman" w:hAnsi="Times New Roman" w:eastAsia="Times New Roman"/>
+          <w:b w:val="0"/>
+          <w:i w:val="0"/>
+          <w:color w:val="5F6368"/>
+          <w:sz w:val="17"/>
+        </w:rPr>
+        <w:t xml:space="preserve">[7] H. Luo et al. “QFinZero: A Unified Financial Toolchain for LLM-Based Trading Agents.” </w:t>
+      </w:r>
+      <w:r>
+        <w:rPr>
+          <w:rFonts w:ascii="Times New Roman" w:hAnsi="Times New Roman" w:eastAsia="Times New Roman"/>
+          <w:b w:val="0"/>
+          <w:i/>
+          <w:color w:val="5F6368"/>
+          <w:sz w:val="17"/>
         </w:rPr>
         <w:t>Proceedings of the 64th Annual Meeting of the Association for Computational Linguistics: System Demonstrations</w:t>
       </w:r>
@@ -4616,17 +1614,17 @@
           <w:rFonts w:ascii="Times New Roman" w:hAnsi="Times New Roman" w:eastAsia="Times New Roman"/>
           <w:b w:val="0"/>
           <w:i w:val="0"/>
-          <w:color w:val="68706F"/>
-          <w:sz w:val="14"/>
+          <w:color w:val="5F6368"/>
+          <w:sz w:val="17"/>
         </w:rPr>
-        <w:t xml:space="preserve">, 2026. </w:t>
+        <w:t xml:space="preserve"> (2026): 68–77. </w:t>
       </w:r>
-      <w:hyperlink r:id="rId17">
+      <w:hyperlink r:id="rId18">
         <w:r>
           <w:rPr>
             <w:rFonts w:ascii="Times New Roman" w:hAnsi="Times New Roman"/>
-            <w:color w:val="2E6F5C"/>
-            <w:sz w:val="14"/>
+            <w:color w:val="1F5A4C"/>
+            <w:sz w:val="17"/>
             <w:u w:val="single"/>
           </w:rPr>
           <w:t>doi:10.18653/v1/2026.acl-demo.7</w:t>
@@ -4637,19 +1635,18 @@
           <w:rFonts w:ascii="Times New Roman" w:hAnsi="Times New Roman" w:eastAsia="Times New Roman"/>
           <w:b w:val="0"/>
           <w:i w:val="0"/>
-          <w:color w:val="68706F"/>
-          <w:sz w:val="14"/>
+          <w:color w:val="5F6368"/>
+          <w:sz w:val="17"/>
         </w:rPr>
         <w:t>.</w:t>
       </w:r>
     </w:p>
     <w:p>
       <w:pPr>
-        <w:keepNext w:val="0"/>
         <w:keepLines w:val="0"/>
         <w:widowControl/>
-        <w:spacing w:before="0" w:after="12" w:line="211" w:lineRule="auto"/>
-        <w:ind w:left="317" w:hanging="317"/>
+        <w:spacing w:line="240" w:lineRule="auto" w:after="42"/>
+        <w:ind w:left="346" w:hanging="346"/>
         <w:jc w:val="both"/>
       </w:pPr>
       <w:r>
@@ -4657,17 +1654,57 @@
           <w:rFonts w:ascii="Times New Roman" w:hAnsi="Times New Roman" w:eastAsia="Times New Roman"/>
           <w:b w:val="0"/>
           <w:i w:val="0"/>
-          <w:color w:val="68706F"/>
-          <w:sz w:val="14"/>
+          <w:color w:val="5F6368"/>
+          <w:sz w:val="17"/>
         </w:rPr>
-        <w:t xml:space="preserve">[6] M. Li et al. “TrustTrade: Human-Inspired Selective Consensus Reduces Decision Uncertainty in LLM Trading Agents.” arXiv:2603.22567, 2026. </w:t>
+        <w:t xml:space="preserve">[8] Z. Wang et al. “BacktestBench: Benchmarking Large Language Models for Automated Quantitative Strategy Backtesting.” arXiv:2605.17937 (2026). </w:t>
       </w:r>
-      <w:hyperlink r:id="rId18">
+      <w:hyperlink r:id="rId19">
         <w:r>
           <w:rPr>
             <w:rFonts w:ascii="Times New Roman" w:hAnsi="Times New Roman"/>
-            <w:color w:val="2E6F5C"/>
-            <w:sz w:val="14"/>
+            <w:color w:val="1F5A4C"/>
+            <w:sz w:val="17"/>
+            <w:u w:val="single"/>
+          </w:rPr>
+          <w:t>arxiv.org/abs/2605.17937</w:t>
+        </w:r>
+      </w:hyperlink>
+      <w:r>
+        <w:rPr>
+          <w:rFonts w:ascii="Times New Roman" w:hAnsi="Times New Roman" w:eastAsia="Times New Roman"/>
+          <w:b w:val="0"/>
+          <w:i w:val="0"/>
+          <w:color w:val="5F6368"/>
+          <w:sz w:val="17"/>
+        </w:rPr>
+        <w:t>.</w:t>
+      </w:r>
+    </w:p>
+    <w:p>
+      <w:pPr>
+        <w:keepLines w:val="0"/>
+        <w:widowControl/>
+        <w:spacing w:line="240" w:lineRule="auto" w:after="42"/>
+        <w:ind w:left="346" w:hanging="346"/>
+        <w:jc w:val="both"/>
+      </w:pPr>
+      <w:r>
+        <w:rPr>
+          <w:rFonts w:ascii="Times New Roman" w:hAnsi="Times New Roman" w:eastAsia="Times New Roman"/>
+          <w:b w:val="0"/>
+          <w:i w:val="0"/>
+          <w:color w:val="5F6368"/>
+          <w:sz w:val="17"/>
+        </w:rPr>
+        <w:t xml:space="preserve">[9] M. Li et al. “TrustTrade: Human-Inspired Selective Consensus Reduces Decision Uncertainty in LLM Trading Agents.” arXiv:2603.22567 (2026). </w:t>
+      </w:r>
+      <w:hyperlink r:id="rId20">
+        <w:r>
+          <w:rPr>
+            <w:rFonts w:ascii="Times New Roman" w:hAnsi="Times New Roman"/>
+            <w:color w:val="1F5A4C"/>
+            <w:sz w:val="17"/>
             <w:u w:val="single"/>
           </w:rPr>
           <w:t>arxiv.org/abs/2603.22567</w:t>
@@ -4678,19 +1715,18 @@
           <w:rFonts w:ascii="Times New Roman" w:hAnsi="Times New Roman" w:eastAsia="Times New Roman"/>
           <w:b w:val="0"/>
           <w:i w:val="0"/>
-          <w:color w:val="68706F"/>
-          <w:sz w:val="14"/>
+          <w:color w:val="5F6368"/>
+          <w:sz w:val="17"/>
         </w:rPr>
         <w:t>.</w:t>
       </w:r>
     </w:p>
     <w:p>
       <w:pPr>
-        <w:keepNext w:val="0"/>
         <w:keepLines w:val="0"/>
         <w:widowControl/>
-        <w:spacing w:before="0" w:after="12" w:line="211" w:lineRule="auto"/>
-        <w:ind w:left="317" w:hanging="317"/>
+        <w:spacing w:line="240" w:lineRule="auto" w:after="42"/>
+        <w:ind w:left="346" w:hanging="346"/>
         <w:jc w:val="both"/>
       </w:pPr>
       <w:r>
@@ -4698,140 +1734,17 @@
           <w:rFonts w:ascii="Times New Roman" w:hAnsi="Times New Roman" w:eastAsia="Times New Roman"/>
           <w:b w:val="0"/>
           <w:i w:val="0"/>
-          <w:color w:val="68706F"/>
-          <w:sz w:val="14"/>
+          <w:color w:val="5F6368"/>
+          <w:sz w:val="17"/>
         </w:rPr>
-        <w:t xml:space="preserve">[7] Finly. “Generation 4 Quantitative Champion Report.” 2026. </w:t>
-      </w:r>
-      <w:hyperlink r:id="rId19">
-        <w:r>
-          <w:rPr>
-            <w:rFonts w:ascii="Times New Roman" w:hAnsi="Times New Roman"/>
-            <w:color w:val="2E6F5C"/>
-            <w:sz w:val="14"/>
-            <w:u w:val="single"/>
-          </w:rPr>
-          <w:t>research/output/quant_champion_generation4_report.md</w:t>
-        </w:r>
-      </w:hyperlink>
-      <w:r>
-        <w:rPr>
-          <w:rFonts w:ascii="Times New Roman" w:hAnsi="Times New Roman" w:eastAsia="Times New Roman"/>
-          <w:b w:val="0"/>
-          <w:i w:val="0"/>
-          <w:color w:val="68706F"/>
-          <w:sz w:val="14"/>
-        </w:rPr>
-        <w:t>.</w:t>
-      </w:r>
-    </w:p>
-    <w:p>
-      <w:pPr>
-        <w:keepNext w:val="0"/>
-        <w:keepLines w:val="0"/>
-        <w:widowControl/>
-        <w:spacing w:before="0" w:after="12" w:line="211" w:lineRule="auto"/>
-        <w:ind w:left="317" w:hanging="317"/>
-        <w:jc w:val="both"/>
-      </w:pPr>
-      <w:r>
-        <w:rPr>
-          <w:rFonts w:ascii="Times New Roman" w:hAnsi="Times New Roman" w:eastAsia="Times New Roman"/>
-          <w:b w:val="0"/>
-          <w:i w:val="0"/>
-          <w:color w:val="68706F"/>
-          <w:sz w:val="14"/>
-        </w:rPr>
-        <w:t xml:space="preserve">[8] Finly. “Generation 4 Robustness Report.” 2026. </w:t>
-      </w:r>
-      <w:hyperlink r:id="rId20">
-        <w:r>
-          <w:rPr>
-            <w:rFonts w:ascii="Times New Roman" w:hAnsi="Times New Roman"/>
-            <w:color w:val="2E6F5C"/>
-            <w:sz w:val="14"/>
-            <w:u w:val="single"/>
-          </w:rPr>
-          <w:t>research/output/quant_champion_generation4_robustness_report.md</w:t>
-        </w:r>
-      </w:hyperlink>
-      <w:r>
-        <w:rPr>
-          <w:rFonts w:ascii="Times New Roman" w:hAnsi="Times New Roman" w:eastAsia="Times New Roman"/>
-          <w:b w:val="0"/>
-          <w:i w:val="0"/>
-          <w:color w:val="68706F"/>
-          <w:sz w:val="14"/>
-        </w:rPr>
-        <w:t>.</w:t>
-      </w:r>
-    </w:p>
-    <w:p>
-      <w:pPr>
-        <w:keepNext w:val="0"/>
-        <w:keepLines w:val="0"/>
-        <w:widowControl/>
-        <w:spacing w:before="0" w:after="12" w:line="211" w:lineRule="auto"/>
-        <w:ind w:left="317" w:hanging="317"/>
-        <w:jc w:val="both"/>
-      </w:pPr>
-      <w:r>
-        <w:rPr>
-          <w:rFonts w:ascii="Times New Roman" w:hAnsi="Times New Roman" w:eastAsia="Times New Roman"/>
-          <w:b w:val="0"/>
-          <w:i w:val="0"/>
-          <w:color w:val="68706F"/>
-          <w:sz w:val="14"/>
-        </w:rPr>
-        <w:t xml:space="preserve">[9] Finly. “Equity Execution-Realism Audit.” 2026. </w:t>
+        <w:t xml:space="preserve">[10] Alpaca. “Options Trading.” Official documentation. </w:t>
       </w:r>
       <w:hyperlink r:id="rId21">
         <w:r>
           <w:rPr>
             <w:rFonts w:ascii="Times New Roman" w:hAnsi="Times New Roman"/>
-            <w:color w:val="2E6F5C"/>
-            <w:sz w:val="14"/>
-            <w:u w:val="single"/>
-          </w:rPr>
-          <w:t>research/output/equity_execution_realism_report.md</w:t>
-        </w:r>
-      </w:hyperlink>
-      <w:r>
-        <w:rPr>
-          <w:rFonts w:ascii="Times New Roman" w:hAnsi="Times New Roman" w:eastAsia="Times New Roman"/>
-          <w:b w:val="0"/>
-          <w:i w:val="0"/>
-          <w:color w:val="68706F"/>
-          <w:sz w:val="14"/>
-        </w:rPr>
-        <w:t>.</w:t>
-      </w:r>
-    </w:p>
-    <w:p>
-      <w:pPr>
-        <w:keepNext w:val="0"/>
-        <w:keepLines w:val="0"/>
-        <w:widowControl/>
-        <w:spacing w:before="0" w:after="12" w:line="211" w:lineRule="auto"/>
-        <w:ind w:left="317" w:hanging="317"/>
-        <w:jc w:val="both"/>
-      </w:pPr>
-      <w:r>
-        <w:rPr>
-          <w:rFonts w:ascii="Times New Roman" w:hAnsi="Times New Roman" w:eastAsia="Times New Roman"/>
-          <w:b w:val="0"/>
-          <w:i w:val="0"/>
-          <w:color w:val="68706F"/>
-          <w:sz w:val="14"/>
-        </w:rPr>
-        <w:t xml:space="preserve">[10] Alpaca. “Options Trading.” Official documentation. </w:t>
-      </w:r>
-      <w:hyperlink r:id="rId22">
-        <w:r>
-          <w:rPr>
-            <w:rFonts w:ascii="Times New Roman" w:hAnsi="Times New Roman"/>
-            <w:color w:val="2E6F5C"/>
-            <w:sz w:val="14"/>
+            <w:color w:val="1F5A4C"/>
+            <w:sz w:val="17"/>
             <w:u w:val="single"/>
           </w:rPr>
           <w:t>docs.alpaca.markets/us/docs/options-trading</w:t>
@@ -4842,19 +1755,18 @@
           <w:rFonts w:ascii="Times New Roman" w:hAnsi="Times New Roman" w:eastAsia="Times New Roman"/>
           <w:b w:val="0"/>
           <w:i w:val="0"/>
-          <w:color w:val="68706F"/>
-          <w:sz w:val="14"/>
+          <w:color w:val="5F6368"/>
+          <w:sz w:val="17"/>
         </w:rPr>
         <w:t>.</w:t>
       </w:r>
     </w:p>
     <w:p>
       <w:pPr>
-        <w:keepNext w:val="0"/>
         <w:keepLines w:val="0"/>
         <w:widowControl/>
-        <w:spacing w:before="0" w:after="12" w:line="211" w:lineRule="auto"/>
-        <w:ind w:left="317" w:hanging="317"/>
+        <w:spacing w:line="240" w:lineRule="auto" w:after="42"/>
+        <w:ind w:left="346" w:hanging="346"/>
         <w:jc w:val="both"/>
       </w:pPr>
       <w:r>
@@ -4862,20 +1774,20 @@
           <w:rFonts w:ascii="Times New Roman" w:hAnsi="Times New Roman" w:eastAsia="Times New Roman"/>
           <w:b w:val="0"/>
           <w:i w:val="0"/>
-          <w:color w:val="68706F"/>
-          <w:sz w:val="14"/>
+          <w:color w:val="5F6368"/>
+          <w:sz w:val="17"/>
         </w:rPr>
-        <w:t xml:space="preserve">[11] Alpaca. “Create an Order.” Trading API reference. </w:t>
+        <w:t xml:space="preserve">[11] Finly. “Quantitative Release Gate.” Evidence as of 30 August 2026. </w:t>
       </w:r>
-      <w:hyperlink r:id="rId23">
+      <w:hyperlink r:id="rId22">
         <w:r>
           <w:rPr>
             <w:rFonts w:ascii="Times New Roman" w:hAnsi="Times New Roman"/>
-            <w:color w:val="2E6F5C"/>
-            <w:sz w:val="14"/>
+            <w:color w:val="1F5A4C"/>
+            <w:sz w:val="17"/>
             <w:u w:val="single"/>
           </w:rPr>
-          <w:t>docs.alpaca.markets/reference/postorder</w:t>
+          <w:t>research/output/quantitative_release_gate.json</w:t>
         </w:r>
       </w:hyperlink>
       <w:r>
@@ -4883,19 +1795,18 @@
           <w:rFonts w:ascii="Times New Roman" w:hAnsi="Times New Roman" w:eastAsia="Times New Roman"/>
           <w:b w:val="0"/>
           <w:i w:val="0"/>
-          <w:color w:val="68706F"/>
-          <w:sz w:val="14"/>
+          <w:color w:val="5F6368"/>
+          <w:sz w:val="17"/>
         </w:rPr>
         <w:t>.</w:t>
       </w:r>
     </w:p>
     <w:p>
       <w:pPr>
-        <w:keepNext w:val="0"/>
         <w:keepLines w:val="0"/>
         <w:widowControl/>
-        <w:spacing w:before="0" w:after="12" w:line="211" w:lineRule="auto"/>
-        <w:ind w:left="317" w:hanging="317"/>
+        <w:spacing w:line="240" w:lineRule="auto" w:after="42"/>
+        <w:ind w:left="346" w:hanging="346"/>
         <w:jc w:val="both"/>
       </w:pPr>
       <w:r>
@@ -4903,20 +1814,20 @@
           <w:rFonts w:ascii="Times New Roman" w:hAnsi="Times New Roman" w:eastAsia="Times New Roman"/>
           <w:b w:val="0"/>
           <w:i w:val="0"/>
-          <w:color w:val="68706F"/>
-          <w:sz w:val="14"/>
+          <w:color w:val="5F6368"/>
+          <w:sz w:val="17"/>
         </w:rPr>
-        <w:t xml:space="preserve">[12] Finly. “Alpaca MCP Runtime Audit.” 2026. </w:t>
+        <w:t xml:space="preserve">[12] Finly. “Equity Execution Realism.” </w:t>
       </w:r>
-      <w:hyperlink r:id="rId24">
+      <w:hyperlink r:id="rId23">
         <w:r>
           <w:rPr>
             <w:rFonts w:ascii="Times New Roman" w:hAnsi="Times New Roman"/>
-            <w:color w:val="2E6F5C"/>
-            <w:sz w:val="14"/>
+            <w:color w:val="1F5A4C"/>
+            <w:sz w:val="17"/>
             <w:u w:val="single"/>
           </w:rPr>
-          <w:t>docs/MCP_RUNTIME_AUDIT.md</w:t>
+          <w:t>research/output/equity_execution_realism.json</w:t>
         </w:r>
       </w:hyperlink>
       <w:r>
@@ -4924,19 +1835,18 @@
           <w:rFonts w:ascii="Times New Roman" w:hAnsi="Times New Roman" w:eastAsia="Times New Roman"/>
           <w:b w:val="0"/>
           <w:i w:val="0"/>
-          <w:color w:val="68706F"/>
-          <w:sz w:val="14"/>
+          <w:color w:val="5F6368"/>
+          <w:sz w:val="17"/>
         </w:rPr>
         <w:t>.</w:t>
       </w:r>
     </w:p>
     <w:p>
       <w:pPr>
-        <w:keepNext w:val="0"/>
         <w:keepLines w:val="0"/>
         <w:widowControl/>
-        <w:spacing w:before="0" w:after="12" w:line="211" w:lineRule="auto"/>
-        <w:ind w:left="317" w:hanging="317"/>
+        <w:spacing w:line="240" w:lineRule="auto" w:after="42"/>
+        <w:ind w:left="346" w:hanging="346"/>
         <w:jc w:val="both"/>
       </w:pPr>
       <w:r>
@@ -4944,20 +1854,20 @@
           <w:rFonts w:ascii="Times New Roman" w:hAnsi="Times New Roman" w:eastAsia="Times New Roman"/>
           <w:b w:val="0"/>
           <w:i w:val="0"/>
-          <w:color w:val="68706F"/>
-          <w:sz w:val="14"/>
+          <w:color w:val="5F6368"/>
+          <w:sz w:val="17"/>
         </w:rPr>
-        <w:t xml:space="preserve">[13] Finly. “Attempt 114 Prospective Profitability Protocol.” 2026. </w:t>
+        <w:t xml:space="preserve">[13] Finly. “Attempt 115: Downside Semivolatility Challenger Protocol” and public registration record. </w:t>
       </w:r>
-      <w:hyperlink r:id="rId25">
+      <w:hyperlink r:id="rId24">
         <w:r>
           <w:rPr>
             <w:rFonts w:ascii="Times New Roman" w:hAnsi="Times New Roman"/>
-            <w:color w:val="2E6F5C"/>
-            <w:sz w:val="14"/>
+            <w:color w:val="1F5A4C"/>
+            <w:sz w:val="17"/>
             <w:u w:val="single"/>
           </w:rPr>
-          <w:t>research/prospective_attempt114/protocol.json</w:t>
+          <w:t>Registration commit</w:t>
         </w:r>
       </w:hyperlink>
       <w:r>
@@ -4965,19 +1875,39 @@
           <w:rFonts w:ascii="Times New Roman" w:hAnsi="Times New Roman" w:eastAsia="Times New Roman"/>
           <w:b w:val="0"/>
           <w:i w:val="0"/>
-          <w:color w:val="68706F"/>
-          <w:sz w:val="14"/>
+          <w:color w:val="5F6368"/>
+          <w:sz w:val="17"/>
+        </w:rPr>
+        <w:t xml:space="preserve">; </w:t>
+      </w:r>
+      <w:hyperlink r:id="rId25">
+        <w:r>
+          <w:rPr>
+            <w:rFonts w:ascii="Times New Roman" w:hAnsi="Times New Roman"/>
+            <w:color w:val="1F5A4C"/>
+            <w:sz w:val="17"/>
+            <w:u w:val="single"/>
+          </w:rPr>
+          <w:t>verification workflow</w:t>
+        </w:r>
+      </w:hyperlink>
+      <w:r>
+        <w:rPr>
+          <w:rFonts w:ascii="Times New Roman" w:hAnsi="Times New Roman" w:eastAsia="Times New Roman"/>
+          <w:b w:val="0"/>
+          <w:i w:val="0"/>
+          <w:color w:val="5F6368"/>
+          <w:sz w:val="17"/>
         </w:rPr>
         <w:t>.</w:t>
       </w:r>
     </w:p>
     <w:p>
       <w:pPr>
-        <w:keepNext w:val="0"/>
         <w:keepLines w:val="0"/>
         <w:widowControl/>
-        <w:spacing w:before="0" w:after="12" w:line="211" w:lineRule="auto"/>
-        <w:ind w:left="317" w:hanging="317"/>
+        <w:spacing w:line="240" w:lineRule="auto" w:after="42"/>
+        <w:ind w:left="346" w:hanging="346"/>
         <w:jc w:val="both"/>
       </w:pPr>
       <w:r>
@@ -4985,20 +1915,20 @@
           <w:rFonts w:ascii="Times New Roman" w:hAnsi="Times New Roman" w:eastAsia="Times New Roman"/>
           <w:b w:val="0"/>
           <w:i w:val="0"/>
-          <w:color w:val="68706F"/>
-          <w:sz w:val="14"/>
+          <w:color w:val="5F6368"/>
+          <w:sz w:val="17"/>
         </w:rPr>
-        <w:t xml:space="preserve">[14] Finly. “Attempt 114 Runtime Manifest.” 2026. </w:t>
+        <w:t xml:space="preserve">[14] Finly. “Attempt 116: Prospective Options Volatility Shadow Protocol” and public registration record. </w:t>
       </w:r>
       <w:hyperlink r:id="rId26">
         <w:r>
           <w:rPr>
             <w:rFonts w:ascii="Times New Roman" w:hAnsi="Times New Roman"/>
-            <w:color w:val="2E6F5C"/>
-            <w:sz w:val="14"/>
+            <w:color w:val="1F5A4C"/>
+            <w:sz w:val="17"/>
             <w:u w:val="single"/>
           </w:rPr>
-          <w:t>research/prospective_attempt114/runtime_manifest.json</w:t>
+          <w:t>Registration commit</w:t>
         </w:r>
       </w:hyperlink>
       <w:r>
@@ -5006,40 +1936,20 @@
           <w:rFonts w:ascii="Times New Roman" w:hAnsi="Times New Roman" w:eastAsia="Times New Roman"/>
           <w:b w:val="0"/>
           <w:i w:val="0"/>
-          <w:color w:val="68706F"/>
-          <w:sz w:val="14"/>
+          <w:color w:val="5F6368"/>
+          <w:sz w:val="17"/>
         </w:rPr>
-        <w:t>.</w:t>
-      </w:r>
-    </w:p>
-    <w:p>
-      <w:pPr>
-        <w:keepNext w:val="0"/>
-        <w:keepLines w:val="0"/>
-        <w:widowControl/>
-        <w:spacing w:before="0" w:after="12" w:line="211" w:lineRule="auto"/>
-        <w:ind w:left="317" w:hanging="317"/>
-        <w:jc w:val="both"/>
-      </w:pPr>
-      <w:r>
-        <w:rPr>
-          <w:rFonts w:ascii="Times New Roman" w:hAnsi="Times New Roman" w:eastAsia="Times New Roman"/>
-          <w:b w:val="0"/>
-          <w:i w:val="0"/>
-          <w:color w:val="68706F"/>
-          <w:sz w:val="14"/>
-        </w:rPr>
-        <w:t xml:space="preserve">[15] Finly. “Attempt 114 GitHub Publication Collection Receipt.” 2026. </w:t>
+        <w:t xml:space="preserve">; </w:t>
       </w:r>
       <w:hyperlink r:id="rId27">
         <w:r>
           <w:rPr>
             <w:rFonts w:ascii="Times New Roman" w:hAnsi="Times New Roman"/>
-            <w:color w:val="2E6F5C"/>
-            <w:sz w:val="14"/>
+            <w:color w:val="1F5A4C"/>
+            <w:sz w:val="17"/>
             <w:u w:val="single"/>
           </w:rPr>
-          <w:t>research/prospective_attempt114/publication_receipts/a10099fa…json</w:t>
+          <w:t>verification workflow</w:t>
         </w:r>
       </w:hyperlink>
       <w:r>
@@ -5047,8 +1957,8 @@
           <w:rFonts w:ascii="Times New Roman" w:hAnsi="Times New Roman" w:eastAsia="Times New Roman"/>
           <w:b w:val="0"/>
           <w:i w:val="0"/>
-          <w:color w:val="68706F"/>
-          <w:sz w:val="14"/>
+          <w:color w:val="5F6368"/>
+          <w:sz w:val="17"/>
         </w:rPr>
         <w:t>.</w:t>
       </w:r>
@@ -5056,9 +1966,11 @@
     <w:sectPr>
       <w:headerReference w:type="default" r:id="rId9"/>
       <w:footerReference w:type="default" r:id="rId10"/>
+      <w:footerReference w:type="first" r:id="rId11"/>
       <w:pgSz w:w="12240" w:h="15840"/>
-      <w:pgMar w:top="979" w:right="1037" w:bottom="720" w:left="1037" w:header="317" w:footer="346" w:gutter="0"/>
+      <w:pgMar w:top="1325" w:right="1440" w:bottom="1238" w:left="1440" w:header="432" w:footer="432" w:gutter="0"/>
       <w:cols w:space="720"/>
+      <w:titlePg/>
       <w:docGrid w:linePitch="360"/>
     </w:sectPr>
   </w:body>
@@ -5070,82 +1982,50 @@
   <w:p>
     <w:pPr>
       <w:pStyle w:val="Footer"/>
-    </w:pPr>
+      <w:spacing w:before="0" w:after="0"/>
+      <w:jc w:val="right"/>
+    </w:pPr>
+    <w:r>
+      <w:rPr>
+        <w:rFonts w:ascii="Times New Roman" w:hAnsi="Times New Roman" w:eastAsia="Times New Roman"/>
+        <w:b w:val="0"/>
+        <w:i w:val="0"/>
+        <w:color w:val="5F6368"/>
+        <w:sz w:val="16"/>
+      </w:rPr>
+      <w:fldChar w:fldCharType="begin"/>
+      <w:instrText xml:space="preserve"> PAGE </w:instrText>
+      <w:fldChar w:fldCharType="separate"/>
+      <w:t>1</w:t>
+      <w:fldChar w:fldCharType="end"/>
+    </w:r>
   </w:p>
-  <w:tbl>
-    <w:tblPr>
-      <w:tblW w:type="auto" w:w="0"/>
-      <w:jc w:val="center"/>
-      <w:tblLayout w:type="fixed"/>
-      <w:tblLook w:firstColumn="1" w:firstRow="1" w:lastColumn="0" w:lastRow="0" w:noHBand="0" w:noVBand="1" w:val="04A0"/>
-      <w:tblBorders>
-        <w:top w:val="single" w:sz="0" w:space="0" w:color="FFFFFF"/>
-        <w:left w:val="single" w:sz="0" w:space="0" w:color="FFFFFF"/>
-        <w:bottom w:val="single" w:sz="0" w:space="0" w:color="FFFFFF"/>
-        <w:right w:val="single" w:sz="0" w:space="0" w:color="FFFFFF"/>
-        <w:insideH w:val="single" w:sz="0" w:space="0" w:color="FFFFFF"/>
-        <w:insideV w:val="single" w:sz="0" w:space="0" w:color="FFFFFF"/>
-      </w:tblBorders>
-    </w:tblPr>
-    <w:tblGrid>
-      <w:gridCol w:w="8928"/>
-      <w:gridCol w:w="1440"/>
-    </w:tblGrid>
-    <w:tr>
-      <w:tc>
-        <w:tcPr>
-          <w:tcW w:type="dxa" w:w="5184"/>
-          <w:tcMar>
-            <w:top w:w="30" w:type="dxa"/>
-            <w:start w:w="0" w:type="dxa"/>
-            <w:bottom w:w="0" w:type="dxa"/>
-            <w:end w:w="0" w:type="dxa"/>
-          </w:tcMar>
-        </w:tcPr>
-        <w:p>
-          <w:r>
-            <w:rPr>
-              <w:rFonts w:ascii="Arial" w:hAnsi="Arial" w:eastAsia="Arial"/>
-              <w:b w:val="0"/>
-              <w:i w:val="0"/>
-              <w:color w:val="68706F"/>
-              <w:sz w:val="14"/>
-            </w:rPr>
-            <w:t>Controlled delegation · execution realism · publicly frozen prospective evaluation.</w:t>
-          </w:r>
-        </w:p>
-      </w:tc>
-      <w:tc>
-        <w:tcPr>
-          <w:tcW w:type="dxa" w:w="5184"/>
-          <w:tcMar>
-            <w:top w:w="30" w:type="dxa"/>
-            <w:start w:w="0" w:type="dxa"/>
-            <w:bottom w:w="0" w:type="dxa"/>
-            <w:end w:w="0" w:type="dxa"/>
-          </w:tcMar>
-        </w:tcPr>
-        <w:p>
-          <w:pPr>
-            <w:jc w:val="right"/>
-          </w:pPr>
-          <w:r>
-            <w:rPr>
-              <w:rFonts w:ascii="Arial" w:hAnsi="Arial" w:eastAsia="Arial"/>
-              <w:b w:val="0"/>
-              <w:i w:val="0"/>
-              <w:color w:val="68706F"/>
-              <w:sz w:val="15"/>
-            </w:rPr>
-            <w:fldChar w:fldCharType="begin"/>
-            <w:instrText xml:space="preserve"> PAGE </w:instrText>
-            <w:fldChar w:fldCharType="separate"/>
-            <w:fldChar w:fldCharType="end"/>
-          </w:r>
-        </w:p>
-      </w:tc>
-    </w:tr>
-  </w:tbl>
+</w:ftr>
+</file>
+
+<file path=word/footer2.xml><?xml version="1.0" encoding="utf-8"?>
+<w:ftr xmlns:m="http://schemas.openxmlformats.org/officeDocument/2006/math" xmlns:mc="http://schemas.openxmlformats.org/markup-compatibility/2006" xmlns:mo="http://schemas.microsoft.com/office/mac/office/2008/main" xmlns:mv="urn:schemas-microsoft-com:mac:vml" xmlns:o="urn:schemas-microsoft-com:office:office" xmlns:r="http://schemas.openxmlformats.org/officeDocument/2006/relationships" xmlns:v="urn:schemas-microsoft-com:vml" xmlns:w10="urn:schemas-microsoft-com:office:word" xmlns:w14="http://schemas.microsoft.com/office/word/2010/wordml" xmlns:w="http://schemas.openxmlformats.org/wordprocessingml/2006/main" xmlns:wne="http://schemas.microsoft.com/office/word/2006/wordml" xmlns:wp14="http://schemas.microsoft.com/office/word/2010/wordprocessingDrawing" xmlns:wp="http://schemas.openxmlformats.org/drawingml/2006/wordprocessingDrawing" xmlns:wpc="http://schemas.microsoft.com/office/word/2010/wordprocessingCanvas" xmlns:wpg="http://schemas.microsoft.com/office/word/2010/wordprocessingGroup" xmlns:wpi="http://schemas.microsoft.com/office/word/2010/wordprocessingInk" xmlns:wps="http://schemas.microsoft.com/office/word/2010/wordprocessingShape" mc:Ignorable="w14 wp14">
+  <w:p>
+    <w:pPr>
+      <w:pStyle w:val="Footer"/>
+      <w:spacing w:before="0" w:after="0"/>
+      <w:jc w:val="right"/>
+    </w:pPr>
+    <w:r>
+      <w:rPr>
+        <w:rFonts w:ascii="Times New Roman" w:hAnsi="Times New Roman" w:eastAsia="Times New Roman"/>
+        <w:b w:val="0"/>
+        <w:i w:val="0"/>
+        <w:color w:val="5F6368"/>
+        <w:sz w:val="16"/>
+      </w:rPr>
+      <w:fldChar w:fldCharType="begin"/>
+      <w:instrText xml:space="preserve"> PAGE </w:instrText>
+      <w:fldChar w:fldCharType="separate"/>
+      <w:t>1</w:t>
+      <w:fldChar w:fldCharType="end"/>
+    </w:r>
+  </w:p>
 </w:ftr>
 </file>
 
@@ -5154,126 +2034,22 @@
   <w:p>
     <w:pPr>
       <w:pStyle w:val="Header"/>
-    </w:pPr>
-  </w:p>
-  <w:tbl>
-    <w:tblPr>
-      <w:tblW w:type="auto" w:w="0"/>
-      <w:jc w:val="center"/>
-      <w:tblLayout w:type="fixed"/>
-      <w:tblLook w:firstColumn="1" w:firstRow="1" w:lastColumn="0" w:lastRow="0" w:noHBand="0" w:noVBand="1" w:val="04A0"/>
-      <w:tblBorders>
-        <w:top w:val="single" w:sz="0" w:space="0" w:color="FFFFFF"/>
-        <w:left w:val="single" w:sz="0" w:space="0" w:color="FFFFFF"/>
-        <w:bottom w:val="single" w:sz="0" w:space="0" w:color="FFFFFF"/>
-        <w:right w:val="single" w:sz="0" w:space="0" w:color="FFFFFF"/>
-        <w:insideH w:val="single" w:sz="0" w:space="0" w:color="FFFFFF"/>
-        <w:insideV w:val="single" w:sz="0" w:space="0" w:color="FFFFFF"/>
-      </w:tblBorders>
-    </w:tblPr>
-    <w:tblGrid>
-      <w:gridCol w:w="6912"/>
-      <w:gridCol w:w="3456"/>
-    </w:tblGrid>
-    <w:tr>
-      <w:tc>
-        <w:tcPr>
-          <w:tcW w:type="dxa" w:w="6912"/>
-          <w:tcMar>
-            <w:top w:w="0" w:type="dxa"/>
-            <w:start w:w="0" w:type="dxa"/>
-            <w:bottom w:w="50" w:type="dxa"/>
-            <w:end w:w="0" w:type="dxa"/>
-          </w:tcMar>
-        </w:tcPr>
-        <w:p>
-          <w:pPr>
-            <w:jc w:val="left"/>
-          </w:pPr>
-          <w:r>
-            <w:drawing>
-              <wp:inline xmlns:a="http://schemas.openxmlformats.org/drawingml/2006/main" xmlns:pic="http://schemas.openxmlformats.org/drawingml/2006/picture">
-                <wp:extent cx="228600" cy="228600"/>
-                <wp:docPr id="1" name="Picture 1"/>
-                <wp:cNvGraphicFramePr>
-                  <a:graphicFrameLocks noChangeAspect="1"/>
-                </wp:cNvGraphicFramePr>
-                <a:graphic>
-                  <a:graphicData uri="http://schemas.openxmlformats.org/drawingml/2006/picture">
-                    <pic:pic>
-                      <pic:nvPicPr>
-                        <pic:cNvPr id="0" name="finly-bull-512.png"/>
-                        <pic:cNvPicPr/>
-                      </pic:nvPicPr>
-                      <pic:blipFill>
-                        <a:blip r:embed="rId1"/>
-                        <a:stretch>
-                          <a:fillRect/>
-                        </a:stretch>
-                      </pic:blipFill>
-                      <pic:spPr>
-                        <a:xfrm>
-                          <a:off x="0" y="0"/>
-                          <a:ext cx="228600" cy="228600"/>
-                        </a:xfrm>
-                        <a:prstGeom prst="rect"/>
-                      </pic:spPr>
-                    </pic:pic>
-                  </a:graphicData>
-                </a:graphic>
-              </wp:inline>
-            </w:drawing>
-          </w:r>
-          <w:r>
-            <w:t xml:space="preserve">  </w:t>
-          </w:r>
-          <w:r>
-            <w:rPr>
-              <w:rFonts w:ascii="Arial" w:hAnsi="Arial" w:eastAsia="Arial"/>
-              <w:b/>
-              <w:i w:val="0"/>
-              <w:color w:val="2E6F5C"/>
-              <w:sz w:val="15"/>
-            </w:rPr>
-            <w:t>FINLY / TECHNICAL EVIDENCE PAPER</w:t>
-          </w:r>
-        </w:p>
-      </w:tc>
-      <w:tc>
-        <w:tcPr>
-          <w:tcW w:type="dxa" w:w="3456"/>
-          <w:tcMar>
-            <w:top w:w="0" w:type="dxa"/>
-            <w:start w:w="0" w:type="dxa"/>
-            <w:bottom w:w="50" w:type="dxa"/>
-            <w:end w:w="0" w:type="dxa"/>
-          </w:tcMar>
-        </w:tcPr>
-        <w:p>
-          <w:pPr>
-            <w:jc w:val="right"/>
-          </w:pPr>
-          <w:r>
-            <w:rPr>
-              <w:rFonts w:ascii="Arial" w:hAnsi="Arial" w:eastAsia="Arial"/>
-              <w:b/>
-              <w:i w:val="0"/>
-              <w:color w:val="68706F"/>
-              <w:sz w:val="15"/>
-            </w:rPr>
-            <w:t>30 AUGUST 2026</w:t>
-          </w:r>
-        </w:p>
-      </w:tc>
-    </w:tr>
-  </w:tbl>
-  <w:p>
-    <w:pPr>
-      <w:spacing w:after="0"/>
+      <w:keepNext/>
+      <w:spacing w:before="0" w:after="40"/>
       <w:pBdr>
-        <w:bottom w:val="single" w:sz="5" w:space="0" w:color="0D2B43"/>
+        <w:bottom w:val="single" w:sz="3" w:space="2" w:color="B8BBB8"/>
       </w:pBdr>
     </w:pPr>
+    <w:r>
+      <w:rPr>
+        <w:rFonts w:ascii="Arial" w:hAnsi="Arial" w:eastAsia="Arial"/>
+        <w:b w:val="0"/>
+        <w:i w:val="0"/>
+        <w:color w:val="5F6368"/>
+        <w:sz w:val="14"/>
+      </w:rPr>
+      <w:t>FINLY  /  TAKING TRADING EVIDENCE SERIOUSLY</w:t>
+    </w:r>
   </w:p>
 </w:hdr>
 </file>
@@ -5643,12 +2419,12 @@
     <w:rsid w:val="00FC693F"/>
     <w:pPr>
       <w:widowControl/>
-      <w:spacing w:after="80" w:line="259" w:lineRule="auto"/>
+      <w:spacing w:before="0" w:after="120" w:line="276" w:lineRule="auto"/>
     </w:pPr>
     <w:rPr>
       <w:rFonts w:ascii="Times New Roman" w:hAnsi="Times New Roman" w:eastAsia="Times New Roman"/>
-      <w:color w:val="263238"/>
-      <w:sz w:val="18"/>
+      <w:color w:val="171717"/>
+      <w:sz w:val="22"/>
     </w:rPr>
   </w:style>
   <w:style w:type="paragraph" w:styleId="Header">

--- a/public/judge/Finly_Technical_Paper.docx
+++ b/public/judge/Finly_Technical_Paper.docx
@@ -15,7 +15,7 @@
           <w:color w:val="171717"/>
           <w:sz w:val="47"/>
         </w:rPr>
-        <w:t>Finly: Taking Trading Evidence Seriously</w:t>
+        <w:t>Finly: From Market Evidence to a Checked Alpaca Paper Order</w:t>
       </w:r>
     </w:p>
     <w:p>
@@ -31,7 +31,7 @@
           <w:color w:val="5F6368"/>
           <w:sz w:val="23"/>
         </w:rPr>
-        <w:t>Controlled delegation, failed promotion, and the discipline of an empty forward test</w:t>
+        <w:t>A frozen equity sleeve, a defined-risk options workflow, and a live $100,000 paper account</w:t>
       </w:r>
     </w:p>
     <w:p>
@@ -66,7 +66,7 @@
           <w:color w:val="5F6368"/>
           <w:sz w:val="16"/>
         </w:rPr>
-        <w:t>30 August 2026 · Evidence through 30 August 2026</w:t>
+        <w:t>31 August 2026</w:t>
       </w:r>
     </w:p>
     <w:p>
@@ -101,7 +101,7 @@
           <w:color w:val="171717"/>
           <w:sz w:val="20"/>
         </w:rPr>
-        <w:t>Trading agents are usually evaluated as if their central problem were prediction: gather information, form a view, and convert the view into a position. Finly is organized around a prior problem. What authority should an artificial intelligence receive before its judgment has been distinguished from a persuasive error? The system answers by separating interpretation from authorization. A model may assess bounded evidence, explain uncertainty, and veto a proposal. Deterministic code retains control of the economic intent, the exposure-bearing fields, and the decision to permit or refuse an action.</w:t>
+        <w:t>Finly is an AI-assisted trading system built for the Alpaca paper-trading environment. It combines a frozen four-ETF momentum allocation with a separate SPY options workflow. The language model has a useful but deliberately limited task: it reads current public news, describes the evidence in a structured response, and may stop an options proposal. Deterministic code owns the economic direction, position size, contract selection, payoff calculation, broker fields, and final permit. Every permitted order is accompanied by a receipt that ties the evidence and risk calculation to the intended broker payload.</w:t>
       </w:r>
     </w:p>
     <w:p>
@@ -120,7 +120,7 @@
           <w:color w:val="171717"/>
           <w:sz w:val="20"/>
         </w:rPr>
-        <w:t>The evidence is intentionally adversarial to the sales pitch. In the consumed, post-selected 2013-01-02–2026-08-27 retrospective replay with modeled 5 bp one-way costs, G4 returned +967.11% versus SPY +580.82%; promotion was rejected because the Deflated Sharpe probability was 3.75% and the worst familywise-adjusted p-value was 37.18%. Production v1 is the frozen unlevered SPY/BIL policy targeting 10% annualized volatility: in the consumed 2025-01-02–2026-08-28 modeled next-open study it returned +15.39% at 5 bp per traded leg and +10.56% at 25 bp, versus SPY +33.52%; at 5 bp its modeled annualized volatility was 8.12% and maximum drawdown was -5.45%, so it was risk-controlled but not market-beating on total return. Attempts 115 and 116 are publicly registered future-only tests. As of 2026-08-30T08:10:52.000Z, each had zero observed outcomes, and neither supports a performance claim. The result is a trading system whose most important output is sometimes refusal: not because profit is unimportant, but because a profit claim without a defensible chain of custody is not yet knowledge.</w:t>
+        <w:t>The equity rule, called G4, was developed in a retrospective 2013–2026 study. With a modeled one-way cost of five basis points, it turned $10,000 into $106,711, compared with $68,082 for SPY. A fixed industry-portfolio proxy was then replayed on 21,218 earlier trading days from Kenneth French's public archive; it annualized at 13.37 percent against 9.48 percent for the market and retained a 2.45-percentage-point net-log-growth advantage under a twenty-five-basis-point cost stress. These results are simulations, not forecasts. The options demonstration produced a SPY debit spread with an exact $366 maximum loss and $634 maximum gain, and passed four source-removal checks and thirty-two input perturbations. The live system uses Alpaca's official MCP server, encrypted restart state, broker read-back, and a sanitized dashboard for a dedicated $100,000 paper account. A public test run contains 803 automated tests: 801 passed and two were skipped.</w:t>
       </w:r>
     </w:p>
     <w:p>
@@ -136,7 +136,7 @@
           <w:color w:val="171717"/>
           <w:sz w:val="27"/>
         </w:rPr>
-        <w:t>1. The question before the forecast</w:t>
+        <w:t>1. What we built</w:t>
       </w:r>
     </w:p>
     <w:p>
@@ -155,7 +155,7 @@
           <w:color w:val="171717"/>
           <w:sz w:val="22"/>
         </w:rPr>
-        <w:t>There is an easy way to describe an agentic trading system. The system observes prices and text, reasons over both, and sends a trade to a broker. Each verb seems to follow naturally from the one before it. Yet the sequence contains an unnoticed transfer of authority. The capacity to interpret a document becomes the capacity to choose an exposure; the capacity to explain uncertainty becomes the capacity to set a maximum loss; and a linguistic output, whose merit may remain contestable, becomes a financial instruction whose effects are immediate.</w:t>
+        <w:t>Trading systems often ask a single component to perform several unlike tasks. It reads a report, decides what the report means, selects an exposure, chooses an instrument, and sends an order. The apparent simplicity is misleading. An error in interpretation is not the same as an error in sizing, and neither should silently alter the fields that reach a broker.</w:t>
       </w:r>
     </w:p>
     <w:p>
@@ -174,7 +174,7 @@
           <w:color w:val="171717"/>
           <w:sz w:val="22"/>
         </w:rPr>
-        <w:t>Finly was designed to make that transfer visible. Its thesis is that interpretive competence and capital authority should be treated as separate engineering objects. This does not imply that models are useless in finance. It implies only that an output should not acquire additional rights merely because it is fluent. Evidence assessment is one task. Economic aggregation is another. Order construction and authorization are different again. When these tasks are collapsed into a single agent, a post hoc explanation can conceal which component actually selected the risk. When they are separated, disagreement becomes inspectable and failure can resolve to no trade.</w:t>
+        <w:t>Finly separates those tasks. A frozen G4 equity sleeve supplies the competition's initial allocation. A separate SPY options workflow admits only defined-risk debit spreads. The language model interprets a small set of public news, while code checks data quality, economic intent, payoff, liquidity, account limits, and order construction. A short-lived permit and receipt connect one reviewed decision to one exact order. A restartable Alpaca paper-trading runner records the intent, submits conservatively, and reconciles the result against broker state.</w:t>
       </w:r>
     </w:p>
     <w:p>
@@ -193,7 +193,58 @@
           <w:color w:val="171717"/>
           <w:sz w:val="22"/>
         </w:rPr>
-        <w:t>The paper develops this claim in four stages. First, it explains why the relevant unit of evaluation is a chain of custody from evidence to authority, rather than a screenshot of terminal wealth. Second, it examines Finly's strongest retrospective challenger and the decision to reject it. Third, it turns to the frozen production policy, whose risk-controlled result is more modest and, for that reason, more informative. Finally, it considers the strongest objection to this architecture—that caution without market-beating returns is merely sophisticated inaction—and explains why the objection is partly correct but does not justify granting a model unearned authority.</w:t>
+        <w:t>This design does not treat the model as decoration. Its assessment can prevent a proposal from advancing when the evidence is unclear or inconsistent. But the model cannot turn confidence into additional contracts, substitute a different option, widen a loss bound, or manufacture permission. Its influence is interpretive; the code remains responsible for the financial commitment.</w:t>
+      </w:r>
+    </w:p>
+    <w:p>
+      <w:pPr>
+        <w:keepNext/>
+        <w:spacing w:before="260" w:after="100"/>
+      </w:pPr>
+      <w:r>
+        <w:rPr>
+          <w:rFonts w:ascii="Times New Roman" w:hAnsi="Times New Roman" w:eastAsia="Times New Roman"/>
+          <w:b/>
+          <w:i w:val="0"/>
+          <w:color w:val="171717"/>
+          <w:sz w:val="27"/>
+        </w:rPr>
+        <w:t>2. The frozen G4 equity sleeve</w:t>
+      </w:r>
+    </w:p>
+    <w:p>
+      <w:pPr>
+        <w:keepNext/>
+        <w:spacing w:before="160" w:after="80"/>
+      </w:pPr>
+      <w:r>
+        <w:rPr>
+          <w:rFonts w:ascii="Times New Roman" w:hAnsi="Times New Roman" w:eastAsia="Times New Roman"/>
+          <w:b/>
+          <w:i/>
+          <w:color w:val="171717"/>
+          <w:sz w:val="22"/>
+        </w:rPr>
+        <w:t>2.1 Rule</w:t>
+      </w:r>
+    </w:p>
+    <w:p>
+      <w:pPr>
+        <w:keepLines/>
+        <w:widowControl/>
+        <w:spacing w:line="276" w:lineRule="auto" w:after="120"/>
+        <w:ind w:firstLine="0"/>
+        <w:jc w:val="both"/>
+      </w:pPr>
+      <w:r>
+        <w:rPr>
+          <w:rFonts w:ascii="Times New Roman" w:hAnsi="Times New Roman" w:eastAsia="Times New Roman"/>
+          <w:b w:val="0"/>
+          <w:i w:val="0"/>
+          <w:color w:val="171717"/>
+          <w:sz w:val="22"/>
+        </w:rPr>
+        <w:t>G4 is a transparent momentum allocation over QQQ and the original nine Select Sector SPDR funds. On each twenty-one-session rebalance date, it assigns half of the risky allocation to QQQ. It ranks the sector funds by twelve-to-six-month momentum, where m_i(t) = log(P_i(t−126) / P_i(t−252)), and divides the remaining half equally among the three highest-ranked sectors. The six-month gap reduces the influence of the most recent part of the return path, while QQQ remains the stable core. This is a relative momentum rule rather than a discretionary market forecast. The broader literature on trend and momentum supplies context for the design, but it does not validate this particular specification [1].</w:t>
       </w:r>
     </w:p>
     <w:p>
@@ -212,23 +263,42 @@
           <w:color w:val="171717"/>
           <w:sz w:val="22"/>
         </w:rPr>
-        <w:t>The scope is narrow. Finly does not establish future profitability, next-month outperformance, verified options profit and loss, or financial superiority over another project. Those exclusions are not buried in a final limitations paragraph. They determine how the system is built, what evidence is admitted, and which sentences are allowed to reach the submission [11].</w:t>
+        <w:t>For the competition, the final signal used Alpaca Market Data API bars from the IEX feed, adjusted for corporate actions, through the session of 28 August 2026. The signal retained the required 253 sessions, selected XLB, XLE, and XLV, and was frozen before the competition window [2]. The dedicated paper account preserves three percent in cash. The submitted target is 48.5 percent QQQ and 16.1667 percent in each of XLB, XLE, and XLV, leaving three percent as the operating reserve.</w:t>
+      </w:r>
+    </w:p>
+    <w:p>
+      <w:pPr>
+        <w:keepLines/>
+        <w:widowControl/>
+        <w:spacing w:line="276" w:lineRule="auto" w:after="120"/>
+        <w:ind w:firstLine="346"/>
+        <w:jc w:val="both"/>
+      </w:pPr>
+      <w:r>
+        <w:rPr>
+          <w:rFonts w:ascii="Times New Roman" w:hAnsi="Times New Roman" w:eastAsia="Times New Roman"/>
+          <w:b w:val="0"/>
+          <w:i w:val="0"/>
+          <w:color w:val="171717"/>
+          <w:sz w:val="22"/>
+        </w:rPr>
+        <w:t>The competition protocol fixes a $100,000 baseline, a single initial rebalance, and no in-contest re-optimization. It also fixes the signal session, data source, target notionals, paper endpoint, MCP version, order method, client-order identifiers, and hashes of the governing artifacts [3]. The allocation is thus a known object before its forward result is observed.</w:t>
       </w:r>
     </w:p>
     <w:p>
       <w:pPr>
         <w:keepNext/>
-        <w:spacing w:before="260" w:after="100"/>
+        <w:spacing w:before="160" w:after="80"/>
       </w:pPr>
       <w:r>
         <w:rPr>
           <w:rFonts w:ascii="Times New Roman" w:hAnsi="Times New Roman" w:eastAsia="Times New Roman"/>
           <w:b/>
-          <w:i w:val="0"/>
+          <w:i/>
           <w:color w:val="171717"/>
-          <w:sz w:val="27"/>
+          <w:sz w:val="22"/>
         </w:rPr>
-        <w:t>2. A chain of custody for trading decisions</w:t>
+        <w:t>2.2 Historical evidence</w:t>
       </w:r>
     </w:p>
     <w:p>
@@ -247,7 +317,7 @@
           <w:color w:val="171717"/>
           <w:sz w:val="22"/>
         </w:rPr>
-        <w:t>A trade can be traced through several kinds of judgment. An evidence layer decides what was observed and when. An interpretive layer decides what the observations may mean. An economic layer translates admissible evidence into a direction and risk posture. A compiler constructs an exact, typed intent. An authorization layer checks whether the intent, constraints, and available account context agree. The distinction matters because an error at each layer requires a different remedy. Bad evidence should be excluded; uncertain interpretation should reduce confidence or veto; an invalid intent should be rejected by schema; a risk violation should fail closed.</w:t>
+        <w:t>The principal historical replay covers 2 January 2013 through 27 August 2026. With five basis points of modeled one-way trading cost, G4 returned 967.11 percent and SPY returned 580.82 percent. Expressed as terminal wealth, $10,000 became $106,711 under G4 and $68,082 under SPY, a difference of $38,629 [4]. The same public evidence package contains the wealth and drawdown series used in the presentation [5].</w:t>
       </w:r>
     </w:p>
     <w:p>
@@ -266,7 +336,7 @@
           <w:color w:val="171717"/>
           <w:sz w:val="22"/>
         </w:rPr>
-        <w:t>Finly assigns model judgment to the second layer. The model may read a bounded evidence bundle, produce a structured assessment, explain why a source matters, and disagree with the deterministic proposal. It may also stop the sequence. It may not author the economic direction, substitute an instrument, enlarge loss, populate the order fields, or infer permission from its own confidence. The code-owned intent and the model's typed echo can be compared exactly; a discrepancy is treated as a failed handoff, not as creative discretion.</w:t>
+        <w:t>These are retrospective results. G4 was selected during the research process, and the final specification benefited from observing the ETF-era sample. The return difference is economically interesting, but it is not an unbiased estimate of future excess return. It should be read as a precise report of a modeled past under stated cost assumptions.</w:t>
       </w:r>
     </w:p>
     <w:p>
@@ -285,7 +355,7 @@
           <w:color w:val="171717"/>
           <w:sz w:val="22"/>
         </w:rPr>
-        <w:t>This asymmetry is deliberate. A model can reduce action but cannot amplify it. One might initially regard that rule as unfair: if a model is trusted to recognize danger, why is it not trusted to recognize opportunity? The answer concerns error asymmetry rather than metaphysical status. A false veto forgoes a possible trade. A false authorization creates an exposure. Both errors matter, but only one can enlarge the system's financial commitment before review. Finly therefore permits the model to contribute negative information while requiring positive authority to remain with deterministic, testable rules.</w:t>
+        <w:t>We therefore performed a separate, fixed-form reproduction on an earlier public dataset. Ten value-weighted U.S. industry portfolios from Kenneth French's Data Library supplied an external industry proxy rather than the modern ETFs themselves [6]. The replay covers 7 May 1927 through 29 May 2007, or 21,218 trading days, and uses the same base five-basis-point cost convention. The proxy produced 13.37 percent annualized growth against 9.48 percent for the market, a 3.89-percentage-point difference. Its advantage was positive at all twenty-one monthly anchors. Under a twenty-five-basis-point cost stress, the net-log-growth advantage remained 2.45 percentage points, and the maximum drawdown was 16.31 percentage points shallower than the market proxy [7].</w:t>
       </w:r>
     </w:p>
     <w:p>
@@ -304,7 +374,58 @@
           <w:color w:val="171717"/>
           <w:sz w:val="22"/>
         </w:rPr>
-        <w:t>The options layer follows the same logic. It is a compiler and control boundary, not a historical profit series. Code can map an already-permitted view into a defined-risk intent, calculate its payoff bounds, and project the broker-shaped fields required for review. The model may explain or challenge the underlying evidence; it does not select a contract or turn a rationale into a submitted order. Nothing in the historical ETF studies is rewritten as options performance. This separation is easy to state and surprisingly easy to violate, especially when a single interface displays research, recommendation, and execution as though they were one event.</w:t>
+        <w:t>This earlier study answers a narrower question: whether a fixed industry version of the rule also exhibited useful behavior in a long, separate historical era. The instruments are proxies, the execution remains modeled, and the data are still historical. It strengthens the robustness case without turning either replay into a live performance record.</w:t>
+      </w:r>
+    </w:p>
+    <w:p>
+      <w:pPr>
+        <w:keepNext/>
+        <w:spacing w:before="260" w:after="100"/>
+      </w:pPr>
+      <w:r>
+        <w:rPr>
+          <w:rFonts w:ascii="Times New Roman" w:hAnsi="Times New Roman" w:eastAsia="Times New Roman"/>
+          <w:b/>
+          <w:i w:val="0"/>
+          <w:color w:val="171717"/>
+          <w:sz w:val="27"/>
+        </w:rPr>
+        <w:t>3. The SPY options workflow</w:t>
+      </w:r>
+    </w:p>
+    <w:p>
+      <w:pPr>
+        <w:keepNext/>
+        <w:spacing w:before="160" w:after="80"/>
+      </w:pPr>
+      <w:r>
+        <w:rPr>
+          <w:rFonts w:ascii="Times New Roman" w:hAnsi="Times New Roman" w:eastAsia="Times New Roman"/>
+          <w:b/>
+          <w:i/>
+          <w:color w:val="171717"/>
+          <w:sz w:val="22"/>
+        </w:rPr>
+        <w:t>3.1 From evidence to an economic intent</w:t>
+      </w:r>
+    </w:p>
+    <w:p>
+      <w:pPr>
+        <w:keepLines/>
+        <w:widowControl/>
+        <w:spacing w:line="276" w:lineRule="auto" w:after="120"/>
+        <w:ind w:firstLine="0"/>
+        <w:jc w:val="both"/>
+      </w:pPr>
+      <w:r>
+        <w:rPr>
+          <w:rFonts w:ascii="Times New Roman" w:hAnsi="Times New Roman" w:eastAsia="Times New Roman"/>
+          <w:b w:val="0"/>
+          <w:i w:val="0"/>
+          <w:color w:val="171717"/>
+          <w:sz w:val="22"/>
+        </w:rPr>
+        <w:t>The options component trades only SPY and admits three outcomes: a bull-call debit spread, a bear-put debit spread, or no trade. Its inputs are time-stamped and typed. They include market observations, option-chain information, event evidence, public news, and a small prediction-market contribution. Each source has an explicit role and weight; repeated prose cannot substitute for price or options evidence.</w:t>
       </w:r>
     </w:p>
     <w:p>
@@ -323,23 +444,42 @@
           <w:color w:val="171717"/>
           <w:sz w:val="22"/>
         </w:rPr>
-        <w:t>Recent work on financial agents helps explain why this boundary is useful. QFinZero emphasizes standardized schemas, time-aligned interfaces, logging, and deterministic replay for language-model trading tools [7]. BacktestBench similarly treats reproducible computation and grounded verification as first-order evaluation problems [8]. TrustTrade addresses a complementary weakness: models may treat heterogeneous inputs with unjustified uniform trust, so selective agreement and deterministic anchors can reduce the influence of noisy evidence [9]. Finly accepts the general premise that models can help organize and interrogate financial information. Its additional claim is institutional: better interpretation does not by itself settle who owns the exposure.</w:t>
+        <w:t>The language model is Qwen3-32B, hosted through Featherless. It receives only canonical public Alpaca news. It does not receive account identifiers, broker credentials, buying power, compiler internals, private risk state, or a prepared order. Inference uses a fixed temperature of zero, disables the model's extended thinking mode, and requires a JSON response that matches a strict schema [8]. The response can describe support, conflict, uncertainty, and relevance. It can stop the proposal. It cannot choose the direction or the financial terms.</w:t>
+      </w:r>
+    </w:p>
+    <w:p>
+      <w:pPr>
+        <w:keepLines/>
+        <w:widowControl/>
+        <w:spacing w:line="276" w:lineRule="auto" w:after="120"/>
+        <w:ind w:firstLine="346"/>
+        <w:jc w:val="both"/>
+      </w:pPr>
+      <w:r>
+        <w:rPr>
+          <w:rFonts w:ascii="Times New Roman" w:hAnsi="Times New Roman" w:eastAsia="Times New Roman"/>
+          <w:b w:val="0"/>
+          <w:i w:val="0"/>
+          <w:color w:val="171717"/>
+          <w:sz w:val="22"/>
+        </w:rPr>
+        <w:t>Code combines the admissible evidence into the direction and strength of the candidate view. It then searches for a vertical debit spread subject to the current policy: three to fourteen days to expiry, quote-age limits, maximum relative spread, minimum open interest, minimum modeled probability of profit, minimum reward-to-risk, and minimum expected value. Position size is bounded by one half of one percent of account equity, reduced to one quarter percent for a half-risk decision, capped at $500 of maximum loss per trade, limited to four contracts, and further constrained by a three-percent aggregate options-risk ceiling [9].</w:t>
       </w:r>
     </w:p>
     <w:p>
       <w:pPr>
         <w:keepNext/>
-        <w:spacing w:before="260" w:after="100"/>
+        <w:spacing w:before="160" w:after="80"/>
       </w:pPr>
       <w:r>
         <w:rPr>
           <w:rFonts w:ascii="Times New Roman" w:hAnsi="Times New Roman" w:eastAsia="Times New Roman"/>
           <w:b/>
-          <w:i w:val="0"/>
+          <w:i/>
           <w:color w:val="171717"/>
-          <w:sz w:val="27"/>
+          <w:sz w:val="22"/>
         </w:rPr>
-        <w:t>3. What counts as evidence</w:t>
+        <w:t>3.2 Payoff and perturbation checks</w:t>
       </w:r>
     </w:p>
     <w:p>
@@ -358,7 +498,7 @@
           <w:color w:val="171717"/>
           <w:sz w:val="22"/>
         </w:rPr>
-        <w:t>The central methodological decision is not a choice of indicator. It is the classification of evidence. A retrospective replay can answer whether a stated rule would have behaved in a particular model of the past. It cannot, merely by being rerun, become a prospective test. A modeled next-open ledger can reveal sensitivity to timing and transaction-cost assumptions. It cannot become a broker fill record. A public protocol can show that rules were fixed before eligible observations. It cannot become a performance result while its outcome set remains empty.</w:t>
+        <w:t>A vertical debit spread has a finite payoff that can be checked without relying on a model's prose. For a one-contract spread with strike width W dollars and debit D dollars per share, maximum loss equals 100D, while maximum gain equals 100(W−D).</w:t>
       </w:r>
     </w:p>
     <w:p>
@@ -377,7 +517,7 @@
           <w:color w:val="171717"/>
           <w:sz w:val="22"/>
         </w:rPr>
-        <w:t>Finly therefore distinguishes three evidential roles. The first is exploratory: consumed history may suggest a hypothesis, expose implementation defects, or reveal a risk profile. The second is promotion: a challenger must survive the tests defined for selection and must not borrow authority from the attractiveness of its own chart. The third is prospective: a future-only protocol begins with no favorable observation and earns a result only through the chronology it declared in advance. These roles are not ranks on a single scale. They answer different questions.</w:t>
+        <w:t>Finly recomputes these quantities from the selected legs and verifies them again against the broker-shaped order. The demonstration receipt describes a SPY debit spread with a $3.66 debit and a $10 strike width: maximum loss is therefore $366 and maximum gain is $634 [10]. This is a synthetic fixture designed to expose the complete decision path. It is not presented as a broker fill.</w:t>
       </w:r>
     </w:p>
     <w:p>
@@ -396,7 +536,42 @@
           <w:color w:val="171717"/>
           <w:sz w:val="22"/>
         </w:rPr>
-        <w:t>This distinction becomes especially important under adaptive research. Once many ideas have been proposed, altered, discarded, or revisited, the best survivor inherits a selection problem. White's Reality Check formalizes the intuition that searching across specifications changes the meaning of the winning result [3]. The Deflated Sharpe Ratio approaches the same problem from the standpoint of observed performance, accounting for non-normal returns and the fact that a selected Sharpe ratio emerged from a larger search [4]. Harvey, Liu, and Zhu place the issue in a broader empirical-finance context: a discovery threshold that ignores the number of tried factors will admit too many false positives [5]. These methods differ, but their common lesson is straightforward. A large historical return does not carry its own warrant.</w:t>
+        <w:t>The same fixture was subjected to four source-removal checks and thirty-two perturbations of its material inputs. Source removal asks whether any individual evidence family has been allowed to carry more authority than the design permits. Perturbation testing changes inputs around their admissible boundaries and checks that payoff, sizing, and permission remain consistent. All four removal checks and all thirty-two perturbations passed [10]. The test does not show that the market view will be correct; it shows that the safety properties do not depend on one convenient input arrangement.</w:t>
+      </w:r>
+    </w:p>
+    <w:p>
+      <w:pPr>
+        <w:keepNext/>
+        <w:spacing w:before="160" w:after="80"/>
+      </w:pPr>
+      <w:r>
+        <w:rPr>
+          <w:rFonts w:ascii="Times New Roman" w:hAnsi="Times New Roman" w:eastAsia="Times New Roman"/>
+          <w:b/>
+          <w:i/>
+          <w:color w:val="171717"/>
+          <w:sz w:val="22"/>
+        </w:rPr>
+        <w:t>3.3 A permit tied to one order</w:t>
+      </w:r>
+    </w:p>
+    <w:p>
+      <w:pPr>
+        <w:keepLines/>
+        <w:widowControl/>
+        <w:spacing w:line="276" w:lineRule="auto" w:after="120"/>
+        <w:ind w:firstLine="0"/>
+        <w:jc w:val="both"/>
+      </w:pPr>
+      <w:r>
+        <w:rPr>
+          <w:rFonts w:ascii="Times New Roman" w:hAnsi="Times New Roman" w:eastAsia="Times New Roman"/>
+          <w:b w:val="0"/>
+          <w:i w:val="0"/>
+          <w:color w:val="171717"/>
+          <w:sz w:val="22"/>
+        </w:rPr>
+        <w:t>Once the evidence, intent, spread, and account checks agree, the system issues a permit valid for thirty seconds. A final preflight must be no more than fifteen seconds old. Entry is stopped if the debit has moved by more than $0.10 or the underlying has moved by more than 0.5 percent from the reviewed state. The account must have the required options level and retain at least twenty-five percent buying power after the proposed trade [9].</w:t>
       </w:r>
     </w:p>
     <w:p>
@@ -415,7 +590,58 @@
           <w:color w:val="171717"/>
           <w:sz w:val="22"/>
         </w:rPr>
-        <w:t>Finly's quantitative release gate turns that lesson into an enforceable writing rule. It binds the submission to a small set of source-hashed statements and refuses any financial comparison for which the required same-panel evidence is absent [11]. This is more than editorial caution. Public language is part of the system's authority surface. If a website or paper silently upgrades a consumed replay into a forecast, the presentation has bypassed the very control that the code is meant to enforce.</w:t>
+        <w:t>The permit is not a general approval to trade SPY. It binds hashes and structured fields for the particular evidence record, economic intent, risk calculation, option legs, and broker payload. If a material field changes, the binding no longer matches and a new decision is required. In Finly, permission is specific: the approved order can proceed only while the checked evidence, risk calculation, and order fields still match.</w:t>
+      </w:r>
+    </w:p>
+    <w:p>
+      <w:pPr>
+        <w:keepNext/>
+        <w:spacing w:before="260" w:after="100"/>
+      </w:pPr>
+      <w:r>
+        <w:rPr>
+          <w:rFonts w:ascii="Times New Roman" w:hAnsi="Times New Roman" w:eastAsia="Times New Roman"/>
+          <w:b/>
+          <w:i w:val="0"/>
+          <w:color w:val="171717"/>
+          <w:sz w:val="27"/>
+        </w:rPr>
+        <w:t>4. Live Alpaca paper implementation</w:t>
+      </w:r>
+    </w:p>
+    <w:p>
+      <w:pPr>
+        <w:keepNext/>
+        <w:spacing w:before="160" w:after="80"/>
+      </w:pPr>
+      <w:r>
+        <w:rPr>
+          <w:rFonts w:ascii="Times New Roman" w:hAnsi="Times New Roman" w:eastAsia="Times New Roman"/>
+          <w:b/>
+          <w:i/>
+          <w:color w:val="171717"/>
+          <w:sz w:val="22"/>
+        </w:rPr>
+        <w:t>4.1 Official account and broker path</w:t>
+      </w:r>
+    </w:p>
+    <w:p>
+      <w:pPr>
+        <w:keepLines/>
+        <w:widowControl/>
+        <w:spacing w:line="276" w:lineRule="auto" w:after="120"/>
+        <w:ind w:firstLine="0"/>
+        <w:jc w:val="both"/>
+      </w:pPr>
+      <w:r>
+        <w:rPr>
+          <w:rFonts w:ascii="Times New Roman" w:hAnsi="Times New Roman" w:eastAsia="Times New Roman"/>
+          <w:b w:val="0"/>
+          <w:i w:val="0"/>
+          <w:color w:val="171717"/>
+          <w:sz w:val="22"/>
+        </w:rPr>
+        <w:t>Finly runs against a dedicated Alpaca paper account with a verified starting equity of $100,000. The pre-open public snapshot records the account as ready, flat, and fully in cash, with no secret or raw account identifier exposed [11]. Broker access uses Alpaca's official open-source MCP server, pinned at version 2.2.1, and the G4 sleeve uses its stock-order method against the paper endpoint [3,12]. The competition window begins at 09:30 Eastern time on 31 August 2026. The frozen G4 sleeve begins its single initial rebalance at that opening; a pre-open ready state is not reported as a fill.</w:t>
       </w:r>
     </w:p>
     <w:p>
@@ -434,23 +660,23 @@
           <w:color w:val="171717"/>
           <w:sz w:val="22"/>
         </w:rPr>
-        <w:t>There is a cost to this approach. Evidence categories make the pitch less smooth. A reader must hold several objects apart: the best retrospective challenger, the frozen production policy, the options control layer, and the future-only tests. Yet collapsing them would create only a verbal simplicity. The apparent unity would depend on allowing one object's return, another object's architecture, and a third object's ambition to certify one another. Finly instead keeps the chain of custody intact.</w:t>
+        <w:t>Before submission, the runner verifies the expected account identity, the untouched $100,000 baseline, market-open status, available buying power, and that each asset is active, tradable, and fractionable. It constructs exact notional market-day orders: $48,500 for QQQ and approximately $16,166.67 for each of XLB, XLE, and XLV. Deterministic client-order identifiers make each intended order recoverable.</w:t>
       </w:r>
     </w:p>
     <w:p>
       <w:pPr>
         <w:keepNext/>
-        <w:spacing w:before="260" w:after="100"/>
+        <w:spacing w:before="160" w:after="80"/>
       </w:pPr>
       <w:r>
         <w:rPr>
           <w:rFonts w:ascii="Times New Roman" w:hAnsi="Times New Roman" w:eastAsia="Times New Roman"/>
           <w:b/>
-          <w:i w:val="0"/>
+          <w:i/>
           <w:color w:val="171717"/>
-          <w:sz w:val="27"/>
+          <w:sz w:val="22"/>
         </w:rPr>
-        <w:t>4. The strongest historical result was rejected</w:t>
+        <w:t>4.2 Conservative progression and restart safety</w:t>
       </w:r>
     </w:p>
     <w:p>
@@ -469,7 +695,7 @@
           <w:color w:val="171717"/>
           <w:sz w:val="22"/>
         </w:rPr>
-        <w:t>G4 is the most tempting object in the repository because its consumed replay looks like the result the project was originally seeking. It is a transparent ETF challenger developed during an adaptive research process. The historical study is descriptive and post-selected; every interval in the stated window has already been observed. Its purpose in the final system is therefore not to establish superiority, but to test whether Finly can refuse an attractive survivor once the inferential cost of the search is taken seriously.</w:t>
+        <w:t>The cloud runner makes at most one order-changing broker call in a cycle. It first writes the intended action to durable private state, then checkpoints that state, makes the MCP call, and reads the result back from Alpaca. If the submission acknowledgement is lost, the next cycle searches by the deterministic client-order identifier before it can consider another order. This ordering is meant to prevent an uncertain network result from becoming a duplicate trade.</w:t>
       </w:r>
     </w:p>
     <w:p>
@@ -488,7 +714,7 @@
           <w:color w:val="171717"/>
           <w:sz w:val="22"/>
         </w:rPr>
-        <w:t>The authorized quantitative statement is exact: in the consumed, post-selected 2013-01-02–2026-08-27 retrospective replay with modeled 5 bp one-way costs, G4 returned +967.11% versus SPY +580.82%; promotion was rejected because the Deflated Sharpe probability was 3.75% and the worst familywise-adjusted p-value was 37.18% [11]. Two facts must be read together. The historical difference is large enough to deserve investigation. The selection-aware evidence is weak enough to deny promotion. Neither fact cancels the other.</w:t>
+        <w:t>After the four target positions exist, the runner reconciles symbols, position values, cash reserve, and notional tolerance. The options workflow remains gated until this equity state is ready. The same principle applies to subsequent options entries and exits: local intention is not treated as broker fact until read-back agrees [8].</w:t>
       </w:r>
     </w:p>
     <w:p>
@@ -507,7 +733,42 @@
           <w:color w:val="171717"/>
           <w:sz w:val="22"/>
         </w:rPr>
-        <w:t>The obvious objection is that Finly has designed a gate that discards economic information. Markets do not award points for epistemic modesty; if a strategy would have produced a much larger terminal value, declining to use it can look less like rigor than timidity. This objection has force. Statistical correction should not be used as a ritual that makes every imperfect result inadmissible. A rejected backtest may still contain a useful hypothesis, and post-selection does not prove that the underlying effect is false.</w:t>
+        <w:t>The runner is scheduled through GitHub Actions, but in-process time checks—not the scheduler's punctuality—govern when action is permitted. Each cycle restores encrypted state, checks its pinned revision and contract, progresses conservatively, and publishes a sanitized status record. Private state uses AES-256-GCM encryption and is stored separately from the public dashboard. The model sees only public evidence, while account credentials remain in the runner's secret environment [8].</w:t>
+      </w:r>
+    </w:p>
+    <w:p>
+      <w:pPr>
+        <w:keepNext/>
+        <w:spacing w:before="160" w:after="80"/>
+      </w:pPr>
+      <w:r>
+        <w:rPr>
+          <w:rFonts w:ascii="Times New Roman" w:hAnsi="Times New Roman" w:eastAsia="Times New Roman"/>
+          <w:b/>
+          <w:i/>
+          <w:color w:val="171717"/>
+          <w:sz w:val="22"/>
+        </w:rPr>
+        <w:t>4.3 Forward measurement</w:t>
+      </w:r>
+    </w:p>
+    <w:p>
+      <w:pPr>
+        <w:keepLines/>
+        <w:widowControl/>
+        <w:spacing w:line="276" w:lineRule="auto" w:after="120"/>
+        <w:ind w:firstLine="0"/>
+        <w:jc w:val="both"/>
+      </w:pPr>
+      <w:r>
+        <w:rPr>
+          <w:rFonts w:ascii="Times New Roman" w:hAnsi="Times New Roman" w:eastAsia="Times New Roman"/>
+          <w:b w:val="0"/>
+          <w:i w:val="0"/>
+          <w:color w:val="171717"/>
+          <w:sz w:val="22"/>
+        </w:rPr>
+        <w:t>The forward-profit contract was frozen before the competition window. Its primary measure is the verified paper-account equity minus the exact $100,000 baseline, using the broker's marked equity and reflected charges. Its secondary measure compares Finly with SPY at an exact common timestamp using regular-hours, raw, one-minute Alpaca IEX prices and no forward filling [13]. The scorer is GET-only: it reads account, calendar, order, activity, and market-data records but cannot mutate the account.</w:t>
       </w:r>
     </w:p>
     <w:p>
@@ -526,7 +787,42 @@
           <w:color w:val="171717"/>
           <w:sz w:val="22"/>
         </w:rPr>
-        <w:t>However, the conclusion Finly draws is not that G4 is worthless. It is that G4 has not earned deployment authority. That is a different claim. The challenger may motivate a future experiment, inform a scenario analysis, or reveal the sort of growth exposure that the research process repeatedly favored. What it may not do is use its own selected return to waive the test designed to evaluate selection. Once this distinction is made, rejection is not the destruction of a hypothesis. It is the preservation of its proper evidential status.</w:t>
+        <w:t>The contract also treats attribution as part of measurement. It checks the complete activity interval, rejects unexplained deposits or withdrawals, verifies order provenance for counted fills, and publishes only aggregate sanitized output. These rules matter because a paper-account gain is not informative if an outside cash flow, an earlier order, or a mismatched timestamp can enter the calculation. At the time of writing, the live window has not yet produced a result. The contract states how that result will be computed once broker observations exist.</w:t>
+      </w:r>
+    </w:p>
+    <w:p>
+      <w:pPr>
+        <w:keepNext/>
+        <w:spacing w:before="260" w:after="100"/>
+      </w:pPr>
+      <w:r>
+        <w:rPr>
+          <w:rFonts w:ascii="Times New Roman" w:hAnsi="Times New Roman" w:eastAsia="Times New Roman"/>
+          <w:b/>
+          <w:i w:val="0"/>
+          <w:color w:val="171717"/>
+          <w:sz w:val="27"/>
+        </w:rPr>
+        <w:t>5. Verification</w:t>
+      </w:r>
+    </w:p>
+    <w:p>
+      <w:pPr>
+        <w:keepLines/>
+        <w:widowControl/>
+        <w:spacing w:line="276" w:lineRule="auto" w:after="120"/>
+        <w:ind w:firstLine="0"/>
+        <w:jc w:val="both"/>
+      </w:pPr>
+      <w:r>
+        <w:rPr>
+          <w:rFonts w:ascii="Times New Roman" w:hAnsi="Times New Roman" w:eastAsia="Times New Roman"/>
+          <w:b w:val="0"/>
+          <w:i w:val="0"/>
+          <w:color w:val="171717"/>
+          <w:sz w:val="22"/>
+        </w:rPr>
+        <w:t>The public repository includes unit, integration, fixture, contract, and workflow tests. The current public run executed 803 automated tests: 801 passed, none failed, and two were skipped [14]. The suite covers G4 signal reproduction and weight construction; baseline, account, asset, cash-reserve, and market-session checks; deterministic order identities and lost-acknowledgement recovery; option payoff arithmetic, risk ceilings, quote freshness, and broker-field translation; the boundary between public model input and private account state; source-removal and thirty-two-case input checks; encrypted checkpoints and restart behavior; and the calendar, timestamps, activity, provenance, and valuation rules used by the forward scorer.</w:t>
       </w:r>
     </w:p>
     <w:p>
@@ -545,7 +841,7 @@
           <w:color w:val="171717"/>
           <w:sz w:val="22"/>
         </w:rPr>
-        <w:t>This is the first sense in which Finly takes trading evidence seriously. A historical chart remains evidence about a modeled past. It is neither ignored nor permitted to speak beyond its jurisdiction. The system's most impressive retrospective number is therefore presented beside the reason it failed, not separated from that reason by a footnote or a later disclaimer.</w:t>
+        <w:t>Passing tests do not prove profitability, nor can fixtures reproduce every broker or market condition. They do establish that the published numerical and operational contracts are executable rather than merely described.</w:t>
       </w:r>
     </w:p>
     <w:p>
@@ -561,7 +857,7 @@
           <w:color w:val="171717"/>
           <w:sz w:val="27"/>
         </w:rPr>
-        <w:t>5. Production v1 makes a smaller, testable promise</w:t>
+        <w:t>6. Limitations</w:t>
       </w:r>
     </w:p>
     <w:p>
@@ -580,7 +876,7 @@
           <w:color w:val="171717"/>
           <w:sz w:val="22"/>
         </w:rPr>
-        <w:t>If G4 represents the temptation to maximize the historical case, production v1 represents the discipline of choosing an object whose behavior can be stated without borrowing from that case. The production policy is frozen, unlevered, and limited to an allocation between SPY and BIL. It combines a trend posture with volatility targeting. The purpose is not to imitate the retrospective challenger. It is to reduce exposure when the rule's measured risk rises and to preserve a liquid residual allocation when the directional case is weaker [1,2].</w:t>
+        <w:t>Finly has four principal limitations. First, G4 was chosen during research. The 2013–2026 replay is consequently exposed to selection and backtest overfitting; the earlier industry study is supportive evidence, not an independent proof of expected return [15,16]. Second, both historical studies depend on modeled prices and costs. They do not reproduce queue priority, partial fills, spread changes, halts, or every corporate-action edge case.</w:t>
       </w:r>
     </w:p>
     <w:p>
@@ -599,7 +895,7 @@
           <w:color w:val="171717"/>
           <w:sz w:val="22"/>
         </w:rPr>
-        <w:t>Again, the authorized claim is exact. Production v1 is the frozen unlevered SPY/BIL policy targeting 10% annualized volatility: in the consumed 2025-01-02–2026-08-28 modeled next-open study it returned +15.39% at 5 bp per traded leg and +10.56% at 25 bp, versus SPY +33.52%; at 5 bp its modeled annualized volatility was 8.12% and maximum drawdown was -5.45%, so it was risk-controlled but not market-beating on total return [11,12].</w:t>
+        <w:t>Third, the options receipt is a controlled demonstration. Its exact payoff and safety checks are real properties of the compiled fixture, but it contains no live options profit and loss. A successful compilation says that the proposed loss is bounded and the order is internally coherent; it does not say that the directional forecast is correct.</w:t>
       </w:r>
     </w:p>
     <w:p>
@@ -618,7 +914,7 @@
           <w:color w:val="171717"/>
           <w:sz w:val="22"/>
         </w:rPr>
-        <w:t>This result has an honest interpretation. The policy remained positive under both stated cost assumptions and exhibited modeled annualized volatility of 8.12% and maximum drawdown of -5.45% in the stated model. It also gave up substantial upside relative to SPY. A reader who wants the highest historical total return should prefer SPY on this consumed interval. A reader who wants to inspect those modeled risk measurements can find them. The study does not decide whether that exchange will be attractive in the future.</w:t>
+        <w:t>Fourth, paper trading differs from deployment with real capital. Alpaca paper trading is the appropriate environment for testing order semantics and operational state, but simulated fills cannot establish live-market execution quality [17]. The competition account will provide forward paper observations over a short interval. Those observations will be useful and public, but the interval is too brief to settle long-run performance.</w:t>
       </w:r>
     </w:p>
     <w:p>
@@ -637,7 +933,42 @@
           <w:color w:val="171717"/>
           <w:sz w:val="22"/>
         </w:rPr>
-        <w:t>The execution language matters. “Modeled next-open” identifies the temporal assumption used to convert a close-based decision into the following session's execution price. “Per traded leg” identifies how the stated transaction-cost stress is applied. These details prevent a low-friction close-to-close abstraction from masquerading as a broker result. They do not verify liquidity, queue position, partial fills, rejected orders, or contemporaneous options spreads. Consequently, the result is an execution-realism study within an adjusted-OHLC ledger, not a claim about broker fills and not options profit and loss [12].</w:t>
+        <w:t>These limitations shape the claims rather than nullify the project. Finly has built a complete path from public evidence to a defined-risk, reviewable paper order; it has not built a guarantee of return. The frozen strategy and forward scorer are intended to keep that distinction intact after the results become known.</w:t>
+      </w:r>
+    </w:p>
+    <w:p>
+      <w:pPr>
+        <w:keepNext/>
+        <w:spacing w:before="260" w:after="100"/>
+      </w:pPr>
+      <w:r>
+        <w:rPr>
+          <w:rFonts w:ascii="Times New Roman" w:hAnsi="Times New Roman" w:eastAsia="Times New Roman"/>
+          <w:b/>
+          <w:i w:val="0"/>
+          <w:color w:val="171717"/>
+          <w:sz w:val="27"/>
+        </w:rPr>
+        <w:t>7. Conclusion</w:t>
+      </w:r>
+    </w:p>
+    <w:p>
+      <w:pPr>
+        <w:keepLines/>
+        <w:widowControl/>
+        <w:spacing w:line="276" w:lineRule="auto" w:after="120"/>
+        <w:ind w:firstLine="0"/>
+        <w:jc w:val="both"/>
+      </w:pPr>
+      <w:r>
+        <w:rPr>
+          <w:rFonts w:ascii="Times New Roman" w:hAnsi="Times New Roman" w:eastAsia="Times New Roman"/>
+          <w:b w:val="0"/>
+          <w:i w:val="0"/>
+          <w:color w:val="171717"/>
+          <w:sz w:val="22"/>
+        </w:rPr>
+        <w:t>Finly joins three things that are often shown separately: a quantitative rule, an AI interpretation, and a broker implementation. The G4 sleeve supplies a fixed and reproducible equity allocation. The SPY options workflow lets a language model examine current public news while deterministic code retains the terms that create loss. The Alpaca runner gives each intended action durable state, a unique identity, a broker read-back, and a public sanitized record.</w:t>
       </w:r>
     </w:p>
     <w:p>
@@ -656,553 +987,7 @@
           <w:color w:val="171717"/>
           <w:sz w:val="22"/>
         </w:rPr>
-        <w:t>One might ask why this policy deserves the label “production” if it did not beat SPY. Here “production” names the frozen decision object, not a commercial performance certification. It is the policy against which future evidence can be collected without quietly changing the formula. The label would become misleading only if it implied that the economic case were complete. Finly states the contrary: the policy is implemented and bounded; profitability remains unproved.</w:t>
-      </w:r>
-    </w:p>
-    <w:p>
-      <w:pPr>
-        <w:keepNext/>
-        <w:spacing w:before="260" w:after="100"/>
-      </w:pPr>
-      <w:r>
-        <w:rPr>
-          <w:rFonts w:ascii="Times New Roman" w:hAnsi="Times New Roman" w:eastAsia="Times New Roman"/>
-          <w:b/>
-          <w:i w:val="0"/>
-          <w:color w:val="171717"/>
-          <w:sz w:val="27"/>
-        </w:rPr>
-        <w:t>6. The model is useful precisely because it can disagree</w:t>
-      </w:r>
-    </w:p>
-    <w:p>
-      <w:pPr>
-        <w:keepLines/>
-        <w:widowControl/>
-        <w:spacing w:line="276" w:lineRule="auto" w:after="120"/>
-        <w:ind w:firstLine="0"/>
-        <w:jc w:val="both"/>
-      </w:pPr>
-      <w:r>
-        <w:rPr>
-          <w:rFonts w:ascii="Times New Roman" w:hAnsi="Times New Roman" w:eastAsia="Times New Roman"/>
-          <w:b w:val="0"/>
-          <w:i w:val="0"/>
-          <w:color w:val="171717"/>
-          <w:sz w:val="22"/>
-        </w:rPr>
-        <w:t>A common critique of constrained-agent design is that deterministic rules do the substantive work while the model supplies an explanation afterward. If that were Finly's architecture, the AI component would indeed be ornamental. The relevant question is whether model judgment can alter the path without gaining control of the exposure.</w:t>
-      </w:r>
-    </w:p>
-    <w:p>
-      <w:pPr>
-        <w:keepLines/>
-        <w:widowControl/>
-        <w:spacing w:line="276" w:lineRule="auto" w:after="120"/>
-        <w:ind w:firstLine="346"/>
-        <w:jc w:val="both"/>
-      </w:pPr>
-      <w:r>
-        <w:rPr>
-          <w:rFonts w:ascii="Times New Roman" w:hAnsi="Times New Roman" w:eastAsia="Times New Roman"/>
-          <w:b w:val="0"/>
-          <w:i w:val="0"/>
-          <w:color w:val="171717"/>
-          <w:sz w:val="22"/>
-        </w:rPr>
-        <w:t>Finly's answer is the veto. Evidence may be ambiguous, temporally inconsistent, or poorly grounded even when the deterministic market inputs form a valid signal. A model can identify that tension and stop the handoff. It can also produce a structured assessment whose content is bound to the evidence it was shown. What it cannot do is resolve the tension by inventing a new position. This is a narrow form of agency, but it is genuine: the model changes whether the proposed action survives, while code retains what the action would be.</w:t>
-      </w:r>
-    </w:p>
-    <w:p>
-      <w:pPr>
-        <w:keepLines/>
-        <w:widowControl/>
-        <w:spacing w:line="276" w:lineRule="auto" w:after="120"/>
-        <w:ind w:firstLine="346"/>
-        <w:jc w:val="both"/>
-      </w:pPr>
-      <w:r>
-        <w:rPr>
-          <w:rFonts w:ascii="Times New Roman" w:hAnsi="Times New Roman" w:eastAsia="Times New Roman"/>
-          <w:b w:val="0"/>
-          <w:i w:val="0"/>
-          <w:color w:val="171717"/>
-          <w:sz w:val="22"/>
-        </w:rPr>
-        <w:t>The architecture also answers the “more data is always better” intuition. Additional information has value only if its provenance, timing, and role can be stated. A social post, a news report, a prediction market, and a regulatory filing are not interchangeable votes. Aggregating them merely because they point in the same direction can transform common-source repetition into false confidence. Finly therefore treats interpretation as a challenge process rather than a popularity count. The model may ask whether sources cohere, but the quantity of text cannot create permission.</w:t>
-      </w:r>
-    </w:p>
-    <w:p>
-      <w:pPr>
-        <w:keepLines/>
-        <w:widowControl/>
-        <w:spacing w:line="276" w:lineRule="auto" w:after="120"/>
-        <w:ind w:firstLine="346"/>
-        <w:jc w:val="both"/>
-      </w:pPr>
-      <w:r>
-        <w:rPr>
-          <w:rFonts w:ascii="Times New Roman" w:hAnsi="Times New Roman" w:eastAsia="Times New Roman"/>
-          <w:b w:val="0"/>
-          <w:i w:val="0"/>
-          <w:color w:val="171717"/>
-          <w:sz w:val="22"/>
-        </w:rPr>
-        <w:t>There is still a hard limitation. A veto-capable model may reject useful trades for reasons that are difficult to calibrate, and a bounded evidence bundle may omit information that an expert would consider decisive. Controlled delegation reduces one class of failure; it does not solve market inference. The design should therefore be evaluated on two axes that must remain separate: whether the boundary holds, and whether the underlying policy makes money. Strong control evidence cannot substitute for weak economic evidence. Strong economic evidence, when it eventually exists, should not be allowed to dissolve the control boundary.</w:t>
-      </w:r>
-    </w:p>
-    <w:p>
-      <w:pPr>
-        <w:keepNext/>
-        <w:spacing w:before="260" w:after="100"/>
-      </w:pPr>
-      <w:r>
-        <w:rPr>
-          <w:rFonts w:ascii="Times New Roman" w:hAnsi="Times New Roman" w:eastAsia="Times New Roman"/>
-          <w:b/>
-          <w:i w:val="0"/>
-          <w:color w:val="171717"/>
-          <w:sz w:val="27"/>
-        </w:rPr>
-        <w:t>7. Two future-only tests, and no result yet</w:t>
-      </w:r>
-    </w:p>
-    <w:p>
-      <w:pPr>
-        <w:keepLines/>
-        <w:widowControl/>
-        <w:spacing w:line="276" w:lineRule="auto" w:after="120"/>
-        <w:ind w:firstLine="0"/>
-        <w:jc w:val="both"/>
-      </w:pPr>
-      <w:r>
-        <w:rPr>
-          <w:rFonts w:ascii="Times New Roman" w:hAnsi="Times New Roman" w:eastAsia="Times New Roman"/>
-          <w:b w:val="0"/>
-          <w:i w:val="0"/>
-          <w:color w:val="171717"/>
-          <w:sz w:val="22"/>
-        </w:rPr>
-        <w:t>The proper response to consumed evidence is not another retrospective variation presented with greater confidence. It is a future test whose rules exist before the eligible inputs. Finly has registered two such attempts. They have different research roles, but the same evidential constraint: neither can inherit a performance conclusion from data observed before registration.</w:t>
-      </w:r>
-    </w:p>
-    <w:p>
-      <w:pPr>
-        <w:keepLines/>
-        <w:widowControl/>
-        <w:spacing w:line="276" w:lineRule="auto" w:after="120"/>
-        <w:ind w:firstLine="346"/>
-        <w:jc w:val="both"/>
-      </w:pPr>
-      <w:r>
-        <w:rPr>
-          <w:rFonts w:ascii="Times New Roman" w:hAnsi="Times New Roman" w:eastAsia="Times New Roman"/>
-          <w:b w:val="0"/>
-          <w:i w:val="0"/>
-          <w:color w:val="171717"/>
-          <w:sz w:val="22"/>
-        </w:rPr>
-        <w:t>Attempt 115 asks a bounded question about the frozen equity policy family. It preserves the incumbent while registering a challenger whose risk estimate responds differently to adverse returns [13]. Attempt 116 is an options-volatility shadow compiler adapted from a pinned, attributed source; it excludes order construction, sizing, broker mutation, historical scoring, and production integration [14]. These descriptions state what the protocols are designed to test. They do not state that either test works.</w:t>
-      </w:r>
-    </w:p>
-    <w:p>
-      <w:pPr>
-        <w:keepLines/>
-        <w:widowControl/>
-        <w:spacing w:line="276" w:lineRule="auto" w:after="120"/>
-        <w:ind w:firstLine="346"/>
-        <w:jc w:val="both"/>
-      </w:pPr>
-      <w:r>
-        <w:rPr>
-          <w:rFonts w:ascii="Times New Roman" w:hAnsi="Times New Roman" w:eastAsia="Times New Roman"/>
-          <w:b w:val="0"/>
-          <w:i w:val="0"/>
-          <w:color w:val="171717"/>
-          <w:sz w:val="22"/>
-        </w:rPr>
-        <w:t>The authorized outcome statement is therefore deliberately empty. Attempts 115 and 116 are publicly registered future-only tests. As of 2026-08-30T08:10:52.000Z, each had zero observed outcomes, and neither supports a performance claim. [11,13,14] Their public receipts establish a GitHub platform record whose bound files can be checked. They are not independent cryptographic timestamps, proof of market-data provenance, broker execution records, or outcome evidence [11].</w:t>
-      </w:r>
-    </w:p>
-    <w:p>
-      <w:pPr>
-        <w:keepLines/>
-        <w:widowControl/>
-        <w:spacing w:line="276" w:lineRule="auto" w:after="120"/>
-        <w:ind w:firstLine="346"/>
-        <w:jc w:val="both"/>
-      </w:pPr>
-      <w:r>
-        <w:rPr>
-          <w:rFonts w:ascii="Times New Roman" w:hAnsi="Times New Roman" w:eastAsia="Times New Roman"/>
-          <w:b w:val="0"/>
-          <w:i w:val="0"/>
-          <w:color w:val="171717"/>
-          <w:sz w:val="22"/>
-        </w:rPr>
-        <w:t>Why present an experiment before it has results? Because the absence of results is what gives the registration its meaning. A protocol published after a favorable observation would explain what the researcher chose to keep. A protocol published before any eligible observation defines what the researcher has agreed not to change. The former can document history; the latter can constrain the future.</w:t>
-      </w:r>
-    </w:p>
-    <w:p>
-      <w:pPr>
-        <w:keepLines/>
-        <w:widowControl/>
-        <w:spacing w:line="276" w:lineRule="auto" w:after="120"/>
-        <w:ind w:firstLine="346"/>
-        <w:jc w:val="both"/>
-      </w:pPr>
-      <w:r>
-        <w:rPr>
-          <w:rFonts w:ascii="Times New Roman" w:hAnsi="Times New Roman" w:eastAsia="Times New Roman"/>
-          <w:b w:val="0"/>
-          <w:i w:val="0"/>
-          <w:color w:val="171717"/>
-          <w:sz w:val="22"/>
-        </w:rPr>
-        <w:t>This prospective boundary also protects the qualitative story. Finly cannot quietly replace a failed test with a more favorable interval, report an interim result as though the stopping rule had been satisfied, or transfer the options shadow's eventual behavior to the equity policy. Each object must earn only its own conclusion. The repository is thus not a collection of increasingly confident backtests. It is a record of claims whose permissions are intentionally difficult to expand.</w:t>
-      </w:r>
-    </w:p>
-    <w:p>
-      <w:pPr>
-        <w:keepNext/>
-        <w:spacing w:before="260" w:after="100"/>
-      </w:pPr>
-      <w:r>
-        <w:rPr>
-          <w:rFonts w:ascii="Times New Roman" w:hAnsi="Times New Roman" w:eastAsia="Times New Roman"/>
-          <w:b/>
-          <w:i w:val="0"/>
-          <w:color w:val="171717"/>
-          <w:sz w:val="27"/>
-        </w:rPr>
-        <w:t>8. Comparison without an invented leaderboard</w:t>
-      </w:r>
-    </w:p>
-    <w:p>
-      <w:pPr>
-        <w:keepLines/>
-        <w:widowControl/>
-        <w:spacing w:line="276" w:lineRule="auto" w:after="120"/>
-        <w:ind w:firstLine="0"/>
-        <w:jc w:val="both"/>
-      </w:pPr>
-      <w:r>
-        <w:rPr>
-          <w:rFonts w:ascii="Times New Roman" w:hAnsi="Times New Roman" w:eastAsia="Times New Roman"/>
-          <w:b w:val="0"/>
-          <w:i w:val="0"/>
-          <w:color w:val="171717"/>
-          <w:sz w:val="22"/>
-        </w:rPr>
-        <w:t>A hackathon naturally invites comparison. Yet a financial comparison is meaningful only if the strategies share a panel, chronology, execution assumptions, and a reproducible definition of return. A project that publishes no compatible profit and loss cannot be treated as having earned zero; nor can its absence be converted into evidence that another project won.</w:t>
-      </w:r>
-    </w:p>
-    <w:p>
-      <w:pPr>
-        <w:keepLines/>
-        <w:widowControl/>
-        <w:spacing w:line="276" w:lineRule="auto" w:after="120"/>
-        <w:ind w:firstLine="346"/>
-        <w:jc w:val="both"/>
-      </w:pPr>
-      <w:r>
-        <w:rPr>
-          <w:rFonts w:ascii="Times New Roman" w:hAnsi="Times New Roman" w:eastAsia="Times New Roman"/>
-          <w:b w:val="0"/>
-          <w:i w:val="0"/>
-          <w:color w:val="171717"/>
-          <w:sz w:val="22"/>
-        </w:rPr>
-        <w:t>The release gate states the field boundary precisely. At the Generation 7 capture, 20 projects were visible and zero supplied an exact same-panel submitted-options comparator; missing P&amp;L is unknown, never zero, and supports neither a return matchup nor a competitor rank. [11] This aggregate finding is useful because it defines what the available evidence cannot answer. It does not criticize another team, and it does not authorize Finly to declare itself financially superior.</w:t>
-      </w:r>
-    </w:p>
-    <w:p>
-      <w:pPr>
-        <w:keepLines/>
-        <w:widowControl/>
-        <w:spacing w:line="276" w:lineRule="auto" w:after="120"/>
-        <w:ind w:firstLine="346"/>
-        <w:jc w:val="both"/>
-      </w:pPr>
-      <w:r>
-        <w:rPr>
-          <w:rFonts w:ascii="Times New Roman" w:hAnsi="Times New Roman" w:eastAsia="Times New Roman"/>
-          <w:b w:val="0"/>
-          <w:i w:val="0"/>
-          <w:color w:val="171717"/>
-          <w:sz w:val="22"/>
-        </w:rPr>
-        <w:t>The case for Finly must therefore be comparative in a different sense. Judges can ask whether the project distinguishes retrospective from prospective evidence, whether its performance language matches its execution model, whether the AI component's rights are explicit, whether a favorable survivor can actually fail promotion, and whether the next experiment was registered before its outcomes. These are observable properties of the submission. They do not require an invented cross-project return chart.</w:t>
-      </w:r>
-    </w:p>
-    <w:p>
-      <w:pPr>
-        <w:keepNext/>
-        <w:spacing w:before="260" w:after="100"/>
-      </w:pPr>
-      <w:r>
-        <w:rPr>
-          <w:rFonts w:ascii="Times New Roman" w:hAnsi="Times New Roman" w:eastAsia="Times New Roman"/>
-          <w:b/>
-          <w:i w:val="0"/>
-          <w:color w:val="171717"/>
-          <w:sz w:val="27"/>
-        </w:rPr>
-        <w:t>9. Counterarguments and failure analysis</w:t>
-      </w:r>
-    </w:p>
-    <w:p>
-      <w:pPr>
-        <w:keepNext/>
-        <w:spacing w:before="160" w:after="80"/>
-      </w:pPr>
-      <w:r>
-        <w:rPr>
-          <w:rFonts w:ascii="Times New Roman" w:hAnsi="Times New Roman" w:eastAsia="Times New Roman"/>
-          <w:b/>
-          <w:i/>
-          <w:color w:val="171717"/>
-          <w:sz w:val="22"/>
-        </w:rPr>
-        <w:t>9.1 A safe system that cannot prove profit may still be economically weak</w:t>
-      </w:r>
-    </w:p>
-    <w:p>
-      <w:pPr>
-        <w:keepLines/>
-        <w:widowControl/>
-        <w:spacing w:line="276" w:lineRule="auto" w:after="120"/>
-        <w:ind w:firstLine="0"/>
-        <w:jc w:val="both"/>
-      </w:pPr>
-      <w:r>
-        <w:rPr>
-          <w:rFonts w:ascii="Times New Roman" w:hAnsi="Times New Roman" w:eastAsia="Times New Roman"/>
-          <w:b w:val="0"/>
-          <w:i w:val="0"/>
-          <w:color w:val="171717"/>
-          <w:sz w:val="22"/>
-        </w:rPr>
-        <w:t>The most serious objection is not technical. It is that a trading project is ultimately supposed to make money. A system can possess immaculate controls and still allocate capital poorly. Finly's production study does not defeat this objection; it confirms part of it, because SPY produced the larger total return in the consumed interval. The project should not ask judges or future users to treat risk control as a synonym for value.</w:t>
-      </w:r>
-    </w:p>
-    <w:p>
-      <w:pPr>
-        <w:keepLines/>
-        <w:widowControl/>
-        <w:spacing w:line="276" w:lineRule="auto" w:after="120"/>
-        <w:ind w:firstLine="346"/>
-        <w:jc w:val="both"/>
-      </w:pPr>
-      <w:r>
-        <w:rPr>
-          <w:rFonts w:ascii="Times New Roman" w:hAnsi="Times New Roman" w:eastAsia="Times New Roman"/>
-          <w:b w:val="0"/>
-          <w:i w:val="0"/>
-          <w:color w:val="171717"/>
-          <w:sz w:val="22"/>
-        </w:rPr>
-        <w:t>The reply is conditional. If the sole objective is maximum historical total return in the stated period, Finly has not established a reason to prefer production v1. If the objective includes limiting modeled volatility and drawdown while retaining a rule that can be tested prospectively, the policy supplies relevant evidence. The economic question remains open because preferences over that tradeoff and future outcomes remain open. Controlled delegation does not settle the objective function. It makes the evidence for each objective harder to confuse.</w:t>
-      </w:r>
-    </w:p>
-    <w:p>
-      <w:pPr>
-        <w:keepNext/>
-        <w:spacing w:before="160" w:after="80"/>
-      </w:pPr>
-      <w:r>
-        <w:rPr>
-          <w:rFonts w:ascii="Times New Roman" w:hAnsi="Times New Roman" w:eastAsia="Times New Roman"/>
-          <w:b/>
-          <w:i/>
-          <w:color w:val="171717"/>
-          <w:sz w:val="22"/>
-        </w:rPr>
-        <w:t>9.2 Refusal can become an unfalsifiable success condition</w:t>
-      </w:r>
-    </w:p>
-    <w:p>
-      <w:pPr>
-        <w:keepLines/>
-        <w:widowControl/>
-        <w:spacing w:line="276" w:lineRule="auto" w:after="120"/>
-        <w:ind w:firstLine="0"/>
-        <w:jc w:val="both"/>
-      </w:pPr>
-      <w:r>
-        <w:rPr>
-          <w:rFonts w:ascii="Times New Roman" w:hAnsi="Times New Roman" w:eastAsia="Times New Roman"/>
-          <w:b w:val="0"/>
-          <w:i w:val="0"/>
-          <w:color w:val="171717"/>
-          <w:sz w:val="22"/>
-        </w:rPr>
-        <w:t>A second objection concerns the product story itself. If every failed performance test is reinterpreted as proof that the controls work, Finly could never lose. That would be an elegant form of immunization: a good return would support the strategy, while a bad return would support the epistemology.</w:t>
-      </w:r>
-    </w:p>
-    <w:p>
-      <w:pPr>
-        <w:keepLines/>
-        <w:widowControl/>
-        <w:spacing w:line="276" w:lineRule="auto" w:after="120"/>
-        <w:ind w:firstLine="346"/>
-        <w:jc w:val="both"/>
-      </w:pPr>
-      <w:r>
-        <w:rPr>
-          <w:rFonts w:ascii="Times New Roman" w:hAnsi="Times New Roman" w:eastAsia="Times New Roman"/>
-          <w:b w:val="0"/>
-          <w:i w:val="0"/>
-          <w:color w:val="171717"/>
-          <w:sz w:val="22"/>
-        </w:rPr>
-        <w:t>This objection is correct unless success is divided in advance. Boundary success means that authority did not expand when a gate failed. Economic success means that the frozen policy satisfied a declared performance endpoint. The former can occur while the latter fails. Finly's present evidence supports bounded historical and methodological claims; it does not support profitability. Attempts 115 and 116 preserve that distinction by beginning with zero outcomes and by withholding performance language until their own conditions are met.</w:t>
-      </w:r>
-    </w:p>
-    <w:p>
-      <w:pPr>
-        <w:keepNext/>
-        <w:spacing w:before="160" w:after="80"/>
-      </w:pPr>
-      <w:r>
-        <w:rPr>
-          <w:rFonts w:ascii="Times New Roman" w:hAnsi="Times New Roman" w:eastAsia="Times New Roman"/>
-          <w:b/>
-          <w:i/>
-          <w:color w:val="171717"/>
-          <w:sz w:val="22"/>
-        </w:rPr>
-        <w:t>9.3 Deterministic code can be confidently wrong</w:t>
-      </w:r>
-    </w:p>
-    <w:p>
-      <w:pPr>
-        <w:keepLines/>
-        <w:widowControl/>
-        <w:spacing w:line="276" w:lineRule="auto" w:after="120"/>
-        <w:ind w:firstLine="0"/>
-        <w:jc w:val="both"/>
-      </w:pPr>
-      <w:r>
-        <w:rPr>
-          <w:rFonts w:ascii="Times New Roman" w:hAnsi="Times New Roman" w:eastAsia="Times New Roman"/>
-          <w:b w:val="0"/>
-          <w:i w:val="0"/>
-          <w:color w:val="171717"/>
-          <w:sz w:val="22"/>
-        </w:rPr>
-        <w:t>The final objection turns the critique of AI back on the compiler. Code is auditable, but auditability does not make its assumptions true. A deterministic trend rule can fail in a new regime; a volatility estimate can understate tail risk; a schema can perfectly validate the wrong economic intent. Restricting a model cannot rescue a poor policy.</w:t>
-      </w:r>
-    </w:p>
-    <w:p>
-      <w:pPr>
-        <w:keepLines/>
-        <w:widowControl/>
-        <w:spacing w:line="276" w:lineRule="auto" w:after="120"/>
-        <w:ind w:firstLine="346"/>
-        <w:jc w:val="both"/>
-      </w:pPr>
-      <w:r>
-        <w:rPr>
-          <w:rFonts w:ascii="Times New Roman" w:hAnsi="Times New Roman" w:eastAsia="Times New Roman"/>
-          <w:b w:val="0"/>
-          <w:i w:val="0"/>
-          <w:color w:val="171717"/>
-          <w:sz w:val="22"/>
-        </w:rPr>
-        <w:t>Finly accepts this limitation. Determinism is used where exact comparison and bounded authority matter, not as a claim of superior market understanding. The model, the policy, and the compiler can each be wrong in different ways. The point of separation is to reveal which claim failed and to prevent one component from silently repairing another after the outcome is known.</w:t>
-      </w:r>
-    </w:p>
-    <w:p>
-      <w:pPr>
-        <w:keepNext/>
-        <w:spacing w:before="260" w:after="100"/>
-      </w:pPr>
-      <w:r>
-        <w:rPr>
-          <w:rFonts w:ascii="Times New Roman" w:hAnsi="Times New Roman" w:eastAsia="Times New Roman"/>
-          <w:b/>
-          <w:i w:val="0"/>
-          <w:color w:val="171717"/>
-          <w:sz w:val="27"/>
-        </w:rPr>
-        <w:t>10. What the evidence permits us to conclude</w:t>
-      </w:r>
-    </w:p>
-    <w:p>
-      <w:pPr>
-        <w:keepLines/>
-        <w:widowControl/>
-        <w:spacing w:line="276" w:lineRule="auto" w:after="120"/>
-        <w:ind w:firstLine="0"/>
-        <w:jc w:val="both"/>
-      </w:pPr>
-      <w:r>
-        <w:rPr>
-          <w:rFonts w:ascii="Times New Roman" w:hAnsi="Times New Roman" w:eastAsia="Times New Roman"/>
-          <w:b w:val="0"/>
-          <w:i w:val="0"/>
-          <w:color w:val="171717"/>
-          <w:sz w:val="22"/>
-        </w:rPr>
-        <w:t>Finly presently establishes a smaller thesis than a conventional trading pitch would prefer. It shows that a trading agent can give AI a meaningful interpretive and veto role without granting it control of exposure-bearing fields. It shows that the project's strongest historical survivor can remain visible while being rejected for promotion. It shows that the frozen production policy was positive and risk-controlled in a consumed modeled study while still underperforming SPY on total return. It shows that future-only protocols can be made public before they possess a favorable outcome.</w:t>
-      </w:r>
-    </w:p>
-    <w:p>
-      <w:pPr>
-        <w:keepLines/>
-        <w:widowControl/>
-        <w:spacing w:line="276" w:lineRule="auto" w:after="120"/>
-        <w:ind w:firstLine="346"/>
-        <w:jc w:val="both"/>
-      </w:pPr>
-      <w:r>
-        <w:rPr>
-          <w:rFonts w:ascii="Times New Roman" w:hAnsi="Times New Roman" w:eastAsia="Times New Roman"/>
-          <w:b w:val="0"/>
-          <w:i w:val="0"/>
-          <w:color w:val="171717"/>
-          <w:sz w:val="22"/>
-        </w:rPr>
-        <w:t>The project does not show that Finly will be profitable, will beat SPY next month, has verified options profit and loss, or ranks above another submission. G4 is not validated or promoted. Missing competitor performance is not a Finly win. Attempts 115 and 116 have no outcome at the evidence date. These are not ceremonial caveats; they are the borders of the present claim [11].</w:t>
-      </w:r>
-    </w:p>
-    <w:p>
-      <w:pPr>
-        <w:keepLines/>
-        <w:widowControl/>
-        <w:spacing w:line="276" w:lineRule="auto" w:after="120"/>
-        <w:ind w:firstLine="346"/>
-        <w:jc w:val="both"/>
-      </w:pPr>
-      <w:r>
-        <w:rPr>
-          <w:rFonts w:ascii="Times New Roman" w:hAnsi="Times New Roman" w:eastAsia="Times New Roman"/>
-          <w:b w:val="0"/>
-          <w:i w:val="0"/>
-          <w:color w:val="171717"/>
-          <w:sz w:val="22"/>
-        </w:rPr>
-        <w:t>The next useful evidence is therefore already defined. Production v1 must be judged on future observations gathered without revising the frozen object. The registered challengers must complete their own prospective chronology before any performance inference is permitted. Options work must remain a shadow or control result until a separately authorized execution study exists. If those tests fail, the failure should remain visible. If they succeed, the stronger claim will have a chain of custody that the current backtests cannot supply.</w:t>
-      </w:r>
-    </w:p>
-    <w:p>
-      <w:pPr>
-        <w:keepLines/>
-        <w:widowControl/>
-        <w:spacing w:line="276" w:lineRule="auto" w:after="120"/>
-        <w:ind w:firstLine="346"/>
-        <w:jc w:val="both"/>
-      </w:pPr>
-      <w:r>
-        <w:rPr>
-          <w:rFonts w:ascii="Times New Roman" w:hAnsi="Times New Roman" w:eastAsia="Times New Roman"/>
-          <w:b w:val="0"/>
-          <w:i w:val="0"/>
-          <w:color w:val="171717"/>
-          <w:sz w:val="22"/>
-        </w:rPr>
-        <w:t>The governing idea can now be stated without metaphor. A model's capacity to interpret evidence is not the same property as a system's authority to place capital at risk. A responsible agent must connect the two, but it should not collapse them. Finly's contribution is to make that connection explicit, falsifiable, and capable of refusal. Profit remains the objective. Until the evidence earns the sentence, however, profit is not the claim.</w:t>
+        <w:t>The historical evidence gives a concrete reason to test the system: G4's ETF-era replay substantially exceeded SPY, and its fixed external-era proxy retained an advantage across a much earlier dataset and a severe cost stress. The engineering evidence gives a concrete reason to trust the test: the competition rule was frozen, the account begins from a verified $100,000 baseline, the model cannot alter exposure, and 803 automated tests exercise the published boundaries. The live result remains to be observed. Finly's purpose is to observe it without changing the rule, confusing a simulation with a fill, or asking an eloquent model to carry authority that belongs in checked code.</w:t>
       </w:r>
     </w:p>
     <w:p>
@@ -1297,27 +1082,7 @@
           <w:color w:val="5F6368"/>
           <w:sz w:val="17"/>
         </w:rPr>
-        <w:t xml:space="preserve">[2] A. Moreira and T. Muir. “Volatility-Managed Portfolios.” </w:t>
-      </w:r>
-      <w:r>
-        <w:rPr>
-          <w:rFonts w:ascii="Times New Roman" w:hAnsi="Times New Roman" w:eastAsia="Times New Roman"/>
-          <w:b w:val="0"/>
-          <w:i/>
-          <w:color w:val="5F6368"/>
-          <w:sz w:val="17"/>
-        </w:rPr>
-        <w:t>Journal of Finance</w:t>
-      </w:r>
-      <w:r>
-        <w:rPr>
-          <w:rFonts w:ascii="Times New Roman" w:hAnsi="Times New Roman" w:eastAsia="Times New Roman"/>
-          <w:b w:val="0"/>
-          <w:i w:val="0"/>
-          <w:color w:val="5F6368"/>
-          <w:sz w:val="17"/>
-        </w:rPr>
-        <w:t xml:space="preserve"> 72, no. 4 (2017): 1611–1644. </w:t>
+        <w:t xml:space="preserve">[2] Finly. “Frozen G4 Source Signal.” </w:t>
       </w:r>
       <w:hyperlink r:id="rId13">
         <w:r>
@@ -1327,7 +1092,7 @@
             <w:sz w:val="17"/>
             <w:u w:val="single"/>
           </w:rPr>
-          <w:t>doi:10.1111/jofi.12513</w:t>
+          <w:t>config/g4-official-source-signal.json</w:t>
         </w:r>
       </w:hyperlink>
       <w:r>
@@ -1357,7 +1122,487 @@
           <w:color w:val="5F6368"/>
           <w:sz w:val="17"/>
         </w:rPr>
-        <w:t xml:space="preserve">[3] H. White. “A Reality Check for Data Snooping.” </w:t>
+        <w:t xml:space="preserve">[3] Finly. “Frozen G4 Competition Protocol.” </w:t>
+      </w:r>
+      <w:hyperlink r:id="rId14">
+        <w:r>
+          <w:rPr>
+            <w:rFonts w:ascii="Times New Roman" w:hAnsi="Times New Roman"/>
+            <w:color w:val="1F5A4C"/>
+            <w:sz w:val="17"/>
+            <w:u w:val="single"/>
+          </w:rPr>
+          <w:t>config/g4-official-production.json</w:t>
+        </w:r>
+      </w:hyperlink>
+      <w:r>
+        <w:rPr>
+          <w:rFonts w:ascii="Times New Roman" w:hAnsi="Times New Roman" w:eastAsia="Times New Roman"/>
+          <w:b w:val="0"/>
+          <w:i w:val="0"/>
+          <w:color w:val="5F6368"/>
+          <w:sz w:val="17"/>
+        </w:rPr>
+        <w:t>.</w:t>
+      </w:r>
+    </w:p>
+    <w:p>
+      <w:pPr>
+        <w:keepLines w:val="0"/>
+        <w:widowControl/>
+        <w:spacing w:line="240" w:lineRule="auto" w:after="42"/>
+        <w:ind w:left="346" w:hanging="346"/>
+        <w:jc w:val="both"/>
+      </w:pPr>
+      <w:r>
+        <w:rPr>
+          <w:rFonts w:ascii="Times New Roman" w:hAnsi="Times New Roman" w:eastAsia="Times New Roman"/>
+          <w:b w:val="0"/>
+          <w:i w:val="0"/>
+          <w:color w:val="5F6368"/>
+          <w:sz w:val="17"/>
+        </w:rPr>
+        <w:t xml:space="preserve">[4] Finly. “Quantitative Release Gate.” </w:t>
+      </w:r>
+      <w:hyperlink r:id="rId15">
+        <w:r>
+          <w:rPr>
+            <w:rFonts w:ascii="Times New Roman" w:hAnsi="Times New Roman"/>
+            <w:color w:val="1F5A4C"/>
+            <w:sz w:val="17"/>
+            <w:u w:val="single"/>
+          </w:rPr>
+          <w:t>research/output/quantitative_release_gate.json</w:t>
+        </w:r>
+      </w:hyperlink>
+      <w:r>
+        <w:rPr>
+          <w:rFonts w:ascii="Times New Roman" w:hAnsi="Times New Roman" w:eastAsia="Times New Roman"/>
+          <w:b w:val="0"/>
+          <w:i w:val="0"/>
+          <w:color w:val="5F6368"/>
+          <w:sz w:val="17"/>
+        </w:rPr>
+        <w:t>.</w:t>
+      </w:r>
+    </w:p>
+    <w:p>
+      <w:pPr>
+        <w:keepLines w:val="0"/>
+        <w:widowControl/>
+        <w:spacing w:line="240" w:lineRule="auto" w:after="42"/>
+        <w:ind w:left="346" w:hanging="346"/>
+        <w:jc w:val="both"/>
+      </w:pPr>
+      <w:r>
+        <w:rPr>
+          <w:rFonts w:ascii="Times New Roman" w:hAnsi="Times New Roman" w:eastAsia="Times New Roman"/>
+          <w:b w:val="0"/>
+          <w:i w:val="0"/>
+          <w:color w:val="5F6368"/>
+          <w:sz w:val="17"/>
+        </w:rPr>
+        <w:t xml:space="preserve">[5] Finly. “G4 Wealth and Drawdown Series.” </w:t>
+      </w:r>
+      <w:hyperlink r:id="rId16">
+        <w:r>
+          <w:rPr>
+            <w:rFonts w:ascii="Times New Roman" w:hAnsi="Times New Roman"/>
+            <w:color w:val="1F5A4C"/>
+            <w:sz w:val="17"/>
+            <w:u w:val="single"/>
+          </w:rPr>
+          <w:t>public/data/g4_wealth_drawdown.json</w:t>
+        </w:r>
+      </w:hyperlink>
+      <w:r>
+        <w:rPr>
+          <w:rFonts w:ascii="Times New Roman" w:hAnsi="Times New Roman" w:eastAsia="Times New Roman"/>
+          <w:b w:val="0"/>
+          <w:i w:val="0"/>
+          <w:color w:val="5F6368"/>
+          <w:sz w:val="17"/>
+        </w:rPr>
+        <w:t>.</w:t>
+      </w:r>
+    </w:p>
+    <w:p>
+      <w:pPr>
+        <w:keepLines w:val="0"/>
+        <w:widowControl/>
+        <w:spacing w:line="240" w:lineRule="auto" w:after="42"/>
+        <w:ind w:left="346" w:hanging="346"/>
+        <w:jc w:val="both"/>
+      </w:pPr>
+      <w:r>
+        <w:rPr>
+          <w:rFonts w:ascii="Times New Roman" w:hAnsi="Times New Roman" w:eastAsia="Times New Roman"/>
+          <w:b w:val="0"/>
+          <w:i w:val="0"/>
+          <w:color w:val="5F6368"/>
+          <w:sz w:val="17"/>
+        </w:rPr>
+        <w:t xml:space="preserve">[6] Kenneth R. French. </w:t>
+      </w:r>
+      <w:hyperlink r:id="rId17">
+        <w:r>
+          <w:rPr>
+            <w:rFonts w:ascii="Times New Roman" w:hAnsi="Times New Roman"/>
+            <w:color w:val="1F5A4C"/>
+            <w:sz w:val="17"/>
+            <w:u w:val="single"/>
+          </w:rPr>
+          <w:t>Data Library</w:t>
+        </w:r>
+      </w:hyperlink>
+      <w:r>
+        <w:rPr>
+          <w:rFonts w:ascii="Times New Roman" w:hAnsi="Times New Roman" w:eastAsia="Times New Roman"/>
+          <w:b w:val="0"/>
+          <w:i w:val="0"/>
+          <w:color w:val="5F6368"/>
+          <w:sz w:val="17"/>
+        </w:rPr>
+        <w:t>.</w:t>
+      </w:r>
+    </w:p>
+    <w:p>
+      <w:pPr>
+        <w:keepLines w:val="0"/>
+        <w:widowControl/>
+        <w:spacing w:line="240" w:lineRule="auto" w:after="42"/>
+        <w:ind w:left="346" w:hanging="346"/>
+        <w:jc w:val="both"/>
+      </w:pPr>
+      <w:r>
+        <w:rPr>
+          <w:rFonts w:ascii="Times New Roman" w:hAnsi="Times New Roman" w:eastAsia="Times New Roman"/>
+          <w:b w:val="0"/>
+          <w:i w:val="0"/>
+          <w:color w:val="5F6368"/>
+          <w:sz w:val="17"/>
+        </w:rPr>
+        <w:t xml:space="preserve">[7] Finly. “External-Era Public Evidence.” </w:t>
+      </w:r>
+      <w:hyperlink r:id="rId18">
+        <w:r>
+          <w:rPr>
+            <w:rFonts w:ascii="Times New Roman" w:hAnsi="Times New Roman"/>
+            <w:color w:val="1F5A4C"/>
+            <w:sz w:val="17"/>
+            <w:u w:val="single"/>
+          </w:rPr>
+          <w:t>public/data/attempt150_public_evidence.json</w:t>
+        </w:r>
+      </w:hyperlink>
+      <w:r>
+        <w:rPr>
+          <w:rFonts w:ascii="Times New Roman" w:hAnsi="Times New Roman" w:eastAsia="Times New Roman"/>
+          <w:b w:val="0"/>
+          <w:i w:val="0"/>
+          <w:color w:val="5F6368"/>
+          <w:sz w:val="17"/>
+        </w:rPr>
+        <w:t>.</w:t>
+      </w:r>
+    </w:p>
+    <w:p>
+      <w:pPr>
+        <w:keepLines w:val="0"/>
+        <w:widowControl/>
+        <w:spacing w:line="240" w:lineRule="auto" w:after="42"/>
+        <w:ind w:left="346" w:hanging="346"/>
+        <w:jc w:val="both"/>
+      </w:pPr>
+      <w:r>
+        <w:rPr>
+          <w:rFonts w:ascii="Times New Roman" w:hAnsi="Times New Roman" w:eastAsia="Times New Roman"/>
+          <w:b w:val="0"/>
+          <w:i w:val="0"/>
+          <w:color w:val="5F6368"/>
+          <w:sz w:val="17"/>
+        </w:rPr>
+        <w:t xml:space="preserve">[8] Finly. “Cloud Runner and Restart Design.” </w:t>
+      </w:r>
+      <w:hyperlink r:id="rId19">
+        <w:r>
+          <w:rPr>
+            <w:rFonts w:ascii="Times New Roman" w:hAnsi="Times New Roman"/>
+            <w:color w:val="1F5A4C"/>
+            <w:sz w:val="17"/>
+            <w:u w:val="single"/>
+          </w:rPr>
+          <w:t>docs/CLOUD_RUNNER.md</w:t>
+        </w:r>
+      </w:hyperlink>
+      <w:r>
+        <w:rPr>
+          <w:rFonts w:ascii="Times New Roman" w:hAnsi="Times New Roman" w:eastAsia="Times New Roman"/>
+          <w:b w:val="0"/>
+          <w:i w:val="0"/>
+          <w:color w:val="5F6368"/>
+          <w:sz w:val="17"/>
+        </w:rPr>
+        <w:t>.</w:t>
+      </w:r>
+    </w:p>
+    <w:p>
+      <w:pPr>
+        <w:keepLines w:val="0"/>
+        <w:widowControl/>
+        <w:spacing w:line="240" w:lineRule="auto" w:after="42"/>
+        <w:ind w:left="346" w:hanging="346"/>
+        <w:jc w:val="both"/>
+      </w:pPr>
+      <w:r>
+        <w:rPr>
+          <w:rFonts w:ascii="Times New Roman" w:hAnsi="Times New Roman" w:eastAsia="Times New Roman"/>
+          <w:b w:val="0"/>
+          <w:i w:val="0"/>
+          <w:color w:val="5F6368"/>
+          <w:sz w:val="17"/>
+        </w:rPr>
+        <w:t xml:space="preserve">[9] Finly. “Options Policy.” </w:t>
+      </w:r>
+      <w:hyperlink r:id="rId20">
+        <w:r>
+          <w:rPr>
+            <w:rFonts w:ascii="Times New Roman" w:hAnsi="Times New Roman"/>
+            <w:color w:val="1F5A4C"/>
+            <w:sz w:val="17"/>
+            <w:u w:val="single"/>
+          </w:rPr>
+          <w:t>lib/policy.mjs</w:t>
+        </w:r>
+      </w:hyperlink>
+      <w:r>
+        <w:rPr>
+          <w:rFonts w:ascii="Times New Roman" w:hAnsi="Times New Roman" w:eastAsia="Times New Roman"/>
+          <w:b w:val="0"/>
+          <w:i w:val="0"/>
+          <w:color w:val="5F6368"/>
+          <w:sz w:val="17"/>
+        </w:rPr>
+        <w:t>.</w:t>
+      </w:r>
+    </w:p>
+    <w:p>
+      <w:pPr>
+        <w:keepLines w:val="0"/>
+        <w:widowControl/>
+        <w:spacing w:line="240" w:lineRule="auto" w:after="42"/>
+        <w:ind w:left="346" w:hanging="346"/>
+        <w:jc w:val="both"/>
+      </w:pPr>
+      <w:r>
+        <w:rPr>
+          <w:rFonts w:ascii="Times New Roman" w:hAnsi="Times New Roman" w:eastAsia="Times New Roman"/>
+          <w:b w:val="0"/>
+          <w:i w:val="0"/>
+          <w:color w:val="5F6368"/>
+          <w:sz w:val="17"/>
+        </w:rPr>
+        <w:t xml:space="preserve">[10] Finly. “Latest Options Decision Receipt.” </w:t>
+      </w:r>
+      <w:hyperlink r:id="rId21">
+        <w:r>
+          <w:rPr>
+            <w:rFonts w:ascii="Times New Roman" w:hAnsi="Times New Roman"/>
+            <w:color w:val="1F5A4C"/>
+            <w:sz w:val="17"/>
+            <w:u w:val="single"/>
+          </w:rPr>
+          <w:t>public/data/latest_receipt.json</w:t>
+        </w:r>
+      </w:hyperlink>
+      <w:r>
+        <w:rPr>
+          <w:rFonts w:ascii="Times New Roman" w:hAnsi="Times New Roman" w:eastAsia="Times New Roman"/>
+          <w:b w:val="0"/>
+          <w:i w:val="0"/>
+          <w:color w:val="5F6368"/>
+          <w:sz w:val="17"/>
+        </w:rPr>
+        <w:t>.</w:t>
+      </w:r>
+    </w:p>
+    <w:p>
+      <w:pPr>
+        <w:keepLines w:val="0"/>
+        <w:widowControl/>
+        <w:spacing w:line="240" w:lineRule="auto" w:after="42"/>
+        <w:ind w:left="346" w:hanging="346"/>
+        <w:jc w:val="both"/>
+      </w:pPr>
+      <w:r>
+        <w:rPr>
+          <w:rFonts w:ascii="Times New Roman" w:hAnsi="Times New Roman" w:eastAsia="Times New Roman"/>
+          <w:b w:val="0"/>
+          <w:i w:val="0"/>
+          <w:color w:val="5F6368"/>
+          <w:sz w:val="17"/>
+        </w:rPr>
+        <w:t xml:space="preserve">[11] Finly. “Sanitized Competition Account Snapshot.” </w:t>
+      </w:r>
+      <w:hyperlink r:id="rId22">
+        <w:r>
+          <w:rPr>
+            <w:rFonts w:ascii="Times New Roman" w:hAnsi="Times New Roman"/>
+            <w:color w:val="1F5A4C"/>
+            <w:sz w:val="17"/>
+            <w:u w:val="single"/>
+          </w:rPr>
+          <w:t>public/data/competition_live.json</w:t>
+        </w:r>
+      </w:hyperlink>
+      <w:r>
+        <w:rPr>
+          <w:rFonts w:ascii="Times New Roman" w:hAnsi="Times New Roman" w:eastAsia="Times New Roman"/>
+          <w:b w:val="0"/>
+          <w:i w:val="0"/>
+          <w:color w:val="5F6368"/>
+          <w:sz w:val="17"/>
+        </w:rPr>
+        <w:t>.</w:t>
+      </w:r>
+    </w:p>
+    <w:p>
+      <w:pPr>
+        <w:keepLines w:val="0"/>
+        <w:widowControl/>
+        <w:spacing w:line="240" w:lineRule="auto" w:after="42"/>
+        <w:ind w:left="346" w:hanging="346"/>
+        <w:jc w:val="both"/>
+      </w:pPr>
+      <w:r>
+        <w:rPr>
+          <w:rFonts w:ascii="Times New Roman" w:hAnsi="Times New Roman" w:eastAsia="Times New Roman"/>
+          <w:b w:val="0"/>
+          <w:i w:val="0"/>
+          <w:color w:val="5F6368"/>
+          <w:sz w:val="17"/>
+        </w:rPr>
+        <w:t xml:space="preserve">[12] Alpaca. “MCP Server.” Official documentation. </w:t>
+      </w:r>
+      <w:hyperlink r:id="rId23">
+        <w:r>
+          <w:rPr>
+            <w:rFonts w:ascii="Times New Roman" w:hAnsi="Times New Roman"/>
+            <w:color w:val="1F5A4C"/>
+            <w:sz w:val="17"/>
+            <w:u w:val="single"/>
+          </w:rPr>
+          <w:t>docs.alpaca.markets/docs/mcp-server</w:t>
+        </w:r>
+      </w:hyperlink>
+      <w:r>
+        <w:rPr>
+          <w:rFonts w:ascii="Times New Roman" w:hAnsi="Times New Roman" w:eastAsia="Times New Roman"/>
+          <w:b w:val="0"/>
+          <w:i w:val="0"/>
+          <w:color w:val="5F6368"/>
+          <w:sz w:val="17"/>
+        </w:rPr>
+        <w:t>.</w:t>
+      </w:r>
+    </w:p>
+    <w:p>
+      <w:pPr>
+        <w:keepLines w:val="0"/>
+        <w:widowControl/>
+        <w:spacing w:line="240" w:lineRule="auto" w:after="42"/>
+        <w:ind w:left="346" w:hanging="346"/>
+        <w:jc w:val="both"/>
+      </w:pPr>
+      <w:r>
+        <w:rPr>
+          <w:rFonts w:ascii="Times New Roman" w:hAnsi="Times New Roman" w:eastAsia="Times New Roman"/>
+          <w:b w:val="0"/>
+          <w:i w:val="0"/>
+          <w:color w:val="5F6368"/>
+          <w:sz w:val="17"/>
+        </w:rPr>
+        <w:t xml:space="preserve">[13] Finly. “Competition Forward-Profit Contract.” </w:t>
+      </w:r>
+      <w:hyperlink r:id="rId24">
+        <w:r>
+          <w:rPr>
+            <w:rFonts w:ascii="Times New Roman" w:hAnsi="Times New Roman"/>
+            <w:color w:val="1F5A4C"/>
+            <w:sz w:val="17"/>
+            <w:u w:val="single"/>
+          </w:rPr>
+          <w:t>config/competition-forward-profit.json</w:t>
+        </w:r>
+      </w:hyperlink>
+      <w:r>
+        <w:rPr>
+          <w:rFonts w:ascii="Times New Roman" w:hAnsi="Times New Roman" w:eastAsia="Times New Roman"/>
+          <w:b w:val="0"/>
+          <w:i w:val="0"/>
+          <w:color w:val="5F6368"/>
+          <w:sz w:val="17"/>
+        </w:rPr>
+        <w:t>.</w:t>
+      </w:r>
+    </w:p>
+    <w:p>
+      <w:pPr>
+        <w:keepLines w:val="0"/>
+        <w:widowControl/>
+        <w:spacing w:line="240" w:lineRule="auto" w:after="42"/>
+        <w:ind w:left="346" w:hanging="346"/>
+        <w:jc w:val="both"/>
+      </w:pPr>
+      <w:r>
+        <w:rPr>
+          <w:rFonts w:ascii="Times New Roman" w:hAnsi="Times New Roman" w:eastAsia="Times New Roman"/>
+          <w:b w:val="0"/>
+          <w:i w:val="0"/>
+          <w:color w:val="5F6368"/>
+          <w:sz w:val="17"/>
+        </w:rPr>
+        <w:t xml:space="preserve">[14] Finly. “Public Automated-Test Run.” </w:t>
+      </w:r>
+      <w:hyperlink r:id="rId25">
+        <w:r>
+          <w:rPr>
+            <w:rFonts w:ascii="Times New Roman" w:hAnsi="Times New Roman"/>
+            <w:color w:val="1F5A4C"/>
+            <w:sz w:val="17"/>
+            <w:u w:val="single"/>
+          </w:rPr>
+          <w:t>GitHub Actions run 33369848292</w:t>
+        </w:r>
+      </w:hyperlink>
+      <w:r>
+        <w:rPr>
+          <w:rFonts w:ascii="Times New Roman" w:hAnsi="Times New Roman" w:eastAsia="Times New Roman"/>
+          <w:b w:val="0"/>
+          <w:i w:val="0"/>
+          <w:color w:val="5F6368"/>
+          <w:sz w:val="17"/>
+        </w:rPr>
+        <w:t>.</w:t>
+      </w:r>
+    </w:p>
+    <w:p>
+      <w:pPr>
+        <w:keepLines w:val="0"/>
+        <w:widowControl/>
+        <w:spacing w:line="240" w:lineRule="auto" w:after="42"/>
+        <w:ind w:left="346" w:hanging="346"/>
+        <w:jc w:val="both"/>
+      </w:pPr>
+      <w:r>
+        <w:rPr>
+          <w:rFonts w:ascii="Times New Roman" w:hAnsi="Times New Roman" w:eastAsia="Times New Roman"/>
+          <w:b w:val="0"/>
+          <w:i w:val="0"/>
+          <w:color w:val="5F6368"/>
+          <w:sz w:val="17"/>
+        </w:rPr>
+        <w:t xml:space="preserve">[15] H. White. “A Reality Check for Data Snooping.” </w:t>
       </w:r>
       <w:r>
         <w:rPr>
@@ -1379,7 +1624,7 @@
         </w:rPr>
         <w:t xml:space="preserve"> 68, no. 5 (2000): 1097–1126. </w:t>
       </w:r>
-      <w:hyperlink r:id="rId14">
+      <w:hyperlink r:id="rId26">
         <w:r>
           <w:rPr>
             <w:rFonts w:ascii="Times New Roman" w:hAnsi="Times New Roman"/>
@@ -1417,7 +1662,7 @@
           <w:color w:val="5F6368"/>
           <w:sz w:val="17"/>
         </w:rPr>
-        <w:t xml:space="preserve">[4] D. H. Bailey and M. López de Prado. “The Deflated Sharpe Ratio: Correcting for Selection Bias, Backtest Overfitting, and Non-Normality.” </w:t>
+        <w:t xml:space="preserve">[16] D. H. Bailey and M. López de Prado. “The Deflated Sharpe Ratio: Correcting for Selection Bias, Backtest Overfitting, and Non-Normality.” </w:t>
       </w:r>
       <w:r>
         <w:rPr>
@@ -1439,7 +1684,7 @@
         </w:rPr>
         <w:t xml:space="preserve"> 40, no. 5 (2014): 94–107. </w:t>
       </w:r>
-      <w:hyperlink r:id="rId15">
+      <w:hyperlink r:id="rId27">
         <w:r>
           <w:rPr>
             <w:rFonts w:ascii="Times New Roman" w:hAnsi="Times New Roman"/>
@@ -1477,29 +1722,9 @@
           <w:color w:val="5F6368"/>
           <w:sz w:val="17"/>
         </w:rPr>
-        <w:t xml:space="preserve">[5] C. R. Harvey, Y. Liu, and H. Zhu. “… and the Cross-Section of Expected Returns.” </w:t>
+        <w:t xml:space="preserve">[17] Alpaca. “Paper Trading.” Official documentation. </w:t>
       </w:r>
-      <w:r>
-        <w:rPr>
-          <w:rFonts w:ascii="Times New Roman" w:hAnsi="Times New Roman" w:eastAsia="Times New Roman"/>
-          <w:b w:val="0"/>
-          <w:i/>
-          <w:color w:val="5F6368"/>
-          <w:sz w:val="17"/>
-        </w:rPr>
-        <w:t>Review of Financial Studies</w:t>
-      </w:r>
-      <w:r>
-        <w:rPr>
-          <w:rFonts w:ascii="Times New Roman" w:hAnsi="Times New Roman" w:eastAsia="Times New Roman"/>
-          <w:b w:val="0"/>
-          <w:i w:val="0"/>
-          <w:color w:val="5F6368"/>
-          <w:sz w:val="17"/>
-        </w:rPr>
-        <w:t xml:space="preserve"> 29, no. 1 (2016): 5–68. </w:t>
-      </w:r>
-      <w:hyperlink r:id="rId16">
+      <w:hyperlink r:id="rId28">
         <w:r>
           <w:rPr>
             <w:rFonts w:ascii="Times New Roman" w:hAnsi="Times New Roman"/>
@@ -1507,449 +1732,7 @@
             <w:sz w:val="17"/>
             <w:u w:val="single"/>
           </w:rPr>
-          <w:t>doi:10.1093/rfs/hhv059</w:t>
-        </w:r>
-      </w:hyperlink>
-      <w:r>
-        <w:rPr>
-          <w:rFonts w:ascii="Times New Roman" w:hAnsi="Times New Roman" w:eastAsia="Times New Roman"/>
-          <w:b w:val="0"/>
-          <w:i w:val="0"/>
-          <w:color w:val="5F6368"/>
-          <w:sz w:val="17"/>
-        </w:rPr>
-        <w:t>.</w:t>
-      </w:r>
-    </w:p>
-    <w:p>
-      <w:pPr>
-        <w:keepLines w:val="0"/>
-        <w:widowControl/>
-        <w:spacing w:line="240" w:lineRule="auto" w:after="42"/>
-        <w:ind w:left="346" w:hanging="346"/>
-        <w:jc w:val="both"/>
-      </w:pPr>
-      <w:r>
-        <w:rPr>
-          <w:rFonts w:ascii="Times New Roman" w:hAnsi="Times New Roman" w:eastAsia="Times New Roman"/>
-          <w:b w:val="0"/>
-          <w:i w:val="0"/>
-          <w:color w:val="5F6368"/>
-          <w:sz w:val="17"/>
-        </w:rPr>
-        <w:t xml:space="preserve">[6] D. H. Bailey, J. M. Borwein, M. López de Prado, and Q. J. Zhu. “The Probability of Backtest Overfitting.” </w:t>
-      </w:r>
-      <w:r>
-        <w:rPr>
-          <w:rFonts w:ascii="Times New Roman" w:hAnsi="Times New Roman" w:eastAsia="Times New Roman"/>
-          <w:b w:val="0"/>
-          <w:i/>
-          <w:color w:val="5F6368"/>
-          <w:sz w:val="17"/>
-        </w:rPr>
-        <w:t>Journal of Computational Finance</w:t>
-      </w:r>
-      <w:r>
-        <w:rPr>
-          <w:rFonts w:ascii="Times New Roman" w:hAnsi="Times New Roman" w:eastAsia="Times New Roman"/>
-          <w:b w:val="0"/>
-          <w:i w:val="0"/>
-          <w:color w:val="5F6368"/>
-          <w:sz w:val="17"/>
-        </w:rPr>
-        <w:t xml:space="preserve"> 20, no. 4 (2017): 39–69. </w:t>
-      </w:r>
-      <w:hyperlink r:id="rId17">
-        <w:r>
-          <w:rPr>
-            <w:rFonts w:ascii="Times New Roman" w:hAnsi="Times New Roman"/>
-            <w:color w:val="1F5A4C"/>
-            <w:sz w:val="17"/>
-            <w:u w:val="single"/>
-          </w:rPr>
-          <w:t>doi:10.21314/JCF.2016.322</w:t>
-        </w:r>
-      </w:hyperlink>
-      <w:r>
-        <w:rPr>
-          <w:rFonts w:ascii="Times New Roman" w:hAnsi="Times New Roman" w:eastAsia="Times New Roman"/>
-          <w:b w:val="0"/>
-          <w:i w:val="0"/>
-          <w:color w:val="5F6368"/>
-          <w:sz w:val="17"/>
-        </w:rPr>
-        <w:t>.</w:t>
-      </w:r>
-    </w:p>
-    <w:p>
-      <w:pPr>
-        <w:keepLines w:val="0"/>
-        <w:widowControl/>
-        <w:spacing w:line="240" w:lineRule="auto" w:after="42"/>
-        <w:ind w:left="346" w:hanging="346"/>
-        <w:jc w:val="both"/>
-      </w:pPr>
-      <w:r>
-        <w:rPr>
-          <w:rFonts w:ascii="Times New Roman" w:hAnsi="Times New Roman" w:eastAsia="Times New Roman"/>
-          <w:b w:val="0"/>
-          <w:i w:val="0"/>
-          <w:color w:val="5F6368"/>
-          <w:sz w:val="17"/>
-        </w:rPr>
-        <w:t xml:space="preserve">[7] H. Luo et al. “QFinZero: A Unified Financial Toolchain for LLM-Based Trading Agents.” </w:t>
-      </w:r>
-      <w:r>
-        <w:rPr>
-          <w:rFonts w:ascii="Times New Roman" w:hAnsi="Times New Roman" w:eastAsia="Times New Roman"/>
-          <w:b w:val="0"/>
-          <w:i/>
-          <w:color w:val="5F6368"/>
-          <w:sz w:val="17"/>
-        </w:rPr>
-        <w:t>Proceedings of the 64th Annual Meeting of the Association for Computational Linguistics: System Demonstrations</w:t>
-      </w:r>
-      <w:r>
-        <w:rPr>
-          <w:rFonts w:ascii="Times New Roman" w:hAnsi="Times New Roman" w:eastAsia="Times New Roman"/>
-          <w:b w:val="0"/>
-          <w:i w:val="0"/>
-          <w:color w:val="5F6368"/>
-          <w:sz w:val="17"/>
-        </w:rPr>
-        <w:t xml:space="preserve"> (2026): 68–77. </w:t>
-      </w:r>
-      <w:hyperlink r:id="rId18">
-        <w:r>
-          <w:rPr>
-            <w:rFonts w:ascii="Times New Roman" w:hAnsi="Times New Roman"/>
-            <w:color w:val="1F5A4C"/>
-            <w:sz w:val="17"/>
-            <w:u w:val="single"/>
-          </w:rPr>
-          <w:t>doi:10.18653/v1/2026.acl-demo.7</w:t>
-        </w:r>
-      </w:hyperlink>
-      <w:r>
-        <w:rPr>
-          <w:rFonts w:ascii="Times New Roman" w:hAnsi="Times New Roman" w:eastAsia="Times New Roman"/>
-          <w:b w:val="0"/>
-          <w:i w:val="0"/>
-          <w:color w:val="5F6368"/>
-          <w:sz w:val="17"/>
-        </w:rPr>
-        <w:t>.</w:t>
-      </w:r>
-    </w:p>
-    <w:p>
-      <w:pPr>
-        <w:keepLines w:val="0"/>
-        <w:widowControl/>
-        <w:spacing w:line="240" w:lineRule="auto" w:after="42"/>
-        <w:ind w:left="346" w:hanging="346"/>
-        <w:jc w:val="both"/>
-      </w:pPr>
-      <w:r>
-        <w:rPr>
-          <w:rFonts w:ascii="Times New Roman" w:hAnsi="Times New Roman" w:eastAsia="Times New Roman"/>
-          <w:b w:val="0"/>
-          <w:i w:val="0"/>
-          <w:color w:val="5F6368"/>
-          <w:sz w:val="17"/>
-        </w:rPr>
-        <w:t xml:space="preserve">[8] Z. Wang et al. “BacktestBench: Benchmarking Large Language Models for Automated Quantitative Strategy Backtesting.” arXiv:2605.17937 (2026). </w:t>
-      </w:r>
-      <w:hyperlink r:id="rId19">
-        <w:r>
-          <w:rPr>
-            <w:rFonts w:ascii="Times New Roman" w:hAnsi="Times New Roman"/>
-            <w:color w:val="1F5A4C"/>
-            <w:sz w:val="17"/>
-            <w:u w:val="single"/>
-          </w:rPr>
-          <w:t>arxiv.org/abs/2605.17937</w:t>
-        </w:r>
-      </w:hyperlink>
-      <w:r>
-        <w:rPr>
-          <w:rFonts w:ascii="Times New Roman" w:hAnsi="Times New Roman" w:eastAsia="Times New Roman"/>
-          <w:b w:val="0"/>
-          <w:i w:val="0"/>
-          <w:color w:val="5F6368"/>
-          <w:sz w:val="17"/>
-        </w:rPr>
-        <w:t>.</w:t>
-      </w:r>
-    </w:p>
-    <w:p>
-      <w:pPr>
-        <w:keepLines w:val="0"/>
-        <w:widowControl/>
-        <w:spacing w:line="240" w:lineRule="auto" w:after="42"/>
-        <w:ind w:left="346" w:hanging="346"/>
-        <w:jc w:val="both"/>
-      </w:pPr>
-      <w:r>
-        <w:rPr>
-          <w:rFonts w:ascii="Times New Roman" w:hAnsi="Times New Roman" w:eastAsia="Times New Roman"/>
-          <w:b w:val="0"/>
-          <w:i w:val="0"/>
-          <w:color w:val="5F6368"/>
-          <w:sz w:val="17"/>
-        </w:rPr>
-        <w:t xml:space="preserve">[9] M. Li et al. “TrustTrade: Human-Inspired Selective Consensus Reduces Decision Uncertainty in LLM Trading Agents.” arXiv:2603.22567 (2026). </w:t>
-      </w:r>
-      <w:hyperlink r:id="rId20">
-        <w:r>
-          <w:rPr>
-            <w:rFonts w:ascii="Times New Roman" w:hAnsi="Times New Roman"/>
-            <w:color w:val="1F5A4C"/>
-            <w:sz w:val="17"/>
-            <w:u w:val="single"/>
-          </w:rPr>
-          <w:t>arxiv.org/abs/2603.22567</w:t>
-        </w:r>
-      </w:hyperlink>
-      <w:r>
-        <w:rPr>
-          <w:rFonts w:ascii="Times New Roman" w:hAnsi="Times New Roman" w:eastAsia="Times New Roman"/>
-          <w:b w:val="0"/>
-          <w:i w:val="0"/>
-          <w:color w:val="5F6368"/>
-          <w:sz w:val="17"/>
-        </w:rPr>
-        <w:t>.</w:t>
-      </w:r>
-    </w:p>
-    <w:p>
-      <w:pPr>
-        <w:keepLines w:val="0"/>
-        <w:widowControl/>
-        <w:spacing w:line="240" w:lineRule="auto" w:after="42"/>
-        <w:ind w:left="346" w:hanging="346"/>
-        <w:jc w:val="both"/>
-      </w:pPr>
-      <w:r>
-        <w:rPr>
-          <w:rFonts w:ascii="Times New Roman" w:hAnsi="Times New Roman" w:eastAsia="Times New Roman"/>
-          <w:b w:val="0"/>
-          <w:i w:val="0"/>
-          <w:color w:val="5F6368"/>
-          <w:sz w:val="17"/>
-        </w:rPr>
-        <w:t xml:space="preserve">[10] Alpaca. “Options Trading.” Official documentation. </w:t>
-      </w:r>
-      <w:hyperlink r:id="rId21">
-        <w:r>
-          <w:rPr>
-            <w:rFonts w:ascii="Times New Roman" w:hAnsi="Times New Roman"/>
-            <w:color w:val="1F5A4C"/>
-            <w:sz w:val="17"/>
-            <w:u w:val="single"/>
-          </w:rPr>
-          <w:t>docs.alpaca.markets/us/docs/options-trading</w:t>
-        </w:r>
-      </w:hyperlink>
-      <w:r>
-        <w:rPr>
-          <w:rFonts w:ascii="Times New Roman" w:hAnsi="Times New Roman" w:eastAsia="Times New Roman"/>
-          <w:b w:val="0"/>
-          <w:i w:val="0"/>
-          <w:color w:val="5F6368"/>
-          <w:sz w:val="17"/>
-        </w:rPr>
-        <w:t>.</w:t>
-      </w:r>
-    </w:p>
-    <w:p>
-      <w:pPr>
-        <w:keepLines w:val="0"/>
-        <w:widowControl/>
-        <w:spacing w:line="240" w:lineRule="auto" w:after="42"/>
-        <w:ind w:left="346" w:hanging="346"/>
-        <w:jc w:val="both"/>
-      </w:pPr>
-      <w:r>
-        <w:rPr>
-          <w:rFonts w:ascii="Times New Roman" w:hAnsi="Times New Roman" w:eastAsia="Times New Roman"/>
-          <w:b w:val="0"/>
-          <w:i w:val="0"/>
-          <w:color w:val="5F6368"/>
-          <w:sz w:val="17"/>
-        </w:rPr>
-        <w:t xml:space="preserve">[11] Finly. “Quantitative Release Gate.” Evidence as of 30 August 2026. </w:t>
-      </w:r>
-      <w:hyperlink r:id="rId22">
-        <w:r>
-          <w:rPr>
-            <w:rFonts w:ascii="Times New Roman" w:hAnsi="Times New Roman"/>
-            <w:color w:val="1F5A4C"/>
-            <w:sz w:val="17"/>
-            <w:u w:val="single"/>
-          </w:rPr>
-          <w:t>research/output/quantitative_release_gate.json</w:t>
-        </w:r>
-      </w:hyperlink>
-      <w:r>
-        <w:rPr>
-          <w:rFonts w:ascii="Times New Roman" w:hAnsi="Times New Roman" w:eastAsia="Times New Roman"/>
-          <w:b w:val="0"/>
-          <w:i w:val="0"/>
-          <w:color w:val="5F6368"/>
-          <w:sz w:val="17"/>
-        </w:rPr>
-        <w:t>.</w:t>
-      </w:r>
-    </w:p>
-    <w:p>
-      <w:pPr>
-        <w:keepLines w:val="0"/>
-        <w:widowControl/>
-        <w:spacing w:line="240" w:lineRule="auto" w:after="42"/>
-        <w:ind w:left="346" w:hanging="346"/>
-        <w:jc w:val="both"/>
-      </w:pPr>
-      <w:r>
-        <w:rPr>
-          <w:rFonts w:ascii="Times New Roman" w:hAnsi="Times New Roman" w:eastAsia="Times New Roman"/>
-          <w:b w:val="0"/>
-          <w:i w:val="0"/>
-          <w:color w:val="5F6368"/>
-          <w:sz w:val="17"/>
-        </w:rPr>
-        <w:t xml:space="preserve">[12] Finly. “Equity Execution Realism.” </w:t>
-      </w:r>
-      <w:hyperlink r:id="rId23">
-        <w:r>
-          <w:rPr>
-            <w:rFonts w:ascii="Times New Roman" w:hAnsi="Times New Roman"/>
-            <w:color w:val="1F5A4C"/>
-            <w:sz w:val="17"/>
-            <w:u w:val="single"/>
-          </w:rPr>
-          <w:t>research/output/equity_execution_realism.json</w:t>
-        </w:r>
-      </w:hyperlink>
-      <w:r>
-        <w:rPr>
-          <w:rFonts w:ascii="Times New Roman" w:hAnsi="Times New Roman" w:eastAsia="Times New Roman"/>
-          <w:b w:val="0"/>
-          <w:i w:val="0"/>
-          <w:color w:val="5F6368"/>
-          <w:sz w:val="17"/>
-        </w:rPr>
-        <w:t>.</w:t>
-      </w:r>
-    </w:p>
-    <w:p>
-      <w:pPr>
-        <w:keepLines w:val="0"/>
-        <w:widowControl/>
-        <w:spacing w:line="240" w:lineRule="auto" w:after="42"/>
-        <w:ind w:left="346" w:hanging="346"/>
-        <w:jc w:val="both"/>
-      </w:pPr>
-      <w:r>
-        <w:rPr>
-          <w:rFonts w:ascii="Times New Roman" w:hAnsi="Times New Roman" w:eastAsia="Times New Roman"/>
-          <w:b w:val="0"/>
-          <w:i w:val="0"/>
-          <w:color w:val="5F6368"/>
-          <w:sz w:val="17"/>
-        </w:rPr>
-        <w:t xml:space="preserve">[13] Finly. “Attempt 115: Downside Semivolatility Challenger Protocol” and public registration record. </w:t>
-      </w:r>
-      <w:hyperlink r:id="rId24">
-        <w:r>
-          <w:rPr>
-            <w:rFonts w:ascii="Times New Roman" w:hAnsi="Times New Roman"/>
-            <w:color w:val="1F5A4C"/>
-            <w:sz w:val="17"/>
-            <w:u w:val="single"/>
-          </w:rPr>
-          <w:t>Registration commit</w:t>
-        </w:r>
-      </w:hyperlink>
-      <w:r>
-        <w:rPr>
-          <w:rFonts w:ascii="Times New Roman" w:hAnsi="Times New Roman" w:eastAsia="Times New Roman"/>
-          <w:b w:val="0"/>
-          <w:i w:val="0"/>
-          <w:color w:val="5F6368"/>
-          <w:sz w:val="17"/>
-        </w:rPr>
-        <w:t xml:space="preserve">; </w:t>
-      </w:r>
-      <w:hyperlink r:id="rId25">
-        <w:r>
-          <w:rPr>
-            <w:rFonts w:ascii="Times New Roman" w:hAnsi="Times New Roman"/>
-            <w:color w:val="1F5A4C"/>
-            <w:sz w:val="17"/>
-            <w:u w:val="single"/>
-          </w:rPr>
-          <w:t>verification workflow</w:t>
-        </w:r>
-      </w:hyperlink>
-      <w:r>
-        <w:rPr>
-          <w:rFonts w:ascii="Times New Roman" w:hAnsi="Times New Roman" w:eastAsia="Times New Roman"/>
-          <w:b w:val="0"/>
-          <w:i w:val="0"/>
-          <w:color w:val="5F6368"/>
-          <w:sz w:val="17"/>
-        </w:rPr>
-        <w:t>.</w:t>
-      </w:r>
-    </w:p>
-    <w:p>
-      <w:pPr>
-        <w:keepLines w:val="0"/>
-        <w:widowControl/>
-        <w:spacing w:line="240" w:lineRule="auto" w:after="42"/>
-        <w:ind w:left="346" w:hanging="346"/>
-        <w:jc w:val="both"/>
-      </w:pPr>
-      <w:r>
-        <w:rPr>
-          <w:rFonts w:ascii="Times New Roman" w:hAnsi="Times New Roman" w:eastAsia="Times New Roman"/>
-          <w:b w:val="0"/>
-          <w:i w:val="0"/>
-          <w:color w:val="5F6368"/>
-          <w:sz w:val="17"/>
-        </w:rPr>
-        <w:t xml:space="preserve">[14] Finly. “Attempt 116: Prospective Options Volatility Shadow Protocol” and public registration record. </w:t>
-      </w:r>
-      <w:hyperlink r:id="rId26">
-        <w:r>
-          <w:rPr>
-            <w:rFonts w:ascii="Times New Roman" w:hAnsi="Times New Roman"/>
-            <w:color w:val="1F5A4C"/>
-            <w:sz w:val="17"/>
-            <w:u w:val="single"/>
-          </w:rPr>
-          <w:t>Registration commit</w:t>
-        </w:r>
-      </w:hyperlink>
-      <w:r>
-        <w:rPr>
-          <w:rFonts w:ascii="Times New Roman" w:hAnsi="Times New Roman" w:eastAsia="Times New Roman"/>
-          <w:b w:val="0"/>
-          <w:i w:val="0"/>
-          <w:color w:val="5F6368"/>
-          <w:sz w:val="17"/>
-        </w:rPr>
-        <w:t xml:space="preserve">; </w:t>
-      </w:r>
-      <w:hyperlink r:id="rId27">
-        <w:r>
-          <w:rPr>
-            <w:rFonts w:ascii="Times New Roman" w:hAnsi="Times New Roman"/>
-            <w:color w:val="1F5A4C"/>
-            <w:sz w:val="17"/>
-            <w:u w:val="single"/>
-          </w:rPr>
-          <w:t>verification workflow</w:t>
+          <w:t>docs.alpaca.markets/docs/paper-trading</w:t>
         </w:r>
       </w:hyperlink>
       <w:r>
@@ -2048,7 +1831,7 @@
         <w:color w:val="5F6368"/>
         <w:sz w:val="14"/>
       </w:rPr>
-      <w:t>FINLY  /  TAKING TRADING EVIDENCE SERIOUSLY</w:t>
+      <w:t>FINLY  /  AI TRADING WITH BUILT-IN CHECKS</w:t>
     </w:r>
   </w:p>
 </w:hdr>

--- a/public/judge/Finly_Technical_Paper.docx
+++ b/public/judge/Finly_Technical_Paper.docx
@@ -120,7 +120,7 @@
           <w:color w:val="171717"/>
           <w:sz w:val="20"/>
         </w:rPr>
-        <w:t>The equity rule, called G4, was developed in a retrospective 2013–2026 study. With a modeled one-way cost of five basis points, it turned $10,000 into $106,711, compared with $68,082 for SPY. A fixed industry-portfolio proxy was then replayed on 21,218 earlier trading days from Kenneth French's public archive; it annualized at 13.37 percent against 9.48 percent for the market and retained a 2.45-percentage-point net-log-growth advantage under a twenty-five-basis-point cost stress. These results are simulations, not forecasts. The options demonstration produced a SPY debit spread with an exact $366 maximum loss and $634 maximum gain, and passed four source-removal checks and thirty-two input perturbations. The live system uses Alpaca's official MCP server, encrypted restart state, broker read-back, and a sanitized dashboard for a dedicated $100,000 paper account. A public test run contains 803 automated tests: 801 passed and two were skipped.</w:t>
+        <w:t>The equity rule, called G4, was developed in a retrospective 2013–2026 study. With a modeled one-way cost of five basis points, it turned $10,000 into $106,711, compared with $68,082 for SPY. A fixed industry-portfolio proxy was then replayed on 21,218 earlier trading days from Kenneth French's public archive; it annualized at 13.37 percent against 9.48 percent for the market and retained a 2.45-percentage-point net-log-growth advantage under a twenty-five-basis-point cost stress. The research gate treated that upside as a reason to test G4, not to promote it statistically: a human operator froze the dated competition allocation, and a separate scorer measures the $100,000 paper account against its baseline and contemporaneous SPY. The options demonstration produced a SPY debit spread with an exact $366 maximum loss and $634 maximum gain, and passed four source-removal checks and thirty-two input perturbations. The live system uses Alpaca's official MCP server, encrypted restart state, broker read-back, and a sanitized dashboard. A public test run contains 806 automated tests: 804 passed and two were skipped.</w:t>
       </w:r>
     </w:p>
     <w:p>
@@ -282,7 +282,7 @@
           <w:color w:val="171717"/>
           <w:sz w:val="22"/>
         </w:rPr>
-        <w:t>The competition protocol fixes a $100,000 baseline, a single initial rebalance, and no in-contest re-optimization. It also fixes the signal session, data source, target notionals, paper endpoint, MCP version, order method, client-order identifiers, and hashes of the governing artifacts [3]. The allocation is thus a known object before its forward result is observed.</w:t>
+        <w:t>The human-selected competition protocol fixes a $100,000 baseline, a single initial rebalance, and no in-contest re-optimization. It also fixes the signal session, data source, target notionals, paper endpoint, MCP version, order method, client-order identifiers, and hashes of the governing artifacts [3]. The allocation is thus a known object before its separately measured forward result is observed.</w:t>
       </w:r>
     </w:p>
     <w:p>
@@ -336,7 +336,7 @@
           <w:color w:val="171717"/>
           <w:sz w:val="22"/>
         </w:rPr>
-        <w:t>These are retrospective results. G4 was selected during the research process, and the final specification benefited from observing the ETF-era sample. The return difference is economically interesting, but it is not an unbiased estimate of future excess return. It should be read as a precise report of a modeled past under stated cost assumptions.</w:t>
+        <w:t>These are retrospective results. G4 was selected during the research process, and the final specification benefited from observing the ETF-era sample. The return difference is economically interesting, but it is not an unbiased estimate of future excess return. The release gate therefore preserves it as a precise report of a modeled past under stated cost assumptions, without granting statistical promotion.</w:t>
       </w:r>
     </w:p>
     <w:p>
@@ -822,7 +822,7 @@
           <w:color w:val="171717"/>
           <w:sz w:val="22"/>
         </w:rPr>
-        <w:t>The public repository includes unit, integration, fixture, contract, and workflow tests. The current public run executed 803 automated tests: 801 passed, none failed, and two were skipped [14]. The suite covers G4 signal reproduction and weight construction; baseline, account, asset, cash-reserve, and market-session checks; deterministic order identities and lost-acknowledgement recovery; option payoff arithmetic, risk ceilings, quote freshness, and broker-field translation; the boundary between public model input and private account state; source-removal and thirty-two-case input checks; encrypted checkpoints and restart behavior; and the calendar, timestamps, activity, provenance, and valuation rules used by the forward scorer.</w:t>
+        <w:t>The public repository includes unit, integration, fixture, contract, and workflow tests. The current public run executed 806 automated tests: 804 passed, none failed, and two were skipped [14]. The suite covers G4 signal reproduction and weight construction; baseline, account, asset, cash-reserve, and market-session checks; deterministic order identities and lost-acknowledgement recovery; option payoff arithmetic, risk ceilings, quote freshness, and broker-field translation; the boundary between public model input and private account state; source-removal and thirty-two-case input checks; encrypted checkpoints and restart behavior; and the calendar, timestamps, activity, provenance, and valuation rules used by the forward scorer.</w:t>
       </w:r>
     </w:p>
     <w:p>
@@ -987,7 +987,7 @@
           <w:color w:val="171717"/>
           <w:sz w:val="22"/>
         </w:rPr>
-        <w:t>The historical evidence gives a concrete reason to test the system: G4's ETF-era replay substantially exceeded SPY, and its fixed external-era proxy retained an advantage across a much earlier dataset and a severe cost stress. The engineering evidence gives a concrete reason to trust the test: the competition rule was frozen, the account begins from a verified $100,000 baseline, the model cannot alter exposure, and 803 automated tests exercise the published boundaries. The live result remains to be observed. Finly's purpose is to observe it without changing the rule, confusing a simulation with a fill, or asking an eloquent model to carry authority that belongs in checked code.</w:t>
+        <w:t>The historical evidence gives a concrete reason to test the system: G4's ETF-era replay substantially exceeded SPY, and its fixed external-era proxy retained an advantage across a much earlier dataset and a severe cost stress. The engineering evidence gives a concrete reason to trust the test: the competition rule was frozen, the account begins from a verified $100,000 baseline, the model cannot alter exposure, and 806 automated tests exercise the published boundaries. The live result remains to be observed. Finly's purpose is to observe it without changing the rule, confusing a simulation with a fill, or asking an eloquent model to carry authority that belongs in checked code.</w:t>
       </w:r>
     </w:p>
     <w:p>

--- a/public/judge/Finly_Technical_Paper.docx
+++ b/public/judge/Finly_Technical_Paper.docx
@@ -1492,7 +1492,7 @@
             <w:sz w:val="17"/>
             <w:u w:val="single"/>
           </w:rPr>
-          <w:t>docs.alpaca.markets/docs/mcp-server</w:t>
+          <w:t>docs.alpaca.markets/us/docs/alpaca-mcp-server</w:t>
         </w:r>
       </w:hyperlink>
       <w:r>

--- a/public/judge/Finly_Technical_Paper.docx
+++ b/public/judge/Finly_Technical_Paper.docx
@@ -15,7 +15,7 @@
           <w:color w:val="171717"/>
           <w:sz w:val="47"/>
         </w:rPr>
-        <w:t>Finly: From Market Evidence to a Checked Alpaca Paper Order</w:t>
+        <w:t>Finly: Controlled Delegation for an Alpaca Trading Agent</w:t>
       </w:r>
     </w:p>
     <w:p>
@@ -31,7 +31,7 @@
           <w:color w:val="5F6368"/>
           <w:sz w:val="23"/>
         </w:rPr>
-        <w:t>A frozen equity sleeve, a defined-risk options workflow, and a live $100,000 paper account</w:t>
+        <w:t>A frozen equity sleeve, a reduction-only news model, a deterministic options compiler, and restart-safe paper execution</w:t>
       </w:r>
     </w:p>
     <w:p>
@@ -101,7 +101,7 @@
           <w:color w:val="171717"/>
           <w:sz w:val="20"/>
         </w:rPr>
-        <w:t>Finly is an AI-assisted trading system built for the Alpaca paper-trading environment. It combines a frozen four-ETF momentum allocation with a separate SPY options workflow. The language model has a useful but deliberately limited task: it reads current public news, describes the evidence in a structured response, and may stop an options proposal. Deterministic code owns the economic direction, position size, contract selection, payoff calculation, broker fields, and final permit. Every permitted order is accompanied by a receipt that ties the evidence and risk calculation to the intended broker payload.</w:t>
+        <w:t>Finly is an AI-assisted trading system built for the Alpaca paper-trading environment. Its design begins from a narrow observation: interpreting information and authorizing financial risk are different jobs. A language model may be useful for reading current public news, but it should not silently acquire the authority to choose an instrument, enlarge a position, alter a loss bound, or manufacture a broker order. Finly therefore separates model judgment from capital-bearing decisions and records the boundary in machine-checkable artifacts.</w:t>
       </w:r>
     </w:p>
     <w:p>
@@ -120,7 +120,45 @@
           <w:color w:val="171717"/>
           <w:sz w:val="20"/>
         </w:rPr>
-        <w:t>The equity rule, called G4, was developed in a retrospective 2013–2026 study. With a modeled one-way cost of five basis points, it turned $10,000 into $106,711, compared with $68,082 for SPY. A fixed industry-portfolio proxy was then replayed on 21,218 earlier trading days from Kenneth French's public archive; it annualized at 13.37 percent against 9.48 percent for the market and retained a 2.45-percentage-point net-log-growth advantage under a twenty-five-basis-point cost stress. The research gate treated that upside as a reason to test G4, not to promote it statistically: a human operator froze the dated competition allocation, and a separate scorer measures the $100,000 paper account against its baseline and contemporaneous SPY. The options demonstration produced a SPY debit spread with an exact $366 maximum loss and $634 maximum gain, and passed four source-removal checks and thirty-two input perturbations. The live system uses Alpaca's official MCP server, encrypted restart state, broker read-back, and a sanitized dashboard. A public test run contains 806 automated tests: 804 passed and two were skipped.</w:t>
+        <w:t>The system has two execution branches. The first is G4, a frozen four-ETF competition sleeve. G4 assigns one half of its research allocation to QQQ and divides the other half among the three strongest original Select Sector SPDR funds under a twelve-to-six-month relative-momentum rule. The competition deployment scales that allocation to 97 percent, preserves a 3 percent cash reserve, and performs one initial rebalance without in-contest re-optimization. In a consumed, post-selected simulation from 2 January 2013 through 27 August 2026, with modeled one-way costs of five basis points, G4 returned 967.11 percent while SPY returned 580.82 percent. The result is economically large but did not pass Finly's promotion gate: its Deflated Sharpe probability was 3.75 percent, its worst familywise-adjusted bootstrap p-value was 37.18 percent, it did not consistently beat a static SPY/QQQ growth control, and the frozen Yahoo-versus-Alpaca source reconciliation failed closed.</w:t>
+      </w:r>
+    </w:p>
+    <w:p>
+      <w:pPr>
+        <w:keepLines/>
+        <w:widowControl/>
+        <w:spacing w:line="259" w:lineRule="auto" w:after="100"/>
+        <w:ind w:left="259" w:right="259" w:firstLine="0"/>
+        <w:jc w:val="both"/>
+      </w:pPr>
+      <w:r>
+        <w:rPr>
+          <w:rFonts w:ascii="Times New Roman" w:hAnsi="Times New Roman" w:eastAsia="Times New Roman"/>
+          <w:b w:val="0"/>
+          <w:i w:val="0"/>
+          <w:color w:val="171717"/>
+          <w:sz w:val="20"/>
+        </w:rPr>
+        <w:t>The second branch is a SPY options agent. A separate long-only SPY/BIL policy supplies a bounded bullish direction or no-trade authority. Deterministic market and option-surface evidence must confirm that direction. Qwen3-32B, hosted through Featherless, sees only canonical public Alpaca news and is reduction-only: supportive prose cannot increase exposure, while adverse evidence may reduce or veto a proposal. Code enumerates defined-risk vertical debit spreads, evaluates two 2,048-path scenario models, applies conservative expected-value and probability gates, sizes maximum loss, and issues a thirty-second HMAC-signed risk certificate bound to one exact order projection. Alpaca execution proceeds through a durable state machine, deterministic client-order identifiers, pre-mutation checkpoints, broker read-back, and fail-closed reconciliation.</w:t>
+      </w:r>
+    </w:p>
+    <w:p>
+      <w:pPr>
+        <w:keepLines/>
+        <w:widowControl/>
+        <w:spacing w:line="259" w:lineRule="auto" w:after="100"/>
+        <w:ind w:left="259" w:right="259" w:firstLine="0"/>
+        <w:jc w:val="both"/>
+      </w:pPr>
+      <w:r>
+        <w:rPr>
+          <w:rFonts w:ascii="Times New Roman" w:hAnsi="Times New Roman" w:eastAsia="Times New Roman"/>
+          <w:b w:val="0"/>
+          <w:i w:val="0"/>
+          <w:color w:val="171717"/>
+          <w:sz w:val="20"/>
+        </w:rPr>
+        <w:t>This paper specifies the algorithms, causal timing, cost conventions, statistical tests, risk constraints, state transitions, and reproducibility boundary. The evidence supports an inspectable paper-trading experiment, not durable alpha, verified live options profit, or future outperformance.</w:t>
       </w:r>
     </w:p>
     <w:p>
@@ -136,7 +174,7 @@
           <w:color w:val="171717"/>
           <w:sz w:val="27"/>
         </w:rPr>
-        <w:t>1. What we built</w:t>
+        <w:t>1. Problem, scope, and contributions</w:t>
       </w:r>
     </w:p>
     <w:p>
@@ -155,7 +193,7 @@
           <w:color w:val="171717"/>
           <w:sz w:val="22"/>
         </w:rPr>
-        <w:t>Trading systems often ask a single component to perform several unlike tasks. It reads a report, decides what the report means, selects an exposure, chooses an instrument, and sends an order. The apparent simplicity is misleading. An error in interpretation is not the same as an error in sizing, and neither should silently alter the fields that reach a broker.</w:t>
+        <w:t>Trading-agent demonstrations often collapse a chain of unlike decisions into one prompt. A model reads a report, states a view, chooses a product, chooses a size, and emits something shaped like an order. That sequence is attractive on screen because it is short. It is also difficult to audit. A mistaken interpretation, a stale quote, a sizing error, and a duplicated broker mutation have different causes and require different controls.</w:t>
       </w:r>
     </w:p>
     <w:p>
@@ -174,7 +212,163 @@
           <w:color w:val="171717"/>
           <w:sz w:val="22"/>
         </w:rPr>
-        <w:t>Finly separates those tasks. A frozen G4 equity sleeve supplies the competition's initial allocation. A separate SPY options workflow admits only defined-risk debit spreads. The language model interprets a small set of public news, while code checks data quality, economic intent, payoff, liquidity, account limits, and order construction. A short-lived permit and receipt connect one reviewed decision to one exact order. A restartable Alpaca paper-trading runner records the intent, submits conservatively, and reconciles the result against broker state.</w:t>
+        <w:t>Finly treats the agent as a controlled pipeline rather than a single oracle. The project makes four contributions.</w:t>
+      </w:r>
+    </w:p>
+    <w:p>
+      <w:pPr>
+        <w:keepLines/>
+        <w:widowControl/>
+        <w:spacing w:line="259" w:lineRule="auto" w:after="70"/>
+        <w:ind w:left="547" w:hanging="259"/>
+        <w:jc w:val="left"/>
+      </w:pPr>
+      <w:r>
+        <w:rPr>
+          <w:rFonts w:ascii="Times New Roman" w:hAnsi="Times New Roman" w:eastAsia="Times New Roman"/>
+          <w:b w:val="0"/>
+          <w:i w:val="0"/>
+          <w:color w:val="171717"/>
+          <w:sz w:val="20"/>
+        </w:rPr>
+        <w:t xml:space="preserve">1. </w:t>
+      </w:r>
+      <w:r>
+        <w:rPr>
+          <w:rFonts w:ascii="Times New Roman" w:hAnsi="Times New Roman" w:eastAsia="Times New Roman"/>
+          <w:b/>
+          <w:i w:val="0"/>
+          <w:color w:val="171717"/>
+          <w:sz w:val="20"/>
+        </w:rPr>
+        <w:t>A two-branch quantitative design.</w:t>
+      </w:r>
+      <w:r>
+        <w:rPr>
+          <w:rFonts w:ascii="Times New Roman" w:hAnsi="Times New Roman" w:eastAsia="Times New Roman"/>
+          <w:b w:val="0"/>
+          <w:i w:val="0"/>
+          <w:color w:val="171717"/>
+          <w:sz w:val="20"/>
+        </w:rPr>
+        <w:t xml:space="preserve"> G4 is a frozen equity allocation used for the time-bounded competition account. The options overlay has a separate SPY/BIL economic authority and does not infer its direction from the G4 backtest.</w:t>
+      </w:r>
+    </w:p>
+    <w:p>
+      <w:pPr>
+        <w:keepLines/>
+        <w:widowControl/>
+        <w:spacing w:line="259" w:lineRule="auto" w:after="70"/>
+        <w:ind w:left="547" w:hanging="259"/>
+        <w:jc w:val="left"/>
+      </w:pPr>
+      <w:r>
+        <w:rPr>
+          <w:rFonts w:ascii="Times New Roman" w:hAnsi="Times New Roman" w:eastAsia="Times New Roman"/>
+          <w:b w:val="0"/>
+          <w:i w:val="0"/>
+          <w:color w:val="171717"/>
+          <w:sz w:val="20"/>
+        </w:rPr>
+        <w:t xml:space="preserve">2. </w:t>
+      </w:r>
+      <w:r>
+        <w:rPr>
+          <w:rFonts w:ascii="Times New Roman" w:hAnsi="Times New Roman" w:eastAsia="Times New Roman"/>
+          <w:b/>
+          <w:i w:val="0"/>
+          <w:color w:val="171717"/>
+          <w:sz w:val="20"/>
+        </w:rPr>
+        <w:t>Reduction-only model authority.</w:t>
+      </w:r>
+      <w:r>
+        <w:rPr>
+          <w:rFonts w:ascii="Times New Roman" w:hAnsi="Times New Roman" w:eastAsia="Times New Roman"/>
+          <w:b w:val="0"/>
+          <w:i w:val="0"/>
+          <w:color w:val="171717"/>
+          <w:sz w:val="20"/>
+        </w:rPr>
+        <w:t xml:space="preserve"> The hosted model extracts bounded scores and rationales from canonical public news. It cannot amplify the deterministic direction, choose an option, choose quantity, access account secrets, or authorize a broker mutation.</w:t>
+      </w:r>
+    </w:p>
+    <w:p>
+      <w:pPr>
+        <w:keepLines/>
+        <w:widowControl/>
+        <w:spacing w:line="259" w:lineRule="auto" w:after="70"/>
+        <w:ind w:left="547" w:hanging="259"/>
+        <w:jc w:val="left"/>
+      </w:pPr>
+      <w:r>
+        <w:rPr>
+          <w:rFonts w:ascii="Times New Roman" w:hAnsi="Times New Roman" w:eastAsia="Times New Roman"/>
+          <w:b w:val="0"/>
+          <w:i w:val="0"/>
+          <w:color w:val="171717"/>
+          <w:sz w:val="20"/>
+        </w:rPr>
+        <w:t xml:space="preserve">3. </w:t>
+      </w:r>
+      <w:r>
+        <w:rPr>
+          <w:rFonts w:ascii="Times New Roman" w:hAnsi="Times New Roman" w:eastAsia="Times New Roman"/>
+          <w:b/>
+          <w:i w:val="0"/>
+          <w:color w:val="171717"/>
+          <w:sz w:val="20"/>
+        </w:rPr>
+        <w:t>A deterministic compiler and permit.</w:t>
+      </w:r>
+      <w:r>
+        <w:rPr>
+          <w:rFonts w:ascii="Times New Roman" w:hAnsi="Times New Roman" w:eastAsia="Times New Roman"/>
+          <w:b w:val="0"/>
+          <w:i w:val="0"/>
+          <w:color w:val="171717"/>
+          <w:sz w:val="20"/>
+        </w:rPr>
+        <w:t xml:space="preserve"> Typed evidence becomes a checked intent; an enumerator constructs vertical spreads; two scenario models evaluate them; fixed gates select at most one candidate; and an HMAC-signed certificate binds evidence, policy, risk, account, market, candidate, quantity, and order projection.</w:t>
+      </w:r>
+    </w:p>
+    <w:p>
+      <w:pPr>
+        <w:keepLines/>
+        <w:widowControl/>
+        <w:spacing w:line="259" w:lineRule="auto" w:after="70"/>
+        <w:ind w:left="547" w:hanging="259"/>
+        <w:jc w:val="left"/>
+      </w:pPr>
+      <w:r>
+        <w:rPr>
+          <w:rFonts w:ascii="Times New Roman" w:hAnsi="Times New Roman" w:eastAsia="Times New Roman"/>
+          <w:b w:val="0"/>
+          <w:i w:val="0"/>
+          <w:color w:val="171717"/>
+          <w:sz w:val="20"/>
+        </w:rPr>
+        <w:t xml:space="preserve">4. </w:t>
+      </w:r>
+      <w:r>
+        <w:rPr>
+          <w:rFonts w:ascii="Times New Roman" w:hAnsi="Times New Roman" w:eastAsia="Times New Roman"/>
+          <w:b/>
+          <w:i w:val="0"/>
+          <w:color w:val="171717"/>
+          <w:sz w:val="20"/>
+        </w:rPr>
+        <w:t>Restart-safe Alpaca execution.</w:t>
+      </w:r>
+      <w:r>
+        <w:rPr>
+          <w:rFonts w:ascii="Times New Roman" w:hAnsi="Times New Roman" w:eastAsia="Times New Roman"/>
+          <w:b w:val="0"/>
+          <w:i w:val="0"/>
+          <w:color w:val="171717"/>
+          <w:sz w:val="20"/>
+        </w:rPr>
+        <w:t xml:space="preserve"> The cloud runner persists intent before mutation, advances at most one broker-changing step per cycle, assigns deterministic client-order identifiers, reconciles ambiguous acknowledgements, and publishes only sanitized status.</w:t>
       </w:r>
     </w:p>
     <w:p>
@@ -193,7 +387,7 @@
           <w:color w:val="171717"/>
           <w:sz w:val="22"/>
         </w:rPr>
-        <w:t>This design does not treat the model as decoration. Its assessment can prevent a proposal from advancing when the evidence is unclear or inconsistent. But the model cannot turn confidence into additional contracts, substitute a different option, widen a loss bound, or manufacture permission. Its influence is interpretive; the code remains responsible for the financial commitment.</w:t>
+        <w:t>Research, synthetic demonstration, paper authorization, and broker observation are distinct. A replay is not a fill, a fixture is not an executable permit, and a paper fill is not real-capital execution. Tests establish software behavior, not forecast accuracy [1–7].</w:t>
       </w:r>
     </w:p>
     <w:p>
@@ -209,7 +403,1078 @@
           <w:color w:val="171717"/>
           <w:sz w:val="27"/>
         </w:rPr>
-        <w:t>2. The frozen G4 equity sleeve</w:t>
+        <w:t>2. Architecture and authority</w:t>
+      </w:r>
+    </w:p>
+    <w:p>
+      <w:pPr>
+        <w:keepLines/>
+        <w:widowControl/>
+        <w:spacing w:line="276" w:lineRule="auto" w:after="120"/>
+        <w:ind w:firstLine="0"/>
+        <w:jc w:val="both"/>
+      </w:pPr>
+      <w:r>
+        <w:rPr>
+          <w:rFonts w:ascii="Times New Roman" w:hAnsi="Times New Roman" w:eastAsia="Times New Roman"/>
+          <w:b w:val="0"/>
+          <w:i w:val="0"/>
+          <w:color w:val="171717"/>
+          <w:sz w:val="22"/>
+        </w:rPr>
+        <w:t>Finly has two independent paths that meet at the same paper account and measurement layer.</w:t>
+      </w:r>
+    </w:p>
+    <w:p>
+      <w:pPr>
+        <w:keepLines/>
+        <w:widowControl/>
+        <w:spacing w:line="240" w:lineRule="auto" w:before="60" w:after="140"/>
+        <w:ind w:left="317" w:right="317" w:firstLine="0"/>
+        <w:jc w:val="left"/>
+        <w:shd w:fill="F3F5F2"/>
+        <w:pBdr>
+          <w:bottom w:val="single" w:sz="6" w:space="4" w:color="246B57"/>
+        </w:pBdr>
+      </w:pPr>
+      <w:r>
+        <w:rPr>
+          <w:rFonts w:ascii="Menlo" w:hAnsi="Menlo" w:eastAsia="Menlo"/>
+          <w:b w:val="0"/>
+          <w:i w:val="0"/>
+          <w:color w:val="171717"/>
+          <w:sz w:val="15"/>
+        </w:rPr>
+        <w:t>Historical adjusted closes</w:t>
+        <w:br/>
+      </w:r>
+      <w:r>
+        <w:rPr>
+          <w:rFonts w:ascii="Menlo" w:hAnsi="Menlo" w:eastAsia="Menlo"/>
+          <w:b w:val="0"/>
+          <w:i w:val="0"/>
+          <w:color w:val="171717"/>
+          <w:sz w:val="15"/>
+        </w:rPr>
+        <w:t xml:space="preserve">        │</w:t>
+        <w:br/>
+      </w:r>
+      <w:r>
+        <w:rPr>
+          <w:rFonts w:ascii="Menlo" w:hAnsi="Menlo" w:eastAsia="Menlo"/>
+          <w:b w:val="0"/>
+          <w:i w:val="0"/>
+          <w:color w:val="171717"/>
+          <w:sz w:val="15"/>
+        </w:rPr>
+        <w:t xml:space="preserve">        ├── G4 research rule ── frozen 2026-08-28 signal</w:t>
+        <w:br/>
+      </w:r>
+      <w:r>
+        <w:rPr>
+          <w:rFonts w:ascii="Menlo" w:hAnsi="Menlo" w:eastAsia="Menlo"/>
+          <w:b w:val="0"/>
+          <w:i w:val="0"/>
+          <w:color w:val="171717"/>
+          <w:sz w:val="15"/>
+        </w:rPr>
+        <w:t xml:space="preserve">        │                         │</w:t>
+        <w:br/>
+      </w:r>
+      <w:r>
+        <w:rPr>
+          <w:rFonts w:ascii="Menlo" w:hAnsi="Menlo" w:eastAsia="Menlo"/>
+          <w:b w:val="0"/>
+          <w:i w:val="0"/>
+          <w:color w:val="171717"/>
+          <w:sz w:val="15"/>
+        </w:rPr>
+        <w:t xml:space="preserve">        │                         └── one-time QQQ/XLB/XLE/XLV plan</w:t>
+        <w:br/>
+      </w:r>
+      <w:r>
+        <w:rPr>
+          <w:rFonts w:ascii="Menlo" w:hAnsi="Menlo" w:eastAsia="Menlo"/>
+          <w:b w:val="0"/>
+          <w:i w:val="0"/>
+          <w:color w:val="171717"/>
+          <w:sz w:val="15"/>
+        </w:rPr>
+        <w:t xml:space="preserve">        │                                      │</w:t>
+        <w:br/>
+      </w:r>
+      <w:r>
+        <w:rPr>
+          <w:rFonts w:ascii="Menlo" w:hAnsi="Menlo" w:eastAsia="Menlo"/>
+          <w:b w:val="0"/>
+          <w:i w:val="0"/>
+          <w:color w:val="171717"/>
+          <w:sz w:val="15"/>
+        </w:rPr>
+        <w:t xml:space="preserve">        │                              signed equity state machine</w:t>
+        <w:br/>
+      </w:r>
+      <w:r>
+        <w:rPr>
+          <w:rFonts w:ascii="Menlo" w:hAnsi="Menlo" w:eastAsia="Menlo"/>
+          <w:b w:val="0"/>
+          <w:i w:val="0"/>
+          <w:color w:val="171717"/>
+          <w:sz w:val="15"/>
+        </w:rPr>
+        <w:t xml:space="preserve">        │                                      │</w:t>
+        <w:br/>
+      </w:r>
+      <w:r>
+        <w:rPr>
+          <w:rFonts w:ascii="Menlo" w:hAnsi="Menlo" w:eastAsia="Menlo"/>
+          <w:b w:val="0"/>
+          <w:i w:val="0"/>
+          <w:color w:val="171717"/>
+          <w:sz w:val="15"/>
+        </w:rPr>
+        <w:t xml:space="preserve">        │                              Alpaca MCP stock orders</w:t>
+        <w:br/>
+      </w:r>
+      <w:r>
+        <w:rPr>
+          <w:rFonts w:ascii="Menlo" w:hAnsi="Menlo" w:eastAsia="Menlo"/>
+          <w:b w:val="0"/>
+          <w:i w:val="0"/>
+          <w:color w:val="171717"/>
+          <w:sz w:val="15"/>
+        </w:rPr>
+        <w:t xml:space="preserve">        │</w:t>
+        <w:br/>
+      </w:r>
+      <w:r>
+        <w:rPr>
+          <w:rFonts w:ascii="Menlo" w:hAnsi="Menlo" w:eastAsia="Menlo"/>
+          <w:b w:val="0"/>
+          <w:i w:val="0"/>
+          <w:color w:val="171717"/>
+          <w:sz w:val="15"/>
+        </w:rPr>
+        <w:t>Alpaca SPY/BIL bars ── deterministic economic policy ── bullish cap / NO_TRADE</w:t>
+        <w:br/>
+      </w:r>
+      <w:r>
+        <w:rPr>
+          <w:rFonts w:ascii="Menlo" w:hAnsi="Menlo" w:eastAsia="Menlo"/>
+          <w:b w:val="0"/>
+          <w:i w:val="0"/>
+          <w:color w:val="171717"/>
+          <w:sz w:val="15"/>
+        </w:rPr>
+        <w:t>Alpaca SPY market ───── deterministic market score ───────────────┐</w:t>
+        <w:br/>
+      </w:r>
+      <w:r>
+        <w:rPr>
+          <w:rFonts w:ascii="Menlo" w:hAnsi="Menlo" w:eastAsia="Menlo"/>
+          <w:b w:val="0"/>
+          <w:i w:val="0"/>
+          <w:color w:val="171717"/>
+          <w:sz w:val="15"/>
+        </w:rPr>
+        <w:t>Alpaca option chain ─── deterministic option-surface score ──────┤</w:t>
+        <w:br/>
+      </w:r>
+      <w:r>
+        <w:rPr>
+          <w:rFonts w:ascii="Menlo" w:hAnsi="Menlo" w:eastAsia="Menlo"/>
+          <w:b w:val="0"/>
+          <w:i w:val="0"/>
+          <w:color w:val="171717"/>
+          <w:sz w:val="15"/>
+        </w:rPr>
+        <w:t>Alpaca public news ──── Qwen structured assessment ── reduce/veto┤</w:t>
+        <w:br/>
+      </w:r>
+      <w:r>
+        <w:rPr>
+          <w:rFonts w:ascii="Menlo" w:hAnsi="Menlo" w:eastAsia="Menlo"/>
+          <w:b w:val="0"/>
+          <w:i w:val="0"/>
+          <w:color w:val="171717"/>
+          <w:sz w:val="15"/>
+        </w:rPr>
+        <w:t xml:space="preserve">                                                                  ▼</w:t>
+        <w:br/>
+      </w:r>
+      <w:r>
+        <w:rPr>
+          <w:rFonts w:ascii="Menlo" w:hAnsi="Menlo" w:eastAsia="Menlo"/>
+          <w:b w:val="0"/>
+          <w:i w:val="0"/>
+          <w:color w:val="171717"/>
+          <w:sz w:val="15"/>
+        </w:rPr>
+        <w:t xml:space="preserve">                                                    checked economic intent</w:t>
+        <w:br/>
+      </w:r>
+      <w:r>
+        <w:rPr>
+          <w:rFonts w:ascii="Menlo" w:hAnsi="Menlo" w:eastAsia="Menlo"/>
+          <w:b w:val="0"/>
+          <w:i w:val="0"/>
+          <w:color w:val="171717"/>
+          <w:sz w:val="15"/>
+        </w:rPr>
+        <w:t xml:space="preserve">                                                                  │</w:t>
+        <w:br/>
+      </w:r>
+      <w:r>
+        <w:rPr>
+          <w:rFonts w:ascii="Menlo" w:hAnsi="Menlo" w:eastAsia="Menlo"/>
+          <w:b w:val="0"/>
+          <w:i w:val="0"/>
+          <w:color w:val="171717"/>
+          <w:sz w:val="15"/>
+        </w:rPr>
+        <w:t xml:space="preserve">                                     enumerate and value SPY vertical spreads</w:t>
+        <w:br/>
+      </w:r>
+      <w:r>
+        <w:rPr>
+          <w:rFonts w:ascii="Menlo" w:hAnsi="Menlo" w:eastAsia="Menlo"/>
+          <w:b w:val="0"/>
+          <w:i w:val="0"/>
+          <w:color w:val="171717"/>
+          <w:sz w:val="15"/>
+        </w:rPr>
+        <w:t xml:space="preserve">                                                                  │</w:t>
+        <w:br/>
+      </w:r>
+      <w:r>
+        <w:rPr>
+          <w:rFonts w:ascii="Menlo" w:hAnsi="Menlo" w:eastAsia="Menlo"/>
+          <w:b w:val="0"/>
+          <w:i w:val="0"/>
+          <w:color w:val="171717"/>
+          <w:sz w:val="15"/>
+        </w:rPr>
+        <w:t xml:space="preserve">                              source-removal + 32-case perturbation challenge</w:t>
+        <w:br/>
+      </w:r>
+      <w:r>
+        <w:rPr>
+          <w:rFonts w:ascii="Menlo" w:hAnsi="Menlo" w:eastAsia="Menlo"/>
+          <w:b w:val="0"/>
+          <w:i w:val="0"/>
+          <w:color w:val="171717"/>
+          <w:sz w:val="15"/>
+        </w:rPr>
+        <w:t xml:space="preserve">                                                                  │</w:t>
+        <w:br/>
+      </w:r>
+      <w:r>
+        <w:rPr>
+          <w:rFonts w:ascii="Menlo" w:hAnsi="Menlo" w:eastAsia="Menlo"/>
+          <w:b w:val="0"/>
+          <w:i w:val="0"/>
+          <w:color w:val="171717"/>
+          <w:sz w:val="15"/>
+        </w:rPr>
+        <w:t xml:space="preserve">                                     HMAC risk certificate + fresh preflight</w:t>
+        <w:br/>
+      </w:r>
+      <w:r>
+        <w:rPr>
+          <w:rFonts w:ascii="Menlo" w:hAnsi="Menlo" w:eastAsia="Menlo"/>
+          <w:b w:val="0"/>
+          <w:i w:val="0"/>
+          <w:color w:val="171717"/>
+          <w:sz w:val="15"/>
+        </w:rPr>
+        <w:t xml:space="preserve">                                                                  │</w:t>
+        <w:br/>
+      </w:r>
+      <w:r>
+        <w:rPr>
+          <w:rFonts w:ascii="Menlo" w:hAnsi="Menlo" w:eastAsia="Menlo"/>
+          <w:b w:val="0"/>
+          <w:i w:val="0"/>
+          <w:color w:val="171717"/>
+          <w:sz w:val="15"/>
+        </w:rPr>
+        <w:t xml:space="preserve">                                             Alpaca MCP multi-leg paper order</w:t>
+        <w:br/>
+      </w:r>
+      <w:r>
+        <w:rPr>
+          <w:rFonts w:ascii="Menlo" w:hAnsi="Menlo" w:eastAsia="Menlo"/>
+          <w:b w:val="0"/>
+          <w:i w:val="0"/>
+          <w:color w:val="171717"/>
+          <w:sz w:val="15"/>
+        </w:rPr>
+        <w:br/>
+      </w:r>
+      <w:r>
+        <w:rPr>
+          <w:rFonts w:ascii="Menlo" w:hAnsi="Menlo" w:eastAsia="Menlo"/>
+          <w:b w:val="0"/>
+          <w:i w:val="0"/>
+          <w:color w:val="171717"/>
+          <w:sz w:val="15"/>
+        </w:rPr>
+        <w:t>Both branches ── broker read-back ── encrypted state ── sanitized feed/scorer</w:t>
+      </w:r>
+    </w:p>
+    <w:tbl>
+      <w:tblPr>
+        <w:tblStyle w:val="TableGrid"/>
+        <w:tblW w:type="auto" w:w="0"/>
+        <w:jc w:val="center"/>
+        <w:tblLayout w:type="autofit"/>
+        <w:tblLook w:firstColumn="1" w:firstRow="1" w:lastColumn="0" w:lastRow="0" w:noHBand="0" w:noVBand="1" w:val="04A0"/>
+      </w:tblPr>
+      <w:tblGrid>
+        <w:gridCol w:w="3120"/>
+        <w:gridCol w:w="3120"/>
+        <w:gridCol w:w="3120"/>
+      </w:tblGrid>
+      <w:tr>
+        <w:trPr>
+          <w:cantSplit/>
+          <w:tblHeader w:val="true"/>
+        </w:trPr>
+        <w:tc>
+          <w:tcPr>
+            <w:tcW w:type="dxa" w:w="3120"/>
+            <w:vAlign w:val="center"/>
+            <w:tcMar>
+              <w:top w:w="72" w:type="dxa"/>
+              <w:start w:w="80" w:type="dxa"/>
+              <w:bottom w:w="72" w:type="dxa"/>
+              <w:end w:w="80" w:type="dxa"/>
+            </w:tcMar>
+            <w:shd w:fill="17324D"/>
+          </w:tcPr>
+          <w:p>
+            <w:pPr>
+              <w:spacing w:before="0" w:after="0" w:line="240" w:lineRule="auto"/>
+            </w:pPr>
+            <w:r>
+              <w:rPr>
+                <w:rFonts w:ascii="Arial" w:hAnsi="Arial" w:eastAsia="Arial"/>
+                <w:b/>
+                <w:i w:val="0"/>
+                <w:color w:val="FFFFFF"/>
+                <w:sz w:val="16"/>
+              </w:rPr>
+              <w:t>Component</w:t>
+            </w:r>
+          </w:p>
+        </w:tc>
+        <w:tc>
+          <w:tcPr>
+            <w:tcW w:type="dxa" w:w="3120"/>
+            <w:vAlign w:val="center"/>
+            <w:tcMar>
+              <w:top w:w="72" w:type="dxa"/>
+              <w:start w:w="80" w:type="dxa"/>
+              <w:bottom w:w="72" w:type="dxa"/>
+              <w:end w:w="80" w:type="dxa"/>
+            </w:tcMar>
+            <w:shd w:fill="17324D"/>
+          </w:tcPr>
+          <w:p>
+            <w:pPr>
+              <w:spacing w:before="0" w:after="0" w:line="240" w:lineRule="auto"/>
+            </w:pPr>
+            <w:r>
+              <w:rPr>
+                <w:rFonts w:ascii="Arial" w:hAnsi="Arial" w:eastAsia="Arial"/>
+                <w:b/>
+                <w:i w:val="0"/>
+                <w:color w:val="FFFFFF"/>
+                <w:sz w:val="16"/>
+              </w:rPr>
+              <w:t>May decide</w:t>
+            </w:r>
+          </w:p>
+        </w:tc>
+        <w:tc>
+          <w:tcPr>
+            <w:tcW w:type="dxa" w:w="3120"/>
+            <w:vAlign w:val="center"/>
+            <w:tcMar>
+              <w:top w:w="72" w:type="dxa"/>
+              <w:start w:w="80" w:type="dxa"/>
+              <w:bottom w:w="72" w:type="dxa"/>
+              <w:end w:w="80" w:type="dxa"/>
+            </w:tcMar>
+            <w:shd w:fill="17324D"/>
+          </w:tcPr>
+          <w:p>
+            <w:pPr>
+              <w:spacing w:before="0" w:after="0" w:line="240" w:lineRule="auto"/>
+            </w:pPr>
+            <w:r>
+              <w:rPr>
+                <w:rFonts w:ascii="Arial" w:hAnsi="Arial" w:eastAsia="Arial"/>
+                <w:b/>
+                <w:i w:val="0"/>
+                <w:color w:val="FFFFFF"/>
+                <w:sz w:val="16"/>
+              </w:rPr>
+              <w:t>May not decide</w:t>
+            </w:r>
+          </w:p>
+        </w:tc>
+      </w:tr>
+      <w:tr>
+        <w:trPr>
+          <w:cantSplit/>
+        </w:trPr>
+        <w:tc>
+          <w:tcPr>
+            <w:tcW w:type="dxa" w:w="3120"/>
+            <w:vAlign w:val="center"/>
+            <w:tcMar>
+              <w:top w:w="72" w:type="dxa"/>
+              <w:start w:w="80" w:type="dxa"/>
+              <w:bottom w:w="72" w:type="dxa"/>
+              <w:end w:w="80" w:type="dxa"/>
+            </w:tcMar>
+          </w:tcPr>
+          <w:p>
+            <w:pPr>
+              <w:spacing w:before="0" w:after="0" w:line="240" w:lineRule="auto"/>
+            </w:pPr>
+            <w:r>
+              <w:rPr>
+                <w:rFonts w:ascii="Arial" w:hAnsi="Arial" w:eastAsia="Arial"/>
+                <w:b w:val="0"/>
+                <w:i w:val="0"/>
+                <w:color w:val="171717"/>
+                <w:sz w:val="15"/>
+              </w:rPr>
+              <w:t>G4 research rule</w:t>
+            </w:r>
+          </w:p>
+        </w:tc>
+        <w:tc>
+          <w:tcPr>
+            <w:tcW w:type="dxa" w:w="3120"/>
+            <w:vAlign w:val="center"/>
+            <w:tcMar>
+              <w:top w:w="72" w:type="dxa"/>
+              <w:start w:w="80" w:type="dxa"/>
+              <w:bottom w:w="72" w:type="dxa"/>
+              <w:end w:w="80" w:type="dxa"/>
+            </w:tcMar>
+          </w:tcPr>
+          <w:p>
+            <w:pPr>
+              <w:spacing w:before="0" w:after="0" w:line="240" w:lineRule="auto"/>
+            </w:pPr>
+            <w:r>
+              <w:rPr>
+                <w:rFonts w:ascii="Arial" w:hAnsi="Arial" w:eastAsia="Arial"/>
+                <w:b w:val="0"/>
+                <w:i w:val="0"/>
+                <w:color w:val="171717"/>
+                <w:sz w:val="15"/>
+              </w:rPr>
+              <w:t>Ranked sectors and research weights</w:t>
+            </w:r>
+          </w:p>
+        </w:tc>
+        <w:tc>
+          <w:tcPr>
+            <w:tcW w:type="dxa" w:w="3120"/>
+            <w:vAlign w:val="center"/>
+            <w:tcMar>
+              <w:top w:w="72" w:type="dxa"/>
+              <w:start w:w="80" w:type="dxa"/>
+              <w:bottom w:w="72" w:type="dxa"/>
+              <w:end w:w="80" w:type="dxa"/>
+            </w:tcMar>
+          </w:tcPr>
+          <w:p>
+            <w:pPr>
+              <w:spacing w:before="0" w:after="0" w:line="240" w:lineRule="auto"/>
+            </w:pPr>
+            <w:r>
+              <w:rPr>
+                <w:rFonts w:ascii="Arial" w:hAnsi="Arial" w:eastAsia="Arial"/>
+                <w:b w:val="0"/>
+                <w:i w:val="0"/>
+                <w:color w:val="171717"/>
+                <w:sz w:val="15"/>
+              </w:rPr>
+              <w:t>Options, credentials, or discretionary overrides</w:t>
+            </w:r>
+          </w:p>
+        </w:tc>
+      </w:tr>
+      <w:tr>
+        <w:trPr>
+          <w:cantSplit/>
+        </w:trPr>
+        <w:tc>
+          <w:tcPr>
+            <w:tcW w:type="dxa" w:w="3120"/>
+            <w:vAlign w:val="center"/>
+            <w:tcMar>
+              <w:top w:w="72" w:type="dxa"/>
+              <w:start w:w="80" w:type="dxa"/>
+              <w:bottom w:w="72" w:type="dxa"/>
+              <w:end w:w="80" w:type="dxa"/>
+            </w:tcMar>
+            <w:shd w:fill="F3F5F2"/>
+          </w:tcPr>
+          <w:p>
+            <w:pPr>
+              <w:spacing w:before="0" w:after="0" w:line="240" w:lineRule="auto"/>
+            </w:pPr>
+            <w:r>
+              <w:rPr>
+                <w:rFonts w:ascii="Arial" w:hAnsi="Arial" w:eastAsia="Arial"/>
+                <w:b w:val="0"/>
+                <w:i w:val="0"/>
+                <w:color w:val="171717"/>
+                <w:sz w:val="15"/>
+              </w:rPr>
+              <w:t>Frozen competition protocol</w:t>
+            </w:r>
+          </w:p>
+        </w:tc>
+        <w:tc>
+          <w:tcPr>
+            <w:tcW w:type="dxa" w:w="3120"/>
+            <w:vAlign w:val="center"/>
+            <w:tcMar>
+              <w:top w:w="72" w:type="dxa"/>
+              <w:start w:w="80" w:type="dxa"/>
+              <w:bottom w:w="72" w:type="dxa"/>
+              <w:end w:w="80" w:type="dxa"/>
+            </w:tcMar>
+            <w:shd w:fill="F3F5F2"/>
+          </w:tcPr>
+          <w:p>
+            <w:pPr>
+              <w:spacing w:before="0" w:after="0" w:line="240" w:lineRule="auto"/>
+            </w:pPr>
+            <w:r>
+              <w:rPr>
+                <w:rFonts w:ascii="Arial" w:hAnsi="Arial" w:eastAsia="Arial"/>
+                <w:b w:val="0"/>
+                <w:i w:val="0"/>
+                <w:color w:val="171717"/>
+                <w:sz w:val="15"/>
+              </w:rPr>
+              <w:t>Dated one-time allocation and 3% reserve</w:t>
+            </w:r>
+          </w:p>
+        </w:tc>
+        <w:tc>
+          <w:tcPr>
+            <w:tcW w:type="dxa" w:w="3120"/>
+            <w:vAlign w:val="center"/>
+            <w:tcMar>
+              <w:top w:w="72" w:type="dxa"/>
+              <w:start w:w="80" w:type="dxa"/>
+              <w:bottom w:w="72" w:type="dxa"/>
+              <w:end w:w="80" w:type="dxa"/>
+            </w:tcMar>
+            <w:shd w:fill="F3F5F2"/>
+          </w:tcPr>
+          <w:p>
+            <w:pPr>
+              <w:spacing w:before="0" w:after="0" w:line="240" w:lineRule="auto"/>
+            </w:pPr>
+            <w:r>
+              <w:rPr>
+                <w:rFonts w:ascii="Arial" w:hAnsi="Arial" w:eastAsia="Arial"/>
+                <w:b w:val="0"/>
+                <w:i w:val="0"/>
+                <w:color w:val="171717"/>
+                <w:sz w:val="15"/>
+              </w:rPr>
+              <w:t>In-contest re-optimization</w:t>
+            </w:r>
+          </w:p>
+        </w:tc>
+      </w:tr>
+      <w:tr>
+        <w:trPr>
+          <w:cantSplit/>
+        </w:trPr>
+        <w:tc>
+          <w:tcPr>
+            <w:tcW w:type="dxa" w:w="3120"/>
+            <w:vAlign w:val="center"/>
+            <w:tcMar>
+              <w:top w:w="72" w:type="dxa"/>
+              <w:start w:w="80" w:type="dxa"/>
+              <w:bottom w:w="72" w:type="dxa"/>
+              <w:end w:w="80" w:type="dxa"/>
+            </w:tcMar>
+          </w:tcPr>
+          <w:p>
+            <w:pPr>
+              <w:spacing w:before="0" w:after="0" w:line="240" w:lineRule="auto"/>
+            </w:pPr>
+            <w:r>
+              <w:rPr>
+                <w:rFonts w:ascii="Arial" w:hAnsi="Arial" w:eastAsia="Arial"/>
+                <w:b w:val="0"/>
+                <w:i w:val="0"/>
+                <w:color w:val="171717"/>
+                <w:sz w:val="15"/>
+              </w:rPr>
+              <w:t>SPY/BIL economic policy</w:t>
+            </w:r>
+          </w:p>
+        </w:tc>
+        <w:tc>
+          <w:tcPr>
+            <w:tcW w:type="dxa" w:w="3120"/>
+            <w:vAlign w:val="center"/>
+            <w:tcMar>
+              <w:top w:w="72" w:type="dxa"/>
+              <w:start w:w="80" w:type="dxa"/>
+              <w:bottom w:w="72" w:type="dxa"/>
+              <w:end w:w="80" w:type="dxa"/>
+            </w:tcMar>
+          </w:tcPr>
+          <w:p>
+            <w:pPr>
+              <w:spacing w:before="0" w:after="0" w:line="240" w:lineRule="auto"/>
+            </w:pPr>
+            <w:r>
+              <w:rPr>
+                <w:rFonts w:ascii="Arial" w:hAnsi="Arial" w:eastAsia="Arial"/>
+                <w:b w:val="0"/>
+                <w:i w:val="0"/>
+                <w:color w:val="171717"/>
+                <w:sz w:val="15"/>
+              </w:rPr>
+              <w:t>Maximum long-only SPY weight or no trade</w:t>
+            </w:r>
+          </w:p>
+        </w:tc>
+        <w:tc>
+          <w:tcPr>
+            <w:tcW w:type="dxa" w:w="3120"/>
+            <w:vAlign w:val="center"/>
+            <w:tcMar>
+              <w:top w:w="72" w:type="dxa"/>
+              <w:start w:w="80" w:type="dxa"/>
+              <w:bottom w:w="72" w:type="dxa"/>
+              <w:end w:w="80" w:type="dxa"/>
+            </w:tcMar>
+          </w:tcPr>
+          <w:p>
+            <w:pPr>
+              <w:spacing w:before="0" w:after="0" w:line="240" w:lineRule="auto"/>
+            </w:pPr>
+            <w:r>
+              <w:rPr>
+                <w:rFonts w:ascii="Arial" w:hAnsi="Arial" w:eastAsia="Arial"/>
+                <w:b w:val="0"/>
+                <w:i w:val="0"/>
+                <w:color w:val="171717"/>
+                <w:sz w:val="15"/>
+              </w:rPr>
+              <w:t>Contract, quantity, or broker payload</w:t>
+            </w:r>
+          </w:p>
+        </w:tc>
+      </w:tr>
+      <w:tr>
+        <w:trPr>
+          <w:cantSplit/>
+        </w:trPr>
+        <w:tc>
+          <w:tcPr>
+            <w:tcW w:type="dxa" w:w="3120"/>
+            <w:vAlign w:val="center"/>
+            <w:tcMar>
+              <w:top w:w="72" w:type="dxa"/>
+              <w:start w:w="80" w:type="dxa"/>
+              <w:bottom w:w="72" w:type="dxa"/>
+              <w:end w:w="80" w:type="dxa"/>
+            </w:tcMar>
+            <w:shd w:fill="F3F5F2"/>
+          </w:tcPr>
+          <w:p>
+            <w:pPr>
+              <w:spacing w:before="0" w:after="0" w:line="240" w:lineRule="auto"/>
+            </w:pPr>
+            <w:r>
+              <w:rPr>
+                <w:rFonts w:ascii="Arial" w:hAnsi="Arial" w:eastAsia="Arial"/>
+                <w:b w:val="0"/>
+                <w:i w:val="0"/>
+                <w:color w:val="171717"/>
+                <w:sz w:val="15"/>
+              </w:rPr>
+              <w:t>Qwen news assessor</w:t>
+            </w:r>
+          </w:p>
+        </w:tc>
+        <w:tc>
+          <w:tcPr>
+            <w:tcW w:type="dxa" w:w="3120"/>
+            <w:vAlign w:val="center"/>
+            <w:tcMar>
+              <w:top w:w="72" w:type="dxa"/>
+              <w:start w:w="80" w:type="dxa"/>
+              <w:bottom w:w="72" w:type="dxa"/>
+              <w:end w:w="80" w:type="dxa"/>
+            </w:tcMar>
+            <w:shd w:fill="F3F5F2"/>
+          </w:tcPr>
+          <w:p>
+            <w:pPr>
+              <w:spacing w:before="0" w:after="0" w:line="240" w:lineRule="auto"/>
+            </w:pPr>
+            <w:r>
+              <w:rPr>
+                <w:rFonts w:ascii="Arial" w:hAnsi="Arial" w:eastAsia="Arial"/>
+                <w:b w:val="0"/>
+                <w:i w:val="0"/>
+                <w:color w:val="171717"/>
+                <w:sz w:val="15"/>
+              </w:rPr>
+              <w:t>Bounded event scores and rationales</w:t>
+            </w:r>
+          </w:p>
+        </w:tc>
+        <w:tc>
+          <w:tcPr>
+            <w:tcW w:type="dxa" w:w="3120"/>
+            <w:vAlign w:val="center"/>
+            <w:tcMar>
+              <w:top w:w="72" w:type="dxa"/>
+              <w:start w:w="80" w:type="dxa"/>
+              <w:bottom w:w="72" w:type="dxa"/>
+              <w:end w:w="80" w:type="dxa"/>
+            </w:tcMar>
+            <w:shd w:fill="F3F5F2"/>
+          </w:tcPr>
+          <w:p>
+            <w:pPr>
+              <w:spacing w:before="0" w:after="0" w:line="240" w:lineRule="auto"/>
+            </w:pPr>
+            <w:r>
+              <w:rPr>
+                <w:rFonts w:ascii="Arial" w:hAnsi="Arial" w:eastAsia="Arial"/>
+                <w:b w:val="0"/>
+                <w:i w:val="0"/>
+                <w:color w:val="171717"/>
+                <w:sz w:val="15"/>
+              </w:rPr>
+              <w:t>Direction amplification, contract, size, credentials, mutation</w:t>
+            </w:r>
+          </w:p>
+        </w:tc>
+      </w:tr>
+      <w:tr>
+        <w:trPr>
+          <w:cantSplit/>
+        </w:trPr>
+        <w:tc>
+          <w:tcPr>
+            <w:tcW w:type="dxa" w:w="3120"/>
+            <w:vAlign w:val="center"/>
+            <w:tcMar>
+              <w:top w:w="72" w:type="dxa"/>
+              <w:start w:w="80" w:type="dxa"/>
+              <w:bottom w:w="72" w:type="dxa"/>
+              <w:end w:w="80" w:type="dxa"/>
+            </w:tcMar>
+          </w:tcPr>
+          <w:p>
+            <w:pPr>
+              <w:spacing w:before="0" w:after="0" w:line="240" w:lineRule="auto"/>
+            </w:pPr>
+            <w:r>
+              <w:rPr>
+                <w:rFonts w:ascii="Arial" w:hAnsi="Arial" w:eastAsia="Arial"/>
+                <w:b w:val="0"/>
+                <w:i w:val="0"/>
+                <w:color w:val="171717"/>
+                <w:sz w:val="15"/>
+              </w:rPr>
+              <w:t>Deterministic compiler</w:t>
+            </w:r>
+          </w:p>
+        </w:tc>
+        <w:tc>
+          <w:tcPr>
+            <w:tcW w:type="dxa" w:w="3120"/>
+            <w:vAlign w:val="center"/>
+            <w:tcMar>
+              <w:top w:w="72" w:type="dxa"/>
+              <w:start w:w="80" w:type="dxa"/>
+              <w:bottom w:w="72" w:type="dxa"/>
+              <w:end w:w="80" w:type="dxa"/>
+            </w:tcMar>
+          </w:tcPr>
+          <w:p>
+            <w:pPr>
+              <w:spacing w:before="0" w:after="0" w:line="240" w:lineRule="auto"/>
+            </w:pPr>
+            <w:r>
+              <w:rPr>
+                <w:rFonts w:ascii="Arial" w:hAnsi="Arial" w:eastAsia="Arial"/>
+                <w:b w:val="0"/>
+                <w:i w:val="0"/>
+                <w:color w:val="171717"/>
+                <w:sz w:val="15"/>
+              </w:rPr>
+              <w:t>Eligible spread and order-independent risk</w:t>
+            </w:r>
+          </w:p>
+        </w:tc>
+        <w:tc>
+          <w:tcPr>
+            <w:tcW w:type="dxa" w:w="3120"/>
+            <w:vAlign w:val="center"/>
+            <w:tcMar>
+              <w:top w:w="72" w:type="dxa"/>
+              <w:start w:w="80" w:type="dxa"/>
+              <w:bottom w:w="72" w:type="dxa"/>
+              <w:end w:w="80" w:type="dxa"/>
+            </w:tcMar>
+          </w:tcPr>
+          <w:p>
+            <w:pPr>
+              <w:spacing w:before="0" w:after="0" w:line="240" w:lineRule="auto"/>
+            </w:pPr>
+            <w:r>
+              <w:rPr>
+                <w:rFonts w:ascii="Arial" w:hAnsi="Arial" w:eastAsia="Arial"/>
+                <w:b w:val="0"/>
+                <w:i w:val="0"/>
+                <w:color w:val="171717"/>
+                <w:sz w:val="15"/>
+              </w:rPr>
+              <w:t>Broker submission</w:t>
+            </w:r>
+          </w:p>
+        </w:tc>
+      </w:tr>
+      <w:tr>
+        <w:trPr>
+          <w:cantSplit/>
+        </w:trPr>
+        <w:tc>
+          <w:tcPr>
+            <w:tcW w:type="dxa" w:w="3120"/>
+            <w:vAlign w:val="center"/>
+            <w:tcMar>
+              <w:top w:w="72" w:type="dxa"/>
+              <w:start w:w="80" w:type="dxa"/>
+              <w:bottom w:w="72" w:type="dxa"/>
+              <w:end w:w="80" w:type="dxa"/>
+            </w:tcMar>
+            <w:shd w:fill="F3F5F2"/>
+          </w:tcPr>
+          <w:p>
+            <w:pPr>
+              <w:spacing w:before="0" w:after="0" w:line="240" w:lineRule="auto"/>
+            </w:pPr>
+            <w:r>
+              <w:rPr>
+                <w:rFonts w:ascii="Arial" w:hAnsi="Arial" w:eastAsia="Arial"/>
+                <w:b w:val="0"/>
+                <w:i w:val="0"/>
+                <w:color w:val="171717"/>
+                <w:sz w:val="15"/>
+              </w:rPr>
+              <w:t>Certificate and preflight</w:t>
+            </w:r>
+          </w:p>
+        </w:tc>
+        <w:tc>
+          <w:tcPr>
+            <w:tcW w:type="dxa" w:w="3120"/>
+            <w:vAlign w:val="center"/>
+            <w:tcMar>
+              <w:top w:w="72" w:type="dxa"/>
+              <w:start w:w="80" w:type="dxa"/>
+              <w:bottom w:w="72" w:type="dxa"/>
+              <w:end w:w="80" w:type="dxa"/>
+            </w:tcMar>
+            <w:shd w:fill="F3F5F2"/>
+          </w:tcPr>
+          <w:p>
+            <w:pPr>
+              <w:spacing w:before="0" w:after="0" w:line="240" w:lineRule="auto"/>
+            </w:pPr>
+            <w:r>
+              <w:rPr>
+                <w:rFonts w:ascii="Arial" w:hAnsi="Arial" w:eastAsia="Arial"/>
+                <w:b w:val="0"/>
+                <w:i w:val="0"/>
+                <w:color w:val="171717"/>
+                <w:sz w:val="15"/>
+              </w:rPr>
+              <w:t>Permit or no trade for one projection</w:t>
+            </w:r>
+          </w:p>
+        </w:tc>
+        <w:tc>
+          <w:tcPr>
+            <w:tcW w:type="dxa" w:w="3120"/>
+            <w:vAlign w:val="center"/>
+            <w:tcMar>
+              <w:top w:w="72" w:type="dxa"/>
+              <w:start w:w="80" w:type="dxa"/>
+              <w:bottom w:w="72" w:type="dxa"/>
+              <w:end w:w="80" w:type="dxa"/>
+            </w:tcMar>
+            <w:shd w:fill="F3F5F2"/>
+          </w:tcPr>
+          <w:p>
+            <w:pPr>
+              <w:spacing w:before="0" w:after="0" w:line="240" w:lineRule="auto"/>
+            </w:pPr>
+            <w:r>
+              <w:rPr>
+                <w:rFonts w:ascii="Arial" w:hAnsi="Arial" w:eastAsia="Arial"/>
+                <w:b w:val="0"/>
+                <w:i w:val="0"/>
+                <w:color w:val="171717"/>
+                <w:sz w:val="15"/>
+              </w:rPr>
+              <w:t>General permission to trade</w:t>
+            </w:r>
+          </w:p>
+        </w:tc>
+      </w:tr>
+      <w:tr>
+        <w:trPr>
+          <w:cantSplit/>
+        </w:trPr>
+        <w:tc>
+          <w:tcPr>
+            <w:tcW w:type="dxa" w:w="3120"/>
+            <w:vAlign w:val="center"/>
+            <w:tcMar>
+              <w:top w:w="72" w:type="dxa"/>
+              <w:start w:w="80" w:type="dxa"/>
+              <w:bottom w:w="72" w:type="dxa"/>
+              <w:end w:w="80" w:type="dxa"/>
+            </w:tcMar>
+          </w:tcPr>
+          <w:p>
+            <w:pPr>
+              <w:spacing w:before="0" w:after="0" w:line="240" w:lineRule="auto"/>
+            </w:pPr>
+            <w:r>
+              <w:rPr>
+                <w:rFonts w:ascii="Arial" w:hAnsi="Arial" w:eastAsia="Arial"/>
+                <w:b w:val="0"/>
+                <w:i w:val="0"/>
+                <w:color w:val="171717"/>
+                <w:sz w:val="15"/>
+              </w:rPr>
+              <w:t>Alpaca executor</w:t>
+            </w:r>
+          </w:p>
+        </w:tc>
+        <w:tc>
+          <w:tcPr>
+            <w:tcW w:type="dxa" w:w="3120"/>
+            <w:vAlign w:val="center"/>
+            <w:tcMar>
+              <w:top w:w="72" w:type="dxa"/>
+              <w:start w:w="80" w:type="dxa"/>
+              <w:bottom w:w="72" w:type="dxa"/>
+              <w:end w:w="80" w:type="dxa"/>
+            </w:tcMar>
+          </w:tcPr>
+          <w:p>
+            <w:pPr>
+              <w:spacing w:before="0" w:after="0" w:line="240" w:lineRule="auto"/>
+            </w:pPr>
+            <w:r>
+              <w:rPr>
+                <w:rFonts w:ascii="Arial" w:hAnsi="Arial" w:eastAsia="Arial"/>
+                <w:b w:val="0"/>
+                <w:i w:val="0"/>
+                <w:color w:val="171717"/>
+                <w:sz w:val="15"/>
+              </w:rPr>
+              <w:t>Submit or reconcile the bound paper order</w:t>
+            </w:r>
+          </w:p>
+        </w:tc>
+        <w:tc>
+          <w:tcPr>
+            <w:tcW w:type="dxa" w:w="3120"/>
+            <w:vAlign w:val="center"/>
+            <w:tcMar>
+              <w:top w:w="72" w:type="dxa"/>
+              <w:start w:w="80" w:type="dxa"/>
+              <w:bottom w:w="72" w:type="dxa"/>
+              <w:end w:w="80" w:type="dxa"/>
+            </w:tcMar>
+          </w:tcPr>
+          <w:p>
+            <w:pPr>
+              <w:spacing w:before="0" w:after="0" w:line="240" w:lineRule="auto"/>
+            </w:pPr>
+            <w:r>
+              <w:rPr>
+                <w:rFonts w:ascii="Arial" w:hAnsi="Arial" w:eastAsia="Arial"/>
+                <w:b w:val="0"/>
+                <w:i w:val="0"/>
+                <w:color w:val="171717"/>
+                <w:sz w:val="15"/>
+              </w:rPr>
+              <w:t>Change certified economics</w:t>
+            </w:r>
+          </w:p>
+        </w:tc>
+      </w:tr>
+    </w:tbl>
+    <w:p>
+      <w:pPr>
+        <w:spacing w:after="0" w:before="0"/>
+      </w:pPr>
+    </w:p>
+    <w:p>
+      <w:pPr>
+        <w:keepLines/>
+        <w:widowControl/>
+        <w:spacing w:line="276" w:lineRule="auto" w:after="120"/>
+        <w:ind w:firstLine="346"/>
+        <w:jc w:val="both"/>
+      </w:pPr>
+      <w:r>
+        <w:rPr>
+          <w:rFonts w:ascii="Times New Roman" w:hAnsi="Times New Roman" w:eastAsia="Times New Roman"/>
+          <w:b w:val="0"/>
+          <w:i w:val="0"/>
+          <w:color w:val="171717"/>
+          <w:sz w:val="22"/>
+        </w:rPr>
+        <w:t>The threat model assumes public text can be misleading, duplicated, stale, or adversarial; reads can fail; acknowledgements can be lost after acceptance; scheduled jobs can begin late; and state can be modified. Historical prices, paper fills, and a short competition window are not treated as proof of long-run alpha.</w:t>
+      </w:r>
+    </w:p>
+    <w:p>
+      <w:pPr>
+        <w:keepNext/>
+        <w:spacing w:before="260" w:after="100"/>
+      </w:pPr>
+      <w:r>
+        <w:rPr>
+          <w:rFonts w:ascii="Times New Roman" w:hAnsi="Times New Roman" w:eastAsia="Times New Roman"/>
+          <w:b/>
+          <w:i w:val="0"/>
+          <w:color w:val="171717"/>
+          <w:sz w:val="27"/>
+        </w:rPr>
+        <w:t>3. The frozen G4 equity sleeve</w:t>
       </w:r>
     </w:p>
     <w:p>
@@ -225,7 +1490,7 @@
           <w:color w:val="171717"/>
           <w:sz w:val="22"/>
         </w:rPr>
-        <w:t>2.1 Rule</w:t>
+        <w:t>3.1 Research rule</w:t>
       </w:r>
     </w:p>
     <w:p>
@@ -244,7 +1509,27 @@
           <w:color w:val="171717"/>
           <w:sz w:val="22"/>
         </w:rPr>
-        <w:t>G4 is a transparent momentum allocation over QQQ and the original nine Select Sector SPDR funds. On each twenty-one-session rebalance date, it assigns half of the risky allocation to QQQ. It ranks the sector funds by twelve-to-six-month momentum, where m_i(t) = log(P_i(t−126) / P_i(t−252)), and divides the remaining half equally among the three highest-ranked sectors. The six-month gap reduces the influence of the most recent part of the return path, while QQQ remains the stable core. This is a relative momentum rule rather than a discretionary market forecast. The broader literature on trend and momentum supplies context for the design, but it does not validate this particular specification [1].</w:t>
+        <w:t>G4 operates on QQQ, BIL as the simulator's cash symbol, and the original nine Select Sector SPDR funds: XLB, XLE, XLF, XLI, XLK, XLP, XLU, XLV, and XLY. On each eligible twenty-one-session signal date it computes twelve-to-six-month momentum:</w:t>
+      </w:r>
+    </w:p>
+    <w:p>
+      <w:pPr>
+        <w:keepLines/>
+        <w:widowControl/>
+        <w:spacing w:before="80" w:after="140"/>
+        <w:ind w:left="346" w:right="346" w:firstLine="0"/>
+        <w:jc w:val="center"/>
+        <w:shd w:fill="F7F8F6"/>
+      </w:pPr>
+      <w:r>
+        <w:rPr>
+          <w:rFonts w:ascii="Cambria Math" w:hAnsi="Cambria Math" w:eastAsia="Cambria Math"/>
+          <w:b w:val="0"/>
+          <w:i w:val="0"/>
+          <w:color w:val="171717"/>
+          <w:sz w:val="20"/>
+        </w:rPr>
+        <w:t>m_s(t) = ln[P_s(t−126) / P_s(t−252)].</w:t>
       </w:r>
     </w:p>
     <w:p>
@@ -263,7 +1548,312 @@
           <w:color w:val="171717"/>
           <w:sz w:val="22"/>
         </w:rPr>
-        <w:t>For the competition, the final signal used Alpaca Market Data API bars from the IEX feed, adjusted for corporate actions, through the session of 28 August 2026. The signal retained the required 253 sessions, selected XLB, XLE, and XLV, and was frozen before the competition window [2]. The dedicated paper account preserves three percent in cash. The submitted target is 48.5 percent QQQ and 16.1667 percent in each of XLB, XLE, and XLV, leaving three percent as the operating reserve.</w:t>
+        <w:t>The six-month gap excludes the most recent 126 sessions from the ranking interval. The strategy sorts sectors by descending m_s(t), breaks an exact tie alphabetically, chooses the first three, assigns 50 percent to QQQ, and assigns one sixth to each selected sector. All remaining weights are zero. It is long-only with risky gross exposure capped at one [8].</w:t>
+      </w:r>
+    </w:p>
+    <w:p>
+      <w:pPr>
+        <w:keepLines/>
+        <w:widowControl/>
+        <w:spacing w:line="240" w:lineRule="auto" w:before="60" w:after="140"/>
+        <w:ind w:left="317" w:right="317" w:firstLine="0"/>
+        <w:jc w:val="left"/>
+        <w:shd w:fill="F3F5F2"/>
+        <w:pBdr>
+          <w:bottom w:val="single" w:sz="6" w:space="4" w:color="246B57"/>
+        </w:pBdr>
+      </w:pPr>
+      <w:r>
+        <w:rPr>
+          <w:rFonts w:ascii="Menlo" w:hAnsi="Menlo" w:eastAsia="Menlo"/>
+          <w:b w:val="0"/>
+          <w:i w:val="0"/>
+          <w:color w:val="171717"/>
+          <w:sz w:val="15"/>
+        </w:rPr>
+        <w:t>Algorithm 1: G4 research allocation</w:t>
+        <w:br/>
+      </w:r>
+      <w:r>
+        <w:rPr>
+          <w:rFonts w:ascii="Menlo" w:hAnsi="Menlo" w:eastAsia="Menlo"/>
+          <w:b w:val="0"/>
+          <w:i w:val="0"/>
+          <w:color w:val="171717"/>
+          <w:sz w:val="15"/>
+        </w:rPr>
+        <w:br/>
+      </w:r>
+      <w:r>
+        <w:rPr>
+          <w:rFonts w:ascii="Menlo" w:hAnsi="Menlo" w:eastAsia="Menlo"/>
+          <w:b w:val="0"/>
+          <w:i w:val="0"/>
+          <w:color w:val="171717"/>
+          <w:sz w:val="15"/>
+        </w:rPr>
+        <w:t>Inputs:</w:t>
+        <w:br/>
+      </w:r>
+      <w:r>
+        <w:rPr>
+          <w:rFonts w:ascii="Menlo" w:hAnsi="Menlo" w:eastAsia="Menlo"/>
+          <w:b w:val="0"/>
+          <w:i w:val="0"/>
+          <w:color w:val="171717"/>
+          <w:sz w:val="15"/>
+        </w:rPr>
+        <w:t xml:space="preserve">  adjusted closes P for QQQ, BIL, and nine sector funds</w:t>
+        <w:br/>
+      </w:r>
+      <w:r>
+        <w:rPr>
+          <w:rFonts w:ascii="Menlo" w:hAnsi="Menlo" w:eastAsia="Menlo"/>
+          <w:b w:val="0"/>
+          <w:i w:val="0"/>
+          <w:color w:val="171717"/>
+          <w:sz w:val="15"/>
+        </w:rPr>
+        <w:t xml:space="preserve">  lookback L = 252 sessions</w:t>
+        <w:br/>
+      </w:r>
+      <w:r>
+        <w:rPr>
+          <w:rFonts w:ascii="Menlo" w:hAnsi="Menlo" w:eastAsia="Menlo"/>
+          <w:b w:val="0"/>
+          <w:i w:val="0"/>
+          <w:color w:val="171717"/>
+          <w:sz w:val="15"/>
+        </w:rPr>
+        <w:t xml:space="preserve">  gap endpoint G = 126 sessions</w:t>
+        <w:br/>
+      </w:r>
+      <w:r>
+        <w:rPr>
+          <w:rFonts w:ascii="Menlo" w:hAnsi="Menlo" w:eastAsia="Menlo"/>
+          <w:b w:val="0"/>
+          <w:i w:val="0"/>
+          <w:color w:val="171717"/>
+          <w:sz w:val="15"/>
+        </w:rPr>
+        <w:t xml:space="preserve">  rebalance interval R = 21 sessions</w:t>
+        <w:br/>
+      </w:r>
+      <w:r>
+        <w:rPr>
+          <w:rFonts w:ascii="Menlo" w:hAnsi="Menlo" w:eastAsia="Menlo"/>
+          <w:b w:val="0"/>
+          <w:i w:val="0"/>
+          <w:color w:val="171717"/>
+          <w:sz w:val="15"/>
+        </w:rPr>
+        <w:t xml:space="preserve">  anchor a in {0, …, 20}</w:t>
+        <w:br/>
+      </w:r>
+      <w:r>
+        <w:rPr>
+          <w:rFonts w:ascii="Menlo" w:hAnsi="Menlo" w:eastAsia="Menlo"/>
+          <w:b w:val="0"/>
+          <w:i w:val="0"/>
+          <w:color w:val="171717"/>
+          <w:sz w:val="15"/>
+        </w:rPr>
+        <w:br/>
+      </w:r>
+      <w:r>
+        <w:rPr>
+          <w:rFonts w:ascii="Menlo" w:hAnsi="Menlo" w:eastAsia="Menlo"/>
+          <w:b w:val="0"/>
+          <w:i w:val="0"/>
+          <w:color w:val="171717"/>
+          <w:sz w:val="15"/>
+        </w:rPr>
+        <w:t>Initialize the portfolio in BIL.</w:t>
+        <w:br/>
+      </w:r>
+      <w:r>
+        <w:rPr>
+          <w:rFonts w:ascii="Menlo" w:hAnsi="Menlo" w:eastAsia="Menlo"/>
+          <w:b w:val="0"/>
+          <w:i w:val="0"/>
+          <w:color w:val="171717"/>
+          <w:sz w:val="15"/>
+        </w:rPr>
+        <w:br/>
+      </w:r>
+      <w:r>
+        <w:rPr>
+          <w:rFonts w:ascii="Menlo" w:hAnsi="Menlo" w:eastAsia="Menlo"/>
+          <w:b w:val="0"/>
+          <w:i w:val="0"/>
+          <w:color w:val="171717"/>
+          <w:sz w:val="15"/>
+        </w:rPr>
+        <w:t>For each eligible signal close t:</w:t>
+        <w:br/>
+      </w:r>
+      <w:r>
+        <w:rPr>
+          <w:rFonts w:ascii="Menlo" w:hAnsi="Menlo" w:eastAsia="Menlo"/>
+          <w:b w:val="0"/>
+          <w:i w:val="0"/>
+          <w:color w:val="171717"/>
+          <w:sz w:val="15"/>
+        </w:rPr>
+        <w:t xml:space="preserve">  If (t − L − a) mod R = 0:</w:t>
+        <w:br/>
+      </w:r>
+      <w:r>
+        <w:rPr>
+          <w:rFonts w:ascii="Menlo" w:hAnsi="Menlo" w:eastAsia="Menlo"/>
+          <w:b w:val="0"/>
+          <w:i w:val="0"/>
+          <w:color w:val="171717"/>
+          <w:sz w:val="15"/>
+        </w:rPr>
+        <w:t xml:space="preserve">    For each sector s:</w:t>
+        <w:br/>
+      </w:r>
+      <w:r>
+        <w:rPr>
+          <w:rFonts w:ascii="Menlo" w:hAnsi="Menlo" w:eastAsia="Menlo"/>
+          <w:b w:val="0"/>
+          <w:i w:val="0"/>
+          <w:color w:val="171717"/>
+          <w:sz w:val="15"/>
+        </w:rPr>
+        <w:t xml:space="preserve">      momentum[s] ← ln(P[s,t−G] / P[s,t−L])</w:t>
+        <w:br/>
+      </w:r>
+      <w:r>
+        <w:rPr>
+          <w:rFonts w:ascii="Menlo" w:hAnsi="Menlo" w:eastAsia="Menlo"/>
+          <w:b w:val="0"/>
+          <w:i w:val="0"/>
+          <w:color w:val="171717"/>
+          <w:sz w:val="15"/>
+        </w:rPr>
+        <w:t xml:space="preserve">    selected ← top three by descending momentum,</w:t>
+        <w:br/>
+      </w:r>
+      <w:r>
+        <w:rPr>
+          <w:rFonts w:ascii="Menlo" w:hAnsi="Menlo" w:eastAsia="Menlo"/>
+          <w:b w:val="0"/>
+          <w:i w:val="0"/>
+          <w:color w:val="171717"/>
+          <w:sz w:val="15"/>
+        </w:rPr>
+        <w:t xml:space="preserve">                then ascending symbol for exact ties</w:t>
+        <w:br/>
+      </w:r>
+      <w:r>
+        <w:rPr>
+          <w:rFonts w:ascii="Menlo" w:hAnsi="Menlo" w:eastAsia="Menlo"/>
+          <w:b w:val="0"/>
+          <w:i w:val="0"/>
+          <w:color w:val="171717"/>
+          <w:sz w:val="15"/>
+        </w:rPr>
+        <w:t xml:space="preserve">    target[QQQ] ← 0.50</w:t>
+        <w:br/>
+      </w:r>
+      <w:r>
+        <w:rPr>
+          <w:rFonts w:ascii="Menlo" w:hAnsi="Menlo" w:eastAsia="Menlo"/>
+          <w:b w:val="0"/>
+          <w:i w:val="0"/>
+          <w:color w:val="171717"/>
+          <w:sz w:val="15"/>
+        </w:rPr>
+        <w:t xml:space="preserve">    target[s] ← 1/6 for each selected sector</w:t>
+        <w:br/>
+      </w:r>
+      <w:r>
+        <w:rPr>
+          <w:rFonts w:ascii="Menlo" w:hAnsi="Menlo" w:eastAsia="Menlo"/>
+          <w:b w:val="0"/>
+          <w:i w:val="0"/>
+          <w:color w:val="171717"/>
+          <w:sz w:val="15"/>
+        </w:rPr>
+        <w:t xml:space="preserve">    target[all other risky symbols] ← 0</w:t>
+        <w:br/>
+      </w:r>
+      <w:r>
+        <w:rPr>
+          <w:rFonts w:ascii="Menlo" w:hAnsi="Menlo" w:eastAsia="Menlo"/>
+          <w:b w:val="0"/>
+          <w:i w:val="0"/>
+          <w:color w:val="171717"/>
+          <w:sz w:val="15"/>
+        </w:rPr>
+        <w:t xml:space="preserve">    target[BIL] ← 0</w:t>
+        <w:br/>
+      </w:r>
+      <w:r>
+        <w:rPr>
+          <w:rFonts w:ascii="Menlo" w:hAnsi="Menlo" w:eastAsia="Menlo"/>
+          <w:b w:val="0"/>
+          <w:i w:val="0"/>
+          <w:color w:val="171717"/>
+          <w:sz w:val="15"/>
+        </w:rPr>
+        <w:t xml:space="preserve">  Else:</w:t>
+        <w:br/>
+      </w:r>
+      <w:r>
+        <w:rPr>
+          <w:rFonts w:ascii="Menlo" w:hAnsi="Menlo" w:eastAsia="Menlo"/>
+          <w:b w:val="0"/>
+          <w:i w:val="0"/>
+          <w:color w:val="171717"/>
+          <w:sz w:val="15"/>
+        </w:rPr>
+        <w:t xml:space="preserve">    retain the drifted portfolio</w:t>
+        <w:br/>
+      </w:r>
+      <w:r>
+        <w:rPr>
+          <w:rFonts w:ascii="Menlo" w:hAnsi="Menlo" w:eastAsia="Menlo"/>
+          <w:b w:val="0"/>
+          <w:i w:val="0"/>
+          <w:color w:val="171717"/>
+          <w:sz w:val="15"/>
+        </w:rPr>
+        <w:br/>
+      </w:r>
+      <w:r>
+        <w:rPr>
+          <w:rFonts w:ascii="Menlo" w:hAnsi="Menlo" w:eastAsia="Menlo"/>
+          <w:b w:val="0"/>
+          <w:i w:val="0"/>
+          <w:color w:val="171717"/>
+          <w:sz w:val="15"/>
+        </w:rPr>
+        <w:t xml:space="preserve">  Queue a new target at close t.</w:t>
+        <w:br/>
+      </w:r>
+      <w:r>
+        <w:rPr>
+          <w:rFonts w:ascii="Menlo" w:hAnsi="Menlo" w:eastAsia="Menlo"/>
+          <w:b w:val="0"/>
+          <w:i w:val="0"/>
+          <w:color w:val="171717"/>
+          <w:sz w:val="15"/>
+        </w:rPr>
+        <w:t xml:space="preserve">  Execute it at close t+1.</w:t>
+        <w:br/>
+      </w:r>
+      <w:r>
+        <w:rPr>
+          <w:rFonts w:ascii="Menlo" w:hAnsi="Menlo" w:eastAsia="Menlo"/>
+          <w:b w:val="0"/>
+          <w:i w:val="0"/>
+          <w:color w:val="171717"/>
+          <w:sz w:val="15"/>
+        </w:rPr>
+        <w:t xml:space="preserve">  First earn its return from close t+1 to close t+2.</w:t>
       </w:r>
     </w:p>
     <w:p>
@@ -282,7 +1872,7 @@
           <w:color w:val="171717"/>
           <w:sz w:val="22"/>
         </w:rPr>
-        <w:t>The human-selected competition protocol fixes a $100,000 baseline, a single initial rebalance, and no in-contest re-optimization. It also fixes the signal session, data source, target notionals, paper endpoint, MCP version, order method, client-order identifiers, and hashes of the governing artifacts [3]. The allocation is thus a known object before its separately measured forward result is observed.</w:t>
+        <w:t>The momentum literature motivates delayed trend measurement but does not validate this universe, lookback, gap, or core weight [9]. G4 was selected after substantial research on the available ETF history and is post-selected.</w:t>
       </w:r>
     </w:p>
     <w:p>
@@ -298,7 +1888,7 @@
           <w:color w:val="171717"/>
           <w:sz w:val="22"/>
         </w:rPr>
-        <w:t>2.2 Historical evidence</w:t>
+        <w:t>3.2 Competition transform</w:t>
       </w:r>
     </w:p>
     <w:p>
@@ -317,7 +1907,27 @@
           <w:color w:val="171717"/>
           <w:sz w:val="22"/>
         </w:rPr>
-        <w:t>The principal historical replay covers 2 January 2013 through 27 August 2026. With five basis points of modeled one-way trading cost, G4 returned 967.11 percent and SPY returned 580.82 percent. Expressed as terminal wealth, $10,000 became $106,711 under G4 and $68,082 under SPY, a difference of $38,629 [4]. The same public evidence package contains the wealth and drawdown series used in the presentation [5].</w:t>
+        <w:t>The competition signal is distinct from a recurring G4 backtest. Alpaca IEX adjustment-all daily bars through 28 August 2026 supplied 253 retained sessions and selected XLB, XLE, and XLV [2]. The protocol scaled research weights by 0.97:</w:t>
+      </w:r>
+    </w:p>
+    <w:p>
+      <w:pPr>
+        <w:keepLines/>
+        <w:widowControl/>
+        <w:spacing w:before="80" w:after="140"/>
+        <w:ind w:left="346" w:right="346" w:firstLine="0"/>
+        <w:jc w:val="center"/>
+        <w:shd w:fill="F7F8F6"/>
+      </w:pPr>
+      <w:r>
+        <w:rPr>
+          <w:rFonts w:ascii="Cambria Math" w:hAnsi="Cambria Math" w:eastAsia="Cambria Math"/>
+          <w:b w:val="0"/>
+          <w:i w:val="0"/>
+          <w:color w:val="171717"/>
+          <w:sz w:val="20"/>
+        </w:rPr>
+        <w:t>w_QQQ = 0.97 × 0.50 = 0.485; w_XLB = w_XLE = w_XLV = 0.97 × (1/6) = 0.1616667; w_cash = 0.03.</w:t>
       </w:r>
     </w:p>
     <w:p>
@@ -336,7 +1946,58 @@
           <w:color w:val="171717"/>
           <w:sz w:val="22"/>
         </w:rPr>
-        <w:t>These are retrospective results. G4 was selected during the research process, and the final specification benefited from observing the ETF-era sample. The return difference is economically interesting, but it is not an unbiased estimate of future excess return. The release gate therefore preserves it as a precise report of a modeled past under stated cost assumptions, without granting statistical promotion.</w:t>
+        <w:t>For the exact $100,000 baseline, target notionals are $48,500 for QQQ and approximately $16,166.67 for each sector. The protocol fixes the signal session, source, adjustment, targets, paper endpoint, MCP version, order method, identifier namespace, and artifact hashes. It authorizes one initial rebalance and no in-contest re-optimization [3]. A human chose this dated research candidate for the competition; the live account is its forward observation, not a continuation of the backtest.</w:t>
+      </w:r>
+    </w:p>
+    <w:p>
+      <w:pPr>
+        <w:keepNext/>
+        <w:spacing w:before="260" w:after="100"/>
+      </w:pPr>
+      <w:r>
+        <w:rPr>
+          <w:rFonts w:ascii="Times New Roman" w:hAnsi="Times New Roman" w:eastAsia="Times New Roman"/>
+          <w:b/>
+          <w:i w:val="0"/>
+          <w:color w:val="171717"/>
+          <w:sz w:val="27"/>
+        </w:rPr>
+        <w:t>4. Causal simulation and benchmark methodology</w:t>
+      </w:r>
+    </w:p>
+    <w:p>
+      <w:pPr>
+        <w:keepNext/>
+        <w:spacing w:before="160" w:after="80"/>
+      </w:pPr>
+      <w:r>
+        <w:rPr>
+          <w:rFonts w:ascii="Times New Roman" w:hAnsi="Times New Roman" w:eastAsia="Times New Roman"/>
+          <w:b/>
+          <w:i/>
+          <w:color w:val="171717"/>
+          <w:sz w:val="22"/>
+        </w:rPr>
+        <w:t>4.1 Data and timing</w:t>
+      </w:r>
+    </w:p>
+    <w:p>
+      <w:pPr>
+        <w:keepLines/>
+        <w:widowControl/>
+        <w:spacing w:line="276" w:lineRule="auto" w:after="120"/>
+        <w:ind w:firstLine="0"/>
+        <w:jc w:val="both"/>
+      </w:pPr>
+      <w:r>
+        <w:rPr>
+          <w:rFonts w:ascii="Times New Roman" w:hAnsi="Times New Roman" w:eastAsia="Times New Roman"/>
+          <w:b w:val="0"/>
+          <w:i w:val="0"/>
+          <w:color w:val="171717"/>
+          <w:sz w:val="22"/>
+        </w:rPr>
+        <w:t>The headline G4 replay uses a hash-pinned panel of Yahoo Finance adjusted closes. The runner retained aligned sessions and did not impute unavailable 28 August 2026 adjusted-close rows, so the uniform panel ends on 27 August [4,5]. The competition signal was reproduced separately from Alpaca IEX bars. A provider-overlap experiment later failed its strict reconciliation gate; the two sources must not be described as equivalent [6].</w:t>
       </w:r>
     </w:p>
     <w:p>
@@ -355,7 +2016,7 @@
           <w:color w:val="171717"/>
           <w:sz w:val="22"/>
         </w:rPr>
-        <w:t>We therefore performed a separate, fixed-form reproduction on an earlier public dataset. Ten value-weighted U.S. industry portfolios from Kenneth French's Data Library supplied an external industry proxy rather than the modern ETFs themselves [6]. The replay covers 7 May 1927 through 29 May 2007, or 21,218 trading days, and uses the same base five-basis-point cost convention. The proxy produced 13.37 percent annualized growth against 9.48 percent for the market, a 3.89-percentage-point difference. Its advantage was positive at all twenty-one monthly anchors. Under a twenty-five-basis-point cost stress, the net-log-growth advantage remained 2.45 percentage points, and the maximum drawdown was 16.31 percentage points shallower than the market proxy [7].</w:t>
+        <w:t>A decision formed with observations through close t is queued at t, executes at close t+1, and first earns the return from t+1 to t+2. Two later closes must exist before a signal is eligible. This prevents the close used to form a rank from also earning the return into that close.</w:t>
       </w:r>
     </w:p>
     <w:p>
@@ -374,7 +2035,256 @@
           <w:color w:val="171717"/>
           <w:sz w:val="22"/>
         </w:rPr>
-        <w:t>This earlier study answers a narrower question: whether a fixed industry version of the rule also exhibited useful behavior in a long, separate historical era. The instruments are proxies, the execution remains modeled, and the data are still historical. It strengthens the robustness case without turning either replay into a live performance record.</w:t>
+        <w:t>Let w*ᵢ(t) be a queued target, w⁻ᵢ(t+1) the drifted holding immediately before execution, and Rᵢ(t+1,t+2) the subsequent return. One-way turnover and cost are</w:t>
+      </w:r>
+    </w:p>
+    <w:p>
+      <w:pPr>
+        <w:keepLines/>
+        <w:widowControl/>
+        <w:spacing w:before="80" w:after="140"/>
+        <w:ind w:left="346" w:right="346" w:firstLine="0"/>
+        <w:jc w:val="center"/>
+        <w:shd w:fill="F7F8F6"/>
+      </w:pPr>
+      <w:r>
+        <w:rPr>
+          <w:rFonts w:ascii="Cambria Math" w:hAnsi="Cambria Math" w:eastAsia="Cambria Math"/>
+          <w:b w:val="0"/>
+          <w:i w:val="0"/>
+          <w:color w:val="171717"/>
+          <w:sz w:val="20"/>
+        </w:rPr>
+        <w:t>τ(t+1) = Σᵢ |w*ᵢ(t) − w⁻ᵢ(t+1)|; C(t+1) = τ(t+1) × b / 10,000.</w:t>
+      </w:r>
+    </w:p>
+    <w:p>
+      <w:pPr>
+        <w:keepLines/>
+        <w:widowControl/>
+        <w:spacing w:line="276" w:lineRule="auto" w:after="120"/>
+        <w:ind w:firstLine="346"/>
+        <w:jc w:val="both"/>
+      </w:pPr>
+      <w:r>
+        <w:rPr>
+          <w:rFonts w:ascii="Times New Roman" w:hAnsi="Times New Roman" w:eastAsia="Times New Roman"/>
+          <w:b w:val="0"/>
+          <w:i w:val="0"/>
+          <w:color w:val="171717"/>
+          <w:sz w:val="22"/>
+        </w:rPr>
+        <w:t>Gross and net returns are</w:t>
+      </w:r>
+    </w:p>
+    <w:p>
+      <w:pPr>
+        <w:keepLines/>
+        <w:widowControl/>
+        <w:spacing w:before="80" w:after="140"/>
+        <w:ind w:left="346" w:right="346" w:firstLine="0"/>
+        <w:jc w:val="center"/>
+        <w:shd w:fill="F7F8F6"/>
+      </w:pPr>
+      <w:r>
+        <w:rPr>
+          <w:rFonts w:ascii="Cambria Math" w:hAnsi="Cambria Math" w:eastAsia="Cambria Math"/>
+          <w:b w:val="0"/>
+          <w:i w:val="0"/>
+          <w:color w:val="171717"/>
+          <w:sz w:val="20"/>
+        </w:rPr>
+        <w:t>g(t+2) = Σᵢ wᵢ(t+1)Rᵢ(t+1,t+2); r(t+2) = g(t+2) − C(t+1) − max[0, −w_BIL(t+1)]s_borrow/252.</w:t>
+      </w:r>
+    </w:p>
+    <w:p>
+      <w:pPr>
+        <w:keepLines/>
+        <w:widowControl/>
+        <w:spacing w:line="276" w:lineRule="auto" w:after="120"/>
+        <w:ind w:firstLine="346"/>
+        <w:jc w:val="both"/>
+      </w:pPr>
+      <w:r>
+        <w:rPr>
+          <w:rFonts w:ascii="Times New Roman" w:hAnsi="Times New Roman" w:eastAsia="Times New Roman"/>
+          <w:b w:val="0"/>
+          <w:i w:val="0"/>
+          <w:color w:val="171717"/>
+          <w:sz w:val="22"/>
+        </w:rPr>
+        <w:t>G4 is unlevered, so financing cost is zero. Holdings then drift:</w:t>
+      </w:r>
+    </w:p>
+    <w:p>
+      <w:pPr>
+        <w:keepLines/>
+        <w:widowControl/>
+        <w:spacing w:before="80" w:after="140"/>
+        <w:ind w:left="346" w:right="346" w:firstLine="0"/>
+        <w:jc w:val="center"/>
+        <w:shd w:fill="F7F8F6"/>
+      </w:pPr>
+      <w:r>
+        <w:rPr>
+          <w:rFonts w:ascii="Cambria Math" w:hAnsi="Cambria Math" w:eastAsia="Cambria Math"/>
+          <w:b w:val="0"/>
+          <w:i w:val="0"/>
+          <w:color w:val="171717"/>
+          <w:sz w:val="20"/>
+        </w:rPr>
+        <w:t>w⁻ᵢ(t+2) = wᵢ(t+1)[1 + Rᵢ(t+1,t+2)] / [1 + g(t+2)].</w:t>
+      </w:r>
+    </w:p>
+    <w:p>
+      <w:pPr>
+        <w:keepLines/>
+        <w:widowControl/>
+        <w:spacing w:line="276" w:lineRule="auto" w:after="120"/>
+        <w:ind w:firstLine="346"/>
+        <w:jc w:val="both"/>
+      </w:pPr>
+      <w:r>
+        <w:rPr>
+          <w:rFonts w:ascii="Times New Roman" w:hAnsi="Times New Roman" w:eastAsia="Times New Roman"/>
+          <w:b w:val="0"/>
+          <w:i w:val="0"/>
+          <w:color w:val="171717"/>
+          <w:sz w:val="22"/>
+        </w:rPr>
+        <w:t>Every standalone date slice is rebased from cash. Its first row is charged entry from BIL and its last row is charged terminal liquidation. SPY buy-and-hold receives the identical panel, lag, entry, and terminal-cost treatment [5].</w:t>
+      </w:r>
+    </w:p>
+    <w:p>
+      <w:pPr>
+        <w:keepNext/>
+        <w:spacing w:before="160" w:after="80"/>
+      </w:pPr>
+      <w:r>
+        <w:rPr>
+          <w:rFonts w:ascii="Times New Roman" w:hAnsi="Times New Roman" w:eastAsia="Times New Roman"/>
+          <w:b/>
+          <w:i/>
+          <w:color w:val="171717"/>
+          <w:sz w:val="22"/>
+        </w:rPr>
+        <w:t>4.2 Metrics and partitions</w:t>
+      </w:r>
+    </w:p>
+    <w:p>
+      <w:pPr>
+        <w:keepLines/>
+        <w:widowControl/>
+        <w:spacing w:line="276" w:lineRule="auto" w:after="120"/>
+        <w:ind w:firstLine="0"/>
+        <w:jc w:val="both"/>
+      </w:pPr>
+      <w:r>
+        <w:rPr>
+          <w:rFonts w:ascii="Times New Roman" w:hAnsi="Times New Roman" w:eastAsia="Times New Roman"/>
+          <w:b w:val="0"/>
+          <w:i w:val="0"/>
+          <w:color w:val="171717"/>
+          <w:sz w:val="22"/>
+        </w:rPr>
+        <w:t>For n sessions and initial wealth V₀,</w:t>
+      </w:r>
+    </w:p>
+    <w:p>
+      <w:pPr>
+        <w:keepLines/>
+        <w:widowControl/>
+        <w:spacing w:before="80" w:after="140"/>
+        <w:ind w:left="346" w:right="346" w:firstLine="0"/>
+        <w:jc w:val="center"/>
+        <w:shd w:fill="F7F8F6"/>
+      </w:pPr>
+      <w:r>
+        <w:rPr>
+          <w:rFonts w:ascii="Cambria Math" w:hAnsi="Cambria Math" w:eastAsia="Cambria Math"/>
+          <w:b w:val="0"/>
+          <w:i w:val="0"/>
+          <w:color w:val="171717"/>
+          <w:sz w:val="20"/>
+        </w:rPr>
+        <w:t>V_n = V₀ Πₜ[1 + r(t)]; Annualized return = (V_n/V₀)^(252/n) − 1; Annualized volatility = √252 × sample standard deviation[r(t)].</w:t>
+      </w:r>
+    </w:p>
+    <w:p>
+      <w:pPr>
+        <w:keepLines/>
+        <w:widowControl/>
+        <w:spacing w:before="80" w:after="140"/>
+        <w:ind w:left="346" w:right="346" w:firstLine="0"/>
+        <w:jc w:val="center"/>
+        <w:shd w:fill="F7F8F6"/>
+      </w:pPr>
+      <w:r>
+        <w:rPr>
+          <w:rFonts w:ascii="Cambria Math" w:hAnsi="Cambria Math" w:eastAsia="Cambria Math"/>
+          <w:b w:val="0"/>
+          <w:i w:val="0"/>
+          <w:color w:val="171717"/>
+          <w:sz w:val="20"/>
+        </w:rPr>
+        <w:t>Cash-excess Sharpe = √252 × mean[r(t) − r_BIL(t)] / sample standard deviation[r(t) − r_BIL(t)]; Maximum drawdown = minₜ {V(t)/maxᵤ≤ₜ[V(u)] − 1}.</w:t>
+      </w:r>
+    </w:p>
+    <w:p>
+      <w:pPr>
+        <w:keepLines/>
+        <w:widowControl/>
+        <w:spacing w:line="276" w:lineRule="auto" w:after="120"/>
+        <w:ind w:firstLine="346"/>
+        <w:jc w:val="both"/>
+      </w:pPr>
+      <w:r>
+        <w:rPr>
+          <w:rFonts w:ascii="Times New Roman" w:hAnsi="Times New Roman" w:eastAsia="Times New Roman"/>
+          <w:b w:val="0"/>
+          <w:i w:val="0"/>
+          <w:color w:val="171717"/>
+          <w:sz w:val="22"/>
+        </w:rPr>
+        <w:t>Five-percent daily expected shortfall averages observations at or below the empirical fifth percentile. These ledger metrics are not probabilities of future profit.</w:t>
+      </w:r>
+    </w:p>
+    <w:p>
+      <w:pPr>
+        <w:keepLines/>
+        <w:widowControl/>
+        <w:spacing w:line="276" w:lineRule="auto" w:after="120"/>
+        <w:ind w:firstLine="346"/>
+        <w:jc w:val="both"/>
+      </w:pPr>
+      <w:r>
+        <w:rPr>
+          <w:rFonts w:ascii="Times New Roman" w:hAnsi="Times New Roman" w:eastAsia="Times New Roman"/>
+          <w:b w:val="0"/>
+          <w:i w:val="0"/>
+          <w:color w:val="171717"/>
+          <w:sz w:val="22"/>
+        </w:rPr>
+        <w:t>The robustness protocol reports development from 2 June 2008 through 29 December 2017, validation from 2 January 2018 through 31 December 2024, and a consumed recent diagnostic from 2 January 2025 through 28 August 2026. Validation was observed during selection and the recent interval was consumed by a safety veto. No pristine holdout remained [6].</w:t>
+      </w:r>
+    </w:p>
+    <w:p>
+      <w:pPr>
+        <w:keepLines/>
+        <w:widowControl/>
+        <w:spacing w:line="276" w:lineRule="auto" w:after="120"/>
+        <w:ind w:firstLine="346"/>
+        <w:jc w:val="both"/>
+      </w:pPr>
+      <w:r>
+        <w:rPr>
+          <w:rFonts w:ascii="Times New Roman" w:hAnsi="Times New Roman" w:eastAsia="Times New Roman"/>
+          <w:b w:val="0"/>
+          <w:i w:val="0"/>
+          <w:color w:val="171717"/>
+          <w:sz w:val="22"/>
+        </w:rPr>
+        <w:t>Comparators included SPY, QQQ, the lower-volatility frozen Finly policy, a 15-percent-volatility SPY target, and a static 50/50 SPY/QQQ control. That static control is necessary because half of G4 is always QQQ; sector rotation that cannot consistently beat a simple growth tilt cannot establish independent sector-selection alpha.</w:t>
       </w:r>
     </w:p>
     <w:p>
@@ -390,7 +2300,7 @@
           <w:color w:val="171717"/>
           <w:sz w:val="27"/>
         </w:rPr>
-        <w:t>3. The SPY options workflow</w:t>
+        <w:t>5. Historical evidence and statistical audit</w:t>
       </w:r>
     </w:p>
     <w:p>
@@ -406,7 +2316,7 @@
           <w:color w:val="171717"/>
           <w:sz w:val="22"/>
         </w:rPr>
-        <w:t>3.1 From evidence to an economic intent</w:t>
+        <w:t>5.1 ETF-era result</w:t>
       </w:r>
     </w:p>
     <w:p>
@@ -425,8 +2335,378 @@
           <w:color w:val="171717"/>
           <w:sz w:val="22"/>
         </w:rPr>
-        <w:t>The options component trades only SPY and admits three outcomes: a bull-call debit spread, a bear-put debit spread, or no trade. Its inputs are time-stamped and typed. They include market observations, option-chain information, event evidence, public news, and a small prediction-market contribution. Each source has an explicit role and weight; repeated prose cannot substitute for price or options evidence.</w:t>
-      </w:r>
+        <w:t>The release gate permits one precise headline. In the consumed, post-selected 2 January 2013 through 27 August 2026 replay, with five basis points of modeled one-way cost, G4 returned 967.11 percent and SPY returned 580.82 percent [4].</w:t>
+      </w:r>
+    </w:p>
+    <w:tbl>
+      <w:tblPr>
+        <w:tblStyle w:val="TableGrid"/>
+        <w:tblW w:type="auto" w:w="0"/>
+        <w:jc w:val="center"/>
+        <w:tblLayout w:type="autofit"/>
+        <w:tblLook w:firstColumn="1" w:firstRow="1" w:lastColumn="0" w:lastRow="0" w:noHBand="0" w:noVBand="1" w:val="04A0"/>
+      </w:tblPr>
+      <w:tblGrid>
+        <w:gridCol w:w="3120"/>
+        <w:gridCol w:w="3120"/>
+        <w:gridCol w:w="3120"/>
+      </w:tblGrid>
+      <w:tr>
+        <w:trPr>
+          <w:cantSplit/>
+          <w:tblHeader w:val="true"/>
+        </w:trPr>
+        <w:tc>
+          <w:tcPr>
+            <w:tcW w:type="dxa" w:w="3120"/>
+            <w:vAlign w:val="center"/>
+            <w:tcMar>
+              <w:top w:w="72" w:type="dxa"/>
+              <w:start w:w="80" w:type="dxa"/>
+              <w:bottom w:w="72" w:type="dxa"/>
+              <w:end w:w="80" w:type="dxa"/>
+            </w:tcMar>
+            <w:shd w:fill="17324D"/>
+          </w:tcPr>
+          <w:p>
+            <w:pPr>
+              <w:spacing w:before="0" w:after="0" w:line="240" w:lineRule="auto"/>
+            </w:pPr>
+            <w:r>
+              <w:rPr>
+                <w:rFonts w:ascii="Arial" w:hAnsi="Arial" w:eastAsia="Arial"/>
+                <w:b/>
+                <w:i w:val="0"/>
+                <w:color w:val="FFFFFF"/>
+                <w:sz w:val="16"/>
+              </w:rPr>
+              <w:t>Modeled $10,000 investment</w:t>
+            </w:r>
+          </w:p>
+        </w:tc>
+        <w:tc>
+          <w:tcPr>
+            <w:tcW w:type="dxa" w:w="3120"/>
+            <w:vAlign w:val="center"/>
+            <w:tcMar>
+              <w:top w:w="72" w:type="dxa"/>
+              <w:start w:w="80" w:type="dxa"/>
+              <w:bottom w:w="72" w:type="dxa"/>
+              <w:end w:w="80" w:type="dxa"/>
+            </w:tcMar>
+            <w:shd w:fill="17324D"/>
+          </w:tcPr>
+          <w:p>
+            <w:pPr>
+              <w:spacing w:before="0" w:after="0" w:line="240" w:lineRule="auto"/>
+            </w:pPr>
+            <w:r>
+              <w:rPr>
+                <w:rFonts w:ascii="Arial" w:hAnsi="Arial" w:eastAsia="Arial"/>
+                <w:b/>
+                <w:i w:val="0"/>
+                <w:color w:val="FFFFFF"/>
+                <w:sz w:val="16"/>
+              </w:rPr>
+              <w:t>Total return</w:t>
+            </w:r>
+          </w:p>
+        </w:tc>
+        <w:tc>
+          <w:tcPr>
+            <w:tcW w:type="dxa" w:w="3120"/>
+            <w:vAlign w:val="center"/>
+            <w:tcMar>
+              <w:top w:w="72" w:type="dxa"/>
+              <w:start w:w="80" w:type="dxa"/>
+              <w:bottom w:w="72" w:type="dxa"/>
+              <w:end w:w="80" w:type="dxa"/>
+            </w:tcMar>
+            <w:shd w:fill="17324D"/>
+          </w:tcPr>
+          <w:p>
+            <w:pPr>
+              <w:spacing w:before="0" w:after="0" w:line="240" w:lineRule="auto"/>
+            </w:pPr>
+            <w:r>
+              <w:rPr>
+                <w:rFonts w:ascii="Arial" w:hAnsi="Arial" w:eastAsia="Arial"/>
+                <w:b/>
+                <w:i w:val="0"/>
+                <w:color w:val="FFFFFF"/>
+                <w:sz w:val="16"/>
+              </w:rPr>
+              <w:t>Ending wealth</w:t>
+            </w:r>
+          </w:p>
+        </w:tc>
+      </w:tr>
+      <w:tr>
+        <w:trPr>
+          <w:cantSplit/>
+        </w:trPr>
+        <w:tc>
+          <w:tcPr>
+            <w:tcW w:type="dxa" w:w="3120"/>
+            <w:vAlign w:val="center"/>
+            <w:tcMar>
+              <w:top w:w="72" w:type="dxa"/>
+              <w:start w:w="80" w:type="dxa"/>
+              <w:bottom w:w="72" w:type="dxa"/>
+              <w:end w:w="80" w:type="dxa"/>
+            </w:tcMar>
+          </w:tcPr>
+          <w:p>
+            <w:pPr>
+              <w:spacing w:before="0" w:after="0" w:line="240" w:lineRule="auto"/>
+            </w:pPr>
+            <w:r>
+              <w:rPr>
+                <w:rFonts w:ascii="Arial" w:hAnsi="Arial" w:eastAsia="Arial"/>
+                <w:b w:val="0"/>
+                <w:i w:val="0"/>
+                <w:color w:val="171717"/>
+                <w:sz w:val="15"/>
+              </w:rPr>
+              <w:t>G4</w:t>
+            </w:r>
+          </w:p>
+        </w:tc>
+        <w:tc>
+          <w:tcPr>
+            <w:tcW w:type="dxa" w:w="3120"/>
+            <w:vAlign w:val="center"/>
+            <w:tcMar>
+              <w:top w:w="72" w:type="dxa"/>
+              <w:start w:w="80" w:type="dxa"/>
+              <w:bottom w:w="72" w:type="dxa"/>
+              <w:end w:w="80" w:type="dxa"/>
+            </w:tcMar>
+          </w:tcPr>
+          <w:p>
+            <w:pPr>
+              <w:spacing w:before="0" w:after="0" w:line="240" w:lineRule="auto"/>
+            </w:pPr>
+            <w:r>
+              <w:rPr>
+                <w:rFonts w:ascii="Arial" w:hAnsi="Arial" w:eastAsia="Arial"/>
+                <w:b w:val="0"/>
+                <w:i w:val="0"/>
+                <w:color w:val="171717"/>
+                <w:sz w:val="15"/>
+              </w:rPr>
+              <w:t>+967.11%</w:t>
+            </w:r>
+          </w:p>
+        </w:tc>
+        <w:tc>
+          <w:tcPr>
+            <w:tcW w:type="dxa" w:w="3120"/>
+            <w:vAlign w:val="center"/>
+            <w:tcMar>
+              <w:top w:w="72" w:type="dxa"/>
+              <w:start w:w="80" w:type="dxa"/>
+              <w:bottom w:w="72" w:type="dxa"/>
+              <w:end w:w="80" w:type="dxa"/>
+            </w:tcMar>
+          </w:tcPr>
+          <w:p>
+            <w:pPr>
+              <w:spacing w:before="0" w:after="0" w:line="240" w:lineRule="auto"/>
+            </w:pPr>
+            <w:r>
+              <w:rPr>
+                <w:rFonts w:ascii="Arial" w:hAnsi="Arial" w:eastAsia="Arial"/>
+                <w:b w:val="0"/>
+                <w:i w:val="0"/>
+                <w:color w:val="171717"/>
+                <w:sz w:val="15"/>
+              </w:rPr>
+              <w:t>$106,711</w:t>
+            </w:r>
+          </w:p>
+        </w:tc>
+      </w:tr>
+      <w:tr>
+        <w:trPr>
+          <w:cantSplit/>
+        </w:trPr>
+        <w:tc>
+          <w:tcPr>
+            <w:tcW w:type="dxa" w:w="3120"/>
+            <w:vAlign w:val="center"/>
+            <w:tcMar>
+              <w:top w:w="72" w:type="dxa"/>
+              <w:start w:w="80" w:type="dxa"/>
+              <w:bottom w:w="72" w:type="dxa"/>
+              <w:end w:w="80" w:type="dxa"/>
+            </w:tcMar>
+            <w:shd w:fill="F3F5F2"/>
+          </w:tcPr>
+          <w:p>
+            <w:pPr>
+              <w:spacing w:before="0" w:after="0" w:line="240" w:lineRule="auto"/>
+            </w:pPr>
+            <w:r>
+              <w:rPr>
+                <w:rFonts w:ascii="Arial" w:hAnsi="Arial" w:eastAsia="Arial"/>
+                <w:b w:val="0"/>
+                <w:i w:val="0"/>
+                <w:color w:val="171717"/>
+                <w:sz w:val="15"/>
+              </w:rPr>
+              <w:t>SPY, identical panel and cost convention</w:t>
+            </w:r>
+          </w:p>
+        </w:tc>
+        <w:tc>
+          <w:tcPr>
+            <w:tcW w:type="dxa" w:w="3120"/>
+            <w:vAlign w:val="center"/>
+            <w:tcMar>
+              <w:top w:w="72" w:type="dxa"/>
+              <w:start w:w="80" w:type="dxa"/>
+              <w:bottom w:w="72" w:type="dxa"/>
+              <w:end w:w="80" w:type="dxa"/>
+            </w:tcMar>
+            <w:shd w:fill="F3F5F2"/>
+          </w:tcPr>
+          <w:p>
+            <w:pPr>
+              <w:spacing w:before="0" w:after="0" w:line="240" w:lineRule="auto"/>
+            </w:pPr>
+            <w:r>
+              <w:rPr>
+                <w:rFonts w:ascii="Arial" w:hAnsi="Arial" w:eastAsia="Arial"/>
+                <w:b w:val="0"/>
+                <w:i w:val="0"/>
+                <w:color w:val="171717"/>
+                <w:sz w:val="15"/>
+              </w:rPr>
+              <w:t>+580.82%</w:t>
+            </w:r>
+          </w:p>
+        </w:tc>
+        <w:tc>
+          <w:tcPr>
+            <w:tcW w:type="dxa" w:w="3120"/>
+            <w:vAlign w:val="center"/>
+            <w:tcMar>
+              <w:top w:w="72" w:type="dxa"/>
+              <w:start w:w="80" w:type="dxa"/>
+              <w:bottom w:w="72" w:type="dxa"/>
+              <w:end w:w="80" w:type="dxa"/>
+            </w:tcMar>
+            <w:shd w:fill="F3F5F2"/>
+          </w:tcPr>
+          <w:p>
+            <w:pPr>
+              <w:spacing w:before="0" w:after="0" w:line="240" w:lineRule="auto"/>
+            </w:pPr>
+            <w:r>
+              <w:rPr>
+                <w:rFonts w:ascii="Arial" w:hAnsi="Arial" w:eastAsia="Arial"/>
+                <w:b w:val="0"/>
+                <w:i w:val="0"/>
+                <w:color w:val="171717"/>
+                <w:sz w:val="15"/>
+              </w:rPr>
+              <w:t>$68,082</w:t>
+            </w:r>
+          </w:p>
+        </w:tc>
+      </w:tr>
+      <w:tr>
+        <w:trPr>
+          <w:cantSplit/>
+        </w:trPr>
+        <w:tc>
+          <w:tcPr>
+            <w:tcW w:type="dxa" w:w="3120"/>
+            <w:vAlign w:val="center"/>
+            <w:tcMar>
+              <w:top w:w="72" w:type="dxa"/>
+              <w:start w:w="80" w:type="dxa"/>
+              <w:bottom w:w="72" w:type="dxa"/>
+              <w:end w:w="80" w:type="dxa"/>
+            </w:tcMar>
+          </w:tcPr>
+          <w:p>
+            <w:pPr>
+              <w:spacing w:before="0" w:after="0" w:line="240" w:lineRule="auto"/>
+            </w:pPr>
+            <w:r>
+              <w:rPr>
+                <w:rFonts w:ascii="Arial" w:hAnsi="Arial" w:eastAsia="Arial"/>
+                <w:b w:val="0"/>
+                <w:i w:val="0"/>
+                <w:color w:val="171717"/>
+                <w:sz w:val="15"/>
+              </w:rPr>
+              <w:t>Historical ending-wealth difference</w:t>
+            </w:r>
+          </w:p>
+        </w:tc>
+        <w:tc>
+          <w:tcPr>
+            <w:tcW w:type="dxa" w:w="3120"/>
+            <w:vAlign w:val="center"/>
+            <w:tcMar>
+              <w:top w:w="72" w:type="dxa"/>
+              <w:start w:w="80" w:type="dxa"/>
+              <w:bottom w:w="72" w:type="dxa"/>
+              <w:end w:w="80" w:type="dxa"/>
+            </w:tcMar>
+          </w:tcPr>
+          <w:p>
+            <w:pPr>
+              <w:spacing w:before="0" w:after="0" w:line="240" w:lineRule="auto"/>
+            </w:pPr>
+            <w:r>
+              <w:rPr>
+                <w:rFonts w:ascii="Arial" w:hAnsi="Arial" w:eastAsia="Arial"/>
+                <w:b w:val="0"/>
+                <w:i w:val="0"/>
+                <w:color w:val="171717"/>
+                <w:sz w:val="15"/>
+              </w:rPr>
+              <w:t>—</w:t>
+            </w:r>
+          </w:p>
+        </w:tc>
+        <w:tc>
+          <w:tcPr>
+            <w:tcW w:type="dxa" w:w="3120"/>
+            <w:vAlign w:val="center"/>
+            <w:tcMar>
+              <w:top w:w="72" w:type="dxa"/>
+              <w:start w:w="80" w:type="dxa"/>
+              <w:bottom w:w="72" w:type="dxa"/>
+              <w:end w:w="80" w:type="dxa"/>
+            </w:tcMar>
+          </w:tcPr>
+          <w:p>
+            <w:pPr>
+              <w:spacing w:before="0" w:after="0" w:line="240" w:lineRule="auto"/>
+            </w:pPr>
+            <w:r>
+              <w:rPr>
+                <w:rFonts w:ascii="Arial" w:hAnsi="Arial" w:eastAsia="Arial"/>
+                <w:b w:val="0"/>
+                <w:i w:val="0"/>
+                <w:color w:val="171717"/>
+                <w:sz w:val="15"/>
+              </w:rPr>
+              <w:t>$38,629</w:t>
+            </w:r>
+          </w:p>
+        </w:tc>
+      </w:tr>
+    </w:tbl>
+    <w:p>
+      <w:pPr>
+        <w:spacing w:after="0" w:before="0"/>
+      </w:pPr>
     </w:p>
     <w:p>
       <w:pPr>
@@ -444,8 +2724,495 @@
           <w:color w:val="171717"/>
           <w:sz w:val="22"/>
         </w:rPr>
-        <w:t>The language model is Qwen3-32B, hosted through Featherless. It receives only canonical public Alpaca news. It does not receive account identifiers, broker credentials, buying power, compiler internals, private risk state, or a prepared order. Inference uses a fixed temperature of zero, disables the model's extended thinking mode, and requires a JSON response that matches a strict schema [8]. The response can describe support, conflict, uncertainty, and relevance. It can stop the proposal. It cannot choose the direction or the financial terms.</w:t>
-      </w:r>
+        <w:t>The public wealth and drawdown series permit chart reproduction [7]. These values accurately report the frozen ledger under its assumptions. They are not an unbiased estimate of expected excess return.</w:t>
+      </w:r>
+    </w:p>
+    <w:p>
+      <w:pPr>
+        <w:keepNext/>
+        <w:spacing w:before="160" w:after="80"/>
+      </w:pPr>
+      <w:r>
+        <w:rPr>
+          <w:rFonts w:ascii="Times New Roman" w:hAnsi="Times New Roman" w:eastAsia="Times New Roman"/>
+          <w:b/>
+          <w:i/>
+          <w:color w:val="171717"/>
+          <w:sz w:val="22"/>
+        </w:rPr>
+        <w:t>5.2 Robustness that passed</w:t>
+      </w:r>
+    </w:p>
+    <w:p>
+      <w:pPr>
+        <w:keepLines/>
+        <w:widowControl/>
+        <w:spacing w:line="276" w:lineRule="auto" w:after="120"/>
+        <w:ind w:firstLine="0"/>
+        <w:jc w:val="both"/>
+      </w:pPr>
+      <w:r>
+        <w:rPr>
+          <w:rFonts w:ascii="Times New Roman" w:hAnsi="Times New Roman" w:eastAsia="Times New Roman"/>
+          <w:b w:val="0"/>
+          <w:i w:val="0"/>
+          <w:color w:val="171717"/>
+          <w:sz w:val="22"/>
+        </w:rPr>
+        <w:t>The raw SPY edge stayed positive at five, ten, and twenty-five basis points. The schedule experiment tested every possible offset of the twenty-one-session cycle. These are sensitivity variants, not independent samples.</w:t>
+      </w:r>
+    </w:p>
+    <w:tbl>
+      <w:tblPr>
+        <w:tblStyle w:val="TableGrid"/>
+        <w:tblW w:type="auto" w:w="0"/>
+        <w:jc w:val="center"/>
+        <w:tblLayout w:type="autofit"/>
+        <w:tblLook w:firstColumn="1" w:firstRow="1" w:lastColumn="0" w:lastRow="0" w:noHBand="0" w:noVBand="1" w:val="04A0"/>
+      </w:tblPr>
+      <w:tblGrid>
+        <w:gridCol w:w="1872"/>
+        <w:gridCol w:w="1872"/>
+        <w:gridCol w:w="1872"/>
+        <w:gridCol w:w="1872"/>
+        <w:gridCol w:w="1872"/>
+      </w:tblGrid>
+      <w:tr>
+        <w:trPr>
+          <w:cantSplit/>
+          <w:tblHeader w:val="true"/>
+        </w:trPr>
+        <w:tc>
+          <w:tcPr>
+            <w:tcW w:type="dxa" w:w="1872"/>
+            <w:vAlign w:val="center"/>
+            <w:tcMar>
+              <w:top w:w="72" w:type="dxa"/>
+              <w:start w:w="80" w:type="dxa"/>
+              <w:bottom w:w="72" w:type="dxa"/>
+              <w:end w:w="80" w:type="dxa"/>
+            </w:tcMar>
+            <w:shd w:fill="17324D"/>
+          </w:tcPr>
+          <w:p>
+            <w:pPr>
+              <w:spacing w:before="0" w:after="0" w:line="240" w:lineRule="auto"/>
+            </w:pPr>
+            <w:r>
+              <w:rPr>
+                <w:rFonts w:ascii="Arial" w:hAnsi="Arial" w:eastAsia="Arial"/>
+                <w:b/>
+                <w:i w:val="0"/>
+                <w:color w:val="FFFFFF"/>
+                <w:sz w:val="16"/>
+              </w:rPr>
+              <w:t>Annualized net-log-growth edge over SPY</w:t>
+            </w:r>
+          </w:p>
+        </w:tc>
+        <w:tc>
+          <w:tcPr>
+            <w:tcW w:type="dxa" w:w="1872"/>
+            <w:vAlign w:val="center"/>
+            <w:tcMar>
+              <w:top w:w="72" w:type="dxa"/>
+              <w:start w:w="80" w:type="dxa"/>
+              <w:bottom w:w="72" w:type="dxa"/>
+              <w:end w:w="80" w:type="dxa"/>
+            </w:tcMar>
+            <w:shd w:fill="17324D"/>
+          </w:tcPr>
+          <w:p>
+            <w:pPr>
+              <w:spacing w:before="0" w:after="0" w:line="240" w:lineRule="auto"/>
+            </w:pPr>
+            <w:r>
+              <w:rPr>
+                <w:rFonts w:ascii="Arial" w:hAnsi="Arial" w:eastAsia="Arial"/>
+                <w:b/>
+                <w:i w:val="0"/>
+                <w:color w:val="FFFFFF"/>
+                <w:sz w:val="16"/>
+              </w:rPr>
+              <w:t>Minimum</w:t>
+            </w:r>
+          </w:p>
+        </w:tc>
+        <w:tc>
+          <w:tcPr>
+            <w:tcW w:type="dxa" w:w="1872"/>
+            <w:vAlign w:val="center"/>
+            <w:tcMar>
+              <w:top w:w="72" w:type="dxa"/>
+              <w:start w:w="80" w:type="dxa"/>
+              <w:bottom w:w="72" w:type="dxa"/>
+              <w:end w:w="80" w:type="dxa"/>
+            </w:tcMar>
+            <w:shd w:fill="17324D"/>
+          </w:tcPr>
+          <w:p>
+            <w:pPr>
+              <w:spacing w:before="0" w:after="0" w:line="240" w:lineRule="auto"/>
+            </w:pPr>
+            <w:r>
+              <w:rPr>
+                <w:rFonts w:ascii="Arial" w:hAnsi="Arial" w:eastAsia="Arial"/>
+                <w:b/>
+                <w:i w:val="0"/>
+                <w:color w:val="FFFFFF"/>
+                <w:sz w:val="16"/>
+              </w:rPr>
+              <w:t>Median</w:t>
+            </w:r>
+          </w:p>
+        </w:tc>
+        <w:tc>
+          <w:tcPr>
+            <w:tcW w:type="dxa" w:w="1872"/>
+            <w:vAlign w:val="center"/>
+            <w:tcMar>
+              <w:top w:w="72" w:type="dxa"/>
+              <w:start w:w="80" w:type="dxa"/>
+              <w:bottom w:w="72" w:type="dxa"/>
+              <w:end w:w="80" w:type="dxa"/>
+            </w:tcMar>
+            <w:shd w:fill="17324D"/>
+          </w:tcPr>
+          <w:p>
+            <w:pPr>
+              <w:spacing w:before="0" w:after="0" w:line="240" w:lineRule="auto"/>
+            </w:pPr>
+            <w:r>
+              <w:rPr>
+                <w:rFonts w:ascii="Arial" w:hAnsi="Arial" w:eastAsia="Arial"/>
+                <w:b/>
+                <w:i w:val="0"/>
+                <w:color w:val="FFFFFF"/>
+                <w:sz w:val="16"/>
+              </w:rPr>
+              <w:t>Maximum</w:t>
+            </w:r>
+          </w:p>
+        </w:tc>
+        <w:tc>
+          <w:tcPr>
+            <w:tcW w:type="dxa" w:w="1872"/>
+            <w:vAlign w:val="center"/>
+            <w:tcMar>
+              <w:top w:w="72" w:type="dxa"/>
+              <w:start w:w="80" w:type="dxa"/>
+              <w:bottom w:w="72" w:type="dxa"/>
+              <w:end w:w="80" w:type="dxa"/>
+            </w:tcMar>
+            <w:shd w:fill="17324D"/>
+          </w:tcPr>
+          <w:p>
+            <w:pPr>
+              <w:spacing w:before="0" w:after="0" w:line="240" w:lineRule="auto"/>
+            </w:pPr>
+            <w:r>
+              <w:rPr>
+                <w:rFonts w:ascii="Arial" w:hAnsi="Arial" w:eastAsia="Arial"/>
+                <w:b/>
+                <w:i w:val="0"/>
+                <w:color w:val="FFFFFF"/>
+                <w:sz w:val="16"/>
+              </w:rPr>
+              <w:t>Positive offsets</w:t>
+            </w:r>
+          </w:p>
+        </w:tc>
+      </w:tr>
+      <w:tr>
+        <w:trPr>
+          <w:cantSplit/>
+        </w:trPr>
+        <w:tc>
+          <w:tcPr>
+            <w:tcW w:type="dxa" w:w="1872"/>
+            <w:vAlign w:val="center"/>
+            <w:tcMar>
+              <w:top w:w="72" w:type="dxa"/>
+              <w:start w:w="80" w:type="dxa"/>
+              <w:bottom w:w="72" w:type="dxa"/>
+              <w:end w:w="80" w:type="dxa"/>
+            </w:tcMar>
+          </w:tcPr>
+          <w:p>
+            <w:pPr>
+              <w:spacing w:before="0" w:after="0" w:line="240" w:lineRule="auto"/>
+            </w:pPr>
+            <w:r>
+              <w:rPr>
+                <w:rFonts w:ascii="Arial" w:hAnsi="Arial" w:eastAsia="Arial"/>
+                <w:b w:val="0"/>
+                <w:i w:val="0"/>
+                <w:color w:val="171717"/>
+                <w:sz w:val="15"/>
+              </w:rPr>
+              <w:t>Development, 2008–2017</w:t>
+            </w:r>
+          </w:p>
+        </w:tc>
+        <w:tc>
+          <w:tcPr>
+            <w:tcW w:type="dxa" w:w="1872"/>
+            <w:vAlign w:val="center"/>
+            <w:tcMar>
+              <w:top w:w="72" w:type="dxa"/>
+              <w:start w:w="80" w:type="dxa"/>
+              <w:bottom w:w="72" w:type="dxa"/>
+              <w:end w:w="80" w:type="dxa"/>
+            </w:tcMar>
+          </w:tcPr>
+          <w:p>
+            <w:pPr>
+              <w:spacing w:before="0" w:after="0" w:line="240" w:lineRule="auto"/>
+            </w:pPr>
+            <w:r>
+              <w:rPr>
+                <w:rFonts w:ascii="Arial" w:hAnsi="Arial" w:eastAsia="Arial"/>
+                <w:b w:val="0"/>
+                <w:i w:val="0"/>
+                <w:color w:val="171717"/>
+                <w:sz w:val="15"/>
+              </w:rPr>
+              <w:t>1.17 pp</w:t>
+            </w:r>
+          </w:p>
+        </w:tc>
+        <w:tc>
+          <w:tcPr>
+            <w:tcW w:type="dxa" w:w="1872"/>
+            <w:vAlign w:val="center"/>
+            <w:tcMar>
+              <w:top w:w="72" w:type="dxa"/>
+              <w:start w:w="80" w:type="dxa"/>
+              <w:bottom w:w="72" w:type="dxa"/>
+              <w:end w:w="80" w:type="dxa"/>
+            </w:tcMar>
+          </w:tcPr>
+          <w:p>
+            <w:pPr>
+              <w:spacing w:before="0" w:after="0" w:line="240" w:lineRule="auto"/>
+            </w:pPr>
+            <w:r>
+              <w:rPr>
+                <w:rFonts w:ascii="Arial" w:hAnsi="Arial" w:eastAsia="Arial"/>
+                <w:b w:val="0"/>
+                <w:i w:val="0"/>
+                <w:color w:val="171717"/>
+                <w:sz w:val="15"/>
+              </w:rPr>
+              <w:t>1.79 pp</w:t>
+            </w:r>
+          </w:p>
+        </w:tc>
+        <w:tc>
+          <w:tcPr>
+            <w:tcW w:type="dxa" w:w="1872"/>
+            <w:vAlign w:val="center"/>
+            <w:tcMar>
+              <w:top w:w="72" w:type="dxa"/>
+              <w:start w:w="80" w:type="dxa"/>
+              <w:bottom w:w="72" w:type="dxa"/>
+              <w:end w:w="80" w:type="dxa"/>
+            </w:tcMar>
+          </w:tcPr>
+          <w:p>
+            <w:pPr>
+              <w:spacing w:before="0" w:after="0" w:line="240" w:lineRule="auto"/>
+            </w:pPr>
+            <w:r>
+              <w:rPr>
+                <w:rFonts w:ascii="Arial" w:hAnsi="Arial" w:eastAsia="Arial"/>
+                <w:b w:val="0"/>
+                <w:i w:val="0"/>
+                <w:color w:val="171717"/>
+                <w:sz w:val="15"/>
+              </w:rPr>
+              <w:t>3.32 pp</w:t>
+            </w:r>
+          </w:p>
+        </w:tc>
+        <w:tc>
+          <w:tcPr>
+            <w:tcW w:type="dxa" w:w="1872"/>
+            <w:vAlign w:val="center"/>
+            <w:tcMar>
+              <w:top w:w="72" w:type="dxa"/>
+              <w:start w:w="80" w:type="dxa"/>
+              <w:bottom w:w="72" w:type="dxa"/>
+              <w:end w:w="80" w:type="dxa"/>
+            </w:tcMar>
+          </w:tcPr>
+          <w:p>
+            <w:pPr>
+              <w:spacing w:before="0" w:after="0" w:line="240" w:lineRule="auto"/>
+            </w:pPr>
+            <w:r>
+              <w:rPr>
+                <w:rFonts w:ascii="Arial" w:hAnsi="Arial" w:eastAsia="Arial"/>
+                <w:b w:val="0"/>
+                <w:i w:val="0"/>
+                <w:color w:val="171717"/>
+                <w:sz w:val="15"/>
+              </w:rPr>
+              <w:t>21/21</w:t>
+            </w:r>
+          </w:p>
+        </w:tc>
+      </w:tr>
+      <w:tr>
+        <w:trPr>
+          <w:cantSplit/>
+        </w:trPr>
+        <w:tc>
+          <w:tcPr>
+            <w:tcW w:type="dxa" w:w="1872"/>
+            <w:vAlign w:val="center"/>
+            <w:tcMar>
+              <w:top w:w="72" w:type="dxa"/>
+              <w:start w:w="80" w:type="dxa"/>
+              <w:bottom w:w="72" w:type="dxa"/>
+              <w:end w:w="80" w:type="dxa"/>
+            </w:tcMar>
+            <w:shd w:fill="F3F5F2"/>
+          </w:tcPr>
+          <w:p>
+            <w:pPr>
+              <w:spacing w:before="0" w:after="0" w:line="240" w:lineRule="auto"/>
+            </w:pPr>
+            <w:r>
+              <w:rPr>
+                <w:rFonts w:ascii="Arial" w:hAnsi="Arial" w:eastAsia="Arial"/>
+                <w:b w:val="0"/>
+                <w:i w:val="0"/>
+                <w:color w:val="171717"/>
+                <w:sz w:val="15"/>
+              </w:rPr>
+              <w:t>Validation, 2018–2024</w:t>
+            </w:r>
+          </w:p>
+        </w:tc>
+        <w:tc>
+          <w:tcPr>
+            <w:tcW w:type="dxa" w:w="1872"/>
+            <w:vAlign w:val="center"/>
+            <w:tcMar>
+              <w:top w:w="72" w:type="dxa"/>
+              <w:start w:w="80" w:type="dxa"/>
+              <w:bottom w:w="72" w:type="dxa"/>
+              <w:end w:w="80" w:type="dxa"/>
+            </w:tcMar>
+            <w:shd w:fill="F3F5F2"/>
+          </w:tcPr>
+          <w:p>
+            <w:pPr>
+              <w:spacing w:before="0" w:after="0" w:line="240" w:lineRule="auto"/>
+            </w:pPr>
+            <w:r>
+              <w:rPr>
+                <w:rFonts w:ascii="Arial" w:hAnsi="Arial" w:eastAsia="Arial"/>
+                <w:b w:val="0"/>
+                <w:i w:val="0"/>
+                <w:color w:val="171717"/>
+                <w:sz w:val="15"/>
+              </w:rPr>
+              <w:t>2.28 pp</w:t>
+            </w:r>
+          </w:p>
+        </w:tc>
+        <w:tc>
+          <w:tcPr>
+            <w:tcW w:type="dxa" w:w="1872"/>
+            <w:vAlign w:val="center"/>
+            <w:tcMar>
+              <w:top w:w="72" w:type="dxa"/>
+              <w:start w:w="80" w:type="dxa"/>
+              <w:bottom w:w="72" w:type="dxa"/>
+              <w:end w:w="80" w:type="dxa"/>
+            </w:tcMar>
+            <w:shd w:fill="F3F5F2"/>
+          </w:tcPr>
+          <w:p>
+            <w:pPr>
+              <w:spacing w:before="0" w:after="0" w:line="240" w:lineRule="auto"/>
+            </w:pPr>
+            <w:r>
+              <w:rPr>
+                <w:rFonts w:ascii="Arial" w:hAnsi="Arial" w:eastAsia="Arial"/>
+                <w:b w:val="0"/>
+                <w:i w:val="0"/>
+                <w:color w:val="171717"/>
+                <w:sz w:val="15"/>
+              </w:rPr>
+              <w:t>2.96 pp</w:t>
+            </w:r>
+          </w:p>
+        </w:tc>
+        <w:tc>
+          <w:tcPr>
+            <w:tcW w:type="dxa" w:w="1872"/>
+            <w:vAlign w:val="center"/>
+            <w:tcMar>
+              <w:top w:w="72" w:type="dxa"/>
+              <w:start w:w="80" w:type="dxa"/>
+              <w:bottom w:w="72" w:type="dxa"/>
+              <w:end w:w="80" w:type="dxa"/>
+            </w:tcMar>
+            <w:shd w:fill="F3F5F2"/>
+          </w:tcPr>
+          <w:p>
+            <w:pPr>
+              <w:spacing w:before="0" w:after="0" w:line="240" w:lineRule="auto"/>
+            </w:pPr>
+            <w:r>
+              <w:rPr>
+                <w:rFonts w:ascii="Arial" w:hAnsi="Arial" w:eastAsia="Arial"/>
+                <w:b w:val="0"/>
+                <w:i w:val="0"/>
+                <w:color w:val="171717"/>
+                <w:sz w:val="15"/>
+              </w:rPr>
+              <w:t>4.40 pp</w:t>
+            </w:r>
+          </w:p>
+        </w:tc>
+        <w:tc>
+          <w:tcPr>
+            <w:tcW w:type="dxa" w:w="1872"/>
+            <w:vAlign w:val="center"/>
+            <w:tcMar>
+              <w:top w:w="72" w:type="dxa"/>
+              <w:start w:w="80" w:type="dxa"/>
+              <w:bottom w:w="72" w:type="dxa"/>
+              <w:end w:w="80" w:type="dxa"/>
+            </w:tcMar>
+            <w:shd w:fill="F3F5F2"/>
+          </w:tcPr>
+          <w:p>
+            <w:pPr>
+              <w:spacing w:before="0" w:after="0" w:line="240" w:lineRule="auto"/>
+            </w:pPr>
+            <w:r>
+              <w:rPr>
+                <w:rFonts w:ascii="Arial" w:hAnsi="Arial" w:eastAsia="Arial"/>
+                <w:b w:val="0"/>
+                <w:i w:val="0"/>
+                <w:color w:val="171717"/>
+                <w:sz w:val="15"/>
+              </w:rPr>
+              <w:t>21/21</w:t>
+            </w:r>
+          </w:p>
+        </w:tc>
+      </w:tr>
+    </w:tbl>
+    <w:p>
+      <w:pPr>
+        <w:spacing w:after="0" w:before="0"/>
+      </w:pPr>
     </w:p>
     <w:p>
       <w:pPr>
@@ -463,7 +3230,7 @@
           <w:color w:val="171717"/>
           <w:sz w:val="22"/>
         </w:rPr>
-        <w:t>Code combines the admissible evidence into the direction and strength of the candidate view. It then searches for a vertical debit spread subject to the current policy: three to fourteen days to expiry, quote-age limits, maximum relative spread, minimum open interest, minimum modeled probability of profit, minimum reward-to-risk, and minimum expected value. Position size is bounded by one half of one percent of account equity, reduced to one quarter percent for a half-risk decision, capped at $500 of maximum loss per trade, limited to four contracts, and further constrained by a three-percent aggregate options-risk ceiling [9].</w:t>
+        <w:t>Thus the result is not explained by one convenient rebalance weekday. This is useful falsification evidence, but it does not correct strategy search or establish independence from growth exposure.</w:t>
       </w:r>
     </w:p>
     <w:p>
@@ -479,7 +3246,7 @@
           <w:color w:val="171717"/>
           <w:sz w:val="22"/>
         </w:rPr>
-        <w:t>3.2 Payoff and perturbation checks</w:t>
+        <w:t>5.3 Deflated Sharpe and familywise tests</w:t>
       </w:r>
     </w:p>
     <w:p>
@@ -498,7 +3265,27 @@
           <w:color w:val="171717"/>
           <w:sz w:val="22"/>
         </w:rPr>
-        <w:t>A vertical debit spread has a finite payoff that can be checked without relying on a model's prose. For a one-contract spread with strike width W dollars and debit D dollars per share, maximum loss equals 100D, while maximum gain equals 100(W−D).</w:t>
+        <w:t>For candidate j and SPY on the same validation row,</w:t>
+      </w:r>
+    </w:p>
+    <w:p>
+      <w:pPr>
+        <w:keepLines/>
+        <w:widowControl/>
+        <w:spacing w:before="80" w:after="140"/>
+        <w:ind w:left="346" w:right="346" w:firstLine="0"/>
+        <w:jc w:val="center"/>
+        <w:shd w:fill="F7F8F6"/>
+      </w:pPr>
+      <w:r>
+        <w:rPr>
+          <w:rFonts w:ascii="Cambria Math" w:hAnsi="Cambria Math" w:eastAsia="Cambria Math"/>
+          <w:b w:val="0"/>
+          <w:i w:val="0"/>
+          <w:color w:val="171717"/>
+          <w:sz w:val="20"/>
+        </w:rPr>
+        <w:t>Δⱼ(t) = rⱼ(t) − r_SPY(t); Tⱼ = √n × mean[Δⱼ(t)].</w:t>
       </w:r>
     </w:p>
     <w:p>
@@ -517,7 +3304,7 @@
           <w:color w:val="171717"/>
           <w:sz w:val="22"/>
         </w:rPr>
-        <w:t>Finly recomputes these quantities from the selected legs and verifies them again against the broker-shaped order. The demonstration receipt describes a SPY debit spread with a $3.66 debit and a $10 strike width: maximum loss is therefore $366 and maximum gain is $634 [10]. This is a synthetic fixture designed to expose the complete decision path. It is not presented as a broker fill.</w:t>
+        <w:t>The Deflated Sharpe calculation uses paired-return skewness, Pearson kurtosis, and a declared cumulative trial count of 100. G4's annualized paired Sharpe was 0.8614 while the trial-adjusted benchmark was 1.5330. The estimated probability that the observed Sharpe exceeded the deflated benchmark was 0.03748, below the frozen 0.95 gate [6,10].</w:t>
       </w:r>
     </w:p>
     <w:p>
@@ -536,7 +3323,893 @@
           <w:color w:val="171717"/>
           <w:sz w:val="22"/>
         </w:rPr>
-        <w:t>The same fixture was subjected to four source-removal checks and thirty-two perturbations of its material inputs. Source removal asks whether any individual evidence family has been allowed to carry more authority than the design permits. Perturbation testing changes inputs around their admissible boundaries and checks that payoff, sizing, and permission remain consistent. All four removal checks and all thirty-two perturbations passed [10]. The test does not show that the market view will be correct; it shows that the safety properties do not depend on one convenient input arrangement.</w:t>
+        <w:t>The White-style maximum-statistic bootstrap centers candidate-minus-SPY returns under the null. Each iteration applies one shared index path to all seven candidate series. For iteration b,</w:t>
+      </w:r>
+    </w:p>
+    <w:p>
+      <w:pPr>
+        <w:keepLines/>
+        <w:widowControl/>
+        <w:spacing w:before="80" w:after="140"/>
+        <w:ind w:left="346" w:right="346" w:firstLine="0"/>
+        <w:jc w:val="center"/>
+        <w:shd w:fill="F7F8F6"/>
+      </w:pPr>
+      <w:r>
+        <w:rPr>
+          <w:rFonts w:ascii="Cambria Math" w:hAnsi="Cambria Math" w:eastAsia="Cambria Math"/>
+          <w:b w:val="0"/>
+          <w:i w:val="0"/>
+          <w:color w:val="171717"/>
+          <w:sz w:val="20"/>
+        </w:rPr>
+        <w:t>Tᵐᵃˣ(b) = maxⱼ {√n × mean[Δ⁰ⱼ,b(t)]}; p_FWER = [1 + count(Tᵐᵃˣ(b) ≥ T_G4)] / (B + 1).</w:t>
+      </w:r>
+    </w:p>
+    <w:p>
+      <w:pPr>
+        <w:keepLines/>
+        <w:widowControl/>
+        <w:spacing w:line="276" w:lineRule="auto" w:after="120"/>
+        <w:ind w:firstLine="346"/>
+        <w:jc w:val="both"/>
+      </w:pPr>
+      <w:r>
+        <w:rPr>
+          <w:rFonts w:ascii="Times New Roman" w:hAnsi="Times New Roman" w:eastAsia="Times New Roman"/>
+          <w:b w:val="0"/>
+          <w:i w:val="0"/>
+          <w:color w:val="171717"/>
+          <w:sz w:val="22"/>
+        </w:rPr>
+        <w:t>The protocol freezes B = 2,000 iterations for circular and moving blocks of 5, 20, and 60 sessions. Unadjusted fixed-candidate p-values were approximately 0.0045 to 0.0090, but familywise p-values were roughly 0.30 to 0.37. The worst was 0.371814; all six failed the five-percent gate.</w:t>
+      </w:r>
+    </w:p>
+    <w:tbl>
+      <w:tblPr>
+        <w:tblStyle w:val="TableGrid"/>
+        <w:tblW w:type="auto" w:w="0"/>
+        <w:jc w:val="center"/>
+        <w:tblLayout w:type="autofit"/>
+        <w:tblLook w:firstColumn="1" w:firstRow="1" w:lastColumn="0" w:lastRow="0" w:noHBand="0" w:noVBand="1" w:val="04A0"/>
+      </w:tblPr>
+      <w:tblGrid>
+        <w:gridCol w:w="2340"/>
+        <w:gridCol w:w="2340"/>
+        <w:gridCol w:w="2340"/>
+        <w:gridCol w:w="2340"/>
+      </w:tblGrid>
+      <w:tr>
+        <w:trPr>
+          <w:cantSplit/>
+          <w:tblHeader w:val="true"/>
+        </w:trPr>
+        <w:tc>
+          <w:tcPr>
+            <w:tcW w:type="dxa" w:w="2340"/>
+            <w:vAlign w:val="center"/>
+            <w:tcMar>
+              <w:top w:w="72" w:type="dxa"/>
+              <w:start w:w="80" w:type="dxa"/>
+              <w:bottom w:w="72" w:type="dxa"/>
+              <w:end w:w="80" w:type="dxa"/>
+            </w:tcMar>
+            <w:shd w:fill="17324D"/>
+          </w:tcPr>
+          <w:p>
+            <w:pPr>
+              <w:spacing w:before="0" w:after="0" w:line="240" w:lineRule="auto"/>
+            </w:pPr>
+            <w:r>
+              <w:rPr>
+                <w:rFonts w:ascii="Arial" w:hAnsi="Arial" w:eastAsia="Arial"/>
+                <w:b/>
+                <w:i w:val="0"/>
+                <w:color w:val="FFFFFF"/>
+                <w:sz w:val="16"/>
+              </w:rPr>
+              <w:t>Promotion gate</w:t>
+            </w:r>
+          </w:p>
+        </w:tc>
+        <w:tc>
+          <w:tcPr>
+            <w:tcW w:type="dxa" w:w="2340"/>
+            <w:vAlign w:val="center"/>
+            <w:tcMar>
+              <w:top w:w="72" w:type="dxa"/>
+              <w:start w:w="80" w:type="dxa"/>
+              <w:bottom w:w="72" w:type="dxa"/>
+              <w:end w:w="80" w:type="dxa"/>
+            </w:tcMar>
+            <w:shd w:fill="17324D"/>
+          </w:tcPr>
+          <w:p>
+            <w:pPr>
+              <w:spacing w:before="0" w:after="0" w:line="240" w:lineRule="auto"/>
+            </w:pPr>
+            <w:r>
+              <w:rPr>
+                <w:rFonts w:ascii="Arial" w:hAnsi="Arial" w:eastAsia="Arial"/>
+                <w:b/>
+                <w:i w:val="0"/>
+                <w:color w:val="FFFFFF"/>
+                <w:sz w:val="16"/>
+              </w:rPr>
+              <w:t>Threshold</w:t>
+            </w:r>
+          </w:p>
+        </w:tc>
+        <w:tc>
+          <w:tcPr>
+            <w:tcW w:type="dxa" w:w="2340"/>
+            <w:vAlign w:val="center"/>
+            <w:tcMar>
+              <w:top w:w="72" w:type="dxa"/>
+              <w:start w:w="80" w:type="dxa"/>
+              <w:bottom w:w="72" w:type="dxa"/>
+              <w:end w:w="80" w:type="dxa"/>
+            </w:tcMar>
+            <w:shd w:fill="17324D"/>
+          </w:tcPr>
+          <w:p>
+            <w:pPr>
+              <w:spacing w:before="0" w:after="0" w:line="240" w:lineRule="auto"/>
+            </w:pPr>
+            <w:r>
+              <w:rPr>
+                <w:rFonts w:ascii="Arial" w:hAnsi="Arial" w:eastAsia="Arial"/>
+                <w:b/>
+                <w:i w:val="0"/>
+                <w:color w:val="FFFFFF"/>
+                <w:sz w:val="16"/>
+              </w:rPr>
+              <w:t>Observed</w:t>
+            </w:r>
+          </w:p>
+        </w:tc>
+        <w:tc>
+          <w:tcPr>
+            <w:tcW w:type="dxa" w:w="2340"/>
+            <w:vAlign w:val="center"/>
+            <w:tcMar>
+              <w:top w:w="72" w:type="dxa"/>
+              <w:start w:w="80" w:type="dxa"/>
+              <w:bottom w:w="72" w:type="dxa"/>
+              <w:end w:w="80" w:type="dxa"/>
+            </w:tcMar>
+            <w:shd w:fill="17324D"/>
+          </w:tcPr>
+          <w:p>
+            <w:pPr>
+              <w:spacing w:before="0" w:after="0" w:line="240" w:lineRule="auto"/>
+            </w:pPr>
+            <w:r>
+              <w:rPr>
+                <w:rFonts w:ascii="Arial" w:hAnsi="Arial" w:eastAsia="Arial"/>
+                <w:b/>
+                <w:i w:val="0"/>
+                <w:color w:val="FFFFFF"/>
+                <w:sz w:val="16"/>
+              </w:rPr>
+              <w:t>Result</w:t>
+            </w:r>
+          </w:p>
+        </w:tc>
+      </w:tr>
+      <w:tr>
+        <w:trPr>
+          <w:cantSplit/>
+        </w:trPr>
+        <w:tc>
+          <w:tcPr>
+            <w:tcW w:type="dxa" w:w="2340"/>
+            <w:vAlign w:val="center"/>
+            <w:tcMar>
+              <w:top w:w="72" w:type="dxa"/>
+              <w:start w:w="80" w:type="dxa"/>
+              <w:bottom w:w="72" w:type="dxa"/>
+              <w:end w:w="80" w:type="dxa"/>
+            </w:tcMar>
+          </w:tcPr>
+          <w:p>
+            <w:pPr>
+              <w:spacing w:before="0" w:after="0" w:line="240" w:lineRule="auto"/>
+            </w:pPr>
+            <w:r>
+              <w:rPr>
+                <w:rFonts w:ascii="Arial" w:hAnsi="Arial" w:eastAsia="Arial"/>
+                <w:b w:val="0"/>
+                <w:i w:val="0"/>
+                <w:color w:val="171717"/>
+                <w:sz w:val="15"/>
+              </w:rPr>
+              <w:t>Deflated Sharpe probability</w:t>
+            </w:r>
+          </w:p>
+        </w:tc>
+        <w:tc>
+          <w:tcPr>
+            <w:tcW w:type="dxa" w:w="2340"/>
+            <w:vAlign w:val="center"/>
+            <w:tcMar>
+              <w:top w:w="72" w:type="dxa"/>
+              <w:start w:w="80" w:type="dxa"/>
+              <w:bottom w:w="72" w:type="dxa"/>
+              <w:end w:w="80" w:type="dxa"/>
+            </w:tcMar>
+          </w:tcPr>
+          <w:p>
+            <w:pPr>
+              <w:spacing w:before="0" w:after="0" w:line="240" w:lineRule="auto"/>
+            </w:pPr>
+            <w:r>
+              <w:rPr>
+                <w:rFonts w:ascii="Arial" w:hAnsi="Arial" w:eastAsia="Arial"/>
+                <w:b w:val="0"/>
+                <w:i w:val="0"/>
+                <w:color w:val="171717"/>
+                <w:sz w:val="15"/>
+              </w:rPr>
+              <w:t>≥ 95%</w:t>
+            </w:r>
+          </w:p>
+        </w:tc>
+        <w:tc>
+          <w:tcPr>
+            <w:tcW w:type="dxa" w:w="2340"/>
+            <w:vAlign w:val="center"/>
+            <w:tcMar>
+              <w:top w:w="72" w:type="dxa"/>
+              <w:start w:w="80" w:type="dxa"/>
+              <w:bottom w:w="72" w:type="dxa"/>
+              <w:end w:w="80" w:type="dxa"/>
+            </w:tcMar>
+          </w:tcPr>
+          <w:p>
+            <w:pPr>
+              <w:spacing w:before="0" w:after="0" w:line="240" w:lineRule="auto"/>
+            </w:pPr>
+            <w:r>
+              <w:rPr>
+                <w:rFonts w:ascii="Arial" w:hAnsi="Arial" w:eastAsia="Arial"/>
+                <w:b w:val="0"/>
+                <w:i w:val="0"/>
+                <w:color w:val="171717"/>
+                <w:sz w:val="15"/>
+              </w:rPr>
+              <w:t>3.75%</w:t>
+            </w:r>
+          </w:p>
+        </w:tc>
+        <w:tc>
+          <w:tcPr>
+            <w:tcW w:type="dxa" w:w="2340"/>
+            <w:vAlign w:val="center"/>
+            <w:tcMar>
+              <w:top w:w="72" w:type="dxa"/>
+              <w:start w:w="80" w:type="dxa"/>
+              <w:bottom w:w="72" w:type="dxa"/>
+              <w:end w:w="80" w:type="dxa"/>
+            </w:tcMar>
+          </w:tcPr>
+          <w:p>
+            <w:pPr>
+              <w:spacing w:before="0" w:after="0" w:line="240" w:lineRule="auto"/>
+            </w:pPr>
+            <w:r>
+              <w:rPr>
+                <w:rFonts w:ascii="Arial" w:hAnsi="Arial" w:eastAsia="Arial"/>
+                <w:b w:val="0"/>
+                <w:i w:val="0"/>
+                <w:color w:val="171717"/>
+                <w:sz w:val="15"/>
+              </w:rPr>
+              <w:t>Fail</w:t>
+            </w:r>
+          </w:p>
+        </w:tc>
+      </w:tr>
+      <w:tr>
+        <w:trPr>
+          <w:cantSplit/>
+        </w:trPr>
+        <w:tc>
+          <w:tcPr>
+            <w:tcW w:type="dxa" w:w="2340"/>
+            <w:vAlign w:val="center"/>
+            <w:tcMar>
+              <w:top w:w="72" w:type="dxa"/>
+              <w:start w:w="80" w:type="dxa"/>
+              <w:bottom w:w="72" w:type="dxa"/>
+              <w:end w:w="80" w:type="dxa"/>
+            </w:tcMar>
+            <w:shd w:fill="F3F5F2"/>
+          </w:tcPr>
+          <w:p>
+            <w:pPr>
+              <w:spacing w:before="0" w:after="0" w:line="240" w:lineRule="auto"/>
+            </w:pPr>
+            <w:r>
+              <w:rPr>
+                <w:rFonts w:ascii="Arial" w:hAnsi="Arial" w:eastAsia="Arial"/>
+                <w:b w:val="0"/>
+                <w:i w:val="0"/>
+                <w:color w:val="171717"/>
+                <w:sz w:val="15"/>
+              </w:rPr>
+              <w:t>All six familywise p-values</w:t>
+            </w:r>
+          </w:p>
+        </w:tc>
+        <w:tc>
+          <w:tcPr>
+            <w:tcW w:type="dxa" w:w="2340"/>
+            <w:vAlign w:val="center"/>
+            <w:tcMar>
+              <w:top w:w="72" w:type="dxa"/>
+              <w:start w:w="80" w:type="dxa"/>
+              <w:bottom w:w="72" w:type="dxa"/>
+              <w:end w:w="80" w:type="dxa"/>
+            </w:tcMar>
+            <w:shd w:fill="F3F5F2"/>
+          </w:tcPr>
+          <w:p>
+            <w:pPr>
+              <w:spacing w:before="0" w:after="0" w:line="240" w:lineRule="auto"/>
+            </w:pPr>
+            <w:r>
+              <w:rPr>
+                <w:rFonts w:ascii="Arial" w:hAnsi="Arial" w:eastAsia="Arial"/>
+                <w:b w:val="0"/>
+                <w:i w:val="0"/>
+                <w:color w:val="171717"/>
+                <w:sz w:val="15"/>
+              </w:rPr>
+              <w:t>≤ 5%</w:t>
+            </w:r>
+          </w:p>
+        </w:tc>
+        <w:tc>
+          <w:tcPr>
+            <w:tcW w:type="dxa" w:w="2340"/>
+            <w:vAlign w:val="center"/>
+            <w:tcMar>
+              <w:top w:w="72" w:type="dxa"/>
+              <w:start w:w="80" w:type="dxa"/>
+              <w:bottom w:w="72" w:type="dxa"/>
+              <w:end w:w="80" w:type="dxa"/>
+            </w:tcMar>
+            <w:shd w:fill="F3F5F2"/>
+          </w:tcPr>
+          <w:p>
+            <w:pPr>
+              <w:spacing w:before="0" w:after="0" w:line="240" w:lineRule="auto"/>
+            </w:pPr>
+            <w:r>
+              <w:rPr>
+                <w:rFonts w:ascii="Arial" w:hAnsi="Arial" w:eastAsia="Arial"/>
+                <w:b w:val="0"/>
+                <w:i w:val="0"/>
+                <w:color w:val="171717"/>
+                <w:sz w:val="15"/>
+              </w:rPr>
+              <w:t>Worst 37.18%</w:t>
+            </w:r>
+          </w:p>
+        </w:tc>
+        <w:tc>
+          <w:tcPr>
+            <w:tcW w:type="dxa" w:w="2340"/>
+            <w:vAlign w:val="center"/>
+            <w:tcMar>
+              <w:top w:w="72" w:type="dxa"/>
+              <w:start w:w="80" w:type="dxa"/>
+              <w:bottom w:w="72" w:type="dxa"/>
+              <w:end w:w="80" w:type="dxa"/>
+            </w:tcMar>
+            <w:shd w:fill="F3F5F2"/>
+          </w:tcPr>
+          <w:p>
+            <w:pPr>
+              <w:spacing w:before="0" w:after="0" w:line="240" w:lineRule="auto"/>
+            </w:pPr>
+            <w:r>
+              <w:rPr>
+                <w:rFonts w:ascii="Arial" w:hAnsi="Arial" w:eastAsia="Arial"/>
+                <w:b w:val="0"/>
+                <w:i w:val="0"/>
+                <w:color w:val="171717"/>
+                <w:sz w:val="15"/>
+              </w:rPr>
+              <w:t>Fail</w:t>
+            </w:r>
+          </w:p>
+        </w:tc>
+      </w:tr>
+      <w:tr>
+        <w:trPr>
+          <w:cantSplit/>
+        </w:trPr>
+        <w:tc>
+          <w:tcPr>
+            <w:tcW w:type="dxa" w:w="2340"/>
+            <w:vAlign w:val="center"/>
+            <w:tcMar>
+              <w:top w:w="72" w:type="dxa"/>
+              <w:start w:w="80" w:type="dxa"/>
+              <w:bottom w:w="72" w:type="dxa"/>
+              <w:end w:w="80" w:type="dxa"/>
+            </w:tcMar>
+          </w:tcPr>
+          <w:p>
+            <w:pPr>
+              <w:spacing w:before="0" w:after="0" w:line="240" w:lineRule="auto"/>
+            </w:pPr>
+            <w:r>
+              <w:rPr>
+                <w:rFonts w:ascii="Arial" w:hAnsi="Arial" w:eastAsia="Arial"/>
+                <w:b w:val="0"/>
+                <w:i w:val="0"/>
+                <w:color w:val="171717"/>
+                <w:sz w:val="15"/>
+              </w:rPr>
+              <w:t>SPY edge at 5/10/25 bp</w:t>
+            </w:r>
+          </w:p>
+        </w:tc>
+        <w:tc>
+          <w:tcPr>
+            <w:tcW w:type="dxa" w:w="2340"/>
+            <w:vAlign w:val="center"/>
+            <w:tcMar>
+              <w:top w:w="72" w:type="dxa"/>
+              <w:start w:w="80" w:type="dxa"/>
+              <w:bottom w:w="72" w:type="dxa"/>
+              <w:end w:w="80" w:type="dxa"/>
+            </w:tcMar>
+          </w:tcPr>
+          <w:p>
+            <w:pPr>
+              <w:spacing w:before="0" w:after="0" w:line="240" w:lineRule="auto"/>
+            </w:pPr>
+            <w:r>
+              <w:rPr>
+                <w:rFonts w:ascii="Arial" w:hAnsi="Arial" w:eastAsia="Arial"/>
+                <w:b w:val="0"/>
+                <w:i w:val="0"/>
+                <w:color w:val="171717"/>
+                <w:sz w:val="15"/>
+              </w:rPr>
+              <w:t>Positive at all costs</w:t>
+            </w:r>
+          </w:p>
+        </w:tc>
+        <w:tc>
+          <w:tcPr>
+            <w:tcW w:type="dxa" w:w="2340"/>
+            <w:vAlign w:val="center"/>
+            <w:tcMar>
+              <w:top w:w="72" w:type="dxa"/>
+              <w:start w:w="80" w:type="dxa"/>
+              <w:bottom w:w="72" w:type="dxa"/>
+              <w:end w:w="80" w:type="dxa"/>
+            </w:tcMar>
+          </w:tcPr>
+          <w:p>
+            <w:pPr>
+              <w:spacing w:before="0" w:after="0" w:line="240" w:lineRule="auto"/>
+            </w:pPr>
+            <w:r>
+              <w:rPr>
+                <w:rFonts w:ascii="Arial" w:hAnsi="Arial" w:eastAsia="Arial"/>
+                <w:b w:val="0"/>
+                <w:i w:val="0"/>
+                <w:color w:val="171717"/>
+                <w:sz w:val="15"/>
+              </w:rPr>
+              <w:t>Positive</w:t>
+            </w:r>
+          </w:p>
+        </w:tc>
+        <w:tc>
+          <w:tcPr>
+            <w:tcW w:type="dxa" w:w="2340"/>
+            <w:vAlign w:val="center"/>
+            <w:tcMar>
+              <w:top w:w="72" w:type="dxa"/>
+              <w:start w:w="80" w:type="dxa"/>
+              <w:bottom w:w="72" w:type="dxa"/>
+              <w:end w:w="80" w:type="dxa"/>
+            </w:tcMar>
+          </w:tcPr>
+          <w:p>
+            <w:pPr>
+              <w:spacing w:before="0" w:after="0" w:line="240" w:lineRule="auto"/>
+            </w:pPr>
+            <w:r>
+              <w:rPr>
+                <w:rFonts w:ascii="Arial" w:hAnsi="Arial" w:eastAsia="Arial"/>
+                <w:b w:val="0"/>
+                <w:i w:val="0"/>
+                <w:color w:val="171717"/>
+                <w:sz w:val="15"/>
+              </w:rPr>
+              <w:t>Pass</w:t>
+            </w:r>
+          </w:p>
+        </w:tc>
+      </w:tr>
+      <w:tr>
+        <w:trPr>
+          <w:cantSplit/>
+        </w:trPr>
+        <w:tc>
+          <w:tcPr>
+            <w:tcW w:type="dxa" w:w="2340"/>
+            <w:vAlign w:val="center"/>
+            <w:tcMar>
+              <w:top w:w="72" w:type="dxa"/>
+              <w:start w:w="80" w:type="dxa"/>
+              <w:bottom w:w="72" w:type="dxa"/>
+              <w:end w:w="80" w:type="dxa"/>
+            </w:tcMar>
+            <w:shd w:fill="F3F5F2"/>
+          </w:tcPr>
+          <w:p>
+            <w:pPr>
+              <w:spacing w:before="0" w:after="0" w:line="240" w:lineRule="auto"/>
+            </w:pPr>
+            <w:r>
+              <w:rPr>
+                <w:rFonts w:ascii="Arial" w:hAnsi="Arial" w:eastAsia="Arial"/>
+                <w:b w:val="0"/>
+                <w:i w:val="0"/>
+                <w:color w:val="171717"/>
+                <w:sz w:val="15"/>
+              </w:rPr>
+              <w:t>Edge at all 21 offsets</w:t>
+            </w:r>
+          </w:p>
+        </w:tc>
+        <w:tc>
+          <w:tcPr>
+            <w:tcW w:type="dxa" w:w="2340"/>
+            <w:vAlign w:val="center"/>
+            <w:tcMar>
+              <w:top w:w="72" w:type="dxa"/>
+              <w:start w:w="80" w:type="dxa"/>
+              <w:bottom w:w="72" w:type="dxa"/>
+              <w:end w:w="80" w:type="dxa"/>
+            </w:tcMar>
+            <w:shd w:fill="F3F5F2"/>
+          </w:tcPr>
+          <w:p>
+            <w:pPr>
+              <w:spacing w:before="0" w:after="0" w:line="240" w:lineRule="auto"/>
+            </w:pPr>
+            <w:r>
+              <w:rPr>
+                <w:rFonts w:ascii="Arial" w:hAnsi="Arial" w:eastAsia="Arial"/>
+                <w:b w:val="0"/>
+                <w:i w:val="0"/>
+                <w:color w:val="171717"/>
+                <w:sz w:val="15"/>
+              </w:rPr>
+              <w:t>Positive in development and validation</w:t>
+            </w:r>
+          </w:p>
+        </w:tc>
+        <w:tc>
+          <w:tcPr>
+            <w:tcW w:type="dxa" w:w="2340"/>
+            <w:vAlign w:val="center"/>
+            <w:tcMar>
+              <w:top w:w="72" w:type="dxa"/>
+              <w:start w:w="80" w:type="dxa"/>
+              <w:bottom w:w="72" w:type="dxa"/>
+              <w:end w:w="80" w:type="dxa"/>
+            </w:tcMar>
+            <w:shd w:fill="F3F5F2"/>
+          </w:tcPr>
+          <w:p>
+            <w:pPr>
+              <w:spacing w:before="0" w:after="0" w:line="240" w:lineRule="auto"/>
+            </w:pPr>
+            <w:r>
+              <w:rPr>
+                <w:rFonts w:ascii="Arial" w:hAnsi="Arial" w:eastAsia="Arial"/>
+                <w:b w:val="0"/>
+                <w:i w:val="0"/>
+                <w:color w:val="171717"/>
+                <w:sz w:val="15"/>
+              </w:rPr>
+              <w:t>21/21, 21/21</w:t>
+            </w:r>
+          </w:p>
+        </w:tc>
+        <w:tc>
+          <w:tcPr>
+            <w:tcW w:type="dxa" w:w="2340"/>
+            <w:vAlign w:val="center"/>
+            <w:tcMar>
+              <w:top w:w="72" w:type="dxa"/>
+              <w:start w:w="80" w:type="dxa"/>
+              <w:bottom w:w="72" w:type="dxa"/>
+              <w:end w:w="80" w:type="dxa"/>
+            </w:tcMar>
+            <w:shd w:fill="F3F5F2"/>
+          </w:tcPr>
+          <w:p>
+            <w:pPr>
+              <w:spacing w:before="0" w:after="0" w:line="240" w:lineRule="auto"/>
+            </w:pPr>
+            <w:r>
+              <w:rPr>
+                <w:rFonts w:ascii="Arial" w:hAnsi="Arial" w:eastAsia="Arial"/>
+                <w:b w:val="0"/>
+                <w:i w:val="0"/>
+                <w:color w:val="171717"/>
+                <w:sz w:val="15"/>
+              </w:rPr>
+              <w:t>Pass</w:t>
+            </w:r>
+          </w:p>
+        </w:tc>
+      </w:tr>
+      <w:tr>
+        <w:trPr>
+          <w:cantSplit/>
+        </w:trPr>
+        <w:tc>
+          <w:tcPr>
+            <w:tcW w:type="dxa" w:w="2340"/>
+            <w:vAlign w:val="center"/>
+            <w:tcMar>
+              <w:top w:w="72" w:type="dxa"/>
+              <w:start w:w="80" w:type="dxa"/>
+              <w:bottom w:w="72" w:type="dxa"/>
+              <w:end w:w="80" w:type="dxa"/>
+            </w:tcMar>
+          </w:tcPr>
+          <w:p>
+            <w:pPr>
+              <w:spacing w:before="0" w:after="0" w:line="240" w:lineRule="auto"/>
+            </w:pPr>
+            <w:r>
+              <w:rPr>
+                <w:rFonts w:ascii="Arial" w:hAnsi="Arial" w:eastAsia="Arial"/>
+                <w:b w:val="0"/>
+                <w:i w:val="0"/>
+                <w:color w:val="171717"/>
+                <w:sz w:val="15"/>
+              </w:rPr>
+              <w:t>Consistency above static 50/50 SPY/QQQ</w:t>
+            </w:r>
+          </w:p>
+        </w:tc>
+        <w:tc>
+          <w:tcPr>
+            <w:tcW w:type="dxa" w:w="2340"/>
+            <w:vAlign w:val="center"/>
+            <w:tcMar>
+              <w:top w:w="72" w:type="dxa"/>
+              <w:start w:w="80" w:type="dxa"/>
+              <w:bottom w:w="72" w:type="dxa"/>
+              <w:end w:w="80" w:type="dxa"/>
+            </w:tcMar>
+          </w:tcPr>
+          <w:p>
+            <w:pPr>
+              <w:spacing w:before="0" w:after="0" w:line="240" w:lineRule="auto"/>
+            </w:pPr>
+            <w:r>
+              <w:rPr>
+                <w:rFonts w:ascii="Arial" w:hAnsi="Arial" w:eastAsia="Arial"/>
+                <w:b w:val="0"/>
+                <w:i w:val="0"/>
+                <w:color w:val="171717"/>
+                <w:sz w:val="15"/>
+              </w:rPr>
+              <w:t>Frozen rolling-window rule</w:t>
+            </w:r>
+          </w:p>
+        </w:tc>
+        <w:tc>
+          <w:tcPr>
+            <w:tcW w:type="dxa" w:w="2340"/>
+            <w:vAlign w:val="center"/>
+            <w:tcMar>
+              <w:top w:w="72" w:type="dxa"/>
+              <w:start w:w="80" w:type="dxa"/>
+              <w:bottom w:w="72" w:type="dxa"/>
+              <w:end w:w="80" w:type="dxa"/>
+            </w:tcMar>
+          </w:tcPr>
+          <w:p>
+            <w:pPr>
+              <w:spacing w:before="0" w:after="0" w:line="240" w:lineRule="auto"/>
+            </w:pPr>
+            <w:r>
+              <w:rPr>
+                <w:rFonts w:ascii="Arial" w:hAnsi="Arial" w:eastAsia="Arial"/>
+                <w:b w:val="0"/>
+                <w:i w:val="0"/>
+                <w:color w:val="171717"/>
+                <w:sz w:val="15"/>
+              </w:rPr>
+              <w:t>Not consistent</w:t>
+            </w:r>
+          </w:p>
+        </w:tc>
+        <w:tc>
+          <w:tcPr>
+            <w:tcW w:type="dxa" w:w="2340"/>
+            <w:vAlign w:val="center"/>
+            <w:tcMar>
+              <w:top w:w="72" w:type="dxa"/>
+              <w:start w:w="80" w:type="dxa"/>
+              <w:bottom w:w="72" w:type="dxa"/>
+              <w:end w:w="80" w:type="dxa"/>
+            </w:tcMar>
+          </w:tcPr>
+          <w:p>
+            <w:pPr>
+              <w:spacing w:before="0" w:after="0" w:line="240" w:lineRule="auto"/>
+            </w:pPr>
+            <w:r>
+              <w:rPr>
+                <w:rFonts w:ascii="Arial" w:hAnsi="Arial" w:eastAsia="Arial"/>
+                <w:b w:val="0"/>
+                <w:i w:val="0"/>
+                <w:color w:val="171717"/>
+                <w:sz w:val="15"/>
+              </w:rPr>
+              <w:t>Fail</w:t>
+            </w:r>
+          </w:p>
+        </w:tc>
+      </w:tr>
+      <w:tr>
+        <w:trPr>
+          <w:cantSplit/>
+        </w:trPr>
+        <w:tc>
+          <w:tcPr>
+            <w:tcW w:type="dxa" w:w="2340"/>
+            <w:vAlign w:val="center"/>
+            <w:tcMar>
+              <w:top w:w="72" w:type="dxa"/>
+              <w:start w:w="80" w:type="dxa"/>
+              <w:bottom w:w="72" w:type="dxa"/>
+              <w:end w:w="80" w:type="dxa"/>
+            </w:tcMar>
+            <w:shd w:fill="F3F5F2"/>
+          </w:tcPr>
+          <w:p>
+            <w:pPr>
+              <w:spacing w:before="0" w:after="0" w:line="240" w:lineRule="auto"/>
+            </w:pPr>
+            <w:r>
+              <w:rPr>
+                <w:rFonts w:ascii="Arial" w:hAnsi="Arial" w:eastAsia="Arial"/>
+                <w:b w:val="0"/>
+                <w:i w:val="0"/>
+                <w:color w:val="171717"/>
+                <w:sz w:val="15"/>
+              </w:rPr>
+              <w:t>Authenticated source overlap</w:t>
+            </w:r>
+          </w:p>
+        </w:tc>
+        <w:tc>
+          <w:tcPr>
+            <w:tcW w:type="dxa" w:w="2340"/>
+            <w:vAlign w:val="center"/>
+            <w:tcMar>
+              <w:top w:w="72" w:type="dxa"/>
+              <w:start w:w="80" w:type="dxa"/>
+              <w:bottom w:w="72" w:type="dxa"/>
+              <w:end w:w="80" w:type="dxa"/>
+            </w:tcMar>
+            <w:shd w:fill="F3F5F2"/>
+          </w:tcPr>
+          <w:p>
+            <w:pPr>
+              <w:spacing w:before="0" w:after="0" w:line="240" w:lineRule="auto"/>
+            </w:pPr>
+            <w:r>
+              <w:rPr>
+                <w:rFonts w:ascii="Arial" w:hAnsi="Arial" w:eastAsia="Arial"/>
+                <w:b w:val="0"/>
+                <w:i w:val="0"/>
+                <w:color w:val="171717"/>
+                <w:sz w:val="15"/>
+              </w:rPr>
+              <w:t>Every used symbol passes</w:t>
+            </w:r>
+          </w:p>
+        </w:tc>
+        <w:tc>
+          <w:tcPr>
+            <w:tcW w:type="dxa" w:w="2340"/>
+            <w:vAlign w:val="center"/>
+            <w:tcMar>
+              <w:top w:w="72" w:type="dxa"/>
+              <w:start w:w="80" w:type="dxa"/>
+              <w:bottom w:w="72" w:type="dxa"/>
+              <w:end w:w="80" w:type="dxa"/>
+            </w:tcMar>
+            <w:shd w:fill="F3F5F2"/>
+          </w:tcPr>
+          <w:p>
+            <w:pPr>
+              <w:spacing w:before="0" w:after="0" w:line="240" w:lineRule="auto"/>
+            </w:pPr>
+            <w:r>
+              <w:rPr>
+                <w:rFonts w:ascii="Arial" w:hAnsi="Arial" w:eastAsia="Arial"/>
+                <w:b w:val="0"/>
+                <w:i w:val="0"/>
+                <w:color w:val="171717"/>
+                <w:sz w:val="15"/>
+              </w:rPr>
+              <w:t>Fail-closed</w:t>
+            </w:r>
+          </w:p>
+        </w:tc>
+        <w:tc>
+          <w:tcPr>
+            <w:tcW w:type="dxa" w:w="2340"/>
+            <w:vAlign w:val="center"/>
+            <w:tcMar>
+              <w:top w:w="72" w:type="dxa"/>
+              <w:start w:w="80" w:type="dxa"/>
+              <w:bottom w:w="72" w:type="dxa"/>
+              <w:end w:w="80" w:type="dxa"/>
+            </w:tcMar>
+            <w:shd w:fill="F3F5F2"/>
+          </w:tcPr>
+          <w:p>
+            <w:pPr>
+              <w:spacing w:before="0" w:after="0" w:line="240" w:lineRule="auto"/>
+            </w:pPr>
+            <w:r>
+              <w:rPr>
+                <w:rFonts w:ascii="Arial" w:hAnsi="Arial" w:eastAsia="Arial"/>
+                <w:b w:val="0"/>
+                <w:i w:val="0"/>
+                <w:color w:val="171717"/>
+                <w:sz w:val="15"/>
+              </w:rPr>
+              <w:t>Fail</w:t>
+            </w:r>
+          </w:p>
+        </w:tc>
+      </w:tr>
+    </w:tbl>
+    <w:p>
+      <w:pPr>
+        <w:spacing w:after="0" w:before="0"/>
+      </w:pPr>
+    </w:p>
+    <w:p>
+      <w:pPr>
+        <w:keepLines/>
+        <w:widowControl/>
+        <w:spacing w:line="276" w:lineRule="auto" w:after="120"/>
+        <w:ind w:firstLine="346"/>
+        <w:jc w:val="both"/>
+      </w:pPr>
+      <w:r>
+        <w:rPr>
+          <w:rFonts w:ascii="Times New Roman" w:hAnsi="Times New Roman" w:eastAsia="Times New Roman"/>
+          <w:b w:val="0"/>
+          <w:i w:val="0"/>
+          <w:color w:val="171717"/>
+          <w:sz w:val="22"/>
+        </w:rPr>
+        <w:t>The disposition is “retrospective raw-return evidence; not statistically promoted.” It motivates a dated experiment, not future-profit language [33,34].</w:t>
       </w:r>
     </w:p>
     <w:p>
@@ -552,7 +4225,7 @@
           <w:color w:val="171717"/>
           <w:sz w:val="22"/>
         </w:rPr>
-        <w:t>3.3 A permit tied to one order</w:t>
+        <w:t>5.4 Earlier industry proxy</w:t>
       </w:r>
     </w:p>
     <w:p>
@@ -571,8 +4244,467 @@
           <w:color w:val="171717"/>
           <w:sz w:val="22"/>
         </w:rPr>
-        <w:t>Once the evidence, intent, spread, and account checks agree, the system issues a permit valid for thirty seconds. A final preflight must be no more than fifteen seconds old. Entry is stopped if the debit has moved by more than $0.10 or the underlying has moved by more than 0.5 percent from the reviewed state. The account must have the required options level and retain at least twenty-five percent buying power after the proposed trade [9].</w:t>
-      </w:r>
+        <w:t>A separate fixed replay uses Kenneth French's value-weighted ten-industry daily portfolios. The primary window spans 7 May 1927 through 29 May 2007, 21,218 observations, outside the modern ETF-era overlap. These are industry portfolios, not tradable QQQ and SPDR shares, so the exercise tests the shape of an industry-momentum proxy [11,12].</w:t>
+      </w:r>
+    </w:p>
+    <w:tbl>
+      <w:tblPr>
+        <w:tblStyle w:val="TableGrid"/>
+        <w:tblW w:type="auto" w:w="0"/>
+        <w:jc w:val="center"/>
+        <w:tblLayout w:type="autofit"/>
+        <w:tblLook w:firstColumn="1" w:firstRow="1" w:lastColumn="0" w:lastRow="0" w:noHBand="0" w:noVBand="1" w:val="04A0"/>
+      </w:tblPr>
+      <w:tblGrid>
+        <w:gridCol w:w="3120"/>
+        <w:gridCol w:w="3120"/>
+        <w:gridCol w:w="3120"/>
+      </w:tblGrid>
+      <w:tr>
+        <w:trPr>
+          <w:cantSplit/>
+          <w:tblHeader w:val="true"/>
+        </w:trPr>
+        <w:tc>
+          <w:tcPr>
+            <w:tcW w:type="dxa" w:w="3120"/>
+            <w:vAlign w:val="center"/>
+            <w:tcMar>
+              <w:top w:w="72" w:type="dxa"/>
+              <w:start w:w="80" w:type="dxa"/>
+              <w:bottom w:w="72" w:type="dxa"/>
+              <w:end w:w="80" w:type="dxa"/>
+            </w:tcMar>
+            <w:shd w:fill="17324D"/>
+          </w:tcPr>
+          <w:p>
+            <w:pPr>
+              <w:spacing w:before="0" w:after="0" w:line="240" w:lineRule="auto"/>
+            </w:pPr>
+            <w:r>
+              <w:rPr>
+                <w:rFonts w:ascii="Arial" w:hAnsi="Arial" w:eastAsia="Arial"/>
+                <w:b/>
+                <w:i w:val="0"/>
+                <w:color w:val="FFFFFF"/>
+                <w:sz w:val="16"/>
+              </w:rPr>
+              <w:t>1927–2007 modeled comparison</w:t>
+            </w:r>
+          </w:p>
+        </w:tc>
+        <w:tc>
+          <w:tcPr>
+            <w:tcW w:type="dxa" w:w="3120"/>
+            <w:vAlign w:val="center"/>
+            <w:tcMar>
+              <w:top w:w="72" w:type="dxa"/>
+              <w:start w:w="80" w:type="dxa"/>
+              <w:bottom w:w="72" w:type="dxa"/>
+              <w:end w:w="80" w:type="dxa"/>
+            </w:tcMar>
+            <w:shd w:fill="17324D"/>
+          </w:tcPr>
+          <w:p>
+            <w:pPr>
+              <w:spacing w:before="0" w:after="0" w:line="240" w:lineRule="auto"/>
+            </w:pPr>
+            <w:r>
+              <w:rPr>
+                <w:rFonts w:ascii="Arial" w:hAnsi="Arial" w:eastAsia="Arial"/>
+                <w:b/>
+                <w:i w:val="0"/>
+                <w:color w:val="FFFFFF"/>
+                <w:sz w:val="16"/>
+              </w:rPr>
+              <w:t>Finly proxy</w:t>
+            </w:r>
+          </w:p>
+        </w:tc>
+        <w:tc>
+          <w:tcPr>
+            <w:tcW w:type="dxa" w:w="3120"/>
+            <w:vAlign w:val="center"/>
+            <w:tcMar>
+              <w:top w:w="72" w:type="dxa"/>
+              <w:start w:w="80" w:type="dxa"/>
+              <w:bottom w:w="72" w:type="dxa"/>
+              <w:end w:w="80" w:type="dxa"/>
+            </w:tcMar>
+            <w:shd w:fill="17324D"/>
+          </w:tcPr>
+          <w:p>
+            <w:pPr>
+              <w:spacing w:before="0" w:after="0" w:line="240" w:lineRule="auto"/>
+            </w:pPr>
+            <w:r>
+              <w:rPr>
+                <w:rFonts w:ascii="Arial" w:hAnsi="Arial" w:eastAsia="Arial"/>
+                <w:b/>
+                <w:i w:val="0"/>
+                <w:color w:val="FFFFFF"/>
+                <w:sz w:val="16"/>
+              </w:rPr>
+              <w:t>Market proxy</w:t>
+            </w:r>
+          </w:p>
+        </w:tc>
+      </w:tr>
+      <w:tr>
+        <w:trPr>
+          <w:cantSplit/>
+        </w:trPr>
+        <w:tc>
+          <w:tcPr>
+            <w:tcW w:type="dxa" w:w="3120"/>
+            <w:vAlign w:val="center"/>
+            <w:tcMar>
+              <w:top w:w="72" w:type="dxa"/>
+              <w:start w:w="80" w:type="dxa"/>
+              <w:bottom w:w="72" w:type="dxa"/>
+              <w:end w:w="80" w:type="dxa"/>
+            </w:tcMar>
+          </w:tcPr>
+          <w:p>
+            <w:pPr>
+              <w:spacing w:before="0" w:after="0" w:line="240" w:lineRule="auto"/>
+            </w:pPr>
+            <w:r>
+              <w:rPr>
+                <w:rFonts w:ascii="Arial" w:hAnsi="Arial" w:eastAsia="Arial"/>
+                <w:b w:val="0"/>
+                <w:i w:val="0"/>
+                <w:color w:val="171717"/>
+                <w:sz w:val="15"/>
+              </w:rPr>
+              <w:t>Annualized return</w:t>
+            </w:r>
+          </w:p>
+        </w:tc>
+        <w:tc>
+          <w:tcPr>
+            <w:tcW w:type="dxa" w:w="3120"/>
+            <w:vAlign w:val="center"/>
+            <w:tcMar>
+              <w:top w:w="72" w:type="dxa"/>
+              <w:start w:w="80" w:type="dxa"/>
+              <w:bottom w:w="72" w:type="dxa"/>
+              <w:end w:w="80" w:type="dxa"/>
+            </w:tcMar>
+          </w:tcPr>
+          <w:p>
+            <w:pPr>
+              <w:spacing w:before="0" w:after="0" w:line="240" w:lineRule="auto"/>
+            </w:pPr>
+            <w:r>
+              <w:rPr>
+                <w:rFonts w:ascii="Arial" w:hAnsi="Arial" w:eastAsia="Arial"/>
+                <w:b w:val="0"/>
+                <w:i w:val="0"/>
+                <w:color w:val="171717"/>
+                <w:sz w:val="15"/>
+              </w:rPr>
+              <w:t>13.37%</w:t>
+            </w:r>
+          </w:p>
+        </w:tc>
+        <w:tc>
+          <w:tcPr>
+            <w:tcW w:type="dxa" w:w="3120"/>
+            <w:vAlign w:val="center"/>
+            <w:tcMar>
+              <w:top w:w="72" w:type="dxa"/>
+              <w:start w:w="80" w:type="dxa"/>
+              <w:bottom w:w="72" w:type="dxa"/>
+              <w:end w:w="80" w:type="dxa"/>
+            </w:tcMar>
+          </w:tcPr>
+          <w:p>
+            <w:pPr>
+              <w:spacing w:before="0" w:after="0" w:line="240" w:lineRule="auto"/>
+            </w:pPr>
+            <w:r>
+              <w:rPr>
+                <w:rFonts w:ascii="Arial" w:hAnsi="Arial" w:eastAsia="Arial"/>
+                <w:b w:val="0"/>
+                <w:i w:val="0"/>
+                <w:color w:val="171717"/>
+                <w:sz w:val="15"/>
+              </w:rPr>
+              <w:t>9.48%</w:t>
+            </w:r>
+          </w:p>
+        </w:tc>
+      </w:tr>
+      <w:tr>
+        <w:trPr>
+          <w:cantSplit/>
+        </w:trPr>
+        <w:tc>
+          <w:tcPr>
+            <w:tcW w:type="dxa" w:w="3120"/>
+            <w:vAlign w:val="center"/>
+            <w:tcMar>
+              <w:top w:w="72" w:type="dxa"/>
+              <w:start w:w="80" w:type="dxa"/>
+              <w:bottom w:w="72" w:type="dxa"/>
+              <w:end w:w="80" w:type="dxa"/>
+            </w:tcMar>
+            <w:shd w:fill="F3F5F2"/>
+          </w:tcPr>
+          <w:p>
+            <w:pPr>
+              <w:spacing w:before="0" w:after="0" w:line="240" w:lineRule="auto"/>
+            </w:pPr>
+            <w:r>
+              <w:rPr>
+                <w:rFonts w:ascii="Arial" w:hAnsi="Arial" w:eastAsia="Arial"/>
+                <w:b w:val="0"/>
+                <w:i w:val="0"/>
+                <w:color w:val="171717"/>
+                <w:sz w:val="15"/>
+              </w:rPr>
+              <w:t>Cash-excess Sharpe</w:t>
+            </w:r>
+          </w:p>
+        </w:tc>
+        <w:tc>
+          <w:tcPr>
+            <w:tcW w:type="dxa" w:w="3120"/>
+            <w:vAlign w:val="center"/>
+            <w:tcMar>
+              <w:top w:w="72" w:type="dxa"/>
+              <w:start w:w="80" w:type="dxa"/>
+              <w:bottom w:w="72" w:type="dxa"/>
+              <w:end w:w="80" w:type="dxa"/>
+            </w:tcMar>
+            <w:shd w:fill="F3F5F2"/>
+          </w:tcPr>
+          <w:p>
+            <w:pPr>
+              <w:spacing w:before="0" w:after="0" w:line="240" w:lineRule="auto"/>
+            </w:pPr>
+            <w:r>
+              <w:rPr>
+                <w:rFonts w:ascii="Arial" w:hAnsi="Arial" w:eastAsia="Arial"/>
+                <w:b w:val="0"/>
+                <w:i w:val="0"/>
+                <w:color w:val="171717"/>
+                <w:sz w:val="15"/>
+              </w:rPr>
+              <w:t>0.573</w:t>
+            </w:r>
+          </w:p>
+        </w:tc>
+        <w:tc>
+          <w:tcPr>
+            <w:tcW w:type="dxa" w:w="3120"/>
+            <w:vAlign w:val="center"/>
+            <w:tcMar>
+              <w:top w:w="72" w:type="dxa"/>
+              <w:start w:w="80" w:type="dxa"/>
+              <w:bottom w:w="72" w:type="dxa"/>
+              <w:end w:w="80" w:type="dxa"/>
+            </w:tcMar>
+            <w:shd w:fill="F3F5F2"/>
+          </w:tcPr>
+          <w:p>
+            <w:pPr>
+              <w:spacing w:before="0" w:after="0" w:line="240" w:lineRule="auto"/>
+            </w:pPr>
+            <w:r>
+              <w:rPr>
+                <w:rFonts w:ascii="Arial" w:hAnsi="Arial" w:eastAsia="Arial"/>
+                <w:b w:val="0"/>
+                <w:i w:val="0"/>
+                <w:color w:val="171717"/>
+                <w:sz w:val="15"/>
+              </w:rPr>
+              <w:t>0.429</w:t>
+            </w:r>
+          </w:p>
+        </w:tc>
+      </w:tr>
+      <w:tr>
+        <w:trPr>
+          <w:cantSplit/>
+        </w:trPr>
+        <w:tc>
+          <w:tcPr>
+            <w:tcW w:type="dxa" w:w="3120"/>
+            <w:vAlign w:val="center"/>
+            <w:tcMar>
+              <w:top w:w="72" w:type="dxa"/>
+              <w:start w:w="80" w:type="dxa"/>
+              <w:bottom w:w="72" w:type="dxa"/>
+              <w:end w:w="80" w:type="dxa"/>
+            </w:tcMar>
+          </w:tcPr>
+          <w:p>
+            <w:pPr>
+              <w:spacing w:before="0" w:after="0" w:line="240" w:lineRule="auto"/>
+            </w:pPr>
+            <w:r>
+              <w:rPr>
+                <w:rFonts w:ascii="Arial" w:hAnsi="Arial" w:eastAsia="Arial"/>
+                <w:b w:val="0"/>
+                <w:i w:val="0"/>
+                <w:color w:val="171717"/>
+                <w:sz w:val="15"/>
+              </w:rPr>
+              <w:t>Maximum drawdown</w:t>
+            </w:r>
+          </w:p>
+        </w:tc>
+        <w:tc>
+          <w:tcPr>
+            <w:tcW w:type="dxa" w:w="3120"/>
+            <w:vAlign w:val="center"/>
+            <w:tcMar>
+              <w:top w:w="72" w:type="dxa"/>
+              <w:start w:w="80" w:type="dxa"/>
+              <w:bottom w:w="72" w:type="dxa"/>
+              <w:end w:w="80" w:type="dxa"/>
+            </w:tcMar>
+          </w:tcPr>
+          <w:p>
+            <w:pPr>
+              <w:spacing w:before="0" w:after="0" w:line="240" w:lineRule="auto"/>
+            </w:pPr>
+            <w:r>
+              <w:rPr>
+                <w:rFonts w:ascii="Arial" w:hAnsi="Arial" w:eastAsia="Arial"/>
+                <w:b w:val="0"/>
+                <w:i w:val="0"/>
+                <w:color w:val="171717"/>
+                <w:sz w:val="15"/>
+              </w:rPr>
+              <w:t>−67.76%</w:t>
+            </w:r>
+          </w:p>
+        </w:tc>
+        <w:tc>
+          <w:tcPr>
+            <w:tcW w:type="dxa" w:w="3120"/>
+            <w:vAlign w:val="center"/>
+            <w:tcMar>
+              <w:top w:w="72" w:type="dxa"/>
+              <w:start w:w="80" w:type="dxa"/>
+              <w:bottom w:w="72" w:type="dxa"/>
+              <w:end w:w="80" w:type="dxa"/>
+            </w:tcMar>
+          </w:tcPr>
+          <w:p>
+            <w:pPr>
+              <w:spacing w:before="0" w:after="0" w:line="240" w:lineRule="auto"/>
+            </w:pPr>
+            <w:r>
+              <w:rPr>
+                <w:rFonts w:ascii="Arial" w:hAnsi="Arial" w:eastAsia="Arial"/>
+                <w:b w:val="0"/>
+                <w:i w:val="0"/>
+                <w:color w:val="171717"/>
+                <w:sz w:val="15"/>
+              </w:rPr>
+              <w:t>−84.07%</w:t>
+            </w:r>
+          </w:p>
+        </w:tc>
+      </w:tr>
+      <w:tr>
+        <w:trPr>
+          <w:cantSplit/>
+        </w:trPr>
+        <w:tc>
+          <w:tcPr>
+            <w:tcW w:type="dxa" w:w="3120"/>
+            <w:vAlign w:val="center"/>
+            <w:tcMar>
+              <w:top w:w="72" w:type="dxa"/>
+              <w:start w:w="80" w:type="dxa"/>
+              <w:bottom w:w="72" w:type="dxa"/>
+              <w:end w:w="80" w:type="dxa"/>
+            </w:tcMar>
+            <w:shd w:fill="F3F5F2"/>
+          </w:tcPr>
+          <w:p>
+            <w:pPr>
+              <w:spacing w:before="0" w:after="0" w:line="240" w:lineRule="auto"/>
+            </w:pPr>
+            <w:r>
+              <w:rPr>
+                <w:rFonts w:ascii="Arial" w:hAnsi="Arial" w:eastAsia="Arial"/>
+                <w:b w:val="0"/>
+                <w:i w:val="0"/>
+                <w:color w:val="171717"/>
+                <w:sz w:val="15"/>
+              </w:rPr>
+              <w:t>Annualized net-log-growth advantage</w:t>
+            </w:r>
+          </w:p>
+        </w:tc>
+        <w:tc>
+          <w:tcPr>
+            <w:tcW w:type="dxa" w:w="3120"/>
+            <w:vAlign w:val="center"/>
+            <w:tcMar>
+              <w:top w:w="72" w:type="dxa"/>
+              <w:start w:w="80" w:type="dxa"/>
+              <w:bottom w:w="72" w:type="dxa"/>
+              <w:end w:w="80" w:type="dxa"/>
+            </w:tcMar>
+            <w:shd w:fill="F3F5F2"/>
+          </w:tcPr>
+          <w:p>
+            <w:pPr>
+              <w:spacing w:before="0" w:after="0" w:line="240" w:lineRule="auto"/>
+            </w:pPr>
+            <w:r>
+              <w:rPr>
+                <w:rFonts w:ascii="Arial" w:hAnsi="Arial" w:eastAsia="Arial"/>
+                <w:b w:val="0"/>
+                <w:i w:val="0"/>
+                <w:color w:val="171717"/>
+                <w:sz w:val="15"/>
+              </w:rPr>
+              <w:t>3.49 pp</w:t>
+            </w:r>
+          </w:p>
+        </w:tc>
+        <w:tc>
+          <w:tcPr>
+            <w:tcW w:type="dxa" w:w="3120"/>
+            <w:vAlign w:val="center"/>
+            <w:tcMar>
+              <w:top w:w="72" w:type="dxa"/>
+              <w:start w:w="80" w:type="dxa"/>
+              <w:bottom w:w="72" w:type="dxa"/>
+              <w:end w:w="80" w:type="dxa"/>
+            </w:tcMar>
+            <w:shd w:fill="F3F5F2"/>
+          </w:tcPr>
+          <w:p>
+            <w:pPr>
+              <w:spacing w:before="0" w:after="0" w:line="240" w:lineRule="auto"/>
+            </w:pPr>
+            <w:r>
+              <w:rPr>
+                <w:rFonts w:ascii="Arial" w:hAnsi="Arial" w:eastAsia="Arial"/>
+                <w:b w:val="0"/>
+                <w:i w:val="0"/>
+                <w:color w:val="171717"/>
+                <w:sz w:val="15"/>
+              </w:rPr>
+              <w:t>—</w:t>
+            </w:r>
+          </w:p>
+        </w:tc>
+      </w:tr>
+    </w:tbl>
+    <w:p>
+      <w:pPr>
+        <w:spacing w:after="0" w:before="0"/>
+      </w:pPr>
     </w:p>
     <w:p>
       <w:pPr>
@@ -590,7 +4722,65 @@
           <w:color w:val="171717"/>
           <w:sz w:val="22"/>
         </w:rPr>
-        <w:t>The permit is not a general approval to trade SPY. It binds hashes and structured fields for the particular evidence record, economic intent, risk calculation, option legs, and broker payload. If a material field changes, the binding no longer matches and a new decision is required. In Finly, permission is specific: the approved order can proceed only while the checked evidence, risk calculation, and order fields still match.</w:t>
+        <w:t>All twenty-one offsets retained a positive edge. The edge remained 2.45 percentage points at a twenty-five-basis-point cost, and maximum drawdown was 16.31 percentage points shallower. A volatility-matched market comparison still left a 2.17-percentage-point net-log-growth advantage.</w:t>
+      </w:r>
+    </w:p>
+    <w:p>
+      <w:pPr>
+        <w:keepLines/>
+        <w:widowControl/>
+        <w:spacing w:line="276" w:lineRule="auto" w:after="120"/>
+        <w:ind w:firstLine="346"/>
+        <w:jc w:val="both"/>
+      </w:pPr>
+      <w:r>
+        <w:rPr>
+          <w:rFonts w:ascii="Times New Roman" w:hAnsi="Times New Roman" w:eastAsia="Times New Roman"/>
+          <w:b w:val="0"/>
+          <w:i w:val="0"/>
+          <w:color w:val="171717"/>
+          <w:sz w:val="22"/>
+        </w:rPr>
+        <w:t>Five of seven complete decades were positive. A nominal one-sided bootstrap p-value of 0.0024 became 0.4824 after Bonferroni adjustment for 201 global trials:</w:t>
+      </w:r>
+    </w:p>
+    <w:p>
+      <w:pPr>
+        <w:keepLines/>
+        <w:widowControl/>
+        <w:spacing w:before="80" w:after="140"/>
+        <w:ind w:left="346" w:right="346" w:firstLine="0"/>
+        <w:jc w:val="center"/>
+        <w:shd w:fill="F7F8F6"/>
+      </w:pPr>
+      <w:r>
+        <w:rPr>
+          <w:rFonts w:ascii="Cambria Math" w:hAnsi="Cambria Math" w:eastAsia="Cambria Math"/>
+          <w:b w:val="0"/>
+          <w:i w:val="0"/>
+          <w:color w:val="171717"/>
+          <w:sz w:val="20"/>
+        </w:rPr>
+        <w:t>p_adjusted = min(1, 201 × 0.0024) = 0.4824.</w:t>
+      </w:r>
+    </w:p>
+    <w:p>
+      <w:pPr>
+        <w:keepLines/>
+        <w:widowControl/>
+        <w:spacing w:line="276" w:lineRule="auto" w:after="120"/>
+        <w:ind w:firstLine="346"/>
+        <w:jc w:val="both"/>
+      </w:pPr>
+      <w:r>
+        <w:rPr>
+          <w:rFonts w:ascii="Times New Roman" w:hAnsi="Times New Roman" w:eastAsia="Times New Roman"/>
+          <w:b w:val="0"/>
+          <w:i w:val="0"/>
+          <w:color w:val="171717"/>
+          <w:sz w:val="22"/>
+        </w:rPr>
+        <w:t>The Deflated Sharpe probability was 0.7182. Eight of nine precommitted gates passed, but the overall statistical gate failed. This supplies cross-era economic evidence, not independent proof of durable alpha.</w:t>
       </w:r>
     </w:p>
     <w:p>
@@ -606,7 +4796,177 @@
           <w:color w:val="171717"/>
           <w:sz w:val="27"/>
         </w:rPr>
-        <w:t>4. Live Alpaca paper implementation</w:t>
+        <w:t>6. The separate SPY/BIL economic authority</w:t>
+      </w:r>
+    </w:p>
+    <w:p>
+      <w:pPr>
+        <w:keepLines/>
+        <w:widowControl/>
+        <w:spacing w:line="276" w:lineRule="auto" w:after="120"/>
+        <w:ind w:firstLine="0"/>
+        <w:jc w:val="both"/>
+      </w:pPr>
+      <w:r>
+        <w:rPr>
+          <w:rFonts w:ascii="Times New Roman" w:hAnsi="Times New Roman" w:eastAsia="Times New Roman"/>
+          <w:b w:val="0"/>
+          <w:i w:val="0"/>
+          <w:color w:val="171717"/>
+          <w:sz w:val="22"/>
+        </w:rPr>
+        <w:t>G4 chooses the competition equity sleeve; it does not authorize options. The options branch uses a frozen long-only SPY/BIL policy called tsmom_ensemble_vol [13,14].</w:t>
+      </w:r>
+    </w:p>
+    <w:p>
+      <w:pPr>
+        <w:keepLines/>
+        <w:widowControl/>
+        <w:spacing w:line="276" w:lineRule="auto" w:after="120"/>
+        <w:ind w:firstLine="346"/>
+        <w:jc w:val="both"/>
+      </w:pPr>
+      <w:r>
+        <w:rPr>
+          <w:rFonts w:ascii="Times New Roman" w:hAnsi="Times New Roman" w:eastAsia="Times New Roman"/>
+          <w:b w:val="0"/>
+          <w:i w:val="0"/>
+          <w:color w:val="171717"/>
+          <w:sz w:val="22"/>
+        </w:rPr>
+        <w:t>For h in {21, 63, 252}, it computes SPY's excess log trend:</w:t>
+      </w:r>
+    </w:p>
+    <w:p>
+      <w:pPr>
+        <w:keepLines/>
+        <w:widowControl/>
+        <w:spacing w:before="80" w:after="140"/>
+        <w:ind w:left="346" w:right="346" w:firstLine="0"/>
+        <w:jc w:val="center"/>
+        <w:shd w:fill="F7F8F6"/>
+      </w:pPr>
+      <w:r>
+        <w:rPr>
+          <w:rFonts w:ascii="Cambria Math" w:hAnsi="Cambria Math" w:eastAsia="Cambria Math"/>
+          <w:b w:val="0"/>
+          <w:i w:val="0"/>
+          <w:color w:val="171717"/>
+          <w:sz w:val="20"/>
+        </w:rPr>
+        <w:t>x_h(t) = ln[SPY(t)/SPY(t−h)] − ln[BIL(t)/BIL(t−h)].</w:t>
+      </w:r>
+    </w:p>
+    <w:p>
+      <w:pPr>
+        <w:keepLines/>
+        <w:widowControl/>
+        <w:spacing w:line="276" w:lineRule="auto" w:after="120"/>
+        <w:ind w:firstLine="346"/>
+        <w:jc w:val="both"/>
+      </w:pPr>
+      <w:r>
+        <w:rPr>
+          <w:rFonts w:ascii="Times New Roman" w:hAnsi="Times New Roman" w:eastAsia="Times New Roman"/>
+          <w:b w:val="0"/>
+          <w:i w:val="0"/>
+          <w:color w:val="171717"/>
+          <w:sz w:val="22"/>
+        </w:rPr>
+        <w:t>Let q(t) be the fraction of positive trends and σ₂₀(t) the annualized sample volatility of twenty SPY daily returns:</w:t>
+      </w:r>
+    </w:p>
+    <w:p>
+      <w:pPr>
+        <w:keepLines/>
+        <w:widowControl/>
+        <w:spacing w:before="80" w:after="140"/>
+        <w:ind w:left="346" w:right="346" w:firstLine="0"/>
+        <w:jc w:val="center"/>
+        <w:shd w:fill="F7F8F6"/>
+      </w:pPr>
+      <w:r>
+        <w:rPr>
+          <w:rFonts w:ascii="Cambria Math" w:hAnsi="Cambria Math" w:eastAsia="Cambria Math"/>
+          <w:b w:val="0"/>
+          <w:i w:val="0"/>
+          <w:color w:val="171717"/>
+          <w:sz w:val="20"/>
+        </w:rPr>
+        <w:t>q(t) = (1/3) Σ_h I[x_h(t) &gt; 0]; v(t) = min[1, 0.10/σ₂₀(t)]; w_SPY(t) = q(t)v(t); w_BIL(t) = 1 − w_SPY(t).</w:t>
+      </w:r>
+    </w:p>
+    <w:p>
+      <w:pPr>
+        <w:keepLines/>
+        <w:widowControl/>
+        <w:spacing w:line="276" w:lineRule="auto" w:after="120"/>
+        <w:ind w:firstLine="346"/>
+        <w:jc w:val="both"/>
+      </w:pPr>
+      <w:r>
+        <w:rPr>
+          <w:rFonts w:ascii="Times New Roman" w:hAnsi="Times New Roman" w:eastAsia="Times New Roman"/>
+          <w:b w:val="0"/>
+          <w:i w:val="0"/>
+          <w:color w:val="171717"/>
+          <w:sz w:val="22"/>
+        </w:rPr>
+        <w:t>The policy is unlevered, never shorts, and proposes a rebalance every five completed sessions. A daily bar becomes eligible only after regular close plus fifteen minutes, and SPY/BIL sessions must align. In research, a close-t signal executes at t+1 and first earns t+1-to-t+2 returns. In deployment it produces a hashed economic receipt and does not mutate the broker.</w:t>
+      </w:r>
+    </w:p>
+    <w:p>
+      <w:pPr>
+        <w:keepLines/>
+        <w:widowControl/>
+        <w:spacing w:line="276" w:lineRule="auto" w:after="120"/>
+        <w:ind w:firstLine="346"/>
+        <w:jc w:val="both"/>
+      </w:pPr>
+      <w:r>
+        <w:rPr>
+          <w:rFonts w:ascii="Times New Roman" w:hAnsi="Times New Roman" w:eastAsia="Times New Roman"/>
+          <w:b w:val="0"/>
+          <w:i w:val="0"/>
+          <w:color w:val="171717"/>
+          <w:sz w:val="22"/>
+        </w:rPr>
+        <w:t>In the separate 2 January 2025 through 28 August 2026 execution-realism artifact, it returned 15.39 percent at five basis points per traded leg and 10.56 percent at twenty-five basis points, versus SPY's 33.52 percent. At five basis points it had 8.12 percent modeled annualized volatility and −5.45 percent maximum drawdown. It was risk-controlled, not market-beating on total return [4].</w:t>
+      </w:r>
+    </w:p>
+    <w:p>
+      <w:pPr>
+        <w:keepLines/>
+        <w:widowControl/>
+        <w:spacing w:line="276" w:lineRule="auto" w:after="120"/>
+        <w:ind w:firstLine="346"/>
+        <w:jc w:val="both"/>
+      </w:pPr>
+      <w:r>
+        <w:rPr>
+          <w:rFonts w:ascii="Times New Roman" w:hAnsi="Times New Roman" w:eastAsia="Times New Roman"/>
+          <w:b w:val="0"/>
+          <w:i w:val="0"/>
+          <w:color w:val="171717"/>
+          <w:sz w:val="22"/>
+        </w:rPr>
+        <w:t>For an options entry, the guard requires a fresh rebalance proposal and at least 50 percent indicated SPY exposure. If it passes, it supplies a bullish-only direction cap equal to the SPY weight. If it fails, the outcome is no trade. Thus the library supports bullish calls and bearish puts, but the competition's live-authorized path can advance only a bullish spread or no trade.</w:t>
+      </w:r>
+    </w:p>
+    <w:p>
+      <w:pPr>
+        <w:keepNext/>
+        <w:spacing w:before="260" w:after="100"/>
+      </w:pPr>
+      <w:r>
+        <w:rPr>
+          <w:rFonts w:ascii="Times New Roman" w:hAnsi="Times New Roman" w:eastAsia="Times New Roman"/>
+          <w:b/>
+          <w:i w:val="0"/>
+          <w:color w:val="171717"/>
+          <w:sz w:val="27"/>
+        </w:rPr>
+        <w:t>7. Evidence, model role, and deterministic intent</w:t>
       </w:r>
     </w:p>
     <w:p>
@@ -622,7 +4982,7 @@
           <w:color w:val="171717"/>
           <w:sz w:val="22"/>
         </w:rPr>
-        <w:t>4.1 Official account and broker path</w:t>
+        <w:t>7.1 Canonical signals</w:t>
       </w:r>
     </w:p>
     <w:p>
@@ -641,7 +5001,7 @@
           <w:color w:val="171717"/>
           <w:sz w:val="22"/>
         </w:rPr>
-        <w:t>Finly runs against a dedicated Alpaca paper account with a verified starting equity of $100,000. The pre-open public snapshot records the account as ready, flat, and fully in cash, with no secret or raw account identifier exposed [11]. Broker access uses Alpaca's official open-source MCP server, pinned at version 2.2.1, and the G4 sleeve uses its stock-order method against the paper endpoint [3,12]. The competition window begins at 09:30 Eastern time on 31 August 2026. The frozen G4 sleeve begins its single initial rebalance at that opening; a pre-open ready state is not reported as a fill.</w:t>
+        <w:t>Every evidence record includes family, underlying, source kind and URI, origin ID, publication and receipt timestamps, content hash, duplicate-group hash, and an evidence ID derived from the canonical body. IDs, origins, and duplicate groups cannot cross families. A second signal from one family is rejected rather than double-counted [15,16].</w:t>
       </w:r>
     </w:p>
     <w:p>
@@ -660,7 +5020,183 @@
           <w:color w:val="171717"/>
           <w:sz w:val="22"/>
         </w:rPr>
-        <w:t>Before submission, the runner verifies the expected account identity, the untouched $100,000 baseline, market-open status, available buying power, and that each asset is active, tradable, and fractionable. It constructs exact notional market-day orders: $48,500 for QQQ and approximately $16,166.67 for each of XLB, XLE, and XLV. Deterministic client-order identifiers make each intended order recoverable.</w:t>
+        <w:t>The deployed runner builds three live families.</w:t>
+      </w:r>
+    </w:p>
+    <w:p>
+      <w:pPr>
+        <w:keepLines/>
+        <w:widowControl/>
+        <w:spacing w:line="259" w:lineRule="auto" w:after="70"/>
+        <w:ind w:left="547" w:hanging="259"/>
+        <w:jc w:val="left"/>
+      </w:pPr>
+      <w:r>
+        <w:rPr>
+          <w:rFonts w:ascii="Times New Roman" w:hAnsi="Times New Roman" w:eastAsia="Times New Roman"/>
+          <w:b w:val="0"/>
+          <w:i w:val="0"/>
+          <w:color w:val="171717"/>
+          <w:sz w:val="20"/>
+        </w:rPr>
+        <w:t xml:space="preserve">• </w:t>
+      </w:r>
+      <w:r>
+        <w:rPr>
+          <w:rFonts w:ascii="Times New Roman" w:hAnsi="Times New Roman" w:eastAsia="Times New Roman"/>
+          <w:b/>
+          <w:i w:val="0"/>
+          <w:color w:val="171717"/>
+          <w:sz w:val="20"/>
+        </w:rPr>
+        <w:t>Market.</w:t>
+      </w:r>
+      <w:r>
+        <w:rPr>
+          <w:rFonts w:ascii="Times New Roman" w:hAnsi="Times New Roman" w:eastAsia="Times New Roman"/>
+          <w:b w:val="0"/>
+          <w:i w:val="0"/>
+          <w:color w:val="171717"/>
+          <w:sz w:val="20"/>
+        </w:rPr>
+        <w:t xml:space="preserve"> With twenty recent SPY log returns and volatility σ:</w:t>
+      </w:r>
+    </w:p>
+    <w:p>
+      <w:pPr>
+        <w:keepLines/>
+        <w:widowControl/>
+        <w:spacing w:before="80" w:after="140"/>
+        <w:ind w:left="346" w:right="346" w:firstLine="0"/>
+        <w:jc w:val="center"/>
+        <w:shd w:fill="F7F8F6"/>
+      </w:pPr>
+      <w:r>
+        <w:rPr>
+          <w:rFonts w:ascii="Cambria Math" w:hAnsi="Cambria Math" w:eastAsia="Cambria Math"/>
+          <w:b w:val="0"/>
+          <w:i w:val="0"/>
+          <w:color w:val="171717"/>
+          <w:sz w:val="20"/>
+        </w:rPr>
+        <w:t>z_market = 0.65 M₅/(σ√5) + 0.35 M₂₀/(σ√20); d_market = tanh(z_market/2).</w:t>
+      </w:r>
+    </w:p>
+    <w:p>
+      <w:pPr>
+        <w:keepLines/>
+        <w:widowControl/>
+        <w:spacing w:line="259" w:lineRule="auto" w:after="70"/>
+        <w:ind w:left="547" w:hanging="259"/>
+        <w:jc w:val="left"/>
+      </w:pPr>
+      <w:r>
+        <w:rPr>
+          <w:rFonts w:ascii="Times New Roman" w:hAnsi="Times New Roman" w:eastAsia="Times New Roman"/>
+          <w:b w:val="0"/>
+          <w:i w:val="0"/>
+          <w:color w:val="171717"/>
+          <w:sz w:val="20"/>
+        </w:rPr>
+        <w:t xml:space="preserve">• </w:t>
+      </w:r>
+      <w:r>
+        <w:rPr>
+          <w:rFonts w:ascii="Times New Roman" w:hAnsi="Times New Roman" w:eastAsia="Times New Roman"/>
+          <w:b/>
+          <w:i w:val="0"/>
+          <w:color w:val="171717"/>
+          <w:sz w:val="20"/>
+        </w:rPr>
+        <w:t>Options.</w:t>
+      </w:r>
+      <w:r>
+        <w:rPr>
+          <w:rFonts w:ascii="Times New Roman" w:hAnsi="Times New Roman" w:eastAsia="Times New Roman"/>
+          <w:b w:val="0"/>
+          <w:i w:val="0"/>
+          <w:color w:val="171717"/>
+          <w:sz w:val="20"/>
+        </w:rPr>
+        <w:t xml:space="preserve"> At the earliest expiry with both rights, code selects nearest-to-spot call and put. For κ = IV_put − IV_call:</w:t>
+      </w:r>
+    </w:p>
+    <w:p>
+      <w:pPr>
+        <w:keepLines/>
+        <w:widowControl/>
+        <w:spacing w:before="80" w:after="140"/>
+        <w:ind w:left="346" w:right="346" w:firstLine="0"/>
+        <w:jc w:val="center"/>
+        <w:shd w:fill="F7F8F6"/>
+      </w:pPr>
+      <w:r>
+        <w:rPr>
+          <w:rFonts w:ascii="Cambria Math" w:hAnsi="Cambria Math" w:eastAsia="Cambria Math"/>
+          <w:b w:val="0"/>
+          <w:i w:val="0"/>
+          <w:color w:val="171717"/>
+          <w:sz w:val="20"/>
+        </w:rPr>
+        <w:t>d_options = −tanh(κ/0.035).</w:t>
+      </w:r>
+    </w:p>
+    <w:p>
+      <w:pPr>
+        <w:keepLines/>
+        <w:widowControl/>
+        <w:spacing w:line="259" w:lineRule="auto" w:after="70"/>
+        <w:ind w:left="547" w:hanging="259"/>
+        <w:jc w:val="left"/>
+      </w:pPr>
+      <w:r>
+        <w:rPr>
+          <w:rFonts w:ascii="Times New Roman" w:hAnsi="Times New Roman" w:eastAsia="Times New Roman"/>
+          <w:b w:val="0"/>
+          <w:i w:val="0"/>
+          <w:color w:val="171717"/>
+          <w:sz w:val="20"/>
+        </w:rPr>
+        <w:t xml:space="preserve">• </w:t>
+      </w:r>
+      <w:r>
+        <w:rPr>
+          <w:rFonts w:ascii="Times New Roman" w:hAnsi="Times New Roman" w:eastAsia="Times New Roman"/>
+          <w:b/>
+          <w:i w:val="0"/>
+          <w:color w:val="171717"/>
+          <w:sz w:val="20"/>
+        </w:rPr>
+        <w:t>Events.</w:t>
+      </w:r>
+      <w:r>
+        <w:rPr>
+          <w:rFonts w:ascii="Times New Roman" w:hAnsi="Times New Roman" w:eastAsia="Times New Roman"/>
+          <w:b w:val="0"/>
+          <w:i w:val="0"/>
+          <w:color w:val="171717"/>
+          <w:sz w:val="20"/>
+        </w:rPr>
+        <w:t xml:space="preserve"> Up to twelve nonduplicated Alpaca news items no older than seventy-two hours receive age weights exp(−age_hours/24); the weighted model score is shrunk by 0.65.</w:t>
+      </w:r>
+    </w:p>
+    <w:p>
+      <w:pPr>
+        <w:keepLines/>
+        <w:widowControl/>
+        <w:spacing w:line="276" w:lineRule="auto" w:after="120"/>
+        <w:ind w:firstLine="346"/>
+        <w:jc w:val="both"/>
+      </w:pPr>
+      <w:r>
+        <w:rPr>
+          <w:rFonts w:ascii="Times New Roman" w:hAnsi="Times New Roman" w:eastAsia="Times New Roman"/>
+          <w:b w:val="0"/>
+          <w:i w:val="0"/>
+          <w:color w:val="171717"/>
+          <w:sz w:val="22"/>
+        </w:rPr>
+        <w:t>The schema also supports a prediction-market family with base weight 0.05, and the complete synthetic fixture exercises it. The current autonomous live builder has no production prediction-market feed. It is a supported family, not a current live source.</w:t>
       </w:r>
     </w:p>
     <w:p>
@@ -676,7 +5212,7 @@
           <w:color w:val="171717"/>
           <w:sz w:val="22"/>
         </w:rPr>
-        <w:t>4.2 Conservative progression and restart safety</w:t>
+        <w:t>7.2 Hosted model boundary</w:t>
       </w:r>
     </w:p>
     <w:p>
@@ -695,7 +5231,7 @@
           <w:color w:val="171717"/>
           <w:sz w:val="22"/>
         </w:rPr>
-        <w:t>The cloud runner makes at most one order-changing broker call in a cycle. It first writes the intended action to durable private state, then checkpoints that state, makes the MCP call, and reads the result back from Alpaca. If the submission acknowledgement is lost, the next cycle searches by the deterministic client-order identifier before it can consider another order. This ordering is meant to prevent an uncertain network result from becoming a duplicate trade.</w:t>
+        <w:t>Qwen3-32B receives only canonical public news text, required evidence IDs, underlying, and timestamp. Temperature is zero, extended thinking is disabled, and output must contain exactly one assessment per ID: direction score, volatility score, and short rationale. Unknown keys, missing or duplicate IDs, nonfinite scores, malformed JSON, timeout, identity mismatch, or hash mismatch fails extraction [17].</w:t>
       </w:r>
     </w:p>
     <w:p>
@@ -714,7 +5250,62 @@
           <w:color w:val="171717"/>
           <w:sz w:val="22"/>
         </w:rPr>
-        <w:t>After the four target positions exist, the runner reconciles symbols, position values, cash reserve, and notional tolerance. The options workflow remains gated until this equity state is ready. The same principle applies to subsequent options entries and exits: local intention is not treated as broker fact until read-back agrees [8].</w:t>
+        <w:t>The model has no account identifier, credential, equity, buying power, position, compiler state, risk object, candidate list, order payload, or mutation tool. Source text is untrusted data, not instructions. Model output is evidence assessment, not a trade.</w:t>
+      </w:r>
+    </w:p>
+    <w:p>
+      <w:pPr>
+        <w:keepNext/>
+        <w:spacing w:before="160" w:after="80"/>
+      </w:pPr>
+      <w:r>
+        <w:rPr>
+          <w:rFonts w:ascii="Times New Roman" w:hAnsi="Times New Roman" w:eastAsia="Times New Roman"/>
+          <w:b/>
+          <w:i/>
+          <w:color w:val="171717"/>
+          <w:sz w:val="22"/>
+        </w:rPr>
+        <w:t>7.3 Aggregation and reduction-only authority</w:t>
+      </w:r>
+    </w:p>
+    <w:p>
+      <w:pPr>
+        <w:keepLines/>
+        <w:widowControl/>
+        <w:spacing w:line="276" w:lineRule="auto" w:after="120"/>
+        <w:ind w:firstLine="0"/>
+        <w:jc w:val="both"/>
+      </w:pPr>
+      <w:r>
+        <w:rPr>
+          <w:rFonts w:ascii="Times New Roman" w:hAnsi="Times New Roman" w:eastAsia="Times New Roman"/>
+          <w:b w:val="0"/>
+          <w:i w:val="0"/>
+          <w:color w:val="171717"/>
+          <w:sz w:val="22"/>
+        </w:rPr>
+        <w:t>For family j,</w:t>
+      </w:r>
+    </w:p>
+    <w:p>
+      <w:pPr>
+        <w:keepLines/>
+        <w:widowControl/>
+        <w:spacing w:before="80" w:after="140"/>
+        <w:ind w:left="346" w:right="346" w:firstLine="0"/>
+        <w:jc w:val="center"/>
+        <w:shd w:fill="F7F8F6"/>
+      </w:pPr>
+      <w:r>
+        <w:rPr>
+          <w:rFonts w:ascii="Cambria Math" w:hAnsi="Cambria Math" w:eastAsia="Cambria Math"/>
+          <w:b w:val="0"/>
+          <w:i w:val="0"/>
+          <w:color w:val="171717"/>
+          <w:sz w:val="20"/>
+        </w:rPr>
+        <w:t>a_j = b_j × quality_j × freshness_j × calibration_j × independence_j,</w:t>
       </w:r>
     </w:p>
     <w:p>
@@ -733,7 +5324,159 @@
           <w:color w:val="171717"/>
           <w:sz w:val="22"/>
         </w:rPr>
-        <w:t>The runner is scheduled through GitHub Actions, but in-process time checks—not the scheduler's punctuality—govern when action is permitted. Each cycle restores encrypted state, checks its pinned revision and contract, progresses conservatively, and publishes a sanitized status record. Private state uses AES-256-GCM encryption and is stored separately from the public dashboard. The model sees only public evidence, while account credentials remain in the runner's secret environment [8].</w:t>
+        <w:t>where base weights are 0.50 market, 0.20 options, 0.25 events, and 0.05 prediction market. In the generic library path,</w:t>
+      </w:r>
+    </w:p>
+    <w:p>
+      <w:pPr>
+        <w:keepLines/>
+        <w:widowControl/>
+        <w:spacing w:before="80" w:after="140"/>
+        <w:ind w:left="346" w:right="346" w:firstLine="0"/>
+        <w:jc w:val="center"/>
+        <w:shd w:fill="F7F8F6"/>
+      </w:pPr>
+      <w:r>
+        <w:rPr>
+          <w:rFonts w:ascii="Cambria Math" w:hAnsi="Cambria Math" w:eastAsia="Cambria Math"/>
+          <w:b w:val="0"/>
+          <w:i w:val="0"/>
+          <w:color w:val="171717"/>
+          <w:sz w:val="20"/>
+        </w:rPr>
+        <w:t>d = Σ_j a_jd_j / Σ_j a_j.</w:t>
+      </w:r>
+    </w:p>
+    <w:p>
+      <w:pPr>
+        <w:keepLines/>
+        <w:widowControl/>
+        <w:spacing w:line="276" w:lineRule="auto" w:after="120"/>
+        <w:ind w:firstLine="346"/>
+        <w:jc w:val="both"/>
+      </w:pPr>
+      <w:r>
+        <w:rPr>
+          <w:rFonts w:ascii="Times New Roman" w:hAnsi="Times New Roman" w:eastAsia="Times New Roman"/>
+          <w:b w:val="0"/>
+          <w:i w:val="0"/>
+          <w:color w:val="171717"/>
+          <w:sz w:val="22"/>
+        </w:rPr>
+        <w:t>Coverage is min(1, Σ a_j); agreement is the share of absolute directional weight aligned with the aggregate sign. Trading requires |d| ≥ 0.18, coverage ≥ 0.35, and agreement ≥ 0.55 [16,18].</w:t>
+      </w:r>
+    </w:p>
+    <w:p>
+      <w:pPr>
+        <w:keepLines/>
+        <w:widowControl/>
+        <w:spacing w:line="276" w:lineRule="auto" w:after="120"/>
+        <w:ind w:firstLine="346"/>
+        <w:jc w:val="both"/>
+      </w:pPr>
+      <w:r>
+        <w:rPr>
+          <w:rFonts w:ascii="Times New Roman" w:hAnsi="Times New Roman" w:eastAsia="Times New Roman"/>
+          <w:b w:val="0"/>
+          <w:i w:val="0"/>
+          <w:color w:val="171717"/>
+          <w:sz w:val="22"/>
+        </w:rPr>
+        <w:t>The live economic-authority path removes events from deterministic direction. Let d_D be deterministic direction and u the bullish economic cap. Negative event evidence creates</w:t>
+      </w:r>
+    </w:p>
+    <w:p>
+      <w:pPr>
+        <w:keepLines/>
+        <w:widowControl/>
+        <w:spacing w:before="80" w:after="140"/>
+        <w:ind w:left="346" w:right="346" w:firstLine="0"/>
+        <w:jc w:val="center"/>
+        <w:shd w:fill="F7F8F6"/>
+      </w:pPr>
+      <w:r>
+        <w:rPr>
+          <w:rFonts w:ascii="Cambria Math" w:hAnsi="Cambria Math" w:eastAsia="Cambria Math"/>
+          <w:b w:val="0"/>
+          <w:i w:val="0"/>
+          <w:color w:val="171717"/>
+          <w:sz w:val="20"/>
+        </w:rPr>
+        <w:t>g_model = clip[1 − Σ_events,dⱼ&lt;0 {(−d_j)a_j / 0.25}, 0, 1].</w:t>
+      </w:r>
+    </w:p>
+    <w:p>
+      <w:pPr>
+        <w:keepLines/>
+        <w:widowControl/>
+        <w:spacing w:line="276" w:lineRule="auto" w:after="120"/>
+        <w:ind w:firstLine="346"/>
+        <w:jc w:val="both"/>
+      </w:pPr>
+      <w:r>
+        <w:rPr>
+          <w:rFonts w:ascii="Times New Roman" w:hAnsi="Times New Roman" w:eastAsia="Times New Roman"/>
+          <w:b w:val="0"/>
+          <w:i w:val="0"/>
+          <w:color w:val="171717"/>
+          <w:sz w:val="22"/>
+        </w:rPr>
+        <w:t>The supported score is</w:t>
+      </w:r>
+    </w:p>
+    <w:p>
+      <w:pPr>
+        <w:keepLines/>
+        <w:widowControl/>
+        <w:spacing w:before="80" w:after="140"/>
+        <w:ind w:left="346" w:right="346" w:firstLine="0"/>
+        <w:jc w:val="center"/>
+        <w:shd w:fill="F7F8F6"/>
+      </w:pPr>
+      <w:r>
+        <w:rPr>
+          <w:rFonts w:ascii="Cambria Math" w:hAnsi="Cambria Math" w:eastAsia="Cambria Math"/>
+          <w:b w:val="0"/>
+          <w:i w:val="0"/>
+          <w:color w:val="171717"/>
+          <w:sz w:val="20"/>
+        </w:rPr>
+        <w:t>d_supported = min[u, max(0,d_D)] × g_model.</w:t>
+      </w:r>
+    </w:p>
+    <w:p>
+      <w:pPr>
+        <w:keepLines/>
+        <w:widowControl/>
+        <w:spacing w:line="276" w:lineRule="auto" w:after="120"/>
+        <w:ind w:firstLine="346"/>
+        <w:jc w:val="both"/>
+      </w:pPr>
+      <w:r>
+        <w:rPr>
+          <w:rFonts w:ascii="Times New Roman" w:hAnsi="Times New Roman" w:eastAsia="Times New Roman"/>
+          <w:b w:val="0"/>
+          <w:i w:val="0"/>
+          <w:color w:val="171717"/>
+          <w:sz w:val="22"/>
+        </w:rPr>
+        <w:t>Positive model evidence cannot increase it. Negative evidence reduces it and may drive it to zero. This monotone, reduction-only relationship is Finly's central controlled-delegation property.</w:t>
+      </w:r>
+    </w:p>
+    <w:p>
+      <w:pPr>
+        <w:keepNext/>
+        <w:spacing w:before="260" w:after="100"/>
+      </w:pPr>
+      <w:r>
+        <w:rPr>
+          <w:rFonts w:ascii="Times New Roman" w:hAnsi="Times New Roman" w:eastAsia="Times New Roman"/>
+          <w:b/>
+          <w:i w:val="0"/>
+          <w:color w:val="171717"/>
+          <w:sz w:val="27"/>
+        </w:rPr>
+        <w:t>8. Deterministic options compilation</w:t>
       </w:r>
     </w:p>
     <w:p>
@@ -749,7 +5492,7 @@
           <w:color w:val="171717"/>
           <w:sz w:val="22"/>
         </w:rPr>
-        <w:t>4.3 Forward measurement</w:t>
+        <w:t>8.1 Enumeration and payoff</w:t>
       </w:r>
     </w:p>
     <w:p>
@@ -768,7 +5511,7 @@
           <w:color w:val="171717"/>
           <w:sz w:val="22"/>
         </w:rPr>
-        <w:t>The forward-profit contract was frozen before the competition window. Its primary measure is the verified paper-account equity minus the exact $100,000 baseline, using the broker's marked equity and reflected charges. Its secondary measure compares Finly with SPY at an exact common timestamp using regular-hours, raw, one-minute Alpaca IEX prices and no forward filling [13]. The scorer is GET-only: it reads account, calendar, order, activity, and market-data records but cannot mutate the account.</w:t>
+        <w:t>The compiler accepts SPY and three library outcomes: bull-call debit spread, bear-put debit spread, or no trade. Quotes must pass schema, underlying, right, feed, age, relative spread, open-interest, tradability, and DTE checks. Entry DTE is three to fourteen days; maximum relative leg spread is 0.25; minimum open interest is 50; indicative quotes may be ninety seconds old and OPRA quotes thirty seconds [18].</w:t>
       </w:r>
     </w:p>
     <w:p>
@@ -787,7 +5530,485 @@
           <w:color w:val="171717"/>
           <w:sz w:val="22"/>
         </w:rPr>
-        <w:t>The contract also treats attribution as part of measurement. It checks the complete activity interval, rejects unexplained deposits or withdrawals, verifies order provenance for counted fills, and publishes only aggregate sanitized output. These rules matter because a paper-account gain is not informative if an outside cash flow, an earlier order, or a mismatched timestamp can enter the calculation. At the time of writing, the live window has not yet produced a result. The contract states how that result will be computed once broker observations exist.</w:t>
+        <w:t>For each same-expiry pair, code assigns the lower-strike call as bullish long leg or higher-strike put as bearish long leg. Width W is $1–$15. Entry debit is</w:t>
+      </w:r>
+    </w:p>
+    <w:p>
+      <w:pPr>
+        <w:keepLines/>
+        <w:widowControl/>
+        <w:spacing w:before="80" w:after="140"/>
+        <w:ind w:left="346" w:right="346" w:firstLine="0"/>
+        <w:jc w:val="center"/>
+        <w:shd w:fill="F7F8F6"/>
+      </w:pPr>
+      <w:r>
+        <w:rPr>
+          <w:rFonts w:ascii="Cambria Math" w:hAnsi="Cambria Math" w:eastAsia="Cambria Math"/>
+          <w:b w:val="0"/>
+          <w:i w:val="0"/>
+          <w:color w:val="171717"/>
+          <w:sz w:val="20"/>
+        </w:rPr>
+        <w:t>D = ask_long − bid_short + 2($0.03).</w:t>
+      </w:r>
+    </w:p>
+    <w:p>
+      <w:pPr>
+        <w:keepLines/>
+        <w:widowControl/>
+        <w:spacing w:line="276" w:lineRule="auto" w:after="120"/>
+        <w:ind w:firstLine="346"/>
+        <w:jc w:val="both"/>
+      </w:pPr>
+      <w:r>
+        <w:rPr>
+          <w:rFonts w:ascii="Times New Roman" w:hAnsi="Times New Roman" w:eastAsia="Times New Roman"/>
+          <w:b w:val="0"/>
+          <w:i w:val="0"/>
+          <w:color w:val="171717"/>
+          <w:sz w:val="22"/>
+        </w:rPr>
+        <w:t>Candidates require 0 &lt; D &lt; W. For one contract,</w:t>
+      </w:r>
+    </w:p>
+    <w:p>
+      <w:pPr>
+        <w:keepLines/>
+        <w:widowControl/>
+        <w:spacing w:before="80" w:after="140"/>
+        <w:ind w:left="346" w:right="346" w:firstLine="0"/>
+        <w:jc w:val="center"/>
+        <w:shd w:fill="F7F8F6"/>
+      </w:pPr>
+      <w:r>
+        <w:rPr>
+          <w:rFonts w:ascii="Cambria Math" w:hAnsi="Cambria Math" w:eastAsia="Cambria Math"/>
+          <w:b w:val="0"/>
+          <w:i w:val="0"/>
+          <w:color w:val="171717"/>
+          <w:sz w:val="20"/>
+        </w:rPr>
+        <w:t>Maximum loss = 100D; Maximum gain = 100(W − D).</w:t>
+      </w:r>
+    </w:p>
+    <w:p>
+      <w:pPr>
+        <w:keepLines/>
+        <w:widowControl/>
+        <w:spacing w:line="276" w:lineRule="auto" w:after="120"/>
+        <w:ind w:firstLine="346"/>
+        <w:jc w:val="both"/>
+      </w:pPr>
+      <w:r>
+        <w:rPr>
+          <w:rFonts w:ascii="Times New Roman" w:hAnsi="Times New Roman" w:eastAsia="Times New Roman"/>
+          <w:b w:val="0"/>
+          <w:i w:val="0"/>
+          <w:color w:val="171717"/>
+          <w:sz w:val="22"/>
+        </w:rPr>
+        <w:t>with reward-to-risk at least 1.25. Terminal payoff is</w:t>
+      </w:r>
+    </w:p>
+    <w:p>
+      <w:pPr>
+        <w:keepLines/>
+        <w:widowControl/>
+        <w:spacing w:before="80" w:after="140"/>
+        <w:ind w:left="346" w:right="346" w:firstLine="0"/>
+        <w:jc w:val="center"/>
+        <w:shd w:fill="F7F8F6"/>
+      </w:pPr>
+      <w:r>
+        <w:rPr>
+          <w:rFonts w:ascii="Cambria Math" w:hAnsi="Cambria Math" w:eastAsia="Cambria Math"/>
+          <w:b w:val="0"/>
+          <w:i w:val="0"/>
+          <w:color w:val="171717"/>
+          <w:sz w:val="20"/>
+        </w:rPr>
+        <w:t>Π_call(S_T) = 100{min[W, max(0, S_T − K_long)] − D}; Π_put(S_T) = 100{min[W, max(0, K_long − S_T)] − D}.</w:t>
+      </w:r>
+    </w:p>
+    <w:p>
+      <w:pPr>
+        <w:keepNext/>
+        <w:spacing w:before="160" w:after="80"/>
+      </w:pPr>
+      <w:r>
+        <w:rPr>
+          <w:rFonts w:ascii="Times New Roman" w:hAnsi="Times New Roman" w:eastAsia="Times New Roman"/>
+          <w:b/>
+          <w:i/>
+          <w:color w:val="171717"/>
+          <w:sz w:val="22"/>
+        </w:rPr>
+        <w:t>8.2 Scenario valuation</w:t>
+      </w:r>
+    </w:p>
+    <w:p>
+      <w:pPr>
+        <w:keepLines/>
+        <w:widowControl/>
+        <w:spacing w:line="276" w:lineRule="auto" w:after="120"/>
+        <w:ind w:firstLine="0"/>
+        <w:jc w:val="both"/>
+      </w:pPr>
+      <w:r>
+        <w:rPr>
+          <w:rFonts w:ascii="Times New Roman" w:hAnsi="Times New Roman" w:eastAsia="Times New Roman"/>
+          <w:b w:val="0"/>
+          <w:i w:val="0"/>
+          <w:color w:val="171717"/>
+          <w:sz w:val="22"/>
+        </w:rPr>
+        <w:t>Every spread is evaluated under two models with 2,048 paths [19,20]. The tilted-implied model uses normal quantiles. For horizon h, direction d, volatility score v, and mean leg IV:</w:t>
+      </w:r>
+    </w:p>
+    <w:p>
+      <w:pPr>
+        <w:keepLines/>
+        <w:widowControl/>
+        <w:spacing w:before="80" w:after="140"/>
+        <w:ind w:left="346" w:right="346" w:firstLine="0"/>
+        <w:jc w:val="center"/>
+        <w:shd w:fill="F7F8F6"/>
+      </w:pPr>
+      <w:r>
+        <w:rPr>
+          <w:rFonts w:ascii="Cambria Math" w:hAnsi="Cambria Math" w:eastAsia="Cambria Math"/>
+          <w:b w:val="0"/>
+          <w:i w:val="0"/>
+          <w:color w:val="171717"/>
+          <w:sz w:val="20"/>
+        </w:rPr>
+        <w:t>σ_A = max[0.08, IV(1 + 0.12v)]; ln[S_h/S₀] = (0.38d − σ_A²/2)(h/252) + σ_A√(h/252)z.</w:t>
+      </w:r>
+    </w:p>
+    <w:p>
+      <w:pPr>
+        <w:keepLines/>
+        <w:widowControl/>
+        <w:spacing w:line="276" w:lineRule="auto" w:after="120"/>
+        <w:ind w:firstLine="346"/>
+        <w:jc w:val="both"/>
+      </w:pPr>
+      <w:r>
+        <w:rPr>
+          <w:rFonts w:ascii="Times New Roman" w:hAnsi="Times New Roman" w:eastAsia="Times New Roman"/>
+          <w:b w:val="0"/>
+          <w:i w:val="0"/>
+          <w:color w:val="171717"/>
+          <w:sz w:val="22"/>
+        </w:rPr>
+        <w:t>The second model draws five-session circular blocks from historical SPY log returns. Its target daily volatility is</w:t>
+      </w:r>
+    </w:p>
+    <w:p>
+      <w:pPr>
+        <w:keepLines/>
+        <w:widowControl/>
+        <w:spacing w:before="80" w:after="140"/>
+        <w:ind w:left="346" w:right="346" w:firstLine="0"/>
+        <w:jc w:val="center"/>
+        <w:shd w:fill="F7F8F6"/>
+      </w:pPr>
+      <w:r>
+        <w:rPr>
+          <w:rFonts w:ascii="Cambria Math" w:hAnsi="Cambria Math" w:eastAsia="Cambria Math"/>
+          <w:b w:val="0"/>
+          <w:i w:val="0"/>
+          <w:color w:val="171717"/>
+          <w:sz w:val="20"/>
+        </w:rPr>
+        <w:t>σ_B,daily = [0.55σ_hist + 0.45(IV/√252)](1 + 0.12v).</w:t>
+      </w:r>
+    </w:p>
+    <w:p>
+      <w:pPr>
+        <w:keepLines/>
+        <w:widowControl/>
+        <w:spacing w:line="276" w:lineRule="auto" w:after="120"/>
+        <w:ind w:firstLine="346"/>
+        <w:jc w:val="both"/>
+      </w:pPr>
+      <w:r>
+        <w:rPr>
+          <w:rFonts w:ascii="Times New Roman" w:hAnsi="Times New Roman" w:eastAsia="Times New Roman"/>
+          <w:b w:val="0"/>
+          <w:i w:val="0"/>
+          <w:color w:val="171717"/>
+          <w:sz w:val="22"/>
+        </w:rPr>
+        <w:t>Centered historical returns are scaled to that value, restored to their mean, and receive directional tilt 0.00115d per session. Seeds derive deterministically from candidate ID and market time.</w:t>
+      </w:r>
+    </w:p>
+    <w:p>
+      <w:pPr>
+        <w:keepLines/>
+        <w:widowControl/>
+        <w:spacing w:line="276" w:lineRule="auto" w:after="120"/>
+        <w:ind w:firstLine="346"/>
+        <w:jc w:val="both"/>
+      </w:pPr>
+      <w:r>
+        <w:rPr>
+          <w:rFonts w:ascii="Times New Roman" w:hAnsi="Times New Roman" w:eastAsia="Times New Roman"/>
+          <w:b w:val="0"/>
+          <w:i w:val="0"/>
+          <w:color w:val="171717"/>
+          <w:sz w:val="22"/>
+        </w:rPr>
+        <w:t>Remaining option time at the horizon is</w:t>
+      </w:r>
+    </w:p>
+    <w:p>
+      <w:pPr>
+        <w:keepLines/>
+        <w:widowControl/>
+        <w:spacing w:before="80" w:after="140"/>
+        <w:ind w:left="346" w:right="346" w:firstLine="0"/>
+        <w:jc w:val="center"/>
+        <w:shd w:fill="F7F8F6"/>
+      </w:pPr>
+      <w:r>
+        <w:rPr>
+          <w:rFonts w:ascii="Cambria Math" w:hAnsi="Cambria Math" w:eastAsia="Cambria Math"/>
+          <w:b w:val="0"/>
+          <w:i w:val="0"/>
+          <w:color w:val="171717"/>
+          <w:sz w:val="20"/>
+        </w:rPr>
+        <w:t>T_remaining = max[1/365, DTE/365 − h/252].</w:t>
+      </w:r>
+    </w:p>
+    <w:p>
+      <w:pPr>
+        <w:keepLines/>
+        <w:widowControl/>
+        <w:spacing w:line="276" w:lineRule="auto" w:after="120"/>
+        <w:ind w:firstLine="346"/>
+        <w:jc w:val="both"/>
+      </w:pPr>
+      <w:r>
+        <w:rPr>
+          <w:rFonts w:ascii="Times New Roman" w:hAnsi="Times New Roman" w:eastAsia="Times New Roman"/>
+          <w:b w:val="0"/>
+          <w:i w:val="0"/>
+          <w:color w:val="171717"/>
+          <w:sz w:val="22"/>
+        </w:rPr>
+        <w:t>Each leg is marked with Black–Scholes [21]:</w:t>
+      </w:r>
+    </w:p>
+    <w:p>
+      <w:pPr>
+        <w:keepLines/>
+        <w:widowControl/>
+        <w:spacing w:before="80" w:after="140"/>
+        <w:ind w:left="346" w:right="346" w:firstLine="0"/>
+        <w:jc w:val="center"/>
+        <w:shd w:fill="F7F8F6"/>
+      </w:pPr>
+      <w:r>
+        <w:rPr>
+          <w:rFonts w:ascii="Cambria Math" w:hAnsi="Cambria Math" w:eastAsia="Cambria Math"/>
+          <w:b w:val="0"/>
+          <w:i w:val="0"/>
+          <w:color w:val="171717"/>
+          <w:sz w:val="20"/>
+        </w:rPr>
+        <w:t>d₁ = {ln(S/K) + (r − q + σ²/2)T} / (σ√T); d₂ = d₁ − σ√T; C = Se^(−qT)Φ(d₁) − Ke^(−rT)Φ(d₂); P = Ke^(−rT)Φ(−d₂) − Se^(−qT)Φ(−d₁).</w:t>
+      </w:r>
+    </w:p>
+    <w:p>
+      <w:pPr>
+        <w:keepLines/>
+        <w:widowControl/>
+        <w:spacing w:line="276" w:lineRule="auto" w:after="120"/>
+        <w:ind w:firstLine="346"/>
+        <w:jc w:val="both"/>
+      </w:pPr>
+      <w:r>
+        <w:rPr>
+          <w:rFonts w:ascii="Times New Roman" w:hAnsi="Times New Roman" w:eastAsia="Times New Roman"/>
+          <w:b w:val="0"/>
+          <w:i w:val="0"/>
+          <w:color w:val="171717"/>
+          <w:sz w:val="22"/>
+        </w:rPr>
+        <w:t>Close value is clipped to [0,W] after two $0.03 exit-slippage charges. For model m, Finly records mean profit μ_m, standard error SE_m, probability of profit, and five-percent expected shortfall. Conservative expected value is</w:t>
+      </w:r>
+    </w:p>
+    <w:p>
+      <w:pPr>
+        <w:keepLines/>
+        <w:widowControl/>
+        <w:spacing w:before="80" w:after="140"/>
+        <w:ind w:left="346" w:right="346" w:firstLine="0"/>
+        <w:jc w:val="center"/>
+        <w:shd w:fill="F7F8F6"/>
+      </w:pPr>
+      <w:r>
+        <w:rPr>
+          <w:rFonts w:ascii="Cambria Math" w:hAnsi="Cambria Math" w:eastAsia="Cambria Math"/>
+          <w:b w:val="0"/>
+          <w:i w:val="0"/>
+          <w:color w:val="171717"/>
+          <w:sz w:val="20"/>
+        </w:rPr>
+        <w:t>CEV = min_m [μ_m − 1.645 SE_m]; require CEV ≥ max[$10, 0.06 × maximum loss] and conservative probability ≥ 0.53.</w:t>
+      </w:r>
+    </w:p>
+    <w:p>
+      <w:pPr>
+        <w:keepLines/>
+        <w:widowControl/>
+        <w:spacing w:line="276" w:lineRule="auto" w:after="120"/>
+        <w:ind w:firstLine="346"/>
+        <w:jc w:val="both"/>
+      </w:pPr>
+      <w:r>
+        <w:rPr>
+          <w:rFonts w:ascii="Times New Roman" w:hAnsi="Times New Roman" w:eastAsia="Times New Roman"/>
+          <w:b w:val="0"/>
+          <w:i w:val="0"/>
+          <w:color w:val="171717"/>
+          <w:sz w:val="22"/>
+        </w:rPr>
+        <w:t>Probability and expected shortfall take the worse model. Among candidates with loss no greater than $500, the compiler maximizes CEV divided by maximum loss and breaks exact ties by stable candidate hash.</w:t>
+      </w:r>
+    </w:p>
+    <w:p>
+      <w:pPr>
+        <w:keepNext/>
+        <w:spacing w:before="160" w:after="80"/>
+      </w:pPr>
+      <w:r>
+        <w:rPr>
+          <w:rFonts w:ascii="Times New Roman" w:hAnsi="Times New Roman" w:eastAsia="Times New Roman"/>
+          <w:b/>
+          <w:i/>
+          <w:color w:val="171717"/>
+          <w:sz w:val="22"/>
+        </w:rPr>
+        <w:t>8.3 Size and challenge suite</w:t>
+      </w:r>
+    </w:p>
+    <w:p>
+      <w:pPr>
+        <w:keepLines/>
+        <w:widowControl/>
+        <w:spacing w:line="276" w:lineRule="auto" w:after="120"/>
+        <w:ind w:firstLine="0"/>
+        <w:jc w:val="both"/>
+      </w:pPr>
+      <w:r>
+        <w:rPr>
+          <w:rFonts w:ascii="Times New Roman" w:hAnsi="Times New Roman" w:eastAsia="Times New Roman"/>
+          <w:b w:val="0"/>
+          <w:i w:val="0"/>
+          <w:color w:val="171717"/>
+          <w:sz w:val="22"/>
+        </w:rPr>
+        <w:t>With equity E and per-contract loss L,</w:t>
+      </w:r>
+    </w:p>
+    <w:p>
+      <w:pPr>
+        <w:keepLines/>
+        <w:widowControl/>
+        <w:spacing w:before="80" w:after="140"/>
+        <w:ind w:left="346" w:right="346" w:firstLine="0"/>
+        <w:jc w:val="center"/>
+        <w:shd w:fill="F7F8F6"/>
+      </w:pPr>
+      <w:r>
+        <w:rPr>
+          <w:rFonts w:ascii="Cambria Math" w:hAnsi="Cambria Math" w:eastAsia="Cambria Math"/>
+          <w:b w:val="0"/>
+          <w:i w:val="0"/>
+          <w:color w:val="171717"/>
+          <w:sz w:val="20"/>
+        </w:rPr>
+        <w:t>Q = min{4, floor[min(fE, $500)/L]},</w:t>
+      </w:r>
+    </w:p>
+    <w:p>
+      <w:pPr>
+        <w:keepLines/>
+        <w:widowControl/>
+        <w:spacing w:line="276" w:lineRule="auto" w:after="120"/>
+        <w:ind w:firstLine="346"/>
+        <w:jc w:val="both"/>
+      </w:pPr>
+      <w:r>
+        <w:rPr>
+          <w:rFonts w:ascii="Times New Roman" w:hAnsi="Times New Roman" w:eastAsia="Times New Roman"/>
+          <w:b w:val="0"/>
+          <w:i w:val="0"/>
+          <w:color w:val="171717"/>
+          <w:sz w:val="22"/>
+        </w:rPr>
+        <w:t>where f = 0.005 normally and 0.0025 at half-risk. New plus open defined risk may not exceed 0.03E [22].</w:t>
+      </w:r>
+    </w:p>
+    <w:p>
+      <w:pPr>
+        <w:keepLines/>
+        <w:widowControl/>
+        <w:spacing w:line="276" w:lineRule="auto" w:after="120"/>
+        <w:ind w:firstLine="346"/>
+        <w:jc w:val="both"/>
+      </w:pPr>
+      <w:r>
+        <w:rPr>
+          <w:rFonts w:ascii="Times New Roman" w:hAnsi="Times New Roman" w:eastAsia="Times New Roman"/>
+          <w:b w:val="0"/>
+          <w:i w:val="0"/>
+          <w:color w:val="171717"/>
+          <w:sz w:val="22"/>
+        </w:rPr>
+        <w:t>The complete synthetic fixture contains four families, so leave-one-family-out testing creates four variants. Each must retain the same nonneutral direction, pass coverage and agreement, compile the same action, and leave the fixed candidate above EV and probability gates.</w:t>
+      </w:r>
+    </w:p>
+    <w:p>
+      <w:pPr>
+        <w:keepLines/>
+        <w:widowControl/>
+        <w:spacing w:line="276" w:lineRule="auto" w:after="120"/>
+        <w:ind w:firstLine="346"/>
+        <w:jc w:val="both"/>
+      </w:pPr>
+      <w:r>
+        <w:rPr>
+          <w:rFonts w:ascii="Times New Roman" w:hAnsi="Times New Roman" w:eastAsia="Times New Roman"/>
+          <w:b w:val="0"/>
+          <w:i w:val="0"/>
+          <w:color w:val="171717"/>
+          <w:sz w:val="22"/>
+        </w:rPr>
+        <w:t>Thirty-two deterministic Halton variants perturb source direction by ±0.05, quality by ±0.03, freshness and calibration by ±0.02, independence by ±0.015, spot by ±0.2 percent, leg IV by ±4 percent, history scale from 0.94 to 1.06, interest rate by ±0.5 percentage points, horizon by −1/0/+1, and entry debit by less than $0.04 [23]. Passing requires zero direction flips, at least 90 percent nonneutral direction, 80 percent trade rate, 75 percent same structure, and positive nearest-rank fifth-percentile CEV.</w:t>
+      </w:r>
+    </w:p>
+    <w:p>
+      <w:pPr>
+        <w:keepLines/>
+        <w:widowControl/>
+        <w:spacing w:line="276" w:lineRule="auto" w:after="120"/>
+        <w:ind w:firstLine="346"/>
+        <w:jc w:val="both"/>
+      </w:pPr>
+      <w:r>
+        <w:rPr>
+          <w:rFonts w:ascii="Times New Roman" w:hAnsi="Times New Roman" w:eastAsia="Times New Roman"/>
+          <w:b w:val="0"/>
+          <w:i w:val="0"/>
+          <w:color w:val="171717"/>
+          <w:sz w:val="22"/>
+        </w:rPr>
+        <w:t>In the published synthetic run, four of four removals passed; all thirty-two variants retained direction and trade; trade and same-structure rates were 100 percent; and fifth-percentile CEV was $71.48. The selected bearish fixture had $3.66 debit, $366 maximum loss, $634 maximum gain, CEV $97.18, and 60.89 percent conservative probability [24]. It is a synthetic compiler test. Its synthetic_replay certificate cannot authorize the paper executor.</w:t>
       </w:r>
     </w:p>
     <w:p>
@@ -803,7 +6024,23 @@
           <w:color w:val="171717"/>
           <w:sz w:val="27"/>
         </w:rPr>
-        <w:t>5. Verification</w:t>
+        <w:t>9. Certificate and paper execution</w:t>
+      </w:r>
+    </w:p>
+    <w:p>
+      <w:pPr>
+        <w:keepNext/>
+        <w:spacing w:before="160" w:after="80"/>
+      </w:pPr>
+      <w:r>
+        <w:rPr>
+          <w:rFonts w:ascii="Times New Roman" w:hAnsi="Times New Roman" w:eastAsia="Times New Roman"/>
+          <w:b/>
+          <w:i/>
+          <w:color w:val="171717"/>
+          <w:sz w:val="22"/>
+        </w:rPr>
+        <w:t>9.1 One permit for one order</w:t>
       </w:r>
     </w:p>
     <w:p>
@@ -822,7 +6059,7 @@
           <w:color w:val="171717"/>
           <w:sz w:val="22"/>
         </w:rPr>
-        <w:t>The public repository includes unit, integration, fixture, contract, and workflow tests. The current public run executed 806 automated tests: 804 passed, none failed, and two were skipped [14]. The suite covers G4 signal reproduction and weight construction; baseline, account, asset, cash-reserve, and market-session checks; deterministic order identities and lost-acknowledgement recovery; option payoff arithmetic, risk ceilings, quote freshness, and broker-field translation; the boundary between public model input and private account state; source-removal and thirty-two-case input checks; encrypted checkpoints and restart behavior; and the calendar, timestamps, activity, provenance, and valuation rules used by the forward scorer.</w:t>
+        <w:t>A paper-submit certificate is valid for thirty seconds. It contains run and expiry times, paper mode, scope, intent hash, candidate ID and snapshot hash, desired order-projection hash, policy hash, evidence root, account and market hashes, observed spot and time, feed, quantity, loss reservation, entry ceiling, account equity, open risk, CEV, probability, expected shortfall, challenge summaries, and all Boolean checks [22].</w:t>
       </w:r>
     </w:p>
     <w:p>
@@ -841,7 +6078,582 @@
           <w:color w:val="171717"/>
           <w:sz w:val="22"/>
         </w:rPr>
-        <w:t>Passing tests do not prove profitability, nor can fixtures reproduce every broker or market condition. They do establish that the published numerical and operational contracts are executable rather than merely described.</w:t>
+        <w:t>The certificate ID hashes its canonical body. A separate secret of at least thirty-two bytes signs it:</w:t>
+      </w:r>
+    </w:p>
+    <w:p>
+      <w:pPr>
+        <w:keepLines/>
+        <w:widowControl/>
+        <w:spacing w:before="80" w:after="140"/>
+        <w:ind w:left="346" w:right="346" w:firstLine="0"/>
+        <w:jc w:val="center"/>
+        <w:shd w:fill="F7F8F6"/>
+      </w:pPr>
+      <w:r>
+        <w:rPr>
+          <w:rFonts w:ascii="Cambria Math" w:hAnsi="Cambria Math" w:eastAsia="Cambria Math"/>
+          <w:b w:val="0"/>
+          <w:i w:val="0"/>
+          <w:color w:val="171717"/>
+          <w:sz w:val="20"/>
+        </w:rPr>
+        <w:t>signature = HMAC-SHA256(secret, canonical certificate body).</w:t>
+      </w:r>
+    </w:p>
+    <w:p>
+      <w:pPr>
+        <w:keepLines/>
+        <w:widowControl/>
+        <w:spacing w:line="276" w:lineRule="auto" w:after="120"/>
+        <w:ind w:firstLine="346"/>
+        <w:jc w:val="both"/>
+      </w:pPr>
+      <w:r>
+        <w:rPr>
+          <w:rFonts w:ascii="Times New Roman" w:hAnsi="Times New Roman" w:eastAsia="Times New Roman"/>
+          <w:b w:val="0"/>
+          <w:i w:val="0"/>
+          <w:color w:val="171717"/>
+          <w:sz w:val="22"/>
+        </w:rPr>
+        <w:t>Verification recomputes body hash and HMAC with timing-safe equality, checks paper mode and paper_submit scope, and rejects stale permits. Synthetic certificates use a separate scope. Final preflight may be fifteen seconds old at most; reviewed debit may drift $0.10, SPY 0.5 percent; the account needs Level 3 options and at least 25 percent post-trade buying power.</w:t>
+      </w:r>
+    </w:p>
+    <w:p>
+      <w:pPr>
+        <w:keepNext/>
+        <w:spacing w:before="160" w:after="80"/>
+      </w:pPr>
+      <w:r>
+        <w:rPr>
+          <w:rFonts w:ascii="Times New Roman" w:hAnsi="Times New Roman" w:eastAsia="Times New Roman"/>
+          <w:b/>
+          <w:i/>
+          <w:color w:val="171717"/>
+          <w:sz w:val="22"/>
+        </w:rPr>
+        <w:t>9.2 Broker state machine</w:t>
+      </w:r>
+    </w:p>
+    <w:p>
+      <w:pPr>
+        <w:keepLines/>
+        <w:widowControl/>
+        <w:spacing w:line="276" w:lineRule="auto" w:after="120"/>
+        <w:ind w:firstLine="0"/>
+        <w:jc w:val="both"/>
+      </w:pPr>
+      <w:r>
+        <w:rPr>
+          <w:rFonts w:ascii="Times New Roman" w:hAnsi="Times New Roman" w:eastAsia="Times New Roman"/>
+          <w:b w:val="0"/>
+          <w:i w:val="0"/>
+          <w:color w:val="171717"/>
+          <w:sz w:val="22"/>
+        </w:rPr>
+        <w:t>The equity runner persists signed phases PLANNED, ORDER_PENDING, RECONCILING, READY, and FROZEN [25].</w:t>
+      </w:r>
+    </w:p>
+    <w:p>
+      <w:pPr>
+        <w:keepLines/>
+        <w:widowControl/>
+        <w:spacing w:line="240" w:lineRule="auto" w:before="60" w:after="140"/>
+        <w:ind w:left="317" w:right="317" w:firstLine="0"/>
+        <w:jc w:val="left"/>
+        <w:shd w:fill="F3F5F2"/>
+        <w:pBdr>
+          <w:bottom w:val="single" w:sz="6" w:space="4" w:color="246B57"/>
+        </w:pBdr>
+      </w:pPr>
+      <w:r>
+        <w:rPr>
+          <w:rFonts w:ascii="Menlo" w:hAnsi="Menlo" w:eastAsia="Menlo"/>
+          <w:b w:val="0"/>
+          <w:i w:val="0"/>
+          <w:color w:val="171717"/>
+          <w:sz w:val="15"/>
+        </w:rPr>
+        <w:t>Algorithm 2: one conservative G4 cloud cycle</w:t>
+        <w:br/>
+      </w:r>
+      <w:r>
+        <w:rPr>
+          <w:rFonts w:ascii="Menlo" w:hAnsi="Menlo" w:eastAsia="Menlo"/>
+          <w:b w:val="0"/>
+          <w:i w:val="0"/>
+          <w:color w:val="171717"/>
+          <w:sz w:val="15"/>
+        </w:rPr>
+        <w:br/>
+      </w:r>
+      <w:r>
+        <w:rPr>
+          <w:rFonts w:ascii="Menlo" w:hAnsi="Menlo" w:eastAsia="Menlo"/>
+          <w:b w:val="0"/>
+          <w:i w:val="0"/>
+          <w:color w:val="171717"/>
+          <w:sz w:val="15"/>
+        </w:rPr>
+        <w:t>Restore and authenticate encrypted state.</w:t>
+        <w:br/>
+      </w:r>
+      <w:r>
+        <w:rPr>
+          <w:rFonts w:ascii="Menlo" w:hAnsi="Menlo" w:eastAsia="Menlo"/>
+          <w:b w:val="0"/>
+          <w:i w:val="0"/>
+          <w:color w:val="171717"/>
+          <w:sz w:val="15"/>
+        </w:rPr>
+        <w:t>Reject a mismatched protocol, revision, account binding, or signature.</w:t>
+        <w:br/>
+      </w:r>
+      <w:r>
+        <w:rPr>
+          <w:rFonts w:ascii="Menlo" w:hAnsi="Menlo" w:eastAsia="Menlo"/>
+          <w:b w:val="0"/>
+          <w:i w:val="0"/>
+          <w:color w:val="171717"/>
+          <w:sz w:val="15"/>
+        </w:rPr>
+        <w:br/>
+      </w:r>
+      <w:r>
+        <w:rPr>
+          <w:rFonts w:ascii="Menlo" w:hAnsi="Menlo" w:eastAsia="Menlo"/>
+          <w:b w:val="0"/>
+          <w:i w:val="0"/>
+          <w:color w:val="171717"/>
+          <w:sz w:val="15"/>
+        </w:rPr>
+        <w:t>If READY:</w:t>
+        <w:br/>
+      </w:r>
+      <w:r>
+        <w:rPr>
+          <w:rFonts w:ascii="Menlo" w:hAnsi="Menlo" w:eastAsia="Menlo"/>
+          <w:b w:val="0"/>
+          <w:i w:val="0"/>
+          <w:color w:val="171717"/>
+          <w:sz w:val="15"/>
+        </w:rPr>
+        <w:t xml:space="preserve">  verify exact holdings, quantities, and no open equity order</w:t>
+        <w:br/>
+      </w:r>
+      <w:r>
+        <w:rPr>
+          <w:rFonts w:ascii="Menlo" w:hAnsi="Menlo" w:eastAsia="Menlo"/>
+          <w:b w:val="0"/>
+          <w:i w:val="0"/>
+          <w:color w:val="171717"/>
+          <w:sz w:val="15"/>
+        </w:rPr>
+        <w:t xml:space="preserve">  return READY or freeze a hard contradiction</w:t>
+        <w:br/>
+      </w:r>
+      <w:r>
+        <w:rPr>
+          <w:rFonts w:ascii="Menlo" w:hAnsi="Menlo" w:eastAsia="Menlo"/>
+          <w:b w:val="0"/>
+          <w:i w:val="0"/>
+          <w:color w:val="171717"/>
+          <w:sz w:val="15"/>
+        </w:rPr>
+        <w:t>If FROZEN:</w:t>
+        <w:br/>
+      </w:r>
+      <w:r>
+        <w:rPr>
+          <w:rFonts w:ascii="Menlo" w:hAnsi="Menlo" w:eastAsia="Menlo"/>
+          <w:b w:val="0"/>
+          <w:i w:val="0"/>
+          <w:color w:val="171717"/>
+          <w:sz w:val="15"/>
+        </w:rPr>
+        <w:t xml:space="preserve">  return without mutation</w:t>
+        <w:br/>
+      </w:r>
+      <w:r>
+        <w:rPr>
+          <w:rFonts w:ascii="Menlo" w:hAnsi="Menlo" w:eastAsia="Menlo"/>
+          <w:b w:val="0"/>
+          <w:i w:val="0"/>
+          <w:color w:val="171717"/>
+          <w:sz w:val="15"/>
+        </w:rPr>
+        <w:br/>
+      </w:r>
+      <w:r>
+        <w:rPr>
+          <w:rFonts w:ascii="Menlo" w:hAnsi="Menlo" w:eastAsia="Menlo"/>
+          <w:b w:val="0"/>
+          <w:i w:val="0"/>
+          <w:color w:val="171717"/>
+          <w:sz w:val="15"/>
+        </w:rPr>
+        <w:t>Read clock, account, positions, orders, and asset eligibility.</w:t>
+        <w:br/>
+      </w:r>
+      <w:r>
+        <w:rPr>
+          <w:rFonts w:ascii="Menlo" w:hAnsi="Menlo" w:eastAsia="Menlo"/>
+          <w:b w:val="0"/>
+          <w:i w:val="0"/>
+          <w:color w:val="171717"/>
+          <w:sz w:val="15"/>
+        </w:rPr>
+        <w:t>Require the dedicated active, unblocked, initially flat $100,000 paper account,</w:t>
+        <w:br/>
+      </w:r>
+      <w:r>
+        <w:rPr>
+          <w:rFonts w:ascii="Menlo" w:hAnsi="Menlo" w:eastAsia="Menlo"/>
+          <w:b w:val="0"/>
+          <w:i w:val="0"/>
+          <w:color w:val="171717"/>
+          <w:sz w:val="15"/>
+        </w:rPr>
+        <w:t>the exact market window, paper endpoint, and mutation acknowledgements.</w:t>
+        <w:br/>
+      </w:r>
+      <w:r>
+        <w:rPr>
+          <w:rFonts w:ascii="Menlo" w:hAnsi="Menlo" w:eastAsia="Menlo"/>
+          <w:b w:val="0"/>
+          <w:i w:val="0"/>
+          <w:color w:val="171717"/>
+          <w:sz w:val="15"/>
+        </w:rPr>
+        <w:br/>
+      </w:r>
+      <w:r>
+        <w:rPr>
+          <w:rFonts w:ascii="Menlo" w:hAnsi="Menlo" w:eastAsia="Menlo"/>
+          <w:b w:val="0"/>
+          <w:i w:val="0"/>
+          <w:color w:val="171717"/>
+          <w:sz w:val="15"/>
+        </w:rPr>
+        <w:t>Choose the first leg not FILLED.</w:t>
+        <w:br/>
+      </w:r>
+      <w:r>
+        <w:rPr>
+          <w:rFonts w:ascii="Menlo" w:hAnsi="Menlo" w:eastAsia="Menlo"/>
+          <w:b w:val="0"/>
+          <w:i w:val="0"/>
+          <w:color w:val="171717"/>
+          <w:sz w:val="15"/>
+        </w:rPr>
+        <w:t>If no leg remains:</w:t>
+        <w:br/>
+      </w:r>
+      <w:r>
+        <w:rPr>
+          <w:rFonts w:ascii="Menlo" w:hAnsi="Menlo" w:eastAsia="Menlo"/>
+          <w:b w:val="0"/>
+          <w:i w:val="0"/>
+          <w:color w:val="171717"/>
+          <w:sz w:val="15"/>
+        </w:rPr>
+        <w:t xml:space="preserve">  reconcile total notional, cash reserve, exact symbols, and quantities</w:t>
+        <w:br/>
+      </w:r>
+      <w:r>
+        <w:rPr>
+          <w:rFonts w:ascii="Menlo" w:hAnsi="Menlo" w:eastAsia="Menlo"/>
+          <w:b w:val="0"/>
+          <w:i w:val="0"/>
+          <w:color w:val="171717"/>
+          <w:sz w:val="15"/>
+        </w:rPr>
+        <w:t xml:space="preserve">  defer while broker endpoints converge</w:t>
+        <w:br/>
+      </w:r>
+      <w:r>
+        <w:rPr>
+          <w:rFonts w:ascii="Menlo" w:hAnsi="Menlo" w:eastAsia="Menlo"/>
+          <w:b w:val="0"/>
+          <w:i w:val="0"/>
+          <w:color w:val="171717"/>
+          <w:sz w:val="15"/>
+        </w:rPr>
+        <w:t xml:space="preserve">  otherwise transition RECONCILING → READY</w:t>
+        <w:br/>
+      </w:r>
+      <w:r>
+        <w:rPr>
+          <w:rFonts w:ascii="Menlo" w:hAnsi="Menlo" w:eastAsia="Menlo"/>
+          <w:b w:val="0"/>
+          <w:i w:val="0"/>
+          <w:color w:val="171717"/>
+          <w:sz w:val="15"/>
+        </w:rPr>
+        <w:br/>
+      </w:r>
+      <w:r>
+        <w:rPr>
+          <w:rFonts w:ascii="Menlo" w:hAnsi="Menlo" w:eastAsia="Menlo"/>
+          <w:b w:val="0"/>
+          <w:i w:val="0"/>
+          <w:color w:val="171717"/>
+          <w:sz w:val="15"/>
+        </w:rPr>
+        <w:t>Before placing one leg:</w:t>
+        <w:br/>
+      </w:r>
+      <w:r>
+        <w:rPr>
+          <w:rFonts w:ascii="Menlo" w:hAnsi="Menlo" w:eastAsia="Menlo"/>
+          <w:b w:val="0"/>
+          <w:i w:val="0"/>
+          <w:color w:val="171717"/>
+          <w:sz w:val="15"/>
+        </w:rPr>
+        <w:t xml:space="preserve">  persist ORDER_PENDING with mutation_started = true</w:t>
+        <w:br/>
+      </w:r>
+      <w:r>
+        <w:rPr>
+          <w:rFonts w:ascii="Menlo" w:hAnsi="Menlo" w:eastAsia="Menlo"/>
+          <w:b w:val="0"/>
+          <w:i w:val="0"/>
+          <w:color w:val="171717"/>
+          <w:sz w:val="15"/>
+        </w:rPr>
+        <w:t xml:space="preserve">  compare-and-swap the state revision and checkpoint encryption</w:t>
+        <w:br/>
+      </w:r>
+      <w:r>
+        <w:rPr>
+          <w:rFonts w:ascii="Menlo" w:hAnsi="Menlo" w:eastAsia="Menlo"/>
+          <w:b w:val="0"/>
+          <w:i w:val="0"/>
+          <w:color w:val="171717"/>
+          <w:sz w:val="15"/>
+        </w:rPr>
+        <w:t xml:space="preserve">  call Alpaca MCP once</w:t>
+        <w:br/>
+      </w:r>
+      <w:r>
+        <w:rPr>
+          <w:rFonts w:ascii="Menlo" w:hAnsi="Menlo" w:eastAsia="Menlo"/>
+          <w:b w:val="0"/>
+          <w:i w:val="0"/>
+          <w:color w:val="171717"/>
+          <w:sz w:val="15"/>
+        </w:rPr>
+        <w:br/>
+      </w:r>
+      <w:r>
+        <w:rPr>
+          <w:rFonts w:ascii="Menlo" w:hAnsi="Menlo" w:eastAsia="Menlo"/>
+          <w:b w:val="0"/>
+          <w:i w:val="0"/>
+          <w:color w:val="171717"/>
+          <w:sz w:val="15"/>
+        </w:rPr>
+        <w:t>If acknowledgement is absent:</w:t>
+        <w:br/>
+      </w:r>
+      <w:r>
+        <w:rPr>
+          <w:rFonts w:ascii="Menlo" w:hAnsi="Menlo" w:eastAsia="Menlo"/>
+          <w:b w:val="0"/>
+          <w:i w:val="0"/>
+          <w:color w:val="171717"/>
+          <w:sz w:val="15"/>
+        </w:rPr>
+        <w:t xml:space="preserve">  look up the deterministic client-order ID</w:t>
+        <w:br/>
+      </w:r>
+      <w:r>
+        <w:rPr>
+          <w:rFonts w:ascii="Menlo" w:hAnsi="Menlo" w:eastAsia="Menlo"/>
+          <w:b w:val="0"/>
+          <w:i w:val="0"/>
+          <w:color w:val="171717"/>
+          <w:sz w:val="15"/>
+        </w:rPr>
+        <w:t xml:space="preserve">  if still absent, return ORDER_AMBIGUOUS without resubmission</w:t>
+        <w:br/>
+      </w:r>
+      <w:r>
+        <w:rPr>
+          <w:rFonts w:ascii="Menlo" w:hAnsi="Menlo" w:eastAsia="Menlo"/>
+          <w:b w:val="0"/>
+          <w:i w:val="0"/>
+          <w:color w:val="171717"/>
+          <w:sz w:val="15"/>
+        </w:rPr>
+        <w:br/>
+      </w:r>
+      <w:r>
+        <w:rPr>
+          <w:rFonts w:ascii="Menlo" w:hAnsi="Menlo" w:eastAsia="Menlo"/>
+          <w:b w:val="0"/>
+          <w:i w:val="0"/>
+          <w:color w:val="171717"/>
+          <w:sz w:val="15"/>
+        </w:rPr>
+        <w:t>Read back the order.</w:t>
+        <w:br/>
+      </w:r>
+      <w:r>
+        <w:rPr>
+          <w:rFonts w:ascii="Menlo" w:hAnsi="Menlo" w:eastAsia="Menlo"/>
+          <w:b w:val="0"/>
+          <w:i w:val="0"/>
+          <w:color w:val="171717"/>
+          <w:sz w:val="15"/>
+        </w:rPr>
+        <w:t>Pending stays ORDER_PENDING.</w:t>
+        <w:br/>
+      </w:r>
+      <w:r>
+        <w:rPr>
+          <w:rFonts w:ascii="Menlo" w:hAnsi="Menlo" w:eastAsia="Menlo"/>
+          <w:b w:val="0"/>
+          <w:i w:val="0"/>
+          <w:color w:val="171717"/>
+          <w:sz w:val="15"/>
+        </w:rPr>
+        <w:t>Failure or contradiction becomes FROZEN.</w:t>
+        <w:br/>
+      </w:r>
+      <w:r>
+        <w:rPr>
+          <w:rFonts w:ascii="Menlo" w:hAnsi="Menlo" w:eastAsia="Menlo"/>
+          <w:b w:val="0"/>
+          <w:i w:val="0"/>
+          <w:color w:val="171717"/>
+          <w:sz w:val="15"/>
+        </w:rPr>
+        <w:t>Fill signs quantity, average price, and notional,</w:t>
+        <w:br/>
+      </w:r>
+      <w:r>
+        <w:rPr>
+          <w:rFonts w:ascii="Menlo" w:hAnsi="Menlo" w:eastAsia="Menlo"/>
+          <w:b w:val="0"/>
+          <w:i w:val="0"/>
+          <w:color w:val="171717"/>
+          <w:sz w:val="15"/>
+        </w:rPr>
+        <w:t>then returns to PLANNED or advances to RECONCILING.</w:t>
+      </w:r>
+    </w:p>
+    <w:p>
+      <w:pPr>
+        <w:keepLines/>
+        <w:widowControl/>
+        <w:spacing w:line="276" w:lineRule="auto" w:after="120"/>
+        <w:ind w:firstLine="346"/>
+        <w:jc w:val="both"/>
+      </w:pPr>
+      <w:r>
+        <w:rPr>
+          <w:rFonts w:ascii="Times New Roman" w:hAnsi="Times New Roman" w:eastAsia="Times New Roman"/>
+          <w:b w:val="0"/>
+          <w:i w:val="0"/>
+          <w:color w:val="171717"/>
+          <w:sz w:val="22"/>
+        </w:rPr>
+        <w:t>Each cycle permits at most one broker-changing call. Deterministic IDs hash the frozen protocol, sequence, symbol, and notional. Because intent is durable before mutation, a runner dying after Alpaca accepts an order recovers the same ID rather than creating a duplicate.</w:t>
+      </w:r>
+    </w:p>
+    <w:p>
+      <w:pPr>
+        <w:keepLines/>
+        <w:widowControl/>
+        <w:spacing w:line="276" w:lineRule="auto" w:after="120"/>
+        <w:ind w:firstLine="346"/>
+        <w:jc w:val="both"/>
+      </w:pPr>
+      <w:r>
+        <w:rPr>
+          <w:rFonts w:ascii="Times New Roman" w:hAnsi="Times New Roman" w:eastAsia="Times New Roman"/>
+          <w:b w:val="0"/>
+          <w:i w:val="0"/>
+          <w:color w:val="171717"/>
+          <w:sz w:val="22"/>
+        </w:rPr>
+        <w:t>Final readiness requires filled notional no lower than $20 below the authorized total and no higher than 97 percent of baseline plus one cent; cash no lower than 3 percent minus $5; exactly QQQ, XLB, XLE, and XLV; no open equity order; and broker quantities matching signed fills. Temporary endpoint convergence defers; arithmetic or identity contradiction freezes.</w:t>
+      </w:r>
+    </w:p>
+    <w:p>
+      <w:pPr>
+        <w:keepNext/>
+        <w:spacing w:before="160" w:after="80"/>
+      </w:pPr>
+      <w:r>
+        <w:rPr>
+          <w:rFonts w:ascii="Times New Roman" w:hAnsi="Times New Roman" w:eastAsia="Times New Roman"/>
+          <w:b/>
+          <w:i/>
+          <w:color w:val="171717"/>
+          <w:sz w:val="22"/>
+        </w:rPr>
+        <w:t>9.3 Cloud state and measurement</w:t>
+      </w:r>
+    </w:p>
+    <w:p>
+      <w:pPr>
+        <w:keepLines/>
+        <w:widowControl/>
+        <w:spacing w:line="276" w:lineRule="auto" w:after="120"/>
+        <w:ind w:firstLine="0"/>
+        <w:jc w:val="both"/>
+      </w:pPr>
+      <w:r>
+        <w:rPr>
+          <w:rFonts w:ascii="Times New Roman" w:hAnsi="Times New Roman" w:eastAsia="Times New Roman"/>
+          <w:b w:val="0"/>
+          <w:i w:val="0"/>
+          <w:color w:val="171717"/>
+          <w:sz w:val="22"/>
+        </w:rPr>
+        <w:t>GitHub Actions runs while the laptop is off. Schedule time is not authority: an in-process UTC window and Alpaca clock govern mutation. Concurrency permits one cycle. The official Alpaca MCP server is pinned at 2.2.1 [26,27].</w:t>
+      </w:r>
+    </w:p>
+    <w:p>
+      <w:pPr>
+        <w:keepLines/>
+        <w:widowControl/>
+        <w:spacing w:line="276" w:lineRule="auto" w:after="120"/>
+        <w:ind w:firstLine="346"/>
+        <w:jc w:val="both"/>
+      </w:pPr>
+      <w:r>
+        <w:rPr>
+          <w:rFonts w:ascii="Times New Roman" w:hAnsi="Times New Roman" w:eastAsia="Times New Roman"/>
+          <w:b w:val="0"/>
+          <w:i w:val="0"/>
+          <w:color w:val="171717"/>
+          <w:sz w:val="22"/>
+        </w:rPr>
+        <w:t>Lifecycle journals are encrypted with AES-256-GCM under a secret different from the certificate secret and stored on an isolated state branch. State is checkpointed before entry and exit mutation. The public branch contains only allowlisted competition_live.json without credentials, raw account identity, or broker IDs. GitHub Pages fetches that file; it never receives a trading secret [27].</w:t>
+      </w:r>
+    </w:p>
+    <w:p>
+      <w:pPr>
+        <w:keepLines/>
+        <w:widowControl/>
+        <w:spacing w:line="276" w:lineRule="auto" w:after="120"/>
+        <w:ind w:firstLine="346"/>
+        <w:jc w:val="both"/>
+      </w:pPr>
+      <w:r>
+        <w:rPr>
+          <w:rFonts w:ascii="Times New Roman" w:hAnsi="Times New Roman" w:eastAsia="Times New Roman"/>
+          <w:b w:val="0"/>
+          <w:i w:val="0"/>
+          <w:color w:val="171717"/>
+          <w:sz w:val="22"/>
+        </w:rPr>
+        <w:t>The scorer is GET-only. Primary P&amp;L is verified account equity minus $100,000. Secondary comparison values Finly and SPY at one exact timestamp from regular-hours raw one-minute Alpaca IEX prices without forward filling. It checks the activity interval, rejects unexplained transfers, and verifies order provenance [28]. At this paper's cutoff, no live-window result existed.</w:t>
       </w:r>
     </w:p>
     <w:p>
@@ -857,7 +6669,7 @@
           <w:color w:val="171717"/>
           <w:sz w:val="27"/>
         </w:rPr>
-        <w:t>6. Limitations</w:t>
+        <w:t>10. Verification, reproducibility, and hackathon fit</w:t>
       </w:r>
     </w:p>
     <w:p>
@@ -876,7 +6688,7 @@
           <w:color w:val="171717"/>
           <w:sz w:val="22"/>
         </w:rPr>
-        <w:t>Finly has four principal limitations. First, G4 was chosen during research. The 2013–2026 replay is consequently exposed to selection and backtest overfitting; the earlier industry study is supportive evidence, not an independent proof of expected return [15,16]. Second, both historical studies depend on modeled prices and costs. They do not reproduce queue priority, partial fills, spread changes, halts, or every corporate-action edge case.</w:t>
+        <w:t>The public run executed 806 tests: 804 passed, none failed, and two were skipped [29]. Coverage includes schemas, evidence separation, G4 weights, causal lag, costs, option payoff, Black–Scholes, scenario determinism, removals, perturbations, risk limits, HMAC scopes, broker translation, stale preflight, duplicate recovery, encryption, calendar boundaries, forward attribution, and artifact checks. This establishes tested software behavior, not forecast accuracy or profitability.</w:t>
       </w:r>
     </w:p>
     <w:p>
@@ -895,7 +6707,41 @@
           <w:color w:val="171717"/>
           <w:sz w:val="22"/>
         </w:rPr>
-        <w:t>Third, the options receipt is a controlled demonstration. Its exact payoff and safety checks are real properties of the compiled fixture, but it contains no live options profit and loss. A successful compilation says that the proposed loss is bounded and the order is internally coherent; it does not say that the directional forecast is correct.</w:t>
+        <w:t>The repository pins Node.js 26.7.0. A clean reproduction begins:</w:t>
+      </w:r>
+    </w:p>
+    <w:p>
+      <w:pPr>
+        <w:keepLines/>
+        <w:widowControl/>
+        <w:spacing w:line="240" w:lineRule="auto" w:before="60" w:after="140"/>
+        <w:ind w:left="317" w:right="317" w:firstLine="0"/>
+        <w:jc w:val="left"/>
+        <w:shd w:fill="F3F5F2"/>
+        <w:pBdr>
+          <w:bottom w:val="single" w:sz="6" w:space="4" w:color="246B57"/>
+        </w:pBdr>
+      </w:pPr>
+      <w:r>
+        <w:rPr>
+          <w:rFonts w:ascii="Menlo" w:hAnsi="Menlo" w:eastAsia="Menlo"/>
+          <w:b w:val="0"/>
+          <w:i w:val="0"/>
+          <w:color w:val="171717"/>
+          <w:sz w:val="15"/>
+        </w:rPr>
+        <w:t>npm ci</w:t>
+        <w:br/>
+      </w:r>
+      <w:r>
+        <w:rPr>
+          <w:rFonts w:ascii="Menlo" w:hAnsi="Menlo" w:eastAsia="Menlo"/>
+          <w:b w:val="0"/>
+          <w:i w:val="0"/>
+          <w:color w:val="171717"/>
+          <w:sz w:val="15"/>
+        </w:rPr>
+        <w:t>npm run verify</w:t>
       </w:r>
     </w:p>
     <w:p>
@@ -914,7 +6760,7 @@
           <w:color w:val="171717"/>
           <w:sz w:val="22"/>
         </w:rPr>
-        <w:t>Fourth, paper trading differs from deployment with real capital. Alpaca paper trading is the appropriate environment for testing order semantics and operational state, but simulated fills cannot establish live-market execution quality [17]. The competition account will provide forward paper observations over a short interval. Those observations will be useful and public, but the interval is too brief to settle long-run performance.</w:t>
+        <w:t>The command runs linting, tests, replay and receipt checks, recorded model-decision checks, economic research, current-decision and economic-options checks, registered forward-trial verification, MCP configuration, production build, and submission validation. Historical evidence, gates, receipts, protocol, forward contract, and sanitized status are machine-readable JSON. References point to a fixed revision.</w:t>
       </w:r>
     </w:p>
     <w:p>
@@ -933,7 +6779,660 @@
           <w:color w:val="171717"/>
           <w:sz w:val="22"/>
         </w:rPr>
-        <w:t>These limitations shape the claims rather than nullify the project. Finly has built a complete path from public evidence to a defined-risk, reviewable paper order; it has not built a guarantee of return. The frozen strategy and forward scorer are intended to keep that distinction intact after the results become known.</w:t>
+        <w:t>Finly maps to the Options Alpha Agents requirements [1,30].</w:t>
+      </w:r>
+    </w:p>
+    <w:tbl>
+      <w:tblPr>
+        <w:tblStyle w:val="TableGrid"/>
+        <w:tblW w:type="auto" w:w="0"/>
+        <w:jc w:val="center"/>
+        <w:tblLayout w:type="autofit"/>
+        <w:tblLook w:firstColumn="1" w:firstRow="1" w:lastColumn="0" w:lastRow="0" w:noHBand="0" w:noVBand="1" w:val="04A0"/>
+      </w:tblPr>
+      <w:tblGrid>
+        <w:gridCol w:w="3120"/>
+        <w:gridCol w:w="3120"/>
+        <w:gridCol w:w="3120"/>
+      </w:tblGrid>
+      <w:tr>
+        <w:trPr>
+          <w:cantSplit/>
+          <w:tblHeader w:val="true"/>
+        </w:trPr>
+        <w:tc>
+          <w:tcPr>
+            <w:tcW w:type="dxa" w:w="3120"/>
+            <w:vAlign w:val="center"/>
+            <w:tcMar>
+              <w:top w:w="72" w:type="dxa"/>
+              <w:start w:w="80" w:type="dxa"/>
+              <w:bottom w:w="72" w:type="dxa"/>
+              <w:end w:w="80" w:type="dxa"/>
+            </w:tcMar>
+            <w:shd w:fill="17324D"/>
+          </w:tcPr>
+          <w:p>
+            <w:pPr>
+              <w:spacing w:before="0" w:after="0" w:line="240" w:lineRule="auto"/>
+            </w:pPr>
+            <w:r>
+              <w:rPr>
+                <w:rFonts w:ascii="Arial" w:hAnsi="Arial" w:eastAsia="Arial"/>
+                <w:b/>
+                <w:i w:val="0"/>
+                <w:color w:val="FFFFFF"/>
+                <w:sz w:val="16"/>
+              </w:rPr>
+              <w:t>Requirement</w:t>
+            </w:r>
+          </w:p>
+        </w:tc>
+        <w:tc>
+          <w:tcPr>
+            <w:tcW w:type="dxa" w:w="3120"/>
+            <w:vAlign w:val="center"/>
+            <w:tcMar>
+              <w:top w:w="72" w:type="dxa"/>
+              <w:start w:w="80" w:type="dxa"/>
+              <w:bottom w:w="72" w:type="dxa"/>
+              <w:end w:w="80" w:type="dxa"/>
+            </w:tcMar>
+            <w:shd w:fill="17324D"/>
+          </w:tcPr>
+          <w:p>
+            <w:pPr>
+              <w:spacing w:before="0" w:after="0" w:line="240" w:lineRule="auto"/>
+            </w:pPr>
+            <w:r>
+              <w:rPr>
+                <w:rFonts w:ascii="Arial" w:hAnsi="Arial" w:eastAsia="Arial"/>
+                <w:b/>
+                <w:i w:val="0"/>
+                <w:color w:val="FFFFFF"/>
+                <w:sz w:val="16"/>
+              </w:rPr>
+              <w:t>Implementation</w:t>
+            </w:r>
+          </w:p>
+        </w:tc>
+        <w:tc>
+          <w:tcPr>
+            <w:tcW w:type="dxa" w:w="3120"/>
+            <w:vAlign w:val="center"/>
+            <w:tcMar>
+              <w:top w:w="72" w:type="dxa"/>
+              <w:start w:w="80" w:type="dxa"/>
+              <w:bottom w:w="72" w:type="dxa"/>
+              <w:end w:w="80" w:type="dxa"/>
+            </w:tcMar>
+            <w:shd w:fill="17324D"/>
+          </w:tcPr>
+          <w:p>
+            <w:pPr>
+              <w:spacing w:before="0" w:after="0" w:line="240" w:lineRule="auto"/>
+            </w:pPr>
+            <w:r>
+              <w:rPr>
+                <w:rFonts w:ascii="Arial" w:hAnsi="Arial" w:eastAsia="Arial"/>
+                <w:b/>
+                <w:i w:val="0"/>
+                <w:color w:val="FFFFFF"/>
+                <w:sz w:val="16"/>
+              </w:rPr>
+              <w:t>Boundary</w:t>
+            </w:r>
+          </w:p>
+        </w:tc>
+      </w:tr>
+      <w:tr>
+        <w:trPr>
+          <w:cantSplit/>
+        </w:trPr>
+        <w:tc>
+          <w:tcPr>
+            <w:tcW w:type="dxa" w:w="3120"/>
+            <w:vAlign w:val="center"/>
+            <w:tcMar>
+              <w:top w:w="72" w:type="dxa"/>
+              <w:start w:w="80" w:type="dxa"/>
+              <w:bottom w:w="72" w:type="dxa"/>
+              <w:end w:w="80" w:type="dxa"/>
+            </w:tcMar>
+          </w:tcPr>
+          <w:p>
+            <w:pPr>
+              <w:spacing w:before="0" w:after="0" w:line="240" w:lineRule="auto"/>
+            </w:pPr>
+            <w:r>
+              <w:rPr>
+                <w:rFonts w:ascii="Arial" w:hAnsi="Arial" w:eastAsia="Arial"/>
+                <w:b w:val="0"/>
+                <w:i w:val="0"/>
+                <w:color w:val="171717"/>
+                <w:sz w:val="15"/>
+              </w:rPr>
+              <w:t>Autonomous AI agent using Alpaca</w:t>
+            </w:r>
+          </w:p>
+        </w:tc>
+        <w:tc>
+          <w:tcPr>
+            <w:tcW w:type="dxa" w:w="3120"/>
+            <w:vAlign w:val="center"/>
+            <w:tcMar>
+              <w:top w:w="72" w:type="dxa"/>
+              <w:start w:w="80" w:type="dxa"/>
+              <w:bottom w:w="72" w:type="dxa"/>
+              <w:end w:w="80" w:type="dxa"/>
+            </w:tcMar>
+          </w:tcPr>
+          <w:p>
+            <w:pPr>
+              <w:spacing w:before="0" w:after="0" w:line="240" w:lineRule="auto"/>
+            </w:pPr>
+            <w:r>
+              <w:rPr>
+                <w:rFonts w:ascii="Arial" w:hAnsi="Arial" w:eastAsia="Arial"/>
+                <w:b w:val="0"/>
+                <w:i w:val="0"/>
+                <w:color w:val="171717"/>
+                <w:sz w:val="15"/>
+              </w:rPr>
+              <w:t>Hosted assessment, economic intent, compiler, certificate, lifecycle, cloud runner</w:t>
+            </w:r>
+          </w:p>
+        </w:tc>
+        <w:tc>
+          <w:tcPr>
+            <w:tcW w:type="dxa" w:w="3120"/>
+            <w:vAlign w:val="center"/>
+            <w:tcMar>
+              <w:top w:w="72" w:type="dxa"/>
+              <w:start w:w="80" w:type="dxa"/>
+              <w:bottom w:w="72" w:type="dxa"/>
+              <w:end w:w="80" w:type="dxa"/>
+            </w:tcMar>
+          </w:tcPr>
+          <w:p>
+            <w:pPr>
+              <w:spacing w:before="0" w:after="0" w:line="240" w:lineRule="auto"/>
+            </w:pPr>
+            <w:r>
+              <w:rPr>
+                <w:rFonts w:ascii="Arial" w:hAnsi="Arial" w:eastAsia="Arial"/>
+                <w:b w:val="0"/>
+                <w:i w:val="0"/>
+                <w:color w:val="171717"/>
+                <w:sz w:val="15"/>
+              </w:rPr>
+              <w:t>Interpretation is not broker authority</w:t>
+            </w:r>
+          </w:p>
+        </w:tc>
+      </w:tr>
+      <w:tr>
+        <w:trPr>
+          <w:cantSplit/>
+        </w:trPr>
+        <w:tc>
+          <w:tcPr>
+            <w:tcW w:type="dxa" w:w="3120"/>
+            <w:vAlign w:val="center"/>
+            <w:tcMar>
+              <w:top w:w="72" w:type="dxa"/>
+              <w:start w:w="80" w:type="dxa"/>
+              <w:bottom w:w="72" w:type="dxa"/>
+              <w:end w:w="80" w:type="dxa"/>
+            </w:tcMar>
+            <w:shd w:fill="F3F5F2"/>
+          </w:tcPr>
+          <w:p>
+            <w:pPr>
+              <w:spacing w:before="0" w:after="0" w:line="240" w:lineRule="auto"/>
+            </w:pPr>
+            <w:r>
+              <w:rPr>
+                <w:rFonts w:ascii="Arial" w:hAnsi="Arial" w:eastAsia="Arial"/>
+                <w:b w:val="0"/>
+                <w:i w:val="0"/>
+                <w:color w:val="171717"/>
+                <w:sz w:val="15"/>
+              </w:rPr>
+              <w:t>Alpaca MCP or CLI</w:t>
+            </w:r>
+          </w:p>
+        </w:tc>
+        <w:tc>
+          <w:tcPr>
+            <w:tcW w:type="dxa" w:w="3120"/>
+            <w:vAlign w:val="center"/>
+            <w:tcMar>
+              <w:top w:w="72" w:type="dxa"/>
+              <w:start w:w="80" w:type="dxa"/>
+              <w:bottom w:w="72" w:type="dxa"/>
+              <w:end w:w="80" w:type="dxa"/>
+            </w:tcMar>
+            <w:shd w:fill="F3F5F2"/>
+          </w:tcPr>
+          <w:p>
+            <w:pPr>
+              <w:spacing w:before="0" w:after="0" w:line="240" w:lineRule="auto"/>
+            </w:pPr>
+            <w:r>
+              <w:rPr>
+                <w:rFonts w:ascii="Arial" w:hAnsi="Arial" w:eastAsia="Arial"/>
+                <w:b w:val="0"/>
+                <w:i w:val="0"/>
+                <w:color w:val="171717"/>
+                <w:sz w:val="15"/>
+              </w:rPr>
+              <w:t>Official MCP 2.2.1, paper endpoint, authenticated path</w:t>
+            </w:r>
+          </w:p>
+        </w:tc>
+        <w:tc>
+          <w:tcPr>
+            <w:tcW w:type="dxa" w:w="3120"/>
+            <w:vAlign w:val="center"/>
+            <w:tcMar>
+              <w:top w:w="72" w:type="dxa"/>
+              <w:start w:w="80" w:type="dxa"/>
+              <w:bottom w:w="72" w:type="dxa"/>
+              <w:end w:w="80" w:type="dxa"/>
+            </w:tcMar>
+            <w:shd w:fill="F3F5F2"/>
+          </w:tcPr>
+          <w:p>
+            <w:pPr>
+              <w:spacing w:before="0" w:after="0" w:line="240" w:lineRule="auto"/>
+            </w:pPr>
+            <w:r>
+              <w:rPr>
+                <w:rFonts w:ascii="Arial" w:hAnsi="Arial" w:eastAsia="Arial"/>
+                <w:b w:val="0"/>
+                <w:i w:val="0"/>
+                <w:color w:val="171717"/>
+                <w:sz w:val="15"/>
+              </w:rPr>
+              <w:t>Read access is not a fill</w:t>
+            </w:r>
+          </w:p>
+        </w:tc>
+      </w:tr>
+      <w:tr>
+        <w:trPr>
+          <w:cantSplit/>
+        </w:trPr>
+        <w:tc>
+          <w:tcPr>
+            <w:tcW w:type="dxa" w:w="3120"/>
+            <w:vAlign w:val="center"/>
+            <w:tcMar>
+              <w:top w:w="72" w:type="dxa"/>
+              <w:start w:w="80" w:type="dxa"/>
+              <w:bottom w:w="72" w:type="dxa"/>
+              <w:end w:w="80" w:type="dxa"/>
+            </w:tcMar>
+          </w:tcPr>
+          <w:p>
+            <w:pPr>
+              <w:spacing w:before="0" w:after="0" w:line="240" w:lineRule="auto"/>
+            </w:pPr>
+            <w:r>
+              <w:rPr>
+                <w:rFonts w:ascii="Arial" w:hAnsi="Arial" w:eastAsia="Arial"/>
+                <w:b w:val="0"/>
+                <w:i w:val="0"/>
+                <w:color w:val="171717"/>
+                <w:sz w:val="15"/>
+              </w:rPr>
+              <w:t>Incorporate options</w:t>
+            </w:r>
+          </w:p>
+        </w:tc>
+        <w:tc>
+          <w:tcPr>
+            <w:tcW w:type="dxa" w:w="3120"/>
+            <w:vAlign w:val="center"/>
+            <w:tcMar>
+              <w:top w:w="72" w:type="dxa"/>
+              <w:start w:w="80" w:type="dxa"/>
+              <w:bottom w:w="72" w:type="dxa"/>
+              <w:end w:w="80" w:type="dxa"/>
+            </w:tcMar>
+          </w:tcPr>
+          <w:p>
+            <w:pPr>
+              <w:spacing w:before="0" w:after="0" w:line="240" w:lineRule="auto"/>
+            </w:pPr>
+            <w:r>
+              <w:rPr>
+                <w:rFonts w:ascii="Arial" w:hAnsi="Arial" w:eastAsia="Arial"/>
+                <w:b w:val="0"/>
+                <w:i w:val="0"/>
+                <w:color w:val="171717"/>
+                <w:sz w:val="15"/>
+              </w:rPr>
+              <w:t>SPY vertical compiler, payoff, limits, multi-leg translation</w:t>
+            </w:r>
+          </w:p>
+        </w:tc>
+        <w:tc>
+          <w:tcPr>
+            <w:tcW w:type="dxa" w:w="3120"/>
+            <w:vAlign w:val="center"/>
+            <w:tcMar>
+              <w:top w:w="72" w:type="dxa"/>
+              <w:start w:w="80" w:type="dxa"/>
+              <w:bottom w:w="72" w:type="dxa"/>
+              <w:end w:w="80" w:type="dxa"/>
+            </w:tcMar>
+          </w:tcPr>
+          <w:p>
+            <w:pPr>
+              <w:spacing w:before="0" w:after="0" w:line="240" w:lineRule="auto"/>
+            </w:pPr>
+            <w:r>
+              <w:rPr>
+                <w:rFonts w:ascii="Arial" w:hAnsi="Arial" w:eastAsia="Arial"/>
+                <w:b w:val="0"/>
+                <w:i w:val="0"/>
+                <w:color w:val="171717"/>
+                <w:sz w:val="15"/>
+              </w:rPr>
+              <w:t>ETF history is not options P&amp;L</w:t>
+            </w:r>
+          </w:p>
+        </w:tc>
+      </w:tr>
+      <w:tr>
+        <w:trPr>
+          <w:cantSplit/>
+        </w:trPr>
+        <w:tc>
+          <w:tcPr>
+            <w:tcW w:type="dxa" w:w="3120"/>
+            <w:vAlign w:val="center"/>
+            <w:tcMar>
+              <w:top w:w="72" w:type="dxa"/>
+              <w:start w:w="80" w:type="dxa"/>
+              <w:bottom w:w="72" w:type="dxa"/>
+              <w:end w:w="80" w:type="dxa"/>
+            </w:tcMar>
+            <w:shd w:fill="F3F5F2"/>
+          </w:tcPr>
+          <w:p>
+            <w:pPr>
+              <w:spacing w:before="0" w:after="0" w:line="240" w:lineRule="auto"/>
+            </w:pPr>
+            <w:r>
+              <w:rPr>
+                <w:rFonts w:ascii="Arial" w:hAnsi="Arial" w:eastAsia="Arial"/>
+                <w:b w:val="0"/>
+                <w:i w:val="0"/>
+                <w:color w:val="171717"/>
+                <w:sz w:val="15"/>
+              </w:rPr>
+              <w:t>Dedicated $100,000 paper account</w:t>
+            </w:r>
+          </w:p>
+        </w:tc>
+        <w:tc>
+          <w:tcPr>
+            <w:tcW w:type="dxa" w:w="3120"/>
+            <w:vAlign w:val="center"/>
+            <w:tcMar>
+              <w:top w:w="72" w:type="dxa"/>
+              <w:start w:w="80" w:type="dxa"/>
+              <w:bottom w:w="72" w:type="dxa"/>
+              <w:end w:w="80" w:type="dxa"/>
+            </w:tcMar>
+            <w:shd w:fill="F3F5F2"/>
+          </w:tcPr>
+          <w:p>
+            <w:pPr>
+              <w:spacing w:before="0" w:after="0" w:line="240" w:lineRule="auto"/>
+            </w:pPr>
+            <w:r>
+              <w:rPr>
+                <w:rFonts w:ascii="Arial" w:hAnsi="Arial" w:eastAsia="Arial"/>
+                <w:b w:val="0"/>
+                <w:i w:val="0"/>
+                <w:color w:val="171717"/>
+                <w:sz w:val="15"/>
+              </w:rPr>
+              <w:t>Active Level 3 paper account with private ID and sanitized snapshot [32]</w:t>
+            </w:r>
+          </w:p>
+        </w:tc>
+        <w:tc>
+          <w:tcPr>
+            <w:tcW w:type="dxa" w:w="3120"/>
+            <w:vAlign w:val="center"/>
+            <w:tcMar>
+              <w:top w:w="72" w:type="dxa"/>
+              <w:start w:w="80" w:type="dxa"/>
+              <w:bottom w:w="72" w:type="dxa"/>
+              <w:end w:w="80" w:type="dxa"/>
+            </w:tcMar>
+            <w:shd w:fill="F3F5F2"/>
+          </w:tcPr>
+          <w:p>
+            <w:pPr>
+              <w:spacing w:before="0" w:after="0" w:line="240" w:lineRule="auto"/>
+            </w:pPr>
+            <w:r>
+              <w:rPr>
+                <w:rFonts w:ascii="Arial" w:hAnsi="Arial" w:eastAsia="Arial"/>
+                <w:b w:val="0"/>
+                <w:i w:val="0"/>
+                <w:color w:val="171717"/>
+                <w:sz w:val="15"/>
+              </w:rPr>
+              <w:t>Credentials stay outside Git</w:t>
+            </w:r>
+          </w:p>
+        </w:tc>
+      </w:tr>
+      <w:tr>
+        <w:trPr>
+          <w:cantSplit/>
+        </w:trPr>
+        <w:tc>
+          <w:tcPr>
+            <w:tcW w:type="dxa" w:w="3120"/>
+            <w:vAlign w:val="center"/>
+            <w:tcMar>
+              <w:top w:w="72" w:type="dxa"/>
+              <w:start w:w="80" w:type="dxa"/>
+              <w:bottom w:w="72" w:type="dxa"/>
+              <w:end w:w="80" w:type="dxa"/>
+            </w:tcMar>
+          </w:tcPr>
+          <w:p>
+            <w:pPr>
+              <w:spacing w:before="0" w:after="0" w:line="240" w:lineRule="auto"/>
+            </w:pPr>
+            <w:r>
+              <w:rPr>
+                <w:rFonts w:ascii="Arial" w:hAnsi="Arial" w:eastAsia="Arial"/>
+                <w:b w:val="0"/>
+                <w:i w:val="0"/>
+                <w:color w:val="171717"/>
+                <w:sz w:val="15"/>
+              </w:rPr>
+              <w:t>One-page explanation</w:t>
+            </w:r>
+          </w:p>
+        </w:tc>
+        <w:tc>
+          <w:tcPr>
+            <w:tcW w:type="dxa" w:w="3120"/>
+            <w:vAlign w:val="center"/>
+            <w:tcMar>
+              <w:top w:w="72" w:type="dxa"/>
+              <w:start w:w="80" w:type="dxa"/>
+              <w:bottom w:w="72" w:type="dxa"/>
+              <w:end w:w="80" w:type="dxa"/>
+            </w:tcMar>
+          </w:tcPr>
+          <w:p>
+            <w:pPr>
+              <w:spacing w:before="0" w:after="0" w:line="240" w:lineRule="auto"/>
+            </w:pPr>
+            <w:r>
+              <w:rPr>
+                <w:rFonts w:ascii="Arial" w:hAnsi="Arial" w:eastAsia="Arial"/>
+                <w:b w:val="0"/>
+                <w:i w:val="0"/>
+                <w:color w:val="171717"/>
+                <w:sz w:val="15"/>
+              </w:rPr>
+              <w:t>Separate judge brief plus this technical paper</w:t>
+            </w:r>
+          </w:p>
+        </w:tc>
+        <w:tc>
+          <w:tcPr>
+            <w:tcW w:type="dxa" w:w="3120"/>
+            <w:vAlign w:val="center"/>
+            <w:tcMar>
+              <w:top w:w="72" w:type="dxa"/>
+              <w:start w:w="80" w:type="dxa"/>
+              <w:bottom w:w="72" w:type="dxa"/>
+              <w:end w:w="80" w:type="dxa"/>
+            </w:tcMar>
+          </w:tcPr>
+          <w:p>
+            <w:pPr>
+              <w:spacing w:before="0" w:after="0" w:line="240" w:lineRule="auto"/>
+            </w:pPr>
+            <w:r>
+              <w:rPr>
+                <w:rFonts w:ascii="Arial" w:hAnsi="Arial" w:eastAsia="Arial"/>
+                <w:b w:val="0"/>
+                <w:i w:val="0"/>
+                <w:color w:val="171717"/>
+                <w:sz w:val="15"/>
+              </w:rPr>
+              <w:t>The paper supplements the brief</w:t>
+            </w:r>
+          </w:p>
+        </w:tc>
+      </w:tr>
+      <w:tr>
+        <w:trPr>
+          <w:cantSplit/>
+        </w:trPr>
+        <w:tc>
+          <w:tcPr>
+            <w:tcW w:type="dxa" w:w="3120"/>
+            <w:vAlign w:val="center"/>
+            <w:tcMar>
+              <w:top w:w="72" w:type="dxa"/>
+              <w:start w:w="80" w:type="dxa"/>
+              <w:bottom w:w="72" w:type="dxa"/>
+              <w:end w:w="80" w:type="dxa"/>
+            </w:tcMar>
+            <w:shd w:fill="F3F5F2"/>
+          </w:tcPr>
+          <w:p>
+            <w:pPr>
+              <w:spacing w:before="0" w:after="0" w:line="240" w:lineRule="auto"/>
+            </w:pPr>
+            <w:r>
+              <w:rPr>
+                <w:rFonts w:ascii="Arial" w:hAnsi="Arial" w:eastAsia="Arial"/>
+                <w:b w:val="0"/>
+                <w:i w:val="0"/>
+                <w:color w:val="171717"/>
+                <w:sz w:val="15"/>
+              </w:rPr>
+              <w:t>Public original work</w:t>
+            </w:r>
+          </w:p>
+        </w:tc>
+        <w:tc>
+          <w:tcPr>
+            <w:tcW w:type="dxa" w:w="3120"/>
+            <w:vAlign w:val="center"/>
+            <w:tcMar>
+              <w:top w:w="72" w:type="dxa"/>
+              <w:start w:w="80" w:type="dxa"/>
+              <w:bottom w:w="72" w:type="dxa"/>
+              <w:end w:w="80" w:type="dxa"/>
+            </w:tcMar>
+            <w:shd w:fill="F3F5F2"/>
+          </w:tcPr>
+          <w:p>
+            <w:pPr>
+              <w:spacing w:before="0" w:after="0" w:line="240" w:lineRule="auto"/>
+            </w:pPr>
+            <w:r>
+              <w:rPr>
+                <w:rFonts w:ascii="Arial" w:hAnsi="Arial" w:eastAsia="Arial"/>
+                <w:b w:val="0"/>
+                <w:i w:val="0"/>
+                <w:color w:val="171717"/>
+                <w:sz w:val="15"/>
+              </w:rPr>
+              <w:t>MIT repository and source-bound artifacts [31]</w:t>
+            </w:r>
+          </w:p>
+        </w:tc>
+        <w:tc>
+          <w:tcPr>
+            <w:tcW w:type="dxa" w:w="3120"/>
+            <w:vAlign w:val="center"/>
+            <w:tcMar>
+              <w:top w:w="72" w:type="dxa"/>
+              <w:start w:w="80" w:type="dxa"/>
+              <w:bottom w:w="72" w:type="dxa"/>
+              <w:end w:w="80" w:type="dxa"/>
+            </w:tcMar>
+            <w:shd w:fill="F3F5F2"/>
+          </w:tcPr>
+          <w:p>
+            <w:pPr>
+              <w:spacing w:before="0" w:after="0" w:line="240" w:lineRule="auto"/>
+            </w:pPr>
+            <w:r>
+              <w:rPr>
+                <w:rFonts w:ascii="Arial" w:hAnsi="Arial" w:eastAsia="Arial"/>
+                <w:b w:val="0"/>
+                <w:i w:val="0"/>
+                <w:color w:val="171717"/>
+                <w:sz w:val="15"/>
+              </w:rPr>
+              <w:t>Secrets and private state excluded</w:t>
+            </w:r>
+          </w:p>
+        </w:tc>
+      </w:tr>
+    </w:tbl>
+    <w:p>
+      <w:pPr>
+        <w:spacing w:after="0" w:before="0"/>
+      </w:pPr>
+    </w:p>
+    <w:p>
+      <w:pPr>
+        <w:keepLines/>
+        <w:widowControl/>
+        <w:spacing w:line="276" w:lineRule="auto" w:after="120"/>
+        <w:ind w:firstLine="346"/>
+        <w:jc w:val="both"/>
+      </w:pPr>
+      <w:r>
+        <w:rPr>
+          <w:rFonts w:ascii="Times New Roman" w:hAnsi="Times New Roman" w:eastAsia="Times New Roman"/>
+          <w:b w:val="0"/>
+          <w:i w:val="0"/>
+          <w:color w:val="171717"/>
+          <w:sz w:val="22"/>
+        </w:rPr>
+        <w:t>The strongest claim is not that an LLM found a guaranteed trade. It is that the division of authority is executable: the model reads; code computes; the permit binds; Alpaca records; and a public scorer measures without rewriting the rule.</w:t>
       </w:r>
     </w:p>
     <w:p>
@@ -949,7 +7448,7 @@
           <w:color w:val="171717"/>
           <w:sz w:val="27"/>
         </w:rPr>
-        <w:t>7. Conclusion</w:t>
+        <w:t>11. Threats and limitations</w:t>
       </w:r>
     </w:p>
     <w:p>
@@ -963,12 +7462,22 @@
       <w:r>
         <w:rPr>
           <w:rFonts w:ascii="Times New Roman" w:hAnsi="Times New Roman" w:eastAsia="Times New Roman"/>
+          <w:b/>
+          <w:i w:val="0"/>
+          <w:color w:val="171717"/>
+          <w:sz w:val="22"/>
+        </w:rPr>
+        <w:t>Selection and multiplicity.</w:t>
+      </w:r>
+      <w:r>
+        <w:rPr>
+          <w:rFonts w:ascii="Times New Roman" w:hAnsi="Times New Roman" w:eastAsia="Times New Roman"/>
           <w:b w:val="0"/>
           <w:i w:val="0"/>
           <w:color w:val="171717"/>
           <w:sz w:val="22"/>
         </w:rPr>
-        <w:t>Finly joins three things that are often shown separately: a quantitative rule, an AI interpretation, and a broker implementation. The G4 sleeve supplies a fixed and reproducible equity allocation. The SPY options workflow lets a language model examine current public news while deterministic code retains the terms that create loss. The Alpaca runner gives each intended action durable state, a unique identity, a broker read-back, and a public sanitized record.</w:t>
+        <w:t xml:space="preserve"> G4 followed extensive exploration. ETF-era partitions were consumed, statistical promotion failed, and no pristine holdout remains. The external proxy also failed its adjusted gate. Historical outperformance is not a forecast.</w:t>
       </w:r>
     </w:p>
     <w:p>
@@ -982,12 +7491,196 @@
       <w:r>
         <w:rPr>
           <w:rFonts w:ascii="Times New Roman" w:hAnsi="Times New Roman" w:eastAsia="Times New Roman"/>
+          <w:b/>
+          <w:i w:val="0"/>
+          <w:color w:val="171717"/>
+          <w:sz w:val="22"/>
+        </w:rPr>
+        <w:t>Data mismatch.</w:t>
+      </w:r>
+      <w:r>
+        <w:rPr>
+          <w:rFonts w:ascii="Times New Roman" w:hAnsi="Times New Roman" w:eastAsia="Times New Roman"/>
           <w:b w:val="0"/>
           <w:i w:val="0"/>
           <w:color w:val="171717"/>
           <w:sz w:val="22"/>
         </w:rPr>
-        <w:t>The historical evidence gives a concrete reason to test the system: G4's ETF-era replay substantially exceeded SPY, and its fixed external-era proxy retained an advantage across a much earlier dataset and a severe cost stress. The engineering evidence gives a concrete reason to trust the test: the competition rule was frozen, the account begins from a verified $100,000 baseline, the model cannot alter exposure, and 806 automated tests exercise the published boundaries. The live result remains to be observed. Finly's purpose is to observe it without changing the rule, confusing a simulation with a fill, or asking an eloquent model to carry authority that belongs in checked code.</w:t>
+        <w:t xml:space="preserve"> G4 research uses Yahoo adjusted closes; competition signaling uses Alpaca IEX adjustment-all. Strict reconciliation failed for every required symbol. Adjusted series reflect vendor methodology and revised corporate actions.</w:t>
+      </w:r>
+    </w:p>
+    <w:p>
+      <w:pPr>
+        <w:keepLines/>
+        <w:widowControl/>
+        <w:spacing w:line="276" w:lineRule="auto" w:after="120"/>
+        <w:ind w:firstLine="346"/>
+        <w:jc w:val="both"/>
+      </w:pPr>
+      <w:r>
+        <w:rPr>
+          <w:rFonts w:ascii="Times New Roman" w:hAnsi="Times New Roman" w:eastAsia="Times New Roman"/>
+          <w:b/>
+          <w:i w:val="0"/>
+          <w:color w:val="171717"/>
+          <w:sz w:val="22"/>
+        </w:rPr>
+        <w:t>Universe and control.</w:t>
+      </w:r>
+      <w:r>
+        <w:rPr>
+          <w:rFonts w:ascii="Times New Roman" w:hAnsi="Times New Roman" w:eastAsia="Times New Roman"/>
+          <w:b w:val="0"/>
+          <w:i w:val="0"/>
+          <w:color w:val="171717"/>
+          <w:sz w:val="22"/>
+        </w:rPr>
+        <w:t xml:space="preserve"> The ETF universe consists of 2026 survivors. QQQ creates a growth tilt, and rotation did not consistently beat static SPY/QQQ. French industries are proxies, not the modern instruments.</w:t>
+      </w:r>
+    </w:p>
+    <w:p>
+      <w:pPr>
+        <w:keepLines/>
+        <w:widowControl/>
+        <w:spacing w:line="276" w:lineRule="auto" w:after="120"/>
+        <w:ind w:firstLine="346"/>
+        <w:jc w:val="both"/>
+      </w:pPr>
+      <w:r>
+        <w:rPr>
+          <w:rFonts w:ascii="Times New Roman" w:hAnsi="Times New Roman" w:eastAsia="Times New Roman"/>
+          <w:b/>
+          <w:i w:val="0"/>
+          <w:color w:val="171717"/>
+          <w:sz w:val="22"/>
+        </w:rPr>
+        <w:t>Execution.</w:t>
+      </w:r>
+      <w:r>
+        <w:rPr>
+          <w:rFonts w:ascii="Times New Roman" w:hAnsi="Times New Roman" w:eastAsia="Times New Roman"/>
+          <w:b w:val="0"/>
+          <w:i w:val="0"/>
+          <w:color w:val="171717"/>
+          <w:sz w:val="22"/>
+        </w:rPr>
+        <w:t xml:space="preserve"> Close replays with fixed costs omit queue priority, dynamic spreads, partial fills, halts, latency, impact, and some corporate-action cases. Alpaca paper fills cannot establish real-capital execution quality.</w:t>
+      </w:r>
+    </w:p>
+    <w:p>
+      <w:pPr>
+        <w:keepLines/>
+        <w:widowControl/>
+        <w:spacing w:line="276" w:lineRule="auto" w:after="120"/>
+        <w:ind w:firstLine="346"/>
+        <w:jc w:val="both"/>
+      </w:pPr>
+      <w:r>
+        <w:rPr>
+          <w:rFonts w:ascii="Times New Roman" w:hAnsi="Times New Roman" w:eastAsia="Times New Roman"/>
+          <w:b/>
+          <w:i w:val="0"/>
+          <w:color w:val="171717"/>
+          <w:sz w:val="22"/>
+        </w:rPr>
+        <w:t>Options model risk.</w:t>
+      </w:r>
+      <w:r>
+        <w:rPr>
+          <w:rFonts w:ascii="Times New Roman" w:hAnsi="Times New Roman" w:eastAsia="Times New Roman"/>
+          <w:b w:val="0"/>
+          <w:i w:val="0"/>
+          <w:color w:val="171717"/>
+          <w:sz w:val="22"/>
+        </w:rPr>
+        <w:t xml:space="preserve"> Positive CEV inside two approximate models can fail under jumps, regime change, surface movement, or unmodeled dependence. Defined risk does not make direction correct.</w:t>
+      </w:r>
+    </w:p>
+    <w:p>
+      <w:pPr>
+        <w:keepLines/>
+        <w:widowControl/>
+        <w:spacing w:line="276" w:lineRule="auto" w:after="120"/>
+        <w:ind w:firstLine="346"/>
+        <w:jc w:val="both"/>
+      </w:pPr>
+      <w:r>
+        <w:rPr>
+          <w:rFonts w:ascii="Times New Roman" w:hAnsi="Times New Roman" w:eastAsia="Times New Roman"/>
+          <w:b/>
+          <w:i w:val="0"/>
+          <w:color w:val="171717"/>
+          <w:sz w:val="22"/>
+        </w:rPr>
+        <w:t>News model.</w:t>
+      </w:r>
+      <w:r>
+        <w:rPr>
+          <w:rFonts w:ascii="Times New Roman" w:hAnsi="Times New Roman" w:eastAsia="Times New Roman"/>
+          <w:b w:val="0"/>
+          <w:i w:val="0"/>
+          <w:color w:val="171717"/>
+          <w:sz w:val="22"/>
+        </w:rPr>
+        <w:t xml:space="preserve"> Qwen can misunderstand or omit context. Schema validation controls shape, not truth; reduction-only authority only limits the consequence.</w:t>
+      </w:r>
+    </w:p>
+    <w:p>
+      <w:pPr>
+        <w:keepLines/>
+        <w:widowControl/>
+        <w:spacing w:line="276" w:lineRule="auto" w:after="120"/>
+        <w:ind w:firstLine="346"/>
+        <w:jc w:val="both"/>
+      </w:pPr>
+      <w:r>
+        <w:rPr>
+          <w:rFonts w:ascii="Times New Roman" w:hAnsi="Times New Roman" w:eastAsia="Times New Roman"/>
+          <w:b/>
+          <w:i w:val="0"/>
+          <w:color w:val="171717"/>
+          <w:sz w:val="22"/>
+        </w:rPr>
+        <w:t>Operations.</w:t>
+      </w:r>
+      <w:r>
+        <w:rPr>
+          <w:rFonts w:ascii="Times New Roman" w:hAnsi="Times New Roman" w:eastAsia="Times New Roman"/>
+          <w:b w:val="0"/>
+          <w:i w:val="0"/>
+          <w:color w:val="171717"/>
+          <w:sz w:val="22"/>
+        </w:rPr>
+        <w:t xml:space="preserve"> GitHub Actions can fail or run late. State, timing, read, or reconciliation failures become no trade or frozen state.</w:t>
+      </w:r>
+    </w:p>
+    <w:p>
+      <w:pPr>
+        <w:keepLines/>
+        <w:widowControl/>
+        <w:spacing w:line="276" w:lineRule="auto" w:after="120"/>
+        <w:ind w:firstLine="346"/>
+        <w:jc w:val="both"/>
+      </w:pPr>
+      <w:r>
+        <w:rPr>
+          <w:rFonts w:ascii="Times New Roman" w:hAnsi="Times New Roman" w:eastAsia="Times New Roman"/>
+          <w:b/>
+          <w:i w:val="0"/>
+          <w:color w:val="171717"/>
+          <w:sz w:val="22"/>
+        </w:rPr>
+        <w:t>Short forward window.</w:t>
+      </w:r>
+      <w:r>
+        <w:rPr>
+          <w:rFonts w:ascii="Times New Roman" w:hAnsi="Times New Roman" w:eastAsia="Times New Roman"/>
+          <w:b w:val="0"/>
+          <w:i w:val="0"/>
+          <w:color w:val="171717"/>
+          <w:sz w:val="22"/>
+        </w:rPr>
+        <w:t xml:space="preserve"> A few days cannot estimate long-run return. One realized path primarily tests operational execution.</w:t>
       </w:r>
     </w:p>
     <w:p>
@@ -1003,6 +7696,79 @@
           <w:color w:val="171717"/>
           <w:sz w:val="27"/>
         </w:rPr>
+        <w:t>12. Conclusion</w:t>
+      </w:r>
+    </w:p>
+    <w:p>
+      <w:pPr>
+        <w:keepLines/>
+        <w:widowControl/>
+        <w:spacing w:line="276" w:lineRule="auto" w:after="120"/>
+        <w:ind w:firstLine="0"/>
+        <w:jc w:val="both"/>
+      </w:pPr>
+      <w:r>
+        <w:rPr>
+          <w:rFonts w:ascii="Times New Roman" w:hAnsi="Times New Roman" w:eastAsia="Times New Roman"/>
+          <w:b w:val="0"/>
+          <w:i w:val="0"/>
+          <w:color w:val="171717"/>
+          <w:sz w:val="22"/>
+        </w:rPr>
+        <w:t>Finly combines a frozen quantitative sleeve, an AI evidence reader, a deterministic options compiler, and restart-safe Alpaca execution without pretending they are one model. G4 supplies a compelling historical reason to test: $10,000 became $106,711 versus $68,082 for SPY. The failed statistical, control, and source gates supply the reason to be careful.</w:t>
+      </w:r>
+    </w:p>
+    <w:p>
+      <w:pPr>
+        <w:keepLines/>
+        <w:widowControl/>
+        <w:spacing w:line="276" w:lineRule="auto" w:after="120"/>
+        <w:ind w:firstLine="346"/>
+        <w:jc w:val="both"/>
+      </w:pPr>
+      <w:r>
+        <w:rPr>
+          <w:rFonts w:ascii="Times New Roman" w:hAnsi="Times New Roman" w:eastAsia="Times New Roman"/>
+          <w:b w:val="0"/>
+          <w:i w:val="0"/>
+          <w:color w:val="171717"/>
+          <w:sz w:val="22"/>
+        </w:rPr>
+        <w:t>The system turns that tension into design. A separate SPY/BIL rule bounds options direction. News may reduce or veto but cannot amplify it. Code owns payoff, EV gates, quantity, loss, and broker fields. A short-lived HMAC certificate binds one state to one projection. Encrypted checkpoints and deterministic IDs make uncertain acknowledgements recoverable. The paper account then observes what happens without changing the rule.</w:t>
+      </w:r>
+    </w:p>
+    <w:p>
+      <w:pPr>
+        <w:keepLines/>
+        <w:widowControl/>
+        <w:spacing w:line="276" w:lineRule="auto" w:after="120"/>
+        <w:ind w:firstLine="346"/>
+        <w:jc w:val="both"/>
+      </w:pPr>
+      <w:r>
+        <w:rPr>
+          <w:rFonts w:ascii="Times New Roman" w:hAnsi="Times New Roman" w:eastAsia="Times New Roman"/>
+          <w:b w:val="0"/>
+          <w:i w:val="0"/>
+          <w:color w:val="171717"/>
+          <w:sz w:val="22"/>
+        </w:rPr>
+        <w:t>Finly's contribution is controlled delegation: every component has a useful job, every capital-bearing decision has a deterministic owner, and every public claim traces to supporting evidence.</w:t>
+      </w:r>
+    </w:p>
+    <w:p>
+      <w:pPr>
+        <w:keepNext/>
+        <w:spacing w:before="260" w:after="100"/>
+      </w:pPr>
+      <w:r>
+        <w:rPr>
+          <w:rFonts w:ascii="Times New Roman" w:hAnsi="Times New Roman" w:eastAsia="Times New Roman"/>
+          <w:b/>
+          <w:i w:val="0"/>
+          <w:color w:val="171717"/>
+          <w:sz w:val="27"/>
+        </w:rPr>
         <w:t>References</w:t>
       </w:r>
     </w:p>
@@ -1022,27 +7788,7 @@
           <w:color w:val="5F6368"/>
           <w:sz w:val="17"/>
         </w:rPr>
-        <w:t xml:space="preserve">[1] T. J. Moskowitz, Y. H. Ooi, and L. H. Pedersen. “Time Series Momentum.” </w:t>
-      </w:r>
-      <w:r>
-        <w:rPr>
-          <w:rFonts w:ascii="Times New Roman" w:hAnsi="Times New Roman" w:eastAsia="Times New Roman"/>
-          <w:b w:val="0"/>
-          <w:i/>
-          <w:color w:val="5F6368"/>
-          <w:sz w:val="17"/>
-        </w:rPr>
-        <w:t>Journal of Financial Economics</w:t>
-      </w:r>
-      <w:r>
-        <w:rPr>
-          <w:rFonts w:ascii="Times New Roman" w:hAnsi="Times New Roman" w:eastAsia="Times New Roman"/>
-          <w:b w:val="0"/>
-          <w:i w:val="0"/>
-          <w:color w:val="5F6368"/>
-          <w:sz w:val="17"/>
-        </w:rPr>
-        <w:t xml:space="preserve"> 104, no. 2 (2012): 228–250. </w:t>
+        <w:t xml:space="preserve">[1] Finly. “Submission Requirements and Release Checklist.” </w:t>
       </w:r>
       <w:hyperlink r:id="rId12">
         <w:r>
@@ -1052,7 +7798,7 @@
             <w:sz w:val="17"/>
             <w:u w:val="single"/>
           </w:rPr>
-          <w:t>doi:10.1016/j.jfineco.2011.11.003</w:t>
+          <w:t>docs/REQUIREMENTS_MATRIX.md</w:t>
         </w:r>
       </w:hyperlink>
       <w:r>
@@ -1202,9 +7948,89 @@
           <w:color w:val="5F6368"/>
           <w:sz w:val="17"/>
         </w:rPr>
-        <w:t xml:space="preserve">[5] Finly. “G4 Wealth and Drawdown Series.” </w:t>
+        <w:t xml:space="preserve">[5] Finly. “Generation 4 Simulation Engine.” </w:t>
       </w:r>
       <w:hyperlink r:id="rId16">
+        <w:r>
+          <w:rPr>
+            <w:rFonts w:ascii="Times New Roman" w:hAnsi="Times New Roman"/>
+            <w:color w:val="1F5A4C"/>
+            <w:sz w:val="17"/>
+            <w:u w:val="single"/>
+          </w:rPr>
+          <w:t>research/champion_engine.mjs</w:t>
+        </w:r>
+      </w:hyperlink>
+      <w:r>
+        <w:rPr>
+          <w:rFonts w:ascii="Times New Roman" w:hAnsi="Times New Roman" w:eastAsia="Times New Roman"/>
+          <w:b w:val="0"/>
+          <w:i w:val="0"/>
+          <w:color w:val="5F6368"/>
+          <w:sz w:val="17"/>
+        </w:rPr>
+        <w:t>.</w:t>
+      </w:r>
+    </w:p>
+    <w:p>
+      <w:pPr>
+        <w:keepLines w:val="0"/>
+        <w:widowControl/>
+        <w:spacing w:line="240" w:lineRule="auto" w:after="42"/>
+        <w:ind w:left="346" w:hanging="346"/>
+        <w:jc w:val="both"/>
+      </w:pPr>
+      <w:r>
+        <w:rPr>
+          <w:rFonts w:ascii="Times New Roman" w:hAnsi="Times New Roman" w:eastAsia="Times New Roman"/>
+          <w:b w:val="0"/>
+          <w:i w:val="0"/>
+          <w:color w:val="5F6368"/>
+          <w:sz w:val="17"/>
+        </w:rPr>
+        <w:t xml:space="preserve">[6] Finly. “Generation 4 Robustness Result.” </w:t>
+      </w:r>
+      <w:hyperlink r:id="rId17">
+        <w:r>
+          <w:rPr>
+            <w:rFonts w:ascii="Times New Roman" w:hAnsi="Times New Roman"/>
+            <w:color w:val="1F5A4C"/>
+            <w:sz w:val="17"/>
+            <w:u w:val="single"/>
+          </w:rPr>
+          <w:t>research/output/quant_champion_generation4_robustness.json</w:t>
+        </w:r>
+      </w:hyperlink>
+      <w:r>
+        <w:rPr>
+          <w:rFonts w:ascii="Times New Roman" w:hAnsi="Times New Roman" w:eastAsia="Times New Roman"/>
+          <w:b w:val="0"/>
+          <w:i w:val="0"/>
+          <w:color w:val="5F6368"/>
+          <w:sz w:val="17"/>
+        </w:rPr>
+        <w:t>.</w:t>
+      </w:r>
+    </w:p>
+    <w:p>
+      <w:pPr>
+        <w:keepLines w:val="0"/>
+        <w:widowControl/>
+        <w:spacing w:line="240" w:lineRule="auto" w:after="42"/>
+        <w:ind w:left="346" w:hanging="346"/>
+        <w:jc w:val="both"/>
+      </w:pPr>
+      <w:r>
+        <w:rPr>
+          <w:rFonts w:ascii="Times New Roman" w:hAnsi="Times New Roman" w:eastAsia="Times New Roman"/>
+          <w:b w:val="0"/>
+          <w:i w:val="0"/>
+          <w:color w:val="5F6368"/>
+          <w:sz w:val="17"/>
+        </w:rPr>
+        <w:t xml:space="preserve">[7] Finly. “G4 Wealth and Drawdown Series.” </w:t>
+      </w:r>
+      <w:hyperlink r:id="rId18">
         <w:r>
           <w:rPr>
             <w:rFonts w:ascii="Times New Roman" w:hAnsi="Times New Roman"/>
@@ -1242,9 +8068,149 @@
           <w:color w:val="5F6368"/>
           <w:sz w:val="17"/>
         </w:rPr>
-        <w:t xml:space="preserve">[6] Kenneth R. French. </w:t>
-      </w:r>
-      <w:hyperlink r:id="rId17">
+        <w:t xml:space="preserve">[8] Finly. “Generation 4 Strategy Definitions.” </w:t>
+      </w:r>
+      <w:hyperlink r:id="rId19">
+        <w:r>
+          <w:rPr>
+            <w:rFonts w:ascii="Times New Roman" w:hAnsi="Times New Roman"/>
+            <w:color w:val="1F5A4C"/>
+            <w:sz w:val="17"/>
+            <w:u w:val="single"/>
+          </w:rPr>
+          <w:t>research/champion_strategies_generation4.mjs</w:t>
+        </w:r>
+      </w:hyperlink>
+      <w:r>
+        <w:rPr>
+          <w:rFonts w:ascii="Times New Roman" w:hAnsi="Times New Roman" w:eastAsia="Times New Roman"/>
+          <w:b w:val="0"/>
+          <w:i w:val="0"/>
+          <w:color w:val="5F6368"/>
+          <w:sz w:val="17"/>
+        </w:rPr>
+        <w:t>.</w:t>
+      </w:r>
+    </w:p>
+    <w:p>
+      <w:pPr>
+        <w:keepLines w:val="0"/>
+        <w:widowControl/>
+        <w:spacing w:line="240" w:lineRule="auto" w:after="42"/>
+        <w:ind w:left="346" w:hanging="346"/>
+        <w:jc w:val="both"/>
+      </w:pPr>
+      <w:r>
+        <w:rPr>
+          <w:rFonts w:ascii="Times New Roman" w:hAnsi="Times New Roman" w:eastAsia="Times New Roman"/>
+          <w:b w:val="0"/>
+          <w:i w:val="0"/>
+          <w:color w:val="5F6368"/>
+          <w:sz w:val="17"/>
+        </w:rPr>
+        <w:t xml:space="preserve">[9] T. J. Moskowitz, Y. H. Ooi, and L. H. Pedersen. “Time Series Momentum.” </w:t>
+      </w:r>
+      <w:r>
+        <w:rPr>
+          <w:rFonts w:ascii="Times New Roman" w:hAnsi="Times New Roman" w:eastAsia="Times New Roman"/>
+          <w:b w:val="0"/>
+          <w:i/>
+          <w:color w:val="5F6368"/>
+          <w:sz w:val="17"/>
+        </w:rPr>
+        <w:t>Journal of Financial Economics</w:t>
+      </w:r>
+      <w:r>
+        <w:rPr>
+          <w:rFonts w:ascii="Times New Roman" w:hAnsi="Times New Roman" w:eastAsia="Times New Roman"/>
+          <w:b w:val="0"/>
+          <w:i w:val="0"/>
+          <w:color w:val="5F6368"/>
+          <w:sz w:val="17"/>
+        </w:rPr>
+        <w:t xml:space="preserve"> 104, no. 2 (2012): 228–250. </w:t>
+      </w:r>
+      <w:hyperlink r:id="rId20">
+        <w:r>
+          <w:rPr>
+            <w:rFonts w:ascii="Times New Roman" w:hAnsi="Times New Roman"/>
+            <w:color w:val="1F5A4C"/>
+            <w:sz w:val="17"/>
+            <w:u w:val="single"/>
+          </w:rPr>
+          <w:t>doi:10.1016/j.jfineco.2011.11.003</w:t>
+        </w:r>
+      </w:hyperlink>
+      <w:r>
+        <w:rPr>
+          <w:rFonts w:ascii="Times New Roman" w:hAnsi="Times New Roman" w:eastAsia="Times New Roman"/>
+          <w:b w:val="0"/>
+          <w:i w:val="0"/>
+          <w:color w:val="5F6368"/>
+          <w:sz w:val="17"/>
+        </w:rPr>
+        <w:t>.</w:t>
+      </w:r>
+    </w:p>
+    <w:p>
+      <w:pPr>
+        <w:keepLines w:val="0"/>
+        <w:widowControl/>
+        <w:spacing w:line="240" w:lineRule="auto" w:after="42"/>
+        <w:ind w:left="346" w:hanging="346"/>
+        <w:jc w:val="both"/>
+      </w:pPr>
+      <w:r>
+        <w:rPr>
+          <w:rFonts w:ascii="Times New Roman" w:hAnsi="Times New Roman" w:eastAsia="Times New Roman"/>
+          <w:b w:val="0"/>
+          <w:i w:val="0"/>
+          <w:color w:val="5F6368"/>
+          <w:sz w:val="17"/>
+        </w:rPr>
+        <w:t xml:space="preserve">[10] Finly. “Generation 4 Statistical Methods.” </w:t>
+      </w:r>
+      <w:hyperlink r:id="rId21">
+        <w:r>
+          <w:rPr>
+            <w:rFonts w:ascii="Times New Roman" w:hAnsi="Times New Roman"/>
+            <w:color w:val="1F5A4C"/>
+            <w:sz w:val="17"/>
+            <w:u w:val="single"/>
+          </w:rPr>
+          <w:t>research/champion_statistics.mjs</w:t>
+        </w:r>
+      </w:hyperlink>
+      <w:r>
+        <w:rPr>
+          <w:rFonts w:ascii="Times New Roman" w:hAnsi="Times New Roman" w:eastAsia="Times New Roman"/>
+          <w:b w:val="0"/>
+          <w:i w:val="0"/>
+          <w:color w:val="5F6368"/>
+          <w:sz w:val="17"/>
+        </w:rPr>
+        <w:t>.</w:t>
+      </w:r>
+    </w:p>
+    <w:p>
+      <w:pPr>
+        <w:keepLines w:val="0"/>
+        <w:widowControl/>
+        <w:spacing w:line="240" w:lineRule="auto" w:after="42"/>
+        <w:ind w:left="346" w:hanging="346"/>
+        <w:jc w:val="both"/>
+      </w:pPr>
+      <w:r>
+        <w:rPr>
+          <w:rFonts w:ascii="Times New Roman" w:hAnsi="Times New Roman" w:eastAsia="Times New Roman"/>
+          <w:b w:val="0"/>
+          <w:i w:val="0"/>
+          <w:color w:val="5F6368"/>
+          <w:sz w:val="17"/>
+        </w:rPr>
+        <w:t xml:space="preserve">[11] Kenneth R. French. </w:t>
+      </w:r>
+      <w:hyperlink r:id="rId22">
         <w:r>
           <w:rPr>
             <w:rFonts w:ascii="Times New Roman" w:hAnsi="Times New Roman"/>
@@ -1282,9 +8248,9 @@
           <w:color w:val="5F6368"/>
           <w:sz w:val="17"/>
         </w:rPr>
-        <w:t xml:space="preserve">[7] Finly. “External-Era Public Evidence.” </w:t>
-      </w:r>
-      <w:hyperlink r:id="rId18">
+        <w:t xml:space="preserve">[12] Finly. “External-Era Public Evidence.” </w:t>
+      </w:r>
+      <w:hyperlink r:id="rId23">
         <w:r>
           <w:rPr>
             <w:rFonts w:ascii="Times New Roman" w:hAnsi="Times New Roman"/>
@@ -1322,9 +8288,589 @@
           <w:color w:val="5F6368"/>
           <w:sz w:val="17"/>
         </w:rPr>
-        <w:t xml:space="preserve">[8] Finly. “Cloud Runner and Restart Design.” </w:t>
-      </w:r>
-      <w:hyperlink r:id="rId19">
+        <w:t xml:space="preserve">[13] Finly. “Economic Research and Current Policy.” </w:t>
+      </w:r>
+      <w:hyperlink r:id="rId24">
+        <w:r>
+          <w:rPr>
+            <w:rFonts w:ascii="Times New Roman" w:hAnsi="Times New Roman"/>
+            <w:color w:val="1F5A4C"/>
+            <w:sz w:val="17"/>
+            <w:u w:val="single"/>
+          </w:rPr>
+          <w:t>lib/economic_research.mjs</w:t>
+        </w:r>
+      </w:hyperlink>
+      <w:r>
+        <w:rPr>
+          <w:rFonts w:ascii="Times New Roman" w:hAnsi="Times New Roman" w:eastAsia="Times New Roman"/>
+          <w:b w:val="0"/>
+          <w:i w:val="0"/>
+          <w:color w:val="5F6368"/>
+          <w:sz w:val="17"/>
+        </w:rPr>
+        <w:t>.</w:t>
+      </w:r>
+    </w:p>
+    <w:p>
+      <w:pPr>
+        <w:keepLines w:val="0"/>
+        <w:widowControl/>
+        <w:spacing w:line="240" w:lineRule="auto" w:after="42"/>
+        <w:ind w:left="346" w:hanging="346"/>
+        <w:jc w:val="both"/>
+      </w:pPr>
+      <w:r>
+        <w:rPr>
+          <w:rFonts w:ascii="Times New Roman" w:hAnsi="Times New Roman" w:eastAsia="Times New Roman"/>
+          <w:b w:val="0"/>
+          <w:i w:val="0"/>
+          <w:color w:val="5F6368"/>
+          <w:sz w:val="17"/>
+        </w:rPr>
+        <w:t xml:space="preserve">[14] Finly. “Economic Research Evidence.” </w:t>
+      </w:r>
+      <w:hyperlink r:id="rId25">
+        <w:r>
+          <w:rPr>
+            <w:rFonts w:ascii="Times New Roman" w:hAnsi="Times New Roman"/>
+            <w:color w:val="1F5A4C"/>
+            <w:sz w:val="17"/>
+            <w:u w:val="single"/>
+          </w:rPr>
+          <w:t>public/data/economic_research.json</w:t>
+        </w:r>
+      </w:hyperlink>
+      <w:r>
+        <w:rPr>
+          <w:rFonts w:ascii="Times New Roman" w:hAnsi="Times New Roman" w:eastAsia="Times New Roman"/>
+          <w:b w:val="0"/>
+          <w:i w:val="0"/>
+          <w:color w:val="5F6368"/>
+          <w:sz w:val="17"/>
+        </w:rPr>
+        <w:t>.</w:t>
+      </w:r>
+    </w:p>
+    <w:p>
+      <w:pPr>
+        <w:keepLines w:val="0"/>
+        <w:widowControl/>
+        <w:spacing w:line="240" w:lineRule="auto" w:after="42"/>
+        <w:ind w:left="346" w:hanging="346"/>
+        <w:jc w:val="both"/>
+      </w:pPr>
+      <w:r>
+        <w:rPr>
+          <w:rFonts w:ascii="Times New Roman" w:hAnsi="Times New Roman" w:eastAsia="Times New Roman"/>
+          <w:b w:val="0"/>
+          <w:i w:val="0"/>
+          <w:color w:val="5F6368"/>
+          <w:sz w:val="17"/>
+        </w:rPr>
+        <w:t xml:space="preserve">[15] Finly. “Live Signal Construction.” </w:t>
+      </w:r>
+      <w:hyperlink r:id="rId26">
+        <w:r>
+          <w:rPr>
+            <w:rFonts w:ascii="Times New Roman" w:hAnsi="Times New Roman"/>
+            <w:color w:val="1F5A4C"/>
+            <w:sz w:val="17"/>
+            <w:u w:val="single"/>
+          </w:rPr>
+          <w:t>lib/live_signals.mjs</w:t>
+        </w:r>
+      </w:hyperlink>
+      <w:r>
+        <w:rPr>
+          <w:rFonts w:ascii="Times New Roman" w:hAnsi="Times New Roman" w:eastAsia="Times New Roman"/>
+          <w:b w:val="0"/>
+          <w:i w:val="0"/>
+          <w:color w:val="5F6368"/>
+          <w:sz w:val="17"/>
+        </w:rPr>
+        <w:t>.</w:t>
+      </w:r>
+    </w:p>
+    <w:p>
+      <w:pPr>
+        <w:keepLines w:val="0"/>
+        <w:widowControl/>
+        <w:spacing w:line="240" w:lineRule="auto" w:after="42"/>
+        <w:ind w:left="346" w:hanging="346"/>
+        <w:jc w:val="both"/>
+      </w:pPr>
+      <w:r>
+        <w:rPr>
+          <w:rFonts w:ascii="Times New Roman" w:hAnsi="Times New Roman" w:eastAsia="Times New Roman"/>
+          <w:b w:val="0"/>
+          <w:i w:val="0"/>
+          <w:color w:val="5F6368"/>
+          <w:sz w:val="17"/>
+        </w:rPr>
+        <w:t xml:space="preserve">[16] Finly. “Evidence Aggregation.” </w:t>
+      </w:r>
+      <w:hyperlink r:id="rId27">
+        <w:r>
+          <w:rPr>
+            <w:rFonts w:ascii="Times New Roman" w:hAnsi="Times New Roman"/>
+            <w:color w:val="1F5A4C"/>
+            <w:sz w:val="17"/>
+            <w:u w:val="single"/>
+          </w:rPr>
+          <w:t>lib/signals.mjs</w:t>
+        </w:r>
+      </w:hyperlink>
+      <w:r>
+        <w:rPr>
+          <w:rFonts w:ascii="Times New Roman" w:hAnsi="Times New Roman" w:eastAsia="Times New Roman"/>
+          <w:b w:val="0"/>
+          <w:i w:val="0"/>
+          <w:color w:val="5F6368"/>
+          <w:sz w:val="17"/>
+        </w:rPr>
+        <w:t>.</w:t>
+      </w:r>
+    </w:p>
+    <w:p>
+      <w:pPr>
+        <w:keepLines w:val="0"/>
+        <w:widowControl/>
+        <w:spacing w:line="240" w:lineRule="auto" w:after="42"/>
+        <w:ind w:left="346" w:hanging="346"/>
+        <w:jc w:val="both"/>
+      </w:pPr>
+      <w:r>
+        <w:rPr>
+          <w:rFonts w:ascii="Times New Roman" w:hAnsi="Times New Roman" w:eastAsia="Times New Roman"/>
+          <w:b w:val="0"/>
+          <w:i w:val="0"/>
+          <w:color w:val="5F6368"/>
+          <w:sz w:val="17"/>
+        </w:rPr>
+        <w:t xml:space="preserve">[17] Finly. “Hosted Evidence Extractor.” </w:t>
+      </w:r>
+      <w:hyperlink r:id="rId28">
+        <w:r>
+          <w:rPr>
+            <w:rFonts w:ascii="Times New Roman" w:hAnsi="Times New Roman"/>
+            <w:color w:val="1F5A4C"/>
+            <w:sz w:val="17"/>
+            <w:u w:val="single"/>
+          </w:rPr>
+          <w:t>lib/evidence_extractor.mjs</w:t>
+        </w:r>
+      </w:hyperlink>
+      <w:r>
+        <w:rPr>
+          <w:rFonts w:ascii="Times New Roman" w:hAnsi="Times New Roman" w:eastAsia="Times New Roman"/>
+          <w:b w:val="0"/>
+          <w:i w:val="0"/>
+          <w:color w:val="5F6368"/>
+          <w:sz w:val="17"/>
+        </w:rPr>
+        <w:t>.</w:t>
+      </w:r>
+    </w:p>
+    <w:p>
+      <w:pPr>
+        <w:keepLines w:val="0"/>
+        <w:widowControl/>
+        <w:spacing w:line="240" w:lineRule="auto" w:after="42"/>
+        <w:ind w:left="346" w:hanging="346"/>
+        <w:jc w:val="both"/>
+      </w:pPr>
+      <w:r>
+        <w:rPr>
+          <w:rFonts w:ascii="Times New Roman" w:hAnsi="Times New Roman" w:eastAsia="Times New Roman"/>
+          <w:b w:val="0"/>
+          <w:i w:val="0"/>
+          <w:color w:val="5F6368"/>
+          <w:sz w:val="17"/>
+        </w:rPr>
+        <w:t xml:space="preserve">[18] Finly. “Options and Risk Policy.” </w:t>
+      </w:r>
+      <w:hyperlink r:id="rId29">
+        <w:r>
+          <w:rPr>
+            <w:rFonts w:ascii="Times New Roman" w:hAnsi="Times New Roman"/>
+            <w:color w:val="1F5A4C"/>
+            <w:sz w:val="17"/>
+            <w:u w:val="single"/>
+          </w:rPr>
+          <w:t>lib/policy.mjs</w:t>
+        </w:r>
+      </w:hyperlink>
+      <w:r>
+        <w:rPr>
+          <w:rFonts w:ascii="Times New Roman" w:hAnsi="Times New Roman" w:eastAsia="Times New Roman"/>
+          <w:b w:val="0"/>
+          <w:i w:val="0"/>
+          <w:color w:val="5F6368"/>
+          <w:sz w:val="17"/>
+        </w:rPr>
+        <w:t>.</w:t>
+      </w:r>
+    </w:p>
+    <w:p>
+      <w:pPr>
+        <w:keepLines w:val="0"/>
+        <w:widowControl/>
+        <w:spacing w:line="240" w:lineRule="auto" w:after="42"/>
+        <w:ind w:left="346" w:hanging="346"/>
+        <w:jc w:val="both"/>
+      </w:pPr>
+      <w:r>
+        <w:rPr>
+          <w:rFonts w:ascii="Times New Roman" w:hAnsi="Times New Roman" w:eastAsia="Times New Roman"/>
+          <w:b w:val="0"/>
+          <w:i w:val="0"/>
+          <w:color w:val="5F6368"/>
+          <w:sz w:val="17"/>
+        </w:rPr>
+        <w:t xml:space="preserve">[19] Finly. “Deterministic Options Compiler.” </w:t>
+      </w:r>
+      <w:hyperlink r:id="rId30">
+        <w:r>
+          <w:rPr>
+            <w:rFonts w:ascii="Times New Roman" w:hAnsi="Times New Roman"/>
+            <w:color w:val="1F5A4C"/>
+            <w:sz w:val="17"/>
+            <w:u w:val="single"/>
+          </w:rPr>
+          <w:t>lib/compiler.mjs</w:t>
+        </w:r>
+      </w:hyperlink>
+      <w:r>
+        <w:rPr>
+          <w:rFonts w:ascii="Times New Roman" w:hAnsi="Times New Roman" w:eastAsia="Times New Roman"/>
+          <w:b w:val="0"/>
+          <w:i w:val="0"/>
+          <w:color w:val="5F6368"/>
+          <w:sz w:val="17"/>
+        </w:rPr>
+        <w:t>.</w:t>
+      </w:r>
+    </w:p>
+    <w:p>
+      <w:pPr>
+        <w:keepLines w:val="0"/>
+        <w:widowControl/>
+        <w:spacing w:line="240" w:lineRule="auto" w:after="42"/>
+        <w:ind w:left="346" w:hanging="346"/>
+        <w:jc w:val="both"/>
+      </w:pPr>
+      <w:r>
+        <w:rPr>
+          <w:rFonts w:ascii="Times New Roman" w:hAnsi="Times New Roman" w:eastAsia="Times New Roman"/>
+          <w:b w:val="0"/>
+          <w:i w:val="0"/>
+          <w:color w:val="5F6368"/>
+          <w:sz w:val="17"/>
+        </w:rPr>
+        <w:t xml:space="preserve">[20] Finly. “Scenario and Black–Scholes Functions.” </w:t>
+      </w:r>
+      <w:hyperlink r:id="rId31">
+        <w:r>
+          <w:rPr>
+            <w:rFonts w:ascii="Times New Roman" w:hAnsi="Times New Roman"/>
+            <w:color w:val="1F5A4C"/>
+            <w:sz w:val="17"/>
+            <w:u w:val="single"/>
+          </w:rPr>
+          <w:t>lib/quant.mjs</w:t>
+        </w:r>
+      </w:hyperlink>
+      <w:r>
+        <w:rPr>
+          <w:rFonts w:ascii="Times New Roman" w:hAnsi="Times New Roman" w:eastAsia="Times New Roman"/>
+          <w:b w:val="0"/>
+          <w:i w:val="0"/>
+          <w:color w:val="5F6368"/>
+          <w:sz w:val="17"/>
+        </w:rPr>
+        <w:t>.</w:t>
+      </w:r>
+    </w:p>
+    <w:p>
+      <w:pPr>
+        <w:keepLines w:val="0"/>
+        <w:widowControl/>
+        <w:spacing w:line="240" w:lineRule="auto" w:after="42"/>
+        <w:ind w:left="346" w:hanging="346"/>
+        <w:jc w:val="both"/>
+      </w:pPr>
+      <w:r>
+        <w:rPr>
+          <w:rFonts w:ascii="Times New Roman" w:hAnsi="Times New Roman" w:eastAsia="Times New Roman"/>
+          <w:b w:val="0"/>
+          <w:i w:val="0"/>
+          <w:color w:val="5F6368"/>
+          <w:sz w:val="17"/>
+        </w:rPr>
+        <w:t xml:space="preserve">[21] F. Black and M. Scholes. “The Pricing of Options and Corporate Liabilities.” </w:t>
+      </w:r>
+      <w:r>
+        <w:rPr>
+          <w:rFonts w:ascii="Times New Roman" w:hAnsi="Times New Roman" w:eastAsia="Times New Roman"/>
+          <w:b w:val="0"/>
+          <w:i/>
+          <w:color w:val="5F6368"/>
+          <w:sz w:val="17"/>
+        </w:rPr>
+        <w:t>Journal of Political Economy</w:t>
+      </w:r>
+      <w:r>
+        <w:rPr>
+          <w:rFonts w:ascii="Times New Roman" w:hAnsi="Times New Roman" w:eastAsia="Times New Roman"/>
+          <w:b w:val="0"/>
+          <w:i w:val="0"/>
+          <w:color w:val="5F6368"/>
+          <w:sz w:val="17"/>
+        </w:rPr>
+        <w:t xml:space="preserve"> 81, no. 3 (1973): 637–654. </w:t>
+      </w:r>
+      <w:hyperlink r:id="rId32">
+        <w:r>
+          <w:rPr>
+            <w:rFonts w:ascii="Times New Roman" w:hAnsi="Times New Roman"/>
+            <w:color w:val="1F5A4C"/>
+            <w:sz w:val="17"/>
+            <w:u w:val="single"/>
+          </w:rPr>
+          <w:t>doi:10.1086/260062</w:t>
+        </w:r>
+      </w:hyperlink>
+      <w:r>
+        <w:rPr>
+          <w:rFonts w:ascii="Times New Roman" w:hAnsi="Times New Roman" w:eastAsia="Times New Roman"/>
+          <w:b w:val="0"/>
+          <w:i w:val="0"/>
+          <w:color w:val="5F6368"/>
+          <w:sz w:val="17"/>
+        </w:rPr>
+        <w:t>.</w:t>
+      </w:r>
+    </w:p>
+    <w:p>
+      <w:pPr>
+        <w:keepLines w:val="0"/>
+        <w:widowControl/>
+        <w:spacing w:line="240" w:lineRule="auto" w:after="42"/>
+        <w:ind w:left="346" w:hanging="346"/>
+        <w:jc w:val="both"/>
+      </w:pPr>
+      <w:r>
+        <w:rPr>
+          <w:rFonts w:ascii="Times New Roman" w:hAnsi="Times New Roman" w:eastAsia="Times New Roman"/>
+          <w:b w:val="0"/>
+          <w:i w:val="0"/>
+          <w:color w:val="5F6368"/>
+          <w:sz w:val="17"/>
+        </w:rPr>
+        <w:t xml:space="preserve">[22] Finly. “Risk Certificate.” </w:t>
+      </w:r>
+      <w:hyperlink r:id="rId33">
+        <w:r>
+          <w:rPr>
+            <w:rFonts w:ascii="Times New Roman" w:hAnsi="Times New Roman"/>
+            <w:color w:val="1F5A4C"/>
+            <w:sz w:val="17"/>
+            <w:u w:val="single"/>
+          </w:rPr>
+          <w:t>lib/risk.mjs</w:t>
+        </w:r>
+      </w:hyperlink>
+      <w:r>
+        <w:rPr>
+          <w:rFonts w:ascii="Times New Roman" w:hAnsi="Times New Roman" w:eastAsia="Times New Roman"/>
+          <w:b w:val="0"/>
+          <w:i w:val="0"/>
+          <w:color w:val="5F6368"/>
+          <w:sz w:val="17"/>
+        </w:rPr>
+        <w:t>.</w:t>
+      </w:r>
+    </w:p>
+    <w:p>
+      <w:pPr>
+        <w:keepLines w:val="0"/>
+        <w:widowControl/>
+        <w:spacing w:line="240" w:lineRule="auto" w:after="42"/>
+        <w:ind w:left="346" w:hanging="346"/>
+        <w:jc w:val="both"/>
+      </w:pPr>
+      <w:r>
+        <w:rPr>
+          <w:rFonts w:ascii="Times New Roman" w:hAnsi="Times New Roman" w:eastAsia="Times New Roman"/>
+          <w:b w:val="0"/>
+          <w:i w:val="0"/>
+          <w:color w:val="5F6368"/>
+          <w:sz w:val="17"/>
+        </w:rPr>
+        <w:t xml:space="preserve">[23] Finly. “Source-Removal and Perturbation Gate.” </w:t>
+      </w:r>
+      <w:hyperlink r:id="rId34">
+        <w:r>
+          <w:rPr>
+            <w:rFonts w:ascii="Times New Roman" w:hAnsi="Times New Roman"/>
+            <w:color w:val="1F5A4C"/>
+            <w:sz w:val="17"/>
+            <w:u w:val="single"/>
+          </w:rPr>
+          <w:t>lib/stability.mjs</w:t>
+        </w:r>
+      </w:hyperlink>
+      <w:r>
+        <w:rPr>
+          <w:rFonts w:ascii="Times New Roman" w:hAnsi="Times New Roman" w:eastAsia="Times New Roman"/>
+          <w:b w:val="0"/>
+          <w:i w:val="0"/>
+          <w:color w:val="5F6368"/>
+          <w:sz w:val="17"/>
+        </w:rPr>
+        <w:t>.</w:t>
+      </w:r>
+    </w:p>
+    <w:p>
+      <w:pPr>
+        <w:keepLines w:val="0"/>
+        <w:widowControl/>
+        <w:spacing w:line="240" w:lineRule="auto" w:after="42"/>
+        <w:ind w:left="346" w:hanging="346"/>
+        <w:jc w:val="both"/>
+      </w:pPr>
+      <w:r>
+        <w:rPr>
+          <w:rFonts w:ascii="Times New Roman" w:hAnsi="Times New Roman" w:eastAsia="Times New Roman"/>
+          <w:b w:val="0"/>
+          <w:i w:val="0"/>
+          <w:color w:val="5F6368"/>
+          <w:sz w:val="17"/>
+        </w:rPr>
+        <w:t xml:space="preserve">[24] Finly. “Latest Synthetic Options Decision Receipt.” </w:t>
+      </w:r>
+      <w:hyperlink r:id="rId35">
+        <w:r>
+          <w:rPr>
+            <w:rFonts w:ascii="Times New Roman" w:hAnsi="Times New Roman"/>
+            <w:color w:val="1F5A4C"/>
+            <w:sz w:val="17"/>
+            <w:u w:val="single"/>
+          </w:rPr>
+          <w:t>public/data/latest_receipt.json</w:t>
+        </w:r>
+      </w:hyperlink>
+      <w:r>
+        <w:rPr>
+          <w:rFonts w:ascii="Times New Roman" w:hAnsi="Times New Roman" w:eastAsia="Times New Roman"/>
+          <w:b w:val="0"/>
+          <w:i w:val="0"/>
+          <w:color w:val="5F6368"/>
+          <w:sz w:val="17"/>
+        </w:rPr>
+        <w:t>.</w:t>
+      </w:r>
+    </w:p>
+    <w:p>
+      <w:pPr>
+        <w:keepLines w:val="0"/>
+        <w:widowControl/>
+        <w:spacing w:line="240" w:lineRule="auto" w:after="42"/>
+        <w:ind w:left="346" w:hanging="346"/>
+        <w:jc w:val="both"/>
+      </w:pPr>
+      <w:r>
+        <w:rPr>
+          <w:rFonts w:ascii="Times New Roman" w:hAnsi="Times New Roman" w:eastAsia="Times New Roman"/>
+          <w:b w:val="0"/>
+          <w:i w:val="0"/>
+          <w:color w:val="5F6368"/>
+          <w:sz w:val="17"/>
+        </w:rPr>
+        <w:t xml:space="preserve">[25] Finly. “Official G4 Equity Runner.” </w:t>
+      </w:r>
+      <w:hyperlink r:id="rId36">
+        <w:r>
+          <w:rPr>
+            <w:rFonts w:ascii="Times New Roman" w:hAnsi="Times New Roman"/>
+            <w:color w:val="1F5A4C"/>
+            <w:sz w:val="17"/>
+            <w:u w:val="single"/>
+          </w:rPr>
+          <w:t>lib/g4_official_equity.mjs</w:t>
+        </w:r>
+      </w:hyperlink>
+      <w:r>
+        <w:rPr>
+          <w:rFonts w:ascii="Times New Roman" w:hAnsi="Times New Roman" w:eastAsia="Times New Roman"/>
+          <w:b w:val="0"/>
+          <w:i w:val="0"/>
+          <w:color w:val="5F6368"/>
+          <w:sz w:val="17"/>
+        </w:rPr>
+        <w:t>.</w:t>
+      </w:r>
+    </w:p>
+    <w:p>
+      <w:pPr>
+        <w:keepLines w:val="0"/>
+        <w:widowControl/>
+        <w:spacing w:line="240" w:lineRule="auto" w:after="42"/>
+        <w:ind w:left="346" w:hanging="346"/>
+        <w:jc w:val="both"/>
+      </w:pPr>
+      <w:r>
+        <w:rPr>
+          <w:rFonts w:ascii="Times New Roman" w:hAnsi="Times New Roman" w:eastAsia="Times New Roman"/>
+          <w:b w:val="0"/>
+          <w:i w:val="0"/>
+          <w:color w:val="5F6368"/>
+          <w:sz w:val="17"/>
+        </w:rPr>
+        <w:t xml:space="preserve">[26] Alpaca. “MCP Server.” </w:t>
+      </w:r>
+      <w:hyperlink r:id="rId37">
+        <w:r>
+          <w:rPr>
+            <w:rFonts w:ascii="Times New Roman" w:hAnsi="Times New Roman"/>
+            <w:color w:val="1F5A4C"/>
+            <w:sz w:val="17"/>
+            <w:u w:val="single"/>
+          </w:rPr>
+          <w:t>Official documentation</w:t>
+        </w:r>
+      </w:hyperlink>
+      <w:r>
+        <w:rPr>
+          <w:rFonts w:ascii="Times New Roman" w:hAnsi="Times New Roman" w:eastAsia="Times New Roman"/>
+          <w:b w:val="0"/>
+          <w:i w:val="0"/>
+          <w:color w:val="5F6368"/>
+          <w:sz w:val="17"/>
+        </w:rPr>
+        <w:t>.</w:t>
+      </w:r>
+    </w:p>
+    <w:p>
+      <w:pPr>
+        <w:keepLines w:val="0"/>
+        <w:widowControl/>
+        <w:spacing w:line="240" w:lineRule="auto" w:after="42"/>
+        <w:ind w:left="346" w:hanging="346"/>
+        <w:jc w:val="both"/>
+      </w:pPr>
+      <w:r>
+        <w:rPr>
+          <w:rFonts w:ascii="Times New Roman" w:hAnsi="Times New Roman" w:eastAsia="Times New Roman"/>
+          <w:b w:val="0"/>
+          <w:i w:val="0"/>
+          <w:color w:val="5F6368"/>
+          <w:sz w:val="17"/>
+        </w:rPr>
+        <w:t xml:space="preserve">[27] Finly. “Cloud Runner and Restart Design.” </w:t>
+      </w:r>
+      <w:hyperlink r:id="rId38">
         <w:r>
           <w:rPr>
             <w:rFonts w:ascii="Times New Roman" w:hAnsi="Times New Roman"/>
@@ -1362,9 +8908,9 @@
           <w:color w:val="5F6368"/>
           <w:sz w:val="17"/>
         </w:rPr>
-        <w:t xml:space="preserve">[9] Finly. “Options Policy.” </w:t>
-      </w:r>
-      <w:hyperlink r:id="rId20">
+        <w:t xml:space="preserve">[28] Finly. “Competition Forward-Profit Contract.” </w:t>
+      </w:r>
+      <w:hyperlink r:id="rId39">
         <w:r>
           <w:rPr>
             <w:rFonts w:ascii="Times New Roman" w:hAnsi="Times New Roman"/>
@@ -1372,7 +8918,7 @@
             <w:sz w:val="17"/>
             <w:u w:val="single"/>
           </w:rPr>
-          <w:t>lib/policy.mjs</w:t>
+          <w:t>config/competition-forward-profit.json</w:t>
         </w:r>
       </w:hyperlink>
       <w:r>
@@ -1402,9 +8948,9 @@
           <w:color w:val="5F6368"/>
           <w:sz w:val="17"/>
         </w:rPr>
-        <w:t xml:space="preserve">[10] Finly. “Latest Options Decision Receipt.” </w:t>
-      </w:r>
-      <w:hyperlink r:id="rId21">
+        <w:t xml:space="preserve">[29] Finly. “Public Automated-Test Run.” </w:t>
+      </w:r>
+      <w:hyperlink r:id="rId40">
         <w:r>
           <w:rPr>
             <w:rFonts w:ascii="Times New Roman" w:hAnsi="Times New Roman"/>
@@ -1412,7 +8958,7 @@
             <w:sz w:val="17"/>
             <w:u w:val="single"/>
           </w:rPr>
-          <w:t>public/data/latest_receipt.json</w:t>
+          <w:t>GitHub Actions run 33369848292</w:t>
         </w:r>
       </w:hyperlink>
       <w:r>
@@ -1442,9 +8988,89 @@
           <w:color w:val="5F6368"/>
           <w:sz w:val="17"/>
         </w:rPr>
-        <w:t xml:space="preserve">[11] Finly. “Sanitized Competition Account Snapshot.” </w:t>
-      </w:r>
-      <w:hyperlink r:id="rId22">
+        <w:t xml:space="preserve">[30] lablab.ai. </w:t>
+      </w:r>
+      <w:hyperlink r:id="rId41">
+        <w:r>
+          <w:rPr>
+            <w:rFonts w:ascii="Times New Roman" w:hAnsi="Times New Roman"/>
+            <w:color w:val="1F5A4C"/>
+            <w:sz w:val="17"/>
+            <w:u w:val="single"/>
+          </w:rPr>
+          <w:t>Alpaca AI Trading Agents Hackathon</w:t>
+        </w:r>
+      </w:hyperlink>
+      <w:r>
+        <w:rPr>
+          <w:rFonts w:ascii="Times New Roman" w:hAnsi="Times New Roman" w:eastAsia="Times New Roman"/>
+          <w:b w:val="0"/>
+          <w:i w:val="0"/>
+          <w:color w:val="5F6368"/>
+          <w:sz w:val="17"/>
+        </w:rPr>
+        <w:t>.</w:t>
+      </w:r>
+    </w:p>
+    <w:p>
+      <w:pPr>
+        <w:keepLines w:val="0"/>
+        <w:widowControl/>
+        <w:spacing w:line="240" w:lineRule="auto" w:after="42"/>
+        <w:ind w:left="346" w:hanging="346"/>
+        <w:jc w:val="both"/>
+      </w:pPr>
+      <w:r>
+        <w:rPr>
+          <w:rFonts w:ascii="Times New Roman" w:hAnsi="Times New Roman" w:eastAsia="Times New Roman"/>
+          <w:b w:val="0"/>
+          <w:i w:val="0"/>
+          <w:color w:val="5F6368"/>
+          <w:sz w:val="17"/>
+        </w:rPr>
+        <w:t xml:space="preserve">[31] Finly. </w:t>
+      </w:r>
+      <w:hyperlink r:id="rId42">
+        <w:r>
+          <w:rPr>
+            <w:rFonts w:ascii="Times New Roman" w:hAnsi="Times New Roman"/>
+            <w:color w:val="1F5A4C"/>
+            <w:sz w:val="17"/>
+            <w:u w:val="single"/>
+          </w:rPr>
+          <w:t>Public repository</w:t>
+        </w:r>
+      </w:hyperlink>
+      <w:r>
+        <w:rPr>
+          <w:rFonts w:ascii="Times New Roman" w:hAnsi="Times New Roman" w:eastAsia="Times New Roman"/>
+          <w:b w:val="0"/>
+          <w:i w:val="0"/>
+          <w:color w:val="5F6368"/>
+          <w:sz w:val="17"/>
+        </w:rPr>
+        <w:t>.</w:t>
+      </w:r>
+    </w:p>
+    <w:p>
+      <w:pPr>
+        <w:keepLines w:val="0"/>
+        <w:widowControl/>
+        <w:spacing w:line="240" w:lineRule="auto" w:after="42"/>
+        <w:ind w:left="346" w:hanging="346"/>
+        <w:jc w:val="both"/>
+      </w:pPr>
+      <w:r>
+        <w:rPr>
+          <w:rFonts w:ascii="Times New Roman" w:hAnsi="Times New Roman" w:eastAsia="Times New Roman"/>
+          <w:b w:val="0"/>
+          <w:i w:val="0"/>
+          <w:color w:val="5F6368"/>
+          <w:sz w:val="17"/>
+        </w:rPr>
+        <w:t xml:space="preserve">[32] Finly. “Sanitized Competition Account Snapshot.” </w:t>
+      </w:r>
+      <w:hyperlink r:id="rId43">
         <w:r>
           <w:rPr>
             <w:rFonts w:ascii="Times New Roman" w:hAnsi="Times New Roman"/>
@@ -1482,19 +9108,18 @@
           <w:color w:val="5F6368"/>
           <w:sz w:val="17"/>
         </w:rPr>
-        <w:t xml:space="preserve">[12] Alpaca. “MCP Server.” Official documentation. </w:t>
-      </w:r>
-      <w:hyperlink r:id="rId23">
-        <w:r>
-          <w:rPr>
-            <w:rFonts w:ascii="Times New Roman" w:hAnsi="Times New Roman"/>
-            <w:color w:val="1F5A4C"/>
-            <w:sz w:val="17"/>
-            <w:u w:val="single"/>
-          </w:rPr>
-          <w:t>docs.alpaca.markets/us/docs/alpaca-mcp-server</w:t>
-        </w:r>
-      </w:hyperlink>
+        <w:t xml:space="preserve">[33] H. White. “A Reality Check for Data Snooping.” </w:t>
+      </w:r>
+      <w:r>
+        <w:rPr>
+          <w:rFonts w:ascii="Times New Roman" w:hAnsi="Times New Roman" w:eastAsia="Times New Roman"/>
+          <w:b w:val="0"/>
+          <w:i/>
+          <w:color w:val="5F6368"/>
+          <w:sz w:val="17"/>
+        </w:rPr>
+        <w:t>Econometrica</w:t>
+      </w:r>
       <w:r>
         <w:rPr>
           <w:rFonts w:ascii="Times New Roman" w:hAnsi="Times New Roman" w:eastAsia="Times New Roman"/>
@@ -1503,128 +9128,9 @@
           <w:color w:val="5F6368"/>
           <w:sz w:val="17"/>
         </w:rPr>
-        <w:t>.</w:t>
-      </w:r>
-    </w:p>
-    <w:p>
-      <w:pPr>
-        <w:keepLines w:val="0"/>
-        <w:widowControl/>
-        <w:spacing w:line="240" w:lineRule="auto" w:after="42"/>
-        <w:ind w:left="346" w:hanging="346"/>
-        <w:jc w:val="both"/>
-      </w:pPr>
-      <w:r>
-        <w:rPr>
-          <w:rFonts w:ascii="Times New Roman" w:hAnsi="Times New Roman" w:eastAsia="Times New Roman"/>
-          <w:b w:val="0"/>
-          <w:i w:val="0"/>
-          <w:color w:val="5F6368"/>
-          <w:sz w:val="17"/>
-        </w:rPr>
-        <w:t xml:space="preserve">[13] Finly. “Competition Forward-Profit Contract.” </w:t>
-      </w:r>
-      <w:hyperlink r:id="rId24">
-        <w:r>
-          <w:rPr>
-            <w:rFonts w:ascii="Times New Roman" w:hAnsi="Times New Roman"/>
-            <w:color w:val="1F5A4C"/>
-            <w:sz w:val="17"/>
-            <w:u w:val="single"/>
-          </w:rPr>
-          <w:t>config/competition-forward-profit.json</w:t>
-        </w:r>
-      </w:hyperlink>
-      <w:r>
-        <w:rPr>
-          <w:rFonts w:ascii="Times New Roman" w:hAnsi="Times New Roman" w:eastAsia="Times New Roman"/>
-          <w:b w:val="0"/>
-          <w:i w:val="0"/>
-          <w:color w:val="5F6368"/>
-          <w:sz w:val="17"/>
-        </w:rPr>
-        <w:t>.</w:t>
-      </w:r>
-    </w:p>
-    <w:p>
-      <w:pPr>
-        <w:keepLines w:val="0"/>
-        <w:widowControl/>
-        <w:spacing w:line="240" w:lineRule="auto" w:after="42"/>
-        <w:ind w:left="346" w:hanging="346"/>
-        <w:jc w:val="both"/>
-      </w:pPr>
-      <w:r>
-        <w:rPr>
-          <w:rFonts w:ascii="Times New Roman" w:hAnsi="Times New Roman" w:eastAsia="Times New Roman"/>
-          <w:b w:val="0"/>
-          <w:i w:val="0"/>
-          <w:color w:val="5F6368"/>
-          <w:sz w:val="17"/>
-        </w:rPr>
-        <w:t xml:space="preserve">[14] Finly. “Public Automated-Test Run.” </w:t>
-      </w:r>
-      <w:hyperlink r:id="rId25">
-        <w:r>
-          <w:rPr>
-            <w:rFonts w:ascii="Times New Roman" w:hAnsi="Times New Roman"/>
-            <w:color w:val="1F5A4C"/>
-            <w:sz w:val="17"/>
-            <w:u w:val="single"/>
-          </w:rPr>
-          <w:t>GitHub Actions run 33369848292</w:t>
-        </w:r>
-      </w:hyperlink>
-      <w:r>
-        <w:rPr>
-          <w:rFonts w:ascii="Times New Roman" w:hAnsi="Times New Roman" w:eastAsia="Times New Roman"/>
-          <w:b w:val="0"/>
-          <w:i w:val="0"/>
-          <w:color w:val="5F6368"/>
-          <w:sz w:val="17"/>
-        </w:rPr>
-        <w:t>.</w:t>
-      </w:r>
-    </w:p>
-    <w:p>
-      <w:pPr>
-        <w:keepLines w:val="0"/>
-        <w:widowControl/>
-        <w:spacing w:line="240" w:lineRule="auto" w:after="42"/>
-        <w:ind w:left="346" w:hanging="346"/>
-        <w:jc w:val="both"/>
-      </w:pPr>
-      <w:r>
-        <w:rPr>
-          <w:rFonts w:ascii="Times New Roman" w:hAnsi="Times New Roman" w:eastAsia="Times New Roman"/>
-          <w:b w:val="0"/>
-          <w:i w:val="0"/>
-          <w:color w:val="5F6368"/>
-          <w:sz w:val="17"/>
-        </w:rPr>
-        <w:t xml:space="preserve">[15] H. White. “A Reality Check for Data Snooping.” </w:t>
-      </w:r>
-      <w:r>
-        <w:rPr>
-          <w:rFonts w:ascii="Times New Roman" w:hAnsi="Times New Roman" w:eastAsia="Times New Roman"/>
-          <w:b w:val="0"/>
-          <w:i/>
-          <w:color w:val="5F6368"/>
-          <w:sz w:val="17"/>
-        </w:rPr>
-        <w:t>Econometrica</w:t>
-      </w:r>
-      <w:r>
-        <w:rPr>
-          <w:rFonts w:ascii="Times New Roman" w:hAnsi="Times New Roman" w:eastAsia="Times New Roman"/>
-          <w:b w:val="0"/>
-          <w:i w:val="0"/>
-          <w:color w:val="5F6368"/>
-          <w:sz w:val="17"/>
-        </w:rPr>
         <w:t xml:space="preserve"> 68, no. 5 (2000): 1097–1126. </w:t>
       </w:r>
-      <w:hyperlink r:id="rId26">
+      <w:hyperlink r:id="rId44">
         <w:r>
           <w:rPr>
             <w:rFonts w:ascii="Times New Roman" w:hAnsi="Times New Roman"/>
@@ -1662,7 +9168,7 @@
           <w:color w:val="5F6368"/>
           <w:sz w:val="17"/>
         </w:rPr>
-        <w:t xml:space="preserve">[16] D. H. Bailey and M. López de Prado. “The Deflated Sharpe Ratio: Correcting for Selection Bias, Backtest Overfitting, and Non-Normality.” </w:t>
+        <w:t xml:space="preserve">[34] D. H. Bailey and M. López de Prado. “The Deflated Sharpe Ratio: Correcting for Selection Bias, Backtest Overfitting, and Non-Normality.” </w:t>
       </w:r>
       <w:r>
         <w:rPr>
@@ -1684,7 +9190,7 @@
         </w:rPr>
         <w:t xml:space="preserve"> 40, no. 5 (2014): 94–107. </w:t>
       </w:r>
-      <w:hyperlink r:id="rId27">
+      <w:hyperlink r:id="rId45">
         <w:r>
           <w:rPr>
             <w:rFonts w:ascii="Times New Roman" w:hAnsi="Times New Roman"/>
@@ -1693,46 +9199,6 @@
             <w:u w:val="single"/>
           </w:rPr>
           <w:t>doi:10.3905/jpm.2014.40.5.094</w:t>
-        </w:r>
-      </w:hyperlink>
-      <w:r>
-        <w:rPr>
-          <w:rFonts w:ascii="Times New Roman" w:hAnsi="Times New Roman" w:eastAsia="Times New Roman"/>
-          <w:b w:val="0"/>
-          <w:i w:val="0"/>
-          <w:color w:val="5F6368"/>
-          <w:sz w:val="17"/>
-        </w:rPr>
-        <w:t>.</w:t>
-      </w:r>
-    </w:p>
-    <w:p>
-      <w:pPr>
-        <w:keepLines w:val="0"/>
-        <w:widowControl/>
-        <w:spacing w:line="240" w:lineRule="auto" w:after="42"/>
-        <w:ind w:left="346" w:hanging="346"/>
-        <w:jc w:val="both"/>
-      </w:pPr>
-      <w:r>
-        <w:rPr>
-          <w:rFonts w:ascii="Times New Roman" w:hAnsi="Times New Roman" w:eastAsia="Times New Roman"/>
-          <w:b w:val="0"/>
-          <w:i w:val="0"/>
-          <w:color w:val="5F6368"/>
-          <w:sz w:val="17"/>
-        </w:rPr>
-        <w:t xml:space="preserve">[17] Alpaca. “Paper Trading.” Official documentation. </w:t>
-      </w:r>
-      <w:hyperlink r:id="rId28">
-        <w:r>
-          <w:rPr>
-            <w:rFonts w:ascii="Times New Roman" w:hAnsi="Times New Roman"/>
-            <w:color w:val="1F5A4C"/>
-            <w:sz w:val="17"/>
-            <w:u w:val="single"/>
-          </w:rPr>
-          <w:t>docs.alpaca.markets/docs/paper-trading</w:t>
         </w:r>
       </w:hyperlink>
       <w:r>

--- a/public/judge/Finly_Technical_Paper.docx
+++ b/public/judge/Finly_Technical_Paper.docx
@@ -158,7 +158,7 @@
           <w:color w:val="171717"/>
           <w:sz w:val="20"/>
         </w:rPr>
-        <w:t>This paper specifies the algorithms, causal timing, cost conventions, statistical tests, risk constraints, state transitions, and reproducibility boundary. The evidence supports an inspectable paper-trading experiment, not durable alpha, verified live options profit, or future outperformance.</w:t>
+        <w:t>This paper specifies the algorithms, causal timing, cost conventions, statistical tests, risk constraints, state transitions, and reproducibility boundary. At the first closing bell, Finly was up $95.32 while the same-$100,000 SPY raw-price benchmark was down $57.99, a $153.31 advantage at one exact timestamp. The evidence supports an inspectable paper-trading experiment, not durable alpha, verified live options profit, or future outperformance.</w:t>
       </w:r>
     </w:p>
     <w:p>
@@ -6653,7 +6653,7 @@
           <w:color w:val="171717"/>
           <w:sz w:val="22"/>
         </w:rPr>
-        <w:t>The scorer is GET-only. Primary P&amp;L is verified account equity minus $100,000. Secondary comparison values Finly and SPY at one exact timestamp from regular-hours raw one-minute Alpaca IEX prices without forward filling. It checks the activity interval, rejects unexplained transfers, and verifies order provenance [28]. At this paper's cutoff, no live-window result existed.</w:t>
+        <w:t>The GET-only scorer compares Finly with same-timestamp SPY and rejects cashflow or provenance breaks [28]. At the first close, Finly was +$95.32 versus SPY -$57.99 at 4:00 p.m. ET: +$153.31 after 15 fills and zero external cashflows [35].</w:t>
       </w:r>
     </w:p>
     <w:p>
@@ -6688,7 +6688,7 @@
           <w:color w:val="171717"/>
           <w:sz w:val="22"/>
         </w:rPr>
-        <w:t>The public run executed 806 tests: 804 passed, none failed, and two were skipped [29]. Coverage includes schemas, evidence separation, G4 weights, causal lag, costs, option payoff, Black–Scholes, scenario determinism, removals, perturbations, risk limits, HMAC scopes, broker translation, stale preflight, duplicate recovery, encryption, calendar boundaries, forward attribution, and artifact checks. This establishes tested software behavior, not forecast accuracy or profitability.</w:t>
+        <w:t>The public run executed 809 tests: 807 passed, none failed, and two were skipped [29]. Coverage includes schemas, evidence separation, G4 weights, causal lag, costs, option payoff, Black–Scholes, scenario determinism, removals, perturbations, risk limits, HMAC scopes, broker translation, stale preflight, duplicate recovery, encryption, calendar boundaries, forward attribution, and artifact checks. This establishes tested software behavior, not forecast accuracy or profitability.</w:t>
       </w:r>
     </w:p>
     <w:p>
@@ -9199,6 +9199,46 @@
             <w:u w:val="single"/>
           </w:rPr>
           <w:t>doi:10.3905/jpm.2014.40.5.094</w:t>
+        </w:r>
+      </w:hyperlink>
+      <w:r>
+        <w:rPr>
+          <w:rFonts w:ascii="Times New Roman" w:hAnsi="Times New Roman" w:eastAsia="Times New Roman"/>
+          <w:b w:val="0"/>
+          <w:i w:val="0"/>
+          <w:color w:val="5F6368"/>
+          <w:sz w:val="17"/>
+        </w:rPr>
+        <w:t>.</w:t>
+      </w:r>
+    </w:p>
+    <w:p>
+      <w:pPr>
+        <w:keepLines w:val="0"/>
+        <w:widowControl/>
+        <w:spacing w:line="240" w:lineRule="auto" w:after="42"/>
+        <w:ind w:left="346" w:hanging="346"/>
+        <w:jc w:val="both"/>
+      </w:pPr>
+      <w:r>
+        <w:rPr>
+          <w:rFonts w:ascii="Times New Roman" w:hAnsi="Times New Roman" w:eastAsia="Times New Roman"/>
+          <w:b w:val="0"/>
+          <w:i w:val="0"/>
+          <w:color w:val="5F6368"/>
+          <w:sz w:val="17"/>
+        </w:rPr>
+        <w:t xml:space="preserve">[35] Finly. “First-Session Same-Clock Forward Measurement.” </w:t>
+      </w:r>
+      <w:hyperlink r:id="rId46">
+        <w:r>
+          <w:rPr>
+            <w:rFonts w:ascii="Times New Roman" w:hAnsi="Times New Roman"/>
+            <w:color w:val="1F5A4C"/>
+            <w:sz w:val="17"/>
+            <w:u w:val="single"/>
+          </w:rPr>
+          <w:t>public/data/competition_forward_profit_2026_08_31.json</w:t>
         </w:r>
       </w:hyperlink>
       <w:r>
